--- a/format.docx
+++ b/format.docx
@@ -123,390 +123,13 @@
         <mc:AlternateContent>
           <mc:Choice Requires="wps">
             <w:drawing>
-              <wp:anchor distT="0" distB="0" distL="114300" distR="114300" simplePos="0" relativeHeight="251683840" behindDoc="0" locked="0" layoutInCell="1" allowOverlap="1" wp14:anchorId="6C1D4738" wp14:editId="3A423312">
+              <wp:anchor distT="0" distB="0" distL="114300" distR="114300" simplePos="0" relativeHeight="251684864" behindDoc="0" locked="0" layoutInCell="1" allowOverlap="1" wp14:anchorId="18ADF99B" wp14:editId="61F73B81">
                 <wp:simplePos x="0" y="0"/>
                 <wp:positionH relativeFrom="column">
-                  <wp:posOffset>3575049</wp:posOffset>
+                  <wp:posOffset>8439785</wp:posOffset>
                 </wp:positionH>
                 <wp:positionV relativeFrom="paragraph">
-                  <wp:posOffset>2825115</wp:posOffset>
-                </wp:positionV>
-                <wp:extent cx="1101725" cy="995528"/>
-                <wp:effectExtent l="0" t="0" r="22225" b="14605"/>
-                <wp:wrapNone/>
-                <wp:docPr id="10" name="Rectangle 10"/>
-                <wp:cNvGraphicFramePr/>
-                <a:graphic xmlns:a="http://schemas.openxmlformats.org/drawingml/2006/main">
-                  <a:graphicData uri="http://schemas.microsoft.com/office/word/2010/wordprocessingShape">
-                    <wps:wsp>
-                      <wps:cNvSpPr/>
-                      <wps:spPr>
-                        <a:xfrm>
-                          <a:off x="0" y="0"/>
-                          <a:ext cx="1101725" cy="995528"/>
-                        </a:xfrm>
-                        <a:prstGeom prst="rect">
-                          <a:avLst/>
-                        </a:prstGeom>
-                        <a:noFill/>
-                        <a:ln w="19050">
-                          <a:solidFill>
-                            <a:schemeClr val="tx1"/>
-                          </a:solidFill>
-                        </a:ln>
-                      </wps:spPr>
-                      <wps:style>
-                        <a:lnRef idx="2">
-                          <a:schemeClr val="accent1">
-                            <a:shade val="15000"/>
-                          </a:schemeClr>
-                        </a:lnRef>
-                        <a:fillRef idx="1">
-                          <a:schemeClr val="accent1"/>
-                        </a:fillRef>
-                        <a:effectRef idx="0">
-                          <a:schemeClr val="accent1"/>
-                        </a:effectRef>
-                        <a:fontRef idx="minor">
-                          <a:schemeClr val="lt1"/>
-                        </a:fontRef>
-                      </wps:style>
-                      <wps:txbx>
-                        <w:txbxContent>
-                          <w:p>
-                            <w:pPr>
-                              <w:pStyle w:val="BodyText"/>
-                              <w:spacing w:before="37"/>
-                              <w:rPr>
-                                <w:b/>
-                                <w:bCs/>
-                                <w:sz w:val="12"/>
-                              </w:rPr>
-                            </w:pPr>
-                            <w:r>
-                              <w:rPr>
-                                <w:b/>
-                                <w:bCs/>
-                                <w:sz w:val="12"/>
-                              </w:rPr>
-                              <w:t xml:space="preserve">10/10/2026 </w:t>
-                            </w:r>
-                            <w:r>
-                              <w:rPr>
-                                <w:b/>
-                                <w:bCs/>
-                                <w:sz w:val="12"/>
-                              </w:rPr>
-                              <w:t>6</w:t>
-                            </w:r>
-                            <w:r>
-                              <w:rPr>
-                                <w:b/>
-                                <w:bCs/>
-                                <w:sz w:val="12"/>
-                              </w:rPr>
-                              <w:t>:</w:t>
-                            </w:r>
-                            <w:r>
-                              <w:rPr>
-                                <w:b/>
-                                <w:bCs/>
-                                <w:sz w:val="12"/>
-                              </w:rPr>
-                              <w:t>30</w:t>
-                            </w:r>
-                            <w:r>
-                              <w:rPr>
-                                <w:b/>
-                                <w:bCs/>
-                                <w:sz w:val="12"/>
-                              </w:rPr>
-                              <w:t xml:space="preserve"> AM to 10/10/2(2hrs 30 30minutes)</w:t>
-                            </w:r>
-                            <w:r>
-                              <w:rPr>
-                                <w:b/>
-                                <w:bCs/>
-                                <w:sz w:val="12"/>
-                              </w:rPr>
-                              <w:t xml:space="preserve"> </w:t>
-                            </w:r>
-                            <w:r>
-                              <w:rPr>
-                                <w:b/>
-                                <w:bCs/>
-                                <w:sz w:val="12"/>
-                              </w:rPr>
-                              <w:t xml:space="preserve">10/10/2026 </w:t>
-                            </w:r>
-                            <w:r>
-                              <w:rPr>
-                                <w:b/>
-                                <w:bCs/>
-                                <w:sz w:val="12"/>
-                              </w:rPr>
-                              <w:t>6</w:t>
-                            </w:r>
-                            <w:r>
-                              <w:rPr>
-                                <w:b/>
-                                <w:bCs/>
-                                <w:sz w:val="12"/>
-                              </w:rPr>
-                              <w:t>:</w:t>
-                            </w:r>
-                            <w:r>
-                              <w:rPr>
-                                <w:b/>
-                                <w:bCs/>
-                                <w:sz w:val="12"/>
-                              </w:rPr>
-                              <w:t>30</w:t>
-                            </w:r>
-                            <w:r>
-                              <w:rPr>
-                                <w:b/>
-                                <w:bCs/>
-                                <w:sz w:val="12"/>
-                              </w:rPr>
-                              <w:t xml:space="preserve"> AM to 10/10/2026 </w:t>
-                            </w:r>
-                            <w:r>
-                              <w:rPr>
-                                <w:b/>
-                                <w:bCs/>
-                                <w:sz w:val="12"/>
-                              </w:rPr>
-                              <w:t>09</w:t>
-                            </w:r>
-                            <w:r>
-                              <w:rPr>
-                                <w:b/>
-                                <w:bCs/>
-                                <w:sz w:val="12"/>
-                              </w:rPr>
-                              <w:t>:</w:t>
-                            </w:r>
-                            <w:r>
-                              <w:rPr>
-                                <w:b/>
-                                <w:bCs/>
-                                <w:sz w:val="12"/>
-                              </w:rPr>
-                              <w:t>00</w:t>
-                            </w:r>
-                            <w:r>
-                              <w:rPr>
-                                <w:b/>
-                                <w:bCs/>
-                                <w:sz w:val="12"/>
-                              </w:rPr>
-                              <w:t xml:space="preserve"> AM</w:t>
-                            </w:r>
-                          </w:p>
-                          <w:p>
-                            <w:pPr>
-                              <w:jc w:val="center"/>
-                            </w:pPr>
-                            <w:r>
-                              <w:rPr>
-                                <w:b/>
-                                <w:bCs/>
-                                <w:sz w:val="12"/>
-                              </w:rPr>
-                              <w:t>(2hrs 30 30minutes)</w:t>
-                            </w:r>
-                          </w:p>
-                        </w:txbxContent>
-                      </wps:txbx>
-                      <wps:bodyPr rot="0" spcFirstLastPara="0" vertOverflow="overflow" horzOverflow="overflow" vert="horz" wrap="square" lIns="91440" tIns="45720" rIns="91440" bIns="45720" numCol="1" spcCol="0" rtlCol="0" fromWordArt="0" anchor="ctr" anchorCtr="0" forceAA="0" compatLnSpc="1">
-                        <a:prstTxWarp prst="textNoShape">
-                          <a:avLst/>
-                        </a:prstTxWarp>
-                        <a:noAutofit/>
-                      </wps:bodyPr>
-                    </wps:wsp>
-                  </a:graphicData>
-                </a:graphic>
-                <wp14:sizeRelH relativeFrom="margin">
-                  <wp14:pctWidth>0</wp14:pctWidth>
-                </wp14:sizeRelH>
-                <wp14:sizeRelV relativeFrom="margin">
-                  <wp14:pctHeight>0</wp14:pctHeight>
-                </wp14:sizeRelV>
-              </wp:anchor>
-            </w:drawing>
-          </mc:Choice>
-          <mc:Fallback>
-            <w:pict>
-              <v:rect w14:anchorId="6C1D4738" id="Rectangle 10" o:spid="_x0000_s1026" style="position:absolute;margin-left:281.5pt;margin-top:222.45pt;width:86.75pt;height:78.4pt;z-index:251683840;visibility:visible;mso-wrap-style:square;mso-width-percent:0;mso-height-percent:0;mso-wrap-distance-left:9pt;mso-wrap-distance-top:0;mso-wrap-distance-right:9pt;mso-wrap-distance-bottom:0;mso-position-horizontal:absolute;mso-position-horizontal-relative:text;mso-position-vertical:absolute;mso-position-vertical-relative:text;mso-width-percent:0;mso-height-percent:0;mso-width-relative:margin;mso-height-relative:margin;v-text-anchor:middle" o:gfxdata="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" filled="f" strokecolor="black [3213]" strokeweight="1.5pt">
-                <v:textbox>
-                  <w:txbxContent>
-                    <w:p>
-                      <w:pPr>
-                        <w:pStyle w:val="BodyText"/>
-                        <w:spacing w:before="37"/>
-                        <w:rPr>
-                          <w:b/>
-                          <w:bCs/>
-                          <w:sz w:val="12"/>
-                        </w:rPr>
-                      </w:pPr>
-                      <w:r>
-                        <w:rPr>
-                          <w:b/>
-                          <w:bCs/>
-                          <w:sz w:val="12"/>
-                        </w:rPr>
-                        <w:t xml:space="preserve">10/10/2026 </w:t>
-                      </w:r>
-                      <w:r>
-                        <w:rPr>
-                          <w:b/>
-                          <w:bCs/>
-                          <w:sz w:val="12"/>
-                        </w:rPr>
-                        <w:t>6</w:t>
-                      </w:r>
-                      <w:r>
-                        <w:rPr>
-                          <w:b/>
-                          <w:bCs/>
-                          <w:sz w:val="12"/>
-                        </w:rPr>
-                        <w:t>:</w:t>
-                      </w:r>
-                      <w:r>
-                        <w:rPr>
-                          <w:b/>
-                          <w:bCs/>
-                          <w:sz w:val="12"/>
-                        </w:rPr>
-                        <w:t>30</w:t>
-                      </w:r>
-                      <w:r>
-                        <w:rPr>
-                          <w:b/>
-                          <w:bCs/>
-                          <w:sz w:val="12"/>
-                        </w:rPr>
-                        <w:t xml:space="preserve"> AM to 10/10/2(2hrs 30 30minutes)</w:t>
-                      </w:r>
-                      <w:r>
-                        <w:rPr>
-                          <w:b/>
-                          <w:bCs/>
-                          <w:sz w:val="12"/>
-                        </w:rPr>
-                        <w:t xml:space="preserve"> </w:t>
-                      </w:r>
-                      <w:r>
-                        <w:rPr>
-                          <w:b/>
-                          <w:bCs/>
-                          <w:sz w:val="12"/>
-                        </w:rPr>
-                        <w:t xml:space="preserve">10/10/2026 </w:t>
-                      </w:r>
-                      <w:r>
-                        <w:rPr>
-                          <w:b/>
-                          <w:bCs/>
-                          <w:sz w:val="12"/>
-                        </w:rPr>
-                        <w:t>6</w:t>
-                      </w:r>
-                      <w:r>
-                        <w:rPr>
-                          <w:b/>
-                          <w:bCs/>
-                          <w:sz w:val="12"/>
-                        </w:rPr>
-                        <w:t>:</w:t>
-                      </w:r>
-                      <w:r>
-                        <w:rPr>
-                          <w:b/>
-                          <w:bCs/>
-                          <w:sz w:val="12"/>
-                        </w:rPr>
-                        <w:t>30</w:t>
-                      </w:r>
-                      <w:r>
-                        <w:rPr>
-                          <w:b/>
-                          <w:bCs/>
-                          <w:sz w:val="12"/>
-                        </w:rPr>
-                        <w:t xml:space="preserve"> AM to 10/10/2026 </w:t>
-                      </w:r>
-                      <w:r>
-                        <w:rPr>
-                          <w:b/>
-                          <w:bCs/>
-                          <w:sz w:val="12"/>
-                        </w:rPr>
-                        <w:t>09</w:t>
-                      </w:r>
-                      <w:r>
-                        <w:rPr>
-                          <w:b/>
-                          <w:bCs/>
-                          <w:sz w:val="12"/>
-                        </w:rPr>
-                        <w:t>:</w:t>
-                      </w:r>
-                      <w:r>
-                        <w:rPr>
-                          <w:b/>
-                          <w:bCs/>
-                          <w:sz w:val="12"/>
-                        </w:rPr>
-                        <w:t>00</w:t>
-                      </w:r>
-                      <w:r>
-                        <w:rPr>
-                          <w:b/>
-                          <w:bCs/>
-                          <w:sz w:val="12"/>
-                        </w:rPr>
-                        <w:t xml:space="preserve"> AM</w:t>
-                      </w:r>
-                    </w:p>
-                    <w:p>
-                      <w:pPr>
-                        <w:jc w:val="center"/>
-                      </w:pPr>
-                      <w:r>
-                        <w:rPr>
-                          <w:b/>
-                          <w:bCs/>
-                          <w:sz w:val="12"/>
-                        </w:rPr>
-                        <w:t>(2hrs 30 30minutes)</w:t>
-                      </w:r>
-                    </w:p>
-                  </w:txbxContent>
-                </v:textbox>
-              </v:rect>
-            </w:pict>
-          </mc:Fallback>
-        </mc:AlternateContent>
-      </w:r>
-      <w:r>
-        <w:rPr>
-          <w:noProof/>
-        </w:rPr>
-        <mc:AlternateContent>
-          <mc:Choice Requires="wps">
-            <w:drawing>
-              <wp:anchor distT="0" distB="0" distL="114300" distR="114300" simplePos="0" relativeHeight="251684864" behindDoc="0" locked="0" layoutInCell="1" allowOverlap="1" wp14:anchorId="18ADF99B" wp14:editId="654D6E65">
-                <wp:simplePos x="0" y="0"/>
-                <wp:positionH relativeFrom="column">
-                  <wp:posOffset>8439946</wp:posOffset>
-                </wp:positionH>
-                <wp:positionV relativeFrom="paragraph">
-                  <wp:posOffset>2803525</wp:posOffset>
+                  <wp:posOffset>2879725</wp:posOffset>
                 </wp:positionV>
                 <wp:extent cx="1016000" cy="1016000"/>
                 <wp:effectExtent l="0" t="0" r="12700" b="12700"/>
@@ -767,7 +390,7 @@
           </mc:Choice>
           <mc:Fallback>
             <w:pict>
-              <v:rect w14:anchorId="18ADF99B" id="Rectangle 11" o:spid="_x0000_s1027" style="position:absolute;margin-left:664.55pt;margin-top:220.75pt;width:80pt;height:80pt;z-index:251684864;visibility:visible;mso-wrap-style:square;mso-width-percent:0;mso-height-percent:0;mso-wrap-distance-left:9pt;mso-wrap-distance-top:0;mso-wrap-distance-right:9pt;mso-wrap-distance-bottom:0;mso-position-horizontal:absolute;mso-position-horizontal-relative:text;mso-position-vertical:absolute;mso-position-vertical-relative:text;mso-width-percent:0;mso-height-percent:0;mso-width-relative:margin;mso-height-relative:margin;v-text-anchor:middle" o:gfxdata="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" filled="f" strokecolor="black [3213]" strokeweight="1.5pt">
+              <v:rect w14:anchorId="18ADF99B" id="Rectangle 11" o:spid="_x0000_s1026" style="position:absolute;margin-left:664.55pt;margin-top:226.75pt;width:80pt;height:80pt;z-index:251684864;visibility:visible;mso-wrap-style:square;mso-width-percent:0;mso-height-percent:0;mso-wrap-distance-left:9pt;mso-wrap-distance-top:0;mso-wrap-distance-right:9pt;mso-wrap-distance-bottom:0;mso-position-horizontal:absolute;mso-position-horizontal-relative:text;mso-position-vertical:absolute;mso-position-vertical-relative:text;mso-width-percent:0;mso-height-percent:0;mso-width-relative:margin;mso-height-relative:margin;v-text-anchor:middle" o:gfxdata="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" filled="f" strokecolor="black [3213]" strokeweight="1.5pt">
                 <v:textbox>
                   <w:txbxContent>
                     <w:p>
@@ -979,6 +602,383 @@
         <mc:AlternateContent>
           <mc:Choice Requires="wps">
             <w:drawing>
+              <wp:anchor distT="0" distB="0" distL="114300" distR="114300" simplePos="0" relativeHeight="251683840" behindDoc="0" locked="0" layoutInCell="1" allowOverlap="1" wp14:anchorId="6C1D4738" wp14:editId="3D4B10A0">
+                <wp:simplePos x="0" y="0"/>
+                <wp:positionH relativeFrom="column">
+                  <wp:posOffset>3573379</wp:posOffset>
+                </wp:positionH>
+                <wp:positionV relativeFrom="paragraph">
+                  <wp:posOffset>2810577</wp:posOffset>
+                </wp:positionV>
+                <wp:extent cx="1101725" cy="982579"/>
+                <wp:effectExtent l="0" t="0" r="22225" b="27305"/>
+                <wp:wrapNone/>
+                <wp:docPr id="10" name="Rectangle 10"/>
+                <wp:cNvGraphicFramePr/>
+                <a:graphic xmlns:a="http://schemas.openxmlformats.org/drawingml/2006/main">
+                  <a:graphicData uri="http://schemas.microsoft.com/office/word/2010/wordprocessingShape">
+                    <wps:wsp>
+                      <wps:cNvSpPr/>
+                      <wps:spPr>
+                        <a:xfrm>
+                          <a:off x="0" y="0"/>
+                          <a:ext cx="1101725" cy="982579"/>
+                        </a:xfrm>
+                        <a:prstGeom prst="rect">
+                          <a:avLst/>
+                        </a:prstGeom>
+                        <a:noFill/>
+                        <a:ln w="19050">
+                          <a:solidFill>
+                            <a:schemeClr val="tx1"/>
+                          </a:solidFill>
+                        </a:ln>
+                      </wps:spPr>
+                      <wps:style>
+                        <a:lnRef idx="2">
+                          <a:schemeClr val="accent1">
+                            <a:shade val="15000"/>
+                          </a:schemeClr>
+                        </a:lnRef>
+                        <a:fillRef idx="1">
+                          <a:schemeClr val="accent1"/>
+                        </a:fillRef>
+                        <a:effectRef idx="0">
+                          <a:schemeClr val="accent1"/>
+                        </a:effectRef>
+                        <a:fontRef idx="minor">
+                          <a:schemeClr val="lt1"/>
+                        </a:fontRef>
+                      </wps:style>
+                      <wps:txbx>
+                        <w:txbxContent>
+                          <w:p>
+                            <w:pPr>
+                              <w:pStyle w:val="BodyText"/>
+                              <w:spacing w:before="37"/>
+                              <w:rPr>
+                                <w:b/>
+                                <w:bCs/>
+                                <w:sz w:val="12"/>
+                              </w:rPr>
+                            </w:pPr>
+                            <w:r>
+                              <w:rPr>
+                                <w:b/>
+                                <w:bCs/>
+                                <w:sz w:val="12"/>
+                              </w:rPr>
+                              <w:t xml:space="preserve">10/10/2026 </w:t>
+                            </w:r>
+                            <w:r>
+                              <w:rPr>
+                                <w:b/>
+                                <w:bCs/>
+                                <w:sz w:val="12"/>
+                              </w:rPr>
+                              <w:t>6</w:t>
+                            </w:r>
+                            <w:r>
+                              <w:rPr>
+                                <w:b/>
+                                <w:bCs/>
+                                <w:sz w:val="12"/>
+                              </w:rPr>
+                              <w:t>:</w:t>
+                            </w:r>
+                            <w:r>
+                              <w:rPr>
+                                <w:b/>
+                                <w:bCs/>
+                                <w:sz w:val="12"/>
+                              </w:rPr>
+                              <w:t>30</w:t>
+                            </w:r>
+                            <w:r>
+                              <w:rPr>
+                                <w:b/>
+                                <w:bCs/>
+                                <w:sz w:val="12"/>
+                              </w:rPr>
+                              <w:t xml:space="preserve"> AM to 10/10/2(2hrs 30 30minutes)</w:t>
+                            </w:r>
+                            <w:r>
+                              <w:rPr>
+                                <w:b/>
+                                <w:bCs/>
+                                <w:sz w:val="12"/>
+                              </w:rPr>
+                              <w:t xml:space="preserve"> </w:t>
+                            </w:r>
+                            <w:r>
+                              <w:rPr>
+                                <w:b/>
+                                <w:bCs/>
+                                <w:sz w:val="12"/>
+                              </w:rPr>
+                              <w:t xml:space="preserve">10/10/2026 </w:t>
+                            </w:r>
+                            <w:r>
+                              <w:rPr>
+                                <w:b/>
+                                <w:bCs/>
+                                <w:sz w:val="12"/>
+                              </w:rPr>
+                              <w:t>6</w:t>
+                            </w:r>
+                            <w:r>
+                              <w:rPr>
+                                <w:b/>
+                                <w:bCs/>
+                                <w:sz w:val="12"/>
+                              </w:rPr>
+                              <w:t>:</w:t>
+                            </w:r>
+                            <w:r>
+                              <w:rPr>
+                                <w:b/>
+                                <w:bCs/>
+                                <w:sz w:val="12"/>
+                              </w:rPr>
+                              <w:t>30</w:t>
+                            </w:r>
+                            <w:r>
+                              <w:rPr>
+                                <w:b/>
+                                <w:bCs/>
+                                <w:sz w:val="12"/>
+                              </w:rPr>
+                              <w:t xml:space="preserve"> AM to 10/10/2026 </w:t>
+                            </w:r>
+                            <w:r>
+                              <w:rPr>
+                                <w:b/>
+                                <w:bCs/>
+                                <w:sz w:val="12"/>
+                              </w:rPr>
+                              <w:t>09</w:t>
+                            </w:r>
+                            <w:r>
+                              <w:rPr>
+                                <w:b/>
+                                <w:bCs/>
+                                <w:sz w:val="12"/>
+                              </w:rPr>
+                              <w:t>:</w:t>
+                            </w:r>
+                            <w:r>
+                              <w:rPr>
+                                <w:b/>
+                                <w:bCs/>
+                                <w:sz w:val="12"/>
+                              </w:rPr>
+                              <w:t>00</w:t>
+                            </w:r>
+                            <w:r>
+                              <w:rPr>
+                                <w:b/>
+                                <w:bCs/>
+                                <w:sz w:val="12"/>
+                              </w:rPr>
+                              <w:t xml:space="preserve"> AM</w:t>
+                            </w:r>
+                          </w:p>
+                          <w:p>
+                            <w:pPr>
+                              <w:jc w:val="center"/>
+                            </w:pPr>
+                            <w:r>
+                              <w:rPr>
+                                <w:b/>
+                                <w:bCs/>
+                                <w:sz w:val="12"/>
+                              </w:rPr>
+                              <w:t>(2hrs 30 30minutes)</w:t>
+                            </w:r>
+                          </w:p>
+                        </w:txbxContent>
+                      </wps:txbx>
+                      <wps:bodyPr rot="0" spcFirstLastPara="0" vertOverflow="overflow" horzOverflow="overflow" vert="horz" wrap="square" lIns="91440" tIns="45720" rIns="91440" bIns="45720" numCol="1" spcCol="0" rtlCol="0" fromWordArt="0" anchor="ctr" anchorCtr="0" forceAA="0" compatLnSpc="1">
+                        <a:prstTxWarp prst="textNoShape">
+                          <a:avLst/>
+                        </a:prstTxWarp>
+                        <a:noAutofit/>
+                      </wps:bodyPr>
+                    </wps:wsp>
+                  </a:graphicData>
+                </a:graphic>
+                <wp14:sizeRelH relativeFrom="margin">
+                  <wp14:pctWidth>0</wp14:pctWidth>
+                </wp14:sizeRelH>
+                <wp14:sizeRelV relativeFrom="margin">
+                  <wp14:pctHeight>0</wp14:pctHeight>
+                </wp14:sizeRelV>
+              </wp:anchor>
+            </w:drawing>
+          </mc:Choice>
+          <mc:Fallback>
+            <w:pict>
+              <v:rect w14:anchorId="6C1D4738" id="Rectangle 10" o:spid="_x0000_s1027" style="position:absolute;margin-left:281.35pt;margin-top:221.3pt;width:86.75pt;height:77.35pt;z-index:251683840;visibility:visible;mso-wrap-style:square;mso-width-percent:0;mso-height-percent:0;mso-wrap-distance-left:9pt;mso-wrap-distance-top:0;mso-wrap-distance-right:9pt;mso-wrap-distance-bottom:0;mso-position-horizontal:absolute;mso-position-horizontal-relative:text;mso-position-vertical:absolute;mso-position-vertical-relative:text;mso-width-percent:0;mso-height-percent:0;mso-width-relative:margin;mso-height-relative:margin;v-text-anchor:middle" o:gfxdata="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" filled="f" strokecolor="black [3213]" strokeweight="1.5pt">
+                <v:textbox>
+                  <w:txbxContent>
+                    <w:p>
+                      <w:pPr>
+                        <w:pStyle w:val="BodyText"/>
+                        <w:spacing w:before="37"/>
+                        <w:rPr>
+                          <w:b/>
+                          <w:bCs/>
+                          <w:sz w:val="12"/>
+                        </w:rPr>
+                      </w:pPr>
+                      <w:r>
+                        <w:rPr>
+                          <w:b/>
+                          <w:bCs/>
+                          <w:sz w:val="12"/>
+                        </w:rPr>
+                        <w:t xml:space="preserve">10/10/2026 </w:t>
+                      </w:r>
+                      <w:r>
+                        <w:rPr>
+                          <w:b/>
+                          <w:bCs/>
+                          <w:sz w:val="12"/>
+                        </w:rPr>
+                        <w:t>6</w:t>
+                      </w:r>
+                      <w:r>
+                        <w:rPr>
+                          <w:b/>
+                          <w:bCs/>
+                          <w:sz w:val="12"/>
+                        </w:rPr>
+                        <w:t>:</w:t>
+                      </w:r>
+                      <w:r>
+                        <w:rPr>
+                          <w:b/>
+                          <w:bCs/>
+                          <w:sz w:val="12"/>
+                        </w:rPr>
+                        <w:t>30</w:t>
+                      </w:r>
+                      <w:r>
+                        <w:rPr>
+                          <w:b/>
+                          <w:bCs/>
+                          <w:sz w:val="12"/>
+                        </w:rPr>
+                        <w:t xml:space="preserve"> AM to 10/10/2(2hrs 30 30minutes)</w:t>
+                      </w:r>
+                      <w:r>
+                        <w:rPr>
+                          <w:b/>
+                          <w:bCs/>
+                          <w:sz w:val="12"/>
+                        </w:rPr>
+                        <w:t xml:space="preserve"> </w:t>
+                      </w:r>
+                      <w:r>
+                        <w:rPr>
+                          <w:b/>
+                          <w:bCs/>
+                          <w:sz w:val="12"/>
+                        </w:rPr>
+                        <w:t xml:space="preserve">10/10/2026 </w:t>
+                      </w:r>
+                      <w:r>
+                        <w:rPr>
+                          <w:b/>
+                          <w:bCs/>
+                          <w:sz w:val="12"/>
+                        </w:rPr>
+                        <w:t>6</w:t>
+                      </w:r>
+                      <w:r>
+                        <w:rPr>
+                          <w:b/>
+                          <w:bCs/>
+                          <w:sz w:val="12"/>
+                        </w:rPr>
+                        <w:t>:</w:t>
+                      </w:r>
+                      <w:r>
+                        <w:rPr>
+                          <w:b/>
+                          <w:bCs/>
+                          <w:sz w:val="12"/>
+                        </w:rPr>
+                        <w:t>30</w:t>
+                      </w:r>
+                      <w:r>
+                        <w:rPr>
+                          <w:b/>
+                          <w:bCs/>
+                          <w:sz w:val="12"/>
+                        </w:rPr>
+                        <w:t xml:space="preserve"> AM to 10/10/2026 </w:t>
+                      </w:r>
+                      <w:r>
+                        <w:rPr>
+                          <w:b/>
+                          <w:bCs/>
+                          <w:sz w:val="12"/>
+                        </w:rPr>
+                        <w:t>09</w:t>
+                      </w:r>
+                      <w:r>
+                        <w:rPr>
+                          <w:b/>
+                          <w:bCs/>
+                          <w:sz w:val="12"/>
+                        </w:rPr>
+                        <w:t>:</w:t>
+                      </w:r>
+                      <w:r>
+                        <w:rPr>
+                          <w:b/>
+                          <w:bCs/>
+                          <w:sz w:val="12"/>
+                        </w:rPr>
+                        <w:t>00</w:t>
+                      </w:r>
+                      <w:r>
+                        <w:rPr>
+                          <w:b/>
+                          <w:bCs/>
+                          <w:sz w:val="12"/>
+                        </w:rPr>
+                        <w:t xml:space="preserve"> AM</w:t>
+                      </w:r>
+                    </w:p>
+                    <w:p>
+                      <w:pPr>
+                        <w:jc w:val="center"/>
+                      </w:pPr>
+                      <w:r>
+                        <w:rPr>
+                          <w:b/>
+                          <w:bCs/>
+                          <w:sz w:val="12"/>
+                        </w:rPr>
+                        <w:t>(2hrs 30 30minutes)</w:t>
+                      </w:r>
+                    </w:p>
+                  </w:txbxContent>
+                </v:textbox>
+              </v:rect>
+            </w:pict>
+          </mc:Fallback>
+        </mc:AlternateContent>
+      </w:r>
+      <w:r>
+        <w:rPr>
+          <w:noProof/>
+        </w:rPr>
+        <mc:AlternateContent>
+          <mc:Choice Requires="wps">
+            <w:drawing>
               <wp:anchor distT="0" distB="0" distL="0" distR="0" simplePos="0" relativeHeight="251682816" behindDoc="1" locked="0" layoutInCell="1" allowOverlap="1" wp14:anchorId="669116A5" wp14:editId="671E9EBE">
                 <wp:simplePos x="0" y="0"/>
                 <wp:positionH relativeFrom="page">
@@ -1245,12 +1245,37 @@
                                       <w:sz w:val="12"/>
                                     </w:rPr>
                                   </w:pPr>
+                                  <w:proofErr w:type="gramStart"/>
                                   <w:r>
                                     <w:rPr>
                                       <w:b/>
                                       <w:sz w:val="12"/>
                                     </w:rPr>
-                                    <w:t>{{ total_volume }}</w:t>
+                                    <w:t xml:space="preserve">{{ </w:t>
+                                  </w:r>
+                                  <w:proofErr w:type="spellStart"/>
+                                  <w:r>
+                                    <w:rPr>
+                                      <w:b/>
+                                      <w:sz w:val="12"/>
+                                    </w:rPr>
+                                    <w:t>total</w:t>
+                                  </w:r>
+                                  <w:proofErr w:type="gramEnd"/>
+                                  <w:r>
+                                    <w:rPr>
+                                      <w:b/>
+                                      <w:sz w:val="12"/>
+                                    </w:rPr>
+                                    <w:t>_volume</w:t>
+                                  </w:r>
+                                  <w:proofErr w:type="spellEnd"/>
+                                  <w:r>
+                                    <w:rPr>
+                                      <w:b/>
+                                      <w:sz w:val="12"/>
+                                    </w:rPr>
+                                    <w:t xml:space="preserve"> }}</w:t>
                                   </w:r>
                                 </w:p>
                               </w:tc>
@@ -1318,12 +1343,37 @@
                                       <w:sz w:val="12"/>
                                     </w:rPr>
                                   </w:pPr>
+                                  <w:proofErr w:type="gramStart"/>
                                   <w:r>
                                     <w:rPr>
                                       <w:b/>
                                       <w:sz w:val="12"/>
                                     </w:rPr>
-                                    <w:t>{{ total_blocks }}</w:t>
+                                    <w:t xml:space="preserve">{{ </w:t>
+                                  </w:r>
+                                  <w:proofErr w:type="spellStart"/>
+                                  <w:r>
+                                    <w:rPr>
+                                      <w:b/>
+                                      <w:sz w:val="12"/>
+                                    </w:rPr>
+                                    <w:t>total</w:t>
+                                  </w:r>
+                                  <w:proofErr w:type="gramEnd"/>
+                                  <w:r>
+                                    <w:rPr>
+                                      <w:b/>
+                                      <w:sz w:val="12"/>
+                                    </w:rPr>
+                                    <w:t>_blocks</w:t>
+                                  </w:r>
+                                  <w:proofErr w:type="spellEnd"/>
+                                  <w:r>
+                                    <w:rPr>
+                                      <w:b/>
+                                      <w:sz w:val="12"/>
+                                    </w:rPr>
+                                    <w:t xml:space="preserve"> }}</w:t>
                                   </w:r>
                                 </w:p>
                               </w:tc>
@@ -1571,12 +1621,37 @@
                                 <w:sz w:val="12"/>
                               </w:rPr>
                             </w:pPr>
+                            <w:proofErr w:type="gramStart"/>
                             <w:r>
                               <w:rPr>
                                 <w:b/>
                                 <w:sz w:val="12"/>
                               </w:rPr>
-                              <w:t>{{ total_volume }}</w:t>
+                              <w:t xml:space="preserve">{{ </w:t>
+                            </w:r>
+                            <w:proofErr w:type="spellStart"/>
+                            <w:r>
+                              <w:rPr>
+                                <w:b/>
+                                <w:sz w:val="12"/>
+                              </w:rPr>
+                              <w:t>total</w:t>
+                            </w:r>
+                            <w:proofErr w:type="gramEnd"/>
+                            <w:r>
+                              <w:rPr>
+                                <w:b/>
+                                <w:sz w:val="12"/>
+                              </w:rPr>
+                              <w:t>_volume</w:t>
+                            </w:r>
+                            <w:proofErr w:type="spellEnd"/>
+                            <w:r>
+                              <w:rPr>
+                                <w:b/>
+                                <w:sz w:val="12"/>
+                              </w:rPr>
+                              <w:t xml:space="preserve"> }}</w:t>
                             </w:r>
                           </w:p>
                         </w:tc>
@@ -1644,12 +1719,37 @@
                                 <w:sz w:val="12"/>
                               </w:rPr>
                             </w:pPr>
+                            <w:proofErr w:type="gramStart"/>
                             <w:r>
                               <w:rPr>
                                 <w:b/>
                                 <w:sz w:val="12"/>
                               </w:rPr>
-                              <w:t>{{ total_blocks }}</w:t>
+                              <w:t xml:space="preserve">{{ </w:t>
+                            </w:r>
+                            <w:proofErr w:type="spellStart"/>
+                            <w:r>
+                              <w:rPr>
+                                <w:b/>
+                                <w:sz w:val="12"/>
+                              </w:rPr>
+                              <w:t>total</w:t>
+                            </w:r>
+                            <w:proofErr w:type="gramEnd"/>
+                            <w:r>
+                              <w:rPr>
+                                <w:b/>
+                                <w:sz w:val="12"/>
+                              </w:rPr>
+                              <w:t>_blocks</w:t>
+                            </w:r>
+                            <w:proofErr w:type="spellEnd"/>
+                            <w:r>
+                              <w:rPr>
+                                <w:b/>
+                                <w:sz w:val="12"/>
+                              </w:rPr>
+                              <w:t xml:space="preserve"> }}</w:t>
                             </w:r>
                           </w:p>
                         </w:tc>
@@ -2082,11 +2182,33 @@
                                       <w:sz w:val="12"/>
                                     </w:rPr>
                                   </w:pPr>
-                                  <w:r>
-                                    <w:rPr>
-                                      <w:sz w:val="12"/>
-                                    </w:rPr>
-                                    <w:t>{{ form_ap_no }}</w:t>
+                                  <w:proofErr w:type="gramStart"/>
+                                  <w:r>
+                                    <w:rPr>
+                                      <w:sz w:val="12"/>
+                                    </w:rPr>
+                                    <w:t xml:space="preserve">{{ </w:t>
+                                  </w:r>
+                                  <w:proofErr w:type="spellStart"/>
+                                  <w:r>
+                                    <w:rPr>
+                                      <w:sz w:val="12"/>
+                                    </w:rPr>
+                                    <w:t>form</w:t>
+                                  </w:r>
+                                  <w:proofErr w:type="gramEnd"/>
+                                  <w:r>
+                                    <w:rPr>
+                                      <w:sz w:val="12"/>
+                                    </w:rPr>
+                                    <w:t>_ap_no</w:t>
+                                  </w:r>
+                                  <w:proofErr w:type="spellEnd"/>
+                                  <w:r>
+                                    <w:rPr>
+                                      <w:sz w:val="12"/>
+                                    </w:rPr>
+                                    <w:t xml:space="preserve"> }}</w:t>
                                   </w:r>
                                 </w:p>
                               </w:tc>
@@ -2123,6 +2245,7 @@
                                     </w:rPr>
                                     <w:t xml:space="preserve"> </w:t>
                                   </w:r>
+                                  <w:proofErr w:type="gramStart"/>
                                   <w:r>
                                     <w:rPr>
                                       <w:sz w:val="12"/>
@@ -2133,13 +2256,42 @@
                                     <w:rPr>
                                       <w:sz w:val="12"/>
                                     </w:rPr>
-                                    <w:t xml:space="preserve"> : </w:t>
-                                  </w:r>
-                                  <w:r>
-                                    <w:rPr>
-                                      <w:sz w:val="12"/>
-                                    </w:rPr>
-                                    <w:t>{{ sr_no }}</w:t>
+                                    <w:t xml:space="preserve"> :</w:t>
+                                  </w:r>
+                                  <w:proofErr w:type="gramEnd"/>
+                                  <w:r>
+                                    <w:rPr>
+                                      <w:sz w:val="12"/>
+                                    </w:rPr>
+                                    <w:t xml:space="preserve"> </w:t>
+                                  </w:r>
+                                  <w:proofErr w:type="gramStart"/>
+                                  <w:r>
+                                    <w:rPr>
+                                      <w:sz w:val="12"/>
+                                    </w:rPr>
+                                    <w:t xml:space="preserve">{{ </w:t>
+                                  </w:r>
+                                  <w:proofErr w:type="spellStart"/>
+                                  <w:r>
+                                    <w:rPr>
+                                      <w:sz w:val="12"/>
+                                    </w:rPr>
+                                    <w:t>sr</w:t>
+                                  </w:r>
+                                  <w:proofErr w:type="gramEnd"/>
+                                  <w:r>
+                                    <w:rPr>
+                                      <w:sz w:val="12"/>
+                                    </w:rPr>
+                                    <w:t>_no</w:t>
+                                  </w:r>
+                                  <w:proofErr w:type="spellEnd"/>
+                                  <w:r>
+                                    <w:rPr>
+                                      <w:sz w:val="12"/>
+                                    </w:rPr>
+                                    <w:t xml:space="preserve"> }}</w:t>
                                   </w:r>
                                 </w:p>
                               </w:tc>
@@ -2242,11 +2394,47 @@
                                       <w:sz w:val="12"/>
                                     </w:rPr>
                                   </w:pPr>
-                                  <w:r>
-                                    <w:rPr>
-                                      <w:sz w:val="12"/>
-                                    </w:rPr>
-                                    <w:t>{{ mdp_no }}</w:t>
+                                  <w:proofErr w:type="gramStart"/>
+                                  <w:r>
+                                    <w:rPr>
+                                      <w:sz w:val="12"/>
+                                    </w:rPr>
+                                    <w:t xml:space="preserve">{{ </w:t>
+                                  </w:r>
+                                  <w:proofErr w:type="spellStart"/>
+                                  <w:r>
+                                    <w:rPr>
+                                      <w:sz w:val="12"/>
+                                    </w:rPr>
+                                    <w:t>mdp</w:t>
+                                  </w:r>
+                                  <w:proofErr w:type="gramEnd"/>
+                                  <w:r>
+                                    <w:rPr>
+                                      <w:sz w:val="12"/>
+                                    </w:rPr>
+                                    <w:t>_</w:t>
+                                  </w:r>
+                                  <w:proofErr w:type="gramStart"/>
+                                  <w:r>
+                                    <w:rPr>
+                                      <w:sz w:val="12"/>
+                                    </w:rPr>
+                                    <w:t>no</w:t>
+                                  </w:r>
+                                  <w:proofErr w:type="spellEnd"/>
+                                  <w:r>
+                                    <w:rPr>
+                                      <w:sz w:val="12"/>
+                                    </w:rPr>
+                                    <w:t xml:space="preserve"> }</w:t>
+                                  </w:r>
+                                  <w:proofErr w:type="gramEnd"/>
+                                  <w:r>
+                                    <w:rPr>
+                                      <w:sz w:val="12"/>
+                                    </w:rPr>
+                                    <w:t>}</w:t>
                                   </w:r>
                                   <w:r>
                                     <w:rPr>
@@ -2368,11 +2556,33 @@
                                       <w:sz w:val="12"/>
                                     </w:rPr>
                                   </w:pPr>
-                                  <w:r>
-                                    <w:rPr>
-                                      <w:sz w:val="12"/>
-                                    </w:rPr>
-                                    <w:t>{{ lease_no }}</w:t>
+                                  <w:proofErr w:type="gramStart"/>
+                                  <w:r>
+                                    <w:rPr>
+                                      <w:sz w:val="12"/>
+                                    </w:rPr>
+                                    <w:t xml:space="preserve">{{ </w:t>
+                                  </w:r>
+                                  <w:proofErr w:type="spellStart"/>
+                                  <w:r>
+                                    <w:rPr>
+                                      <w:sz w:val="12"/>
+                                    </w:rPr>
+                                    <w:t>lease</w:t>
+                                  </w:r>
+                                  <w:proofErr w:type="gramEnd"/>
+                                  <w:r>
+                                    <w:rPr>
+                                      <w:sz w:val="12"/>
+                                    </w:rPr>
+                                    <w:t>_no</w:t>
+                                  </w:r>
+                                  <w:proofErr w:type="spellEnd"/>
+                                  <w:r>
+                                    <w:rPr>
+                                      <w:sz w:val="12"/>
+                                    </w:rPr>
+                                    <w:t xml:space="preserve"> }}</w:t>
                                   </w:r>
                                 </w:p>
                               </w:tc>
@@ -2400,11 +2610,19 @@
                                     </w:rPr>
                                     <w:t xml:space="preserve">Barcode: </w:t>
                                   </w:r>
-                                  <w:r>
-                                    <w:rPr>
-                                      <w:sz w:val="12"/>
-                                    </w:rPr>
-                                    <w:t>{{ barcode }}</w:t>
+                                  <w:proofErr w:type="gramStart"/>
+                                  <w:r>
+                                    <w:rPr>
+                                      <w:sz w:val="12"/>
+                                    </w:rPr>
+                                    <w:t>{{ barcode</w:t>
+                                  </w:r>
+                                  <w:proofErr w:type="gramEnd"/>
+                                  <w:r>
+                                    <w:rPr>
+                                      <w:sz w:val="12"/>
+                                    </w:rPr>
+                                    <w:t xml:space="preserve"> }}</w:t>
                                   </w:r>
                                 </w:p>
                               </w:tc>
@@ -2524,13 +2742,41 @@
                                       <w:sz w:val="12"/>
                                     </w:rPr>
                                   </w:pPr>
+                                  <w:proofErr w:type="gramStart"/>
                                   <w:r>
                                     <w:rPr>
                                       <w:b/>
                                       <w:bCs/>
                                       <w:sz w:val="12"/>
                                     </w:rPr>
-                                    <w:t>{{ lease_name }}</w:t>
+                                    <w:t xml:space="preserve">{{ </w:t>
+                                  </w:r>
+                                  <w:proofErr w:type="spellStart"/>
+                                  <w:r>
+                                    <w:rPr>
+                                      <w:b/>
+                                      <w:bCs/>
+                                      <w:sz w:val="12"/>
+                                    </w:rPr>
+                                    <w:t>lease</w:t>
+                                  </w:r>
+                                  <w:proofErr w:type="gramEnd"/>
+                                  <w:r>
+                                    <w:rPr>
+                                      <w:b/>
+                                      <w:bCs/>
+                                      <w:sz w:val="12"/>
+                                    </w:rPr>
+                                    <w:t>_name</w:t>
+                                  </w:r>
+                                  <w:proofErr w:type="spellEnd"/>
+                                  <w:r>
+                                    <w:rPr>
+                                      <w:b/>
+                                      <w:bCs/>
+                                      <w:sz w:val="12"/>
+                                    </w:rPr>
+                                    <w:t xml:space="preserve"> }}</w:t>
                                   </w:r>
                                 </w:p>
                               </w:tc>
@@ -2607,13 +2853,41 @@
                                     </w:rPr>
                                     <w:t xml:space="preserve"> </w:t>
                                   </w:r>
+                                  <w:proofErr w:type="gramStart"/>
                                   <w:r>
                                     <w:rPr>
                                       <w:b w:val="0"/>
                                       <w:bCs w:val="0"/>
                                       <w:sz w:val="12"/>
                                     </w:rPr>
-                                    <w:t>{{ type_of_land }}</w:t>
+                                    <w:t xml:space="preserve">{{ </w:t>
+                                  </w:r>
+                                  <w:proofErr w:type="spellStart"/>
+                                  <w:r>
+                                    <w:rPr>
+                                      <w:b w:val="0"/>
+                                      <w:bCs w:val="0"/>
+                                      <w:sz w:val="12"/>
+                                    </w:rPr>
+                                    <w:t>type</w:t>
+                                  </w:r>
+                                  <w:proofErr w:type="gramEnd"/>
+                                  <w:r>
+                                    <w:rPr>
+                                      <w:b w:val="0"/>
+                                      <w:bCs w:val="0"/>
+                                      <w:sz w:val="12"/>
+                                    </w:rPr>
+                                    <w:t>_of_land</w:t>
+                                  </w:r>
+                                  <w:proofErr w:type="spellEnd"/>
+                                  <w:r>
+                                    <w:rPr>
+                                      <w:b w:val="0"/>
+                                      <w:bCs w:val="0"/>
+                                      <w:sz w:val="12"/>
+                                    </w:rPr>
+                                    <w:t xml:space="preserve"> }}</w:t>
                                   </w:r>
                                 </w:p>
                               </w:tc>
@@ -2741,6 +3015,7 @@
                                     </w:rPr>
                                     <w:t xml:space="preserve"> </w:t>
                                   </w:r>
+                                  <w:proofErr w:type="gramStart"/>
                                   <w:r>
                                     <w:rPr>
                                       <w:sz w:val="12"/>
@@ -2757,13 +3032,42 @@
                                     <w:rPr>
                                       <w:sz w:val="12"/>
                                     </w:rPr>
-                                    <w:t xml:space="preserve">: </w:t>
-                                  </w:r>
-                                  <w:r>
-                                    <w:rPr>
-                                      <w:sz w:val="12"/>
-                                    </w:rPr>
-                                    <w:t>{{ gst_no }}</w:t>
+                                    <w:t>:</w:t>
+                                  </w:r>
+                                  <w:proofErr w:type="gramEnd"/>
+                                  <w:r>
+                                    <w:rPr>
+                                      <w:sz w:val="12"/>
+                                    </w:rPr>
+                                    <w:t xml:space="preserve"> </w:t>
+                                  </w:r>
+                                  <w:proofErr w:type="gramStart"/>
+                                  <w:r>
+                                    <w:rPr>
+                                      <w:sz w:val="12"/>
+                                    </w:rPr>
+                                    <w:t xml:space="preserve">{{ </w:t>
+                                  </w:r>
+                                  <w:proofErr w:type="spellStart"/>
+                                  <w:r>
+                                    <w:rPr>
+                                      <w:sz w:val="12"/>
+                                    </w:rPr>
+                                    <w:t>gst</w:t>
+                                  </w:r>
+                                  <w:proofErr w:type="gramEnd"/>
+                                  <w:r>
+                                    <w:rPr>
+                                      <w:sz w:val="12"/>
+                                    </w:rPr>
+                                    <w:t>_no</w:t>
+                                  </w:r>
+                                  <w:proofErr w:type="spellEnd"/>
+                                  <w:r>
+                                    <w:rPr>
+                                      <w:sz w:val="12"/>
+                                    </w:rPr>
+                                    <w:t xml:space="preserve"> }}</w:t>
                                   </w:r>
                                 </w:p>
                               </w:tc>
@@ -2847,11 +3151,33 @@
                                       <w:sz w:val="12"/>
                                     </w:rPr>
                                   </w:pPr>
-                                  <w:r>
-                                    <w:rPr>
-                                      <w:sz w:val="12"/>
-                                    </w:rPr>
-                                    <w:t>{{ taluk_district }}</w:t>
+                                  <w:proofErr w:type="gramStart"/>
+                                  <w:r>
+                                    <w:rPr>
+                                      <w:sz w:val="12"/>
+                                    </w:rPr>
+                                    <w:t xml:space="preserve">{{ </w:t>
+                                  </w:r>
+                                  <w:proofErr w:type="spellStart"/>
+                                  <w:r>
+                                    <w:rPr>
+                                      <w:sz w:val="12"/>
+                                    </w:rPr>
+                                    <w:t>taluk</w:t>
+                                  </w:r>
+                                  <w:proofErr w:type="gramEnd"/>
+                                  <w:r>
+                                    <w:rPr>
+                                      <w:sz w:val="12"/>
+                                    </w:rPr>
+                                    <w:t>_district</w:t>
+                                  </w:r>
+                                  <w:proofErr w:type="spellEnd"/>
+                                  <w:r>
+                                    <w:rPr>
+                                      <w:sz w:val="12"/>
+                                    </w:rPr>
+                                    <w:t xml:space="preserve"> }}</w:t>
                                   </w:r>
                                 </w:p>
                               </w:tc>
@@ -2881,11 +3207,33 @@
                                     </w:rPr>
                                     <w:t xml:space="preserve">Loading Place: </w:t>
                                   </w:r>
-                                  <w:r>
-                                    <w:rPr>
-                                      <w:sz w:val="12"/>
-                                    </w:rPr>
-                                    <w:t>{{ loading_place }}</w:t>
+                                  <w:proofErr w:type="gramStart"/>
+                                  <w:r>
+                                    <w:rPr>
+                                      <w:sz w:val="12"/>
+                                    </w:rPr>
+                                    <w:t xml:space="preserve">{{ </w:t>
+                                  </w:r>
+                                  <w:proofErr w:type="spellStart"/>
+                                  <w:r>
+                                    <w:rPr>
+                                      <w:sz w:val="12"/>
+                                    </w:rPr>
+                                    <w:t>loading</w:t>
+                                  </w:r>
+                                  <w:proofErr w:type="gramEnd"/>
+                                  <w:r>
+                                    <w:rPr>
+                                      <w:sz w:val="12"/>
+                                    </w:rPr>
+                                    <w:t>_place</w:t>
+                                  </w:r>
+                                  <w:proofErr w:type="spellEnd"/>
+                                  <w:r>
+                                    <w:rPr>
+                                      <w:sz w:val="12"/>
+                                    </w:rPr>
+                                    <w:t xml:space="preserve"> }}</w:t>
                                   </w:r>
                                 </w:p>
                               </w:tc>
@@ -2970,11 +3318,19 @@
                                       <w:sz w:val="12"/>
                                     </w:rPr>
                                   </w:pPr>
-                                  <w:r>
-                                    <w:rPr>
-                                      <w:sz w:val="12"/>
-                                    </w:rPr>
-                                    <w:t>{{ quantity }}</w:t>
+                                  <w:proofErr w:type="gramStart"/>
+                                  <w:r>
+                                    <w:rPr>
+                                      <w:sz w:val="12"/>
+                                    </w:rPr>
+                                    <w:t>{{ quantity</w:t>
+                                  </w:r>
+                                  <w:proofErr w:type="gramEnd"/>
+                                  <w:r>
+                                    <w:rPr>
+                                      <w:sz w:val="12"/>
+                                    </w:rPr>
+                                    <w:t xml:space="preserve"> }}</w:t>
                                   </w:r>
                                 </w:p>
                               </w:tc>
@@ -3023,11 +3379,33 @@
                                     </w:rPr>
                                     <w:t xml:space="preserve"> </w:t>
                                   </w:r>
-                                  <w:r>
-                                    <w:rPr>
-                                      <w:sz w:val="12"/>
-                                    </w:rPr>
-                                    <w:t>{{ mdp_type }}</w:t>
+                                  <w:proofErr w:type="gramStart"/>
+                                  <w:r>
+                                    <w:rPr>
+                                      <w:sz w:val="12"/>
+                                    </w:rPr>
+                                    <w:t xml:space="preserve">{{ </w:t>
+                                  </w:r>
+                                  <w:proofErr w:type="spellStart"/>
+                                  <w:r>
+                                    <w:rPr>
+                                      <w:sz w:val="12"/>
+                                    </w:rPr>
+                                    <w:t>mdp</w:t>
+                                  </w:r>
+                                  <w:proofErr w:type="gramEnd"/>
+                                  <w:r>
+                                    <w:rPr>
+                                      <w:sz w:val="12"/>
+                                    </w:rPr>
+                                    <w:t>_type</w:t>
+                                  </w:r>
+                                  <w:proofErr w:type="spellEnd"/>
+                                  <w:r>
+                                    <w:rPr>
+                                      <w:sz w:val="12"/>
+                                    </w:rPr>
+                                    <w:t xml:space="preserve"> }}</w:t>
                                   </w:r>
                                 </w:p>
                               </w:tc>
@@ -3236,11 +3614,33 @@
                                       <w:sz w:val="12"/>
                                     </w:rPr>
                                   </w:pPr>
-                                  <w:r>
-                                    <w:rPr>
-                                      <w:sz w:val="12"/>
-                                    </w:rPr>
-                                    <w:t>{{ form_ap_purpose }}</w:t>
+                                  <w:proofErr w:type="gramStart"/>
+                                  <w:r>
+                                    <w:rPr>
+                                      <w:sz w:val="12"/>
+                                    </w:rPr>
+                                    <w:t xml:space="preserve">{{ </w:t>
+                                  </w:r>
+                                  <w:proofErr w:type="spellStart"/>
+                                  <w:r>
+                                    <w:rPr>
+                                      <w:sz w:val="12"/>
+                                    </w:rPr>
+                                    <w:t>form</w:t>
+                                  </w:r>
+                                  <w:proofErr w:type="gramEnd"/>
+                                  <w:r>
+                                    <w:rPr>
+                                      <w:sz w:val="12"/>
+                                    </w:rPr>
+                                    <w:t>_ap_purpose</w:t>
+                                  </w:r>
+                                  <w:proofErr w:type="spellEnd"/>
+                                  <w:r>
+                                    <w:rPr>
+                                      <w:sz w:val="12"/>
+                                    </w:rPr>
+                                    <w:t xml:space="preserve"> }}</w:t>
                                   </w:r>
                                 </w:p>
                               </w:tc>
@@ -3372,11 +3772,33 @@
                                       <w:sz w:val="12"/>
                                     </w:rPr>
                                   </w:pPr>
-                                  <w:r>
-                                    <w:rPr>
-                                      <w:sz w:val="12"/>
-                                    </w:rPr>
-                                    <w:t>{{ mineral_grade }}</w:t>
+                                  <w:proofErr w:type="gramStart"/>
+                                  <w:r>
+                                    <w:rPr>
+                                      <w:sz w:val="12"/>
+                                    </w:rPr>
+                                    <w:t xml:space="preserve">{{ </w:t>
+                                  </w:r>
+                                  <w:proofErr w:type="spellStart"/>
+                                  <w:r>
+                                    <w:rPr>
+                                      <w:sz w:val="12"/>
+                                    </w:rPr>
+                                    <w:t>mineral</w:t>
+                                  </w:r>
+                                  <w:proofErr w:type="gramEnd"/>
+                                  <w:r>
+                                    <w:rPr>
+                                      <w:sz w:val="12"/>
+                                    </w:rPr>
+                                    <w:t>_grade</w:t>
+                                  </w:r>
+                                  <w:proofErr w:type="spellEnd"/>
+                                  <w:r>
+                                    <w:rPr>
+                                      <w:sz w:val="12"/>
+                                    </w:rPr>
+                                    <w:t xml:space="preserve"> }}</w:t>
                                   </w:r>
                                 </w:p>
                               </w:tc>
@@ -3484,12 +3906,37 @@
                                       <w:sz w:val="12"/>
                                     </w:rPr>
                                   </w:pPr>
+                                  <w:proofErr w:type="gramStart"/>
                                   <w:r>
                                     <w:rPr>
                                       <w:b/>
                                       <w:sz w:val="12"/>
                                     </w:rPr>
-                                    <w:t>{{ total_amount_paid }}</w:t>
+                                    <w:t xml:space="preserve">{{ </w:t>
+                                  </w:r>
+                                  <w:proofErr w:type="spellStart"/>
+                                  <w:r>
+                                    <w:rPr>
+                                      <w:b/>
+                                      <w:sz w:val="12"/>
+                                    </w:rPr>
+                                    <w:t>total</w:t>
+                                  </w:r>
+                                  <w:proofErr w:type="gramEnd"/>
+                                  <w:r>
+                                    <w:rPr>
+                                      <w:b/>
+                                      <w:sz w:val="12"/>
+                                    </w:rPr>
+                                    <w:t>_amount_paid</w:t>
+                                  </w:r>
+                                  <w:proofErr w:type="spellEnd"/>
+                                  <w:r>
+                                    <w:rPr>
+                                      <w:b/>
+                                      <w:sz w:val="12"/>
+                                    </w:rPr>
+                                    <w:t xml:space="preserve"> }}</w:t>
                                   </w:r>
                                 </w:p>
                               </w:tc>
@@ -3597,13 +4044,23 @@
                                       <w:sz w:val="12"/>
                                     </w:rPr>
                                   </w:pPr>
+                                  <w:proofErr w:type="gramStart"/>
                                   <w:r>
                                     <w:rPr>
                                       <w:b/>
                                       <w:bCs/>
                                       <w:sz w:val="12"/>
                                     </w:rPr>
-                                    <w:t>{{ buyer }}</w:t>
+                                    <w:t>{{ buyer</w:t>
+                                  </w:r>
+                                  <w:proofErr w:type="gramEnd"/>
+                                  <w:r>
+                                    <w:rPr>
+                                      <w:b/>
+                                      <w:bCs/>
+                                      <w:sz w:val="12"/>
+                                    </w:rPr>
+                                    <w:t xml:space="preserve"> }}</w:t>
                                   </w:r>
                                 </w:p>
                               </w:tc>
@@ -3708,11 +4165,19 @@
                                       <w:sz w:val="12"/>
                                     </w:rPr>
                                   </w:pPr>
-                                  <w:r>
-                                    <w:rPr>
-                                      <w:sz w:val="12"/>
-                                    </w:rPr>
-                                    <w:t>{{ route }}</w:t>
+                                  <w:proofErr w:type="gramStart"/>
+                                  <w:r>
+                                    <w:rPr>
+                                      <w:sz w:val="12"/>
+                                    </w:rPr>
+                                    <w:t>{{ route</w:t>
+                                  </w:r>
+                                  <w:proofErr w:type="gramEnd"/>
+                                  <w:r>
+                                    <w:rPr>
+                                      <w:sz w:val="12"/>
+                                    </w:rPr>
+                                    <w:t xml:space="preserve"> }}</w:t>
                                   </w:r>
                                 </w:p>
                               </w:tc>
@@ -3798,13 +4263,23 @@
                                       <w:sz w:val="12"/>
                                     </w:rPr>
                                   </w:pPr>
+                                  <w:proofErr w:type="gramStart"/>
                                   <w:r>
                                     <w:rPr>
                                       <w:b/>
                                       <w:bCs/>
                                       <w:sz w:val="12"/>
                                     </w:rPr>
-                                    <w:t>{{ validity }}</w:t>
+                                    <w:t>{{ validity</w:t>
+                                  </w:r>
+                                  <w:proofErr w:type="gramEnd"/>
+                                  <w:r>
+                                    <w:rPr>
+                                      <w:b/>
+                                      <w:bCs/>
+                                      <w:sz w:val="12"/>
+                                    </w:rPr>
+                                    <w:t xml:space="preserve"> }}</w:t>
                                   </w:r>
                                 </w:p>
                               </w:tc>
@@ -3922,11 +4397,33 @@
                                       <w:sz w:val="12"/>
                                     </w:rPr>
                                   </w:pPr>
-                                  <w:r>
-                                    <w:rPr>
-                                      <w:sz w:val="12"/>
-                                    </w:rPr>
-                                    <w:t>{{ check_post }}</w:t>
+                                  <w:proofErr w:type="gramStart"/>
+                                  <w:r>
+                                    <w:rPr>
+                                      <w:sz w:val="12"/>
+                                    </w:rPr>
+                                    <w:t xml:space="preserve">{{ </w:t>
+                                  </w:r>
+                                  <w:proofErr w:type="spellStart"/>
+                                  <w:r>
+                                    <w:rPr>
+                                      <w:sz w:val="12"/>
+                                    </w:rPr>
+                                    <w:t>check</w:t>
+                                  </w:r>
+                                  <w:proofErr w:type="gramEnd"/>
+                                  <w:r>
+                                    <w:rPr>
+                                      <w:sz w:val="12"/>
+                                    </w:rPr>
+                                    <w:t>_post</w:t>
+                                  </w:r>
+                                  <w:proofErr w:type="spellEnd"/>
+                                  <w:r>
+                                    <w:rPr>
+                                      <w:sz w:val="12"/>
+                                    </w:rPr>
+                                    <w:t xml:space="preserve"> }}</w:t>
                                   </w:r>
                                 </w:p>
                               </w:tc>
@@ -4041,11 +4538,33 @@
                                       <w:sz w:val="12"/>
                                     </w:rPr>
                                   </w:pPr>
-                                  <w:r>
-                                    <w:rPr>
-                                      <w:sz w:val="12"/>
-                                    </w:rPr>
-                                    <w:t>{{ vehicle_no }}</w:t>
+                                  <w:proofErr w:type="gramStart"/>
+                                  <w:r>
+                                    <w:rPr>
+                                      <w:sz w:val="12"/>
+                                    </w:rPr>
+                                    <w:t xml:space="preserve">{{ </w:t>
+                                  </w:r>
+                                  <w:proofErr w:type="spellStart"/>
+                                  <w:r>
+                                    <w:rPr>
+                                      <w:sz w:val="12"/>
+                                    </w:rPr>
+                                    <w:t>vehicle</w:t>
+                                  </w:r>
+                                  <w:proofErr w:type="gramEnd"/>
+                                  <w:r>
+                                    <w:rPr>
+                                      <w:sz w:val="12"/>
+                                    </w:rPr>
+                                    <w:t>_no</w:t>
+                                  </w:r>
+                                  <w:proofErr w:type="spellEnd"/>
+                                  <w:r>
+                                    <w:rPr>
+                                      <w:sz w:val="12"/>
+                                    </w:rPr>
+                                    <w:t xml:space="preserve"> }}</w:t>
                                   </w:r>
                                 </w:p>
                               </w:tc>
@@ -4148,11 +4667,33 @@
                                       <w:sz w:val="12"/>
                                     </w:rPr>
                                   </w:pPr>
-                                  <w:r>
-                                    <w:rPr>
-                                      <w:sz w:val="12"/>
-                                    </w:rPr>
-                                    <w:t>{{ crusher_unit }}</w:t>
+                                  <w:proofErr w:type="gramStart"/>
+                                  <w:r>
+                                    <w:rPr>
+                                      <w:sz w:val="12"/>
+                                    </w:rPr>
+                                    <w:t xml:space="preserve">{{ </w:t>
+                                  </w:r>
+                                  <w:proofErr w:type="spellStart"/>
+                                  <w:r>
+                                    <w:rPr>
+                                      <w:sz w:val="12"/>
+                                    </w:rPr>
+                                    <w:t>crusher</w:t>
+                                  </w:r>
+                                  <w:proofErr w:type="gramEnd"/>
+                                  <w:r>
+                                    <w:rPr>
+                                      <w:sz w:val="12"/>
+                                    </w:rPr>
+                                    <w:t>_unit</w:t>
+                                  </w:r>
+                                  <w:proofErr w:type="spellEnd"/>
+                                  <w:r>
+                                    <w:rPr>
+                                      <w:sz w:val="12"/>
+                                    </w:rPr>
+                                    <w:t xml:space="preserve"> }}</w:t>
                                   </w:r>
                                 </w:p>
                               </w:tc>
@@ -4283,11 +4824,19 @@
                                       <w:sz w:val="12"/>
                                     </w:rPr>
                                   </w:pPr>
-                                  <w:r>
-                                    <w:rPr>
-                                      <w:sz w:val="12"/>
-                                    </w:rPr>
-                                    <w:t>{{ destination }}</w:t>
+                                  <w:proofErr w:type="gramStart"/>
+                                  <w:r>
+                                    <w:rPr>
+                                      <w:sz w:val="12"/>
+                                    </w:rPr>
+                                    <w:t>{{ destination</w:t>
+                                  </w:r>
+                                  <w:proofErr w:type="gramEnd"/>
+                                  <w:r>
+                                    <w:rPr>
+                                      <w:sz w:val="12"/>
+                                    </w:rPr>
+                                    <w:t xml:space="preserve"> }}</w:t>
                                   </w:r>
                                 </w:p>
                               </w:tc>
@@ -4312,11 +4861,33 @@
                                       <w:sz w:val="12"/>
                                     </w:rPr>
                                   </w:pPr>
-                                  <w:r>
-                                    <w:rPr>
-                                      <w:sz w:val="12"/>
-                                    </w:rPr>
-                                    <w:t>{{ copy_type }}</w:t>
+                                  <w:proofErr w:type="gramStart"/>
+                                  <w:r>
+                                    <w:rPr>
+                                      <w:sz w:val="12"/>
+                                    </w:rPr>
+                                    <w:t xml:space="preserve">{{ </w:t>
+                                  </w:r>
+                                  <w:proofErr w:type="spellStart"/>
+                                  <w:r>
+                                    <w:rPr>
+                                      <w:sz w:val="12"/>
+                                    </w:rPr>
+                                    <w:t>copy</w:t>
+                                  </w:r>
+                                  <w:proofErr w:type="gramEnd"/>
+                                  <w:r>
+                                    <w:rPr>
+                                      <w:sz w:val="12"/>
+                                    </w:rPr>
+                                    <w:t>_type</w:t>
+                                  </w:r>
+                                  <w:proofErr w:type="spellEnd"/>
+                                  <w:r>
+                                    <w:rPr>
+                                      <w:sz w:val="12"/>
+                                    </w:rPr>
+                                    <w:t xml:space="preserve"> }}</w:t>
                                   </w:r>
                                 </w:p>
                               </w:tc>
@@ -4701,11 +5272,33 @@
                                 <w:sz w:val="12"/>
                               </w:rPr>
                             </w:pPr>
-                            <w:r>
-                              <w:rPr>
-                                <w:sz w:val="12"/>
-                              </w:rPr>
-                              <w:t>{{ form_ap_no }}</w:t>
+                            <w:proofErr w:type="gramStart"/>
+                            <w:r>
+                              <w:rPr>
+                                <w:sz w:val="12"/>
+                              </w:rPr>
+                              <w:t xml:space="preserve">{{ </w:t>
+                            </w:r>
+                            <w:proofErr w:type="spellStart"/>
+                            <w:r>
+                              <w:rPr>
+                                <w:sz w:val="12"/>
+                              </w:rPr>
+                              <w:t>form</w:t>
+                            </w:r>
+                            <w:proofErr w:type="gramEnd"/>
+                            <w:r>
+                              <w:rPr>
+                                <w:sz w:val="12"/>
+                              </w:rPr>
+                              <w:t>_ap_no</w:t>
+                            </w:r>
+                            <w:proofErr w:type="spellEnd"/>
+                            <w:r>
+                              <w:rPr>
+                                <w:sz w:val="12"/>
+                              </w:rPr>
+                              <w:t xml:space="preserve"> }}</w:t>
                             </w:r>
                           </w:p>
                         </w:tc>
@@ -4742,6 +5335,7 @@
                               </w:rPr>
                               <w:t xml:space="preserve"> </w:t>
                             </w:r>
+                            <w:proofErr w:type="gramStart"/>
                             <w:r>
                               <w:rPr>
                                 <w:sz w:val="12"/>
@@ -4752,13 +5346,42 @@
                               <w:rPr>
                                 <w:sz w:val="12"/>
                               </w:rPr>
-                              <w:t xml:space="preserve"> : </w:t>
-                            </w:r>
-                            <w:r>
-                              <w:rPr>
-                                <w:sz w:val="12"/>
-                              </w:rPr>
-                              <w:t>{{ sr_no }}</w:t>
+                              <w:t xml:space="preserve"> :</w:t>
+                            </w:r>
+                            <w:proofErr w:type="gramEnd"/>
+                            <w:r>
+                              <w:rPr>
+                                <w:sz w:val="12"/>
+                              </w:rPr>
+                              <w:t xml:space="preserve"> </w:t>
+                            </w:r>
+                            <w:proofErr w:type="gramStart"/>
+                            <w:r>
+                              <w:rPr>
+                                <w:sz w:val="12"/>
+                              </w:rPr>
+                              <w:t xml:space="preserve">{{ </w:t>
+                            </w:r>
+                            <w:proofErr w:type="spellStart"/>
+                            <w:r>
+                              <w:rPr>
+                                <w:sz w:val="12"/>
+                              </w:rPr>
+                              <w:t>sr</w:t>
+                            </w:r>
+                            <w:proofErr w:type="gramEnd"/>
+                            <w:r>
+                              <w:rPr>
+                                <w:sz w:val="12"/>
+                              </w:rPr>
+                              <w:t>_no</w:t>
+                            </w:r>
+                            <w:proofErr w:type="spellEnd"/>
+                            <w:r>
+                              <w:rPr>
+                                <w:sz w:val="12"/>
+                              </w:rPr>
+                              <w:t xml:space="preserve"> }}</w:t>
                             </w:r>
                           </w:p>
                         </w:tc>
@@ -4861,11 +5484,47 @@
                                 <w:sz w:val="12"/>
                               </w:rPr>
                             </w:pPr>
-                            <w:r>
-                              <w:rPr>
-                                <w:sz w:val="12"/>
-                              </w:rPr>
-                              <w:t>{{ mdp_no }}</w:t>
+                            <w:proofErr w:type="gramStart"/>
+                            <w:r>
+                              <w:rPr>
+                                <w:sz w:val="12"/>
+                              </w:rPr>
+                              <w:t xml:space="preserve">{{ </w:t>
+                            </w:r>
+                            <w:proofErr w:type="spellStart"/>
+                            <w:r>
+                              <w:rPr>
+                                <w:sz w:val="12"/>
+                              </w:rPr>
+                              <w:t>mdp</w:t>
+                            </w:r>
+                            <w:proofErr w:type="gramEnd"/>
+                            <w:r>
+                              <w:rPr>
+                                <w:sz w:val="12"/>
+                              </w:rPr>
+                              <w:t>_</w:t>
+                            </w:r>
+                            <w:proofErr w:type="gramStart"/>
+                            <w:r>
+                              <w:rPr>
+                                <w:sz w:val="12"/>
+                              </w:rPr>
+                              <w:t>no</w:t>
+                            </w:r>
+                            <w:proofErr w:type="spellEnd"/>
+                            <w:r>
+                              <w:rPr>
+                                <w:sz w:val="12"/>
+                              </w:rPr>
+                              <w:t xml:space="preserve"> }</w:t>
+                            </w:r>
+                            <w:proofErr w:type="gramEnd"/>
+                            <w:r>
+                              <w:rPr>
+                                <w:sz w:val="12"/>
+                              </w:rPr>
+                              <w:t>}</w:t>
                             </w:r>
                             <w:r>
                               <w:rPr>
@@ -4987,11 +5646,33 @@
                                 <w:sz w:val="12"/>
                               </w:rPr>
                             </w:pPr>
-                            <w:r>
-                              <w:rPr>
-                                <w:sz w:val="12"/>
-                              </w:rPr>
-                              <w:t>{{ lease_no }}</w:t>
+                            <w:proofErr w:type="gramStart"/>
+                            <w:r>
+                              <w:rPr>
+                                <w:sz w:val="12"/>
+                              </w:rPr>
+                              <w:t xml:space="preserve">{{ </w:t>
+                            </w:r>
+                            <w:proofErr w:type="spellStart"/>
+                            <w:r>
+                              <w:rPr>
+                                <w:sz w:val="12"/>
+                              </w:rPr>
+                              <w:t>lease</w:t>
+                            </w:r>
+                            <w:proofErr w:type="gramEnd"/>
+                            <w:r>
+                              <w:rPr>
+                                <w:sz w:val="12"/>
+                              </w:rPr>
+                              <w:t>_no</w:t>
+                            </w:r>
+                            <w:proofErr w:type="spellEnd"/>
+                            <w:r>
+                              <w:rPr>
+                                <w:sz w:val="12"/>
+                              </w:rPr>
+                              <w:t xml:space="preserve"> }}</w:t>
                             </w:r>
                           </w:p>
                         </w:tc>
@@ -5019,11 +5700,19 @@
                               </w:rPr>
                               <w:t xml:space="preserve">Barcode: </w:t>
                             </w:r>
-                            <w:r>
-                              <w:rPr>
-                                <w:sz w:val="12"/>
-                              </w:rPr>
-                              <w:t>{{ barcode }}</w:t>
+                            <w:proofErr w:type="gramStart"/>
+                            <w:r>
+                              <w:rPr>
+                                <w:sz w:val="12"/>
+                              </w:rPr>
+                              <w:t>{{ barcode</w:t>
+                            </w:r>
+                            <w:proofErr w:type="gramEnd"/>
+                            <w:r>
+                              <w:rPr>
+                                <w:sz w:val="12"/>
+                              </w:rPr>
+                              <w:t xml:space="preserve"> }}</w:t>
                             </w:r>
                           </w:p>
                         </w:tc>
@@ -5143,13 +5832,41 @@
                                 <w:sz w:val="12"/>
                               </w:rPr>
                             </w:pPr>
+                            <w:proofErr w:type="gramStart"/>
                             <w:r>
                               <w:rPr>
                                 <w:b/>
                                 <w:bCs/>
                                 <w:sz w:val="12"/>
                               </w:rPr>
-                              <w:t>{{ lease_name }}</w:t>
+                              <w:t xml:space="preserve">{{ </w:t>
+                            </w:r>
+                            <w:proofErr w:type="spellStart"/>
+                            <w:r>
+                              <w:rPr>
+                                <w:b/>
+                                <w:bCs/>
+                                <w:sz w:val="12"/>
+                              </w:rPr>
+                              <w:t>lease</w:t>
+                            </w:r>
+                            <w:proofErr w:type="gramEnd"/>
+                            <w:r>
+                              <w:rPr>
+                                <w:b/>
+                                <w:bCs/>
+                                <w:sz w:val="12"/>
+                              </w:rPr>
+                              <w:t>_name</w:t>
+                            </w:r>
+                            <w:proofErr w:type="spellEnd"/>
+                            <w:r>
+                              <w:rPr>
+                                <w:b/>
+                                <w:bCs/>
+                                <w:sz w:val="12"/>
+                              </w:rPr>
+                              <w:t xml:space="preserve"> }}</w:t>
                             </w:r>
                           </w:p>
                         </w:tc>
@@ -5226,13 +5943,41 @@
                               </w:rPr>
                               <w:t xml:space="preserve"> </w:t>
                             </w:r>
+                            <w:proofErr w:type="gramStart"/>
                             <w:r>
                               <w:rPr>
                                 <w:b w:val="0"/>
                                 <w:bCs w:val="0"/>
                                 <w:sz w:val="12"/>
                               </w:rPr>
-                              <w:t>{{ type_of_land }}</w:t>
+                              <w:t xml:space="preserve">{{ </w:t>
+                            </w:r>
+                            <w:proofErr w:type="spellStart"/>
+                            <w:r>
+                              <w:rPr>
+                                <w:b w:val="0"/>
+                                <w:bCs w:val="0"/>
+                                <w:sz w:val="12"/>
+                              </w:rPr>
+                              <w:t>type</w:t>
+                            </w:r>
+                            <w:proofErr w:type="gramEnd"/>
+                            <w:r>
+                              <w:rPr>
+                                <w:b w:val="0"/>
+                                <w:bCs w:val="0"/>
+                                <w:sz w:val="12"/>
+                              </w:rPr>
+                              <w:t>_of_land</w:t>
+                            </w:r>
+                            <w:proofErr w:type="spellEnd"/>
+                            <w:r>
+                              <w:rPr>
+                                <w:b w:val="0"/>
+                                <w:bCs w:val="0"/>
+                                <w:sz w:val="12"/>
+                              </w:rPr>
+                              <w:t xml:space="preserve"> }}</w:t>
                             </w:r>
                           </w:p>
                         </w:tc>
@@ -5360,6 +6105,7 @@
                               </w:rPr>
                               <w:t xml:space="preserve"> </w:t>
                             </w:r>
+                            <w:proofErr w:type="gramStart"/>
                             <w:r>
                               <w:rPr>
                                 <w:sz w:val="12"/>
@@ -5376,13 +6122,42 @@
                               <w:rPr>
                                 <w:sz w:val="12"/>
                               </w:rPr>
-                              <w:t xml:space="preserve">: </w:t>
-                            </w:r>
-                            <w:r>
-                              <w:rPr>
-                                <w:sz w:val="12"/>
-                              </w:rPr>
-                              <w:t>{{ gst_no }}</w:t>
+                              <w:t>:</w:t>
+                            </w:r>
+                            <w:proofErr w:type="gramEnd"/>
+                            <w:r>
+                              <w:rPr>
+                                <w:sz w:val="12"/>
+                              </w:rPr>
+                              <w:t xml:space="preserve"> </w:t>
+                            </w:r>
+                            <w:proofErr w:type="gramStart"/>
+                            <w:r>
+                              <w:rPr>
+                                <w:sz w:val="12"/>
+                              </w:rPr>
+                              <w:t xml:space="preserve">{{ </w:t>
+                            </w:r>
+                            <w:proofErr w:type="spellStart"/>
+                            <w:r>
+                              <w:rPr>
+                                <w:sz w:val="12"/>
+                              </w:rPr>
+                              <w:t>gst</w:t>
+                            </w:r>
+                            <w:proofErr w:type="gramEnd"/>
+                            <w:r>
+                              <w:rPr>
+                                <w:sz w:val="12"/>
+                              </w:rPr>
+                              <w:t>_no</w:t>
+                            </w:r>
+                            <w:proofErr w:type="spellEnd"/>
+                            <w:r>
+                              <w:rPr>
+                                <w:sz w:val="12"/>
+                              </w:rPr>
+                              <w:t xml:space="preserve"> }}</w:t>
                             </w:r>
                           </w:p>
                         </w:tc>
@@ -5466,11 +6241,33 @@
                                 <w:sz w:val="12"/>
                               </w:rPr>
                             </w:pPr>
-                            <w:r>
-                              <w:rPr>
-                                <w:sz w:val="12"/>
-                              </w:rPr>
-                              <w:t>{{ taluk_district }}</w:t>
+                            <w:proofErr w:type="gramStart"/>
+                            <w:r>
+                              <w:rPr>
+                                <w:sz w:val="12"/>
+                              </w:rPr>
+                              <w:t xml:space="preserve">{{ </w:t>
+                            </w:r>
+                            <w:proofErr w:type="spellStart"/>
+                            <w:r>
+                              <w:rPr>
+                                <w:sz w:val="12"/>
+                              </w:rPr>
+                              <w:t>taluk</w:t>
+                            </w:r>
+                            <w:proofErr w:type="gramEnd"/>
+                            <w:r>
+                              <w:rPr>
+                                <w:sz w:val="12"/>
+                              </w:rPr>
+                              <w:t>_district</w:t>
+                            </w:r>
+                            <w:proofErr w:type="spellEnd"/>
+                            <w:r>
+                              <w:rPr>
+                                <w:sz w:val="12"/>
+                              </w:rPr>
+                              <w:t xml:space="preserve"> }}</w:t>
                             </w:r>
                           </w:p>
                         </w:tc>
@@ -5500,11 +6297,33 @@
                               </w:rPr>
                               <w:t xml:space="preserve">Loading Place: </w:t>
                             </w:r>
-                            <w:r>
-                              <w:rPr>
-                                <w:sz w:val="12"/>
-                              </w:rPr>
-                              <w:t>{{ loading_place }}</w:t>
+                            <w:proofErr w:type="gramStart"/>
+                            <w:r>
+                              <w:rPr>
+                                <w:sz w:val="12"/>
+                              </w:rPr>
+                              <w:t xml:space="preserve">{{ </w:t>
+                            </w:r>
+                            <w:proofErr w:type="spellStart"/>
+                            <w:r>
+                              <w:rPr>
+                                <w:sz w:val="12"/>
+                              </w:rPr>
+                              <w:t>loading</w:t>
+                            </w:r>
+                            <w:proofErr w:type="gramEnd"/>
+                            <w:r>
+                              <w:rPr>
+                                <w:sz w:val="12"/>
+                              </w:rPr>
+                              <w:t>_place</w:t>
+                            </w:r>
+                            <w:proofErr w:type="spellEnd"/>
+                            <w:r>
+                              <w:rPr>
+                                <w:sz w:val="12"/>
+                              </w:rPr>
+                              <w:t xml:space="preserve"> }}</w:t>
                             </w:r>
                           </w:p>
                         </w:tc>
@@ -5589,11 +6408,19 @@
                                 <w:sz w:val="12"/>
                               </w:rPr>
                             </w:pPr>
-                            <w:r>
-                              <w:rPr>
-                                <w:sz w:val="12"/>
-                              </w:rPr>
-                              <w:t>{{ quantity }}</w:t>
+                            <w:proofErr w:type="gramStart"/>
+                            <w:r>
+                              <w:rPr>
+                                <w:sz w:val="12"/>
+                              </w:rPr>
+                              <w:t>{{ quantity</w:t>
+                            </w:r>
+                            <w:proofErr w:type="gramEnd"/>
+                            <w:r>
+                              <w:rPr>
+                                <w:sz w:val="12"/>
+                              </w:rPr>
+                              <w:t xml:space="preserve"> }}</w:t>
                             </w:r>
                           </w:p>
                         </w:tc>
@@ -5642,11 +6469,33 @@
                               </w:rPr>
                               <w:t xml:space="preserve"> </w:t>
                             </w:r>
-                            <w:r>
-                              <w:rPr>
-                                <w:sz w:val="12"/>
-                              </w:rPr>
-                              <w:t>{{ mdp_type }}</w:t>
+                            <w:proofErr w:type="gramStart"/>
+                            <w:r>
+                              <w:rPr>
+                                <w:sz w:val="12"/>
+                              </w:rPr>
+                              <w:t xml:space="preserve">{{ </w:t>
+                            </w:r>
+                            <w:proofErr w:type="spellStart"/>
+                            <w:r>
+                              <w:rPr>
+                                <w:sz w:val="12"/>
+                              </w:rPr>
+                              <w:t>mdp</w:t>
+                            </w:r>
+                            <w:proofErr w:type="gramEnd"/>
+                            <w:r>
+                              <w:rPr>
+                                <w:sz w:val="12"/>
+                              </w:rPr>
+                              <w:t>_type</w:t>
+                            </w:r>
+                            <w:proofErr w:type="spellEnd"/>
+                            <w:r>
+                              <w:rPr>
+                                <w:sz w:val="12"/>
+                              </w:rPr>
+                              <w:t xml:space="preserve"> }}</w:t>
                             </w:r>
                           </w:p>
                         </w:tc>
@@ -5855,11 +6704,33 @@
                                 <w:sz w:val="12"/>
                               </w:rPr>
                             </w:pPr>
-                            <w:r>
-                              <w:rPr>
-                                <w:sz w:val="12"/>
-                              </w:rPr>
-                              <w:t>{{ form_ap_purpose }}</w:t>
+                            <w:proofErr w:type="gramStart"/>
+                            <w:r>
+                              <w:rPr>
+                                <w:sz w:val="12"/>
+                              </w:rPr>
+                              <w:t xml:space="preserve">{{ </w:t>
+                            </w:r>
+                            <w:proofErr w:type="spellStart"/>
+                            <w:r>
+                              <w:rPr>
+                                <w:sz w:val="12"/>
+                              </w:rPr>
+                              <w:t>form</w:t>
+                            </w:r>
+                            <w:proofErr w:type="gramEnd"/>
+                            <w:r>
+                              <w:rPr>
+                                <w:sz w:val="12"/>
+                              </w:rPr>
+                              <w:t>_ap_purpose</w:t>
+                            </w:r>
+                            <w:proofErr w:type="spellEnd"/>
+                            <w:r>
+                              <w:rPr>
+                                <w:sz w:val="12"/>
+                              </w:rPr>
+                              <w:t xml:space="preserve"> }}</w:t>
                             </w:r>
                           </w:p>
                         </w:tc>
@@ -5991,11 +6862,33 @@
                                 <w:sz w:val="12"/>
                               </w:rPr>
                             </w:pPr>
-                            <w:r>
-                              <w:rPr>
-                                <w:sz w:val="12"/>
-                              </w:rPr>
-                              <w:t>{{ mineral_grade }}</w:t>
+                            <w:proofErr w:type="gramStart"/>
+                            <w:r>
+                              <w:rPr>
+                                <w:sz w:val="12"/>
+                              </w:rPr>
+                              <w:t xml:space="preserve">{{ </w:t>
+                            </w:r>
+                            <w:proofErr w:type="spellStart"/>
+                            <w:r>
+                              <w:rPr>
+                                <w:sz w:val="12"/>
+                              </w:rPr>
+                              <w:t>mineral</w:t>
+                            </w:r>
+                            <w:proofErr w:type="gramEnd"/>
+                            <w:r>
+                              <w:rPr>
+                                <w:sz w:val="12"/>
+                              </w:rPr>
+                              <w:t>_grade</w:t>
+                            </w:r>
+                            <w:proofErr w:type="spellEnd"/>
+                            <w:r>
+                              <w:rPr>
+                                <w:sz w:val="12"/>
+                              </w:rPr>
+                              <w:t xml:space="preserve"> }}</w:t>
                             </w:r>
                           </w:p>
                         </w:tc>
@@ -6103,12 +6996,37 @@
                                 <w:sz w:val="12"/>
                               </w:rPr>
                             </w:pPr>
+                            <w:proofErr w:type="gramStart"/>
                             <w:r>
                               <w:rPr>
                                 <w:b/>
                                 <w:sz w:val="12"/>
                               </w:rPr>
-                              <w:t>{{ total_amount_paid }}</w:t>
+                              <w:t xml:space="preserve">{{ </w:t>
+                            </w:r>
+                            <w:proofErr w:type="spellStart"/>
+                            <w:r>
+                              <w:rPr>
+                                <w:b/>
+                                <w:sz w:val="12"/>
+                              </w:rPr>
+                              <w:t>total</w:t>
+                            </w:r>
+                            <w:proofErr w:type="gramEnd"/>
+                            <w:r>
+                              <w:rPr>
+                                <w:b/>
+                                <w:sz w:val="12"/>
+                              </w:rPr>
+                              <w:t>_amount_paid</w:t>
+                            </w:r>
+                            <w:proofErr w:type="spellEnd"/>
+                            <w:r>
+                              <w:rPr>
+                                <w:b/>
+                                <w:sz w:val="12"/>
+                              </w:rPr>
+                              <w:t xml:space="preserve"> }}</w:t>
                             </w:r>
                           </w:p>
                         </w:tc>
@@ -6216,13 +7134,23 @@
                                 <w:sz w:val="12"/>
                               </w:rPr>
                             </w:pPr>
+                            <w:proofErr w:type="gramStart"/>
                             <w:r>
                               <w:rPr>
                                 <w:b/>
                                 <w:bCs/>
                                 <w:sz w:val="12"/>
                               </w:rPr>
-                              <w:t>{{ buyer }}</w:t>
+                              <w:t>{{ buyer</w:t>
+                            </w:r>
+                            <w:proofErr w:type="gramEnd"/>
+                            <w:r>
+                              <w:rPr>
+                                <w:b/>
+                                <w:bCs/>
+                                <w:sz w:val="12"/>
+                              </w:rPr>
+                              <w:t xml:space="preserve"> }}</w:t>
                             </w:r>
                           </w:p>
                         </w:tc>
@@ -6327,11 +7255,19 @@
                                 <w:sz w:val="12"/>
                               </w:rPr>
                             </w:pPr>
-                            <w:r>
-                              <w:rPr>
-                                <w:sz w:val="12"/>
-                              </w:rPr>
-                              <w:t>{{ route }}</w:t>
+                            <w:proofErr w:type="gramStart"/>
+                            <w:r>
+                              <w:rPr>
+                                <w:sz w:val="12"/>
+                              </w:rPr>
+                              <w:t>{{ route</w:t>
+                            </w:r>
+                            <w:proofErr w:type="gramEnd"/>
+                            <w:r>
+                              <w:rPr>
+                                <w:sz w:val="12"/>
+                              </w:rPr>
+                              <w:t xml:space="preserve"> }}</w:t>
                             </w:r>
                           </w:p>
                         </w:tc>
@@ -6417,13 +7353,23 @@
                                 <w:sz w:val="12"/>
                               </w:rPr>
                             </w:pPr>
+                            <w:proofErr w:type="gramStart"/>
                             <w:r>
                               <w:rPr>
                                 <w:b/>
                                 <w:bCs/>
                                 <w:sz w:val="12"/>
                               </w:rPr>
-                              <w:t>{{ validity }}</w:t>
+                              <w:t>{{ validity</w:t>
+                            </w:r>
+                            <w:proofErr w:type="gramEnd"/>
+                            <w:r>
+                              <w:rPr>
+                                <w:b/>
+                                <w:bCs/>
+                                <w:sz w:val="12"/>
+                              </w:rPr>
+                              <w:t xml:space="preserve"> }}</w:t>
                             </w:r>
                           </w:p>
                         </w:tc>
@@ -6541,11 +7487,33 @@
                                 <w:sz w:val="12"/>
                               </w:rPr>
                             </w:pPr>
-                            <w:r>
-                              <w:rPr>
-                                <w:sz w:val="12"/>
-                              </w:rPr>
-                              <w:t>{{ check_post }}</w:t>
+                            <w:proofErr w:type="gramStart"/>
+                            <w:r>
+                              <w:rPr>
+                                <w:sz w:val="12"/>
+                              </w:rPr>
+                              <w:t xml:space="preserve">{{ </w:t>
+                            </w:r>
+                            <w:proofErr w:type="spellStart"/>
+                            <w:r>
+                              <w:rPr>
+                                <w:sz w:val="12"/>
+                              </w:rPr>
+                              <w:t>check</w:t>
+                            </w:r>
+                            <w:proofErr w:type="gramEnd"/>
+                            <w:r>
+                              <w:rPr>
+                                <w:sz w:val="12"/>
+                              </w:rPr>
+                              <w:t>_post</w:t>
+                            </w:r>
+                            <w:proofErr w:type="spellEnd"/>
+                            <w:r>
+                              <w:rPr>
+                                <w:sz w:val="12"/>
+                              </w:rPr>
+                              <w:t xml:space="preserve"> }}</w:t>
                             </w:r>
                           </w:p>
                         </w:tc>
@@ -6660,11 +7628,33 @@
                                 <w:sz w:val="12"/>
                               </w:rPr>
                             </w:pPr>
-                            <w:r>
-                              <w:rPr>
-                                <w:sz w:val="12"/>
-                              </w:rPr>
-                              <w:t>{{ vehicle_no }}</w:t>
+                            <w:proofErr w:type="gramStart"/>
+                            <w:r>
+                              <w:rPr>
+                                <w:sz w:val="12"/>
+                              </w:rPr>
+                              <w:t xml:space="preserve">{{ </w:t>
+                            </w:r>
+                            <w:proofErr w:type="spellStart"/>
+                            <w:r>
+                              <w:rPr>
+                                <w:sz w:val="12"/>
+                              </w:rPr>
+                              <w:t>vehicle</w:t>
+                            </w:r>
+                            <w:proofErr w:type="gramEnd"/>
+                            <w:r>
+                              <w:rPr>
+                                <w:sz w:val="12"/>
+                              </w:rPr>
+                              <w:t>_no</w:t>
+                            </w:r>
+                            <w:proofErr w:type="spellEnd"/>
+                            <w:r>
+                              <w:rPr>
+                                <w:sz w:val="12"/>
+                              </w:rPr>
+                              <w:t xml:space="preserve"> }}</w:t>
                             </w:r>
                           </w:p>
                         </w:tc>
@@ -6767,11 +7757,33 @@
                                 <w:sz w:val="12"/>
                               </w:rPr>
                             </w:pPr>
-                            <w:r>
-                              <w:rPr>
-                                <w:sz w:val="12"/>
-                              </w:rPr>
-                              <w:t>{{ crusher_unit }}</w:t>
+                            <w:proofErr w:type="gramStart"/>
+                            <w:r>
+                              <w:rPr>
+                                <w:sz w:val="12"/>
+                              </w:rPr>
+                              <w:t xml:space="preserve">{{ </w:t>
+                            </w:r>
+                            <w:proofErr w:type="spellStart"/>
+                            <w:r>
+                              <w:rPr>
+                                <w:sz w:val="12"/>
+                              </w:rPr>
+                              <w:t>crusher</w:t>
+                            </w:r>
+                            <w:proofErr w:type="gramEnd"/>
+                            <w:r>
+                              <w:rPr>
+                                <w:sz w:val="12"/>
+                              </w:rPr>
+                              <w:t>_unit</w:t>
+                            </w:r>
+                            <w:proofErr w:type="spellEnd"/>
+                            <w:r>
+                              <w:rPr>
+                                <w:sz w:val="12"/>
+                              </w:rPr>
+                              <w:t xml:space="preserve"> }}</w:t>
                             </w:r>
                           </w:p>
                         </w:tc>
@@ -6902,11 +7914,19 @@
                                 <w:sz w:val="12"/>
                               </w:rPr>
                             </w:pPr>
-                            <w:r>
-                              <w:rPr>
-                                <w:sz w:val="12"/>
-                              </w:rPr>
-                              <w:t>{{ destination }}</w:t>
+                            <w:proofErr w:type="gramStart"/>
+                            <w:r>
+                              <w:rPr>
+                                <w:sz w:val="12"/>
+                              </w:rPr>
+                              <w:t>{{ destination</w:t>
+                            </w:r>
+                            <w:proofErr w:type="gramEnd"/>
+                            <w:r>
+                              <w:rPr>
+                                <w:sz w:val="12"/>
+                              </w:rPr>
+                              <w:t xml:space="preserve"> }}</w:t>
                             </w:r>
                           </w:p>
                         </w:tc>
@@ -6931,11 +7951,33 @@
                                 <w:sz w:val="12"/>
                               </w:rPr>
                             </w:pPr>
-                            <w:r>
-                              <w:rPr>
-                                <w:sz w:val="12"/>
-                              </w:rPr>
-                              <w:t>{{ copy_type }}</w:t>
+                            <w:proofErr w:type="gramStart"/>
+                            <w:r>
+                              <w:rPr>
+                                <w:sz w:val="12"/>
+                              </w:rPr>
+                              <w:t xml:space="preserve">{{ </w:t>
+                            </w:r>
+                            <w:proofErr w:type="spellStart"/>
+                            <w:r>
+                              <w:rPr>
+                                <w:sz w:val="12"/>
+                              </w:rPr>
+                              <w:t>copy</w:t>
+                            </w:r>
+                            <w:proofErr w:type="gramEnd"/>
+                            <w:r>
+                              <w:rPr>
+                                <w:sz w:val="12"/>
+                              </w:rPr>
+                              <w:t>_type</w:t>
+                            </w:r>
+                            <w:proofErr w:type="spellEnd"/>
+                            <w:r>
+                              <w:rPr>
+                                <w:sz w:val="12"/>
+                              </w:rPr>
+                              <w:t xml:space="preserve"> }}</w:t>
                             </w:r>
                           </w:p>
                         </w:tc>
@@ -7303,11 +8345,33 @@
                                       <w:sz w:val="12"/>
                                     </w:rPr>
                                   </w:pPr>
-                                  <w:r>
-                                    <w:rPr>
-                                      <w:sz w:val="12"/>
-                                    </w:rPr>
-                                    <w:t>{{ form_ap_no }}</w:t>
+                                  <w:proofErr w:type="gramStart"/>
+                                  <w:r>
+                                    <w:rPr>
+                                      <w:sz w:val="12"/>
+                                    </w:rPr>
+                                    <w:t xml:space="preserve">{{ </w:t>
+                                  </w:r>
+                                  <w:proofErr w:type="spellStart"/>
+                                  <w:r>
+                                    <w:rPr>
+                                      <w:sz w:val="12"/>
+                                    </w:rPr>
+                                    <w:t>form</w:t>
+                                  </w:r>
+                                  <w:proofErr w:type="gramEnd"/>
+                                  <w:r>
+                                    <w:rPr>
+                                      <w:sz w:val="12"/>
+                                    </w:rPr>
+                                    <w:t>_ap_no</w:t>
+                                  </w:r>
+                                  <w:proofErr w:type="spellEnd"/>
+                                  <w:r>
+                                    <w:rPr>
+                                      <w:sz w:val="12"/>
+                                    </w:rPr>
+                                    <w:t xml:space="preserve"> }}</w:t>
                                   </w:r>
                                 </w:p>
                               </w:tc>
@@ -7343,6 +8407,7 @@
                                     </w:rPr>
                                     <w:t xml:space="preserve"> </w:t>
                                   </w:r>
+                                  <w:proofErr w:type="gramStart"/>
                                   <w:r>
                                     <w:rPr>
                                       <w:sz w:val="12"/>
@@ -7353,13 +8418,42 @@
                                     <w:rPr>
                                       <w:sz w:val="12"/>
                                     </w:rPr>
-                                    <w:t xml:space="preserve"> : </w:t>
-                                  </w:r>
-                                  <w:r>
-                                    <w:rPr>
-                                      <w:sz w:val="12"/>
-                                    </w:rPr>
-                                    <w:t>{{ sr_no }}</w:t>
+                                    <w:t xml:space="preserve"> :</w:t>
+                                  </w:r>
+                                  <w:proofErr w:type="gramEnd"/>
+                                  <w:r>
+                                    <w:rPr>
+                                      <w:sz w:val="12"/>
+                                    </w:rPr>
+                                    <w:t xml:space="preserve"> </w:t>
+                                  </w:r>
+                                  <w:proofErr w:type="gramStart"/>
+                                  <w:r>
+                                    <w:rPr>
+                                      <w:sz w:val="12"/>
+                                    </w:rPr>
+                                    <w:t xml:space="preserve">{{ </w:t>
+                                  </w:r>
+                                  <w:proofErr w:type="spellStart"/>
+                                  <w:r>
+                                    <w:rPr>
+                                      <w:sz w:val="12"/>
+                                    </w:rPr>
+                                    <w:t>sr</w:t>
+                                  </w:r>
+                                  <w:proofErr w:type="gramEnd"/>
+                                  <w:r>
+                                    <w:rPr>
+                                      <w:sz w:val="12"/>
+                                    </w:rPr>
+                                    <w:t>_no</w:t>
+                                  </w:r>
+                                  <w:proofErr w:type="spellEnd"/>
+                                  <w:r>
+                                    <w:rPr>
+                                      <w:sz w:val="12"/>
+                                    </w:rPr>
+                                    <w:t xml:space="preserve"> }}</w:t>
                                   </w:r>
                                 </w:p>
                               </w:tc>
@@ -7459,11 +8553,47 @@
                                       <w:sz w:val="12"/>
                                     </w:rPr>
                                   </w:pPr>
-                                  <w:r>
-                                    <w:rPr>
-                                      <w:sz w:val="12"/>
-                                    </w:rPr>
-                                    <w:t>{{ mdp_no }}</w:t>
+                                  <w:proofErr w:type="gramStart"/>
+                                  <w:r>
+                                    <w:rPr>
+                                      <w:sz w:val="12"/>
+                                    </w:rPr>
+                                    <w:t xml:space="preserve">{{ </w:t>
+                                  </w:r>
+                                  <w:proofErr w:type="spellStart"/>
+                                  <w:r>
+                                    <w:rPr>
+                                      <w:sz w:val="12"/>
+                                    </w:rPr>
+                                    <w:t>mdp</w:t>
+                                  </w:r>
+                                  <w:proofErr w:type="gramEnd"/>
+                                  <w:r>
+                                    <w:rPr>
+                                      <w:sz w:val="12"/>
+                                    </w:rPr>
+                                    <w:t>_</w:t>
+                                  </w:r>
+                                  <w:proofErr w:type="gramStart"/>
+                                  <w:r>
+                                    <w:rPr>
+                                      <w:sz w:val="12"/>
+                                    </w:rPr>
+                                    <w:t>no</w:t>
+                                  </w:r>
+                                  <w:proofErr w:type="spellEnd"/>
+                                  <w:r>
+                                    <w:rPr>
+                                      <w:sz w:val="12"/>
+                                    </w:rPr>
+                                    <w:t xml:space="preserve"> }</w:t>
+                                  </w:r>
+                                  <w:proofErr w:type="gramEnd"/>
+                                  <w:r>
+                                    <w:rPr>
+                                      <w:sz w:val="12"/>
+                                    </w:rPr>
+                                    <w:t>}</w:t>
                                   </w:r>
                                   <w:r>
                                     <w:rPr>
@@ -7582,11 +8712,33 @@
                                       <w:sz w:val="12"/>
                                     </w:rPr>
                                   </w:pPr>
-                                  <w:r>
-                                    <w:rPr>
-                                      <w:sz w:val="12"/>
-                                    </w:rPr>
-                                    <w:t>{{ lease_no }}</w:t>
+                                  <w:proofErr w:type="gramStart"/>
+                                  <w:r>
+                                    <w:rPr>
+                                      <w:sz w:val="12"/>
+                                    </w:rPr>
+                                    <w:t xml:space="preserve">{{ </w:t>
+                                  </w:r>
+                                  <w:proofErr w:type="spellStart"/>
+                                  <w:r>
+                                    <w:rPr>
+                                      <w:sz w:val="12"/>
+                                    </w:rPr>
+                                    <w:t>lease</w:t>
+                                  </w:r>
+                                  <w:proofErr w:type="gramEnd"/>
+                                  <w:r>
+                                    <w:rPr>
+                                      <w:sz w:val="12"/>
+                                    </w:rPr>
+                                    <w:t>_no</w:t>
+                                  </w:r>
+                                  <w:proofErr w:type="spellEnd"/>
+                                  <w:r>
+                                    <w:rPr>
+                                      <w:sz w:val="12"/>
+                                    </w:rPr>
+                                    <w:t xml:space="preserve"> }}</w:t>
                                   </w:r>
                                 </w:p>
                               </w:tc>
@@ -7614,11 +8766,19 @@
                                     </w:rPr>
                                     <w:t xml:space="preserve">Barcode: </w:t>
                                   </w:r>
-                                  <w:r>
-                                    <w:rPr>
-                                      <w:sz w:val="12"/>
-                                    </w:rPr>
-                                    <w:t>{{ barcode }}</w:t>
+                                  <w:proofErr w:type="gramStart"/>
+                                  <w:r>
+                                    <w:rPr>
+                                      <w:sz w:val="12"/>
+                                    </w:rPr>
+                                    <w:t>{{ barcode</w:t>
+                                  </w:r>
+                                  <w:proofErr w:type="gramEnd"/>
+                                  <w:r>
+                                    <w:rPr>
+                                      <w:sz w:val="12"/>
+                                    </w:rPr>
+                                    <w:t xml:space="preserve"> }}</w:t>
                                   </w:r>
                                 </w:p>
                               </w:tc>
@@ -7735,13 +8895,41 @@
                                       <w:sz w:val="12"/>
                                     </w:rPr>
                                   </w:pPr>
+                                  <w:proofErr w:type="gramStart"/>
                                   <w:r>
                                     <w:rPr>
                                       <w:b/>
                                       <w:bCs/>
                                       <w:sz w:val="12"/>
                                     </w:rPr>
-                                    <w:t>{{ lease_name }}</w:t>
+                                    <w:t xml:space="preserve">{{ </w:t>
+                                  </w:r>
+                                  <w:proofErr w:type="spellStart"/>
+                                  <w:r>
+                                    <w:rPr>
+                                      <w:b/>
+                                      <w:bCs/>
+                                      <w:sz w:val="12"/>
+                                    </w:rPr>
+                                    <w:t>lease</w:t>
+                                  </w:r>
+                                  <w:proofErr w:type="gramEnd"/>
+                                  <w:r>
+                                    <w:rPr>
+                                      <w:b/>
+                                      <w:bCs/>
+                                      <w:sz w:val="12"/>
+                                    </w:rPr>
+                                    <w:t>_name</w:t>
+                                  </w:r>
+                                  <w:proofErr w:type="spellEnd"/>
+                                  <w:r>
+                                    <w:rPr>
+                                      <w:b/>
+                                      <w:bCs/>
+                                      <w:sz w:val="12"/>
+                                    </w:rPr>
+                                    <w:t xml:space="preserve"> }}</w:t>
                                   </w:r>
                                 </w:p>
                               </w:tc>
@@ -7799,12 +8987,37 @@
                                   <w:r>
                                     <w:t xml:space="preserve"> </w:t>
                                   </w:r>
+                                  <w:proofErr w:type="gramStart"/>
                                   <w:r>
                                     <w:rPr>
                                       <w:spacing w:val="-3"/>
                                       <w:sz w:val="12"/>
                                     </w:rPr>
-                                    <w:t>{{ type_of_land }}</w:t>
+                                    <w:t xml:space="preserve">{{ </w:t>
+                                  </w:r>
+                                  <w:proofErr w:type="spellStart"/>
+                                  <w:r>
+                                    <w:rPr>
+                                      <w:spacing w:val="-3"/>
+                                      <w:sz w:val="12"/>
+                                    </w:rPr>
+                                    <w:t>type</w:t>
+                                  </w:r>
+                                  <w:proofErr w:type="gramEnd"/>
+                                  <w:r>
+                                    <w:rPr>
+                                      <w:spacing w:val="-3"/>
+                                      <w:sz w:val="12"/>
+                                    </w:rPr>
+                                    <w:t>_of_land</w:t>
+                                  </w:r>
+                                  <w:proofErr w:type="spellEnd"/>
+                                  <w:r>
+                                    <w:rPr>
+                                      <w:spacing w:val="-3"/>
+                                      <w:sz w:val="12"/>
+                                    </w:rPr>
+                                    <w:t xml:space="preserve"> }}</w:t>
                                   </w:r>
                                 </w:p>
                               </w:tc>
@@ -7931,6 +9144,7 @@
                                     </w:rPr>
                                     <w:t xml:space="preserve"> </w:t>
                                   </w:r>
+                                  <w:proofErr w:type="gramStart"/>
                                   <w:r>
                                     <w:rPr>
                                       <w:b/>
@@ -7953,15 +9167,52 @@
                                       <w:bCs/>
                                       <w:sz w:val="12"/>
                                     </w:rPr>
-                                    <w:t xml:space="preserve">: </w:t>
-                                  </w:r>
+                                    <w:t>:</w:t>
+                                  </w:r>
+                                  <w:proofErr w:type="gramEnd"/>
                                   <w:r>
                                     <w:rPr>
                                       <w:b/>
                                       <w:bCs/>
                                       <w:sz w:val="12"/>
                                     </w:rPr>
-                                    <w:t>{{ gst_no }}</w:t>
+                                    <w:t xml:space="preserve"> </w:t>
+                                  </w:r>
+                                  <w:proofErr w:type="gramStart"/>
+                                  <w:r>
+                                    <w:rPr>
+                                      <w:b/>
+                                      <w:bCs/>
+                                      <w:sz w:val="12"/>
+                                    </w:rPr>
+                                    <w:t xml:space="preserve">{{ </w:t>
+                                  </w:r>
+                                  <w:proofErr w:type="spellStart"/>
+                                  <w:r>
+                                    <w:rPr>
+                                      <w:b/>
+                                      <w:bCs/>
+                                      <w:sz w:val="12"/>
+                                    </w:rPr>
+                                    <w:t>gst</w:t>
+                                  </w:r>
+                                  <w:proofErr w:type="gramEnd"/>
+                                  <w:r>
+                                    <w:rPr>
+                                      <w:b/>
+                                      <w:bCs/>
+                                      <w:sz w:val="12"/>
+                                    </w:rPr>
+                                    <w:t>_no</w:t>
+                                  </w:r>
+                                  <w:proofErr w:type="spellEnd"/>
+                                  <w:r>
+                                    <w:rPr>
+                                      <w:b/>
+                                      <w:bCs/>
+                                      <w:sz w:val="12"/>
+                                    </w:rPr>
+                                    <w:t xml:space="preserve"> }}</w:t>
                                   </w:r>
                                 </w:p>
                               </w:tc>
@@ -8042,11 +9293,33 @@
                                       <w:sz w:val="12"/>
                                     </w:rPr>
                                   </w:pPr>
-                                  <w:r>
-                                    <w:rPr>
-                                      <w:sz w:val="12"/>
-                                    </w:rPr>
-                                    <w:t>{{ taluk_district }}</w:t>
+                                  <w:proofErr w:type="gramStart"/>
+                                  <w:r>
+                                    <w:rPr>
+                                      <w:sz w:val="12"/>
+                                    </w:rPr>
+                                    <w:t xml:space="preserve">{{ </w:t>
+                                  </w:r>
+                                  <w:proofErr w:type="spellStart"/>
+                                  <w:r>
+                                    <w:rPr>
+                                      <w:sz w:val="12"/>
+                                    </w:rPr>
+                                    <w:t>taluk</w:t>
+                                  </w:r>
+                                  <w:proofErr w:type="gramEnd"/>
+                                  <w:r>
+                                    <w:rPr>
+                                      <w:sz w:val="12"/>
+                                    </w:rPr>
+                                    <w:t>_district</w:t>
+                                  </w:r>
+                                  <w:proofErr w:type="spellEnd"/>
+                                  <w:r>
+                                    <w:rPr>
+                                      <w:sz w:val="12"/>
+                                    </w:rPr>
+                                    <w:t xml:space="preserve"> }}</w:t>
                                   </w:r>
                                 </w:p>
                               </w:tc>
@@ -8078,13 +9351,41 @@
                                     </w:rPr>
                                     <w:t xml:space="preserve">Loading Place: </w:t>
                                   </w:r>
+                                  <w:proofErr w:type="gramStart"/>
                                   <w:r>
                                     <w:rPr>
                                       <w:b/>
                                       <w:bCs/>
                                       <w:sz w:val="12"/>
                                     </w:rPr>
-                                    <w:t>{{ loading_place }}</w:t>
+                                    <w:t xml:space="preserve">{{ </w:t>
+                                  </w:r>
+                                  <w:proofErr w:type="spellStart"/>
+                                  <w:r>
+                                    <w:rPr>
+                                      <w:b/>
+                                      <w:bCs/>
+                                      <w:sz w:val="12"/>
+                                    </w:rPr>
+                                    <w:t>loading</w:t>
+                                  </w:r>
+                                  <w:proofErr w:type="gramEnd"/>
+                                  <w:r>
+                                    <w:rPr>
+                                      <w:b/>
+                                      <w:bCs/>
+                                      <w:sz w:val="12"/>
+                                    </w:rPr>
+                                    <w:t>_place</w:t>
+                                  </w:r>
+                                  <w:proofErr w:type="spellEnd"/>
+                                  <w:r>
+                                    <w:rPr>
+                                      <w:b/>
+                                      <w:bCs/>
+                                      <w:sz w:val="12"/>
+                                    </w:rPr>
+                                    <w:t xml:space="preserve"> }}</w:t>
                                   </w:r>
                                 </w:p>
                               </w:tc>
@@ -8169,11 +9470,19 @@
                                       <w:sz w:val="12"/>
                                     </w:rPr>
                                   </w:pPr>
-                                  <w:r>
-                                    <w:rPr>
-                                      <w:sz w:val="12"/>
-                                    </w:rPr>
-                                    <w:t>{{ quantity }}</w:t>
+                                  <w:proofErr w:type="gramStart"/>
+                                  <w:r>
+                                    <w:rPr>
+                                      <w:sz w:val="12"/>
+                                    </w:rPr>
+                                    <w:t>{{ quantity</w:t>
+                                  </w:r>
+                                  <w:proofErr w:type="gramEnd"/>
+                                  <w:r>
+                                    <w:rPr>
+                                      <w:sz w:val="12"/>
+                                    </w:rPr>
+                                    <w:t xml:space="preserve"> }}</w:t>
                                   </w:r>
                                 </w:p>
                               </w:tc>
@@ -8222,11 +9531,33 @@
                                     </w:rPr>
                                     <w:t xml:space="preserve"> </w:t>
                                   </w:r>
-                                  <w:r>
-                                    <w:rPr>
-                                      <w:sz w:val="12"/>
-                                    </w:rPr>
-                                    <w:t>{{ mdp_type }}</w:t>
+                                  <w:proofErr w:type="gramStart"/>
+                                  <w:r>
+                                    <w:rPr>
+                                      <w:sz w:val="12"/>
+                                    </w:rPr>
+                                    <w:t xml:space="preserve">{{ </w:t>
+                                  </w:r>
+                                  <w:proofErr w:type="spellStart"/>
+                                  <w:r>
+                                    <w:rPr>
+                                      <w:sz w:val="12"/>
+                                    </w:rPr>
+                                    <w:t>mdp</w:t>
+                                  </w:r>
+                                  <w:proofErr w:type="gramEnd"/>
+                                  <w:r>
+                                    <w:rPr>
+                                      <w:sz w:val="12"/>
+                                    </w:rPr>
+                                    <w:t>_type</w:t>
+                                  </w:r>
+                                  <w:proofErr w:type="spellEnd"/>
+                                  <w:r>
+                                    <w:rPr>
+                                      <w:sz w:val="12"/>
+                                    </w:rPr>
+                                    <w:t xml:space="preserve"> }}</w:t>
                                   </w:r>
                                 </w:p>
                               </w:tc>
@@ -8432,11 +9763,33 @@
                                       <w:sz w:val="12"/>
                                     </w:rPr>
                                   </w:pPr>
-                                  <w:r>
-                                    <w:rPr>
-                                      <w:sz w:val="12"/>
-                                    </w:rPr>
-                                    <w:t>{{ form_ap_purpose }}</w:t>
+                                  <w:proofErr w:type="gramStart"/>
+                                  <w:r>
+                                    <w:rPr>
+                                      <w:sz w:val="12"/>
+                                    </w:rPr>
+                                    <w:t xml:space="preserve">{{ </w:t>
+                                  </w:r>
+                                  <w:proofErr w:type="spellStart"/>
+                                  <w:r>
+                                    <w:rPr>
+                                      <w:sz w:val="12"/>
+                                    </w:rPr>
+                                    <w:t>form</w:t>
+                                  </w:r>
+                                  <w:proofErr w:type="gramEnd"/>
+                                  <w:r>
+                                    <w:rPr>
+                                      <w:sz w:val="12"/>
+                                    </w:rPr>
+                                    <w:t>_ap_purpose</w:t>
+                                  </w:r>
+                                  <w:proofErr w:type="spellEnd"/>
+                                  <w:r>
+                                    <w:rPr>
+                                      <w:sz w:val="12"/>
+                                    </w:rPr>
+                                    <w:t xml:space="preserve"> }}</w:t>
                                   </w:r>
                                 </w:p>
                               </w:tc>
@@ -8562,11 +9915,33 @@
                                       <w:sz w:val="12"/>
                                     </w:rPr>
                                   </w:pPr>
-                                  <w:r>
-                                    <w:rPr>
-                                      <w:sz w:val="12"/>
-                                    </w:rPr>
-                                    <w:t>{{ mineral_grade }}</w:t>
+                                  <w:proofErr w:type="gramStart"/>
+                                  <w:r>
+                                    <w:rPr>
+                                      <w:sz w:val="12"/>
+                                    </w:rPr>
+                                    <w:t xml:space="preserve">{{ </w:t>
+                                  </w:r>
+                                  <w:proofErr w:type="spellStart"/>
+                                  <w:r>
+                                    <w:rPr>
+                                      <w:sz w:val="12"/>
+                                    </w:rPr>
+                                    <w:t>mineral</w:t>
+                                  </w:r>
+                                  <w:proofErr w:type="gramEnd"/>
+                                  <w:r>
+                                    <w:rPr>
+                                      <w:sz w:val="12"/>
+                                    </w:rPr>
+                                    <w:t>_grade</w:t>
+                                  </w:r>
+                                  <w:proofErr w:type="spellEnd"/>
+                                  <w:r>
+                                    <w:rPr>
+                                      <w:sz w:val="12"/>
+                                    </w:rPr>
+                                    <w:t xml:space="preserve"> }}</w:t>
                                   </w:r>
                                 </w:p>
                               </w:tc>
@@ -8671,12 +10046,37 @@
                                       <w:sz w:val="12"/>
                                     </w:rPr>
                                   </w:pPr>
+                                  <w:proofErr w:type="gramStart"/>
                                   <w:r>
                                     <w:rPr>
                                       <w:b/>
                                       <w:sz w:val="12"/>
                                     </w:rPr>
-                                    <w:t>{{ total_amount_paid }}</w:t>
+                                    <w:t xml:space="preserve">{{ </w:t>
+                                  </w:r>
+                                  <w:proofErr w:type="spellStart"/>
+                                  <w:r>
+                                    <w:rPr>
+                                      <w:b/>
+                                      <w:sz w:val="12"/>
+                                    </w:rPr>
+                                    <w:t>total</w:t>
+                                  </w:r>
+                                  <w:proofErr w:type="gramEnd"/>
+                                  <w:r>
+                                    <w:rPr>
+                                      <w:b/>
+                                      <w:sz w:val="12"/>
+                                    </w:rPr>
+                                    <w:t>_amount_paid</w:t>
+                                  </w:r>
+                                  <w:proofErr w:type="spellEnd"/>
+                                  <w:r>
+                                    <w:rPr>
+                                      <w:b/>
+                                      <w:sz w:val="12"/>
+                                    </w:rPr>
+                                    <w:t xml:space="preserve"> }}</w:t>
                                   </w:r>
                                 </w:p>
                               </w:tc>
@@ -8778,13 +10178,23 @@
                                       <w:sz w:val="12"/>
                                     </w:rPr>
                                   </w:pPr>
+                                  <w:proofErr w:type="gramStart"/>
                                   <w:r>
                                     <w:rPr>
                                       <w:b/>
                                       <w:bCs/>
                                       <w:sz w:val="12"/>
                                     </w:rPr>
-                                    <w:t>{{ buyer }}</w:t>
+                                    <w:t>{{ buyer</w:t>
+                                  </w:r>
+                                  <w:proofErr w:type="gramEnd"/>
+                                  <w:r>
+                                    <w:rPr>
+                                      <w:b/>
+                                      <w:bCs/>
+                                      <w:sz w:val="12"/>
+                                    </w:rPr>
+                                    <w:t xml:space="preserve"> }}</w:t>
                                   </w:r>
                                 </w:p>
                               </w:tc>
@@ -8886,13 +10296,23 @@
                                       <w:sz w:val="12"/>
                                     </w:rPr>
                                   </w:pPr>
+                                  <w:proofErr w:type="gramStart"/>
                                   <w:r>
                                     <w:rPr>
                                       <w:b/>
                                       <w:bCs/>
                                       <w:sz w:val="12"/>
                                     </w:rPr>
-                                    <w:t>{{ route }}</w:t>
+                                    <w:t>{{ route</w:t>
+                                  </w:r>
+                                  <w:proofErr w:type="gramEnd"/>
+                                  <w:r>
+                                    <w:rPr>
+                                      <w:b/>
+                                      <w:bCs/>
+                                      <w:sz w:val="12"/>
+                                    </w:rPr>
+                                    <w:t xml:space="preserve"> }}</w:t>
                                   </w:r>
                                 </w:p>
                               </w:tc>
@@ -8975,13 +10395,23 @@
                                       <w:sz w:val="12"/>
                                     </w:rPr>
                                   </w:pPr>
+                                  <w:proofErr w:type="gramStart"/>
                                   <w:r>
                                     <w:rPr>
                                       <w:b/>
                                       <w:bCs/>
                                       <w:sz w:val="12"/>
                                     </w:rPr>
-                                    <w:t>{{ validity }}</w:t>
+                                    <w:t>{{ validity</w:t>
+                                  </w:r>
+                                  <w:proofErr w:type="gramEnd"/>
+                                  <w:r>
+                                    <w:rPr>
+                                      <w:b/>
+                                      <w:bCs/>
+                                      <w:sz w:val="12"/>
+                                    </w:rPr>
+                                    <w:t xml:space="preserve"> }}</w:t>
                                   </w:r>
                                 </w:p>
                               </w:tc>
@@ -9095,11 +10525,33 @@
                                       <w:sz w:val="12"/>
                                     </w:rPr>
                                   </w:pPr>
-                                  <w:r>
-                                    <w:rPr>
-                                      <w:sz w:val="12"/>
-                                    </w:rPr>
-                                    <w:t>{{ check_post }}</w:t>
+                                  <w:proofErr w:type="gramStart"/>
+                                  <w:r>
+                                    <w:rPr>
+                                      <w:sz w:val="12"/>
+                                    </w:rPr>
+                                    <w:t xml:space="preserve">{{ </w:t>
+                                  </w:r>
+                                  <w:proofErr w:type="spellStart"/>
+                                  <w:r>
+                                    <w:rPr>
+                                      <w:sz w:val="12"/>
+                                    </w:rPr>
+                                    <w:t>check</w:t>
+                                  </w:r>
+                                  <w:proofErr w:type="gramEnd"/>
+                                  <w:r>
+                                    <w:rPr>
+                                      <w:sz w:val="12"/>
+                                    </w:rPr>
+                                    <w:t>_post</w:t>
+                                  </w:r>
+                                  <w:proofErr w:type="spellEnd"/>
+                                  <w:r>
+                                    <w:rPr>
+                                      <w:sz w:val="12"/>
+                                    </w:rPr>
+                                    <w:t xml:space="preserve"> }}</w:t>
                                   </w:r>
                                 </w:p>
                               </w:tc>
@@ -9211,11 +10663,33 @@
                                       <w:sz w:val="12"/>
                                     </w:rPr>
                                   </w:pPr>
-                                  <w:r>
-                                    <w:rPr>
-                                      <w:sz w:val="12"/>
-                                    </w:rPr>
-                                    <w:t>{{ vehicle_no }}</w:t>
+                                  <w:proofErr w:type="gramStart"/>
+                                  <w:r>
+                                    <w:rPr>
+                                      <w:sz w:val="12"/>
+                                    </w:rPr>
+                                    <w:t xml:space="preserve">{{ </w:t>
+                                  </w:r>
+                                  <w:proofErr w:type="spellStart"/>
+                                  <w:r>
+                                    <w:rPr>
+                                      <w:sz w:val="12"/>
+                                    </w:rPr>
+                                    <w:t>vehicle</w:t>
+                                  </w:r>
+                                  <w:proofErr w:type="gramEnd"/>
+                                  <w:r>
+                                    <w:rPr>
+                                      <w:sz w:val="12"/>
+                                    </w:rPr>
+                                    <w:t>_no</w:t>
+                                  </w:r>
+                                  <w:proofErr w:type="spellEnd"/>
+                                  <w:r>
+                                    <w:rPr>
+                                      <w:sz w:val="12"/>
+                                    </w:rPr>
+                                    <w:t xml:space="preserve"> }}</w:t>
                                   </w:r>
                                 </w:p>
                               </w:tc>
@@ -9317,11 +10791,33 @@
                                       <w:sz w:val="12"/>
                                     </w:rPr>
                                   </w:pPr>
-                                  <w:r>
-                                    <w:rPr>
-                                      <w:sz w:val="12"/>
-                                    </w:rPr>
-                                    <w:t>{{ crusher_unit }}</w:t>
+                                  <w:proofErr w:type="gramStart"/>
+                                  <w:r>
+                                    <w:rPr>
+                                      <w:sz w:val="12"/>
+                                    </w:rPr>
+                                    <w:t xml:space="preserve">{{ </w:t>
+                                  </w:r>
+                                  <w:proofErr w:type="spellStart"/>
+                                  <w:r>
+                                    <w:rPr>
+                                      <w:sz w:val="12"/>
+                                    </w:rPr>
+                                    <w:t>crusher</w:t>
+                                  </w:r>
+                                  <w:proofErr w:type="gramEnd"/>
+                                  <w:r>
+                                    <w:rPr>
+                                      <w:sz w:val="12"/>
+                                    </w:rPr>
+                                    <w:t>_unit</w:t>
+                                  </w:r>
+                                  <w:proofErr w:type="spellEnd"/>
+                                  <w:r>
+                                    <w:rPr>
+                                      <w:sz w:val="12"/>
+                                    </w:rPr>
+                                    <w:t xml:space="preserve"> }}</w:t>
                                   </w:r>
                                 </w:p>
                               </w:tc>
@@ -9447,13 +10943,23 @@
                                       <w:sz w:val="12"/>
                                     </w:rPr>
                                   </w:pPr>
+                                  <w:proofErr w:type="gramStart"/>
                                   <w:r>
                                     <w:rPr>
                                       <w:b/>
                                       <w:bCs/>
                                       <w:sz w:val="12"/>
                                     </w:rPr>
-                                    <w:t>{{ destination }}</w:t>
+                                    <w:t>{{ destination</w:t>
+                                  </w:r>
+                                  <w:proofErr w:type="gramEnd"/>
+                                  <w:r>
+                                    <w:rPr>
+                                      <w:b/>
+                                      <w:bCs/>
+                                      <w:sz w:val="12"/>
+                                    </w:rPr>
+                                    <w:t xml:space="preserve"> }}</w:t>
                                   </w:r>
                                 </w:p>
                               </w:tc>
@@ -9477,12 +10983,37 @@
                                       <w:sz w:val="12"/>
                                     </w:rPr>
                                   </w:pPr>
+                                  <w:proofErr w:type="gramStart"/>
                                   <w:r>
                                     <w:rPr>
                                       <w:b/>
                                       <w:sz w:val="12"/>
                                     </w:rPr>
-                                    <w:t>{{ copy_type }}</w:t>
+                                    <w:t xml:space="preserve">{{ </w:t>
+                                  </w:r>
+                                  <w:proofErr w:type="spellStart"/>
+                                  <w:r>
+                                    <w:rPr>
+                                      <w:b/>
+                                      <w:sz w:val="12"/>
+                                    </w:rPr>
+                                    <w:t>copy</w:t>
+                                  </w:r>
+                                  <w:proofErr w:type="gramEnd"/>
+                                  <w:r>
+                                    <w:rPr>
+                                      <w:b/>
+                                      <w:sz w:val="12"/>
+                                    </w:rPr>
+                                    <w:t>_type</w:t>
+                                  </w:r>
+                                  <w:proofErr w:type="spellEnd"/>
+                                  <w:r>
+                                    <w:rPr>
+                                      <w:b/>
+                                      <w:sz w:val="12"/>
+                                    </w:rPr>
+                                    <w:t xml:space="preserve"> }}</w:t>
                                   </w:r>
                                 </w:p>
                               </w:tc>
@@ -9802,11 +11333,33 @@
                                 <w:sz w:val="12"/>
                               </w:rPr>
                             </w:pPr>
-                            <w:r>
-                              <w:rPr>
-                                <w:sz w:val="12"/>
-                              </w:rPr>
-                              <w:t>{{ form_ap_no }}</w:t>
+                            <w:proofErr w:type="gramStart"/>
+                            <w:r>
+                              <w:rPr>
+                                <w:sz w:val="12"/>
+                              </w:rPr>
+                              <w:t xml:space="preserve">{{ </w:t>
+                            </w:r>
+                            <w:proofErr w:type="spellStart"/>
+                            <w:r>
+                              <w:rPr>
+                                <w:sz w:val="12"/>
+                              </w:rPr>
+                              <w:t>form</w:t>
+                            </w:r>
+                            <w:proofErr w:type="gramEnd"/>
+                            <w:r>
+                              <w:rPr>
+                                <w:sz w:val="12"/>
+                              </w:rPr>
+                              <w:t>_ap_no</w:t>
+                            </w:r>
+                            <w:proofErr w:type="spellEnd"/>
+                            <w:r>
+                              <w:rPr>
+                                <w:sz w:val="12"/>
+                              </w:rPr>
+                              <w:t xml:space="preserve"> }}</w:t>
                             </w:r>
                           </w:p>
                         </w:tc>
@@ -9842,6 +11395,7 @@
                               </w:rPr>
                               <w:t xml:space="preserve"> </w:t>
                             </w:r>
+                            <w:proofErr w:type="gramStart"/>
                             <w:r>
                               <w:rPr>
                                 <w:sz w:val="12"/>
@@ -9852,13 +11406,42 @@
                               <w:rPr>
                                 <w:sz w:val="12"/>
                               </w:rPr>
-                              <w:t xml:space="preserve"> : </w:t>
-                            </w:r>
-                            <w:r>
-                              <w:rPr>
-                                <w:sz w:val="12"/>
-                              </w:rPr>
-                              <w:t>{{ sr_no }}</w:t>
+                              <w:t xml:space="preserve"> :</w:t>
+                            </w:r>
+                            <w:proofErr w:type="gramEnd"/>
+                            <w:r>
+                              <w:rPr>
+                                <w:sz w:val="12"/>
+                              </w:rPr>
+                              <w:t xml:space="preserve"> </w:t>
+                            </w:r>
+                            <w:proofErr w:type="gramStart"/>
+                            <w:r>
+                              <w:rPr>
+                                <w:sz w:val="12"/>
+                              </w:rPr>
+                              <w:t xml:space="preserve">{{ </w:t>
+                            </w:r>
+                            <w:proofErr w:type="spellStart"/>
+                            <w:r>
+                              <w:rPr>
+                                <w:sz w:val="12"/>
+                              </w:rPr>
+                              <w:t>sr</w:t>
+                            </w:r>
+                            <w:proofErr w:type="gramEnd"/>
+                            <w:r>
+                              <w:rPr>
+                                <w:sz w:val="12"/>
+                              </w:rPr>
+                              <w:t>_no</w:t>
+                            </w:r>
+                            <w:proofErr w:type="spellEnd"/>
+                            <w:r>
+                              <w:rPr>
+                                <w:sz w:val="12"/>
+                              </w:rPr>
+                              <w:t xml:space="preserve"> }}</w:t>
                             </w:r>
                           </w:p>
                         </w:tc>
@@ -9958,11 +11541,47 @@
                                 <w:sz w:val="12"/>
                               </w:rPr>
                             </w:pPr>
-                            <w:r>
-                              <w:rPr>
-                                <w:sz w:val="12"/>
-                              </w:rPr>
-                              <w:t>{{ mdp_no }}</w:t>
+                            <w:proofErr w:type="gramStart"/>
+                            <w:r>
+                              <w:rPr>
+                                <w:sz w:val="12"/>
+                              </w:rPr>
+                              <w:t xml:space="preserve">{{ </w:t>
+                            </w:r>
+                            <w:proofErr w:type="spellStart"/>
+                            <w:r>
+                              <w:rPr>
+                                <w:sz w:val="12"/>
+                              </w:rPr>
+                              <w:t>mdp</w:t>
+                            </w:r>
+                            <w:proofErr w:type="gramEnd"/>
+                            <w:r>
+                              <w:rPr>
+                                <w:sz w:val="12"/>
+                              </w:rPr>
+                              <w:t>_</w:t>
+                            </w:r>
+                            <w:proofErr w:type="gramStart"/>
+                            <w:r>
+                              <w:rPr>
+                                <w:sz w:val="12"/>
+                              </w:rPr>
+                              <w:t>no</w:t>
+                            </w:r>
+                            <w:proofErr w:type="spellEnd"/>
+                            <w:r>
+                              <w:rPr>
+                                <w:sz w:val="12"/>
+                              </w:rPr>
+                              <w:t xml:space="preserve"> }</w:t>
+                            </w:r>
+                            <w:proofErr w:type="gramEnd"/>
+                            <w:r>
+                              <w:rPr>
+                                <w:sz w:val="12"/>
+                              </w:rPr>
+                              <w:t>}</w:t>
                             </w:r>
                             <w:r>
                               <w:rPr>
@@ -10081,11 +11700,33 @@
                                 <w:sz w:val="12"/>
                               </w:rPr>
                             </w:pPr>
-                            <w:r>
-                              <w:rPr>
-                                <w:sz w:val="12"/>
-                              </w:rPr>
-                              <w:t>{{ lease_no }}</w:t>
+                            <w:proofErr w:type="gramStart"/>
+                            <w:r>
+                              <w:rPr>
+                                <w:sz w:val="12"/>
+                              </w:rPr>
+                              <w:t xml:space="preserve">{{ </w:t>
+                            </w:r>
+                            <w:proofErr w:type="spellStart"/>
+                            <w:r>
+                              <w:rPr>
+                                <w:sz w:val="12"/>
+                              </w:rPr>
+                              <w:t>lease</w:t>
+                            </w:r>
+                            <w:proofErr w:type="gramEnd"/>
+                            <w:r>
+                              <w:rPr>
+                                <w:sz w:val="12"/>
+                              </w:rPr>
+                              <w:t>_no</w:t>
+                            </w:r>
+                            <w:proofErr w:type="spellEnd"/>
+                            <w:r>
+                              <w:rPr>
+                                <w:sz w:val="12"/>
+                              </w:rPr>
+                              <w:t xml:space="preserve"> }}</w:t>
                             </w:r>
                           </w:p>
                         </w:tc>
@@ -10113,11 +11754,19 @@
                               </w:rPr>
                               <w:t xml:space="preserve">Barcode: </w:t>
                             </w:r>
-                            <w:r>
-                              <w:rPr>
-                                <w:sz w:val="12"/>
-                              </w:rPr>
-                              <w:t>{{ barcode }}</w:t>
+                            <w:proofErr w:type="gramStart"/>
+                            <w:r>
+                              <w:rPr>
+                                <w:sz w:val="12"/>
+                              </w:rPr>
+                              <w:t>{{ barcode</w:t>
+                            </w:r>
+                            <w:proofErr w:type="gramEnd"/>
+                            <w:r>
+                              <w:rPr>
+                                <w:sz w:val="12"/>
+                              </w:rPr>
+                              <w:t xml:space="preserve"> }}</w:t>
                             </w:r>
                           </w:p>
                         </w:tc>
@@ -10234,13 +11883,41 @@
                                 <w:sz w:val="12"/>
                               </w:rPr>
                             </w:pPr>
+                            <w:proofErr w:type="gramStart"/>
                             <w:r>
                               <w:rPr>
                                 <w:b/>
                                 <w:bCs/>
                                 <w:sz w:val="12"/>
                               </w:rPr>
-                              <w:t>{{ lease_name }}</w:t>
+                              <w:t xml:space="preserve">{{ </w:t>
+                            </w:r>
+                            <w:proofErr w:type="spellStart"/>
+                            <w:r>
+                              <w:rPr>
+                                <w:b/>
+                                <w:bCs/>
+                                <w:sz w:val="12"/>
+                              </w:rPr>
+                              <w:t>lease</w:t>
+                            </w:r>
+                            <w:proofErr w:type="gramEnd"/>
+                            <w:r>
+                              <w:rPr>
+                                <w:b/>
+                                <w:bCs/>
+                                <w:sz w:val="12"/>
+                              </w:rPr>
+                              <w:t>_name</w:t>
+                            </w:r>
+                            <w:proofErr w:type="spellEnd"/>
+                            <w:r>
+                              <w:rPr>
+                                <w:b/>
+                                <w:bCs/>
+                                <w:sz w:val="12"/>
+                              </w:rPr>
+                              <w:t xml:space="preserve"> }}</w:t>
                             </w:r>
                           </w:p>
                         </w:tc>
@@ -10298,12 +11975,37 @@
                             <w:r>
                               <w:t xml:space="preserve"> </w:t>
                             </w:r>
+                            <w:proofErr w:type="gramStart"/>
                             <w:r>
                               <w:rPr>
                                 <w:spacing w:val="-3"/>
                                 <w:sz w:val="12"/>
                               </w:rPr>
-                              <w:t>{{ type_of_land }}</w:t>
+                              <w:t xml:space="preserve">{{ </w:t>
+                            </w:r>
+                            <w:proofErr w:type="spellStart"/>
+                            <w:r>
+                              <w:rPr>
+                                <w:spacing w:val="-3"/>
+                                <w:sz w:val="12"/>
+                              </w:rPr>
+                              <w:t>type</w:t>
+                            </w:r>
+                            <w:proofErr w:type="gramEnd"/>
+                            <w:r>
+                              <w:rPr>
+                                <w:spacing w:val="-3"/>
+                                <w:sz w:val="12"/>
+                              </w:rPr>
+                              <w:t>_of_land</w:t>
+                            </w:r>
+                            <w:proofErr w:type="spellEnd"/>
+                            <w:r>
+                              <w:rPr>
+                                <w:spacing w:val="-3"/>
+                                <w:sz w:val="12"/>
+                              </w:rPr>
+                              <w:t xml:space="preserve"> }}</w:t>
                             </w:r>
                           </w:p>
                         </w:tc>
@@ -10430,6 +12132,7 @@
                               </w:rPr>
                               <w:t xml:space="preserve"> </w:t>
                             </w:r>
+                            <w:proofErr w:type="gramStart"/>
                             <w:r>
                               <w:rPr>
                                 <w:b/>
@@ -10452,15 +12155,52 @@
                                 <w:bCs/>
                                 <w:sz w:val="12"/>
                               </w:rPr>
-                              <w:t xml:space="preserve">: </w:t>
-                            </w:r>
+                              <w:t>:</w:t>
+                            </w:r>
+                            <w:proofErr w:type="gramEnd"/>
                             <w:r>
                               <w:rPr>
                                 <w:b/>
                                 <w:bCs/>
                                 <w:sz w:val="12"/>
                               </w:rPr>
-                              <w:t>{{ gst_no }}</w:t>
+                              <w:t xml:space="preserve"> </w:t>
+                            </w:r>
+                            <w:proofErr w:type="gramStart"/>
+                            <w:r>
+                              <w:rPr>
+                                <w:b/>
+                                <w:bCs/>
+                                <w:sz w:val="12"/>
+                              </w:rPr>
+                              <w:t xml:space="preserve">{{ </w:t>
+                            </w:r>
+                            <w:proofErr w:type="spellStart"/>
+                            <w:r>
+                              <w:rPr>
+                                <w:b/>
+                                <w:bCs/>
+                                <w:sz w:val="12"/>
+                              </w:rPr>
+                              <w:t>gst</w:t>
+                            </w:r>
+                            <w:proofErr w:type="gramEnd"/>
+                            <w:r>
+                              <w:rPr>
+                                <w:b/>
+                                <w:bCs/>
+                                <w:sz w:val="12"/>
+                              </w:rPr>
+                              <w:t>_no</w:t>
+                            </w:r>
+                            <w:proofErr w:type="spellEnd"/>
+                            <w:r>
+                              <w:rPr>
+                                <w:b/>
+                                <w:bCs/>
+                                <w:sz w:val="12"/>
+                              </w:rPr>
+                              <w:t xml:space="preserve"> }}</w:t>
                             </w:r>
                           </w:p>
                         </w:tc>
@@ -10541,11 +12281,33 @@
                                 <w:sz w:val="12"/>
                               </w:rPr>
                             </w:pPr>
-                            <w:r>
-                              <w:rPr>
-                                <w:sz w:val="12"/>
-                              </w:rPr>
-                              <w:t>{{ taluk_district }}</w:t>
+                            <w:proofErr w:type="gramStart"/>
+                            <w:r>
+                              <w:rPr>
+                                <w:sz w:val="12"/>
+                              </w:rPr>
+                              <w:t xml:space="preserve">{{ </w:t>
+                            </w:r>
+                            <w:proofErr w:type="spellStart"/>
+                            <w:r>
+                              <w:rPr>
+                                <w:sz w:val="12"/>
+                              </w:rPr>
+                              <w:t>taluk</w:t>
+                            </w:r>
+                            <w:proofErr w:type="gramEnd"/>
+                            <w:r>
+                              <w:rPr>
+                                <w:sz w:val="12"/>
+                              </w:rPr>
+                              <w:t>_district</w:t>
+                            </w:r>
+                            <w:proofErr w:type="spellEnd"/>
+                            <w:r>
+                              <w:rPr>
+                                <w:sz w:val="12"/>
+                              </w:rPr>
+                              <w:t xml:space="preserve"> }}</w:t>
                             </w:r>
                           </w:p>
                         </w:tc>
@@ -10577,13 +12339,41 @@
                               </w:rPr>
                               <w:t xml:space="preserve">Loading Place: </w:t>
                             </w:r>
+                            <w:proofErr w:type="gramStart"/>
                             <w:r>
                               <w:rPr>
                                 <w:b/>
                                 <w:bCs/>
                                 <w:sz w:val="12"/>
                               </w:rPr>
-                              <w:t>{{ loading_place }}</w:t>
+                              <w:t xml:space="preserve">{{ </w:t>
+                            </w:r>
+                            <w:proofErr w:type="spellStart"/>
+                            <w:r>
+                              <w:rPr>
+                                <w:b/>
+                                <w:bCs/>
+                                <w:sz w:val="12"/>
+                              </w:rPr>
+                              <w:t>loading</w:t>
+                            </w:r>
+                            <w:proofErr w:type="gramEnd"/>
+                            <w:r>
+                              <w:rPr>
+                                <w:b/>
+                                <w:bCs/>
+                                <w:sz w:val="12"/>
+                              </w:rPr>
+                              <w:t>_place</w:t>
+                            </w:r>
+                            <w:proofErr w:type="spellEnd"/>
+                            <w:r>
+                              <w:rPr>
+                                <w:b/>
+                                <w:bCs/>
+                                <w:sz w:val="12"/>
+                              </w:rPr>
+                              <w:t xml:space="preserve"> }}</w:t>
                             </w:r>
                           </w:p>
                         </w:tc>
@@ -10668,11 +12458,19 @@
                                 <w:sz w:val="12"/>
                               </w:rPr>
                             </w:pPr>
-                            <w:r>
-                              <w:rPr>
-                                <w:sz w:val="12"/>
-                              </w:rPr>
-                              <w:t>{{ quantity }}</w:t>
+                            <w:proofErr w:type="gramStart"/>
+                            <w:r>
+                              <w:rPr>
+                                <w:sz w:val="12"/>
+                              </w:rPr>
+                              <w:t>{{ quantity</w:t>
+                            </w:r>
+                            <w:proofErr w:type="gramEnd"/>
+                            <w:r>
+                              <w:rPr>
+                                <w:sz w:val="12"/>
+                              </w:rPr>
+                              <w:t xml:space="preserve"> }}</w:t>
                             </w:r>
                           </w:p>
                         </w:tc>
@@ -10721,11 +12519,33 @@
                               </w:rPr>
                               <w:t xml:space="preserve"> </w:t>
                             </w:r>
-                            <w:r>
-                              <w:rPr>
-                                <w:sz w:val="12"/>
-                              </w:rPr>
-                              <w:t>{{ mdp_type }}</w:t>
+                            <w:proofErr w:type="gramStart"/>
+                            <w:r>
+                              <w:rPr>
+                                <w:sz w:val="12"/>
+                              </w:rPr>
+                              <w:t xml:space="preserve">{{ </w:t>
+                            </w:r>
+                            <w:proofErr w:type="spellStart"/>
+                            <w:r>
+                              <w:rPr>
+                                <w:sz w:val="12"/>
+                              </w:rPr>
+                              <w:t>mdp</w:t>
+                            </w:r>
+                            <w:proofErr w:type="gramEnd"/>
+                            <w:r>
+                              <w:rPr>
+                                <w:sz w:val="12"/>
+                              </w:rPr>
+                              <w:t>_type</w:t>
+                            </w:r>
+                            <w:proofErr w:type="spellEnd"/>
+                            <w:r>
+                              <w:rPr>
+                                <w:sz w:val="12"/>
+                              </w:rPr>
+                              <w:t xml:space="preserve"> }}</w:t>
                             </w:r>
                           </w:p>
                         </w:tc>
@@ -10931,11 +12751,33 @@
                                 <w:sz w:val="12"/>
                               </w:rPr>
                             </w:pPr>
-                            <w:r>
-                              <w:rPr>
-                                <w:sz w:val="12"/>
-                              </w:rPr>
-                              <w:t>{{ form_ap_purpose }}</w:t>
+                            <w:proofErr w:type="gramStart"/>
+                            <w:r>
+                              <w:rPr>
+                                <w:sz w:val="12"/>
+                              </w:rPr>
+                              <w:t xml:space="preserve">{{ </w:t>
+                            </w:r>
+                            <w:proofErr w:type="spellStart"/>
+                            <w:r>
+                              <w:rPr>
+                                <w:sz w:val="12"/>
+                              </w:rPr>
+                              <w:t>form</w:t>
+                            </w:r>
+                            <w:proofErr w:type="gramEnd"/>
+                            <w:r>
+                              <w:rPr>
+                                <w:sz w:val="12"/>
+                              </w:rPr>
+                              <w:t>_ap_purpose</w:t>
+                            </w:r>
+                            <w:proofErr w:type="spellEnd"/>
+                            <w:r>
+                              <w:rPr>
+                                <w:sz w:val="12"/>
+                              </w:rPr>
+                              <w:t xml:space="preserve"> }}</w:t>
                             </w:r>
                           </w:p>
                         </w:tc>
@@ -11061,11 +12903,33 @@
                                 <w:sz w:val="12"/>
                               </w:rPr>
                             </w:pPr>
-                            <w:r>
-                              <w:rPr>
-                                <w:sz w:val="12"/>
-                              </w:rPr>
-                              <w:t>{{ mineral_grade }}</w:t>
+                            <w:proofErr w:type="gramStart"/>
+                            <w:r>
+                              <w:rPr>
+                                <w:sz w:val="12"/>
+                              </w:rPr>
+                              <w:t xml:space="preserve">{{ </w:t>
+                            </w:r>
+                            <w:proofErr w:type="spellStart"/>
+                            <w:r>
+                              <w:rPr>
+                                <w:sz w:val="12"/>
+                              </w:rPr>
+                              <w:t>mineral</w:t>
+                            </w:r>
+                            <w:proofErr w:type="gramEnd"/>
+                            <w:r>
+                              <w:rPr>
+                                <w:sz w:val="12"/>
+                              </w:rPr>
+                              <w:t>_grade</w:t>
+                            </w:r>
+                            <w:proofErr w:type="spellEnd"/>
+                            <w:r>
+                              <w:rPr>
+                                <w:sz w:val="12"/>
+                              </w:rPr>
+                              <w:t xml:space="preserve"> }}</w:t>
                             </w:r>
                           </w:p>
                         </w:tc>
@@ -11170,12 +13034,37 @@
                                 <w:sz w:val="12"/>
                               </w:rPr>
                             </w:pPr>
+                            <w:proofErr w:type="gramStart"/>
                             <w:r>
                               <w:rPr>
                                 <w:b/>
                                 <w:sz w:val="12"/>
                               </w:rPr>
-                              <w:t>{{ total_amount_paid }}</w:t>
+                              <w:t xml:space="preserve">{{ </w:t>
+                            </w:r>
+                            <w:proofErr w:type="spellStart"/>
+                            <w:r>
+                              <w:rPr>
+                                <w:b/>
+                                <w:sz w:val="12"/>
+                              </w:rPr>
+                              <w:t>total</w:t>
+                            </w:r>
+                            <w:proofErr w:type="gramEnd"/>
+                            <w:r>
+                              <w:rPr>
+                                <w:b/>
+                                <w:sz w:val="12"/>
+                              </w:rPr>
+                              <w:t>_amount_paid</w:t>
+                            </w:r>
+                            <w:proofErr w:type="spellEnd"/>
+                            <w:r>
+                              <w:rPr>
+                                <w:b/>
+                                <w:sz w:val="12"/>
+                              </w:rPr>
+                              <w:t xml:space="preserve"> }}</w:t>
                             </w:r>
                           </w:p>
                         </w:tc>
@@ -11277,13 +13166,23 @@
                                 <w:sz w:val="12"/>
                               </w:rPr>
                             </w:pPr>
+                            <w:proofErr w:type="gramStart"/>
                             <w:r>
                               <w:rPr>
                                 <w:b/>
                                 <w:bCs/>
                                 <w:sz w:val="12"/>
                               </w:rPr>
-                              <w:t>{{ buyer }}</w:t>
+                              <w:t>{{ buyer</w:t>
+                            </w:r>
+                            <w:proofErr w:type="gramEnd"/>
+                            <w:r>
+                              <w:rPr>
+                                <w:b/>
+                                <w:bCs/>
+                                <w:sz w:val="12"/>
+                              </w:rPr>
+                              <w:t xml:space="preserve"> }}</w:t>
                             </w:r>
                           </w:p>
                         </w:tc>
@@ -11385,13 +13284,23 @@
                                 <w:sz w:val="12"/>
                               </w:rPr>
                             </w:pPr>
+                            <w:proofErr w:type="gramStart"/>
                             <w:r>
                               <w:rPr>
                                 <w:b/>
                                 <w:bCs/>
                                 <w:sz w:val="12"/>
                               </w:rPr>
-                              <w:t>{{ route }}</w:t>
+                              <w:t>{{ route</w:t>
+                            </w:r>
+                            <w:proofErr w:type="gramEnd"/>
+                            <w:r>
+                              <w:rPr>
+                                <w:b/>
+                                <w:bCs/>
+                                <w:sz w:val="12"/>
+                              </w:rPr>
+                              <w:t xml:space="preserve"> }}</w:t>
                             </w:r>
                           </w:p>
                         </w:tc>
@@ -11474,13 +13383,23 @@
                                 <w:sz w:val="12"/>
                               </w:rPr>
                             </w:pPr>
+                            <w:proofErr w:type="gramStart"/>
                             <w:r>
                               <w:rPr>
                                 <w:b/>
                                 <w:bCs/>
                                 <w:sz w:val="12"/>
                               </w:rPr>
-                              <w:t>{{ validity }}</w:t>
+                              <w:t>{{ validity</w:t>
+                            </w:r>
+                            <w:proofErr w:type="gramEnd"/>
+                            <w:r>
+                              <w:rPr>
+                                <w:b/>
+                                <w:bCs/>
+                                <w:sz w:val="12"/>
+                              </w:rPr>
+                              <w:t xml:space="preserve"> }}</w:t>
                             </w:r>
                           </w:p>
                         </w:tc>
@@ -11594,11 +13513,33 @@
                                 <w:sz w:val="12"/>
                               </w:rPr>
                             </w:pPr>
-                            <w:r>
-                              <w:rPr>
-                                <w:sz w:val="12"/>
-                              </w:rPr>
-                              <w:t>{{ check_post }}</w:t>
+                            <w:proofErr w:type="gramStart"/>
+                            <w:r>
+                              <w:rPr>
+                                <w:sz w:val="12"/>
+                              </w:rPr>
+                              <w:t xml:space="preserve">{{ </w:t>
+                            </w:r>
+                            <w:proofErr w:type="spellStart"/>
+                            <w:r>
+                              <w:rPr>
+                                <w:sz w:val="12"/>
+                              </w:rPr>
+                              <w:t>check</w:t>
+                            </w:r>
+                            <w:proofErr w:type="gramEnd"/>
+                            <w:r>
+                              <w:rPr>
+                                <w:sz w:val="12"/>
+                              </w:rPr>
+                              <w:t>_post</w:t>
+                            </w:r>
+                            <w:proofErr w:type="spellEnd"/>
+                            <w:r>
+                              <w:rPr>
+                                <w:sz w:val="12"/>
+                              </w:rPr>
+                              <w:t xml:space="preserve"> }}</w:t>
                             </w:r>
                           </w:p>
                         </w:tc>
@@ -11710,11 +13651,33 @@
                                 <w:sz w:val="12"/>
                               </w:rPr>
                             </w:pPr>
-                            <w:r>
-                              <w:rPr>
-                                <w:sz w:val="12"/>
-                              </w:rPr>
-                              <w:t>{{ vehicle_no }}</w:t>
+                            <w:proofErr w:type="gramStart"/>
+                            <w:r>
+                              <w:rPr>
+                                <w:sz w:val="12"/>
+                              </w:rPr>
+                              <w:t xml:space="preserve">{{ </w:t>
+                            </w:r>
+                            <w:proofErr w:type="spellStart"/>
+                            <w:r>
+                              <w:rPr>
+                                <w:sz w:val="12"/>
+                              </w:rPr>
+                              <w:t>vehicle</w:t>
+                            </w:r>
+                            <w:proofErr w:type="gramEnd"/>
+                            <w:r>
+                              <w:rPr>
+                                <w:sz w:val="12"/>
+                              </w:rPr>
+                              <w:t>_no</w:t>
+                            </w:r>
+                            <w:proofErr w:type="spellEnd"/>
+                            <w:r>
+                              <w:rPr>
+                                <w:sz w:val="12"/>
+                              </w:rPr>
+                              <w:t xml:space="preserve"> }}</w:t>
                             </w:r>
                           </w:p>
                         </w:tc>
@@ -11816,11 +13779,33 @@
                                 <w:sz w:val="12"/>
                               </w:rPr>
                             </w:pPr>
-                            <w:r>
-                              <w:rPr>
-                                <w:sz w:val="12"/>
-                              </w:rPr>
-                              <w:t>{{ crusher_unit }}</w:t>
+                            <w:proofErr w:type="gramStart"/>
+                            <w:r>
+                              <w:rPr>
+                                <w:sz w:val="12"/>
+                              </w:rPr>
+                              <w:t xml:space="preserve">{{ </w:t>
+                            </w:r>
+                            <w:proofErr w:type="spellStart"/>
+                            <w:r>
+                              <w:rPr>
+                                <w:sz w:val="12"/>
+                              </w:rPr>
+                              <w:t>crusher</w:t>
+                            </w:r>
+                            <w:proofErr w:type="gramEnd"/>
+                            <w:r>
+                              <w:rPr>
+                                <w:sz w:val="12"/>
+                              </w:rPr>
+                              <w:t>_unit</w:t>
+                            </w:r>
+                            <w:proofErr w:type="spellEnd"/>
+                            <w:r>
+                              <w:rPr>
+                                <w:sz w:val="12"/>
+                              </w:rPr>
+                              <w:t xml:space="preserve"> }}</w:t>
                             </w:r>
                           </w:p>
                         </w:tc>
@@ -11946,13 +13931,23 @@
                                 <w:sz w:val="12"/>
                               </w:rPr>
                             </w:pPr>
+                            <w:proofErr w:type="gramStart"/>
                             <w:r>
                               <w:rPr>
                                 <w:b/>
                                 <w:bCs/>
                                 <w:sz w:val="12"/>
                               </w:rPr>
-                              <w:t>{{ destination }}</w:t>
+                              <w:t>{{ destination</w:t>
+                            </w:r>
+                            <w:proofErr w:type="gramEnd"/>
+                            <w:r>
+                              <w:rPr>
+                                <w:b/>
+                                <w:bCs/>
+                                <w:sz w:val="12"/>
+                              </w:rPr>
+                              <w:t xml:space="preserve"> }}</w:t>
                             </w:r>
                           </w:p>
                         </w:tc>
@@ -11976,12 +13971,37 @@
                                 <w:sz w:val="12"/>
                               </w:rPr>
                             </w:pPr>
+                            <w:proofErr w:type="gramStart"/>
                             <w:r>
                               <w:rPr>
                                 <w:b/>
                                 <w:sz w:val="12"/>
                               </w:rPr>
-                              <w:t>{{ copy_type }}</w:t>
+                              <w:t xml:space="preserve">{{ </w:t>
+                            </w:r>
+                            <w:proofErr w:type="spellStart"/>
+                            <w:r>
+                              <w:rPr>
+                                <w:b/>
+                                <w:sz w:val="12"/>
+                              </w:rPr>
+                              <w:t>copy</w:t>
+                            </w:r>
+                            <w:proofErr w:type="gramEnd"/>
+                            <w:r>
+                              <w:rPr>
+                                <w:b/>
+                                <w:sz w:val="12"/>
+                              </w:rPr>
+                              <w:t>_type</w:t>
+                            </w:r>
+                            <w:proofErr w:type="spellEnd"/>
+                            <w:r>
+                              <w:rPr>
+                                <w:b/>
+                                <w:sz w:val="12"/>
+                              </w:rPr>
+                              <w:t xml:space="preserve"> }}</w:t>
                             </w:r>
                           </w:p>
                         </w:tc>
@@ -12278,12 +14298,37 @@
                                       <w:sz w:val="12"/>
                                     </w:rPr>
                                   </w:pPr>
+                                  <w:proofErr w:type="gramStart"/>
                                   <w:r>
                                     <w:rPr>
                                       <w:b/>
                                       <w:sz w:val="12"/>
                                     </w:rPr>
-                                    <w:t>{{ total_volume }}</w:t>
+                                    <w:t xml:space="preserve">{{ </w:t>
+                                  </w:r>
+                                  <w:proofErr w:type="spellStart"/>
+                                  <w:r>
+                                    <w:rPr>
+                                      <w:b/>
+                                      <w:sz w:val="12"/>
+                                    </w:rPr>
+                                    <w:t>total</w:t>
+                                  </w:r>
+                                  <w:proofErr w:type="gramEnd"/>
+                                  <w:r>
+                                    <w:rPr>
+                                      <w:b/>
+                                      <w:sz w:val="12"/>
+                                    </w:rPr>
+                                    <w:t>_volume</w:t>
+                                  </w:r>
+                                  <w:proofErr w:type="spellEnd"/>
+                                  <w:r>
+                                    <w:rPr>
+                                      <w:b/>
+                                      <w:sz w:val="12"/>
+                                    </w:rPr>
+                                    <w:t xml:space="preserve"> }}</w:t>
                                   </w:r>
                                 </w:p>
                               </w:tc>
@@ -12351,12 +14396,37 @@
                                       <w:sz w:val="12"/>
                                     </w:rPr>
                                   </w:pPr>
+                                  <w:proofErr w:type="gramStart"/>
                                   <w:r>
                                     <w:rPr>
                                       <w:b/>
                                       <w:sz w:val="12"/>
                                     </w:rPr>
-                                    <w:t>{{ total_blocks }}</w:t>
+                                    <w:t xml:space="preserve">{{ </w:t>
+                                  </w:r>
+                                  <w:proofErr w:type="spellStart"/>
+                                  <w:r>
+                                    <w:rPr>
+                                      <w:b/>
+                                      <w:sz w:val="12"/>
+                                    </w:rPr>
+                                    <w:t>total</w:t>
+                                  </w:r>
+                                  <w:proofErr w:type="gramEnd"/>
+                                  <w:r>
+                                    <w:rPr>
+                                      <w:b/>
+                                      <w:sz w:val="12"/>
+                                    </w:rPr>
+                                    <w:t>_blocks</w:t>
+                                  </w:r>
+                                  <w:proofErr w:type="spellEnd"/>
+                                  <w:r>
+                                    <w:rPr>
+                                      <w:b/>
+                                      <w:sz w:val="12"/>
+                                    </w:rPr>
+                                    <w:t xml:space="preserve"> }}</w:t>
                                   </w:r>
                                 </w:p>
                               </w:tc>
@@ -12605,12 +14675,37 @@
                                 <w:sz w:val="12"/>
                               </w:rPr>
                             </w:pPr>
+                            <w:proofErr w:type="gramStart"/>
                             <w:r>
                               <w:rPr>
                                 <w:b/>
                                 <w:sz w:val="12"/>
                               </w:rPr>
-                              <w:t>{{ total_volume }}</w:t>
+                              <w:t xml:space="preserve">{{ </w:t>
+                            </w:r>
+                            <w:proofErr w:type="spellStart"/>
+                            <w:r>
+                              <w:rPr>
+                                <w:b/>
+                                <w:sz w:val="12"/>
+                              </w:rPr>
+                              <w:t>total</w:t>
+                            </w:r>
+                            <w:proofErr w:type="gramEnd"/>
+                            <w:r>
+                              <w:rPr>
+                                <w:b/>
+                                <w:sz w:val="12"/>
+                              </w:rPr>
+                              <w:t>_volume</w:t>
+                            </w:r>
+                            <w:proofErr w:type="spellEnd"/>
+                            <w:r>
+                              <w:rPr>
+                                <w:b/>
+                                <w:sz w:val="12"/>
+                              </w:rPr>
+                              <w:t xml:space="preserve"> }}</w:t>
                             </w:r>
                           </w:p>
                         </w:tc>
@@ -12678,12 +14773,37 @@
                                 <w:sz w:val="12"/>
                               </w:rPr>
                             </w:pPr>
+                            <w:proofErr w:type="gramStart"/>
                             <w:r>
                               <w:rPr>
                                 <w:b/>
                                 <w:sz w:val="12"/>
                               </w:rPr>
-                              <w:t>{{ total_blocks }}</w:t>
+                              <w:t xml:space="preserve">{{ </w:t>
+                            </w:r>
+                            <w:proofErr w:type="spellStart"/>
+                            <w:r>
+                              <w:rPr>
+                                <w:b/>
+                                <w:sz w:val="12"/>
+                              </w:rPr>
+                              <w:t>total</w:t>
+                            </w:r>
+                            <w:proofErr w:type="gramEnd"/>
+                            <w:r>
+                              <w:rPr>
+                                <w:b/>
+                                <w:sz w:val="12"/>
+                              </w:rPr>
+                              <w:t>_blocks</w:t>
+                            </w:r>
+                            <w:proofErr w:type="spellEnd"/>
+                            <w:r>
+                              <w:rPr>
+                                <w:b/>
+                                <w:sz w:val="12"/>
+                              </w:rPr>
+                              <w:t xml:space="preserve"> }}</w:t>
                             </w:r>
                           </w:p>
                         </w:tc>

--- a/format.docx
+++ b/format.docx
@@ -123,7 +123,188 @@
         <mc:AlternateContent>
           <mc:Choice Requires="wps">
             <w:drawing>
-              <wp:anchor distT="0" distB="0" distL="114300" distR="114300" simplePos="0" relativeHeight="251684864" behindDoc="0" locked="0" layoutInCell="1" allowOverlap="1" wp14:anchorId="18ADF99B" wp14:editId="61F73B81">
+              <wp:anchor distT="0" distB="0" distL="114300" distR="114300" simplePos="0" relativeHeight="251683840" behindDoc="0" locked="0" layoutInCell="1" allowOverlap="1" wp14:anchorId="6C1D4738" wp14:editId="56DBA581">
+                <wp:simplePos x="0" y="0"/>
+                <wp:positionH relativeFrom="column">
+                  <wp:posOffset>3563815</wp:posOffset>
+                </wp:positionH>
+                <wp:positionV relativeFrom="paragraph">
+                  <wp:posOffset>2811194</wp:posOffset>
+                </wp:positionV>
+                <wp:extent cx="1113448" cy="990600"/>
+                <wp:effectExtent l="0" t="0" r="10795" b="19050"/>
+                <wp:wrapNone/>
+                <wp:docPr id="10" name="Rectangle 10"/>
+                <wp:cNvGraphicFramePr/>
+                <a:graphic xmlns:a="http://schemas.openxmlformats.org/drawingml/2006/main">
+                  <a:graphicData uri="http://schemas.microsoft.com/office/word/2010/wordprocessingShape">
+                    <wps:wsp>
+                      <wps:cNvSpPr/>
+                      <wps:spPr>
+                        <a:xfrm>
+                          <a:off x="0" y="0"/>
+                          <a:ext cx="1113448" cy="990600"/>
+                        </a:xfrm>
+                        <a:prstGeom prst="rect">
+                          <a:avLst/>
+                        </a:prstGeom>
+                        <a:noFill/>
+                        <a:ln w="19050">
+                          <a:solidFill>
+                            <a:schemeClr val="tx1"/>
+                          </a:solidFill>
+                        </a:ln>
+                      </wps:spPr>
+                      <wps:style>
+                        <a:lnRef idx="2">
+                          <a:schemeClr val="accent1">
+                            <a:shade val="15000"/>
+                          </a:schemeClr>
+                        </a:lnRef>
+                        <a:fillRef idx="1">
+                          <a:schemeClr val="accent1"/>
+                        </a:fillRef>
+                        <a:effectRef idx="0">
+                          <a:schemeClr val="accent1"/>
+                        </a:effectRef>
+                        <a:fontRef idx="minor">
+                          <a:schemeClr val="lt1"/>
+                        </a:fontRef>
+                      </wps:style>
+                      <wps:txbx>
+                        <w:txbxContent>
+                          <w:p>
+                            <w:pPr>
+                              <w:pStyle w:val="BodyText"/>
+                              <w:spacing w:before="37"/>
+                            </w:pPr>
+                            <w:r>
+                              <w:rPr>
+                                <w:b/>
+                                <w:bCs/>
+                                <w:sz w:val="12"/>
+                              </w:rPr>
+                              <w:t xml:space="preserve">10/10/2026 </w:t>
+                            </w:r>
+                            <w:r>
+                              <w:rPr>
+                                <w:b/>
+                                <w:bCs/>
+                                <w:sz w:val="12"/>
+                              </w:rPr>
+                              <w:t>6</w:t>
+                            </w:r>
+                            <w:r>
+                              <w:rPr>
+                                <w:b/>
+                                <w:bCs/>
+                                <w:sz w:val="12"/>
+                              </w:rPr>
+                              <w:t>:</w:t>
+                            </w:r>
+                            <w:r>
+                              <w:rPr>
+                                <w:b/>
+                                <w:bCs/>
+                                <w:sz w:val="12"/>
+                              </w:rPr>
+                              <w:t>30</w:t>
+                            </w:r>
+                            <w:r>
+                              <w:rPr>
+                                <w:b/>
+                                <w:bCs/>
+                                <w:sz w:val="12"/>
+                              </w:rPr>
+                              <w:t xml:space="preserve"> AM to 10/1</w:t>
+                            </w:r>
+                          </w:p>
+                        </w:txbxContent>
+                      </wps:txbx>
+                      <wps:bodyPr rot="0" spcFirstLastPara="0" vertOverflow="overflow" horzOverflow="overflow" vert="horz" wrap="square" lIns="91440" tIns="45720" rIns="91440" bIns="45720" numCol="1" spcCol="0" rtlCol="0" fromWordArt="0" anchor="ctr" anchorCtr="0" forceAA="0" compatLnSpc="1">
+                        <a:prstTxWarp prst="textNoShape">
+                          <a:avLst/>
+                        </a:prstTxWarp>
+                        <a:noAutofit/>
+                      </wps:bodyPr>
+                    </wps:wsp>
+                  </a:graphicData>
+                </a:graphic>
+                <wp14:sizeRelH relativeFrom="margin">
+                  <wp14:pctWidth>0</wp14:pctWidth>
+                </wp14:sizeRelH>
+                <wp14:sizeRelV relativeFrom="margin">
+                  <wp14:pctHeight>0</wp14:pctHeight>
+                </wp14:sizeRelV>
+              </wp:anchor>
+            </w:drawing>
+          </mc:Choice>
+          <mc:Fallback>
+            <w:pict>
+              <v:rect w14:anchorId="6C1D4738" id="Rectangle 10" o:spid="_x0000_s1026" style="position:absolute;margin-left:280.6pt;margin-top:221.35pt;width:87.65pt;height:78pt;z-index:251683840;visibility:visible;mso-wrap-style:square;mso-width-percent:0;mso-height-percent:0;mso-wrap-distance-left:9pt;mso-wrap-distance-top:0;mso-wrap-distance-right:9pt;mso-wrap-distance-bottom:0;mso-position-horizontal:absolute;mso-position-horizontal-relative:text;mso-position-vertical:absolute;mso-position-vertical-relative:text;mso-width-percent:0;mso-height-percent:0;mso-width-relative:margin;mso-height-relative:margin;v-text-anchor:middle" o:gfxdata="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" filled="f" strokecolor="black [3213]" strokeweight="1.5pt">
+                <v:textbox>
+                  <w:txbxContent>
+                    <w:p>
+                      <w:pPr>
+                        <w:pStyle w:val="BodyText"/>
+                        <w:spacing w:before="37"/>
+                      </w:pPr>
+                      <w:r>
+                        <w:rPr>
+                          <w:b/>
+                          <w:bCs/>
+                          <w:sz w:val="12"/>
+                        </w:rPr>
+                        <w:t xml:space="preserve">10/10/2026 </w:t>
+                      </w:r>
+                      <w:r>
+                        <w:rPr>
+                          <w:b/>
+                          <w:bCs/>
+                          <w:sz w:val="12"/>
+                        </w:rPr>
+                        <w:t>6</w:t>
+                      </w:r>
+                      <w:r>
+                        <w:rPr>
+                          <w:b/>
+                          <w:bCs/>
+                          <w:sz w:val="12"/>
+                        </w:rPr>
+                        <w:t>:</w:t>
+                      </w:r>
+                      <w:r>
+                        <w:rPr>
+                          <w:b/>
+                          <w:bCs/>
+                          <w:sz w:val="12"/>
+                        </w:rPr>
+                        <w:t>30</w:t>
+                      </w:r>
+                      <w:r>
+                        <w:rPr>
+                          <w:b/>
+                          <w:bCs/>
+                          <w:sz w:val="12"/>
+                        </w:rPr>
+                        <w:t xml:space="preserve"> AM to 10/1</w:t>
+                      </w:r>
+                    </w:p>
+                  </w:txbxContent>
+                </v:textbox>
+              </v:rect>
+            </w:pict>
+          </mc:Fallback>
+        </mc:AlternateContent>
+      </w:r>
+      <w:r>
+        <w:rPr>
+          <w:noProof/>
+        </w:rPr>
+        <mc:AlternateContent>
+          <mc:Choice Requires="wps">
+            <w:drawing>
+              <wp:anchor distT="0" distB="0" distL="114300" distR="114300" simplePos="0" relativeHeight="251684864" behindDoc="0" locked="0" layoutInCell="1" allowOverlap="1" wp14:anchorId="18ADF99B" wp14:editId="7A80DF9A">
                 <wp:simplePos x="0" y="0"/>
                 <wp:positionH relativeFrom="column">
                   <wp:posOffset>8439785</wp:posOffset>
@@ -390,7 +571,7 @@
           </mc:Choice>
           <mc:Fallback>
             <w:pict>
-              <v:rect w14:anchorId="18ADF99B" id="Rectangle 11" o:spid="_x0000_s1026" style="position:absolute;margin-left:664.55pt;margin-top:226.75pt;width:80pt;height:80pt;z-index:251684864;visibility:visible;mso-wrap-style:square;mso-width-percent:0;mso-height-percent:0;mso-wrap-distance-left:9pt;mso-wrap-distance-top:0;mso-wrap-distance-right:9pt;mso-wrap-distance-bottom:0;mso-position-horizontal:absolute;mso-position-horizontal-relative:text;mso-position-vertical:absolute;mso-position-vertical-relative:text;mso-width-percent:0;mso-height-percent:0;mso-width-relative:margin;mso-height-relative:margin;v-text-anchor:middle" o:gfxdata="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" filled="f" strokecolor="black [3213]" strokeweight="1.5pt">
+              <v:rect w14:anchorId="18ADF99B" id="Rectangle 11" o:spid="_x0000_s1027" style="position:absolute;margin-left:664.55pt;margin-top:226.75pt;width:80pt;height:80pt;z-index:251684864;visibility:visible;mso-wrap-style:square;mso-width-percent:0;mso-height-percent:0;mso-wrap-distance-left:9pt;mso-wrap-distance-top:0;mso-wrap-distance-right:9pt;mso-wrap-distance-bottom:0;mso-position-horizontal:absolute;mso-position-horizontal-relative:text;mso-position-vertical:absolute;mso-position-vertical-relative:text;mso-width-percent:0;mso-height-percent:0;mso-width-relative:margin;mso-height-relative:margin;v-text-anchor:middle" o:gfxdata="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" filled="f" strokecolor="black [3213]" strokeweight="1.5pt">
                 <v:textbox>
                   <w:txbxContent>
                     <w:p>
@@ -493,383 +674,6 @@
                           <w:sz w:val="12"/>
                         </w:rPr>
                         <w:t>(2hrs 30 30minutes)</w:t>
-                      </w:r>
-                      <w:r>
-                        <w:rPr>
-                          <w:b/>
-                          <w:bCs/>
-                          <w:sz w:val="12"/>
-                        </w:rPr>
-                        <w:t xml:space="preserve"> </w:t>
-                      </w:r>
-                      <w:r>
-                        <w:rPr>
-                          <w:b/>
-                          <w:bCs/>
-                          <w:sz w:val="12"/>
-                        </w:rPr>
-                        <w:t xml:space="preserve">10/10/2026 </w:t>
-                      </w:r>
-                      <w:r>
-                        <w:rPr>
-                          <w:b/>
-                          <w:bCs/>
-                          <w:sz w:val="12"/>
-                        </w:rPr>
-                        <w:t>6</w:t>
-                      </w:r>
-                      <w:r>
-                        <w:rPr>
-                          <w:b/>
-                          <w:bCs/>
-                          <w:sz w:val="12"/>
-                        </w:rPr>
-                        <w:t>:</w:t>
-                      </w:r>
-                      <w:r>
-                        <w:rPr>
-                          <w:b/>
-                          <w:bCs/>
-                          <w:sz w:val="12"/>
-                        </w:rPr>
-                        <w:t>30</w:t>
-                      </w:r>
-                      <w:r>
-                        <w:rPr>
-                          <w:b/>
-                          <w:bCs/>
-                          <w:sz w:val="12"/>
-                        </w:rPr>
-                        <w:t xml:space="preserve"> AM to 10/10/2026 </w:t>
-                      </w:r>
-                      <w:r>
-                        <w:rPr>
-                          <w:b/>
-                          <w:bCs/>
-                          <w:sz w:val="12"/>
-                        </w:rPr>
-                        <w:t>09</w:t>
-                      </w:r>
-                      <w:r>
-                        <w:rPr>
-                          <w:b/>
-                          <w:bCs/>
-                          <w:sz w:val="12"/>
-                        </w:rPr>
-                        <w:t>:</w:t>
-                      </w:r>
-                      <w:r>
-                        <w:rPr>
-                          <w:b/>
-                          <w:bCs/>
-                          <w:sz w:val="12"/>
-                        </w:rPr>
-                        <w:t>00</w:t>
-                      </w:r>
-                      <w:r>
-                        <w:rPr>
-                          <w:b/>
-                          <w:bCs/>
-                          <w:sz w:val="12"/>
-                        </w:rPr>
-                        <w:t xml:space="preserve"> AM</w:t>
-                      </w:r>
-                    </w:p>
-                    <w:p>
-                      <w:pPr>
-                        <w:jc w:val="center"/>
-                      </w:pPr>
-                      <w:r>
-                        <w:rPr>
-                          <w:b/>
-                          <w:bCs/>
-                          <w:sz w:val="12"/>
-                        </w:rPr>
-                        <w:t>(2hrs 30 30minutes)</w:t>
-                      </w:r>
-                    </w:p>
-                  </w:txbxContent>
-                </v:textbox>
-              </v:rect>
-            </w:pict>
-          </mc:Fallback>
-        </mc:AlternateContent>
-      </w:r>
-      <w:r>
-        <w:rPr>
-          <w:noProof/>
-        </w:rPr>
-        <mc:AlternateContent>
-          <mc:Choice Requires="wps">
-            <w:drawing>
-              <wp:anchor distT="0" distB="0" distL="114300" distR="114300" simplePos="0" relativeHeight="251683840" behindDoc="0" locked="0" layoutInCell="1" allowOverlap="1" wp14:anchorId="6C1D4738" wp14:editId="3D4B10A0">
-                <wp:simplePos x="0" y="0"/>
-                <wp:positionH relativeFrom="column">
-                  <wp:posOffset>3573379</wp:posOffset>
-                </wp:positionH>
-                <wp:positionV relativeFrom="paragraph">
-                  <wp:posOffset>2810577</wp:posOffset>
-                </wp:positionV>
-                <wp:extent cx="1101725" cy="982579"/>
-                <wp:effectExtent l="0" t="0" r="22225" b="27305"/>
-                <wp:wrapNone/>
-                <wp:docPr id="10" name="Rectangle 10"/>
-                <wp:cNvGraphicFramePr/>
-                <a:graphic xmlns:a="http://schemas.openxmlformats.org/drawingml/2006/main">
-                  <a:graphicData uri="http://schemas.microsoft.com/office/word/2010/wordprocessingShape">
-                    <wps:wsp>
-                      <wps:cNvSpPr/>
-                      <wps:spPr>
-                        <a:xfrm>
-                          <a:off x="0" y="0"/>
-                          <a:ext cx="1101725" cy="982579"/>
-                        </a:xfrm>
-                        <a:prstGeom prst="rect">
-                          <a:avLst/>
-                        </a:prstGeom>
-                        <a:noFill/>
-                        <a:ln w="19050">
-                          <a:solidFill>
-                            <a:schemeClr val="tx1"/>
-                          </a:solidFill>
-                        </a:ln>
-                      </wps:spPr>
-                      <wps:style>
-                        <a:lnRef idx="2">
-                          <a:schemeClr val="accent1">
-                            <a:shade val="15000"/>
-                          </a:schemeClr>
-                        </a:lnRef>
-                        <a:fillRef idx="1">
-                          <a:schemeClr val="accent1"/>
-                        </a:fillRef>
-                        <a:effectRef idx="0">
-                          <a:schemeClr val="accent1"/>
-                        </a:effectRef>
-                        <a:fontRef idx="minor">
-                          <a:schemeClr val="lt1"/>
-                        </a:fontRef>
-                      </wps:style>
-                      <wps:txbx>
-                        <w:txbxContent>
-                          <w:p>
-                            <w:pPr>
-                              <w:pStyle w:val="BodyText"/>
-                              <w:spacing w:before="37"/>
-                              <w:rPr>
-                                <w:b/>
-                                <w:bCs/>
-                                <w:sz w:val="12"/>
-                              </w:rPr>
-                            </w:pPr>
-                            <w:r>
-                              <w:rPr>
-                                <w:b/>
-                                <w:bCs/>
-                                <w:sz w:val="12"/>
-                              </w:rPr>
-                              <w:t xml:space="preserve">10/10/2026 </w:t>
-                            </w:r>
-                            <w:r>
-                              <w:rPr>
-                                <w:b/>
-                                <w:bCs/>
-                                <w:sz w:val="12"/>
-                              </w:rPr>
-                              <w:t>6</w:t>
-                            </w:r>
-                            <w:r>
-                              <w:rPr>
-                                <w:b/>
-                                <w:bCs/>
-                                <w:sz w:val="12"/>
-                              </w:rPr>
-                              <w:t>:</w:t>
-                            </w:r>
-                            <w:r>
-                              <w:rPr>
-                                <w:b/>
-                                <w:bCs/>
-                                <w:sz w:val="12"/>
-                              </w:rPr>
-                              <w:t>30</w:t>
-                            </w:r>
-                            <w:r>
-                              <w:rPr>
-                                <w:b/>
-                                <w:bCs/>
-                                <w:sz w:val="12"/>
-                              </w:rPr>
-                              <w:t xml:space="preserve"> AM to 10/10/2(2hrs 30 30minutes)</w:t>
-                            </w:r>
-                            <w:r>
-                              <w:rPr>
-                                <w:b/>
-                                <w:bCs/>
-                                <w:sz w:val="12"/>
-                              </w:rPr>
-                              <w:t xml:space="preserve"> </w:t>
-                            </w:r>
-                            <w:r>
-                              <w:rPr>
-                                <w:b/>
-                                <w:bCs/>
-                                <w:sz w:val="12"/>
-                              </w:rPr>
-                              <w:t xml:space="preserve">10/10/2026 </w:t>
-                            </w:r>
-                            <w:r>
-                              <w:rPr>
-                                <w:b/>
-                                <w:bCs/>
-                                <w:sz w:val="12"/>
-                              </w:rPr>
-                              <w:t>6</w:t>
-                            </w:r>
-                            <w:r>
-                              <w:rPr>
-                                <w:b/>
-                                <w:bCs/>
-                                <w:sz w:val="12"/>
-                              </w:rPr>
-                              <w:t>:</w:t>
-                            </w:r>
-                            <w:r>
-                              <w:rPr>
-                                <w:b/>
-                                <w:bCs/>
-                                <w:sz w:val="12"/>
-                              </w:rPr>
-                              <w:t>30</w:t>
-                            </w:r>
-                            <w:r>
-                              <w:rPr>
-                                <w:b/>
-                                <w:bCs/>
-                                <w:sz w:val="12"/>
-                              </w:rPr>
-                              <w:t xml:space="preserve"> AM to 10/10/2026 </w:t>
-                            </w:r>
-                            <w:r>
-                              <w:rPr>
-                                <w:b/>
-                                <w:bCs/>
-                                <w:sz w:val="12"/>
-                              </w:rPr>
-                              <w:t>09</w:t>
-                            </w:r>
-                            <w:r>
-                              <w:rPr>
-                                <w:b/>
-                                <w:bCs/>
-                                <w:sz w:val="12"/>
-                              </w:rPr>
-                              <w:t>:</w:t>
-                            </w:r>
-                            <w:r>
-                              <w:rPr>
-                                <w:b/>
-                                <w:bCs/>
-                                <w:sz w:val="12"/>
-                              </w:rPr>
-                              <w:t>00</w:t>
-                            </w:r>
-                            <w:r>
-                              <w:rPr>
-                                <w:b/>
-                                <w:bCs/>
-                                <w:sz w:val="12"/>
-                              </w:rPr>
-                              <w:t xml:space="preserve"> AM</w:t>
-                            </w:r>
-                          </w:p>
-                          <w:p>
-                            <w:pPr>
-                              <w:jc w:val="center"/>
-                            </w:pPr>
-                            <w:r>
-                              <w:rPr>
-                                <w:b/>
-                                <w:bCs/>
-                                <w:sz w:val="12"/>
-                              </w:rPr>
-                              <w:t>(2hrs 30 30minutes)</w:t>
-                            </w:r>
-                          </w:p>
-                        </w:txbxContent>
-                      </wps:txbx>
-                      <wps:bodyPr rot="0" spcFirstLastPara="0" vertOverflow="overflow" horzOverflow="overflow" vert="horz" wrap="square" lIns="91440" tIns="45720" rIns="91440" bIns="45720" numCol="1" spcCol="0" rtlCol="0" fromWordArt="0" anchor="ctr" anchorCtr="0" forceAA="0" compatLnSpc="1">
-                        <a:prstTxWarp prst="textNoShape">
-                          <a:avLst/>
-                        </a:prstTxWarp>
-                        <a:noAutofit/>
-                      </wps:bodyPr>
-                    </wps:wsp>
-                  </a:graphicData>
-                </a:graphic>
-                <wp14:sizeRelH relativeFrom="margin">
-                  <wp14:pctWidth>0</wp14:pctWidth>
-                </wp14:sizeRelH>
-                <wp14:sizeRelV relativeFrom="margin">
-                  <wp14:pctHeight>0</wp14:pctHeight>
-                </wp14:sizeRelV>
-              </wp:anchor>
-            </w:drawing>
-          </mc:Choice>
-          <mc:Fallback>
-            <w:pict>
-              <v:rect w14:anchorId="6C1D4738" id="Rectangle 10" o:spid="_x0000_s1027" style="position:absolute;margin-left:281.35pt;margin-top:221.3pt;width:86.75pt;height:77.35pt;z-index:251683840;visibility:visible;mso-wrap-style:square;mso-width-percent:0;mso-height-percent:0;mso-wrap-distance-left:9pt;mso-wrap-distance-top:0;mso-wrap-distance-right:9pt;mso-wrap-distance-bottom:0;mso-position-horizontal:absolute;mso-position-horizontal-relative:text;mso-position-vertical:absolute;mso-position-vertical-relative:text;mso-width-percent:0;mso-height-percent:0;mso-width-relative:margin;mso-height-relative:margin;v-text-anchor:middle" o:gfxdata="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" filled="f" strokecolor="black [3213]" strokeweight="1.5pt">
-                <v:textbox>
-                  <w:txbxContent>
-                    <w:p>
-                      <w:pPr>
-                        <w:pStyle w:val="BodyText"/>
-                        <w:spacing w:before="37"/>
-                        <w:rPr>
-                          <w:b/>
-                          <w:bCs/>
-                          <w:sz w:val="12"/>
-                        </w:rPr>
-                      </w:pPr>
-                      <w:r>
-                        <w:rPr>
-                          <w:b/>
-                          <w:bCs/>
-                          <w:sz w:val="12"/>
-                        </w:rPr>
-                        <w:t xml:space="preserve">10/10/2026 </w:t>
-                      </w:r>
-                      <w:r>
-                        <w:rPr>
-                          <w:b/>
-                          <w:bCs/>
-                          <w:sz w:val="12"/>
-                        </w:rPr>
-                        <w:t>6</w:t>
-                      </w:r>
-                      <w:r>
-                        <w:rPr>
-                          <w:b/>
-                          <w:bCs/>
-                          <w:sz w:val="12"/>
-                        </w:rPr>
-                        <w:t>:</w:t>
-                      </w:r>
-                      <w:r>
-                        <w:rPr>
-                          <w:b/>
-                          <w:bCs/>
-                          <w:sz w:val="12"/>
-                        </w:rPr>
-                        <w:t>30</w:t>
-                      </w:r>
-                      <w:r>
-                        <w:rPr>
-                          <w:b/>
-                          <w:bCs/>
-                          <w:sz w:val="12"/>
-                        </w:rPr>
-                        <w:t xml:space="preserve"> AM to 10/10/2(2hrs 30 30minutes)</w:t>
                       </w:r>
                       <w:r>
                         <w:rPr>

--- a/format.docx
+++ b/format.docx
@@ -1063,172 +1063,201 @@
                                   </w:pPr>
                                   <w:r>
                                     <w:rPr>
-                                      <w:sz w:val="14"/>
-                                    </w:rPr>
-                                    <w:t xml:space="preserve">                       Department of Mines and Geology </w:t>
-                                  </w:r>
-                                  <w:r>
-                                    <w:rPr>
-                                      <w:spacing w:val="-45"/>
-                                      <w:sz w:val="14"/>
-                                    </w:rPr>
-                                    <w:t xml:space="preserve"> </w:t>
-                                  </w:r>
-                                </w:p>
-                                <w:p>
-                                  <w:pPr>
-                                    <w:pStyle w:val="TableParagraph"/>
-                                    <w:spacing w:before="0" w:line="170" w:lineRule="exact"/>
-                                    <w:rPr>
                                       <w:b/>
                                       <w:bCs/>
                                       <w:sz w:val="14"/>
                                     </w:rPr>
-                                  </w:pPr>
-                                  <w:r>
-                                    <w:rPr>
-                                      <w:sz w:val="14"/>
-                                    </w:rPr>
-                                    <w:t xml:space="preserve">                                 Mineral Dispatch Permit </w:t>
-                                  </w:r>
-                                </w:p>
-                                <w:p>
-                                  <w:pPr>
-                                    <w:pStyle w:val="TableParagraph"/>
-                                    <w:spacing w:before="0" w:line="170" w:lineRule="exact"/>
-                                    <w:rPr>
-                                      <w:b/>
-                                      <w:sz w:val="14"/>
-                                    </w:rPr>
-                                  </w:pPr>
-                                  <w:r>
-                                    <w:rPr>
-                                      <w:sz w:val="14"/>
-                                    </w:rPr>
-                                    <w:t xml:space="preserve">                           See Rule 42(3) of KMMCR-1994)</w:t>
-                                  </w:r>
-                                </w:p>
-                              </w:tc>
-                              <w:tc>
-                                <w:tcPr>
-                                  <w:tcW w:w="1700" w:type="dxa"/>
-                                  <w:vMerge w:val="restart"/>
-                                  <w:tcBorders>
-                                    <w:top w:val="single" w:sz="12" w:space="0" w:color="auto"/>
-                                    <w:left w:val="single" w:sz="12" w:space="0" w:color="auto"/>
-                                    <w:right w:val="single" w:sz="12" w:space="0" w:color="auto"/>
-                                  </w:tcBorders>
-                                </w:tcPr>
-                                <w:p>
-                                  <w:pPr>
-                                    <w:pStyle w:val="TableParagraph"/>
-                                    <w:spacing w:before="0"/>
-                                    <w:rPr>
-                                      <w:sz w:val="16"/>
-                                    </w:rPr>
-                                  </w:pPr>
-                                </w:p>
-                                <w:p>
-                                  <w:pPr>
-                                    <w:pStyle w:val="TableParagraph"/>
-                                    <w:spacing w:before="0"/>
-                                    <w:rPr>
-                                      <w:sz w:val="16"/>
-                                    </w:rPr>
-                                  </w:pPr>
-                                </w:p>
-                                <w:p>
-                                  <w:pPr>
-                                    <w:pStyle w:val="TableParagraph"/>
-                                    <w:spacing w:before="6"/>
-                                    <w:rPr>
-                                      <w:sz w:val="13"/>
-                                    </w:rPr>
-                                  </w:pPr>
-                                </w:p>
-                                <w:p>
-                                  <w:pPr>
-                                    <w:pStyle w:val="TableParagraph"/>
-                                    <w:spacing w:before="0" w:line="232" w:lineRule="auto"/>
-                                    <w:ind w:left="577" w:right="234" w:hanging="353"/>
-                                    <w:jc w:val="center"/>
-                                    <w:rPr>
-                                      <w:b/>
-                                      <w:bCs/>
-                                      <w:sz w:val="14"/>
-                                    </w:rPr>
-                                  </w:pPr>
-                                </w:p>
-                                <w:p>
-                                  <w:pPr>
-                                    <w:pStyle w:val="TableParagraph"/>
-                                    <w:spacing w:before="0" w:line="232" w:lineRule="auto"/>
-                                    <w:ind w:left="577" w:right="234" w:hanging="353"/>
-                                    <w:jc w:val="center"/>
-                                    <w:rPr>
-                                      <w:b/>
-                                      <w:bCs/>
-                                      <w:sz w:val="14"/>
-                                    </w:rPr>
-                                  </w:pPr>
-                                </w:p>
-                                <w:p>
-                                  <w:pPr>
-                                    <w:pStyle w:val="TableParagraph"/>
-                                    <w:spacing w:before="0" w:line="232" w:lineRule="auto"/>
-                                    <w:ind w:left="577" w:right="234" w:hanging="353"/>
-                                    <w:jc w:val="center"/>
-                                    <w:rPr>
-                                      <w:b/>
-                                      <w:bCs/>
-                                      <w:sz w:val="14"/>
-                                    </w:rPr>
-                                  </w:pPr>
-                                </w:p>
-                                <w:p>
-                                  <w:pPr>
-                                    <w:pStyle w:val="TableParagraph"/>
-                                    <w:spacing w:before="0" w:line="232" w:lineRule="auto"/>
-                                    <w:ind w:left="577" w:right="234" w:hanging="353"/>
-                                    <w:jc w:val="center"/>
-                                    <w:rPr>
-                                      <w:b/>
-                                      <w:bCs/>
-                                      <w:sz w:val="14"/>
-                                    </w:rPr>
-                                  </w:pPr>
-                                </w:p>
-                                <w:p>
-                                  <w:pPr>
-                                    <w:pStyle w:val="TableParagraph"/>
-                                    <w:spacing w:before="0" w:line="232" w:lineRule="auto"/>
-                                    <w:ind w:right="234"/>
-                                    <w:jc w:val="center"/>
+                                    <w:t xml:space="preserve">                       Department of Mines and Geology </w:t>
+                                  </w:r>
+                                  <w:r>
                                     <w:rPr>
                                       <w:b/>
                                       <w:bCs/>
                                       <w:spacing w:val="-45"/>
                                       <w:sz w:val="14"/>
                                     </w:rPr>
-                                  </w:pPr>
-                                  <w:r>
-                                    <w:rPr>
+                                    <w:t xml:space="preserve"> </w:t>
+                                  </w:r>
+                                </w:p>
+                                <w:p>
+                                  <w:pPr>
+                                    <w:pStyle w:val="TableParagraph"/>
+                                    <w:spacing w:before="0" w:line="170" w:lineRule="exact"/>
+                                    <w:rPr>
+                                      <w:b/>
+                                      <w:bCs/>
                                       <w:sz w:val="14"/>
                                     </w:rPr>
-                                    <w:t>Sign &amp; Seal of</w:t>
-                                  </w:r>
-                                  <w:r>
-                                    <w:rPr>
+                                  </w:pPr>
+                                  <w:r>
+                                    <w:rPr>
+                                      <w:b/>
+                                      <w:bCs/>
+                                      <w:sz w:val="14"/>
+                                    </w:rPr>
+                                    <w:t xml:space="preserve">                                 Mineral Dispatch Permit </w:t>
+                                  </w:r>
+                                </w:p>
+                                <w:p>
+                                  <w:pPr>
+                                    <w:pStyle w:val="TableParagraph"/>
+                                    <w:spacing w:before="0" w:line="170" w:lineRule="exact"/>
+                                    <w:rPr>
+                                      <w:b/>
+                                      <w:bCs/>
+                                      <w:sz w:val="14"/>
+                                    </w:rPr>
+                                  </w:pPr>
+                                  <w:r>
+                                    <w:rPr>
+                                      <w:b/>
+                                      <w:bCs/>
+                                      <w:sz w:val="14"/>
+                                    </w:rPr>
+                                    <w:t xml:space="preserve">                           See Rule 42(3) of KMMCR-1994)</w:t>
+                                  </w:r>
+                                </w:p>
+                              </w:tc>
+                              <w:tc>
+                                <w:tcPr>
+                                  <w:tcW w:w="1700" w:type="dxa"/>
+                                  <w:vMerge w:val="restart"/>
+                                  <w:tcBorders>
+                                    <w:top w:val="single" w:sz="12" w:space="0" w:color="auto"/>
+                                    <w:left w:val="single" w:sz="12" w:space="0" w:color="auto"/>
+                                    <w:right w:val="single" w:sz="12" w:space="0" w:color="auto"/>
+                                  </w:tcBorders>
+                                </w:tcPr>
+                                <w:p>
+                                  <w:pPr>
+                                    <w:pStyle w:val="TableParagraph"/>
+                                    <w:spacing w:before="0"/>
+                                    <w:rPr>
+                                      <w:b/>
+                                      <w:bCs/>
+                                      <w:sz w:val="16"/>
+                                    </w:rPr>
+                                  </w:pPr>
+                                </w:p>
+                                <w:p>
+                                  <w:pPr>
+                                    <w:pStyle w:val="TableParagraph"/>
+                                    <w:spacing w:before="0"/>
+                                    <w:rPr>
+                                      <w:b/>
+                                      <w:bCs/>
+                                      <w:sz w:val="16"/>
+                                    </w:rPr>
+                                  </w:pPr>
+                                </w:p>
+                                <w:p>
+                                  <w:pPr>
+                                    <w:pStyle w:val="TableParagraph"/>
+                                    <w:spacing w:before="6"/>
+                                    <w:rPr>
+                                      <w:b/>
+                                      <w:bCs/>
+                                      <w:sz w:val="13"/>
+                                    </w:rPr>
+                                  </w:pPr>
+                                </w:p>
+                                <w:p>
+                                  <w:pPr>
+                                    <w:pStyle w:val="TableParagraph"/>
+                                    <w:spacing w:before="0" w:line="232" w:lineRule="auto"/>
+                                    <w:ind w:left="577" w:right="234" w:hanging="353"/>
+                                    <w:jc w:val="center"/>
+                                    <w:rPr>
+                                      <w:b/>
+                                      <w:bCs/>
+                                      <w:sz w:val="14"/>
+                                    </w:rPr>
+                                  </w:pPr>
+                                </w:p>
+                                <w:p>
+                                  <w:pPr>
+                                    <w:pStyle w:val="TableParagraph"/>
+                                    <w:spacing w:before="0" w:line="232" w:lineRule="auto"/>
+                                    <w:ind w:left="577" w:right="234" w:hanging="353"/>
+                                    <w:jc w:val="center"/>
+                                    <w:rPr>
+                                      <w:b/>
+                                      <w:bCs/>
+                                      <w:sz w:val="14"/>
+                                    </w:rPr>
+                                  </w:pPr>
+                                </w:p>
+                                <w:p>
+                                  <w:pPr>
+                                    <w:pStyle w:val="TableParagraph"/>
+                                    <w:spacing w:before="0" w:line="232" w:lineRule="auto"/>
+                                    <w:ind w:left="577" w:right="234" w:hanging="353"/>
+                                    <w:jc w:val="center"/>
+                                    <w:rPr>
+                                      <w:b/>
+                                      <w:bCs/>
+                                      <w:sz w:val="14"/>
+                                    </w:rPr>
+                                  </w:pPr>
+                                </w:p>
+                                <w:p>
+                                  <w:pPr>
+                                    <w:pStyle w:val="TableParagraph"/>
+                                    <w:spacing w:before="0" w:line="232" w:lineRule="auto"/>
+                                    <w:ind w:left="577" w:right="234" w:hanging="353"/>
+                                    <w:jc w:val="center"/>
+                                    <w:rPr>
+                                      <w:b/>
+                                      <w:bCs/>
+                                      <w:sz w:val="14"/>
+                                    </w:rPr>
+                                  </w:pPr>
+                                </w:p>
+                                <w:p>
+                                  <w:pPr>
+                                    <w:pStyle w:val="TableParagraph"/>
+                                    <w:spacing w:before="0" w:line="232" w:lineRule="auto"/>
+                                    <w:ind w:right="234"/>
+                                    <w:jc w:val="center"/>
+                                    <w:rPr>
+                                      <w:b/>
+                                      <w:bCs/>
                                       <w:spacing w:val="-45"/>
                                       <w:sz w:val="14"/>
                                     </w:rPr>
+                                  </w:pPr>
+                                  <w:r>
+                                    <w:rPr>
+                                      <w:b/>
+                                      <w:bCs/>
+                                      <w:sz w:val="14"/>
+                                    </w:rPr>
+                                    <w:t>Sign &amp; Seal of</w:t>
+                                  </w:r>
+                                  <w:r>
+                                    <w:rPr>
+                                      <w:b/>
+                                      <w:bCs/>
+                                      <w:spacing w:val="-45"/>
+                                      <w:sz w:val="14"/>
+                                    </w:rPr>
                                     <w:t xml:space="preserve"> </w:t>
                                   </w:r>
                                   <w:r>
                                     <w:rPr>
+                                      <w:b/>
+                                      <w:bCs/>
                                       <w:sz w:val="14"/>
                                     </w:rPr>
-                                    <w:t>Lessee</w:t>
+                                    <w:t>Le</w:t>
+                                  </w:r>
+                                  <w:r>
+                                    <w:rPr>
+                                      <w:b/>
+                                      <w:bCs/>
+                                      <w:sz w:val="14"/>
+                                    </w:rPr>
+                                    <w:t>ase Holder</w:t>
                                   </w:r>
                                 </w:p>
                               </w:tc>
@@ -2561,6 +2590,8 @@
                                     <w:pStyle w:val="TableParagraph"/>
                                     <w:spacing w:before="0"/>
                                     <w:rPr>
+                                      <w:b/>
+                                      <w:bCs/>
                                       <w:sz w:val="16"/>
                                     </w:rPr>
                                   </w:pPr>
@@ -2570,6 +2601,8 @@
                                     <w:pStyle w:val="TableParagraph"/>
                                     <w:spacing w:before="0"/>
                                     <w:rPr>
+                                      <w:b/>
+                                      <w:bCs/>
                                       <w:sz w:val="16"/>
                                     </w:rPr>
                                   </w:pPr>
@@ -2579,6 +2612,8 @@
                                     <w:pStyle w:val="TableParagraph"/>
                                     <w:spacing w:before="0"/>
                                     <w:rPr>
+                                      <w:b/>
+                                      <w:bCs/>
                                       <w:sz w:val="16"/>
                                     </w:rPr>
                                   </w:pPr>
@@ -2588,6 +2623,8 @@
                                     <w:pStyle w:val="TableParagraph"/>
                                     <w:spacing w:before="7"/>
                                     <w:rPr>
+                                      <w:b/>
+                                      <w:bCs/>
                                       <w:sz w:val="19"/>
                                     </w:rPr>
                                   </w:pPr>
@@ -2600,17 +2637,22 @@
                                     <w:jc w:val="center"/>
                                     <w:rPr>
                                       <w:b/>
+                                      <w:bCs/>
                                       <w:sz w:val="14"/>
                                     </w:rPr>
                                   </w:pPr>
                                   <w:r>
                                     <w:rPr>
+                                      <w:b/>
+                                      <w:bCs/>
                                       <w:sz w:val="14"/>
                                     </w:rPr>
                                     <w:t>Sign &amp; Seal of</w:t>
                                   </w:r>
                                   <w:r>
                                     <w:rPr>
+                                      <w:b/>
+                                      <w:bCs/>
                                       <w:spacing w:val="-45"/>
                                       <w:sz w:val="14"/>
                                     </w:rPr>
@@ -2618,6 +2660,8 @@
                                   </w:r>
                                   <w:r>
                                     <w:rPr>
+                                      <w:b/>
+                                      <w:bCs/>
                                       <w:sz w:val="14"/>
                                     </w:rPr>
                                     <w:t>Check</w:t>
@@ -2631,11 +2675,14 @@
                                     <w:jc w:val="center"/>
                                     <w:rPr>
                                       <w:b/>
+                                      <w:bCs/>
                                       <w:sz w:val="14"/>
                                     </w:rPr>
                                   </w:pPr>
                                   <w:r>
                                     <w:rPr>
+                                      <w:b/>
+                                      <w:bCs/>
                                       <w:sz w:val="14"/>
                                     </w:rPr>
                                     <w:t>Post Officer</w:t>
@@ -4167,172 +4214,201 @@
                             </w:pPr>
                             <w:r>
                               <w:rPr>
-                                <w:sz w:val="14"/>
-                              </w:rPr>
-                              <w:t xml:space="preserve">                       Department of Mines and Geology </w:t>
-                            </w:r>
-                            <w:r>
-                              <w:rPr>
-                                <w:spacing w:val="-45"/>
-                                <w:sz w:val="14"/>
-                              </w:rPr>
-                              <w:t xml:space="preserve"> </w:t>
-                            </w:r>
-                          </w:p>
-                          <w:p>
-                            <w:pPr>
-                              <w:pStyle w:val="TableParagraph"/>
-                              <w:spacing w:before="0" w:line="170" w:lineRule="exact"/>
-                              <w:rPr>
                                 <w:b/>
                                 <w:bCs/>
                                 <w:sz w:val="14"/>
                               </w:rPr>
-                            </w:pPr>
-                            <w:r>
-                              <w:rPr>
-                                <w:sz w:val="14"/>
-                              </w:rPr>
-                              <w:t xml:space="preserve">                                 Mineral Dispatch Permit </w:t>
-                            </w:r>
-                          </w:p>
-                          <w:p>
-                            <w:pPr>
-                              <w:pStyle w:val="TableParagraph"/>
-                              <w:spacing w:before="0" w:line="170" w:lineRule="exact"/>
-                              <w:rPr>
-                                <w:b/>
-                                <w:sz w:val="14"/>
-                              </w:rPr>
-                            </w:pPr>
-                            <w:r>
-                              <w:rPr>
-                                <w:sz w:val="14"/>
-                              </w:rPr>
-                              <w:t xml:space="preserve">                           See Rule 42(3) of KMMCR-1994)</w:t>
-                            </w:r>
-                          </w:p>
-                        </w:tc>
-                        <w:tc>
-                          <w:tcPr>
-                            <w:tcW w:w="1700" w:type="dxa"/>
-                            <w:vMerge w:val="restart"/>
-                            <w:tcBorders>
-                              <w:top w:val="single" w:sz="12" w:space="0" w:color="auto"/>
-                              <w:left w:val="single" w:sz="12" w:space="0" w:color="auto"/>
-                              <w:right w:val="single" w:sz="12" w:space="0" w:color="auto"/>
-                            </w:tcBorders>
-                          </w:tcPr>
-                          <w:p>
-                            <w:pPr>
-                              <w:pStyle w:val="TableParagraph"/>
-                              <w:spacing w:before="0"/>
-                              <w:rPr>
-                                <w:sz w:val="16"/>
-                              </w:rPr>
-                            </w:pPr>
-                          </w:p>
-                          <w:p>
-                            <w:pPr>
-                              <w:pStyle w:val="TableParagraph"/>
-                              <w:spacing w:before="0"/>
-                              <w:rPr>
-                                <w:sz w:val="16"/>
-                              </w:rPr>
-                            </w:pPr>
-                          </w:p>
-                          <w:p>
-                            <w:pPr>
-                              <w:pStyle w:val="TableParagraph"/>
-                              <w:spacing w:before="6"/>
-                              <w:rPr>
-                                <w:sz w:val="13"/>
-                              </w:rPr>
-                            </w:pPr>
-                          </w:p>
-                          <w:p>
-                            <w:pPr>
-                              <w:pStyle w:val="TableParagraph"/>
-                              <w:spacing w:before="0" w:line="232" w:lineRule="auto"/>
-                              <w:ind w:left="577" w:right="234" w:hanging="353"/>
-                              <w:jc w:val="center"/>
-                              <w:rPr>
-                                <w:b/>
-                                <w:bCs/>
-                                <w:sz w:val="14"/>
-                              </w:rPr>
-                            </w:pPr>
-                          </w:p>
-                          <w:p>
-                            <w:pPr>
-                              <w:pStyle w:val="TableParagraph"/>
-                              <w:spacing w:before="0" w:line="232" w:lineRule="auto"/>
-                              <w:ind w:left="577" w:right="234" w:hanging="353"/>
-                              <w:jc w:val="center"/>
-                              <w:rPr>
-                                <w:b/>
-                                <w:bCs/>
-                                <w:sz w:val="14"/>
-                              </w:rPr>
-                            </w:pPr>
-                          </w:p>
-                          <w:p>
-                            <w:pPr>
-                              <w:pStyle w:val="TableParagraph"/>
-                              <w:spacing w:before="0" w:line="232" w:lineRule="auto"/>
-                              <w:ind w:left="577" w:right="234" w:hanging="353"/>
-                              <w:jc w:val="center"/>
-                              <w:rPr>
-                                <w:b/>
-                                <w:bCs/>
-                                <w:sz w:val="14"/>
-                              </w:rPr>
-                            </w:pPr>
-                          </w:p>
-                          <w:p>
-                            <w:pPr>
-                              <w:pStyle w:val="TableParagraph"/>
-                              <w:spacing w:before="0" w:line="232" w:lineRule="auto"/>
-                              <w:ind w:left="577" w:right="234" w:hanging="353"/>
-                              <w:jc w:val="center"/>
-                              <w:rPr>
-                                <w:b/>
-                                <w:bCs/>
-                                <w:sz w:val="14"/>
-                              </w:rPr>
-                            </w:pPr>
-                          </w:p>
-                          <w:p>
-                            <w:pPr>
-                              <w:pStyle w:val="TableParagraph"/>
-                              <w:spacing w:before="0" w:line="232" w:lineRule="auto"/>
-                              <w:ind w:right="234"/>
-                              <w:jc w:val="center"/>
+                              <w:t xml:space="preserve">                       Department of Mines and Geology </w:t>
+                            </w:r>
+                            <w:r>
                               <w:rPr>
                                 <w:b/>
                                 <w:bCs/>
                                 <w:spacing w:val="-45"/>
                                 <w:sz w:val="14"/>
                               </w:rPr>
-                            </w:pPr>
-                            <w:r>
-                              <w:rPr>
+                              <w:t xml:space="preserve"> </w:t>
+                            </w:r>
+                          </w:p>
+                          <w:p>
+                            <w:pPr>
+                              <w:pStyle w:val="TableParagraph"/>
+                              <w:spacing w:before="0" w:line="170" w:lineRule="exact"/>
+                              <w:rPr>
+                                <w:b/>
+                                <w:bCs/>
                                 <w:sz w:val="14"/>
                               </w:rPr>
-                              <w:t>Sign &amp; Seal of</w:t>
-                            </w:r>
-                            <w:r>
-                              <w:rPr>
+                            </w:pPr>
+                            <w:r>
+                              <w:rPr>
+                                <w:b/>
+                                <w:bCs/>
+                                <w:sz w:val="14"/>
+                              </w:rPr>
+                              <w:t xml:space="preserve">                                 Mineral Dispatch Permit </w:t>
+                            </w:r>
+                          </w:p>
+                          <w:p>
+                            <w:pPr>
+                              <w:pStyle w:val="TableParagraph"/>
+                              <w:spacing w:before="0" w:line="170" w:lineRule="exact"/>
+                              <w:rPr>
+                                <w:b/>
+                                <w:bCs/>
+                                <w:sz w:val="14"/>
+                              </w:rPr>
+                            </w:pPr>
+                            <w:r>
+                              <w:rPr>
+                                <w:b/>
+                                <w:bCs/>
+                                <w:sz w:val="14"/>
+                              </w:rPr>
+                              <w:t xml:space="preserve">                           See Rule 42(3) of KMMCR-1994)</w:t>
+                            </w:r>
+                          </w:p>
+                        </w:tc>
+                        <w:tc>
+                          <w:tcPr>
+                            <w:tcW w:w="1700" w:type="dxa"/>
+                            <w:vMerge w:val="restart"/>
+                            <w:tcBorders>
+                              <w:top w:val="single" w:sz="12" w:space="0" w:color="auto"/>
+                              <w:left w:val="single" w:sz="12" w:space="0" w:color="auto"/>
+                              <w:right w:val="single" w:sz="12" w:space="0" w:color="auto"/>
+                            </w:tcBorders>
+                          </w:tcPr>
+                          <w:p>
+                            <w:pPr>
+                              <w:pStyle w:val="TableParagraph"/>
+                              <w:spacing w:before="0"/>
+                              <w:rPr>
+                                <w:b/>
+                                <w:bCs/>
+                                <w:sz w:val="16"/>
+                              </w:rPr>
+                            </w:pPr>
+                          </w:p>
+                          <w:p>
+                            <w:pPr>
+                              <w:pStyle w:val="TableParagraph"/>
+                              <w:spacing w:before="0"/>
+                              <w:rPr>
+                                <w:b/>
+                                <w:bCs/>
+                                <w:sz w:val="16"/>
+                              </w:rPr>
+                            </w:pPr>
+                          </w:p>
+                          <w:p>
+                            <w:pPr>
+                              <w:pStyle w:val="TableParagraph"/>
+                              <w:spacing w:before="6"/>
+                              <w:rPr>
+                                <w:b/>
+                                <w:bCs/>
+                                <w:sz w:val="13"/>
+                              </w:rPr>
+                            </w:pPr>
+                          </w:p>
+                          <w:p>
+                            <w:pPr>
+                              <w:pStyle w:val="TableParagraph"/>
+                              <w:spacing w:before="0" w:line="232" w:lineRule="auto"/>
+                              <w:ind w:left="577" w:right="234" w:hanging="353"/>
+                              <w:jc w:val="center"/>
+                              <w:rPr>
+                                <w:b/>
+                                <w:bCs/>
+                                <w:sz w:val="14"/>
+                              </w:rPr>
+                            </w:pPr>
+                          </w:p>
+                          <w:p>
+                            <w:pPr>
+                              <w:pStyle w:val="TableParagraph"/>
+                              <w:spacing w:before="0" w:line="232" w:lineRule="auto"/>
+                              <w:ind w:left="577" w:right="234" w:hanging="353"/>
+                              <w:jc w:val="center"/>
+                              <w:rPr>
+                                <w:b/>
+                                <w:bCs/>
+                                <w:sz w:val="14"/>
+                              </w:rPr>
+                            </w:pPr>
+                          </w:p>
+                          <w:p>
+                            <w:pPr>
+                              <w:pStyle w:val="TableParagraph"/>
+                              <w:spacing w:before="0" w:line="232" w:lineRule="auto"/>
+                              <w:ind w:left="577" w:right="234" w:hanging="353"/>
+                              <w:jc w:val="center"/>
+                              <w:rPr>
+                                <w:b/>
+                                <w:bCs/>
+                                <w:sz w:val="14"/>
+                              </w:rPr>
+                            </w:pPr>
+                          </w:p>
+                          <w:p>
+                            <w:pPr>
+                              <w:pStyle w:val="TableParagraph"/>
+                              <w:spacing w:before="0" w:line="232" w:lineRule="auto"/>
+                              <w:ind w:left="577" w:right="234" w:hanging="353"/>
+                              <w:jc w:val="center"/>
+                              <w:rPr>
+                                <w:b/>
+                                <w:bCs/>
+                                <w:sz w:val="14"/>
+                              </w:rPr>
+                            </w:pPr>
+                          </w:p>
+                          <w:p>
+                            <w:pPr>
+                              <w:pStyle w:val="TableParagraph"/>
+                              <w:spacing w:before="0" w:line="232" w:lineRule="auto"/>
+                              <w:ind w:right="234"/>
+                              <w:jc w:val="center"/>
+                              <w:rPr>
+                                <w:b/>
+                                <w:bCs/>
                                 <w:spacing w:val="-45"/>
                                 <w:sz w:val="14"/>
                               </w:rPr>
+                            </w:pPr>
+                            <w:r>
+                              <w:rPr>
+                                <w:b/>
+                                <w:bCs/>
+                                <w:sz w:val="14"/>
+                              </w:rPr>
+                              <w:t>Sign &amp; Seal of</w:t>
+                            </w:r>
+                            <w:r>
+                              <w:rPr>
+                                <w:b/>
+                                <w:bCs/>
+                                <w:spacing w:val="-45"/>
+                                <w:sz w:val="14"/>
+                              </w:rPr>
                               <w:t xml:space="preserve"> </w:t>
                             </w:r>
                             <w:r>
                               <w:rPr>
+                                <w:b/>
+                                <w:bCs/>
                                 <w:sz w:val="14"/>
                               </w:rPr>
-                              <w:t>Lessee</w:t>
+                              <w:t>Le</w:t>
+                            </w:r>
+                            <w:r>
+                              <w:rPr>
+                                <w:b/>
+                                <w:bCs/>
+                                <w:sz w:val="14"/>
+                              </w:rPr>
+                              <w:t>ase Holder</w:t>
                             </w:r>
                           </w:p>
                         </w:tc>
@@ -5665,6 +5741,8 @@
                               <w:pStyle w:val="TableParagraph"/>
                               <w:spacing w:before="0"/>
                               <w:rPr>
+                                <w:b/>
+                                <w:bCs/>
                                 <w:sz w:val="16"/>
                               </w:rPr>
                             </w:pPr>
@@ -5674,6 +5752,8 @@
                               <w:pStyle w:val="TableParagraph"/>
                               <w:spacing w:before="0"/>
                               <w:rPr>
+                                <w:b/>
+                                <w:bCs/>
                                 <w:sz w:val="16"/>
                               </w:rPr>
                             </w:pPr>
@@ -5683,6 +5763,8 @@
                               <w:pStyle w:val="TableParagraph"/>
                               <w:spacing w:before="0"/>
                               <w:rPr>
+                                <w:b/>
+                                <w:bCs/>
                                 <w:sz w:val="16"/>
                               </w:rPr>
                             </w:pPr>
@@ -5692,6 +5774,8 @@
                               <w:pStyle w:val="TableParagraph"/>
                               <w:spacing w:before="7"/>
                               <w:rPr>
+                                <w:b/>
+                                <w:bCs/>
                                 <w:sz w:val="19"/>
                               </w:rPr>
                             </w:pPr>
@@ -5704,17 +5788,22 @@
                               <w:jc w:val="center"/>
                               <w:rPr>
                                 <w:b/>
+                                <w:bCs/>
                                 <w:sz w:val="14"/>
                               </w:rPr>
                             </w:pPr>
                             <w:r>
                               <w:rPr>
+                                <w:b/>
+                                <w:bCs/>
                                 <w:sz w:val="14"/>
                               </w:rPr>
                               <w:t>Sign &amp; Seal of</w:t>
                             </w:r>
                             <w:r>
                               <w:rPr>
+                                <w:b/>
+                                <w:bCs/>
                                 <w:spacing w:val="-45"/>
                                 <w:sz w:val="14"/>
                               </w:rPr>
@@ -5722,6 +5811,8 @@
                             </w:r>
                             <w:r>
                               <w:rPr>
+                                <w:b/>
+                                <w:bCs/>
                                 <w:sz w:val="14"/>
                               </w:rPr>
                               <w:t>Check</w:t>
@@ -5735,11 +5826,14 @@
                               <w:jc w:val="center"/>
                               <w:rPr>
                                 <w:b/>
+                                <w:bCs/>
                                 <w:sz w:val="14"/>
                               </w:rPr>
                             </w:pPr>
                             <w:r>
                               <w:rPr>
+                                <w:b/>
+                                <w:bCs/>
                                 <w:sz w:val="14"/>
                               </w:rPr>
                               <w:t>Post Officer</w:t>
@@ -7516,7 +7610,13 @@
                                     <w:rPr>
                                       <w:sz w:val="14"/>
                                     </w:rPr>
-                                    <w:t>Lessee</w:t>
+                                    <w:t>Le</w:t>
+                                  </w:r>
+                                  <w:r>
+                                    <w:rPr>
+                                      <w:sz w:val="14"/>
+                                    </w:rPr>
+                                    <w:t>ase Holder</w:t>
                                   </w:r>
                                 </w:p>
                               </w:tc>
@@ -10743,7 +10843,13 @@
                               <w:rPr>
                                 <w:sz w:val="14"/>
                               </w:rPr>
-                              <w:t>Lessee</w:t>
+                              <w:t>Le</w:t>
+                            </w:r>
+                            <w:r>
+                              <w:rPr>
+                                <w:sz w:val="14"/>
+                              </w:rPr>
+                              <w:t>ase Holder</w:t>
                             </w:r>
                           </w:p>
                         </w:tc>

--- a/format.docx
+++ b/format.docx
@@ -168,13 +168,13 @@
         <mc:AlternateContent>
           <mc:Choice Requires="wps">
             <w:drawing>
-              <wp:anchor distT="0" distB="0" distL="0" distR="0" simplePos="0" relativeHeight="251682816" behindDoc="1" locked="0" layoutInCell="1" allowOverlap="1" wp14:anchorId="669116A5" wp14:editId="5536CE6B">
+              <wp:anchor distT="0" distB="0" distL="0" distR="0" simplePos="0" relativeHeight="251682816" behindDoc="1" locked="0" layoutInCell="1" allowOverlap="1" wp14:anchorId="669116A5" wp14:editId="0A35ABF2">
                 <wp:simplePos x="0" y="0"/>
                 <wp:positionH relativeFrom="page">
-                  <wp:posOffset>5267325</wp:posOffset>
+                  <wp:posOffset>5236845</wp:posOffset>
                 </wp:positionH>
                 <wp:positionV relativeFrom="paragraph">
-                  <wp:posOffset>4406265</wp:posOffset>
+                  <wp:posOffset>4055745</wp:posOffset>
                 </wp:positionV>
                 <wp:extent cx="3638550" cy="858520"/>
                 <wp:effectExtent l="0" t="0" r="0" b="17780"/>
@@ -430,14 +430,14 @@
                                     <w:spacing w:before="22"/>
                                     <w:ind w:left="43"/>
                                     <w:rPr>
-                                      <w:b/>
+                                      <w:bCs/>
                                       <w:sz w:val="12"/>
                                     </w:rPr>
                                   </w:pPr>
                                   <w:proofErr w:type="gramStart"/>
                                   <w:r>
                                     <w:rPr>
-                                      <w:b/>
+                                      <w:bCs/>
                                       <w:sz w:val="12"/>
                                     </w:rPr>
                                     <w:t xml:space="preserve">{{ </w:t>
@@ -445,7 +445,7 @@
                                   <w:proofErr w:type="spellStart"/>
                                   <w:r>
                                     <w:rPr>
-                                      <w:b/>
+                                      <w:bCs/>
                                       <w:sz w:val="12"/>
                                     </w:rPr>
                                     <w:t>total</w:t>
@@ -453,7 +453,7 @@
                                   <w:proofErr w:type="gramEnd"/>
                                   <w:r>
                                     <w:rPr>
-                                      <w:b/>
+                                      <w:bCs/>
                                       <w:sz w:val="12"/>
                                     </w:rPr>
                                     <w:t>_volume</w:t>
@@ -461,7 +461,7 @@
                                   <w:proofErr w:type="spellEnd"/>
                                   <w:r>
                                     <w:rPr>
-                                      <w:b/>
+                                      <w:bCs/>
                                       <w:sz w:val="12"/>
                                     </w:rPr>
                                     <w:t xml:space="preserve"> }}</w:t>
@@ -528,14 +528,14 @@
                                     <w:pStyle w:val="TableParagraph"/>
                                     <w:ind w:left="43"/>
                                     <w:rPr>
-                                      <w:b/>
+                                      <w:bCs/>
                                       <w:sz w:val="12"/>
                                     </w:rPr>
                                   </w:pPr>
                                   <w:proofErr w:type="gramStart"/>
                                   <w:r>
                                     <w:rPr>
-                                      <w:b/>
+                                      <w:bCs/>
                                       <w:sz w:val="12"/>
                                     </w:rPr>
                                     <w:t xml:space="preserve">{{ </w:t>
@@ -543,7 +543,7 @@
                                   <w:proofErr w:type="spellStart"/>
                                   <w:r>
                                     <w:rPr>
-                                      <w:b/>
+                                      <w:bCs/>
                                       <w:sz w:val="12"/>
                                     </w:rPr>
                                     <w:t>total</w:t>
@@ -551,7 +551,7 @@
                                   <w:proofErr w:type="gramEnd"/>
                                   <w:r>
                                     <w:rPr>
-                                      <w:b/>
+                                      <w:bCs/>
                                       <w:sz w:val="12"/>
                                     </w:rPr>
                                     <w:t>_blocks</w:t>
@@ -559,7 +559,7 @@
                                   <w:proofErr w:type="spellEnd"/>
                                   <w:r>
                                     <w:rPr>
-                                      <w:b/>
+                                      <w:bCs/>
                                       <w:sz w:val="12"/>
                                     </w:rPr>
                                     <w:t xml:space="preserve"> }}</w:t>
@@ -596,7 +596,7 @@
                 <v:stroke joinstyle="miter"/>
                 <v:path gradientshapeok="t" o:connecttype="rect"/>
               </v:shapetype>
-              <v:shape id="Text Box 2" o:spid="_x0000_s1026" type="#_x0000_t202" style="position:absolute;margin-left:414.75pt;margin-top:346.95pt;width:286.5pt;height:67.6pt;z-index:-251633664;visibility:visible;mso-wrap-style:square;mso-width-percent:0;mso-height-percent:0;mso-wrap-distance-left:0;mso-wrap-distance-top:0;mso-wrap-distance-right:0;mso-wrap-distance-bottom:0;mso-position-horizontal:absolute;mso-position-horizontal-relative:page;mso-position-vertical:absolute;mso-position-vertical-relative:text;mso-width-percent:0;mso-height-percent:0;mso-width-relative:page;mso-height-relative:page;v-text-anchor:top" o:gfxdata="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" filled="f" stroked="f">
+              <v:shape id="Text Box 2" o:spid="_x0000_s1026" type="#_x0000_t202" style="position:absolute;margin-left:412.35pt;margin-top:319.35pt;width:286.5pt;height:67.6pt;z-index:-251633664;visibility:visible;mso-wrap-style:square;mso-width-percent:0;mso-height-percent:0;mso-wrap-distance-left:0;mso-wrap-distance-top:0;mso-wrap-distance-right:0;mso-wrap-distance-bottom:0;mso-position-horizontal:absolute;mso-position-horizontal-relative:page;mso-position-vertical:absolute;mso-position-vertical-relative:text;mso-width-percent:0;mso-height-percent:0;mso-width-relative:page;mso-height-relative:page;v-text-anchor:top" o:gfxdata="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" filled="f" stroked="f">
                 <v:textbox inset="0,0,0,0">
                   <w:txbxContent>
                     <w:tbl>
@@ -806,14 +806,14 @@
                               <w:spacing w:before="22"/>
                               <w:ind w:left="43"/>
                               <w:rPr>
-                                <w:b/>
+                                <w:bCs/>
                                 <w:sz w:val="12"/>
                               </w:rPr>
                             </w:pPr>
                             <w:proofErr w:type="gramStart"/>
                             <w:r>
                               <w:rPr>
-                                <w:b/>
+                                <w:bCs/>
                                 <w:sz w:val="12"/>
                               </w:rPr>
                               <w:t xml:space="preserve">{{ </w:t>
@@ -821,7 +821,7 @@
                             <w:proofErr w:type="spellStart"/>
                             <w:r>
                               <w:rPr>
-                                <w:b/>
+                                <w:bCs/>
                                 <w:sz w:val="12"/>
                               </w:rPr>
                               <w:t>total</w:t>
@@ -829,7 +829,7 @@
                             <w:proofErr w:type="gramEnd"/>
                             <w:r>
                               <w:rPr>
-                                <w:b/>
+                                <w:bCs/>
                                 <w:sz w:val="12"/>
                               </w:rPr>
                               <w:t>_volume</w:t>
@@ -837,7 +837,7 @@
                             <w:proofErr w:type="spellEnd"/>
                             <w:r>
                               <w:rPr>
-                                <w:b/>
+                                <w:bCs/>
                                 <w:sz w:val="12"/>
                               </w:rPr>
                               <w:t xml:space="preserve"> }}</w:t>
@@ -904,14 +904,14 @@
                               <w:pStyle w:val="TableParagraph"/>
                               <w:ind w:left="43"/>
                               <w:rPr>
-                                <w:b/>
+                                <w:bCs/>
                                 <w:sz w:val="12"/>
                               </w:rPr>
                             </w:pPr>
                             <w:proofErr w:type="gramStart"/>
                             <w:r>
                               <w:rPr>
-                                <w:b/>
+                                <w:bCs/>
                                 <w:sz w:val="12"/>
                               </w:rPr>
                               <w:t xml:space="preserve">{{ </w:t>
@@ -919,7 +919,7 @@
                             <w:proofErr w:type="spellStart"/>
                             <w:r>
                               <w:rPr>
-                                <w:b/>
+                                <w:bCs/>
                                 <w:sz w:val="12"/>
                               </w:rPr>
                               <w:t>total</w:t>
@@ -927,7 +927,7 @@
                             <w:proofErr w:type="gramEnd"/>
                             <w:r>
                               <w:rPr>
-                                <w:b/>
+                                <w:bCs/>
                                 <w:sz w:val="12"/>
                               </w:rPr>
                               <w:t>_blocks</w:t>
@@ -935,7 +935,809 @@
                             <w:proofErr w:type="spellEnd"/>
                             <w:r>
                               <w:rPr>
-                                <w:b/>
+                                <w:bCs/>
+                                <w:sz w:val="12"/>
+                              </w:rPr>
+                              <w:t xml:space="preserve"> }}</w:t>
+                            </w:r>
+                          </w:p>
+                        </w:tc>
+                      </w:tr>
+                    </w:tbl>
+                    <w:p>
+                      <w:pPr>
+                        <w:pStyle w:val="BodyText"/>
+                      </w:pPr>
+                    </w:p>
+                  </w:txbxContent>
+                </v:textbox>
+                <w10:wrap type="topAndBottom" anchorx="page"/>
+              </v:shape>
+            </w:pict>
+          </mc:Fallback>
+        </mc:AlternateContent>
+      </w:r>
+      <w:r>
+        <w:rPr>
+          <w:noProof/>
+        </w:rPr>
+        <mc:AlternateContent>
+          <mc:Choice Requires="wps">
+            <w:drawing>
+              <wp:anchor distT="0" distB="0" distL="0" distR="0" simplePos="0" relativeHeight="251681792" behindDoc="1" locked="0" layoutInCell="1" allowOverlap="1" wp14:anchorId="12C301FA" wp14:editId="2F36AC46">
+                <wp:simplePos x="0" y="0"/>
+                <wp:positionH relativeFrom="page">
+                  <wp:posOffset>346710</wp:posOffset>
+                </wp:positionH>
+                <wp:positionV relativeFrom="paragraph">
+                  <wp:posOffset>4070985</wp:posOffset>
+                </wp:positionV>
+                <wp:extent cx="5210175" cy="1295400"/>
+                <wp:effectExtent l="0" t="0" r="9525" b="0"/>
+                <wp:wrapTopAndBottom/>
+                <wp:docPr id="15" name="Text Box 3"/>
+                <wp:cNvGraphicFramePr>
+                  <a:graphicFrameLocks xmlns:a="http://schemas.openxmlformats.org/drawingml/2006/main"/>
+                </wp:cNvGraphicFramePr>
+                <a:graphic xmlns:a="http://schemas.openxmlformats.org/drawingml/2006/main">
+                  <a:graphicData uri="http://schemas.microsoft.com/office/word/2010/wordprocessingShape">
+                    <wps:wsp>
+                      <wps:cNvSpPr txBox="1">
+                        <a:spLocks noChangeArrowheads="1"/>
+                      </wps:cNvSpPr>
+                      <wps:spPr bwMode="auto">
+                        <a:xfrm>
+                          <a:off x="0" y="0"/>
+                          <a:ext cx="5210175" cy="1295400"/>
+                        </a:xfrm>
+                        <a:prstGeom prst="rect">
+                          <a:avLst/>
+                        </a:prstGeom>
+                        <a:noFill/>
+                        <a:ln>
+                          <a:noFill/>
+                        </a:ln>
+                        <a:extLst>
+                          <a:ext uri="{909E8E84-426E-40DD-AFC4-6F175D3DCCD1}">
+                            <a14:hiddenFill xmlns:a14="http://schemas.microsoft.com/office/drawing/2010/main">
+                              <a:solidFill>
+                                <a:srgbClr val="FFFFFF"/>
+                              </a:solidFill>
+                            </a14:hiddenFill>
+                          </a:ext>
+                          <a:ext uri="{91240B29-F687-4F45-9708-019B960494DF}">
+                            <a14:hiddenLine xmlns:a14="http://schemas.microsoft.com/office/drawing/2010/main" w="9525">
+                              <a:solidFill>
+                                <a:srgbClr val="000000"/>
+                              </a:solidFill>
+                              <a:miter lim="800000"/>
+                              <a:headEnd/>
+                              <a:tailEnd/>
+                            </a14:hiddenLine>
+                          </a:ext>
+                        </a:extLst>
+                      </wps:spPr>
+                      <wps:txbx>
+                        <w:txbxContent>
+                          <w:tbl>
+                            <w:tblPr>
+                              <w:tblStyle w:val="TableGrid"/>
+                              <w:tblW w:w="5230" w:type="dxa"/>
+                              <w:tblLayout w:type="fixed"/>
+                              <w:tblLook w:val="01E0" w:firstRow="1" w:lastRow="1" w:firstColumn="1" w:lastColumn="1" w:noHBand="0" w:noVBand="0"/>
+                            </w:tblPr>
+                            <w:tblGrid>
+                              <w:gridCol w:w="1229"/>
+                              <w:gridCol w:w="1061"/>
+                              <w:gridCol w:w="1050"/>
+                              <w:gridCol w:w="1058"/>
+                              <w:gridCol w:w="832"/>
+                            </w:tblGrid>
+                            <w:tr>
+                              <w:trPr>
+                                <w:trHeight w:val="238"/>
+                              </w:trPr>
+                              <w:tc>
+                                <w:tcPr>
+                                  <w:tcW w:w="1229" w:type="dxa"/>
+                                  <w:tcBorders>
+                                    <w:top w:val="single" w:sz="12" w:space="0" w:color="auto"/>
+                                    <w:left w:val="single" w:sz="12" w:space="0" w:color="auto"/>
+                                    <w:bottom w:val="single" w:sz="12" w:space="0" w:color="auto"/>
+                                    <w:right w:val="single" w:sz="12" w:space="0" w:color="auto"/>
+                                  </w:tcBorders>
+                                </w:tcPr>
+                                <w:p>
+                                  <w:pPr>
+                                    <w:pStyle w:val="TableParagraph"/>
+                                    <w:spacing w:before="22"/>
+                                    <w:ind w:left="42"/>
+                                    <w:rPr>
+                                      <w:sz w:val="12"/>
+                                    </w:rPr>
+                                  </w:pPr>
+                                  <w:r>
+                                    <w:rPr>
+                                      <w:sz w:val="12"/>
+                                    </w:rPr>
+                                    <w:t>Block</w:t>
+                                  </w:r>
+                                </w:p>
+                              </w:tc>
+                              <w:tc>
+                                <w:tcPr>
+                                  <w:tcW w:w="1061" w:type="dxa"/>
+                                  <w:tcBorders>
+                                    <w:top w:val="single" w:sz="12" w:space="0" w:color="auto"/>
+                                    <w:left w:val="single" w:sz="12" w:space="0" w:color="auto"/>
+                                    <w:bottom w:val="single" w:sz="12" w:space="0" w:color="auto"/>
+                                    <w:right w:val="single" w:sz="12" w:space="0" w:color="auto"/>
+                                  </w:tcBorders>
+                                </w:tcPr>
+                                <w:p>
+                                  <w:pPr>
+                                    <w:pStyle w:val="TableParagraph"/>
+                                    <w:spacing w:before="22"/>
+                                    <w:ind w:left="40"/>
+                                    <w:rPr>
+                                      <w:sz w:val="12"/>
+                                    </w:rPr>
+                                  </w:pPr>
+                                  <w:r>
+                                    <w:rPr>
+                                      <w:sz w:val="12"/>
+                                    </w:rPr>
+                                    <w:t>Length(cm)</w:t>
+                                  </w:r>
+                                </w:p>
+                              </w:tc>
+                              <w:tc>
+                                <w:tcPr>
+                                  <w:tcW w:w="1050" w:type="dxa"/>
+                                  <w:tcBorders>
+                                    <w:top w:val="single" w:sz="12" w:space="0" w:color="auto"/>
+                                    <w:left w:val="single" w:sz="12" w:space="0" w:color="auto"/>
+                                    <w:bottom w:val="single" w:sz="12" w:space="0" w:color="auto"/>
+                                    <w:right w:val="single" w:sz="12" w:space="0" w:color="auto"/>
+                                  </w:tcBorders>
+                                </w:tcPr>
+                                <w:p>
+                                  <w:pPr>
+                                    <w:pStyle w:val="TableParagraph"/>
+                                    <w:spacing w:before="22"/>
+                                    <w:ind w:left="51"/>
+                                    <w:rPr>
+                                      <w:sz w:val="12"/>
+                                    </w:rPr>
+                                  </w:pPr>
+                                  <w:r>
+                                    <w:rPr>
+                                      <w:sz w:val="12"/>
+                                    </w:rPr>
+                                    <w:t>Breadth(cm)</w:t>
+                                  </w:r>
+                                </w:p>
+                              </w:tc>
+                              <w:tc>
+                                <w:tcPr>
+                                  <w:tcW w:w="1058" w:type="dxa"/>
+                                  <w:tcBorders>
+                                    <w:top w:val="single" w:sz="12" w:space="0" w:color="auto"/>
+                                    <w:left w:val="single" w:sz="12" w:space="0" w:color="auto"/>
+                                    <w:bottom w:val="single" w:sz="12" w:space="0" w:color="auto"/>
+                                    <w:right w:val="single" w:sz="12" w:space="0" w:color="auto"/>
+                                  </w:tcBorders>
+                                </w:tcPr>
+                                <w:p>
+                                  <w:pPr>
+                                    <w:pStyle w:val="TableParagraph"/>
+                                    <w:spacing w:before="22"/>
+                                    <w:ind w:left="57"/>
+                                    <w:rPr>
+                                      <w:sz w:val="12"/>
+                                    </w:rPr>
+                                  </w:pPr>
+                                  <w:r>
+                                    <w:rPr>
+                                      <w:sz w:val="12"/>
+                                    </w:rPr>
+                                    <w:t>Height(cm)</w:t>
+                                  </w:r>
+                                </w:p>
+                              </w:tc>
+                              <w:tc>
+                                <w:tcPr>
+                                  <w:tcW w:w="832" w:type="dxa"/>
+                                  <w:tcBorders>
+                                    <w:top w:val="single" w:sz="12" w:space="0" w:color="auto"/>
+                                    <w:left w:val="single" w:sz="12" w:space="0" w:color="auto"/>
+                                    <w:bottom w:val="single" w:sz="12" w:space="0" w:color="auto"/>
+                                    <w:right w:val="single" w:sz="12" w:space="0" w:color="auto"/>
+                                  </w:tcBorders>
+                                </w:tcPr>
+                                <w:p>
+                                  <w:pPr>
+                                    <w:pStyle w:val="TableParagraph"/>
+                                    <w:spacing w:before="22"/>
+                                    <w:ind w:left="43"/>
+                                    <w:rPr>
+                                      <w:sz w:val="12"/>
+                                    </w:rPr>
+                                  </w:pPr>
+                                  <w:r>
+                                    <w:rPr>
+                                      <w:sz w:val="12"/>
+                                    </w:rPr>
+                                    <w:t>Volume.cu.mt.</w:t>
+                                  </w:r>
+                                </w:p>
+                              </w:tc>
+                            </w:tr>
+                            <w:tr>
+                              <w:trPr>
+                                <w:trHeight w:val="247"/>
+                              </w:trPr>
+                              <w:tc>
+                                <w:tcPr>
+                                  <w:tcW w:w="2290" w:type="dxa"/>
+                                  <w:gridSpan w:val="2"/>
+                                  <w:tcBorders>
+                                    <w:left w:val="single" w:sz="12" w:space="0" w:color="auto"/>
+                                    <w:bottom w:val="single" w:sz="12" w:space="0" w:color="auto"/>
+                                    <w:right w:val="single" w:sz="12" w:space="0" w:color="auto"/>
+                                  </w:tcBorders>
+                                </w:tcPr>
+                                <w:p>
+                                  <w:pPr>
+                                    <w:pStyle w:val="TableParagraph"/>
+                                    <w:rPr>
+                                      <w:sz w:val="12"/>
+                                    </w:rPr>
+                                  </w:pPr>
+                                  <w:r>
+                                    <w:rPr>
+                                      <w:spacing w:val="-1"/>
+                                      <w:sz w:val="12"/>
+                                    </w:rPr>
+                                    <w:t>Total</w:t>
+                                  </w:r>
+                                  <w:r>
+                                    <w:rPr>
+                                      <w:spacing w:val="-9"/>
+                                      <w:sz w:val="12"/>
+                                    </w:rPr>
+                                    <w:t xml:space="preserve"> </w:t>
+                                  </w:r>
+                                  <w:r>
+                                    <w:rPr>
+                                      <w:sz w:val="12"/>
+                                    </w:rPr>
+                                    <w:t>Volume</w:t>
+                                  </w:r>
+                                </w:p>
+                              </w:tc>
+                              <w:tc>
+                                <w:tcPr>
+                                  <w:tcW w:w="2940" w:type="dxa"/>
+                                  <w:gridSpan w:val="3"/>
+                                  <w:tcBorders>
+                                    <w:left w:val="single" w:sz="12" w:space="0" w:color="auto"/>
+                                    <w:bottom w:val="single" w:sz="12" w:space="0" w:color="auto"/>
+                                    <w:right w:val="single" w:sz="12" w:space="0" w:color="auto"/>
+                                  </w:tcBorders>
+                                </w:tcPr>
+                                <w:p>
+                                  <w:pPr>
+                                    <w:pStyle w:val="TableParagraph"/>
+                                    <w:ind w:left="51"/>
+                                    <w:rPr>
+                                      <w:bCs/>
+                                      <w:sz w:val="12"/>
+                                    </w:rPr>
+                                  </w:pPr>
+                                  <w:proofErr w:type="gramStart"/>
+                                  <w:r>
+                                    <w:rPr>
+                                      <w:bCs/>
+                                      <w:sz w:val="12"/>
+                                    </w:rPr>
+                                    <w:t xml:space="preserve">{{ </w:t>
+                                  </w:r>
+                                  <w:proofErr w:type="spellStart"/>
+                                  <w:r>
+                                    <w:rPr>
+                                      <w:bCs/>
+                                      <w:sz w:val="12"/>
+                                    </w:rPr>
+                                    <w:t>total</w:t>
+                                  </w:r>
+                                  <w:proofErr w:type="gramEnd"/>
+                                  <w:r>
+                                    <w:rPr>
+                                      <w:bCs/>
+                                      <w:sz w:val="12"/>
+                                    </w:rPr>
+                                    <w:t>_volume</w:t>
+                                  </w:r>
+                                  <w:proofErr w:type="spellEnd"/>
+                                  <w:r>
+                                    <w:rPr>
+                                      <w:bCs/>
+                                      <w:sz w:val="12"/>
+                                    </w:rPr>
+                                    <w:t xml:space="preserve"> }}</w:t>
+                                  </w:r>
+                                </w:p>
+                              </w:tc>
+                            </w:tr>
+                            <w:tr>
+                              <w:trPr>
+                                <w:trHeight w:val="229"/>
+                              </w:trPr>
+                              <w:tc>
+                                <w:tcPr>
+                                  <w:tcW w:w="2290" w:type="dxa"/>
+                                  <w:gridSpan w:val="2"/>
+                                  <w:tcBorders>
+                                    <w:top w:val="single" w:sz="12" w:space="0" w:color="auto"/>
+                                    <w:left w:val="single" w:sz="12" w:space="0" w:color="auto"/>
+                                    <w:bottom w:val="single" w:sz="12" w:space="0" w:color="auto"/>
+                                    <w:right w:val="single" w:sz="12" w:space="0" w:color="auto"/>
+                                  </w:tcBorders>
+                                </w:tcPr>
+                                <w:p>
+                                  <w:pPr>
+                                    <w:pStyle w:val="TableParagraph"/>
+                                    <w:rPr>
+                                      <w:sz w:val="12"/>
+                                    </w:rPr>
+                                  </w:pPr>
+                                  <w:r>
+                                    <w:rPr>
+                                      <w:sz w:val="12"/>
+                                    </w:rPr>
+                                    <w:t>Total</w:t>
+                                  </w:r>
+                                  <w:r>
+                                    <w:rPr>
+                                      <w:spacing w:val="-8"/>
+                                      <w:sz w:val="12"/>
+                                    </w:rPr>
+                                    <w:t xml:space="preserve"> </w:t>
+                                  </w:r>
+                                  <w:r>
+                                    <w:rPr>
+                                      <w:sz w:val="12"/>
+                                    </w:rPr>
+                                    <w:t>Block(s)</w:t>
+                                  </w:r>
+                                </w:p>
+                              </w:tc>
+                              <w:tc>
+                                <w:tcPr>
+                                  <w:tcW w:w="2940" w:type="dxa"/>
+                                  <w:gridSpan w:val="3"/>
+                                  <w:tcBorders>
+                                    <w:top w:val="single" w:sz="12" w:space="0" w:color="auto"/>
+                                    <w:left w:val="single" w:sz="12" w:space="0" w:color="auto"/>
+                                    <w:bottom w:val="single" w:sz="12" w:space="0" w:color="auto"/>
+                                    <w:right w:val="single" w:sz="12" w:space="0" w:color="auto"/>
+                                  </w:tcBorders>
+                                </w:tcPr>
+                                <w:p>
+                                  <w:pPr>
+                                    <w:pStyle w:val="TableParagraph"/>
+                                    <w:ind w:left="51"/>
+                                    <w:rPr>
+                                      <w:bCs/>
+                                      <w:sz w:val="12"/>
+                                    </w:rPr>
+                                  </w:pPr>
+                                  <w:proofErr w:type="gramStart"/>
+                                  <w:r>
+                                    <w:rPr>
+                                      <w:bCs/>
+                                      <w:sz w:val="12"/>
+                                    </w:rPr>
+                                    <w:t xml:space="preserve">{{ </w:t>
+                                  </w:r>
+                                  <w:proofErr w:type="spellStart"/>
+                                  <w:r>
+                                    <w:rPr>
+                                      <w:bCs/>
+                                      <w:sz w:val="12"/>
+                                    </w:rPr>
+                                    <w:t>total</w:t>
+                                  </w:r>
+                                  <w:proofErr w:type="gramEnd"/>
+                                  <w:r>
+                                    <w:rPr>
+                                      <w:bCs/>
+                                      <w:sz w:val="12"/>
+                                    </w:rPr>
+                                    <w:t>_blocks</w:t>
+                                  </w:r>
+                                  <w:proofErr w:type="spellEnd"/>
+                                  <w:r>
+                                    <w:rPr>
+                                      <w:bCs/>
+                                      <w:sz w:val="12"/>
+                                    </w:rPr>
+                                    <w:t xml:space="preserve"> }}</w:t>
+                                  </w:r>
+                                </w:p>
+                              </w:tc>
+                            </w:tr>
+                          </w:tbl>
+                          <w:p>
+                            <w:pPr>
+                              <w:pStyle w:val="BodyText"/>
+                            </w:pPr>
+                          </w:p>
+                        </w:txbxContent>
+                      </wps:txbx>
+                      <wps:bodyPr rot="0" vert="horz" wrap="square" lIns="0" tIns="0" rIns="0" bIns="0" anchor="t" anchorCtr="0" upright="1">
+                        <a:noAutofit/>
+                      </wps:bodyPr>
+                    </wps:wsp>
+                  </a:graphicData>
+                </a:graphic>
+                <wp14:sizeRelH relativeFrom="page">
+                  <wp14:pctWidth>0</wp14:pctWidth>
+                </wp14:sizeRelH>
+                <wp14:sizeRelV relativeFrom="page">
+                  <wp14:pctHeight>0</wp14:pctHeight>
+                </wp14:sizeRelV>
+              </wp:anchor>
+            </w:drawing>
+          </mc:Choice>
+          <mc:Fallback>
+            <w:pict>
+              <v:shape w14:anchorId="12C301FA" id="Text Box 3" o:spid="_x0000_s1027" type="#_x0000_t202" style="position:absolute;margin-left:27.3pt;margin-top:320.55pt;width:410.25pt;height:102pt;z-index:-251634688;visibility:visible;mso-wrap-style:square;mso-width-percent:0;mso-height-percent:0;mso-wrap-distance-left:0;mso-wrap-distance-top:0;mso-wrap-distance-right:0;mso-wrap-distance-bottom:0;mso-position-horizontal:absolute;mso-position-horizontal-relative:page;mso-position-vertical:absolute;mso-position-vertical-relative:text;mso-width-percent:0;mso-height-percent:0;mso-width-relative:page;mso-height-relative:page;v-text-anchor:top" o:gfxdata="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" filled="f" stroked="f">
+                <v:textbox inset="0,0,0,0">
+                  <w:txbxContent>
+                    <w:tbl>
+                      <w:tblPr>
+                        <w:tblStyle w:val="TableGrid"/>
+                        <w:tblW w:w="5230" w:type="dxa"/>
+                        <w:tblLayout w:type="fixed"/>
+                        <w:tblLook w:val="01E0" w:firstRow="1" w:lastRow="1" w:firstColumn="1" w:lastColumn="1" w:noHBand="0" w:noVBand="0"/>
+                      </w:tblPr>
+                      <w:tblGrid>
+                        <w:gridCol w:w="1229"/>
+                        <w:gridCol w:w="1061"/>
+                        <w:gridCol w:w="1050"/>
+                        <w:gridCol w:w="1058"/>
+                        <w:gridCol w:w="832"/>
+                      </w:tblGrid>
+                      <w:tr>
+                        <w:trPr>
+                          <w:trHeight w:val="238"/>
+                        </w:trPr>
+                        <w:tc>
+                          <w:tcPr>
+                            <w:tcW w:w="1229" w:type="dxa"/>
+                            <w:tcBorders>
+                              <w:top w:val="single" w:sz="12" w:space="0" w:color="auto"/>
+                              <w:left w:val="single" w:sz="12" w:space="0" w:color="auto"/>
+                              <w:bottom w:val="single" w:sz="12" w:space="0" w:color="auto"/>
+                              <w:right w:val="single" w:sz="12" w:space="0" w:color="auto"/>
+                            </w:tcBorders>
+                          </w:tcPr>
+                          <w:p>
+                            <w:pPr>
+                              <w:pStyle w:val="TableParagraph"/>
+                              <w:spacing w:before="22"/>
+                              <w:ind w:left="42"/>
+                              <w:rPr>
+                                <w:sz w:val="12"/>
+                              </w:rPr>
+                            </w:pPr>
+                            <w:r>
+                              <w:rPr>
+                                <w:sz w:val="12"/>
+                              </w:rPr>
+                              <w:t>Block</w:t>
+                            </w:r>
+                          </w:p>
+                        </w:tc>
+                        <w:tc>
+                          <w:tcPr>
+                            <w:tcW w:w="1061" w:type="dxa"/>
+                            <w:tcBorders>
+                              <w:top w:val="single" w:sz="12" w:space="0" w:color="auto"/>
+                              <w:left w:val="single" w:sz="12" w:space="0" w:color="auto"/>
+                              <w:bottom w:val="single" w:sz="12" w:space="0" w:color="auto"/>
+                              <w:right w:val="single" w:sz="12" w:space="0" w:color="auto"/>
+                            </w:tcBorders>
+                          </w:tcPr>
+                          <w:p>
+                            <w:pPr>
+                              <w:pStyle w:val="TableParagraph"/>
+                              <w:spacing w:before="22"/>
+                              <w:ind w:left="40"/>
+                              <w:rPr>
+                                <w:sz w:val="12"/>
+                              </w:rPr>
+                            </w:pPr>
+                            <w:r>
+                              <w:rPr>
+                                <w:sz w:val="12"/>
+                              </w:rPr>
+                              <w:t>Length(cm)</w:t>
+                            </w:r>
+                          </w:p>
+                        </w:tc>
+                        <w:tc>
+                          <w:tcPr>
+                            <w:tcW w:w="1050" w:type="dxa"/>
+                            <w:tcBorders>
+                              <w:top w:val="single" w:sz="12" w:space="0" w:color="auto"/>
+                              <w:left w:val="single" w:sz="12" w:space="0" w:color="auto"/>
+                              <w:bottom w:val="single" w:sz="12" w:space="0" w:color="auto"/>
+                              <w:right w:val="single" w:sz="12" w:space="0" w:color="auto"/>
+                            </w:tcBorders>
+                          </w:tcPr>
+                          <w:p>
+                            <w:pPr>
+                              <w:pStyle w:val="TableParagraph"/>
+                              <w:spacing w:before="22"/>
+                              <w:ind w:left="51"/>
+                              <w:rPr>
+                                <w:sz w:val="12"/>
+                              </w:rPr>
+                            </w:pPr>
+                            <w:r>
+                              <w:rPr>
+                                <w:sz w:val="12"/>
+                              </w:rPr>
+                              <w:t>Breadth(cm)</w:t>
+                            </w:r>
+                          </w:p>
+                        </w:tc>
+                        <w:tc>
+                          <w:tcPr>
+                            <w:tcW w:w="1058" w:type="dxa"/>
+                            <w:tcBorders>
+                              <w:top w:val="single" w:sz="12" w:space="0" w:color="auto"/>
+                              <w:left w:val="single" w:sz="12" w:space="0" w:color="auto"/>
+                              <w:bottom w:val="single" w:sz="12" w:space="0" w:color="auto"/>
+                              <w:right w:val="single" w:sz="12" w:space="0" w:color="auto"/>
+                            </w:tcBorders>
+                          </w:tcPr>
+                          <w:p>
+                            <w:pPr>
+                              <w:pStyle w:val="TableParagraph"/>
+                              <w:spacing w:before="22"/>
+                              <w:ind w:left="57"/>
+                              <w:rPr>
+                                <w:sz w:val="12"/>
+                              </w:rPr>
+                            </w:pPr>
+                            <w:r>
+                              <w:rPr>
+                                <w:sz w:val="12"/>
+                              </w:rPr>
+                              <w:t>Height(cm)</w:t>
+                            </w:r>
+                          </w:p>
+                        </w:tc>
+                        <w:tc>
+                          <w:tcPr>
+                            <w:tcW w:w="832" w:type="dxa"/>
+                            <w:tcBorders>
+                              <w:top w:val="single" w:sz="12" w:space="0" w:color="auto"/>
+                              <w:left w:val="single" w:sz="12" w:space="0" w:color="auto"/>
+                              <w:bottom w:val="single" w:sz="12" w:space="0" w:color="auto"/>
+                              <w:right w:val="single" w:sz="12" w:space="0" w:color="auto"/>
+                            </w:tcBorders>
+                          </w:tcPr>
+                          <w:p>
+                            <w:pPr>
+                              <w:pStyle w:val="TableParagraph"/>
+                              <w:spacing w:before="22"/>
+                              <w:ind w:left="43"/>
+                              <w:rPr>
+                                <w:sz w:val="12"/>
+                              </w:rPr>
+                            </w:pPr>
+                            <w:r>
+                              <w:rPr>
+                                <w:sz w:val="12"/>
+                              </w:rPr>
+                              <w:t>Volume.cu.mt.</w:t>
+                            </w:r>
+                          </w:p>
+                        </w:tc>
+                      </w:tr>
+                      <w:tr>
+                        <w:trPr>
+                          <w:trHeight w:val="247"/>
+                        </w:trPr>
+                        <w:tc>
+                          <w:tcPr>
+                            <w:tcW w:w="2290" w:type="dxa"/>
+                            <w:gridSpan w:val="2"/>
+                            <w:tcBorders>
+                              <w:left w:val="single" w:sz="12" w:space="0" w:color="auto"/>
+                              <w:bottom w:val="single" w:sz="12" w:space="0" w:color="auto"/>
+                              <w:right w:val="single" w:sz="12" w:space="0" w:color="auto"/>
+                            </w:tcBorders>
+                          </w:tcPr>
+                          <w:p>
+                            <w:pPr>
+                              <w:pStyle w:val="TableParagraph"/>
+                              <w:rPr>
+                                <w:sz w:val="12"/>
+                              </w:rPr>
+                            </w:pPr>
+                            <w:r>
+                              <w:rPr>
+                                <w:spacing w:val="-1"/>
+                                <w:sz w:val="12"/>
+                              </w:rPr>
+                              <w:t>Total</w:t>
+                            </w:r>
+                            <w:r>
+                              <w:rPr>
+                                <w:spacing w:val="-9"/>
+                                <w:sz w:val="12"/>
+                              </w:rPr>
+                              <w:t xml:space="preserve"> </w:t>
+                            </w:r>
+                            <w:r>
+                              <w:rPr>
+                                <w:sz w:val="12"/>
+                              </w:rPr>
+                              <w:t>Volume</w:t>
+                            </w:r>
+                          </w:p>
+                        </w:tc>
+                        <w:tc>
+                          <w:tcPr>
+                            <w:tcW w:w="2940" w:type="dxa"/>
+                            <w:gridSpan w:val="3"/>
+                            <w:tcBorders>
+                              <w:left w:val="single" w:sz="12" w:space="0" w:color="auto"/>
+                              <w:bottom w:val="single" w:sz="12" w:space="0" w:color="auto"/>
+                              <w:right w:val="single" w:sz="12" w:space="0" w:color="auto"/>
+                            </w:tcBorders>
+                          </w:tcPr>
+                          <w:p>
+                            <w:pPr>
+                              <w:pStyle w:val="TableParagraph"/>
+                              <w:ind w:left="51"/>
+                              <w:rPr>
+                                <w:bCs/>
+                                <w:sz w:val="12"/>
+                              </w:rPr>
+                            </w:pPr>
+                            <w:proofErr w:type="gramStart"/>
+                            <w:r>
+                              <w:rPr>
+                                <w:bCs/>
+                                <w:sz w:val="12"/>
+                              </w:rPr>
+                              <w:t xml:space="preserve">{{ </w:t>
+                            </w:r>
+                            <w:proofErr w:type="spellStart"/>
+                            <w:r>
+                              <w:rPr>
+                                <w:bCs/>
+                                <w:sz w:val="12"/>
+                              </w:rPr>
+                              <w:t>total</w:t>
+                            </w:r>
+                            <w:proofErr w:type="gramEnd"/>
+                            <w:r>
+                              <w:rPr>
+                                <w:bCs/>
+                                <w:sz w:val="12"/>
+                              </w:rPr>
+                              <w:t>_volume</w:t>
+                            </w:r>
+                            <w:proofErr w:type="spellEnd"/>
+                            <w:r>
+                              <w:rPr>
+                                <w:bCs/>
+                                <w:sz w:val="12"/>
+                              </w:rPr>
+                              <w:t xml:space="preserve"> }}</w:t>
+                            </w:r>
+                          </w:p>
+                        </w:tc>
+                      </w:tr>
+                      <w:tr>
+                        <w:trPr>
+                          <w:trHeight w:val="229"/>
+                        </w:trPr>
+                        <w:tc>
+                          <w:tcPr>
+                            <w:tcW w:w="2290" w:type="dxa"/>
+                            <w:gridSpan w:val="2"/>
+                            <w:tcBorders>
+                              <w:top w:val="single" w:sz="12" w:space="0" w:color="auto"/>
+                              <w:left w:val="single" w:sz="12" w:space="0" w:color="auto"/>
+                              <w:bottom w:val="single" w:sz="12" w:space="0" w:color="auto"/>
+                              <w:right w:val="single" w:sz="12" w:space="0" w:color="auto"/>
+                            </w:tcBorders>
+                          </w:tcPr>
+                          <w:p>
+                            <w:pPr>
+                              <w:pStyle w:val="TableParagraph"/>
+                              <w:rPr>
+                                <w:sz w:val="12"/>
+                              </w:rPr>
+                            </w:pPr>
+                            <w:r>
+                              <w:rPr>
+                                <w:sz w:val="12"/>
+                              </w:rPr>
+                              <w:t>Total</w:t>
+                            </w:r>
+                            <w:r>
+                              <w:rPr>
+                                <w:spacing w:val="-8"/>
+                                <w:sz w:val="12"/>
+                              </w:rPr>
+                              <w:t xml:space="preserve"> </w:t>
+                            </w:r>
+                            <w:r>
+                              <w:rPr>
+                                <w:sz w:val="12"/>
+                              </w:rPr>
+                              <w:t>Block(s)</w:t>
+                            </w:r>
+                          </w:p>
+                        </w:tc>
+                        <w:tc>
+                          <w:tcPr>
+                            <w:tcW w:w="2940" w:type="dxa"/>
+                            <w:gridSpan w:val="3"/>
+                            <w:tcBorders>
+                              <w:top w:val="single" w:sz="12" w:space="0" w:color="auto"/>
+                              <w:left w:val="single" w:sz="12" w:space="0" w:color="auto"/>
+                              <w:bottom w:val="single" w:sz="12" w:space="0" w:color="auto"/>
+                              <w:right w:val="single" w:sz="12" w:space="0" w:color="auto"/>
+                            </w:tcBorders>
+                          </w:tcPr>
+                          <w:p>
+                            <w:pPr>
+                              <w:pStyle w:val="TableParagraph"/>
+                              <w:ind w:left="51"/>
+                              <w:rPr>
+                                <w:bCs/>
+                                <w:sz w:val="12"/>
+                              </w:rPr>
+                            </w:pPr>
+                            <w:proofErr w:type="gramStart"/>
+                            <w:r>
+                              <w:rPr>
+                                <w:bCs/>
+                                <w:sz w:val="12"/>
+                              </w:rPr>
+                              <w:t xml:space="preserve">{{ </w:t>
+                            </w:r>
+                            <w:proofErr w:type="spellStart"/>
+                            <w:r>
+                              <w:rPr>
+                                <w:bCs/>
+                                <w:sz w:val="12"/>
+                              </w:rPr>
+                              <w:t>total</w:t>
+                            </w:r>
+                            <w:proofErr w:type="gramEnd"/>
+                            <w:r>
+                              <w:rPr>
+                                <w:bCs/>
+                                <w:sz w:val="12"/>
+                              </w:rPr>
+                              <w:t>_blocks</w:t>
+                            </w:r>
+                            <w:proofErr w:type="spellEnd"/>
+                            <w:r>
+                              <w:rPr>
+                                <w:bCs/>
                                 <w:sz w:val="12"/>
                               </w:rPr>
                               <w:t xml:space="preserve"> }}</w:t>
@@ -3445,6 +4247,8 @@
                                     <w:pStyle w:val="TableParagraph"/>
                                     <w:spacing w:before="4"/>
                                     <w:rPr>
+                                      <w:b/>
+                                      <w:bCs/>
                                       <w:sz w:val="12"/>
                                     </w:rPr>
                                   </w:pPr>
@@ -3917,14 +4721,18 @@
                                 <w:p>
                                   <w:pPr>
                                     <w:pStyle w:val="TableParagraph"/>
-                                    <w:spacing w:before="0"/>
+                                    <w:ind w:left="46"/>
                                     <w:rPr>
                                       <w:rFonts w:ascii="Times New Roman"/>
-                                      <w:b/>
-                                      <w:bCs/>
-                                      <w:sz w:val="12"/>
-                                    </w:rPr>
-                                  </w:pPr>
+                                      <w:sz w:val="12"/>
+                                    </w:rPr>
+                                  </w:pPr>
+                                  <w:r>
+                                    <w:rPr>
+                                      <w:sz w:val="12"/>
+                                    </w:rPr>
+                                    <w:t xml:space="preserve"> Mobile No</w:t>
+                                  </w:r>
                                 </w:p>
                               </w:tc>
                               <w:tc>
@@ -4072,12 +4880,16 @@
                                     <w:pStyle w:val="TableParagraph"/>
                                     <w:ind w:left="33"/>
                                     <w:rPr>
+                                      <w:b/>
+                                      <w:bCs/>
                                       <w:sz w:val="12"/>
                                     </w:rPr>
                                   </w:pPr>
                                   <w:proofErr w:type="gramStart"/>
                                   <w:r>
                                     <w:rPr>
+                                      <w:b/>
+                                      <w:bCs/>
                                       <w:sz w:val="12"/>
                                     </w:rPr>
                                     <w:t>{{ destination</w:t>
@@ -4085,6 +4897,8 @@
                                   <w:proofErr w:type="gramEnd"/>
                                   <w:r>
                                     <w:rPr>
+                                      <w:b/>
+                                      <w:bCs/>
                                       <w:sz w:val="12"/>
                                     </w:rPr>
                                     <w:t xml:space="preserve"> }}</w:t>
@@ -4167,7 +4981,7 @@
           </mc:Choice>
           <mc:Fallback>
             <w:pict>
-              <v:shape w14:anchorId="761177FE" id="Text Box 4" o:spid="_x0000_s1027" type="#_x0000_t202" style="position:absolute;margin-left:27.65pt;margin-top:7.25pt;width:371.8pt;height:336.6pt;z-index:-251631616;visibility:visible;mso-wrap-style:square;mso-width-percent:0;mso-height-percent:0;mso-wrap-distance-left:0;mso-wrap-distance-top:0;mso-wrap-distance-right:0;mso-wrap-distance-bottom:0;mso-position-horizontal:absolute;mso-position-horizontal-relative:page;mso-position-vertical:absolute;mso-position-vertical-relative:text;mso-width-percent:0;mso-height-percent:0;mso-width-relative:page;mso-height-relative:page;v-text-anchor:top" o:gfxdata="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" filled="f" stroked="f">
+              <v:shape w14:anchorId="761177FE" id="Text Box 4" o:spid="_x0000_s1028" type="#_x0000_t202" style="position:absolute;margin-left:27.65pt;margin-top:7.25pt;width:371.8pt;height:336.6pt;z-index:-251631616;visibility:visible;mso-wrap-style:square;mso-width-percent:0;mso-height-percent:0;mso-wrap-distance-left:0;mso-wrap-distance-top:0;mso-wrap-distance-right:0;mso-wrap-distance-bottom:0;mso-position-horizontal:absolute;mso-position-horizontal-relative:page;mso-position-vertical:absolute;mso-position-vertical-relative:text;mso-width-percent:0;mso-height-percent:0;mso-width-relative:page;mso-height-relative:page;v-text-anchor:top" o:gfxdata="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" filled="f" stroked="f">
                 <v:textbox inset="0,0,0,0">
                   <w:txbxContent>
                     <w:tbl>
@@ -6596,6 +7410,8 @@
                               <w:pStyle w:val="TableParagraph"/>
                               <w:spacing w:before="4"/>
                               <w:rPr>
+                                <w:b/>
+                                <w:bCs/>
                                 <w:sz w:val="12"/>
                               </w:rPr>
                             </w:pPr>
@@ -7068,14 +7884,18 @@
                           <w:p>
                             <w:pPr>
                               <w:pStyle w:val="TableParagraph"/>
-                              <w:spacing w:before="0"/>
+                              <w:ind w:left="46"/>
                               <w:rPr>
                                 <w:rFonts w:ascii="Times New Roman"/>
-                                <w:b/>
-                                <w:bCs/>
-                                <w:sz w:val="12"/>
-                              </w:rPr>
-                            </w:pPr>
+                                <w:sz w:val="12"/>
+                              </w:rPr>
+                            </w:pPr>
+                            <w:r>
+                              <w:rPr>
+                                <w:sz w:val="12"/>
+                              </w:rPr>
+                              <w:t xml:space="preserve"> Mobile No</w:t>
+                            </w:r>
                           </w:p>
                         </w:tc>
                         <w:tc>
@@ -7223,12 +8043,16 @@
                               <w:pStyle w:val="TableParagraph"/>
                               <w:ind w:left="33"/>
                               <w:rPr>
+                                <w:b/>
+                                <w:bCs/>
                                 <w:sz w:val="12"/>
                               </w:rPr>
                             </w:pPr>
                             <w:proofErr w:type="gramStart"/>
                             <w:r>
                               <w:rPr>
+                                <w:b/>
+                                <w:bCs/>
                                 <w:sz w:val="12"/>
                               </w:rPr>
                               <w:t>{{ destination</w:t>
@@ -7236,6 +8060,8 @@
                             <w:proofErr w:type="gramEnd"/>
                             <w:r>
                               <w:rPr>
+                                <w:b/>
+                                <w:bCs/>
                                 <w:sz w:val="12"/>
                               </w:rPr>
                               <w:t xml:space="preserve"> }}</w:t>
@@ -7314,7 +8140,7 @@
         <mc:AlternateContent>
           <mc:Choice Requires="wps">
             <w:drawing>
-              <wp:anchor distT="0" distB="0" distL="0" distR="0" simplePos="0" relativeHeight="251680768" behindDoc="1" locked="0" layoutInCell="1" allowOverlap="1" wp14:anchorId="1CBCC0F5" wp14:editId="6BF9C3D1">
+              <wp:anchor distT="0" distB="0" distL="0" distR="0" simplePos="0" relativeHeight="251680768" behindDoc="1" locked="0" layoutInCell="1" allowOverlap="1" wp14:anchorId="1CBCC0F5" wp14:editId="5C8DE228">
                 <wp:simplePos x="0" y="0"/>
                 <wp:positionH relativeFrom="page">
                   <wp:posOffset>5247640</wp:posOffset>
@@ -8628,6 +9454,8 @@
                                   <w:proofErr w:type="gramStart"/>
                                   <w:r>
                                     <w:rPr>
+                                      <w:b w:val="0"/>
+                                      <w:bCs w:val="0"/>
                                       <w:sz w:val="12"/>
                                     </w:rPr>
                                     <w:t xml:space="preserve">{{ </w:t>
@@ -8635,6 +9463,8 @@
                                   <w:proofErr w:type="spellStart"/>
                                   <w:r>
                                     <w:rPr>
+                                      <w:b w:val="0"/>
+                                      <w:bCs w:val="0"/>
                                       <w:sz w:val="12"/>
                                     </w:rPr>
                                     <w:t>gst</w:t>
@@ -8642,6 +9472,8 @@
                                   <w:proofErr w:type="gramEnd"/>
                                   <w:r>
                                     <w:rPr>
+                                      <w:b w:val="0"/>
+                                      <w:bCs w:val="0"/>
                                       <w:sz w:val="12"/>
                                     </w:rPr>
                                     <w:t>_no</w:t>
@@ -8649,6 +9481,8 @@
                                   <w:proofErr w:type="spellEnd"/>
                                   <w:r>
                                     <w:rPr>
+                                      <w:b w:val="0"/>
+                                      <w:bCs w:val="0"/>
                                       <w:sz w:val="12"/>
                                     </w:rPr>
                                     <w:t xml:space="preserve"> }}</w:t>
@@ -8787,18 +9621,30 @@
                                     <w:pStyle w:val="TableParagraph"/>
                                     <w:ind w:left="47"/>
                                     <w:rPr>
-                                      <w:sz w:val="12"/>
-                                    </w:rPr>
-                                  </w:pPr>
-                                  <w:r>
-                                    <w:rPr>
-                                      <w:sz w:val="12"/>
-                                    </w:rPr>
-                                    <w:t xml:space="preserve">Loading Place: </w:t>
+                                      <w:b w:val="0"/>
+                                      <w:bCs w:val="0"/>
+                                      <w:sz w:val="12"/>
+                                    </w:rPr>
+                                  </w:pPr>
+                                  <w:r>
+                                    <w:rPr>
+                                      <w:sz w:val="12"/>
+                                    </w:rPr>
+                                    <w:t>Loading Place</w:t>
+                                  </w:r>
+                                  <w:r>
+                                    <w:rPr>
+                                      <w:b w:val="0"/>
+                                      <w:bCs w:val="0"/>
+                                      <w:sz w:val="12"/>
+                                    </w:rPr>
+                                    <w:t xml:space="preserve">: </w:t>
                                   </w:r>
                                   <w:proofErr w:type="gramStart"/>
                                   <w:r>
                                     <w:rPr>
+                                      <w:b w:val="0"/>
+                                      <w:bCs w:val="0"/>
                                       <w:sz w:val="12"/>
                                     </w:rPr>
                                     <w:t xml:space="preserve">{{ </w:t>
@@ -8806,6 +9652,8 @@
                                   <w:proofErr w:type="spellStart"/>
                                   <w:r>
                                     <w:rPr>
+                                      <w:b w:val="0"/>
+                                      <w:bCs w:val="0"/>
                                       <w:sz w:val="12"/>
                                     </w:rPr>
                                     <w:t>loading</w:t>
@@ -8813,6 +9661,8 @@
                                   <w:proofErr w:type="gramEnd"/>
                                   <w:r>
                                     <w:rPr>
+                                      <w:b w:val="0"/>
+                                      <w:bCs w:val="0"/>
                                       <w:sz w:val="12"/>
                                     </w:rPr>
                                     <w:t>_place</w:t>
@@ -8820,6 +9670,8 @@
                                   <w:proofErr w:type="spellEnd"/>
                                   <w:r>
                                     <w:rPr>
+                                      <w:b w:val="0"/>
+                                      <w:bCs w:val="0"/>
                                       <w:sz w:val="12"/>
                                     </w:rPr>
                                     <w:t xml:space="preserve"> }}</w:t>
@@ -9776,12 +10628,16 @@
                                     <w:spacing w:before="22" w:line="247" w:lineRule="auto"/>
                                     <w:ind w:left="33" w:right="525"/>
                                     <w:rPr>
+                                      <w:b w:val="0"/>
+                                      <w:bCs w:val="0"/>
                                       <w:sz w:val="12"/>
                                     </w:rPr>
                                   </w:pPr>
                                   <w:proofErr w:type="gramStart"/>
                                   <w:r>
                                     <w:rPr>
+                                      <w:b w:val="0"/>
+                                      <w:bCs w:val="0"/>
                                       <w:sz w:val="12"/>
                                     </w:rPr>
                                     <w:t>{{ route</w:t>
@@ -9789,6 +10645,8 @@
                                   <w:proofErr w:type="gramEnd"/>
                                   <w:r>
                                     <w:rPr>
+                                      <w:b w:val="0"/>
+                                      <w:bCs w:val="0"/>
                                       <w:sz w:val="12"/>
                                     </w:rPr>
                                     <w:t xml:space="preserve"> }}</w:t>
@@ -9878,6 +10736,8 @@
                                     <w:spacing w:before="4"/>
                                     <w:cnfStyle w:val="000000000000" w:firstRow="0" w:lastRow="0" w:firstColumn="0" w:lastColumn="0" w:oddVBand="0" w:evenVBand="0" w:oddHBand="0" w:evenHBand="0" w:firstRowFirstColumn="0" w:firstRowLastColumn="0" w:lastRowFirstColumn="0" w:lastRowLastColumn="0"/>
                                     <w:rPr>
+                                      <w:b/>
+                                      <w:bCs/>
                                       <w:sz w:val="12"/>
                                     </w:rPr>
                                   </w:pPr>
@@ -10599,7 +11459,7 @@
           </mc:Choice>
           <mc:Fallback>
             <w:pict>
-              <v:shape w14:anchorId="1CBCC0F5" id="_x0000_s1028" type="#_x0000_t202" style="position:absolute;margin-left:413.2pt;margin-top:7.5pt;width:371.8pt;height:336.6pt;z-index:-251635712;visibility:visible;mso-wrap-style:square;mso-width-percent:0;mso-height-percent:0;mso-wrap-distance-left:0;mso-wrap-distance-top:0;mso-wrap-distance-right:0;mso-wrap-distance-bottom:0;mso-position-horizontal:absolute;mso-position-horizontal-relative:page;mso-position-vertical:absolute;mso-position-vertical-relative:text;mso-width-percent:0;mso-height-percent:0;mso-width-relative:page;mso-height-relative:page;v-text-anchor:top" o:gfxdata="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" filled="f" stroked="f">
+              <v:shape w14:anchorId="1CBCC0F5" id="_x0000_s1029" type="#_x0000_t202" style="position:absolute;margin-left:413.2pt;margin-top:7.5pt;width:371.8pt;height:336.6pt;z-index:-251635712;visibility:visible;mso-wrap-style:square;mso-width-percent:0;mso-height-percent:0;mso-wrap-distance-left:0;mso-wrap-distance-top:0;mso-wrap-distance-right:0;mso-wrap-distance-bottom:0;mso-position-horizontal:absolute;mso-position-horizontal-relative:page;mso-position-vertical:absolute;mso-position-vertical-relative:text;mso-width-percent:0;mso-height-percent:0;mso-width-relative:page;mso-height-relative:page;v-text-anchor:top" o:gfxdata="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" filled="f" stroked="f">
                 <v:textbox inset="0,0,0,0">
                   <w:txbxContent>
                     <w:tbl>
@@ -11861,6 +12721,8 @@
                             <w:proofErr w:type="gramStart"/>
                             <w:r>
                               <w:rPr>
+                                <w:b w:val="0"/>
+                                <w:bCs w:val="0"/>
                                 <w:sz w:val="12"/>
                               </w:rPr>
                               <w:t xml:space="preserve">{{ </w:t>
@@ -11868,6 +12730,8 @@
                             <w:proofErr w:type="spellStart"/>
                             <w:r>
                               <w:rPr>
+                                <w:b w:val="0"/>
+                                <w:bCs w:val="0"/>
                                 <w:sz w:val="12"/>
                               </w:rPr>
                               <w:t>gst</w:t>
@@ -11875,6 +12739,8 @@
                             <w:proofErr w:type="gramEnd"/>
                             <w:r>
                               <w:rPr>
+                                <w:b w:val="0"/>
+                                <w:bCs w:val="0"/>
                                 <w:sz w:val="12"/>
                               </w:rPr>
                               <w:t>_no</w:t>
@@ -11882,6 +12748,8 @@
                             <w:proofErr w:type="spellEnd"/>
                             <w:r>
                               <w:rPr>
+                                <w:b w:val="0"/>
+                                <w:bCs w:val="0"/>
                                 <w:sz w:val="12"/>
                               </w:rPr>
                               <w:t xml:space="preserve"> }}</w:t>
@@ -12020,18 +12888,30 @@
                               <w:pStyle w:val="TableParagraph"/>
                               <w:ind w:left="47"/>
                               <w:rPr>
-                                <w:sz w:val="12"/>
-                              </w:rPr>
-                            </w:pPr>
-                            <w:r>
-                              <w:rPr>
-                                <w:sz w:val="12"/>
-                              </w:rPr>
-                              <w:t xml:space="preserve">Loading Place: </w:t>
+                                <w:b w:val="0"/>
+                                <w:bCs w:val="0"/>
+                                <w:sz w:val="12"/>
+                              </w:rPr>
+                            </w:pPr>
+                            <w:r>
+                              <w:rPr>
+                                <w:sz w:val="12"/>
+                              </w:rPr>
+                              <w:t>Loading Place</w:t>
+                            </w:r>
+                            <w:r>
+                              <w:rPr>
+                                <w:b w:val="0"/>
+                                <w:bCs w:val="0"/>
+                                <w:sz w:val="12"/>
+                              </w:rPr>
+                              <w:t xml:space="preserve">: </w:t>
                             </w:r>
                             <w:proofErr w:type="gramStart"/>
                             <w:r>
                               <w:rPr>
+                                <w:b w:val="0"/>
+                                <w:bCs w:val="0"/>
                                 <w:sz w:val="12"/>
                               </w:rPr>
                               <w:t xml:space="preserve">{{ </w:t>
@@ -12039,6 +12919,8 @@
                             <w:proofErr w:type="spellStart"/>
                             <w:r>
                               <w:rPr>
+                                <w:b w:val="0"/>
+                                <w:bCs w:val="0"/>
                                 <w:sz w:val="12"/>
                               </w:rPr>
                               <w:t>loading</w:t>
@@ -12046,6 +12928,8 @@
                             <w:proofErr w:type="gramEnd"/>
                             <w:r>
                               <w:rPr>
+                                <w:b w:val="0"/>
+                                <w:bCs w:val="0"/>
                                 <w:sz w:val="12"/>
                               </w:rPr>
                               <w:t>_place</w:t>
@@ -12053,6 +12937,8 @@
                             <w:proofErr w:type="spellEnd"/>
                             <w:r>
                               <w:rPr>
+                                <w:b w:val="0"/>
+                                <w:bCs w:val="0"/>
                                 <w:sz w:val="12"/>
                               </w:rPr>
                               <w:t xml:space="preserve"> }}</w:t>
@@ -13009,12 +13895,16 @@
                               <w:spacing w:before="22" w:line="247" w:lineRule="auto"/>
                               <w:ind w:left="33" w:right="525"/>
                               <w:rPr>
+                                <w:b w:val="0"/>
+                                <w:bCs w:val="0"/>
                                 <w:sz w:val="12"/>
                               </w:rPr>
                             </w:pPr>
                             <w:proofErr w:type="gramStart"/>
                             <w:r>
                               <w:rPr>
+                                <w:b w:val="0"/>
+                                <w:bCs w:val="0"/>
                                 <w:sz w:val="12"/>
                               </w:rPr>
                               <w:t>{{ route</w:t>
@@ -13022,6 +13912,8 @@
                             <w:proofErr w:type="gramEnd"/>
                             <w:r>
                               <w:rPr>
+                                <w:b w:val="0"/>
+                                <w:bCs w:val="0"/>
                                 <w:sz w:val="12"/>
                               </w:rPr>
                               <w:t xml:space="preserve"> }}</w:t>
@@ -13111,6 +14003,8 @@
                               <w:spacing w:before="4"/>
                               <w:cnfStyle w:val="000000000000" w:firstRow="0" w:lastRow="0" w:firstColumn="0" w:lastColumn="0" w:oddVBand="0" w:evenVBand="0" w:oddHBand="0" w:evenHBand="0" w:firstRowFirstColumn="0" w:firstRowLastColumn="0" w:lastRowFirstColumn="0" w:lastRowLastColumn="0"/>
                               <w:rPr>
+                                <w:b/>
+                                <w:bCs/>
                                 <w:sz w:val="12"/>
                               </w:rPr>
                             </w:pPr>
@@ -13803,808 +14697,6 @@
                                 <w:sz w:val="12"/>
                               </w:rPr>
                               <w:t xml:space="preserve">   Destination copy</w:t>
-                            </w:r>
-                          </w:p>
-                        </w:tc>
-                      </w:tr>
-                    </w:tbl>
-                    <w:p>
-                      <w:pPr>
-                        <w:pStyle w:val="BodyText"/>
-                      </w:pPr>
-                    </w:p>
-                  </w:txbxContent>
-                </v:textbox>
-                <w10:wrap type="topAndBottom" anchorx="page"/>
-              </v:shape>
-            </w:pict>
-          </mc:Fallback>
-        </mc:AlternateContent>
-      </w:r>
-      <w:r>
-        <w:rPr>
-          <w:noProof/>
-        </w:rPr>
-        <mc:AlternateContent>
-          <mc:Choice Requires="wps">
-            <w:drawing>
-              <wp:anchor distT="0" distB="0" distL="0" distR="0" simplePos="0" relativeHeight="251681792" behindDoc="1" locked="0" layoutInCell="1" allowOverlap="1" wp14:anchorId="12C301FA" wp14:editId="79CD4F67">
-                <wp:simplePos x="0" y="0"/>
-                <wp:positionH relativeFrom="page">
-                  <wp:posOffset>323850</wp:posOffset>
-                </wp:positionH>
-                <wp:positionV relativeFrom="paragraph">
-                  <wp:posOffset>4368165</wp:posOffset>
-                </wp:positionV>
-                <wp:extent cx="5210175" cy="1295400"/>
-                <wp:effectExtent l="0" t="0" r="9525" b="0"/>
-                <wp:wrapTopAndBottom/>
-                <wp:docPr id="15" name="Text Box 3"/>
-                <wp:cNvGraphicFramePr>
-                  <a:graphicFrameLocks xmlns:a="http://schemas.openxmlformats.org/drawingml/2006/main"/>
-                </wp:cNvGraphicFramePr>
-                <a:graphic xmlns:a="http://schemas.openxmlformats.org/drawingml/2006/main">
-                  <a:graphicData uri="http://schemas.microsoft.com/office/word/2010/wordprocessingShape">
-                    <wps:wsp>
-                      <wps:cNvSpPr txBox="1">
-                        <a:spLocks noChangeArrowheads="1"/>
-                      </wps:cNvSpPr>
-                      <wps:spPr bwMode="auto">
-                        <a:xfrm>
-                          <a:off x="0" y="0"/>
-                          <a:ext cx="5210175" cy="1295400"/>
-                        </a:xfrm>
-                        <a:prstGeom prst="rect">
-                          <a:avLst/>
-                        </a:prstGeom>
-                        <a:noFill/>
-                        <a:ln>
-                          <a:noFill/>
-                        </a:ln>
-                        <a:extLst>
-                          <a:ext uri="{909E8E84-426E-40DD-AFC4-6F175D3DCCD1}">
-                            <a14:hiddenFill xmlns:a14="http://schemas.microsoft.com/office/drawing/2010/main">
-                              <a:solidFill>
-                                <a:srgbClr val="FFFFFF"/>
-                              </a:solidFill>
-                            </a14:hiddenFill>
-                          </a:ext>
-                          <a:ext uri="{91240B29-F687-4F45-9708-019B960494DF}">
-                            <a14:hiddenLine xmlns:a14="http://schemas.microsoft.com/office/drawing/2010/main" w="9525">
-                              <a:solidFill>
-                                <a:srgbClr val="000000"/>
-                              </a:solidFill>
-                              <a:miter lim="800000"/>
-                              <a:headEnd/>
-                              <a:tailEnd/>
-                            </a14:hiddenLine>
-                          </a:ext>
-                        </a:extLst>
-                      </wps:spPr>
-                      <wps:txbx>
-                        <w:txbxContent>
-                          <w:tbl>
-                            <w:tblPr>
-                              <w:tblStyle w:val="TableGrid"/>
-                              <w:tblW w:w="5385" w:type="dxa"/>
-                              <w:tblLayout w:type="fixed"/>
-                              <w:tblLook w:val="01E0" w:firstRow="1" w:lastRow="1" w:firstColumn="1" w:lastColumn="1" w:noHBand="0" w:noVBand="0"/>
-                            </w:tblPr>
-                            <w:tblGrid>
-                              <w:gridCol w:w="1229"/>
-                              <w:gridCol w:w="1061"/>
-                              <w:gridCol w:w="1050"/>
-                              <w:gridCol w:w="1058"/>
-                              <w:gridCol w:w="987"/>
-                            </w:tblGrid>
-                            <w:tr>
-                              <w:trPr>
-                                <w:trHeight w:val="238"/>
-                              </w:trPr>
-                              <w:tc>
-                                <w:tcPr>
-                                  <w:tcW w:w="1229" w:type="dxa"/>
-                                  <w:tcBorders>
-                                    <w:top w:val="single" w:sz="12" w:space="0" w:color="auto"/>
-                                    <w:left w:val="single" w:sz="12" w:space="0" w:color="auto"/>
-                                    <w:bottom w:val="single" w:sz="12" w:space="0" w:color="auto"/>
-                                    <w:right w:val="single" w:sz="12" w:space="0" w:color="auto"/>
-                                  </w:tcBorders>
-                                </w:tcPr>
-                                <w:p>
-                                  <w:pPr>
-                                    <w:pStyle w:val="TableParagraph"/>
-                                    <w:spacing w:before="22"/>
-                                    <w:ind w:left="42"/>
-                                    <w:rPr>
-                                      <w:sz w:val="12"/>
-                                    </w:rPr>
-                                  </w:pPr>
-                                  <w:r>
-                                    <w:rPr>
-                                      <w:sz w:val="12"/>
-                                    </w:rPr>
-                                    <w:t>Block</w:t>
-                                  </w:r>
-                                </w:p>
-                              </w:tc>
-                              <w:tc>
-                                <w:tcPr>
-                                  <w:tcW w:w="1061" w:type="dxa"/>
-                                  <w:tcBorders>
-                                    <w:top w:val="single" w:sz="12" w:space="0" w:color="auto"/>
-                                    <w:left w:val="single" w:sz="12" w:space="0" w:color="auto"/>
-                                    <w:bottom w:val="single" w:sz="12" w:space="0" w:color="auto"/>
-                                    <w:right w:val="single" w:sz="12" w:space="0" w:color="auto"/>
-                                  </w:tcBorders>
-                                </w:tcPr>
-                                <w:p>
-                                  <w:pPr>
-                                    <w:pStyle w:val="TableParagraph"/>
-                                    <w:spacing w:before="22"/>
-                                    <w:ind w:left="40"/>
-                                    <w:rPr>
-                                      <w:sz w:val="12"/>
-                                    </w:rPr>
-                                  </w:pPr>
-                                  <w:r>
-                                    <w:rPr>
-                                      <w:sz w:val="12"/>
-                                    </w:rPr>
-                                    <w:t>Length(cm)</w:t>
-                                  </w:r>
-                                </w:p>
-                              </w:tc>
-                              <w:tc>
-                                <w:tcPr>
-                                  <w:tcW w:w="1050" w:type="dxa"/>
-                                  <w:tcBorders>
-                                    <w:top w:val="single" w:sz="12" w:space="0" w:color="auto"/>
-                                    <w:left w:val="single" w:sz="12" w:space="0" w:color="auto"/>
-                                    <w:bottom w:val="single" w:sz="12" w:space="0" w:color="auto"/>
-                                    <w:right w:val="single" w:sz="12" w:space="0" w:color="auto"/>
-                                  </w:tcBorders>
-                                </w:tcPr>
-                                <w:p>
-                                  <w:pPr>
-                                    <w:pStyle w:val="TableParagraph"/>
-                                    <w:spacing w:before="22"/>
-                                    <w:ind w:left="51"/>
-                                    <w:rPr>
-                                      <w:sz w:val="12"/>
-                                    </w:rPr>
-                                  </w:pPr>
-                                  <w:r>
-                                    <w:rPr>
-                                      <w:sz w:val="12"/>
-                                    </w:rPr>
-                                    <w:t>Breadth(cm)</w:t>
-                                  </w:r>
-                                </w:p>
-                              </w:tc>
-                              <w:tc>
-                                <w:tcPr>
-                                  <w:tcW w:w="1058" w:type="dxa"/>
-                                  <w:tcBorders>
-                                    <w:top w:val="single" w:sz="12" w:space="0" w:color="auto"/>
-                                    <w:left w:val="single" w:sz="12" w:space="0" w:color="auto"/>
-                                    <w:bottom w:val="single" w:sz="12" w:space="0" w:color="auto"/>
-                                    <w:right w:val="single" w:sz="12" w:space="0" w:color="auto"/>
-                                  </w:tcBorders>
-                                </w:tcPr>
-                                <w:p>
-                                  <w:pPr>
-                                    <w:pStyle w:val="TableParagraph"/>
-                                    <w:spacing w:before="22"/>
-                                    <w:ind w:left="57"/>
-                                    <w:rPr>
-                                      <w:sz w:val="12"/>
-                                    </w:rPr>
-                                  </w:pPr>
-                                  <w:r>
-                                    <w:rPr>
-                                      <w:sz w:val="12"/>
-                                    </w:rPr>
-                                    <w:t>Height(cm)</w:t>
-                                  </w:r>
-                                </w:p>
-                              </w:tc>
-                              <w:tc>
-                                <w:tcPr>
-                                  <w:tcW w:w="987" w:type="dxa"/>
-                                  <w:tcBorders>
-                                    <w:top w:val="single" w:sz="12" w:space="0" w:color="auto"/>
-                                    <w:left w:val="single" w:sz="12" w:space="0" w:color="auto"/>
-                                    <w:bottom w:val="single" w:sz="12" w:space="0" w:color="auto"/>
-                                    <w:right w:val="single" w:sz="12" w:space="0" w:color="auto"/>
-                                  </w:tcBorders>
-                                </w:tcPr>
-                                <w:p>
-                                  <w:pPr>
-                                    <w:pStyle w:val="TableParagraph"/>
-                                    <w:spacing w:before="22"/>
-                                    <w:ind w:left="43"/>
-                                    <w:rPr>
-                                      <w:sz w:val="12"/>
-                                    </w:rPr>
-                                  </w:pPr>
-                                  <w:r>
-                                    <w:rPr>
-                                      <w:sz w:val="12"/>
-                                    </w:rPr>
-                                    <w:t>Volume.cu.mt.</w:t>
-                                  </w:r>
-                                </w:p>
-                              </w:tc>
-                            </w:tr>
-                            <w:tr>
-                              <w:trPr>
-                                <w:trHeight w:val="247"/>
-                              </w:trPr>
-                              <w:tc>
-                                <w:tcPr>
-                                  <w:tcW w:w="2290" w:type="dxa"/>
-                                  <w:gridSpan w:val="2"/>
-                                  <w:tcBorders>
-                                    <w:left w:val="single" w:sz="12" w:space="0" w:color="auto"/>
-                                    <w:bottom w:val="single" w:sz="12" w:space="0" w:color="auto"/>
-                                    <w:right w:val="single" w:sz="12" w:space="0" w:color="auto"/>
-                                  </w:tcBorders>
-                                </w:tcPr>
-                                <w:p>
-                                  <w:pPr>
-                                    <w:pStyle w:val="TableParagraph"/>
-                                    <w:rPr>
-                                      <w:sz w:val="12"/>
-                                    </w:rPr>
-                                  </w:pPr>
-                                  <w:r>
-                                    <w:rPr>
-                                      <w:spacing w:val="-1"/>
-                                      <w:sz w:val="12"/>
-                                    </w:rPr>
-                                    <w:t>Total</w:t>
-                                  </w:r>
-                                  <w:r>
-                                    <w:rPr>
-                                      <w:spacing w:val="-9"/>
-                                      <w:sz w:val="12"/>
-                                    </w:rPr>
-                                    <w:t xml:space="preserve"> </w:t>
-                                  </w:r>
-                                  <w:r>
-                                    <w:rPr>
-                                      <w:sz w:val="12"/>
-                                    </w:rPr>
-                                    <w:t>Volume</w:t>
-                                  </w:r>
-                                </w:p>
-                              </w:tc>
-                              <w:tc>
-                                <w:tcPr>
-                                  <w:tcW w:w="3095" w:type="dxa"/>
-                                  <w:gridSpan w:val="3"/>
-                                  <w:tcBorders>
-                                    <w:left w:val="single" w:sz="12" w:space="0" w:color="auto"/>
-                                    <w:bottom w:val="single" w:sz="12" w:space="0" w:color="auto"/>
-                                    <w:right w:val="single" w:sz="12" w:space="0" w:color="auto"/>
-                                  </w:tcBorders>
-                                </w:tcPr>
-                                <w:p>
-                                  <w:pPr>
-                                    <w:pStyle w:val="TableParagraph"/>
-                                    <w:ind w:left="51"/>
-                                    <w:rPr>
-                                      <w:b/>
-                                      <w:sz w:val="12"/>
-                                    </w:rPr>
-                                  </w:pPr>
-                                  <w:proofErr w:type="gramStart"/>
-                                  <w:r>
-                                    <w:rPr>
-                                      <w:b/>
-                                      <w:sz w:val="12"/>
-                                    </w:rPr>
-                                    <w:t xml:space="preserve">{{ </w:t>
-                                  </w:r>
-                                  <w:proofErr w:type="spellStart"/>
-                                  <w:r>
-                                    <w:rPr>
-                                      <w:b/>
-                                      <w:sz w:val="12"/>
-                                    </w:rPr>
-                                    <w:t>total</w:t>
-                                  </w:r>
-                                  <w:proofErr w:type="gramEnd"/>
-                                  <w:r>
-                                    <w:rPr>
-                                      <w:b/>
-                                      <w:sz w:val="12"/>
-                                    </w:rPr>
-                                    <w:t>_volume</w:t>
-                                  </w:r>
-                                  <w:proofErr w:type="spellEnd"/>
-                                  <w:r>
-                                    <w:rPr>
-                                      <w:b/>
-                                      <w:sz w:val="12"/>
-                                    </w:rPr>
-                                    <w:t xml:space="preserve"> }}</w:t>
-                                  </w:r>
-                                </w:p>
-                              </w:tc>
-                            </w:tr>
-                            <w:tr>
-                              <w:trPr>
-                                <w:trHeight w:val="229"/>
-                              </w:trPr>
-                              <w:tc>
-                                <w:tcPr>
-                                  <w:tcW w:w="2290" w:type="dxa"/>
-                                  <w:gridSpan w:val="2"/>
-                                  <w:tcBorders>
-                                    <w:top w:val="single" w:sz="12" w:space="0" w:color="auto"/>
-                                    <w:left w:val="single" w:sz="12" w:space="0" w:color="auto"/>
-                                    <w:bottom w:val="single" w:sz="12" w:space="0" w:color="auto"/>
-                                    <w:right w:val="single" w:sz="12" w:space="0" w:color="auto"/>
-                                  </w:tcBorders>
-                                </w:tcPr>
-                                <w:p>
-                                  <w:pPr>
-                                    <w:pStyle w:val="TableParagraph"/>
-                                    <w:rPr>
-                                      <w:sz w:val="12"/>
-                                    </w:rPr>
-                                  </w:pPr>
-                                  <w:r>
-                                    <w:rPr>
-                                      <w:sz w:val="12"/>
-                                    </w:rPr>
-                                    <w:t>Total</w:t>
-                                  </w:r>
-                                  <w:r>
-                                    <w:rPr>
-                                      <w:spacing w:val="-8"/>
-                                      <w:sz w:val="12"/>
-                                    </w:rPr>
-                                    <w:t xml:space="preserve"> </w:t>
-                                  </w:r>
-                                  <w:r>
-                                    <w:rPr>
-                                      <w:sz w:val="12"/>
-                                    </w:rPr>
-                                    <w:t>Block(s)</w:t>
-                                  </w:r>
-                                </w:p>
-                              </w:tc>
-                              <w:tc>
-                                <w:tcPr>
-                                  <w:tcW w:w="3095" w:type="dxa"/>
-                                  <w:gridSpan w:val="3"/>
-                                  <w:tcBorders>
-                                    <w:top w:val="single" w:sz="12" w:space="0" w:color="auto"/>
-                                    <w:left w:val="single" w:sz="12" w:space="0" w:color="auto"/>
-                                    <w:bottom w:val="single" w:sz="12" w:space="0" w:color="auto"/>
-                                    <w:right w:val="single" w:sz="12" w:space="0" w:color="auto"/>
-                                  </w:tcBorders>
-                                </w:tcPr>
-                                <w:p>
-                                  <w:pPr>
-                                    <w:pStyle w:val="TableParagraph"/>
-                                    <w:ind w:left="51"/>
-                                    <w:rPr>
-                                      <w:b/>
-                                      <w:sz w:val="12"/>
-                                    </w:rPr>
-                                  </w:pPr>
-                                  <w:proofErr w:type="gramStart"/>
-                                  <w:r>
-                                    <w:rPr>
-                                      <w:b/>
-                                      <w:sz w:val="12"/>
-                                    </w:rPr>
-                                    <w:t xml:space="preserve">{{ </w:t>
-                                  </w:r>
-                                  <w:proofErr w:type="spellStart"/>
-                                  <w:r>
-                                    <w:rPr>
-                                      <w:b/>
-                                      <w:sz w:val="12"/>
-                                    </w:rPr>
-                                    <w:t>total</w:t>
-                                  </w:r>
-                                  <w:proofErr w:type="gramEnd"/>
-                                  <w:r>
-                                    <w:rPr>
-                                      <w:b/>
-                                      <w:sz w:val="12"/>
-                                    </w:rPr>
-                                    <w:t>_blocks</w:t>
-                                  </w:r>
-                                  <w:proofErr w:type="spellEnd"/>
-                                  <w:r>
-                                    <w:rPr>
-                                      <w:b/>
-                                      <w:sz w:val="12"/>
-                                    </w:rPr>
-                                    <w:t xml:space="preserve"> }}</w:t>
-                                  </w:r>
-                                </w:p>
-                              </w:tc>
-                            </w:tr>
-                          </w:tbl>
-                          <w:p>
-                            <w:pPr>
-                              <w:pStyle w:val="BodyText"/>
-                            </w:pPr>
-                          </w:p>
-                        </w:txbxContent>
-                      </wps:txbx>
-                      <wps:bodyPr rot="0" vert="horz" wrap="square" lIns="0" tIns="0" rIns="0" bIns="0" anchor="t" anchorCtr="0" upright="1">
-                        <a:noAutofit/>
-                      </wps:bodyPr>
-                    </wps:wsp>
-                  </a:graphicData>
-                </a:graphic>
-                <wp14:sizeRelH relativeFrom="page">
-                  <wp14:pctWidth>0</wp14:pctWidth>
-                </wp14:sizeRelH>
-                <wp14:sizeRelV relativeFrom="page">
-                  <wp14:pctHeight>0</wp14:pctHeight>
-                </wp14:sizeRelV>
-              </wp:anchor>
-            </w:drawing>
-          </mc:Choice>
-          <mc:Fallback>
-            <w:pict>
-              <v:shape w14:anchorId="12C301FA" id="Text Box 3" o:spid="_x0000_s1029" type="#_x0000_t202" style="position:absolute;margin-left:25.5pt;margin-top:343.95pt;width:410.25pt;height:102pt;z-index:-251634688;visibility:visible;mso-wrap-style:square;mso-width-percent:0;mso-height-percent:0;mso-wrap-distance-left:0;mso-wrap-distance-top:0;mso-wrap-distance-right:0;mso-wrap-distance-bottom:0;mso-position-horizontal:absolute;mso-position-horizontal-relative:page;mso-position-vertical:absolute;mso-position-vertical-relative:text;mso-width-percent:0;mso-height-percent:0;mso-width-relative:page;mso-height-relative:page;v-text-anchor:top" o:gfxdata="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" filled="f" stroked="f">
-                <v:textbox inset="0,0,0,0">
-                  <w:txbxContent>
-                    <w:tbl>
-                      <w:tblPr>
-                        <w:tblStyle w:val="TableGrid"/>
-                        <w:tblW w:w="5385" w:type="dxa"/>
-                        <w:tblLayout w:type="fixed"/>
-                        <w:tblLook w:val="01E0" w:firstRow="1" w:lastRow="1" w:firstColumn="1" w:lastColumn="1" w:noHBand="0" w:noVBand="0"/>
-                      </w:tblPr>
-                      <w:tblGrid>
-                        <w:gridCol w:w="1229"/>
-                        <w:gridCol w:w="1061"/>
-                        <w:gridCol w:w="1050"/>
-                        <w:gridCol w:w="1058"/>
-                        <w:gridCol w:w="987"/>
-                      </w:tblGrid>
-                      <w:tr>
-                        <w:trPr>
-                          <w:trHeight w:val="238"/>
-                        </w:trPr>
-                        <w:tc>
-                          <w:tcPr>
-                            <w:tcW w:w="1229" w:type="dxa"/>
-                            <w:tcBorders>
-                              <w:top w:val="single" w:sz="12" w:space="0" w:color="auto"/>
-                              <w:left w:val="single" w:sz="12" w:space="0" w:color="auto"/>
-                              <w:bottom w:val="single" w:sz="12" w:space="0" w:color="auto"/>
-                              <w:right w:val="single" w:sz="12" w:space="0" w:color="auto"/>
-                            </w:tcBorders>
-                          </w:tcPr>
-                          <w:p>
-                            <w:pPr>
-                              <w:pStyle w:val="TableParagraph"/>
-                              <w:spacing w:before="22"/>
-                              <w:ind w:left="42"/>
-                              <w:rPr>
-                                <w:sz w:val="12"/>
-                              </w:rPr>
-                            </w:pPr>
-                            <w:r>
-                              <w:rPr>
-                                <w:sz w:val="12"/>
-                              </w:rPr>
-                              <w:t>Block</w:t>
-                            </w:r>
-                          </w:p>
-                        </w:tc>
-                        <w:tc>
-                          <w:tcPr>
-                            <w:tcW w:w="1061" w:type="dxa"/>
-                            <w:tcBorders>
-                              <w:top w:val="single" w:sz="12" w:space="0" w:color="auto"/>
-                              <w:left w:val="single" w:sz="12" w:space="0" w:color="auto"/>
-                              <w:bottom w:val="single" w:sz="12" w:space="0" w:color="auto"/>
-                              <w:right w:val="single" w:sz="12" w:space="0" w:color="auto"/>
-                            </w:tcBorders>
-                          </w:tcPr>
-                          <w:p>
-                            <w:pPr>
-                              <w:pStyle w:val="TableParagraph"/>
-                              <w:spacing w:before="22"/>
-                              <w:ind w:left="40"/>
-                              <w:rPr>
-                                <w:sz w:val="12"/>
-                              </w:rPr>
-                            </w:pPr>
-                            <w:r>
-                              <w:rPr>
-                                <w:sz w:val="12"/>
-                              </w:rPr>
-                              <w:t>Length(cm)</w:t>
-                            </w:r>
-                          </w:p>
-                        </w:tc>
-                        <w:tc>
-                          <w:tcPr>
-                            <w:tcW w:w="1050" w:type="dxa"/>
-                            <w:tcBorders>
-                              <w:top w:val="single" w:sz="12" w:space="0" w:color="auto"/>
-                              <w:left w:val="single" w:sz="12" w:space="0" w:color="auto"/>
-                              <w:bottom w:val="single" w:sz="12" w:space="0" w:color="auto"/>
-                              <w:right w:val="single" w:sz="12" w:space="0" w:color="auto"/>
-                            </w:tcBorders>
-                          </w:tcPr>
-                          <w:p>
-                            <w:pPr>
-                              <w:pStyle w:val="TableParagraph"/>
-                              <w:spacing w:before="22"/>
-                              <w:ind w:left="51"/>
-                              <w:rPr>
-                                <w:sz w:val="12"/>
-                              </w:rPr>
-                            </w:pPr>
-                            <w:r>
-                              <w:rPr>
-                                <w:sz w:val="12"/>
-                              </w:rPr>
-                              <w:t>Breadth(cm)</w:t>
-                            </w:r>
-                          </w:p>
-                        </w:tc>
-                        <w:tc>
-                          <w:tcPr>
-                            <w:tcW w:w="1058" w:type="dxa"/>
-                            <w:tcBorders>
-                              <w:top w:val="single" w:sz="12" w:space="0" w:color="auto"/>
-                              <w:left w:val="single" w:sz="12" w:space="0" w:color="auto"/>
-                              <w:bottom w:val="single" w:sz="12" w:space="0" w:color="auto"/>
-                              <w:right w:val="single" w:sz="12" w:space="0" w:color="auto"/>
-                            </w:tcBorders>
-                          </w:tcPr>
-                          <w:p>
-                            <w:pPr>
-                              <w:pStyle w:val="TableParagraph"/>
-                              <w:spacing w:before="22"/>
-                              <w:ind w:left="57"/>
-                              <w:rPr>
-                                <w:sz w:val="12"/>
-                              </w:rPr>
-                            </w:pPr>
-                            <w:r>
-                              <w:rPr>
-                                <w:sz w:val="12"/>
-                              </w:rPr>
-                              <w:t>Height(cm)</w:t>
-                            </w:r>
-                          </w:p>
-                        </w:tc>
-                        <w:tc>
-                          <w:tcPr>
-                            <w:tcW w:w="987" w:type="dxa"/>
-                            <w:tcBorders>
-                              <w:top w:val="single" w:sz="12" w:space="0" w:color="auto"/>
-                              <w:left w:val="single" w:sz="12" w:space="0" w:color="auto"/>
-                              <w:bottom w:val="single" w:sz="12" w:space="0" w:color="auto"/>
-                              <w:right w:val="single" w:sz="12" w:space="0" w:color="auto"/>
-                            </w:tcBorders>
-                          </w:tcPr>
-                          <w:p>
-                            <w:pPr>
-                              <w:pStyle w:val="TableParagraph"/>
-                              <w:spacing w:before="22"/>
-                              <w:ind w:left="43"/>
-                              <w:rPr>
-                                <w:sz w:val="12"/>
-                              </w:rPr>
-                            </w:pPr>
-                            <w:r>
-                              <w:rPr>
-                                <w:sz w:val="12"/>
-                              </w:rPr>
-                              <w:t>Volume.cu.mt.</w:t>
-                            </w:r>
-                          </w:p>
-                        </w:tc>
-                      </w:tr>
-                      <w:tr>
-                        <w:trPr>
-                          <w:trHeight w:val="247"/>
-                        </w:trPr>
-                        <w:tc>
-                          <w:tcPr>
-                            <w:tcW w:w="2290" w:type="dxa"/>
-                            <w:gridSpan w:val="2"/>
-                            <w:tcBorders>
-                              <w:left w:val="single" w:sz="12" w:space="0" w:color="auto"/>
-                              <w:bottom w:val="single" w:sz="12" w:space="0" w:color="auto"/>
-                              <w:right w:val="single" w:sz="12" w:space="0" w:color="auto"/>
-                            </w:tcBorders>
-                          </w:tcPr>
-                          <w:p>
-                            <w:pPr>
-                              <w:pStyle w:val="TableParagraph"/>
-                              <w:rPr>
-                                <w:sz w:val="12"/>
-                              </w:rPr>
-                            </w:pPr>
-                            <w:r>
-                              <w:rPr>
-                                <w:spacing w:val="-1"/>
-                                <w:sz w:val="12"/>
-                              </w:rPr>
-                              <w:t>Total</w:t>
-                            </w:r>
-                            <w:r>
-                              <w:rPr>
-                                <w:spacing w:val="-9"/>
-                                <w:sz w:val="12"/>
-                              </w:rPr>
-                              <w:t xml:space="preserve"> </w:t>
-                            </w:r>
-                            <w:r>
-                              <w:rPr>
-                                <w:sz w:val="12"/>
-                              </w:rPr>
-                              <w:t>Volume</w:t>
-                            </w:r>
-                          </w:p>
-                        </w:tc>
-                        <w:tc>
-                          <w:tcPr>
-                            <w:tcW w:w="3095" w:type="dxa"/>
-                            <w:gridSpan w:val="3"/>
-                            <w:tcBorders>
-                              <w:left w:val="single" w:sz="12" w:space="0" w:color="auto"/>
-                              <w:bottom w:val="single" w:sz="12" w:space="0" w:color="auto"/>
-                              <w:right w:val="single" w:sz="12" w:space="0" w:color="auto"/>
-                            </w:tcBorders>
-                          </w:tcPr>
-                          <w:p>
-                            <w:pPr>
-                              <w:pStyle w:val="TableParagraph"/>
-                              <w:ind w:left="51"/>
-                              <w:rPr>
-                                <w:b/>
-                                <w:sz w:val="12"/>
-                              </w:rPr>
-                            </w:pPr>
-                            <w:proofErr w:type="gramStart"/>
-                            <w:r>
-                              <w:rPr>
-                                <w:b/>
-                                <w:sz w:val="12"/>
-                              </w:rPr>
-                              <w:t xml:space="preserve">{{ </w:t>
-                            </w:r>
-                            <w:proofErr w:type="spellStart"/>
-                            <w:r>
-                              <w:rPr>
-                                <w:b/>
-                                <w:sz w:val="12"/>
-                              </w:rPr>
-                              <w:t>total</w:t>
-                            </w:r>
-                            <w:proofErr w:type="gramEnd"/>
-                            <w:r>
-                              <w:rPr>
-                                <w:b/>
-                                <w:sz w:val="12"/>
-                              </w:rPr>
-                              <w:t>_volume</w:t>
-                            </w:r>
-                            <w:proofErr w:type="spellEnd"/>
-                            <w:r>
-                              <w:rPr>
-                                <w:b/>
-                                <w:sz w:val="12"/>
-                              </w:rPr>
-                              <w:t xml:space="preserve"> }}</w:t>
-                            </w:r>
-                          </w:p>
-                        </w:tc>
-                      </w:tr>
-                      <w:tr>
-                        <w:trPr>
-                          <w:trHeight w:val="229"/>
-                        </w:trPr>
-                        <w:tc>
-                          <w:tcPr>
-                            <w:tcW w:w="2290" w:type="dxa"/>
-                            <w:gridSpan w:val="2"/>
-                            <w:tcBorders>
-                              <w:top w:val="single" w:sz="12" w:space="0" w:color="auto"/>
-                              <w:left w:val="single" w:sz="12" w:space="0" w:color="auto"/>
-                              <w:bottom w:val="single" w:sz="12" w:space="0" w:color="auto"/>
-                              <w:right w:val="single" w:sz="12" w:space="0" w:color="auto"/>
-                            </w:tcBorders>
-                          </w:tcPr>
-                          <w:p>
-                            <w:pPr>
-                              <w:pStyle w:val="TableParagraph"/>
-                              <w:rPr>
-                                <w:sz w:val="12"/>
-                              </w:rPr>
-                            </w:pPr>
-                            <w:r>
-                              <w:rPr>
-                                <w:sz w:val="12"/>
-                              </w:rPr>
-                              <w:t>Total</w:t>
-                            </w:r>
-                            <w:r>
-                              <w:rPr>
-                                <w:spacing w:val="-8"/>
-                                <w:sz w:val="12"/>
-                              </w:rPr>
-                              <w:t xml:space="preserve"> </w:t>
-                            </w:r>
-                            <w:r>
-                              <w:rPr>
-                                <w:sz w:val="12"/>
-                              </w:rPr>
-                              <w:t>Block(s)</w:t>
-                            </w:r>
-                          </w:p>
-                        </w:tc>
-                        <w:tc>
-                          <w:tcPr>
-                            <w:tcW w:w="3095" w:type="dxa"/>
-                            <w:gridSpan w:val="3"/>
-                            <w:tcBorders>
-                              <w:top w:val="single" w:sz="12" w:space="0" w:color="auto"/>
-                              <w:left w:val="single" w:sz="12" w:space="0" w:color="auto"/>
-                              <w:bottom w:val="single" w:sz="12" w:space="0" w:color="auto"/>
-                              <w:right w:val="single" w:sz="12" w:space="0" w:color="auto"/>
-                            </w:tcBorders>
-                          </w:tcPr>
-                          <w:p>
-                            <w:pPr>
-                              <w:pStyle w:val="TableParagraph"/>
-                              <w:ind w:left="51"/>
-                              <w:rPr>
-                                <w:b/>
-                                <w:sz w:val="12"/>
-                              </w:rPr>
-                            </w:pPr>
-                            <w:proofErr w:type="gramStart"/>
-                            <w:r>
-                              <w:rPr>
-                                <w:b/>
-                                <w:sz w:val="12"/>
-                              </w:rPr>
-                              <w:t xml:space="preserve">{{ </w:t>
-                            </w:r>
-                            <w:proofErr w:type="spellStart"/>
-                            <w:r>
-                              <w:rPr>
-                                <w:b/>
-                                <w:sz w:val="12"/>
-                              </w:rPr>
-                              <w:t>total</w:t>
-                            </w:r>
-                            <w:proofErr w:type="gramEnd"/>
-                            <w:r>
-                              <w:rPr>
-                                <w:b/>
-                                <w:sz w:val="12"/>
-                              </w:rPr>
-                              <w:t>_blocks</w:t>
-                            </w:r>
-                            <w:proofErr w:type="spellEnd"/>
-                            <w:r>
-                              <w:rPr>
-                                <w:b/>
-                                <w:sz w:val="12"/>
-                              </w:rPr>
-                              <w:t xml:space="preserve"> }}</w:t>
                             </w:r>
                           </w:p>
                         </w:tc>

--- a/format.docx
+++ b/format.docx
@@ -434,37 +434,12 @@
                                       <w:sz w:val="12"/>
                                     </w:rPr>
                                   </w:pPr>
-                                  <w:proofErr w:type="gramStart"/>
                                   <w:r>
                                     <w:rPr>
                                       <w:bCs/>
                                       <w:sz w:val="12"/>
                                     </w:rPr>
-                                    <w:t xml:space="preserve">{{ </w:t>
-                                  </w:r>
-                                  <w:proofErr w:type="spellStart"/>
-                                  <w:r>
-                                    <w:rPr>
-                                      <w:bCs/>
-                                      <w:sz w:val="12"/>
-                                    </w:rPr>
-                                    <w:t>total</w:t>
-                                  </w:r>
-                                  <w:proofErr w:type="gramEnd"/>
-                                  <w:r>
-                                    <w:rPr>
-                                      <w:bCs/>
-                                      <w:sz w:val="12"/>
-                                    </w:rPr>
-                                    <w:t>_volume</w:t>
-                                  </w:r>
-                                  <w:proofErr w:type="spellEnd"/>
-                                  <w:r>
-                                    <w:rPr>
-                                      <w:bCs/>
-                                      <w:sz w:val="12"/>
-                                    </w:rPr>
-                                    <w:t xml:space="preserve"> }}</w:t>
+                                    <w:t>{{ total_volume }}</w:t>
                                   </w:r>
                                 </w:p>
                               </w:tc>
@@ -532,37 +507,12 @@
                                       <w:sz w:val="12"/>
                                     </w:rPr>
                                   </w:pPr>
-                                  <w:proofErr w:type="gramStart"/>
                                   <w:r>
                                     <w:rPr>
                                       <w:bCs/>
                                       <w:sz w:val="12"/>
                                     </w:rPr>
-                                    <w:t xml:space="preserve">{{ </w:t>
-                                  </w:r>
-                                  <w:proofErr w:type="spellStart"/>
-                                  <w:r>
-                                    <w:rPr>
-                                      <w:bCs/>
-                                      <w:sz w:val="12"/>
-                                    </w:rPr>
-                                    <w:t>total</w:t>
-                                  </w:r>
-                                  <w:proofErr w:type="gramEnd"/>
-                                  <w:r>
-                                    <w:rPr>
-                                      <w:bCs/>
-                                      <w:sz w:val="12"/>
-                                    </w:rPr>
-                                    <w:t>_blocks</w:t>
-                                  </w:r>
-                                  <w:proofErr w:type="spellEnd"/>
-                                  <w:r>
-                                    <w:rPr>
-                                      <w:bCs/>
-                                      <w:sz w:val="12"/>
-                                    </w:rPr>
-                                    <w:t xml:space="preserve"> }}</w:t>
+                                    <w:t>{{ total_blocks }}</w:t>
                                   </w:r>
                                 </w:p>
                               </w:tc>
@@ -810,37 +760,12 @@
                                 <w:sz w:val="12"/>
                               </w:rPr>
                             </w:pPr>
-                            <w:proofErr w:type="gramStart"/>
                             <w:r>
                               <w:rPr>
                                 <w:bCs/>
                                 <w:sz w:val="12"/>
                               </w:rPr>
-                              <w:t xml:space="preserve">{{ </w:t>
-                            </w:r>
-                            <w:proofErr w:type="spellStart"/>
-                            <w:r>
-                              <w:rPr>
-                                <w:bCs/>
-                                <w:sz w:val="12"/>
-                              </w:rPr>
-                              <w:t>total</w:t>
-                            </w:r>
-                            <w:proofErr w:type="gramEnd"/>
-                            <w:r>
-                              <w:rPr>
-                                <w:bCs/>
-                                <w:sz w:val="12"/>
-                              </w:rPr>
-                              <w:t>_volume</w:t>
-                            </w:r>
-                            <w:proofErr w:type="spellEnd"/>
-                            <w:r>
-                              <w:rPr>
-                                <w:bCs/>
-                                <w:sz w:val="12"/>
-                              </w:rPr>
-                              <w:t xml:space="preserve"> }}</w:t>
+                              <w:t>{{ total_volume }}</w:t>
                             </w:r>
                           </w:p>
                         </w:tc>
@@ -908,37 +833,12 @@
                                 <w:sz w:val="12"/>
                               </w:rPr>
                             </w:pPr>
-                            <w:proofErr w:type="gramStart"/>
                             <w:r>
                               <w:rPr>
                                 <w:bCs/>
                                 <w:sz w:val="12"/>
                               </w:rPr>
-                              <w:t xml:space="preserve">{{ </w:t>
-                            </w:r>
-                            <w:proofErr w:type="spellStart"/>
-                            <w:r>
-                              <w:rPr>
-                                <w:bCs/>
-                                <w:sz w:val="12"/>
-                              </w:rPr>
-                              <w:t>total</w:t>
-                            </w:r>
-                            <w:proofErr w:type="gramEnd"/>
-                            <w:r>
-                              <w:rPr>
-                                <w:bCs/>
-                                <w:sz w:val="12"/>
-                              </w:rPr>
-                              <w:t>_blocks</w:t>
-                            </w:r>
-                            <w:proofErr w:type="spellEnd"/>
-                            <w:r>
-                              <w:rPr>
-                                <w:bCs/>
-                                <w:sz w:val="12"/>
-                              </w:rPr>
-                              <w:t xml:space="preserve"> }}</w:t>
+                              <w:t>{{ total_blocks }}</w:t>
                             </w:r>
                           </w:p>
                         </w:tc>
@@ -1235,37 +1135,12 @@
                                       <w:sz w:val="12"/>
                                     </w:rPr>
                                   </w:pPr>
-                                  <w:proofErr w:type="gramStart"/>
                                   <w:r>
                                     <w:rPr>
                                       <w:bCs/>
                                       <w:sz w:val="12"/>
                                     </w:rPr>
-                                    <w:t xml:space="preserve">{{ </w:t>
-                                  </w:r>
-                                  <w:proofErr w:type="spellStart"/>
-                                  <w:r>
-                                    <w:rPr>
-                                      <w:bCs/>
-                                      <w:sz w:val="12"/>
-                                    </w:rPr>
-                                    <w:t>total</w:t>
-                                  </w:r>
-                                  <w:proofErr w:type="gramEnd"/>
-                                  <w:r>
-                                    <w:rPr>
-                                      <w:bCs/>
-                                      <w:sz w:val="12"/>
-                                    </w:rPr>
-                                    <w:t>_volume</w:t>
-                                  </w:r>
-                                  <w:proofErr w:type="spellEnd"/>
-                                  <w:r>
-                                    <w:rPr>
-                                      <w:bCs/>
-                                      <w:sz w:val="12"/>
-                                    </w:rPr>
-                                    <w:t xml:space="preserve"> }}</w:t>
+                                    <w:t>{{ total_volume }}</w:t>
                                   </w:r>
                                 </w:p>
                               </w:tc>
@@ -1333,37 +1208,12 @@
                                       <w:sz w:val="12"/>
                                     </w:rPr>
                                   </w:pPr>
-                                  <w:proofErr w:type="gramStart"/>
                                   <w:r>
                                     <w:rPr>
                                       <w:bCs/>
                                       <w:sz w:val="12"/>
                                     </w:rPr>
-                                    <w:t xml:space="preserve">{{ </w:t>
-                                  </w:r>
-                                  <w:proofErr w:type="spellStart"/>
-                                  <w:r>
-                                    <w:rPr>
-                                      <w:bCs/>
-                                      <w:sz w:val="12"/>
-                                    </w:rPr>
-                                    <w:t>total</w:t>
-                                  </w:r>
-                                  <w:proofErr w:type="gramEnd"/>
-                                  <w:r>
-                                    <w:rPr>
-                                      <w:bCs/>
-                                      <w:sz w:val="12"/>
-                                    </w:rPr>
-                                    <w:t>_blocks</w:t>
-                                  </w:r>
-                                  <w:proofErr w:type="spellEnd"/>
-                                  <w:r>
-                                    <w:rPr>
-                                      <w:bCs/>
-                                      <w:sz w:val="12"/>
-                                    </w:rPr>
-                                    <w:t xml:space="preserve"> }}</w:t>
+                                    <w:t>{{ total_blocks }}</w:t>
                                   </w:r>
                                 </w:p>
                               </w:tc>
@@ -1612,37 +1462,12 @@
                                 <w:sz w:val="12"/>
                               </w:rPr>
                             </w:pPr>
-                            <w:proofErr w:type="gramStart"/>
                             <w:r>
                               <w:rPr>
                                 <w:bCs/>
                                 <w:sz w:val="12"/>
                               </w:rPr>
-                              <w:t xml:space="preserve">{{ </w:t>
-                            </w:r>
-                            <w:proofErr w:type="spellStart"/>
-                            <w:r>
-                              <w:rPr>
-                                <w:bCs/>
-                                <w:sz w:val="12"/>
-                              </w:rPr>
-                              <w:t>total</w:t>
-                            </w:r>
-                            <w:proofErr w:type="gramEnd"/>
-                            <w:r>
-                              <w:rPr>
-                                <w:bCs/>
-                                <w:sz w:val="12"/>
-                              </w:rPr>
-                              <w:t>_volume</w:t>
-                            </w:r>
-                            <w:proofErr w:type="spellEnd"/>
-                            <w:r>
-                              <w:rPr>
-                                <w:bCs/>
-                                <w:sz w:val="12"/>
-                              </w:rPr>
-                              <w:t xml:space="preserve"> }}</w:t>
+                              <w:t>{{ total_volume }}</w:t>
                             </w:r>
                           </w:p>
                         </w:tc>
@@ -1710,37 +1535,12 @@
                                 <w:sz w:val="12"/>
                               </w:rPr>
                             </w:pPr>
-                            <w:proofErr w:type="gramStart"/>
                             <w:r>
                               <w:rPr>
                                 <w:bCs/>
                                 <w:sz w:val="12"/>
                               </w:rPr>
-                              <w:t xml:space="preserve">{{ </w:t>
-                            </w:r>
-                            <w:proofErr w:type="spellStart"/>
-                            <w:r>
-                              <w:rPr>
-                                <w:bCs/>
-                                <w:sz w:val="12"/>
-                              </w:rPr>
-                              <w:t>total</w:t>
-                            </w:r>
-                            <w:proofErr w:type="gramEnd"/>
-                            <w:r>
-                              <w:rPr>
-                                <w:bCs/>
-                                <w:sz w:val="12"/>
-                              </w:rPr>
-                              <w:t>_blocks</w:t>
-                            </w:r>
-                            <w:proofErr w:type="spellEnd"/>
-                            <w:r>
-                              <w:rPr>
-                                <w:bCs/>
-                                <w:sz w:val="12"/>
-                              </w:rPr>
-                              <w:t xml:space="preserve"> }}</w:t>
+                              <w:t>{{ total_blocks }}</w:t>
                             </w:r>
                           </w:p>
                         </w:tc>
@@ -2173,33 +1973,11 @@
                                       <w:sz w:val="12"/>
                                     </w:rPr>
                                   </w:pPr>
-                                  <w:proofErr w:type="gramStart"/>
-                                  <w:r>
-                                    <w:rPr>
-                                      <w:sz w:val="12"/>
-                                    </w:rPr>
-                                    <w:t xml:space="preserve">{{ </w:t>
-                                  </w:r>
-                                  <w:proofErr w:type="spellStart"/>
-                                  <w:r>
-                                    <w:rPr>
-                                      <w:sz w:val="12"/>
-                                    </w:rPr>
-                                    <w:t>form</w:t>
-                                  </w:r>
-                                  <w:proofErr w:type="gramEnd"/>
-                                  <w:r>
-                                    <w:rPr>
-                                      <w:sz w:val="12"/>
-                                    </w:rPr>
-                                    <w:t>_ap_no</w:t>
-                                  </w:r>
-                                  <w:proofErr w:type="spellEnd"/>
-                                  <w:r>
-                                    <w:rPr>
-                                      <w:sz w:val="12"/>
-                                    </w:rPr>
-                                    <w:t xml:space="preserve"> }}</w:t>
+                                  <w:r>
+                                    <w:rPr>
+                                      <w:sz w:val="12"/>
+                                    </w:rPr>
+                                    <w:t>{{ form_ap_no }}</w:t>
                                   </w:r>
                                 </w:p>
                               </w:tc>
@@ -2235,47 +2013,17 @@
                                     </w:rPr>
                                     <w:t xml:space="preserve"> </w:t>
                                   </w:r>
-                                  <w:proofErr w:type="gramStart"/>
-                                  <w:r>
-                                    <w:rPr>
-                                      <w:sz w:val="12"/>
-                                    </w:rPr>
-                                    <w:t>No :</w:t>
-                                  </w:r>
-                                  <w:proofErr w:type="gramEnd"/>
-                                  <w:r>
-                                    <w:rPr>
-                                      <w:sz w:val="12"/>
-                                    </w:rPr>
-                                    <w:t xml:space="preserve"> </w:t>
-                                  </w:r>
-                                  <w:proofErr w:type="gramStart"/>
-                                  <w:r>
-                                    <w:rPr>
-                                      <w:sz w:val="12"/>
-                                    </w:rPr>
-                                    <w:t xml:space="preserve">{{ </w:t>
-                                  </w:r>
-                                  <w:proofErr w:type="spellStart"/>
-                                  <w:r>
-                                    <w:rPr>
-                                      <w:sz w:val="12"/>
-                                    </w:rPr>
-                                    <w:t>sr</w:t>
-                                  </w:r>
-                                  <w:proofErr w:type="gramEnd"/>
-                                  <w:r>
-                                    <w:rPr>
-                                      <w:sz w:val="12"/>
-                                    </w:rPr>
-                                    <w:t>_no</w:t>
-                                  </w:r>
-                                  <w:proofErr w:type="spellEnd"/>
-                                  <w:r>
-                                    <w:rPr>
-                                      <w:sz w:val="12"/>
-                                    </w:rPr>
-                                    <w:t xml:space="preserve"> }}</w:t>
+                                  <w:r>
+                                    <w:rPr>
+                                      <w:sz w:val="12"/>
+                                    </w:rPr>
+                                    <w:t xml:space="preserve">No : </w:t>
+                                  </w:r>
+                                  <w:r>
+                                    <w:rPr>
+                                      <w:sz w:val="12"/>
+                                    </w:rPr>
+                                    <w:t>{{ sr_no }}</w:t>
                                   </w:r>
                                 </w:p>
                               </w:tc>
@@ -2377,47 +2125,11 @@
                                       <w:sz w:val="12"/>
                                     </w:rPr>
                                   </w:pPr>
-                                  <w:proofErr w:type="gramStart"/>
-                                  <w:r>
-                                    <w:rPr>
-                                      <w:sz w:val="12"/>
-                                    </w:rPr>
-                                    <w:t xml:space="preserve">{{ </w:t>
-                                  </w:r>
-                                  <w:proofErr w:type="spellStart"/>
-                                  <w:r>
-                                    <w:rPr>
-                                      <w:sz w:val="12"/>
-                                    </w:rPr>
-                                    <w:t>mdp</w:t>
-                                  </w:r>
-                                  <w:proofErr w:type="gramEnd"/>
-                                  <w:r>
-                                    <w:rPr>
-                                      <w:sz w:val="12"/>
-                                    </w:rPr>
-                                    <w:t>_</w:t>
-                                  </w:r>
-                                  <w:proofErr w:type="gramStart"/>
-                                  <w:r>
-                                    <w:rPr>
-                                      <w:sz w:val="12"/>
-                                    </w:rPr>
-                                    <w:t>no</w:t>
-                                  </w:r>
-                                  <w:proofErr w:type="spellEnd"/>
-                                  <w:r>
-                                    <w:rPr>
-                                      <w:sz w:val="12"/>
-                                    </w:rPr>
-                                    <w:t xml:space="preserve"> }</w:t>
-                                  </w:r>
-                                  <w:proofErr w:type="gramEnd"/>
-                                  <w:r>
-                                    <w:rPr>
-                                      <w:sz w:val="12"/>
-                                    </w:rPr>
-                                    <w:t>}</w:t>
+                                  <w:r>
+                                    <w:rPr>
+                                      <w:sz w:val="12"/>
+                                    </w:rPr>
+                                    <w:t>{{ mdp_no }}</w:t>
                                   </w:r>
                                   <w:r>
                                     <w:rPr>
@@ -2554,33 +2266,11 @@
                                       <w:sz w:val="12"/>
                                     </w:rPr>
                                   </w:pPr>
-                                  <w:proofErr w:type="gramStart"/>
-                                  <w:r>
-                                    <w:rPr>
-                                      <w:sz w:val="12"/>
-                                    </w:rPr>
-                                    <w:t xml:space="preserve">{{ </w:t>
-                                  </w:r>
-                                  <w:proofErr w:type="spellStart"/>
-                                  <w:r>
-                                    <w:rPr>
-                                      <w:sz w:val="12"/>
-                                    </w:rPr>
-                                    <w:t>lease</w:t>
-                                  </w:r>
-                                  <w:proofErr w:type="gramEnd"/>
-                                  <w:r>
-                                    <w:rPr>
-                                      <w:sz w:val="12"/>
-                                    </w:rPr>
-                                    <w:t>_no</w:t>
-                                  </w:r>
-                                  <w:proofErr w:type="spellEnd"/>
-                                  <w:r>
-                                    <w:rPr>
-                                      <w:sz w:val="12"/>
-                                    </w:rPr>
-                                    <w:t xml:space="preserve"> }}</w:t>
+                                  <w:r>
+                                    <w:rPr>
+                                      <w:sz w:val="12"/>
+                                    </w:rPr>
+                                    <w:t>{{ lease_no }}</w:t>
                                   </w:r>
                                 </w:p>
                               </w:tc>
@@ -2607,19 +2297,11 @@
                                     </w:rPr>
                                     <w:t xml:space="preserve">Barcode: </w:t>
                                   </w:r>
-                                  <w:proofErr w:type="gramStart"/>
-                                  <w:r>
-                                    <w:rPr>
-                                      <w:sz w:val="12"/>
-                                    </w:rPr>
-                                    <w:t>{{ barcode</w:t>
-                                  </w:r>
-                                  <w:proofErr w:type="gramEnd"/>
-                                  <w:r>
-                                    <w:rPr>
-                                      <w:sz w:val="12"/>
-                                    </w:rPr>
-                                    <w:t xml:space="preserve"> }}</w:t>
+                                  <w:r>
+                                    <w:rPr>
+                                      <w:sz w:val="12"/>
+                                    </w:rPr>
+                                    <w:t>{{ barcode }}</w:t>
                                   </w:r>
                                 </w:p>
                               </w:tc>
@@ -2740,64 +2422,36 @@
                                       <w:sz w:val="12"/>
                                     </w:rPr>
                                   </w:pPr>
-                                  <w:proofErr w:type="gramStart"/>
                                   <w:r>
                                     <w:rPr>
                                       <w:b/>
                                       <w:bCs/>
                                       <w:sz w:val="12"/>
                                     </w:rPr>
-                                    <w:t xml:space="preserve">{{ </w:t>
-                                  </w:r>
-                                  <w:proofErr w:type="spellStart"/>
-                                  <w:r>
+                                    <w:t>{{ lease_name }}</w:t>
+                                  </w:r>
+                                </w:p>
+                              </w:tc>
+                              <w:tc>
+                                <w:tcPr>
+                                  <w:tcW w:w="3410" w:type="dxa"/>
+                                  <w:gridSpan w:val="2"/>
+                                  <w:tcBorders>
+                                    <w:left w:val="single" w:sz="12" w:space="0" w:color="auto"/>
+                                    <w:bottom w:val="single" w:sz="12" w:space="0" w:color="auto"/>
+                                    <w:right w:val="single" w:sz="12" w:space="0" w:color="auto"/>
+                                  </w:tcBorders>
+                                </w:tcPr>
+                                <w:p>
+                                  <w:pPr>
+                                    <w:pStyle w:val="TableParagraph"/>
+                                    <w:ind w:left="47"/>
+                                    <w:jc w:val="both"/>
                                     <w:rPr>
                                       <w:b/>
                                       <w:bCs/>
                                       <w:sz w:val="12"/>
                                     </w:rPr>
-                                    <w:t>lease</w:t>
-                                  </w:r>
-                                  <w:proofErr w:type="gramEnd"/>
-                                  <w:r>
-                                    <w:rPr>
-                                      <w:b/>
-                                      <w:bCs/>
-                                      <w:sz w:val="12"/>
-                                    </w:rPr>
-                                    <w:t>_name</w:t>
-                                  </w:r>
-                                  <w:proofErr w:type="spellEnd"/>
-                                  <w:r>
-                                    <w:rPr>
-                                      <w:b/>
-                                      <w:bCs/>
-                                      <w:sz w:val="12"/>
-                                    </w:rPr>
-                                    <w:t xml:space="preserve"> }}</w:t>
-                                  </w:r>
-                                </w:p>
-                              </w:tc>
-                              <w:tc>
-                                <w:tcPr>
-                                  <w:tcW w:w="3410" w:type="dxa"/>
-                                  <w:gridSpan w:val="2"/>
-                                  <w:tcBorders>
-                                    <w:left w:val="single" w:sz="12" w:space="0" w:color="auto"/>
-                                    <w:bottom w:val="single" w:sz="12" w:space="0" w:color="auto"/>
-                                    <w:right w:val="single" w:sz="12" w:space="0" w:color="auto"/>
-                                  </w:tcBorders>
-                                </w:tcPr>
-                                <w:p>
-                                  <w:pPr>
-                                    <w:pStyle w:val="TableParagraph"/>
-                                    <w:ind w:left="47"/>
-                                    <w:jc w:val="both"/>
-                                    <w:rPr>
-                                      <w:b/>
-                                      <w:bCs/>
-                                      <w:sz w:val="12"/>
-                                    </w:rPr>
                                   </w:pPr>
                                   <w:r>
                                     <w:rPr>
@@ -2838,33 +2492,11 @@
                                     </w:rPr>
                                     <w:t xml:space="preserve"> </w:t>
                                   </w:r>
-                                  <w:proofErr w:type="gramStart"/>
-                                  <w:r>
-                                    <w:rPr>
-                                      <w:sz w:val="12"/>
-                                    </w:rPr>
-                                    <w:t xml:space="preserve">{{ </w:t>
-                                  </w:r>
-                                  <w:proofErr w:type="spellStart"/>
-                                  <w:r>
-                                    <w:rPr>
-                                      <w:sz w:val="12"/>
-                                    </w:rPr>
-                                    <w:t>type</w:t>
-                                  </w:r>
-                                  <w:proofErr w:type="gramEnd"/>
-                                  <w:r>
-                                    <w:rPr>
-                                      <w:sz w:val="12"/>
-                                    </w:rPr>
-                                    <w:t>_of_land</w:t>
-                                  </w:r>
-                                  <w:proofErr w:type="spellEnd"/>
-                                  <w:r>
-                                    <w:rPr>
-                                      <w:sz w:val="12"/>
-                                    </w:rPr>
-                                    <w:t xml:space="preserve"> }}</w:t>
+                                  <w:r>
+                                    <w:rPr>
+                                      <w:sz w:val="12"/>
+                                    </w:rPr>
+                                    <w:t>{{ type_of_land }}</w:t>
                                   </w:r>
                                 </w:p>
                               </w:tc>
@@ -2993,47 +2625,17 @@
                                     </w:rPr>
                                     <w:t xml:space="preserve"> </w:t>
                                   </w:r>
-                                  <w:proofErr w:type="gramStart"/>
-                                  <w:r>
-                                    <w:rPr>
-                                      <w:sz w:val="12"/>
-                                    </w:rPr>
-                                    <w:t>No :</w:t>
-                                  </w:r>
-                                  <w:proofErr w:type="gramEnd"/>
-                                  <w:r>
-                                    <w:rPr>
-                                      <w:sz w:val="12"/>
-                                    </w:rPr>
-                                    <w:t xml:space="preserve"> </w:t>
-                                  </w:r>
-                                  <w:proofErr w:type="gramStart"/>
-                                  <w:r>
-                                    <w:rPr>
-                                      <w:sz w:val="12"/>
-                                    </w:rPr>
-                                    <w:t xml:space="preserve">{{ </w:t>
-                                  </w:r>
-                                  <w:proofErr w:type="spellStart"/>
-                                  <w:r>
-                                    <w:rPr>
-                                      <w:sz w:val="12"/>
-                                    </w:rPr>
-                                    <w:t>gst</w:t>
-                                  </w:r>
-                                  <w:proofErr w:type="gramEnd"/>
-                                  <w:r>
-                                    <w:rPr>
-                                      <w:sz w:val="12"/>
-                                    </w:rPr>
-                                    <w:t>_no</w:t>
-                                  </w:r>
-                                  <w:proofErr w:type="spellEnd"/>
-                                  <w:r>
-                                    <w:rPr>
-                                      <w:sz w:val="12"/>
-                                    </w:rPr>
-                                    <w:t xml:space="preserve"> }}</w:t>
+                                  <w:r>
+                                    <w:rPr>
+                                      <w:sz w:val="12"/>
+                                    </w:rPr>
+                                    <w:t xml:space="preserve">No : </w:t>
+                                  </w:r>
+                                  <w:r>
+                                    <w:rPr>
+                                      <w:sz w:val="12"/>
+                                    </w:rPr>
+                                    <w:t>{{ gst_no }}</w:t>
                                   </w:r>
                                 </w:p>
                               </w:tc>
@@ -3119,33 +2721,11 @@
                                       <w:sz w:val="12"/>
                                     </w:rPr>
                                   </w:pPr>
-                                  <w:proofErr w:type="gramStart"/>
-                                  <w:r>
-                                    <w:rPr>
-                                      <w:sz w:val="12"/>
-                                    </w:rPr>
-                                    <w:t xml:space="preserve">{{ </w:t>
-                                  </w:r>
-                                  <w:proofErr w:type="spellStart"/>
-                                  <w:r>
-                                    <w:rPr>
-                                      <w:sz w:val="12"/>
-                                    </w:rPr>
-                                    <w:t>taluk</w:t>
-                                  </w:r>
-                                  <w:proofErr w:type="gramEnd"/>
-                                  <w:r>
-                                    <w:rPr>
-                                      <w:sz w:val="12"/>
-                                    </w:rPr>
-                                    <w:t>_district</w:t>
-                                  </w:r>
-                                  <w:proofErr w:type="spellEnd"/>
-                                  <w:r>
-                                    <w:rPr>
-                                      <w:sz w:val="12"/>
-                                    </w:rPr>
-                                    <w:t xml:space="preserve"> }}</w:t>
+                                  <w:r>
+                                    <w:rPr>
+                                      <w:sz w:val="12"/>
+                                    </w:rPr>
+                                    <w:t>{{ taluk_district }}</w:t>
                                   </w:r>
                                 </w:p>
                               </w:tc>
@@ -3174,33 +2754,11 @@
                                     </w:rPr>
                                     <w:t xml:space="preserve">Loading Place: </w:t>
                                   </w:r>
-                                  <w:proofErr w:type="gramStart"/>
-                                  <w:r>
-                                    <w:rPr>
-                                      <w:sz w:val="12"/>
-                                    </w:rPr>
-                                    <w:t xml:space="preserve">{{ </w:t>
-                                  </w:r>
-                                  <w:proofErr w:type="spellStart"/>
-                                  <w:r>
-                                    <w:rPr>
-                                      <w:sz w:val="12"/>
-                                    </w:rPr>
-                                    <w:t>loading</w:t>
-                                  </w:r>
-                                  <w:proofErr w:type="gramEnd"/>
-                                  <w:r>
-                                    <w:rPr>
-                                      <w:sz w:val="12"/>
-                                    </w:rPr>
-                                    <w:t>_place</w:t>
-                                  </w:r>
-                                  <w:proofErr w:type="spellEnd"/>
-                                  <w:r>
-                                    <w:rPr>
-                                      <w:sz w:val="12"/>
-                                    </w:rPr>
-                                    <w:t xml:space="preserve"> }}</w:t>
+                                  <w:r>
+                                    <w:rPr>
+                                      <w:sz w:val="12"/>
+                                    </w:rPr>
+                                    <w:t>{{ loading_place }}</w:t>
                                   </w:r>
                                 </w:p>
                               </w:tc>
@@ -3287,19 +2845,11 @@
                                       <w:sz w:val="12"/>
                                     </w:rPr>
                                   </w:pPr>
-                                  <w:proofErr w:type="gramStart"/>
-                                  <w:r>
-                                    <w:rPr>
-                                      <w:sz w:val="12"/>
-                                    </w:rPr>
-                                    <w:t>{{ quantity</w:t>
-                                  </w:r>
-                                  <w:proofErr w:type="gramEnd"/>
-                                  <w:r>
-                                    <w:rPr>
-                                      <w:sz w:val="12"/>
-                                    </w:rPr>
-                                    <w:t xml:space="preserve"> }}</w:t>
+                                  <w:r>
+                                    <w:rPr>
+                                      <w:sz w:val="12"/>
+                                    </w:rPr>
+                                    <w:t>{{ quantity }}</w:t>
                                   </w:r>
                                 </w:p>
                               </w:tc>
@@ -3347,33 +2897,11 @@
                                     </w:rPr>
                                     <w:t xml:space="preserve"> </w:t>
                                   </w:r>
-                                  <w:proofErr w:type="gramStart"/>
-                                  <w:r>
-                                    <w:rPr>
-                                      <w:sz w:val="12"/>
-                                    </w:rPr>
-                                    <w:t xml:space="preserve">{{ </w:t>
-                                  </w:r>
-                                  <w:proofErr w:type="spellStart"/>
-                                  <w:r>
-                                    <w:rPr>
-                                      <w:sz w:val="12"/>
-                                    </w:rPr>
-                                    <w:t>mdp</w:t>
-                                  </w:r>
-                                  <w:proofErr w:type="gramEnd"/>
-                                  <w:r>
-                                    <w:rPr>
-                                      <w:sz w:val="12"/>
-                                    </w:rPr>
-                                    <w:t>_type</w:t>
-                                  </w:r>
-                                  <w:proofErr w:type="spellEnd"/>
-                                  <w:r>
-                                    <w:rPr>
-                                      <w:sz w:val="12"/>
-                                    </w:rPr>
-                                    <w:t xml:space="preserve"> }}</w:t>
+                                  <w:r>
+                                    <w:rPr>
+                                      <w:sz w:val="12"/>
+                                    </w:rPr>
+                                    <w:t>{{ mdp_type }}</w:t>
                                   </w:r>
                                 </w:p>
                               </w:tc>
@@ -3600,33 +3128,11 @@
                                       <w:sz w:val="12"/>
                                     </w:rPr>
                                   </w:pPr>
-                                  <w:proofErr w:type="gramStart"/>
-                                  <w:r>
-                                    <w:rPr>
-                                      <w:sz w:val="12"/>
-                                    </w:rPr>
-                                    <w:t xml:space="preserve">{{ </w:t>
-                                  </w:r>
-                                  <w:proofErr w:type="spellStart"/>
-                                  <w:r>
-                                    <w:rPr>
-                                      <w:sz w:val="12"/>
-                                    </w:rPr>
-                                    <w:t>form</w:t>
-                                  </w:r>
-                                  <w:proofErr w:type="gramEnd"/>
-                                  <w:r>
-                                    <w:rPr>
-                                      <w:sz w:val="12"/>
-                                    </w:rPr>
-                                    <w:t>_ap_purpose</w:t>
-                                  </w:r>
-                                  <w:proofErr w:type="spellEnd"/>
-                                  <w:r>
-                                    <w:rPr>
-                                      <w:sz w:val="12"/>
-                                    </w:rPr>
-                                    <w:t xml:space="preserve"> }}</w:t>
+                                  <w:r>
+                                    <w:rPr>
+                                      <w:sz w:val="12"/>
+                                    </w:rPr>
+                                    <w:t>{{ form_ap_purpose }}</w:t>
                                   </w:r>
                                 </w:p>
                               </w:tc>
@@ -3758,33 +3264,11 @@
                                       <w:sz w:val="12"/>
                                     </w:rPr>
                                   </w:pPr>
-                                  <w:proofErr w:type="gramStart"/>
-                                  <w:r>
-                                    <w:rPr>
-                                      <w:sz w:val="12"/>
-                                    </w:rPr>
-                                    <w:t xml:space="preserve">{{ </w:t>
-                                  </w:r>
-                                  <w:proofErr w:type="spellStart"/>
-                                  <w:r>
-                                    <w:rPr>
-                                      <w:sz w:val="12"/>
-                                    </w:rPr>
-                                    <w:t>mineral</w:t>
-                                  </w:r>
-                                  <w:proofErr w:type="gramEnd"/>
-                                  <w:r>
-                                    <w:rPr>
-                                      <w:sz w:val="12"/>
-                                    </w:rPr>
-                                    <w:t>_grade</w:t>
-                                  </w:r>
-                                  <w:proofErr w:type="spellEnd"/>
-                                  <w:r>
-                                    <w:rPr>
-                                      <w:sz w:val="12"/>
-                                    </w:rPr>
-                                    <w:t xml:space="preserve"> }}</w:t>
+                                  <w:r>
+                                    <w:rPr>
+                                      <w:sz w:val="12"/>
+                                    </w:rPr>
+                                    <w:t>{{ mineral_grade }}</w:t>
                                   </w:r>
                                 </w:p>
                               </w:tc>
@@ -3892,37 +3376,12 @@
                                       <w:sz w:val="12"/>
                                     </w:rPr>
                                   </w:pPr>
-                                  <w:proofErr w:type="gramStart"/>
                                   <w:r>
                                     <w:rPr>
                                       <w:b/>
                                       <w:sz w:val="12"/>
                                     </w:rPr>
-                                    <w:t xml:space="preserve">{{ </w:t>
-                                  </w:r>
-                                  <w:proofErr w:type="spellStart"/>
-                                  <w:r>
-                                    <w:rPr>
-                                      <w:b/>
-                                      <w:sz w:val="12"/>
-                                    </w:rPr>
-                                    <w:t>total</w:t>
-                                  </w:r>
-                                  <w:proofErr w:type="gramEnd"/>
-                                  <w:r>
-                                    <w:rPr>
-                                      <w:b/>
-                                      <w:sz w:val="12"/>
-                                    </w:rPr>
-                                    <w:t>_amount_paid</w:t>
-                                  </w:r>
-                                  <w:proofErr w:type="spellEnd"/>
-                                  <w:r>
-                                    <w:rPr>
-                                      <w:b/>
-                                      <w:sz w:val="12"/>
-                                    </w:rPr>
-                                    <w:t xml:space="preserve"> }}</w:t>
+                                    <w:t>{{ total_amount_paid }}</w:t>
                                   </w:r>
                                 </w:p>
                               </w:tc>
@@ -4030,23 +3489,13 @@
                                       <w:sz w:val="12"/>
                                     </w:rPr>
                                   </w:pPr>
-                                  <w:proofErr w:type="gramStart"/>
                                   <w:r>
                                     <w:rPr>
                                       <w:b/>
                                       <w:bCs/>
                                       <w:sz w:val="12"/>
                                     </w:rPr>
-                                    <w:t>{{ buyer</w:t>
-                                  </w:r>
-                                  <w:proofErr w:type="gramEnd"/>
-                                  <w:r>
-                                    <w:rPr>
-                                      <w:b/>
-                                      <w:bCs/>
-                                      <w:sz w:val="12"/>
-                                    </w:rPr>
-                                    <w:t xml:space="preserve"> }}</w:t>
+                                    <w:t>{{ buyer }}</w:t>
                                   </w:r>
                                 </w:p>
                               </w:tc>
@@ -4151,19 +3600,11 @@
                                       <w:sz w:val="12"/>
                                     </w:rPr>
                                   </w:pPr>
-                                  <w:proofErr w:type="gramStart"/>
-                                  <w:r>
-                                    <w:rPr>
-                                      <w:sz w:val="12"/>
-                                    </w:rPr>
-                                    <w:t>{{ route</w:t>
-                                  </w:r>
-                                  <w:proofErr w:type="gramEnd"/>
-                                  <w:r>
-                                    <w:rPr>
-                                      <w:sz w:val="12"/>
-                                    </w:rPr>
-                                    <w:t xml:space="preserve"> }}</w:t>
+                                  <w:r>
+                                    <w:rPr>
+                                      <w:sz w:val="12"/>
+                                    </w:rPr>
+                                    <w:t>{{ route }}</w:t>
                                   </w:r>
                                 </w:p>
                               </w:tc>
@@ -4252,23 +3693,13 @@
                                       <w:sz w:val="12"/>
                                     </w:rPr>
                                   </w:pPr>
-                                  <w:proofErr w:type="gramStart"/>
                                   <w:r>
                                     <w:rPr>
                                       <w:b/>
                                       <w:bCs/>
                                       <w:sz w:val="12"/>
                                     </w:rPr>
-                                    <w:t>{{ validity</w:t>
-                                  </w:r>
-                                  <w:proofErr w:type="gramEnd"/>
-                                  <w:r>
-                                    <w:rPr>
-                                      <w:b/>
-                                      <w:bCs/>
-                                      <w:sz w:val="12"/>
-                                    </w:rPr>
-                                    <w:t xml:space="preserve"> }}</w:t>
+                                    <w:t>{{ validity }}</w:t>
                                   </w:r>
                                 </w:p>
                               </w:tc>
@@ -4291,6 +3722,60 @@
                                       <w:sz w:val="12"/>
                                     </w:rPr>
                                   </w:pPr>
+                                </w:p>
+                                <w:p>
+                                  <w:pPr>
+                                    <w:pStyle w:val="TableParagraph"/>
+                                    <w:spacing w:before="0"/>
+                                    <w:rPr>
+                                      <w:rFonts w:ascii="Times New Roman"/>
+                                      <w:sz w:val="12"/>
+                                    </w:rPr>
+                                  </w:pPr>
+                                </w:p>
+                                <w:p>
+                                  <w:pPr>
+                                    <w:pStyle w:val="TableParagraph"/>
+                                    <w:spacing w:before="0"/>
+                                    <w:rPr>
+                                      <w:rFonts w:ascii="Times New Roman"/>
+                                      <w:sz w:val="12"/>
+                                    </w:rPr>
+                                  </w:pPr>
+                                </w:p>
+                                <w:p>
+                                  <w:pPr>
+                                    <w:pStyle w:val="TableParagraph"/>
+                                    <w:spacing w:before="0"/>
+                                    <w:rPr>
+                                      <w:rFonts w:ascii="Times New Roman"/>
+                                      <w:sz w:val="12"/>
+                                    </w:rPr>
+                                  </w:pPr>
+                                </w:p>
+                                <w:p>
+                                  <w:pPr>
+                                    <w:pStyle w:val="TableParagraph"/>
+                                    <w:spacing w:before="0"/>
+                                    <w:rPr>
+                                      <w:rFonts w:ascii="Times New Roman"/>
+                                      <w:sz w:val="12"/>
+                                    </w:rPr>
+                                  </w:pPr>
+                                  <w:r>
+                                    <w:rPr>
+                                      <w:rFonts w:ascii="Times New Roman"/>
+                                      <w:sz w:val="12"/>
+                                    </w:rPr>
+                                    <w:t xml:space="preserve">            </w:t>
+                                  </w:r>
+                                  <w:r>
+                                    <w:rPr>
+                                      <w:rFonts w:ascii="Times New Roman"/>
+                                      <w:sz w:val="12"/>
+                                    </w:rPr>
+                                    <w:t>{{qr_code}}</w:t>
+                                  </w:r>
                                 </w:p>
                               </w:tc>
                             </w:tr>
@@ -4386,33 +3871,11 @@
                                       <w:sz w:val="12"/>
                                     </w:rPr>
                                   </w:pPr>
-                                  <w:proofErr w:type="gramStart"/>
-                                  <w:r>
-                                    <w:rPr>
-                                      <w:sz w:val="12"/>
-                                    </w:rPr>
-                                    <w:t xml:space="preserve">{{ </w:t>
-                                  </w:r>
-                                  <w:proofErr w:type="spellStart"/>
-                                  <w:r>
-                                    <w:rPr>
-                                      <w:sz w:val="12"/>
-                                    </w:rPr>
-                                    <w:t>check</w:t>
-                                  </w:r>
-                                  <w:proofErr w:type="gramEnd"/>
-                                  <w:r>
-                                    <w:rPr>
-                                      <w:sz w:val="12"/>
-                                    </w:rPr>
-                                    <w:t>_post</w:t>
-                                  </w:r>
-                                  <w:proofErr w:type="spellEnd"/>
-                                  <w:r>
-                                    <w:rPr>
-                                      <w:sz w:val="12"/>
-                                    </w:rPr>
-                                    <w:t xml:space="preserve"> }}</w:t>
+                                  <w:r>
+                                    <w:rPr>
+                                      <w:sz w:val="12"/>
+                                    </w:rPr>
+                                    <w:t>{{ check_post }}</w:t>
                                   </w:r>
                                 </w:p>
                               </w:tc>
@@ -4527,33 +3990,11 @@
                                       <w:sz w:val="12"/>
                                     </w:rPr>
                                   </w:pPr>
-                                  <w:proofErr w:type="gramStart"/>
-                                  <w:r>
-                                    <w:rPr>
-                                      <w:sz w:val="12"/>
-                                    </w:rPr>
-                                    <w:t xml:space="preserve">{{ </w:t>
-                                  </w:r>
-                                  <w:proofErr w:type="spellStart"/>
-                                  <w:r>
-                                    <w:rPr>
-                                      <w:sz w:val="12"/>
-                                    </w:rPr>
-                                    <w:t>vehicle</w:t>
-                                  </w:r>
-                                  <w:proofErr w:type="gramEnd"/>
-                                  <w:r>
-                                    <w:rPr>
-                                      <w:sz w:val="12"/>
-                                    </w:rPr>
-                                    <w:t>_no</w:t>
-                                  </w:r>
-                                  <w:proofErr w:type="spellEnd"/>
-                                  <w:r>
-                                    <w:rPr>
-                                      <w:sz w:val="12"/>
-                                    </w:rPr>
-                                    <w:t xml:space="preserve"> }}</w:t>
+                                  <w:r>
+                                    <w:rPr>
+                                      <w:sz w:val="12"/>
+                                    </w:rPr>
+                                    <w:t>{{ vehicle_no }}</w:t>
                                   </w:r>
                                 </w:p>
                               </w:tc>
@@ -4656,33 +4097,11 @@
                                       <w:sz w:val="12"/>
                                     </w:rPr>
                                   </w:pPr>
-                                  <w:proofErr w:type="gramStart"/>
-                                  <w:r>
-                                    <w:rPr>
-                                      <w:sz w:val="12"/>
-                                    </w:rPr>
-                                    <w:t xml:space="preserve">{{ </w:t>
-                                  </w:r>
-                                  <w:proofErr w:type="spellStart"/>
-                                  <w:r>
-                                    <w:rPr>
-                                      <w:sz w:val="12"/>
-                                    </w:rPr>
-                                    <w:t>crusher</w:t>
-                                  </w:r>
-                                  <w:proofErr w:type="gramEnd"/>
-                                  <w:r>
-                                    <w:rPr>
-                                      <w:sz w:val="12"/>
-                                    </w:rPr>
-                                    <w:t>_unit</w:t>
-                                  </w:r>
-                                  <w:proofErr w:type="spellEnd"/>
-                                  <w:r>
-                                    <w:rPr>
-                                      <w:sz w:val="12"/>
-                                    </w:rPr>
-                                    <w:t xml:space="preserve"> }}</w:t>
+                                  <w:r>
+                                    <w:rPr>
+                                      <w:sz w:val="12"/>
+                                    </w:rPr>
+                                    <w:t>{{ crusher_unit }}</w:t>
                                   </w:r>
                                 </w:p>
                               </w:tc>
@@ -4885,23 +4304,13 @@
                                       <w:sz w:val="12"/>
                                     </w:rPr>
                                   </w:pPr>
-                                  <w:proofErr w:type="gramStart"/>
                                   <w:r>
                                     <w:rPr>
                                       <w:b/>
                                       <w:bCs/>
                                       <w:sz w:val="12"/>
                                     </w:rPr>
-                                    <w:t>{{ destination</w:t>
-                                  </w:r>
-                                  <w:proofErr w:type="gramEnd"/>
-                                  <w:r>
-                                    <w:rPr>
-                                      <w:b/>
-                                      <w:bCs/>
-                                      <w:sz w:val="12"/>
-                                    </w:rPr>
-                                    <w:t xml:space="preserve"> }}</w:t>
+                                    <w:t>{{ destination }}</w:t>
                                   </w:r>
                                 </w:p>
                               </w:tc>
@@ -4925,33 +4334,11 @@
                                       <w:sz w:val="12"/>
                                     </w:rPr>
                                   </w:pPr>
-                                  <w:proofErr w:type="gramStart"/>
-                                  <w:r>
-                                    <w:rPr>
-                                      <w:sz w:val="12"/>
-                                    </w:rPr>
-                                    <w:t xml:space="preserve">{{ </w:t>
-                                  </w:r>
-                                  <w:proofErr w:type="spellStart"/>
-                                  <w:r>
-                                    <w:rPr>
-                                      <w:sz w:val="12"/>
-                                    </w:rPr>
-                                    <w:t>copy</w:t>
-                                  </w:r>
-                                  <w:proofErr w:type="gramEnd"/>
-                                  <w:r>
-                                    <w:rPr>
-                                      <w:sz w:val="12"/>
-                                    </w:rPr>
-                                    <w:t>_type</w:t>
-                                  </w:r>
-                                  <w:proofErr w:type="spellEnd"/>
-                                  <w:r>
-                                    <w:rPr>
-                                      <w:sz w:val="12"/>
-                                    </w:rPr>
-                                    <w:t xml:space="preserve"> }}</w:t>
+                                  <w:r>
+                                    <w:rPr>
+                                      <w:sz w:val="12"/>
+                                    </w:rPr>
+                                    <w:t>{{ copy_type }}</w:t>
                                   </w:r>
                                 </w:p>
                               </w:tc>
@@ -5336,33 +4723,11 @@
                                 <w:sz w:val="12"/>
                               </w:rPr>
                             </w:pPr>
-                            <w:proofErr w:type="gramStart"/>
-                            <w:r>
-                              <w:rPr>
-                                <w:sz w:val="12"/>
-                              </w:rPr>
-                              <w:t xml:space="preserve">{{ </w:t>
-                            </w:r>
-                            <w:proofErr w:type="spellStart"/>
-                            <w:r>
-                              <w:rPr>
-                                <w:sz w:val="12"/>
-                              </w:rPr>
-                              <w:t>form</w:t>
-                            </w:r>
-                            <w:proofErr w:type="gramEnd"/>
-                            <w:r>
-                              <w:rPr>
-                                <w:sz w:val="12"/>
-                              </w:rPr>
-                              <w:t>_ap_no</w:t>
-                            </w:r>
-                            <w:proofErr w:type="spellEnd"/>
-                            <w:r>
-                              <w:rPr>
-                                <w:sz w:val="12"/>
-                              </w:rPr>
-                              <w:t xml:space="preserve"> }}</w:t>
+                            <w:r>
+                              <w:rPr>
+                                <w:sz w:val="12"/>
+                              </w:rPr>
+                              <w:t>{{ form_ap_no }}</w:t>
                             </w:r>
                           </w:p>
                         </w:tc>
@@ -5398,47 +4763,17 @@
                               </w:rPr>
                               <w:t xml:space="preserve"> </w:t>
                             </w:r>
-                            <w:proofErr w:type="gramStart"/>
-                            <w:r>
-                              <w:rPr>
-                                <w:sz w:val="12"/>
-                              </w:rPr>
-                              <w:t>No :</w:t>
-                            </w:r>
-                            <w:proofErr w:type="gramEnd"/>
-                            <w:r>
-                              <w:rPr>
-                                <w:sz w:val="12"/>
-                              </w:rPr>
-                              <w:t xml:space="preserve"> </w:t>
-                            </w:r>
-                            <w:proofErr w:type="gramStart"/>
-                            <w:r>
-                              <w:rPr>
-                                <w:sz w:val="12"/>
-                              </w:rPr>
-                              <w:t xml:space="preserve">{{ </w:t>
-                            </w:r>
-                            <w:proofErr w:type="spellStart"/>
-                            <w:r>
-                              <w:rPr>
-                                <w:sz w:val="12"/>
-                              </w:rPr>
-                              <w:t>sr</w:t>
-                            </w:r>
-                            <w:proofErr w:type="gramEnd"/>
-                            <w:r>
-                              <w:rPr>
-                                <w:sz w:val="12"/>
-                              </w:rPr>
-                              <w:t>_no</w:t>
-                            </w:r>
-                            <w:proofErr w:type="spellEnd"/>
-                            <w:r>
-                              <w:rPr>
-                                <w:sz w:val="12"/>
-                              </w:rPr>
-                              <w:t xml:space="preserve"> }}</w:t>
+                            <w:r>
+                              <w:rPr>
+                                <w:sz w:val="12"/>
+                              </w:rPr>
+                              <w:t xml:space="preserve">No : </w:t>
+                            </w:r>
+                            <w:r>
+                              <w:rPr>
+                                <w:sz w:val="12"/>
+                              </w:rPr>
+                              <w:t>{{ sr_no }}</w:t>
                             </w:r>
                           </w:p>
                         </w:tc>
@@ -5540,47 +4875,11 @@
                                 <w:sz w:val="12"/>
                               </w:rPr>
                             </w:pPr>
-                            <w:proofErr w:type="gramStart"/>
-                            <w:r>
-                              <w:rPr>
-                                <w:sz w:val="12"/>
-                              </w:rPr>
-                              <w:t xml:space="preserve">{{ </w:t>
-                            </w:r>
-                            <w:proofErr w:type="spellStart"/>
-                            <w:r>
-                              <w:rPr>
-                                <w:sz w:val="12"/>
-                              </w:rPr>
-                              <w:t>mdp</w:t>
-                            </w:r>
-                            <w:proofErr w:type="gramEnd"/>
-                            <w:r>
-                              <w:rPr>
-                                <w:sz w:val="12"/>
-                              </w:rPr>
-                              <w:t>_</w:t>
-                            </w:r>
-                            <w:proofErr w:type="gramStart"/>
-                            <w:r>
-                              <w:rPr>
-                                <w:sz w:val="12"/>
-                              </w:rPr>
-                              <w:t>no</w:t>
-                            </w:r>
-                            <w:proofErr w:type="spellEnd"/>
-                            <w:r>
-                              <w:rPr>
-                                <w:sz w:val="12"/>
-                              </w:rPr>
-                              <w:t xml:space="preserve"> }</w:t>
-                            </w:r>
-                            <w:proofErr w:type="gramEnd"/>
-                            <w:r>
-                              <w:rPr>
-                                <w:sz w:val="12"/>
-                              </w:rPr>
-                              <w:t>}</w:t>
+                            <w:r>
+                              <w:rPr>
+                                <w:sz w:val="12"/>
+                              </w:rPr>
+                              <w:t>{{ mdp_no }}</w:t>
                             </w:r>
                             <w:r>
                               <w:rPr>
@@ -5717,33 +5016,11 @@
                                 <w:sz w:val="12"/>
                               </w:rPr>
                             </w:pPr>
-                            <w:proofErr w:type="gramStart"/>
-                            <w:r>
-                              <w:rPr>
-                                <w:sz w:val="12"/>
-                              </w:rPr>
-                              <w:t xml:space="preserve">{{ </w:t>
-                            </w:r>
-                            <w:proofErr w:type="spellStart"/>
-                            <w:r>
-                              <w:rPr>
-                                <w:sz w:val="12"/>
-                              </w:rPr>
-                              <w:t>lease</w:t>
-                            </w:r>
-                            <w:proofErr w:type="gramEnd"/>
-                            <w:r>
-                              <w:rPr>
-                                <w:sz w:val="12"/>
-                              </w:rPr>
-                              <w:t>_no</w:t>
-                            </w:r>
-                            <w:proofErr w:type="spellEnd"/>
-                            <w:r>
-                              <w:rPr>
-                                <w:sz w:val="12"/>
-                              </w:rPr>
-                              <w:t xml:space="preserve"> }}</w:t>
+                            <w:r>
+                              <w:rPr>
+                                <w:sz w:val="12"/>
+                              </w:rPr>
+                              <w:t>{{ lease_no }}</w:t>
                             </w:r>
                           </w:p>
                         </w:tc>
@@ -5770,19 +5047,11 @@
                               </w:rPr>
                               <w:t xml:space="preserve">Barcode: </w:t>
                             </w:r>
-                            <w:proofErr w:type="gramStart"/>
-                            <w:r>
-                              <w:rPr>
-                                <w:sz w:val="12"/>
-                              </w:rPr>
-                              <w:t>{{ barcode</w:t>
-                            </w:r>
-                            <w:proofErr w:type="gramEnd"/>
-                            <w:r>
-                              <w:rPr>
-                                <w:sz w:val="12"/>
-                              </w:rPr>
-                              <w:t xml:space="preserve"> }}</w:t>
+                            <w:r>
+                              <w:rPr>
+                                <w:sz w:val="12"/>
+                              </w:rPr>
+                              <w:t>{{ barcode }}</w:t>
                             </w:r>
                           </w:p>
                         </w:tc>
@@ -5903,64 +5172,36 @@
                                 <w:sz w:val="12"/>
                               </w:rPr>
                             </w:pPr>
-                            <w:proofErr w:type="gramStart"/>
                             <w:r>
                               <w:rPr>
                                 <w:b/>
                                 <w:bCs/>
                                 <w:sz w:val="12"/>
                               </w:rPr>
-                              <w:t xml:space="preserve">{{ </w:t>
-                            </w:r>
-                            <w:proofErr w:type="spellStart"/>
-                            <w:r>
+                              <w:t>{{ lease_name }}</w:t>
+                            </w:r>
+                          </w:p>
+                        </w:tc>
+                        <w:tc>
+                          <w:tcPr>
+                            <w:tcW w:w="3410" w:type="dxa"/>
+                            <w:gridSpan w:val="2"/>
+                            <w:tcBorders>
+                              <w:left w:val="single" w:sz="12" w:space="0" w:color="auto"/>
+                              <w:bottom w:val="single" w:sz="12" w:space="0" w:color="auto"/>
+                              <w:right w:val="single" w:sz="12" w:space="0" w:color="auto"/>
+                            </w:tcBorders>
+                          </w:tcPr>
+                          <w:p>
+                            <w:pPr>
+                              <w:pStyle w:val="TableParagraph"/>
+                              <w:ind w:left="47"/>
+                              <w:jc w:val="both"/>
                               <w:rPr>
                                 <w:b/>
                                 <w:bCs/>
                                 <w:sz w:val="12"/>
                               </w:rPr>
-                              <w:t>lease</w:t>
-                            </w:r>
-                            <w:proofErr w:type="gramEnd"/>
-                            <w:r>
-                              <w:rPr>
-                                <w:b/>
-                                <w:bCs/>
-                                <w:sz w:val="12"/>
-                              </w:rPr>
-                              <w:t>_name</w:t>
-                            </w:r>
-                            <w:proofErr w:type="spellEnd"/>
-                            <w:r>
-                              <w:rPr>
-                                <w:b/>
-                                <w:bCs/>
-                                <w:sz w:val="12"/>
-                              </w:rPr>
-                              <w:t xml:space="preserve"> }}</w:t>
-                            </w:r>
-                          </w:p>
-                        </w:tc>
-                        <w:tc>
-                          <w:tcPr>
-                            <w:tcW w:w="3410" w:type="dxa"/>
-                            <w:gridSpan w:val="2"/>
-                            <w:tcBorders>
-                              <w:left w:val="single" w:sz="12" w:space="0" w:color="auto"/>
-                              <w:bottom w:val="single" w:sz="12" w:space="0" w:color="auto"/>
-                              <w:right w:val="single" w:sz="12" w:space="0" w:color="auto"/>
-                            </w:tcBorders>
-                          </w:tcPr>
-                          <w:p>
-                            <w:pPr>
-                              <w:pStyle w:val="TableParagraph"/>
-                              <w:ind w:left="47"/>
-                              <w:jc w:val="both"/>
-                              <w:rPr>
-                                <w:b/>
-                                <w:bCs/>
-                                <w:sz w:val="12"/>
-                              </w:rPr>
                             </w:pPr>
                             <w:r>
                               <w:rPr>
@@ -6001,33 +5242,11 @@
                               </w:rPr>
                               <w:t xml:space="preserve"> </w:t>
                             </w:r>
-                            <w:proofErr w:type="gramStart"/>
-                            <w:r>
-                              <w:rPr>
-                                <w:sz w:val="12"/>
-                              </w:rPr>
-                              <w:t xml:space="preserve">{{ </w:t>
-                            </w:r>
-                            <w:proofErr w:type="spellStart"/>
-                            <w:r>
-                              <w:rPr>
-                                <w:sz w:val="12"/>
-                              </w:rPr>
-                              <w:t>type</w:t>
-                            </w:r>
-                            <w:proofErr w:type="gramEnd"/>
-                            <w:r>
-                              <w:rPr>
-                                <w:sz w:val="12"/>
-                              </w:rPr>
-                              <w:t>_of_land</w:t>
-                            </w:r>
-                            <w:proofErr w:type="spellEnd"/>
-                            <w:r>
-                              <w:rPr>
-                                <w:sz w:val="12"/>
-                              </w:rPr>
-                              <w:t xml:space="preserve"> }}</w:t>
+                            <w:r>
+                              <w:rPr>
+                                <w:sz w:val="12"/>
+                              </w:rPr>
+                              <w:t>{{ type_of_land }}</w:t>
                             </w:r>
                           </w:p>
                         </w:tc>
@@ -6156,47 +5375,17 @@
                               </w:rPr>
                               <w:t xml:space="preserve"> </w:t>
                             </w:r>
-                            <w:proofErr w:type="gramStart"/>
-                            <w:r>
-                              <w:rPr>
-                                <w:sz w:val="12"/>
-                              </w:rPr>
-                              <w:t>No :</w:t>
-                            </w:r>
-                            <w:proofErr w:type="gramEnd"/>
-                            <w:r>
-                              <w:rPr>
-                                <w:sz w:val="12"/>
-                              </w:rPr>
-                              <w:t xml:space="preserve"> </w:t>
-                            </w:r>
-                            <w:proofErr w:type="gramStart"/>
-                            <w:r>
-                              <w:rPr>
-                                <w:sz w:val="12"/>
-                              </w:rPr>
-                              <w:t xml:space="preserve">{{ </w:t>
-                            </w:r>
-                            <w:proofErr w:type="spellStart"/>
-                            <w:r>
-                              <w:rPr>
-                                <w:sz w:val="12"/>
-                              </w:rPr>
-                              <w:t>gst</w:t>
-                            </w:r>
-                            <w:proofErr w:type="gramEnd"/>
-                            <w:r>
-                              <w:rPr>
-                                <w:sz w:val="12"/>
-                              </w:rPr>
-                              <w:t>_no</w:t>
-                            </w:r>
-                            <w:proofErr w:type="spellEnd"/>
-                            <w:r>
-                              <w:rPr>
-                                <w:sz w:val="12"/>
-                              </w:rPr>
-                              <w:t xml:space="preserve"> }}</w:t>
+                            <w:r>
+                              <w:rPr>
+                                <w:sz w:val="12"/>
+                              </w:rPr>
+                              <w:t xml:space="preserve">No : </w:t>
+                            </w:r>
+                            <w:r>
+                              <w:rPr>
+                                <w:sz w:val="12"/>
+                              </w:rPr>
+                              <w:t>{{ gst_no }}</w:t>
                             </w:r>
                           </w:p>
                         </w:tc>
@@ -6282,33 +5471,11 @@
                                 <w:sz w:val="12"/>
                               </w:rPr>
                             </w:pPr>
-                            <w:proofErr w:type="gramStart"/>
-                            <w:r>
-                              <w:rPr>
-                                <w:sz w:val="12"/>
-                              </w:rPr>
-                              <w:t xml:space="preserve">{{ </w:t>
-                            </w:r>
-                            <w:proofErr w:type="spellStart"/>
-                            <w:r>
-                              <w:rPr>
-                                <w:sz w:val="12"/>
-                              </w:rPr>
-                              <w:t>taluk</w:t>
-                            </w:r>
-                            <w:proofErr w:type="gramEnd"/>
-                            <w:r>
-                              <w:rPr>
-                                <w:sz w:val="12"/>
-                              </w:rPr>
-                              <w:t>_district</w:t>
-                            </w:r>
-                            <w:proofErr w:type="spellEnd"/>
-                            <w:r>
-                              <w:rPr>
-                                <w:sz w:val="12"/>
-                              </w:rPr>
-                              <w:t xml:space="preserve"> }}</w:t>
+                            <w:r>
+                              <w:rPr>
+                                <w:sz w:val="12"/>
+                              </w:rPr>
+                              <w:t>{{ taluk_district }}</w:t>
                             </w:r>
                           </w:p>
                         </w:tc>
@@ -6337,33 +5504,11 @@
                               </w:rPr>
                               <w:t xml:space="preserve">Loading Place: </w:t>
                             </w:r>
-                            <w:proofErr w:type="gramStart"/>
-                            <w:r>
-                              <w:rPr>
-                                <w:sz w:val="12"/>
-                              </w:rPr>
-                              <w:t xml:space="preserve">{{ </w:t>
-                            </w:r>
-                            <w:proofErr w:type="spellStart"/>
-                            <w:r>
-                              <w:rPr>
-                                <w:sz w:val="12"/>
-                              </w:rPr>
-                              <w:t>loading</w:t>
-                            </w:r>
-                            <w:proofErr w:type="gramEnd"/>
-                            <w:r>
-                              <w:rPr>
-                                <w:sz w:val="12"/>
-                              </w:rPr>
-                              <w:t>_place</w:t>
-                            </w:r>
-                            <w:proofErr w:type="spellEnd"/>
-                            <w:r>
-                              <w:rPr>
-                                <w:sz w:val="12"/>
-                              </w:rPr>
-                              <w:t xml:space="preserve"> }}</w:t>
+                            <w:r>
+                              <w:rPr>
+                                <w:sz w:val="12"/>
+                              </w:rPr>
+                              <w:t>{{ loading_place }}</w:t>
                             </w:r>
                           </w:p>
                         </w:tc>
@@ -6450,19 +5595,11 @@
                                 <w:sz w:val="12"/>
                               </w:rPr>
                             </w:pPr>
-                            <w:proofErr w:type="gramStart"/>
-                            <w:r>
-                              <w:rPr>
-                                <w:sz w:val="12"/>
-                              </w:rPr>
-                              <w:t>{{ quantity</w:t>
-                            </w:r>
-                            <w:proofErr w:type="gramEnd"/>
-                            <w:r>
-                              <w:rPr>
-                                <w:sz w:val="12"/>
-                              </w:rPr>
-                              <w:t xml:space="preserve"> }}</w:t>
+                            <w:r>
+                              <w:rPr>
+                                <w:sz w:val="12"/>
+                              </w:rPr>
+                              <w:t>{{ quantity }}</w:t>
                             </w:r>
                           </w:p>
                         </w:tc>
@@ -6510,33 +5647,11 @@
                               </w:rPr>
                               <w:t xml:space="preserve"> </w:t>
                             </w:r>
-                            <w:proofErr w:type="gramStart"/>
-                            <w:r>
-                              <w:rPr>
-                                <w:sz w:val="12"/>
-                              </w:rPr>
-                              <w:t xml:space="preserve">{{ </w:t>
-                            </w:r>
-                            <w:proofErr w:type="spellStart"/>
-                            <w:r>
-                              <w:rPr>
-                                <w:sz w:val="12"/>
-                              </w:rPr>
-                              <w:t>mdp</w:t>
-                            </w:r>
-                            <w:proofErr w:type="gramEnd"/>
-                            <w:r>
-                              <w:rPr>
-                                <w:sz w:val="12"/>
-                              </w:rPr>
-                              <w:t>_type</w:t>
-                            </w:r>
-                            <w:proofErr w:type="spellEnd"/>
-                            <w:r>
-                              <w:rPr>
-                                <w:sz w:val="12"/>
-                              </w:rPr>
-                              <w:t xml:space="preserve"> }}</w:t>
+                            <w:r>
+                              <w:rPr>
+                                <w:sz w:val="12"/>
+                              </w:rPr>
+                              <w:t>{{ mdp_type }}</w:t>
                             </w:r>
                           </w:p>
                         </w:tc>
@@ -6763,33 +5878,11 @@
                                 <w:sz w:val="12"/>
                               </w:rPr>
                             </w:pPr>
-                            <w:proofErr w:type="gramStart"/>
-                            <w:r>
-                              <w:rPr>
-                                <w:sz w:val="12"/>
-                              </w:rPr>
-                              <w:t xml:space="preserve">{{ </w:t>
-                            </w:r>
-                            <w:proofErr w:type="spellStart"/>
-                            <w:r>
-                              <w:rPr>
-                                <w:sz w:val="12"/>
-                              </w:rPr>
-                              <w:t>form</w:t>
-                            </w:r>
-                            <w:proofErr w:type="gramEnd"/>
-                            <w:r>
-                              <w:rPr>
-                                <w:sz w:val="12"/>
-                              </w:rPr>
-                              <w:t>_ap_purpose</w:t>
-                            </w:r>
-                            <w:proofErr w:type="spellEnd"/>
-                            <w:r>
-                              <w:rPr>
-                                <w:sz w:val="12"/>
-                              </w:rPr>
-                              <w:t xml:space="preserve"> }}</w:t>
+                            <w:r>
+                              <w:rPr>
+                                <w:sz w:val="12"/>
+                              </w:rPr>
+                              <w:t>{{ form_ap_purpose }}</w:t>
                             </w:r>
                           </w:p>
                         </w:tc>
@@ -6921,33 +6014,11 @@
                                 <w:sz w:val="12"/>
                               </w:rPr>
                             </w:pPr>
-                            <w:proofErr w:type="gramStart"/>
-                            <w:r>
-                              <w:rPr>
-                                <w:sz w:val="12"/>
-                              </w:rPr>
-                              <w:t xml:space="preserve">{{ </w:t>
-                            </w:r>
-                            <w:proofErr w:type="spellStart"/>
-                            <w:r>
-                              <w:rPr>
-                                <w:sz w:val="12"/>
-                              </w:rPr>
-                              <w:t>mineral</w:t>
-                            </w:r>
-                            <w:proofErr w:type="gramEnd"/>
-                            <w:r>
-                              <w:rPr>
-                                <w:sz w:val="12"/>
-                              </w:rPr>
-                              <w:t>_grade</w:t>
-                            </w:r>
-                            <w:proofErr w:type="spellEnd"/>
-                            <w:r>
-                              <w:rPr>
-                                <w:sz w:val="12"/>
-                              </w:rPr>
-                              <w:t xml:space="preserve"> }}</w:t>
+                            <w:r>
+                              <w:rPr>
+                                <w:sz w:val="12"/>
+                              </w:rPr>
+                              <w:t>{{ mineral_grade }}</w:t>
                             </w:r>
                           </w:p>
                         </w:tc>
@@ -7055,37 +6126,12 @@
                                 <w:sz w:val="12"/>
                               </w:rPr>
                             </w:pPr>
-                            <w:proofErr w:type="gramStart"/>
                             <w:r>
                               <w:rPr>
                                 <w:b/>
                                 <w:sz w:val="12"/>
                               </w:rPr>
-                              <w:t xml:space="preserve">{{ </w:t>
-                            </w:r>
-                            <w:proofErr w:type="spellStart"/>
-                            <w:r>
-                              <w:rPr>
-                                <w:b/>
-                                <w:sz w:val="12"/>
-                              </w:rPr>
-                              <w:t>total</w:t>
-                            </w:r>
-                            <w:proofErr w:type="gramEnd"/>
-                            <w:r>
-                              <w:rPr>
-                                <w:b/>
-                                <w:sz w:val="12"/>
-                              </w:rPr>
-                              <w:t>_amount_paid</w:t>
-                            </w:r>
-                            <w:proofErr w:type="spellEnd"/>
-                            <w:r>
-                              <w:rPr>
-                                <w:b/>
-                                <w:sz w:val="12"/>
-                              </w:rPr>
-                              <w:t xml:space="preserve"> }}</w:t>
+                              <w:t>{{ total_amount_paid }}</w:t>
                             </w:r>
                           </w:p>
                         </w:tc>
@@ -7193,23 +6239,13 @@
                                 <w:sz w:val="12"/>
                               </w:rPr>
                             </w:pPr>
-                            <w:proofErr w:type="gramStart"/>
                             <w:r>
                               <w:rPr>
                                 <w:b/>
                                 <w:bCs/>
                                 <w:sz w:val="12"/>
                               </w:rPr>
-                              <w:t>{{ buyer</w:t>
-                            </w:r>
-                            <w:proofErr w:type="gramEnd"/>
-                            <w:r>
-                              <w:rPr>
-                                <w:b/>
-                                <w:bCs/>
-                                <w:sz w:val="12"/>
-                              </w:rPr>
-                              <w:t xml:space="preserve"> }}</w:t>
+                              <w:t>{{ buyer }}</w:t>
                             </w:r>
                           </w:p>
                         </w:tc>
@@ -7314,19 +6350,11 @@
                                 <w:sz w:val="12"/>
                               </w:rPr>
                             </w:pPr>
-                            <w:proofErr w:type="gramStart"/>
-                            <w:r>
-                              <w:rPr>
-                                <w:sz w:val="12"/>
-                              </w:rPr>
-                              <w:t>{{ route</w:t>
-                            </w:r>
-                            <w:proofErr w:type="gramEnd"/>
-                            <w:r>
-                              <w:rPr>
-                                <w:sz w:val="12"/>
-                              </w:rPr>
-                              <w:t xml:space="preserve"> }}</w:t>
+                            <w:r>
+                              <w:rPr>
+                                <w:sz w:val="12"/>
+                              </w:rPr>
+                              <w:t>{{ route }}</w:t>
                             </w:r>
                           </w:p>
                         </w:tc>
@@ -7415,23 +6443,13 @@
                                 <w:sz w:val="12"/>
                               </w:rPr>
                             </w:pPr>
-                            <w:proofErr w:type="gramStart"/>
                             <w:r>
                               <w:rPr>
                                 <w:b/>
                                 <w:bCs/>
                                 <w:sz w:val="12"/>
                               </w:rPr>
-                              <w:t>{{ validity</w:t>
-                            </w:r>
-                            <w:proofErr w:type="gramEnd"/>
-                            <w:r>
-                              <w:rPr>
-                                <w:b/>
-                                <w:bCs/>
-                                <w:sz w:val="12"/>
-                              </w:rPr>
-                              <w:t xml:space="preserve"> }}</w:t>
+                              <w:t>{{ validity }}</w:t>
                             </w:r>
                           </w:p>
                         </w:tc>
@@ -7454,6 +6472,60 @@
                                 <w:sz w:val="12"/>
                               </w:rPr>
                             </w:pPr>
+                          </w:p>
+                          <w:p>
+                            <w:pPr>
+                              <w:pStyle w:val="TableParagraph"/>
+                              <w:spacing w:before="0"/>
+                              <w:rPr>
+                                <w:rFonts w:ascii="Times New Roman"/>
+                                <w:sz w:val="12"/>
+                              </w:rPr>
+                            </w:pPr>
+                          </w:p>
+                          <w:p>
+                            <w:pPr>
+                              <w:pStyle w:val="TableParagraph"/>
+                              <w:spacing w:before="0"/>
+                              <w:rPr>
+                                <w:rFonts w:ascii="Times New Roman"/>
+                                <w:sz w:val="12"/>
+                              </w:rPr>
+                            </w:pPr>
+                          </w:p>
+                          <w:p>
+                            <w:pPr>
+                              <w:pStyle w:val="TableParagraph"/>
+                              <w:spacing w:before="0"/>
+                              <w:rPr>
+                                <w:rFonts w:ascii="Times New Roman"/>
+                                <w:sz w:val="12"/>
+                              </w:rPr>
+                            </w:pPr>
+                          </w:p>
+                          <w:p>
+                            <w:pPr>
+                              <w:pStyle w:val="TableParagraph"/>
+                              <w:spacing w:before="0"/>
+                              <w:rPr>
+                                <w:rFonts w:ascii="Times New Roman"/>
+                                <w:sz w:val="12"/>
+                              </w:rPr>
+                            </w:pPr>
+                            <w:r>
+                              <w:rPr>
+                                <w:rFonts w:ascii="Times New Roman"/>
+                                <w:sz w:val="12"/>
+                              </w:rPr>
+                              <w:t xml:space="preserve">            </w:t>
+                            </w:r>
+                            <w:r>
+                              <w:rPr>
+                                <w:rFonts w:ascii="Times New Roman"/>
+                                <w:sz w:val="12"/>
+                              </w:rPr>
+                              <w:t>{{qr_code}}</w:t>
+                            </w:r>
                           </w:p>
                         </w:tc>
                       </w:tr>
@@ -7549,33 +6621,11 @@
                                 <w:sz w:val="12"/>
                               </w:rPr>
                             </w:pPr>
-                            <w:proofErr w:type="gramStart"/>
-                            <w:r>
-                              <w:rPr>
-                                <w:sz w:val="12"/>
-                              </w:rPr>
-                              <w:t xml:space="preserve">{{ </w:t>
-                            </w:r>
-                            <w:proofErr w:type="spellStart"/>
-                            <w:r>
-                              <w:rPr>
-                                <w:sz w:val="12"/>
-                              </w:rPr>
-                              <w:t>check</w:t>
-                            </w:r>
-                            <w:proofErr w:type="gramEnd"/>
-                            <w:r>
-                              <w:rPr>
-                                <w:sz w:val="12"/>
-                              </w:rPr>
-                              <w:t>_post</w:t>
-                            </w:r>
-                            <w:proofErr w:type="spellEnd"/>
-                            <w:r>
-                              <w:rPr>
-                                <w:sz w:val="12"/>
-                              </w:rPr>
-                              <w:t xml:space="preserve"> }}</w:t>
+                            <w:r>
+                              <w:rPr>
+                                <w:sz w:val="12"/>
+                              </w:rPr>
+                              <w:t>{{ check_post }}</w:t>
                             </w:r>
                           </w:p>
                         </w:tc>
@@ -7690,33 +6740,11 @@
                                 <w:sz w:val="12"/>
                               </w:rPr>
                             </w:pPr>
-                            <w:proofErr w:type="gramStart"/>
-                            <w:r>
-                              <w:rPr>
-                                <w:sz w:val="12"/>
-                              </w:rPr>
-                              <w:t xml:space="preserve">{{ </w:t>
-                            </w:r>
-                            <w:proofErr w:type="spellStart"/>
-                            <w:r>
-                              <w:rPr>
-                                <w:sz w:val="12"/>
-                              </w:rPr>
-                              <w:t>vehicle</w:t>
-                            </w:r>
-                            <w:proofErr w:type="gramEnd"/>
-                            <w:r>
-                              <w:rPr>
-                                <w:sz w:val="12"/>
-                              </w:rPr>
-                              <w:t>_no</w:t>
-                            </w:r>
-                            <w:proofErr w:type="spellEnd"/>
-                            <w:r>
-                              <w:rPr>
-                                <w:sz w:val="12"/>
-                              </w:rPr>
-                              <w:t xml:space="preserve"> }}</w:t>
+                            <w:r>
+                              <w:rPr>
+                                <w:sz w:val="12"/>
+                              </w:rPr>
+                              <w:t>{{ vehicle_no }}</w:t>
                             </w:r>
                           </w:p>
                         </w:tc>
@@ -7819,33 +6847,11 @@
                                 <w:sz w:val="12"/>
                               </w:rPr>
                             </w:pPr>
-                            <w:proofErr w:type="gramStart"/>
-                            <w:r>
-                              <w:rPr>
-                                <w:sz w:val="12"/>
-                              </w:rPr>
-                              <w:t xml:space="preserve">{{ </w:t>
-                            </w:r>
-                            <w:proofErr w:type="spellStart"/>
-                            <w:r>
-                              <w:rPr>
-                                <w:sz w:val="12"/>
-                              </w:rPr>
-                              <w:t>crusher</w:t>
-                            </w:r>
-                            <w:proofErr w:type="gramEnd"/>
-                            <w:r>
-                              <w:rPr>
-                                <w:sz w:val="12"/>
-                              </w:rPr>
-                              <w:t>_unit</w:t>
-                            </w:r>
-                            <w:proofErr w:type="spellEnd"/>
-                            <w:r>
-                              <w:rPr>
-                                <w:sz w:val="12"/>
-                              </w:rPr>
-                              <w:t xml:space="preserve"> }}</w:t>
+                            <w:r>
+                              <w:rPr>
+                                <w:sz w:val="12"/>
+                              </w:rPr>
+                              <w:t>{{ crusher_unit }}</w:t>
                             </w:r>
                           </w:p>
                         </w:tc>
@@ -8048,23 +7054,13 @@
                                 <w:sz w:val="12"/>
                               </w:rPr>
                             </w:pPr>
-                            <w:proofErr w:type="gramStart"/>
                             <w:r>
                               <w:rPr>
                                 <w:b/>
                                 <w:bCs/>
                                 <w:sz w:val="12"/>
                               </w:rPr>
-                              <w:t>{{ destination</w:t>
-                            </w:r>
-                            <w:proofErr w:type="gramEnd"/>
-                            <w:r>
-                              <w:rPr>
-                                <w:b/>
-                                <w:bCs/>
-                                <w:sz w:val="12"/>
-                              </w:rPr>
-                              <w:t xml:space="preserve"> }}</w:t>
+                              <w:t>{{ destination }}</w:t>
                             </w:r>
                           </w:p>
                         </w:tc>
@@ -8088,33 +7084,11 @@
                                 <w:sz w:val="12"/>
                               </w:rPr>
                             </w:pPr>
-                            <w:proofErr w:type="gramStart"/>
-                            <w:r>
-                              <w:rPr>
-                                <w:sz w:val="12"/>
-                              </w:rPr>
-                              <w:t xml:space="preserve">{{ </w:t>
-                            </w:r>
-                            <w:proofErr w:type="spellStart"/>
-                            <w:r>
-                              <w:rPr>
-                                <w:sz w:val="12"/>
-                              </w:rPr>
-                              <w:t>copy</w:t>
-                            </w:r>
-                            <w:proofErr w:type="gramEnd"/>
-                            <w:r>
-                              <w:rPr>
-                                <w:sz w:val="12"/>
-                              </w:rPr>
-                              <w:t>_type</w:t>
-                            </w:r>
-                            <w:proofErr w:type="spellEnd"/>
-                            <w:r>
-                              <w:rPr>
-                                <w:sz w:val="12"/>
-                              </w:rPr>
-                              <w:t xml:space="preserve"> }}</w:t>
+                            <w:r>
+                              <w:rPr>
+                                <w:sz w:val="12"/>
+                              </w:rPr>
+                              <w:t>{{ copy_type }}</w:t>
                             </w:r>
                           </w:p>
                         </w:tc>
@@ -8559,33 +7533,11 @@
                                       <w:sz w:val="12"/>
                                     </w:rPr>
                                   </w:pPr>
-                                  <w:proofErr w:type="gramStart"/>
-                                  <w:r>
-                                    <w:rPr>
-                                      <w:sz w:val="12"/>
-                                    </w:rPr>
-                                    <w:t xml:space="preserve">{{ </w:t>
-                                  </w:r>
-                                  <w:proofErr w:type="spellStart"/>
-                                  <w:r>
-                                    <w:rPr>
-                                      <w:sz w:val="12"/>
-                                    </w:rPr>
-                                    <w:t>form</w:t>
-                                  </w:r>
-                                  <w:proofErr w:type="gramEnd"/>
-                                  <w:r>
-                                    <w:rPr>
-                                      <w:sz w:val="12"/>
-                                    </w:rPr>
-                                    <w:t>_ap_no</w:t>
-                                  </w:r>
-                                  <w:proofErr w:type="spellEnd"/>
-                                  <w:r>
-                                    <w:rPr>
-                                      <w:sz w:val="12"/>
-                                    </w:rPr>
-                                    <w:t xml:space="preserve"> }}</w:t>
+                                  <w:r>
+                                    <w:rPr>
+                                      <w:sz w:val="12"/>
+                                    </w:rPr>
+                                    <w:t>{{ form_ap_no }}</w:t>
                                   </w:r>
                                 </w:p>
                               </w:tc>
@@ -8622,7 +7574,6 @@
                                     </w:rPr>
                                     <w:t xml:space="preserve"> </w:t>
                                   </w:r>
-                                  <w:proofErr w:type="gramStart"/>
                                   <w:r>
                                     <w:rPr>
                                       <w:sz w:val="12"/>
@@ -8633,42 +7584,13 @@
                                     <w:rPr>
                                       <w:sz w:val="12"/>
                                     </w:rPr>
-                                    <w:t xml:space="preserve"> :</w:t>
-                                  </w:r>
-                                  <w:proofErr w:type="gramEnd"/>
-                                  <w:r>
-                                    <w:rPr>
-                                      <w:sz w:val="12"/>
-                                    </w:rPr>
-                                    <w:t xml:space="preserve"> </w:t>
-                                  </w:r>
-                                  <w:proofErr w:type="gramStart"/>
-                                  <w:r>
-                                    <w:rPr>
-                                      <w:sz w:val="12"/>
-                                    </w:rPr>
-                                    <w:t xml:space="preserve">{{ </w:t>
-                                  </w:r>
-                                  <w:proofErr w:type="spellStart"/>
-                                  <w:r>
-                                    <w:rPr>
-                                      <w:sz w:val="12"/>
-                                    </w:rPr>
-                                    <w:t>sr</w:t>
-                                  </w:r>
-                                  <w:proofErr w:type="gramEnd"/>
-                                  <w:r>
-                                    <w:rPr>
-                                      <w:sz w:val="12"/>
-                                    </w:rPr>
-                                    <w:t>_no</w:t>
-                                  </w:r>
-                                  <w:proofErr w:type="spellEnd"/>
-                                  <w:r>
-                                    <w:rPr>
-                                      <w:sz w:val="12"/>
-                                    </w:rPr>
-                                    <w:t xml:space="preserve"> }}</w:t>
+                                    <w:t xml:space="preserve"> : </w:t>
+                                  </w:r>
+                                  <w:r>
+                                    <w:rPr>
+                                      <w:sz w:val="12"/>
+                                    </w:rPr>
+                                    <w:t>{{ sr_no }}</w:t>
                                   </w:r>
                                 </w:p>
                               </w:tc>
@@ -8774,47 +7696,11 @@
                                       <w:sz w:val="12"/>
                                     </w:rPr>
                                   </w:pPr>
-                                  <w:proofErr w:type="gramStart"/>
-                                  <w:r>
-                                    <w:rPr>
-                                      <w:sz w:val="12"/>
-                                    </w:rPr>
-                                    <w:t xml:space="preserve">{{ </w:t>
-                                  </w:r>
-                                  <w:proofErr w:type="spellStart"/>
-                                  <w:r>
-                                    <w:rPr>
-                                      <w:sz w:val="12"/>
-                                    </w:rPr>
-                                    <w:t>mdp</w:t>
-                                  </w:r>
-                                  <w:proofErr w:type="gramEnd"/>
-                                  <w:r>
-                                    <w:rPr>
-                                      <w:sz w:val="12"/>
-                                    </w:rPr>
-                                    <w:t>_</w:t>
-                                  </w:r>
-                                  <w:proofErr w:type="gramStart"/>
-                                  <w:r>
-                                    <w:rPr>
-                                      <w:sz w:val="12"/>
-                                    </w:rPr>
-                                    <w:t>no</w:t>
-                                  </w:r>
-                                  <w:proofErr w:type="spellEnd"/>
-                                  <w:r>
-                                    <w:rPr>
-                                      <w:sz w:val="12"/>
-                                    </w:rPr>
-                                    <w:t xml:space="preserve"> }</w:t>
-                                  </w:r>
-                                  <w:proofErr w:type="gramEnd"/>
-                                  <w:r>
-                                    <w:rPr>
-                                      <w:sz w:val="12"/>
-                                    </w:rPr>
-                                    <w:t>}</w:t>
+                                  <w:r>
+                                    <w:rPr>
+                                      <w:sz w:val="12"/>
+                                    </w:rPr>
+                                    <w:t>{{ mdp_no }}</w:t>
                                   </w:r>
                                   <w:r>
                                     <w:rPr>
@@ -8956,33 +7842,11 @@
                                       <w:sz w:val="12"/>
                                     </w:rPr>
                                   </w:pPr>
-                                  <w:proofErr w:type="gramStart"/>
-                                  <w:r>
-                                    <w:rPr>
-                                      <w:sz w:val="12"/>
-                                    </w:rPr>
-                                    <w:t xml:space="preserve">{{ </w:t>
-                                  </w:r>
-                                  <w:proofErr w:type="spellStart"/>
-                                  <w:r>
-                                    <w:rPr>
-                                      <w:sz w:val="12"/>
-                                    </w:rPr>
-                                    <w:t>lease</w:t>
-                                  </w:r>
-                                  <w:proofErr w:type="gramEnd"/>
-                                  <w:r>
-                                    <w:rPr>
-                                      <w:sz w:val="12"/>
-                                    </w:rPr>
-                                    <w:t>_no</w:t>
-                                  </w:r>
-                                  <w:proofErr w:type="spellEnd"/>
-                                  <w:r>
-                                    <w:rPr>
-                                      <w:sz w:val="12"/>
-                                    </w:rPr>
-                                    <w:t xml:space="preserve"> }}</w:t>
+                                  <w:r>
+                                    <w:rPr>
+                                      <w:sz w:val="12"/>
+                                    </w:rPr>
+                                    <w:t>{{ lease_no }}</w:t>
                                   </w:r>
                                 </w:p>
                               </w:tc>
@@ -9010,19 +7874,11 @@
                                     </w:rPr>
                                     <w:t xml:space="preserve">Barcode: </w:t>
                                   </w:r>
-                                  <w:proofErr w:type="gramStart"/>
-                                  <w:r>
-                                    <w:rPr>
-                                      <w:sz w:val="12"/>
-                                    </w:rPr>
-                                    <w:t>{{ barcode</w:t>
-                                  </w:r>
-                                  <w:proofErr w:type="gramEnd"/>
-                                  <w:r>
-                                    <w:rPr>
-                                      <w:sz w:val="12"/>
-                                    </w:rPr>
-                                    <w:t xml:space="preserve"> }}</w:t>
+                                  <w:r>
+                                    <w:rPr>
+                                      <w:sz w:val="12"/>
+                                    </w:rPr>
+                                    <w:t>{{ barcode }}</w:t>
                                   </w:r>
                                 </w:p>
                               </w:tc>
@@ -9147,41 +8003,13 @@
                                       <w:sz w:val="12"/>
                                     </w:rPr>
                                   </w:pPr>
-                                  <w:proofErr w:type="gramStart"/>
                                   <w:r>
                                     <w:rPr>
                                       <w:b/>
                                       <w:bCs/>
                                       <w:sz w:val="12"/>
                                     </w:rPr>
-                                    <w:t xml:space="preserve">{{ </w:t>
-                                  </w:r>
-                                  <w:proofErr w:type="spellStart"/>
-                                  <w:r>
-                                    <w:rPr>
-                                      <w:b/>
-                                      <w:bCs/>
-                                      <w:sz w:val="12"/>
-                                    </w:rPr>
-                                    <w:t>lease</w:t>
-                                  </w:r>
-                                  <w:proofErr w:type="gramEnd"/>
-                                  <w:r>
-                                    <w:rPr>
-                                      <w:b/>
-                                      <w:bCs/>
-                                      <w:sz w:val="12"/>
-                                    </w:rPr>
-                                    <w:t>_name</w:t>
-                                  </w:r>
-                                  <w:proofErr w:type="spellEnd"/>
-                                  <w:r>
-                                    <w:rPr>
-                                      <w:b/>
-                                      <w:bCs/>
-                                      <w:sz w:val="12"/>
-                                    </w:rPr>
-                                    <w:t xml:space="preserve"> }}</w:t>
+                                    <w:t>{{ lease_name }}</w:t>
                                   </w:r>
                                 </w:p>
                               </w:tc>
@@ -9258,41 +8086,13 @@
                                     </w:rPr>
                                     <w:t xml:space="preserve"> </w:t>
                                   </w:r>
-                                  <w:proofErr w:type="gramStart"/>
                                   <w:r>
                                     <w:rPr>
                                       <w:b w:val="0"/>
                                       <w:bCs w:val="0"/>
                                       <w:sz w:val="12"/>
                                     </w:rPr>
-                                    <w:t xml:space="preserve">{{ </w:t>
-                                  </w:r>
-                                  <w:proofErr w:type="spellStart"/>
-                                  <w:r>
-                                    <w:rPr>
-                                      <w:b w:val="0"/>
-                                      <w:bCs w:val="0"/>
-                                      <w:sz w:val="12"/>
-                                    </w:rPr>
-                                    <w:t>type</w:t>
-                                  </w:r>
-                                  <w:proofErr w:type="gramEnd"/>
-                                  <w:r>
-                                    <w:rPr>
-                                      <w:b w:val="0"/>
-                                      <w:bCs w:val="0"/>
-                                      <w:sz w:val="12"/>
-                                    </w:rPr>
-                                    <w:t>_of_land</w:t>
-                                  </w:r>
-                                  <w:proofErr w:type="spellEnd"/>
-                                  <w:r>
-                                    <w:rPr>
-                                      <w:b w:val="0"/>
-                                      <w:bCs w:val="0"/>
-                                      <w:sz w:val="12"/>
-                                    </w:rPr>
-                                    <w:t xml:space="preserve"> }}</w:t>
+                                    <w:t>{{ type_of_land }}</w:t>
                                   </w:r>
                                 </w:p>
                               </w:tc>
@@ -9425,7 +8225,6 @@
                                     </w:rPr>
                                     <w:t xml:space="preserve"> </w:t>
                                   </w:r>
-                                  <w:proofErr w:type="gramStart"/>
                                   <w:r>
                                     <w:rPr>
                                       <w:sz w:val="12"/>
@@ -9442,50 +8241,15 @@
                                     <w:rPr>
                                       <w:sz w:val="12"/>
                                     </w:rPr>
-                                    <w:t>:</w:t>
-                                  </w:r>
-                                  <w:proofErr w:type="gramEnd"/>
-                                  <w:r>
-                                    <w:rPr>
-                                      <w:sz w:val="12"/>
-                                    </w:rPr>
-                                    <w:t xml:space="preserve"> </w:t>
-                                  </w:r>
-                                  <w:proofErr w:type="gramStart"/>
+                                    <w:t xml:space="preserve">: </w:t>
+                                  </w:r>
                                   <w:r>
                                     <w:rPr>
                                       <w:b w:val="0"/>
                                       <w:bCs w:val="0"/>
                                       <w:sz w:val="12"/>
                                     </w:rPr>
-                                    <w:t xml:space="preserve">{{ </w:t>
-                                  </w:r>
-                                  <w:proofErr w:type="spellStart"/>
-                                  <w:r>
-                                    <w:rPr>
-                                      <w:b w:val="0"/>
-                                      <w:bCs w:val="0"/>
-                                      <w:sz w:val="12"/>
-                                    </w:rPr>
-                                    <w:t>gst</w:t>
-                                  </w:r>
-                                  <w:proofErr w:type="gramEnd"/>
-                                  <w:r>
-                                    <w:rPr>
-                                      <w:b w:val="0"/>
-                                      <w:bCs w:val="0"/>
-                                      <w:sz w:val="12"/>
-                                    </w:rPr>
-                                    <w:t>_no</w:t>
-                                  </w:r>
-                                  <w:proofErr w:type="spellEnd"/>
-                                  <w:r>
-                                    <w:rPr>
-                                      <w:b w:val="0"/>
-                                      <w:bCs w:val="0"/>
-                                      <w:sz w:val="12"/>
-                                    </w:rPr>
-                                    <w:t xml:space="preserve"> }}</w:t>
+                                    <w:t>{{ gst_no }}</w:t>
                                   </w:r>
                                 </w:p>
                               </w:tc>
@@ -9574,33 +8338,11 @@
                                       <w:sz w:val="12"/>
                                     </w:rPr>
                                   </w:pPr>
-                                  <w:proofErr w:type="gramStart"/>
-                                  <w:r>
-                                    <w:rPr>
-                                      <w:sz w:val="12"/>
-                                    </w:rPr>
-                                    <w:t xml:space="preserve">{{ </w:t>
-                                  </w:r>
-                                  <w:proofErr w:type="spellStart"/>
-                                  <w:r>
-                                    <w:rPr>
-                                      <w:sz w:val="12"/>
-                                    </w:rPr>
-                                    <w:t>taluk</w:t>
-                                  </w:r>
-                                  <w:proofErr w:type="gramEnd"/>
-                                  <w:r>
-                                    <w:rPr>
-                                      <w:sz w:val="12"/>
-                                    </w:rPr>
-                                    <w:t>_district</w:t>
-                                  </w:r>
-                                  <w:proofErr w:type="spellEnd"/>
-                                  <w:r>
-                                    <w:rPr>
-                                      <w:sz w:val="12"/>
-                                    </w:rPr>
-                                    <w:t xml:space="preserve"> }}</w:t>
+                                  <w:r>
+                                    <w:rPr>
+                                      <w:sz w:val="12"/>
+                                    </w:rPr>
+                                    <w:t>{{ taluk_district }}</w:t>
                                   </w:r>
                                 </w:p>
                               </w:tc>
@@ -9640,41 +8382,13 @@
                                     </w:rPr>
                                     <w:t xml:space="preserve">: </w:t>
                                   </w:r>
-                                  <w:proofErr w:type="gramStart"/>
                                   <w:r>
                                     <w:rPr>
                                       <w:b w:val="0"/>
                                       <w:bCs w:val="0"/>
                                       <w:sz w:val="12"/>
                                     </w:rPr>
-                                    <w:t xml:space="preserve">{{ </w:t>
-                                  </w:r>
-                                  <w:proofErr w:type="spellStart"/>
-                                  <w:r>
-                                    <w:rPr>
-                                      <w:b w:val="0"/>
-                                      <w:bCs w:val="0"/>
-                                      <w:sz w:val="12"/>
-                                    </w:rPr>
-                                    <w:t>loading</w:t>
-                                  </w:r>
-                                  <w:proofErr w:type="gramEnd"/>
-                                  <w:r>
-                                    <w:rPr>
-                                      <w:b w:val="0"/>
-                                      <w:bCs w:val="0"/>
-                                      <w:sz w:val="12"/>
-                                    </w:rPr>
-                                    <w:t>_place</w:t>
-                                  </w:r>
-                                  <w:proofErr w:type="spellEnd"/>
-                                  <w:r>
-                                    <w:rPr>
-                                      <w:b w:val="0"/>
-                                      <w:bCs w:val="0"/>
-                                      <w:sz w:val="12"/>
-                                    </w:rPr>
-                                    <w:t xml:space="preserve"> }}</w:t>
+                                    <w:t>{{ loading_place }}</w:t>
                                   </w:r>
                                 </w:p>
                               </w:tc>
@@ -9764,19 +8478,11 @@
                                       <w:sz w:val="12"/>
                                     </w:rPr>
                                   </w:pPr>
-                                  <w:proofErr w:type="gramStart"/>
-                                  <w:r>
-                                    <w:rPr>
-                                      <w:sz w:val="12"/>
-                                    </w:rPr>
-                                    <w:t>{{ quantity</w:t>
-                                  </w:r>
-                                  <w:proofErr w:type="gramEnd"/>
-                                  <w:r>
-                                    <w:rPr>
-                                      <w:sz w:val="12"/>
-                                    </w:rPr>
-                                    <w:t xml:space="preserve"> }}</w:t>
+                                  <w:r>
+                                    <w:rPr>
+                                      <w:sz w:val="12"/>
+                                    </w:rPr>
+                                    <w:t>{{ quantity }}</w:t>
                                   </w:r>
                                 </w:p>
                               </w:tc>
@@ -9825,33 +8531,11 @@
                                     </w:rPr>
                                     <w:t xml:space="preserve"> </w:t>
                                   </w:r>
-                                  <w:proofErr w:type="gramStart"/>
-                                  <w:r>
-                                    <w:rPr>
-                                      <w:sz w:val="12"/>
-                                    </w:rPr>
-                                    <w:t xml:space="preserve">{{ </w:t>
-                                  </w:r>
-                                  <w:proofErr w:type="spellStart"/>
-                                  <w:r>
-                                    <w:rPr>
-                                      <w:sz w:val="12"/>
-                                    </w:rPr>
-                                    <w:t>mdp</w:t>
-                                  </w:r>
-                                  <w:proofErr w:type="gramEnd"/>
-                                  <w:r>
-                                    <w:rPr>
-                                      <w:sz w:val="12"/>
-                                    </w:rPr>
-                                    <w:t>_type</w:t>
-                                  </w:r>
-                                  <w:proofErr w:type="spellEnd"/>
-                                  <w:r>
-                                    <w:rPr>
-                                      <w:sz w:val="12"/>
-                                    </w:rPr>
-                                    <w:t xml:space="preserve"> }}</w:t>
+                                  <w:r>
+                                    <w:rPr>
+                                      <w:sz w:val="12"/>
+                                    </w:rPr>
+                                    <w:t>{{ mdp_type }}</w:t>
                                   </w:r>
                                 </w:p>
                               </w:tc>
@@ -10064,33 +8748,11 @@
                                       <w:sz w:val="12"/>
                                     </w:rPr>
                                   </w:pPr>
-                                  <w:proofErr w:type="gramStart"/>
-                                  <w:r>
-                                    <w:rPr>
-                                      <w:sz w:val="12"/>
-                                    </w:rPr>
-                                    <w:t xml:space="preserve">{{ </w:t>
-                                  </w:r>
-                                  <w:proofErr w:type="spellStart"/>
-                                  <w:r>
-                                    <w:rPr>
-                                      <w:sz w:val="12"/>
-                                    </w:rPr>
-                                    <w:t>form</w:t>
-                                  </w:r>
-                                  <w:proofErr w:type="gramEnd"/>
-                                  <w:r>
-                                    <w:rPr>
-                                      <w:sz w:val="12"/>
-                                    </w:rPr>
-                                    <w:t>_ap_purpose</w:t>
-                                  </w:r>
-                                  <w:proofErr w:type="spellEnd"/>
-                                  <w:r>
-                                    <w:rPr>
-                                      <w:sz w:val="12"/>
-                                    </w:rPr>
-                                    <w:t xml:space="preserve"> }}</w:t>
+                                  <w:r>
+                                    <w:rPr>
+                                      <w:sz w:val="12"/>
+                                    </w:rPr>
+                                    <w:t>{{ form_ap_purpose }}</w:t>
                                   </w:r>
                                 </w:p>
                               </w:tc>
@@ -10226,33 +8888,11 @@
                                       <w:sz w:val="12"/>
                                     </w:rPr>
                                   </w:pPr>
-                                  <w:proofErr w:type="gramStart"/>
-                                  <w:r>
-                                    <w:rPr>
-                                      <w:sz w:val="12"/>
-                                    </w:rPr>
-                                    <w:t xml:space="preserve">{{ </w:t>
-                                  </w:r>
-                                  <w:proofErr w:type="spellStart"/>
-                                  <w:r>
-                                    <w:rPr>
-                                      <w:sz w:val="12"/>
-                                    </w:rPr>
-                                    <w:t>mineral</w:t>
-                                  </w:r>
-                                  <w:proofErr w:type="gramEnd"/>
-                                  <w:r>
-                                    <w:rPr>
-                                      <w:sz w:val="12"/>
-                                    </w:rPr>
-                                    <w:t>_grade</w:t>
-                                  </w:r>
-                                  <w:proofErr w:type="spellEnd"/>
-                                  <w:r>
-                                    <w:rPr>
-                                      <w:sz w:val="12"/>
-                                    </w:rPr>
-                                    <w:t xml:space="preserve"> }}</w:t>
+                                  <w:r>
+                                    <w:rPr>
+                                      <w:sz w:val="12"/>
+                                    </w:rPr>
+                                    <w:t>{{ mineral_grade }}</w:t>
                                   </w:r>
                                 </w:p>
                               </w:tc>
@@ -10364,37 +9004,12 @@
                                       <w:sz w:val="12"/>
                                     </w:rPr>
                                   </w:pPr>
-                                  <w:proofErr w:type="gramStart"/>
                                   <w:r>
                                     <w:rPr>
                                       <w:b/>
                                       <w:sz w:val="12"/>
                                     </w:rPr>
-                                    <w:t xml:space="preserve">{{ </w:t>
-                                  </w:r>
-                                  <w:proofErr w:type="spellStart"/>
-                                  <w:r>
-                                    <w:rPr>
-                                      <w:b/>
-                                      <w:sz w:val="12"/>
-                                    </w:rPr>
-                                    <w:t>total</w:t>
-                                  </w:r>
-                                  <w:proofErr w:type="gramEnd"/>
-                                  <w:r>
-                                    <w:rPr>
-                                      <w:b/>
-                                      <w:sz w:val="12"/>
-                                    </w:rPr>
-                                    <w:t>_amount_paid</w:t>
-                                  </w:r>
-                                  <w:proofErr w:type="spellEnd"/>
-                                  <w:r>
-                                    <w:rPr>
-                                      <w:b/>
-                                      <w:sz w:val="12"/>
-                                    </w:rPr>
-                                    <w:t xml:space="preserve"> }}</w:t>
+                                    <w:t>{{ total_amount_paid }}</w:t>
                                   </w:r>
                                 </w:p>
                               </w:tc>
@@ -10506,23 +9121,13 @@
                                       <w:sz w:val="12"/>
                                     </w:rPr>
                                   </w:pPr>
-                                  <w:proofErr w:type="gramStart"/>
                                   <w:r>
                                     <w:rPr>
                                       <w:b/>
                                       <w:bCs/>
                                       <w:sz w:val="12"/>
                                     </w:rPr>
-                                    <w:t>{{ buyer</w:t>
-                                  </w:r>
-                                  <w:proofErr w:type="gramEnd"/>
-                                  <w:r>
-                                    <w:rPr>
-                                      <w:b/>
-                                      <w:bCs/>
-                                      <w:sz w:val="12"/>
-                                    </w:rPr>
-                                    <w:t xml:space="preserve"> }}</w:t>
+                                    <w:t>{{ buyer }}</w:t>
                                   </w:r>
                                 </w:p>
                               </w:tc>
@@ -10633,23 +9238,13 @@
                                       <w:sz w:val="12"/>
                                     </w:rPr>
                                   </w:pPr>
-                                  <w:proofErr w:type="gramStart"/>
                                   <w:r>
                                     <w:rPr>
                                       <w:b w:val="0"/>
                                       <w:bCs w:val="0"/>
                                       <w:sz w:val="12"/>
                                     </w:rPr>
-                                    <w:t>{{ route</w:t>
-                                  </w:r>
-                                  <w:proofErr w:type="gramEnd"/>
-                                  <w:r>
-                                    <w:rPr>
-                                      <w:b w:val="0"/>
-                                      <w:bCs w:val="0"/>
-                                      <w:sz w:val="12"/>
-                                    </w:rPr>
-                                    <w:t xml:space="preserve"> }}</w:t>
+                                    <w:t>{{ route }}</w:t>
                                   </w:r>
                                 </w:p>
                               </w:tc>
@@ -10741,23 +9336,13 @@
                                       <w:sz w:val="12"/>
                                     </w:rPr>
                                   </w:pPr>
-                                  <w:proofErr w:type="gramStart"/>
                                   <w:r>
                                     <w:rPr>
                                       <w:b/>
                                       <w:bCs/>
                                       <w:sz w:val="12"/>
                                     </w:rPr>
-                                    <w:t>{{ validity</w:t>
-                                  </w:r>
-                                  <w:proofErr w:type="gramEnd"/>
-                                  <w:r>
-                                    <w:rPr>
-                                      <w:b/>
-                                      <w:bCs/>
-                                      <w:sz w:val="12"/>
-                                    </w:rPr>
-                                    <w:t xml:space="preserve"> }}</w:t>
+                                    <w:t>{{ validity }}</w:t>
                                   </w:r>
                                 </w:p>
                               </w:tc>
@@ -10778,9 +9363,71 @@
                                     <w:spacing w:before="0"/>
                                     <w:rPr>
                                       <w:rFonts w:ascii="Times New Roman"/>
-                                      <w:sz w:val="12"/>
-                                    </w:rPr>
-                                  </w:pPr>
+                                      <w:b w:val="0"/>
+                                      <w:bCs w:val="0"/>
+                                      <w:sz w:val="12"/>
+                                    </w:rPr>
+                                  </w:pPr>
+                                </w:p>
+                                <w:p>
+                                  <w:pPr>
+                                    <w:pStyle w:val="TableParagraph"/>
+                                    <w:spacing w:before="0"/>
+                                    <w:rPr>
+                                      <w:rFonts w:ascii="Times New Roman"/>
+                                      <w:b w:val="0"/>
+                                      <w:bCs w:val="0"/>
+                                      <w:sz w:val="12"/>
+                                    </w:rPr>
+                                  </w:pPr>
+                                </w:p>
+                                <w:p>
+                                  <w:pPr>
+                                    <w:pStyle w:val="TableParagraph"/>
+                                    <w:spacing w:before="0"/>
+                                    <w:rPr>
+                                      <w:rFonts w:ascii="Times New Roman"/>
+                                      <w:b w:val="0"/>
+                                      <w:bCs w:val="0"/>
+                                      <w:sz w:val="12"/>
+                                    </w:rPr>
+                                  </w:pPr>
+                                </w:p>
+                                <w:p>
+                                  <w:pPr>
+                                    <w:pStyle w:val="TableParagraph"/>
+                                    <w:spacing w:before="0"/>
+                                    <w:rPr>
+                                      <w:rFonts w:ascii="Times New Roman"/>
+                                      <w:b w:val="0"/>
+                                      <w:bCs w:val="0"/>
+                                      <w:sz w:val="12"/>
+                                    </w:rPr>
+                                  </w:pPr>
+                                </w:p>
+                                <w:p>
+                                  <w:pPr>
+                                    <w:pStyle w:val="TableParagraph"/>
+                                    <w:spacing w:before="0"/>
+                                    <w:rPr>
+                                      <w:rFonts w:ascii="Times New Roman"/>
+                                      <w:sz w:val="12"/>
+                                    </w:rPr>
+                                  </w:pPr>
+                                  <w:r>
+                                    <w:rPr>
+                                      <w:rFonts w:ascii="Times New Roman"/>
+                                      <w:sz w:val="12"/>
+                                    </w:rPr>
+                                    <w:t xml:space="preserve">           </w:t>
+                                  </w:r>
+                                  <w:r>
+                                    <w:rPr>
+                                      <w:rFonts w:ascii="Times New Roman"/>
+                                      <w:sz w:val="12"/>
+                                    </w:rPr>
+                                    <w:t>{{qr_code}}</w:t>
+                                  </w:r>
                                 </w:p>
                               </w:tc>
                             </w:tr>
@@ -10879,33 +9526,11 @@
                                       <w:sz w:val="12"/>
                                     </w:rPr>
                                   </w:pPr>
-                                  <w:proofErr w:type="gramStart"/>
-                                  <w:r>
-                                    <w:rPr>
-                                      <w:sz w:val="12"/>
-                                    </w:rPr>
-                                    <w:t xml:space="preserve">{{ </w:t>
-                                  </w:r>
-                                  <w:proofErr w:type="spellStart"/>
-                                  <w:r>
-                                    <w:rPr>
-                                      <w:sz w:val="12"/>
-                                    </w:rPr>
-                                    <w:t>check</w:t>
-                                  </w:r>
-                                  <w:proofErr w:type="gramEnd"/>
-                                  <w:r>
-                                    <w:rPr>
-                                      <w:sz w:val="12"/>
-                                    </w:rPr>
-                                    <w:t>_post</w:t>
-                                  </w:r>
-                                  <w:proofErr w:type="spellEnd"/>
-                                  <w:r>
-                                    <w:rPr>
-                                      <w:sz w:val="12"/>
-                                    </w:rPr>
-                                    <w:t xml:space="preserve"> }}</w:t>
+                                  <w:r>
+                                    <w:rPr>
+                                      <w:sz w:val="12"/>
+                                    </w:rPr>
+                                    <w:t>{{ check_post }}</w:t>
                                   </w:r>
                                 </w:p>
                               </w:tc>
@@ -11024,33 +9649,11 @@
                                       <w:sz w:val="12"/>
                                     </w:rPr>
                                   </w:pPr>
-                                  <w:proofErr w:type="gramStart"/>
-                                  <w:r>
-                                    <w:rPr>
-                                      <w:sz w:val="12"/>
-                                    </w:rPr>
-                                    <w:t xml:space="preserve">{{ </w:t>
-                                  </w:r>
-                                  <w:proofErr w:type="spellStart"/>
-                                  <w:r>
-                                    <w:rPr>
-                                      <w:sz w:val="12"/>
-                                    </w:rPr>
-                                    <w:t>vehicle</w:t>
-                                  </w:r>
-                                  <w:proofErr w:type="gramEnd"/>
-                                  <w:r>
-                                    <w:rPr>
-                                      <w:sz w:val="12"/>
-                                    </w:rPr>
-                                    <w:t>_no</w:t>
-                                  </w:r>
-                                  <w:proofErr w:type="spellEnd"/>
-                                  <w:r>
-                                    <w:rPr>
-                                      <w:sz w:val="12"/>
-                                    </w:rPr>
-                                    <w:t xml:space="preserve"> }}</w:t>
+                                  <w:r>
+                                    <w:rPr>
+                                      <w:sz w:val="12"/>
+                                    </w:rPr>
+                                    <w:t>{{ vehicle_no }}</w:t>
                                   </w:r>
                                 </w:p>
                               </w:tc>
@@ -11157,33 +9760,11 @@
                                       <w:sz w:val="12"/>
                                     </w:rPr>
                                   </w:pPr>
-                                  <w:proofErr w:type="gramStart"/>
-                                  <w:r>
-                                    <w:rPr>
-                                      <w:sz w:val="12"/>
-                                    </w:rPr>
-                                    <w:t xml:space="preserve">{{ </w:t>
-                                  </w:r>
-                                  <w:proofErr w:type="spellStart"/>
-                                  <w:r>
-                                    <w:rPr>
-                                      <w:sz w:val="12"/>
-                                    </w:rPr>
-                                    <w:t>crusher</w:t>
-                                  </w:r>
-                                  <w:proofErr w:type="gramEnd"/>
-                                  <w:r>
-                                    <w:rPr>
-                                      <w:sz w:val="12"/>
-                                    </w:rPr>
-                                    <w:t>_unit</w:t>
-                                  </w:r>
-                                  <w:proofErr w:type="spellEnd"/>
-                                  <w:r>
-                                    <w:rPr>
-                                      <w:sz w:val="12"/>
-                                    </w:rPr>
-                                    <w:t xml:space="preserve"> }}</w:t>
+                                  <w:r>
+                                    <w:rPr>
+                                      <w:sz w:val="12"/>
+                                    </w:rPr>
+                                    <w:t>{{ crusher_unit }}</w:t>
                                   </w:r>
                                 </w:p>
                               </w:tc>
@@ -11389,19 +9970,11 @@
                                       <w:sz w:val="12"/>
                                     </w:rPr>
                                   </w:pPr>
-                                  <w:proofErr w:type="gramStart"/>
-                                  <w:r>
-                                    <w:rPr>
-                                      <w:sz w:val="12"/>
-                                    </w:rPr>
-                                    <w:t>{{ destination</w:t>
-                                  </w:r>
-                                  <w:proofErr w:type="gramEnd"/>
-                                  <w:r>
-                                    <w:rPr>
-                                      <w:sz w:val="12"/>
-                                    </w:rPr>
-                                    <w:t xml:space="preserve"> }}</w:t>
+                                  <w:r>
+                                    <w:rPr>
+                                      <w:sz w:val="12"/>
+                                    </w:rPr>
+                                    <w:t>{{ destination }}</w:t>
                                   </w:r>
                                 </w:p>
                               </w:tc>
@@ -11826,33 +10399,11 @@
                                 <w:sz w:val="12"/>
                               </w:rPr>
                             </w:pPr>
-                            <w:proofErr w:type="gramStart"/>
-                            <w:r>
-                              <w:rPr>
-                                <w:sz w:val="12"/>
-                              </w:rPr>
-                              <w:t xml:space="preserve">{{ </w:t>
-                            </w:r>
-                            <w:proofErr w:type="spellStart"/>
-                            <w:r>
-                              <w:rPr>
-                                <w:sz w:val="12"/>
-                              </w:rPr>
-                              <w:t>form</w:t>
-                            </w:r>
-                            <w:proofErr w:type="gramEnd"/>
-                            <w:r>
-                              <w:rPr>
-                                <w:sz w:val="12"/>
-                              </w:rPr>
-                              <w:t>_ap_no</w:t>
-                            </w:r>
-                            <w:proofErr w:type="spellEnd"/>
-                            <w:r>
-                              <w:rPr>
-                                <w:sz w:val="12"/>
-                              </w:rPr>
-                              <w:t xml:space="preserve"> }}</w:t>
+                            <w:r>
+                              <w:rPr>
+                                <w:sz w:val="12"/>
+                              </w:rPr>
+                              <w:t>{{ form_ap_no }}</w:t>
                             </w:r>
                           </w:p>
                         </w:tc>
@@ -11889,7 +10440,6 @@
                               </w:rPr>
                               <w:t xml:space="preserve"> </w:t>
                             </w:r>
-                            <w:proofErr w:type="gramStart"/>
                             <w:r>
                               <w:rPr>
                                 <w:sz w:val="12"/>
@@ -11900,42 +10450,13 @@
                               <w:rPr>
                                 <w:sz w:val="12"/>
                               </w:rPr>
-                              <w:t xml:space="preserve"> :</w:t>
-                            </w:r>
-                            <w:proofErr w:type="gramEnd"/>
-                            <w:r>
-                              <w:rPr>
-                                <w:sz w:val="12"/>
-                              </w:rPr>
-                              <w:t xml:space="preserve"> </w:t>
-                            </w:r>
-                            <w:proofErr w:type="gramStart"/>
-                            <w:r>
-                              <w:rPr>
-                                <w:sz w:val="12"/>
-                              </w:rPr>
-                              <w:t xml:space="preserve">{{ </w:t>
-                            </w:r>
-                            <w:proofErr w:type="spellStart"/>
-                            <w:r>
-                              <w:rPr>
-                                <w:sz w:val="12"/>
-                              </w:rPr>
-                              <w:t>sr</w:t>
-                            </w:r>
-                            <w:proofErr w:type="gramEnd"/>
-                            <w:r>
-                              <w:rPr>
-                                <w:sz w:val="12"/>
-                              </w:rPr>
-                              <w:t>_no</w:t>
-                            </w:r>
-                            <w:proofErr w:type="spellEnd"/>
-                            <w:r>
-                              <w:rPr>
-                                <w:sz w:val="12"/>
-                              </w:rPr>
-                              <w:t xml:space="preserve"> }}</w:t>
+                              <w:t xml:space="preserve"> : </w:t>
+                            </w:r>
+                            <w:r>
+                              <w:rPr>
+                                <w:sz w:val="12"/>
+                              </w:rPr>
+                              <w:t>{{ sr_no }}</w:t>
                             </w:r>
                           </w:p>
                         </w:tc>
@@ -12041,47 +10562,11 @@
                                 <w:sz w:val="12"/>
                               </w:rPr>
                             </w:pPr>
-                            <w:proofErr w:type="gramStart"/>
-                            <w:r>
-                              <w:rPr>
-                                <w:sz w:val="12"/>
-                              </w:rPr>
-                              <w:t xml:space="preserve">{{ </w:t>
-                            </w:r>
-                            <w:proofErr w:type="spellStart"/>
-                            <w:r>
-                              <w:rPr>
-                                <w:sz w:val="12"/>
-                              </w:rPr>
-                              <w:t>mdp</w:t>
-                            </w:r>
-                            <w:proofErr w:type="gramEnd"/>
-                            <w:r>
-                              <w:rPr>
-                                <w:sz w:val="12"/>
-                              </w:rPr>
-                              <w:t>_</w:t>
-                            </w:r>
-                            <w:proofErr w:type="gramStart"/>
-                            <w:r>
-                              <w:rPr>
-                                <w:sz w:val="12"/>
-                              </w:rPr>
-                              <w:t>no</w:t>
-                            </w:r>
-                            <w:proofErr w:type="spellEnd"/>
-                            <w:r>
-                              <w:rPr>
-                                <w:sz w:val="12"/>
-                              </w:rPr>
-                              <w:t xml:space="preserve"> }</w:t>
-                            </w:r>
-                            <w:proofErr w:type="gramEnd"/>
-                            <w:r>
-                              <w:rPr>
-                                <w:sz w:val="12"/>
-                              </w:rPr>
-                              <w:t>}</w:t>
+                            <w:r>
+                              <w:rPr>
+                                <w:sz w:val="12"/>
+                              </w:rPr>
+                              <w:t>{{ mdp_no }}</w:t>
                             </w:r>
                             <w:r>
                               <w:rPr>
@@ -12223,33 +10708,11 @@
                                 <w:sz w:val="12"/>
                               </w:rPr>
                             </w:pPr>
-                            <w:proofErr w:type="gramStart"/>
-                            <w:r>
-                              <w:rPr>
-                                <w:sz w:val="12"/>
-                              </w:rPr>
-                              <w:t xml:space="preserve">{{ </w:t>
-                            </w:r>
-                            <w:proofErr w:type="spellStart"/>
-                            <w:r>
-                              <w:rPr>
-                                <w:sz w:val="12"/>
-                              </w:rPr>
-                              <w:t>lease</w:t>
-                            </w:r>
-                            <w:proofErr w:type="gramEnd"/>
-                            <w:r>
-                              <w:rPr>
-                                <w:sz w:val="12"/>
-                              </w:rPr>
-                              <w:t>_no</w:t>
-                            </w:r>
-                            <w:proofErr w:type="spellEnd"/>
-                            <w:r>
-                              <w:rPr>
-                                <w:sz w:val="12"/>
-                              </w:rPr>
-                              <w:t xml:space="preserve"> }}</w:t>
+                            <w:r>
+                              <w:rPr>
+                                <w:sz w:val="12"/>
+                              </w:rPr>
+                              <w:t>{{ lease_no }}</w:t>
                             </w:r>
                           </w:p>
                         </w:tc>
@@ -12277,19 +10740,11 @@
                               </w:rPr>
                               <w:t xml:space="preserve">Barcode: </w:t>
                             </w:r>
-                            <w:proofErr w:type="gramStart"/>
-                            <w:r>
-                              <w:rPr>
-                                <w:sz w:val="12"/>
-                              </w:rPr>
-                              <w:t>{{ barcode</w:t>
-                            </w:r>
-                            <w:proofErr w:type="gramEnd"/>
-                            <w:r>
-                              <w:rPr>
-                                <w:sz w:val="12"/>
-                              </w:rPr>
-                              <w:t xml:space="preserve"> }}</w:t>
+                            <w:r>
+                              <w:rPr>
+                                <w:sz w:val="12"/>
+                              </w:rPr>
+                              <w:t>{{ barcode }}</w:t>
                             </w:r>
                           </w:p>
                         </w:tc>
@@ -12414,41 +10869,13 @@
                                 <w:sz w:val="12"/>
                               </w:rPr>
                             </w:pPr>
-                            <w:proofErr w:type="gramStart"/>
                             <w:r>
                               <w:rPr>
                                 <w:b/>
                                 <w:bCs/>
                                 <w:sz w:val="12"/>
                               </w:rPr>
-                              <w:t xml:space="preserve">{{ </w:t>
-                            </w:r>
-                            <w:proofErr w:type="spellStart"/>
-                            <w:r>
-                              <w:rPr>
-                                <w:b/>
-                                <w:bCs/>
-                                <w:sz w:val="12"/>
-                              </w:rPr>
-                              <w:t>lease</w:t>
-                            </w:r>
-                            <w:proofErr w:type="gramEnd"/>
-                            <w:r>
-                              <w:rPr>
-                                <w:b/>
-                                <w:bCs/>
-                                <w:sz w:val="12"/>
-                              </w:rPr>
-                              <w:t>_name</w:t>
-                            </w:r>
-                            <w:proofErr w:type="spellEnd"/>
-                            <w:r>
-                              <w:rPr>
-                                <w:b/>
-                                <w:bCs/>
-                                <w:sz w:val="12"/>
-                              </w:rPr>
-                              <w:t xml:space="preserve"> }}</w:t>
+                              <w:t>{{ lease_name }}</w:t>
                             </w:r>
                           </w:p>
                         </w:tc>
@@ -12525,41 +10952,13 @@
                               </w:rPr>
                               <w:t xml:space="preserve"> </w:t>
                             </w:r>
-                            <w:proofErr w:type="gramStart"/>
                             <w:r>
                               <w:rPr>
                                 <w:b w:val="0"/>
                                 <w:bCs w:val="0"/>
                                 <w:sz w:val="12"/>
                               </w:rPr>
-                              <w:t xml:space="preserve">{{ </w:t>
-                            </w:r>
-                            <w:proofErr w:type="spellStart"/>
-                            <w:r>
-                              <w:rPr>
-                                <w:b w:val="0"/>
-                                <w:bCs w:val="0"/>
-                                <w:sz w:val="12"/>
-                              </w:rPr>
-                              <w:t>type</w:t>
-                            </w:r>
-                            <w:proofErr w:type="gramEnd"/>
-                            <w:r>
-                              <w:rPr>
-                                <w:b w:val="0"/>
-                                <w:bCs w:val="0"/>
-                                <w:sz w:val="12"/>
-                              </w:rPr>
-                              <w:t>_of_land</w:t>
-                            </w:r>
-                            <w:proofErr w:type="spellEnd"/>
-                            <w:r>
-                              <w:rPr>
-                                <w:b w:val="0"/>
-                                <w:bCs w:val="0"/>
-                                <w:sz w:val="12"/>
-                              </w:rPr>
-                              <w:t xml:space="preserve"> }}</w:t>
+                              <w:t>{{ type_of_land }}</w:t>
                             </w:r>
                           </w:p>
                         </w:tc>
@@ -12692,7 +11091,6 @@
                               </w:rPr>
                               <w:t xml:space="preserve"> </w:t>
                             </w:r>
-                            <w:proofErr w:type="gramStart"/>
                             <w:r>
                               <w:rPr>
                                 <w:sz w:val="12"/>
@@ -12709,50 +11107,15 @@
                               <w:rPr>
                                 <w:sz w:val="12"/>
                               </w:rPr>
-                              <w:t>:</w:t>
-                            </w:r>
-                            <w:proofErr w:type="gramEnd"/>
-                            <w:r>
-                              <w:rPr>
-                                <w:sz w:val="12"/>
-                              </w:rPr>
-                              <w:t xml:space="preserve"> </w:t>
-                            </w:r>
-                            <w:proofErr w:type="gramStart"/>
+                              <w:t xml:space="preserve">: </w:t>
+                            </w:r>
                             <w:r>
                               <w:rPr>
                                 <w:b w:val="0"/>
                                 <w:bCs w:val="0"/>
                                 <w:sz w:val="12"/>
                               </w:rPr>
-                              <w:t xml:space="preserve">{{ </w:t>
-                            </w:r>
-                            <w:proofErr w:type="spellStart"/>
-                            <w:r>
-                              <w:rPr>
-                                <w:b w:val="0"/>
-                                <w:bCs w:val="0"/>
-                                <w:sz w:val="12"/>
-                              </w:rPr>
-                              <w:t>gst</w:t>
-                            </w:r>
-                            <w:proofErr w:type="gramEnd"/>
-                            <w:r>
-                              <w:rPr>
-                                <w:b w:val="0"/>
-                                <w:bCs w:val="0"/>
-                                <w:sz w:val="12"/>
-                              </w:rPr>
-                              <w:t>_no</w:t>
-                            </w:r>
-                            <w:proofErr w:type="spellEnd"/>
-                            <w:r>
-                              <w:rPr>
-                                <w:b w:val="0"/>
-                                <w:bCs w:val="0"/>
-                                <w:sz w:val="12"/>
-                              </w:rPr>
-                              <w:t xml:space="preserve"> }}</w:t>
+                              <w:t>{{ gst_no }}</w:t>
                             </w:r>
                           </w:p>
                         </w:tc>
@@ -12841,33 +11204,11 @@
                                 <w:sz w:val="12"/>
                               </w:rPr>
                             </w:pPr>
-                            <w:proofErr w:type="gramStart"/>
-                            <w:r>
-                              <w:rPr>
-                                <w:sz w:val="12"/>
-                              </w:rPr>
-                              <w:t xml:space="preserve">{{ </w:t>
-                            </w:r>
-                            <w:proofErr w:type="spellStart"/>
-                            <w:r>
-                              <w:rPr>
-                                <w:sz w:val="12"/>
-                              </w:rPr>
-                              <w:t>taluk</w:t>
-                            </w:r>
-                            <w:proofErr w:type="gramEnd"/>
-                            <w:r>
-                              <w:rPr>
-                                <w:sz w:val="12"/>
-                              </w:rPr>
-                              <w:t>_district</w:t>
-                            </w:r>
-                            <w:proofErr w:type="spellEnd"/>
-                            <w:r>
-                              <w:rPr>
-                                <w:sz w:val="12"/>
-                              </w:rPr>
-                              <w:t xml:space="preserve"> }}</w:t>
+                            <w:r>
+                              <w:rPr>
+                                <w:sz w:val="12"/>
+                              </w:rPr>
+                              <w:t>{{ taluk_district }}</w:t>
                             </w:r>
                           </w:p>
                         </w:tc>
@@ -12907,41 +11248,13 @@
                               </w:rPr>
                               <w:t xml:space="preserve">: </w:t>
                             </w:r>
-                            <w:proofErr w:type="gramStart"/>
                             <w:r>
                               <w:rPr>
                                 <w:b w:val="0"/>
                                 <w:bCs w:val="0"/>
                                 <w:sz w:val="12"/>
                               </w:rPr>
-                              <w:t xml:space="preserve">{{ </w:t>
-                            </w:r>
-                            <w:proofErr w:type="spellStart"/>
-                            <w:r>
-                              <w:rPr>
-                                <w:b w:val="0"/>
-                                <w:bCs w:val="0"/>
-                                <w:sz w:val="12"/>
-                              </w:rPr>
-                              <w:t>loading</w:t>
-                            </w:r>
-                            <w:proofErr w:type="gramEnd"/>
-                            <w:r>
-                              <w:rPr>
-                                <w:b w:val="0"/>
-                                <w:bCs w:val="0"/>
-                                <w:sz w:val="12"/>
-                              </w:rPr>
-                              <w:t>_place</w:t>
-                            </w:r>
-                            <w:proofErr w:type="spellEnd"/>
-                            <w:r>
-                              <w:rPr>
-                                <w:b w:val="0"/>
-                                <w:bCs w:val="0"/>
-                                <w:sz w:val="12"/>
-                              </w:rPr>
-                              <w:t xml:space="preserve"> }}</w:t>
+                              <w:t>{{ loading_place }}</w:t>
                             </w:r>
                           </w:p>
                         </w:tc>
@@ -13031,19 +11344,11 @@
                                 <w:sz w:val="12"/>
                               </w:rPr>
                             </w:pPr>
-                            <w:proofErr w:type="gramStart"/>
-                            <w:r>
-                              <w:rPr>
-                                <w:sz w:val="12"/>
-                              </w:rPr>
-                              <w:t>{{ quantity</w:t>
-                            </w:r>
-                            <w:proofErr w:type="gramEnd"/>
-                            <w:r>
-                              <w:rPr>
-                                <w:sz w:val="12"/>
-                              </w:rPr>
-                              <w:t xml:space="preserve"> }}</w:t>
+                            <w:r>
+                              <w:rPr>
+                                <w:sz w:val="12"/>
+                              </w:rPr>
+                              <w:t>{{ quantity }}</w:t>
                             </w:r>
                           </w:p>
                         </w:tc>
@@ -13092,33 +11397,11 @@
                               </w:rPr>
                               <w:t xml:space="preserve"> </w:t>
                             </w:r>
-                            <w:proofErr w:type="gramStart"/>
-                            <w:r>
-                              <w:rPr>
-                                <w:sz w:val="12"/>
-                              </w:rPr>
-                              <w:t xml:space="preserve">{{ </w:t>
-                            </w:r>
-                            <w:proofErr w:type="spellStart"/>
-                            <w:r>
-                              <w:rPr>
-                                <w:sz w:val="12"/>
-                              </w:rPr>
-                              <w:t>mdp</w:t>
-                            </w:r>
-                            <w:proofErr w:type="gramEnd"/>
-                            <w:r>
-                              <w:rPr>
-                                <w:sz w:val="12"/>
-                              </w:rPr>
-                              <w:t>_type</w:t>
-                            </w:r>
-                            <w:proofErr w:type="spellEnd"/>
-                            <w:r>
-                              <w:rPr>
-                                <w:sz w:val="12"/>
-                              </w:rPr>
-                              <w:t xml:space="preserve"> }}</w:t>
+                            <w:r>
+                              <w:rPr>
+                                <w:sz w:val="12"/>
+                              </w:rPr>
+                              <w:t>{{ mdp_type }}</w:t>
                             </w:r>
                           </w:p>
                         </w:tc>
@@ -13331,33 +11614,11 @@
                                 <w:sz w:val="12"/>
                               </w:rPr>
                             </w:pPr>
-                            <w:proofErr w:type="gramStart"/>
-                            <w:r>
-                              <w:rPr>
-                                <w:sz w:val="12"/>
-                              </w:rPr>
-                              <w:t xml:space="preserve">{{ </w:t>
-                            </w:r>
-                            <w:proofErr w:type="spellStart"/>
-                            <w:r>
-                              <w:rPr>
-                                <w:sz w:val="12"/>
-                              </w:rPr>
-                              <w:t>form</w:t>
-                            </w:r>
-                            <w:proofErr w:type="gramEnd"/>
-                            <w:r>
-                              <w:rPr>
-                                <w:sz w:val="12"/>
-                              </w:rPr>
-                              <w:t>_ap_purpose</w:t>
-                            </w:r>
-                            <w:proofErr w:type="spellEnd"/>
-                            <w:r>
-                              <w:rPr>
-                                <w:sz w:val="12"/>
-                              </w:rPr>
-                              <w:t xml:space="preserve"> }}</w:t>
+                            <w:r>
+                              <w:rPr>
+                                <w:sz w:val="12"/>
+                              </w:rPr>
+                              <w:t>{{ form_ap_purpose }}</w:t>
                             </w:r>
                           </w:p>
                         </w:tc>
@@ -13493,33 +11754,11 @@
                                 <w:sz w:val="12"/>
                               </w:rPr>
                             </w:pPr>
-                            <w:proofErr w:type="gramStart"/>
-                            <w:r>
-                              <w:rPr>
-                                <w:sz w:val="12"/>
-                              </w:rPr>
-                              <w:t xml:space="preserve">{{ </w:t>
-                            </w:r>
-                            <w:proofErr w:type="spellStart"/>
-                            <w:r>
-                              <w:rPr>
-                                <w:sz w:val="12"/>
-                              </w:rPr>
-                              <w:t>mineral</w:t>
-                            </w:r>
-                            <w:proofErr w:type="gramEnd"/>
-                            <w:r>
-                              <w:rPr>
-                                <w:sz w:val="12"/>
-                              </w:rPr>
-                              <w:t>_grade</w:t>
-                            </w:r>
-                            <w:proofErr w:type="spellEnd"/>
-                            <w:r>
-                              <w:rPr>
-                                <w:sz w:val="12"/>
-                              </w:rPr>
-                              <w:t xml:space="preserve"> }}</w:t>
+                            <w:r>
+                              <w:rPr>
+                                <w:sz w:val="12"/>
+                              </w:rPr>
+                              <w:t>{{ mineral_grade }}</w:t>
                             </w:r>
                           </w:p>
                         </w:tc>
@@ -13631,37 +11870,12 @@
                                 <w:sz w:val="12"/>
                               </w:rPr>
                             </w:pPr>
-                            <w:proofErr w:type="gramStart"/>
                             <w:r>
                               <w:rPr>
                                 <w:b/>
                                 <w:sz w:val="12"/>
                               </w:rPr>
-                              <w:t xml:space="preserve">{{ </w:t>
-                            </w:r>
-                            <w:proofErr w:type="spellStart"/>
-                            <w:r>
-                              <w:rPr>
-                                <w:b/>
-                                <w:sz w:val="12"/>
-                              </w:rPr>
-                              <w:t>total</w:t>
-                            </w:r>
-                            <w:proofErr w:type="gramEnd"/>
-                            <w:r>
-                              <w:rPr>
-                                <w:b/>
-                                <w:sz w:val="12"/>
-                              </w:rPr>
-                              <w:t>_amount_paid</w:t>
-                            </w:r>
-                            <w:proofErr w:type="spellEnd"/>
-                            <w:r>
-                              <w:rPr>
-                                <w:b/>
-                                <w:sz w:val="12"/>
-                              </w:rPr>
-                              <w:t xml:space="preserve"> }}</w:t>
+                              <w:t>{{ total_amount_paid }}</w:t>
                             </w:r>
                           </w:p>
                         </w:tc>
@@ -13773,23 +11987,13 @@
                                 <w:sz w:val="12"/>
                               </w:rPr>
                             </w:pPr>
-                            <w:proofErr w:type="gramStart"/>
                             <w:r>
                               <w:rPr>
                                 <w:b/>
                                 <w:bCs/>
                                 <w:sz w:val="12"/>
                               </w:rPr>
-                              <w:t>{{ buyer</w:t>
-                            </w:r>
-                            <w:proofErr w:type="gramEnd"/>
-                            <w:r>
-                              <w:rPr>
-                                <w:b/>
-                                <w:bCs/>
-                                <w:sz w:val="12"/>
-                              </w:rPr>
-                              <w:t xml:space="preserve"> }}</w:t>
+                              <w:t>{{ buyer }}</w:t>
                             </w:r>
                           </w:p>
                         </w:tc>
@@ -13900,23 +12104,13 @@
                                 <w:sz w:val="12"/>
                               </w:rPr>
                             </w:pPr>
-                            <w:proofErr w:type="gramStart"/>
                             <w:r>
                               <w:rPr>
                                 <w:b w:val="0"/>
                                 <w:bCs w:val="0"/>
                                 <w:sz w:val="12"/>
                               </w:rPr>
-                              <w:t>{{ route</w:t>
-                            </w:r>
-                            <w:proofErr w:type="gramEnd"/>
-                            <w:r>
-                              <w:rPr>
-                                <w:b w:val="0"/>
-                                <w:bCs w:val="0"/>
-                                <w:sz w:val="12"/>
-                              </w:rPr>
-                              <w:t xml:space="preserve"> }}</w:t>
+                              <w:t>{{ route }}</w:t>
                             </w:r>
                           </w:p>
                         </w:tc>
@@ -14008,23 +12202,13 @@
                                 <w:sz w:val="12"/>
                               </w:rPr>
                             </w:pPr>
-                            <w:proofErr w:type="gramStart"/>
                             <w:r>
                               <w:rPr>
                                 <w:b/>
                                 <w:bCs/>
                                 <w:sz w:val="12"/>
                               </w:rPr>
-                              <w:t>{{ validity</w:t>
-                            </w:r>
-                            <w:proofErr w:type="gramEnd"/>
-                            <w:r>
-                              <w:rPr>
-                                <w:b/>
-                                <w:bCs/>
-                                <w:sz w:val="12"/>
-                              </w:rPr>
-                              <w:t xml:space="preserve"> }}</w:t>
+                              <w:t>{{ validity }}</w:t>
                             </w:r>
                           </w:p>
                         </w:tc>
@@ -14045,9 +12229,71 @@
                               <w:spacing w:before="0"/>
                               <w:rPr>
                                 <w:rFonts w:ascii="Times New Roman"/>
-                                <w:sz w:val="12"/>
-                              </w:rPr>
-                            </w:pPr>
+                                <w:b w:val="0"/>
+                                <w:bCs w:val="0"/>
+                                <w:sz w:val="12"/>
+                              </w:rPr>
+                            </w:pPr>
+                          </w:p>
+                          <w:p>
+                            <w:pPr>
+                              <w:pStyle w:val="TableParagraph"/>
+                              <w:spacing w:before="0"/>
+                              <w:rPr>
+                                <w:rFonts w:ascii="Times New Roman"/>
+                                <w:b w:val="0"/>
+                                <w:bCs w:val="0"/>
+                                <w:sz w:val="12"/>
+                              </w:rPr>
+                            </w:pPr>
+                          </w:p>
+                          <w:p>
+                            <w:pPr>
+                              <w:pStyle w:val="TableParagraph"/>
+                              <w:spacing w:before="0"/>
+                              <w:rPr>
+                                <w:rFonts w:ascii="Times New Roman"/>
+                                <w:b w:val="0"/>
+                                <w:bCs w:val="0"/>
+                                <w:sz w:val="12"/>
+                              </w:rPr>
+                            </w:pPr>
+                          </w:p>
+                          <w:p>
+                            <w:pPr>
+                              <w:pStyle w:val="TableParagraph"/>
+                              <w:spacing w:before="0"/>
+                              <w:rPr>
+                                <w:rFonts w:ascii="Times New Roman"/>
+                                <w:b w:val="0"/>
+                                <w:bCs w:val="0"/>
+                                <w:sz w:val="12"/>
+                              </w:rPr>
+                            </w:pPr>
+                          </w:p>
+                          <w:p>
+                            <w:pPr>
+                              <w:pStyle w:val="TableParagraph"/>
+                              <w:spacing w:before="0"/>
+                              <w:rPr>
+                                <w:rFonts w:ascii="Times New Roman"/>
+                                <w:sz w:val="12"/>
+                              </w:rPr>
+                            </w:pPr>
+                            <w:r>
+                              <w:rPr>
+                                <w:rFonts w:ascii="Times New Roman"/>
+                                <w:sz w:val="12"/>
+                              </w:rPr>
+                              <w:t xml:space="preserve">           </w:t>
+                            </w:r>
+                            <w:r>
+                              <w:rPr>
+                                <w:rFonts w:ascii="Times New Roman"/>
+                                <w:sz w:val="12"/>
+                              </w:rPr>
+                              <w:t>{{qr_code}}</w:t>
+                            </w:r>
                           </w:p>
                         </w:tc>
                       </w:tr>
@@ -14146,33 +12392,11 @@
                                 <w:sz w:val="12"/>
                               </w:rPr>
                             </w:pPr>
-                            <w:proofErr w:type="gramStart"/>
-                            <w:r>
-                              <w:rPr>
-                                <w:sz w:val="12"/>
-                              </w:rPr>
-                              <w:t xml:space="preserve">{{ </w:t>
-                            </w:r>
-                            <w:proofErr w:type="spellStart"/>
-                            <w:r>
-                              <w:rPr>
-                                <w:sz w:val="12"/>
-                              </w:rPr>
-                              <w:t>check</w:t>
-                            </w:r>
-                            <w:proofErr w:type="gramEnd"/>
-                            <w:r>
-                              <w:rPr>
-                                <w:sz w:val="12"/>
-                              </w:rPr>
-                              <w:t>_post</w:t>
-                            </w:r>
-                            <w:proofErr w:type="spellEnd"/>
-                            <w:r>
-                              <w:rPr>
-                                <w:sz w:val="12"/>
-                              </w:rPr>
-                              <w:t xml:space="preserve"> }}</w:t>
+                            <w:r>
+                              <w:rPr>
+                                <w:sz w:val="12"/>
+                              </w:rPr>
+                              <w:t>{{ check_post }}</w:t>
                             </w:r>
                           </w:p>
                         </w:tc>
@@ -14291,33 +12515,11 @@
                                 <w:sz w:val="12"/>
                               </w:rPr>
                             </w:pPr>
-                            <w:proofErr w:type="gramStart"/>
-                            <w:r>
-                              <w:rPr>
-                                <w:sz w:val="12"/>
-                              </w:rPr>
-                              <w:t xml:space="preserve">{{ </w:t>
-                            </w:r>
-                            <w:proofErr w:type="spellStart"/>
-                            <w:r>
-                              <w:rPr>
-                                <w:sz w:val="12"/>
-                              </w:rPr>
-                              <w:t>vehicle</w:t>
-                            </w:r>
-                            <w:proofErr w:type="gramEnd"/>
-                            <w:r>
-                              <w:rPr>
-                                <w:sz w:val="12"/>
-                              </w:rPr>
-                              <w:t>_no</w:t>
-                            </w:r>
-                            <w:proofErr w:type="spellEnd"/>
-                            <w:r>
-                              <w:rPr>
-                                <w:sz w:val="12"/>
-                              </w:rPr>
-                              <w:t xml:space="preserve"> }}</w:t>
+                            <w:r>
+                              <w:rPr>
+                                <w:sz w:val="12"/>
+                              </w:rPr>
+                              <w:t>{{ vehicle_no }}</w:t>
                             </w:r>
                           </w:p>
                         </w:tc>
@@ -14424,33 +12626,11 @@
                                 <w:sz w:val="12"/>
                               </w:rPr>
                             </w:pPr>
-                            <w:proofErr w:type="gramStart"/>
-                            <w:r>
-                              <w:rPr>
-                                <w:sz w:val="12"/>
-                              </w:rPr>
-                              <w:t xml:space="preserve">{{ </w:t>
-                            </w:r>
-                            <w:proofErr w:type="spellStart"/>
-                            <w:r>
-                              <w:rPr>
-                                <w:sz w:val="12"/>
-                              </w:rPr>
-                              <w:t>crusher</w:t>
-                            </w:r>
-                            <w:proofErr w:type="gramEnd"/>
-                            <w:r>
-                              <w:rPr>
-                                <w:sz w:val="12"/>
-                              </w:rPr>
-                              <w:t>_unit</w:t>
-                            </w:r>
-                            <w:proofErr w:type="spellEnd"/>
-                            <w:r>
-                              <w:rPr>
-                                <w:sz w:val="12"/>
-                              </w:rPr>
-                              <w:t xml:space="preserve"> }}</w:t>
+                            <w:r>
+                              <w:rPr>
+                                <w:sz w:val="12"/>
+                              </w:rPr>
+                              <w:t>{{ crusher_unit }}</w:t>
                             </w:r>
                           </w:p>
                         </w:tc>
@@ -14656,19 +12836,11 @@
                                 <w:sz w:val="12"/>
                               </w:rPr>
                             </w:pPr>
-                            <w:proofErr w:type="gramStart"/>
-                            <w:r>
-                              <w:rPr>
-                                <w:sz w:val="12"/>
-                              </w:rPr>
-                              <w:t>{{ destination</w:t>
-                            </w:r>
-                            <w:proofErr w:type="gramEnd"/>
-                            <w:r>
-                              <w:rPr>
-                                <w:sz w:val="12"/>
-                              </w:rPr>
-                              <w:t xml:space="preserve"> }}</w:t>
+                            <w:r>
+                              <w:rPr>
+                                <w:sz w:val="12"/>
+                              </w:rPr>
+                              <w:t>{{ destination }}</w:t>
                             </w:r>
                           </w:p>
                         </w:tc>

--- a/format.docx
+++ b/format.docx
@@ -168,709 +168,13 @@
         <mc:AlternateContent>
           <mc:Choice Requires="wps">
             <w:drawing>
-              <wp:anchor distT="0" distB="0" distL="0" distR="0" simplePos="0" relativeHeight="251682816" behindDoc="1" locked="0" layoutInCell="1" allowOverlap="1" wp14:anchorId="669116A5" wp14:editId="0A35ABF2">
+              <wp:anchor distT="0" distB="0" distL="0" distR="0" simplePos="0" relativeHeight="251681792" behindDoc="1" locked="0" layoutInCell="1" allowOverlap="1" wp14:anchorId="12C301FA" wp14:editId="462CAA97">
                 <wp:simplePos x="0" y="0"/>
                 <wp:positionH relativeFrom="page">
-                  <wp:posOffset>5236845</wp:posOffset>
+                  <wp:posOffset>300990</wp:posOffset>
                 </wp:positionH>
                 <wp:positionV relativeFrom="paragraph">
-                  <wp:posOffset>4055745</wp:posOffset>
-                </wp:positionV>
-                <wp:extent cx="3638550" cy="858520"/>
-                <wp:effectExtent l="0" t="0" r="0" b="17780"/>
-                <wp:wrapTopAndBottom/>
-                <wp:docPr id="12" name="Text Box 2"/>
-                <wp:cNvGraphicFramePr>
-                  <a:graphicFrameLocks xmlns:a="http://schemas.openxmlformats.org/drawingml/2006/main"/>
-                </wp:cNvGraphicFramePr>
-                <a:graphic xmlns:a="http://schemas.openxmlformats.org/drawingml/2006/main">
-                  <a:graphicData uri="http://schemas.microsoft.com/office/word/2010/wordprocessingShape">
-                    <wps:wsp>
-                      <wps:cNvSpPr txBox="1">
-                        <a:spLocks noChangeArrowheads="1"/>
-                      </wps:cNvSpPr>
-                      <wps:spPr bwMode="auto">
-                        <a:xfrm>
-                          <a:off x="0" y="0"/>
-                          <a:ext cx="3638550" cy="858520"/>
-                        </a:xfrm>
-                        <a:prstGeom prst="rect">
-                          <a:avLst/>
-                        </a:prstGeom>
-                        <a:noFill/>
-                        <a:ln>
-                          <a:noFill/>
-                        </a:ln>
-                        <a:extLst>
-                          <a:ext uri="{909E8E84-426E-40DD-AFC4-6F175D3DCCD1}">
-                            <a14:hiddenFill xmlns:a14="http://schemas.microsoft.com/office/drawing/2010/main">
-                              <a:solidFill>
-                                <a:srgbClr val="FFFFFF"/>
-                              </a:solidFill>
-                            </a14:hiddenFill>
-                          </a:ext>
-                          <a:ext uri="{91240B29-F687-4F45-9708-019B960494DF}">
-                            <a14:hiddenLine xmlns:a14="http://schemas.microsoft.com/office/drawing/2010/main" w="9525">
-                              <a:solidFill>
-                                <a:srgbClr val="000000"/>
-                              </a:solidFill>
-                              <a:miter lim="800000"/>
-                              <a:headEnd/>
-                              <a:tailEnd/>
-                            </a14:hiddenLine>
-                          </a:ext>
-                        </a:extLst>
-                      </wps:spPr>
-                      <wps:txbx>
-                        <w:txbxContent>
-                          <w:tbl>
-                            <w:tblPr>
-                              <w:tblStyle w:val="TableGrid"/>
-                              <w:tblW w:w="5372" w:type="dxa"/>
-                              <w:tblLayout w:type="fixed"/>
-                              <w:tblLook w:val="01E0" w:firstRow="1" w:lastRow="1" w:firstColumn="1" w:lastColumn="1" w:noHBand="0" w:noVBand="0"/>
-                            </w:tblPr>
-                            <w:tblGrid>
-                              <w:gridCol w:w="1166"/>
-                              <w:gridCol w:w="1014"/>
-                              <w:gridCol w:w="1011"/>
-                              <w:gridCol w:w="1003"/>
-                              <w:gridCol w:w="1178"/>
-                            </w:tblGrid>
-                            <w:tr>
-                              <w:trPr>
-                                <w:trHeight w:val="239"/>
-                              </w:trPr>
-                              <w:tc>
-                                <w:tcPr>
-                                  <w:tcW w:w="1166" w:type="dxa"/>
-                                  <w:tcBorders>
-                                    <w:top w:val="single" w:sz="12" w:space="0" w:color="auto"/>
-                                    <w:left w:val="single" w:sz="12" w:space="0" w:color="auto"/>
-                                    <w:bottom w:val="single" w:sz="12" w:space="0" w:color="auto"/>
-                                    <w:right w:val="single" w:sz="12" w:space="0" w:color="auto"/>
-                                  </w:tcBorders>
-                                </w:tcPr>
-                                <w:p>
-                                  <w:pPr>
-                                    <w:pStyle w:val="TableParagraph"/>
-                                    <w:ind w:left="40"/>
-                                    <w:rPr>
-                                      <w:sz w:val="12"/>
-                                    </w:rPr>
-                                  </w:pPr>
-                                  <w:r>
-                                    <w:rPr>
-                                      <w:sz w:val="12"/>
-                                    </w:rPr>
-                                    <w:t>Block</w:t>
-                                  </w:r>
-                                </w:p>
-                              </w:tc>
-                              <w:tc>
-                                <w:tcPr>
-                                  <w:tcW w:w="1013" w:type="dxa"/>
-                                  <w:tcBorders>
-                                    <w:top w:val="single" w:sz="12" w:space="0" w:color="auto"/>
-                                    <w:left w:val="single" w:sz="12" w:space="0" w:color="auto"/>
-                                    <w:bottom w:val="single" w:sz="12" w:space="0" w:color="auto"/>
-                                    <w:right w:val="single" w:sz="12" w:space="0" w:color="auto"/>
-                                  </w:tcBorders>
-                                </w:tcPr>
-                                <w:p>
-                                  <w:pPr>
-                                    <w:pStyle w:val="TableParagraph"/>
-                                    <w:ind w:left="58"/>
-                                    <w:rPr>
-                                      <w:sz w:val="12"/>
-                                    </w:rPr>
-                                  </w:pPr>
-                                  <w:r>
-                                    <w:rPr>
-                                      <w:sz w:val="12"/>
-                                    </w:rPr>
-                                    <w:t>Length(cm)</w:t>
-                                  </w:r>
-                                </w:p>
-                              </w:tc>
-                              <w:tc>
-                                <w:tcPr>
-                                  <w:tcW w:w="1011" w:type="dxa"/>
-                                  <w:tcBorders>
-                                    <w:top w:val="single" w:sz="12" w:space="0" w:color="auto"/>
-                                    <w:left w:val="single" w:sz="12" w:space="0" w:color="auto"/>
-                                    <w:right w:val="single" w:sz="12" w:space="0" w:color="auto"/>
-                                  </w:tcBorders>
-                                </w:tcPr>
-                                <w:p>
-                                  <w:pPr>
-                                    <w:pStyle w:val="TableParagraph"/>
-                                    <w:rPr>
-                                      <w:sz w:val="12"/>
-                                    </w:rPr>
-                                  </w:pPr>
-                                  <w:r>
-                                    <w:rPr>
-                                      <w:sz w:val="12"/>
-                                    </w:rPr>
-                                    <w:t>Breadth(cm)</w:t>
-                                  </w:r>
-                                </w:p>
-                              </w:tc>
-                              <w:tc>
-                                <w:tcPr>
-                                  <w:tcW w:w="1003" w:type="dxa"/>
-                                  <w:tcBorders>
-                                    <w:top w:val="single" w:sz="12" w:space="0" w:color="auto"/>
-                                    <w:left w:val="single" w:sz="12" w:space="0" w:color="auto"/>
-                                    <w:right w:val="single" w:sz="12" w:space="0" w:color="auto"/>
-                                  </w:tcBorders>
-                                </w:tcPr>
-                                <w:p>
-                                  <w:pPr>
-                                    <w:pStyle w:val="TableParagraph"/>
-                                    <w:ind w:left="53"/>
-                                    <w:rPr>
-                                      <w:sz w:val="12"/>
-                                    </w:rPr>
-                                  </w:pPr>
-                                  <w:r>
-                                    <w:rPr>
-                                      <w:sz w:val="12"/>
-                                    </w:rPr>
-                                    <w:t>Height(cm)</w:t>
-                                  </w:r>
-                                </w:p>
-                              </w:tc>
-                              <w:tc>
-                                <w:tcPr>
-                                  <w:tcW w:w="1177" w:type="dxa"/>
-                                  <w:tcBorders>
-                                    <w:top w:val="single" w:sz="12" w:space="0" w:color="auto"/>
-                                    <w:left w:val="single" w:sz="12" w:space="0" w:color="auto"/>
-                                    <w:right w:val="single" w:sz="12" w:space="0" w:color="auto"/>
-                                  </w:tcBorders>
-                                </w:tcPr>
-                                <w:p>
-                                  <w:pPr>
-                                    <w:pStyle w:val="TableParagraph"/>
-                                    <w:ind w:left="58"/>
-                                    <w:rPr>
-                                      <w:sz w:val="12"/>
-                                    </w:rPr>
-                                  </w:pPr>
-                                  <w:r>
-                                    <w:rPr>
-                                      <w:sz w:val="12"/>
-                                    </w:rPr>
-                                    <w:t>Volume.cu.mt.</w:t>
-                                  </w:r>
-                                </w:p>
-                              </w:tc>
-                            </w:tr>
-                            <w:tr>
-                              <w:trPr>
-                                <w:trHeight w:val="239"/>
-                              </w:trPr>
-                              <w:tc>
-                                <w:tcPr>
-                                  <w:tcW w:w="2180" w:type="dxa"/>
-                                  <w:gridSpan w:val="2"/>
-                                  <w:tcBorders>
-                                    <w:left w:val="single" w:sz="12" w:space="0" w:color="auto"/>
-                                    <w:bottom w:val="single" w:sz="12" w:space="0" w:color="auto"/>
-                                    <w:right w:val="single" w:sz="12" w:space="0" w:color="auto"/>
-                                  </w:tcBorders>
-                                </w:tcPr>
-                                <w:p>
-                                  <w:pPr>
-                                    <w:pStyle w:val="TableParagraph"/>
-                                    <w:spacing w:before="22"/>
-                                    <w:rPr>
-                                      <w:sz w:val="12"/>
-                                    </w:rPr>
-                                  </w:pPr>
-                                  <w:r>
-                                    <w:rPr>
-                                      <w:spacing w:val="-1"/>
-                                      <w:sz w:val="12"/>
-                                    </w:rPr>
-                                    <w:t>Total</w:t>
-                                  </w:r>
-                                  <w:r>
-                                    <w:rPr>
-                                      <w:spacing w:val="-7"/>
-                                      <w:sz w:val="12"/>
-                                    </w:rPr>
-                                    <w:t xml:space="preserve"> </w:t>
-                                  </w:r>
-                                  <w:r>
-                                    <w:rPr>
-                                      <w:spacing w:val="-1"/>
-                                      <w:sz w:val="12"/>
-                                    </w:rPr>
-                                    <w:t>Volume</w:t>
-                                  </w:r>
-                                </w:p>
-                              </w:tc>
-                              <w:tc>
-                                <w:tcPr>
-                                  <w:tcW w:w="3192" w:type="dxa"/>
-                                  <w:gridSpan w:val="3"/>
-                                  <w:tcBorders>
-                                    <w:top w:val="single" w:sz="12" w:space="0" w:color="auto"/>
-                                    <w:left w:val="single" w:sz="12" w:space="0" w:color="auto"/>
-                                    <w:bottom w:val="single" w:sz="12" w:space="0" w:color="auto"/>
-                                    <w:right w:val="single" w:sz="12" w:space="0" w:color="auto"/>
-                                  </w:tcBorders>
-                                </w:tcPr>
-                                <w:p>
-                                  <w:pPr>
-                                    <w:pStyle w:val="TableParagraph"/>
-                                    <w:spacing w:before="22"/>
-                                    <w:ind w:left="43"/>
-                                    <w:rPr>
-                                      <w:bCs/>
-                                      <w:sz w:val="12"/>
-                                    </w:rPr>
-                                  </w:pPr>
-                                  <w:r>
-                                    <w:rPr>
-                                      <w:bCs/>
-                                      <w:sz w:val="12"/>
-                                    </w:rPr>
-                                    <w:t>{{ total_volume }}</w:t>
-                                  </w:r>
-                                </w:p>
-                              </w:tc>
-                            </w:tr>
-                            <w:tr>
-                              <w:trPr>
-                                <w:trHeight w:val="230"/>
-                              </w:trPr>
-                              <w:tc>
-                                <w:tcPr>
-                                  <w:tcW w:w="2180" w:type="dxa"/>
-                                  <w:gridSpan w:val="2"/>
-                                  <w:tcBorders>
-                                    <w:top w:val="single" w:sz="12" w:space="0" w:color="auto"/>
-                                    <w:left w:val="single" w:sz="12" w:space="0" w:color="auto"/>
-                                    <w:bottom w:val="single" w:sz="12" w:space="0" w:color="auto"/>
-                                    <w:right w:val="single" w:sz="12" w:space="0" w:color="auto"/>
-                                  </w:tcBorders>
-                                </w:tcPr>
-                                <w:p>
-                                  <w:pPr>
-                                    <w:pStyle w:val="TableParagraph"/>
-                                    <w:rPr>
-                                      <w:sz w:val="12"/>
-                                    </w:rPr>
-                                  </w:pPr>
-                                  <w:r>
-                                    <w:rPr>
-                                      <w:sz w:val="12"/>
-                                    </w:rPr>
-                                    <w:t>Total</w:t>
-                                  </w:r>
-                                  <w:r>
-                                    <w:rPr>
-                                      <w:spacing w:val="-11"/>
-                                      <w:sz w:val="12"/>
-                                    </w:rPr>
-                                    <w:t xml:space="preserve"> </w:t>
-                                  </w:r>
-                                  <w:r>
-                                    <w:rPr>
-                                      <w:sz w:val="12"/>
-                                    </w:rPr>
-                                    <w:t>Block(s)</w:t>
-                                  </w:r>
-                                </w:p>
-                              </w:tc>
-                              <w:tc>
-                                <w:tcPr>
-                                  <w:tcW w:w="3192" w:type="dxa"/>
-                                  <w:gridSpan w:val="3"/>
-                                  <w:tcBorders>
-                                    <w:top w:val="single" w:sz="12" w:space="0" w:color="auto"/>
-                                    <w:left w:val="single" w:sz="12" w:space="0" w:color="auto"/>
-                                    <w:bottom w:val="single" w:sz="12" w:space="0" w:color="auto"/>
-                                    <w:right w:val="single" w:sz="12" w:space="0" w:color="auto"/>
-                                  </w:tcBorders>
-                                </w:tcPr>
-                                <w:p>
-                                  <w:pPr>
-                                    <w:pStyle w:val="TableParagraph"/>
-                                    <w:ind w:left="43"/>
-                                    <w:rPr>
-                                      <w:bCs/>
-                                      <w:sz w:val="12"/>
-                                    </w:rPr>
-                                  </w:pPr>
-                                  <w:r>
-                                    <w:rPr>
-                                      <w:bCs/>
-                                      <w:sz w:val="12"/>
-                                    </w:rPr>
-                                    <w:t>{{ total_blocks }}</w:t>
-                                  </w:r>
-                                </w:p>
-                              </w:tc>
-                            </w:tr>
-                          </w:tbl>
-                          <w:p>
-                            <w:pPr>
-                              <w:pStyle w:val="BodyText"/>
-                            </w:pPr>
-                          </w:p>
-                        </w:txbxContent>
-                      </wps:txbx>
-                      <wps:bodyPr rot="0" vert="horz" wrap="square" lIns="0" tIns="0" rIns="0" bIns="0" anchor="t" anchorCtr="0" upright="1">
-                        <a:noAutofit/>
-                      </wps:bodyPr>
-                    </wps:wsp>
-                  </a:graphicData>
-                </a:graphic>
-                <wp14:sizeRelH relativeFrom="page">
-                  <wp14:pctWidth>0</wp14:pctWidth>
-                </wp14:sizeRelH>
-                <wp14:sizeRelV relativeFrom="page">
-                  <wp14:pctHeight>0</wp14:pctHeight>
-                </wp14:sizeRelV>
-              </wp:anchor>
-            </w:drawing>
-          </mc:Choice>
-          <mc:Fallback>
-            <w:pict>
-              <v:shapetype w14:anchorId="669116A5" id="_x0000_t202" coordsize="21600,21600" o:spt="202" path="m,l,21600r21600,l21600,xe">
-                <v:stroke joinstyle="miter"/>
-                <v:path gradientshapeok="t" o:connecttype="rect"/>
-              </v:shapetype>
-              <v:shape id="Text Box 2" o:spid="_x0000_s1026" type="#_x0000_t202" style="position:absolute;margin-left:412.35pt;margin-top:319.35pt;width:286.5pt;height:67.6pt;z-index:-251633664;visibility:visible;mso-wrap-style:square;mso-width-percent:0;mso-height-percent:0;mso-wrap-distance-left:0;mso-wrap-distance-top:0;mso-wrap-distance-right:0;mso-wrap-distance-bottom:0;mso-position-horizontal:absolute;mso-position-horizontal-relative:page;mso-position-vertical:absolute;mso-position-vertical-relative:text;mso-width-percent:0;mso-height-percent:0;mso-width-relative:page;mso-height-relative:page;v-text-anchor:top" o:gfxdata="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" filled="f" stroked="f">
-                <v:textbox inset="0,0,0,0">
-                  <w:txbxContent>
-                    <w:tbl>
-                      <w:tblPr>
-                        <w:tblStyle w:val="TableGrid"/>
-                        <w:tblW w:w="5372" w:type="dxa"/>
-                        <w:tblLayout w:type="fixed"/>
-                        <w:tblLook w:val="01E0" w:firstRow="1" w:lastRow="1" w:firstColumn="1" w:lastColumn="1" w:noHBand="0" w:noVBand="0"/>
-                      </w:tblPr>
-                      <w:tblGrid>
-                        <w:gridCol w:w="1166"/>
-                        <w:gridCol w:w="1014"/>
-                        <w:gridCol w:w="1011"/>
-                        <w:gridCol w:w="1003"/>
-                        <w:gridCol w:w="1178"/>
-                      </w:tblGrid>
-                      <w:tr>
-                        <w:trPr>
-                          <w:trHeight w:val="239"/>
-                        </w:trPr>
-                        <w:tc>
-                          <w:tcPr>
-                            <w:tcW w:w="1166" w:type="dxa"/>
-                            <w:tcBorders>
-                              <w:top w:val="single" w:sz="12" w:space="0" w:color="auto"/>
-                              <w:left w:val="single" w:sz="12" w:space="0" w:color="auto"/>
-                              <w:bottom w:val="single" w:sz="12" w:space="0" w:color="auto"/>
-                              <w:right w:val="single" w:sz="12" w:space="0" w:color="auto"/>
-                            </w:tcBorders>
-                          </w:tcPr>
-                          <w:p>
-                            <w:pPr>
-                              <w:pStyle w:val="TableParagraph"/>
-                              <w:ind w:left="40"/>
-                              <w:rPr>
-                                <w:sz w:val="12"/>
-                              </w:rPr>
-                            </w:pPr>
-                            <w:r>
-                              <w:rPr>
-                                <w:sz w:val="12"/>
-                              </w:rPr>
-                              <w:t>Block</w:t>
-                            </w:r>
-                          </w:p>
-                        </w:tc>
-                        <w:tc>
-                          <w:tcPr>
-                            <w:tcW w:w="1013" w:type="dxa"/>
-                            <w:tcBorders>
-                              <w:top w:val="single" w:sz="12" w:space="0" w:color="auto"/>
-                              <w:left w:val="single" w:sz="12" w:space="0" w:color="auto"/>
-                              <w:bottom w:val="single" w:sz="12" w:space="0" w:color="auto"/>
-                              <w:right w:val="single" w:sz="12" w:space="0" w:color="auto"/>
-                            </w:tcBorders>
-                          </w:tcPr>
-                          <w:p>
-                            <w:pPr>
-                              <w:pStyle w:val="TableParagraph"/>
-                              <w:ind w:left="58"/>
-                              <w:rPr>
-                                <w:sz w:val="12"/>
-                              </w:rPr>
-                            </w:pPr>
-                            <w:r>
-                              <w:rPr>
-                                <w:sz w:val="12"/>
-                              </w:rPr>
-                              <w:t>Length(cm)</w:t>
-                            </w:r>
-                          </w:p>
-                        </w:tc>
-                        <w:tc>
-                          <w:tcPr>
-                            <w:tcW w:w="1011" w:type="dxa"/>
-                            <w:tcBorders>
-                              <w:top w:val="single" w:sz="12" w:space="0" w:color="auto"/>
-                              <w:left w:val="single" w:sz="12" w:space="0" w:color="auto"/>
-                              <w:right w:val="single" w:sz="12" w:space="0" w:color="auto"/>
-                            </w:tcBorders>
-                          </w:tcPr>
-                          <w:p>
-                            <w:pPr>
-                              <w:pStyle w:val="TableParagraph"/>
-                              <w:rPr>
-                                <w:sz w:val="12"/>
-                              </w:rPr>
-                            </w:pPr>
-                            <w:r>
-                              <w:rPr>
-                                <w:sz w:val="12"/>
-                              </w:rPr>
-                              <w:t>Breadth(cm)</w:t>
-                            </w:r>
-                          </w:p>
-                        </w:tc>
-                        <w:tc>
-                          <w:tcPr>
-                            <w:tcW w:w="1003" w:type="dxa"/>
-                            <w:tcBorders>
-                              <w:top w:val="single" w:sz="12" w:space="0" w:color="auto"/>
-                              <w:left w:val="single" w:sz="12" w:space="0" w:color="auto"/>
-                              <w:right w:val="single" w:sz="12" w:space="0" w:color="auto"/>
-                            </w:tcBorders>
-                          </w:tcPr>
-                          <w:p>
-                            <w:pPr>
-                              <w:pStyle w:val="TableParagraph"/>
-                              <w:ind w:left="53"/>
-                              <w:rPr>
-                                <w:sz w:val="12"/>
-                              </w:rPr>
-                            </w:pPr>
-                            <w:r>
-                              <w:rPr>
-                                <w:sz w:val="12"/>
-                              </w:rPr>
-                              <w:t>Height(cm)</w:t>
-                            </w:r>
-                          </w:p>
-                        </w:tc>
-                        <w:tc>
-                          <w:tcPr>
-                            <w:tcW w:w="1177" w:type="dxa"/>
-                            <w:tcBorders>
-                              <w:top w:val="single" w:sz="12" w:space="0" w:color="auto"/>
-                              <w:left w:val="single" w:sz="12" w:space="0" w:color="auto"/>
-                              <w:right w:val="single" w:sz="12" w:space="0" w:color="auto"/>
-                            </w:tcBorders>
-                          </w:tcPr>
-                          <w:p>
-                            <w:pPr>
-                              <w:pStyle w:val="TableParagraph"/>
-                              <w:ind w:left="58"/>
-                              <w:rPr>
-                                <w:sz w:val="12"/>
-                              </w:rPr>
-                            </w:pPr>
-                            <w:r>
-                              <w:rPr>
-                                <w:sz w:val="12"/>
-                              </w:rPr>
-                              <w:t>Volume.cu.mt.</w:t>
-                            </w:r>
-                          </w:p>
-                        </w:tc>
-                      </w:tr>
-                      <w:tr>
-                        <w:trPr>
-                          <w:trHeight w:val="239"/>
-                        </w:trPr>
-                        <w:tc>
-                          <w:tcPr>
-                            <w:tcW w:w="2180" w:type="dxa"/>
-                            <w:gridSpan w:val="2"/>
-                            <w:tcBorders>
-                              <w:left w:val="single" w:sz="12" w:space="0" w:color="auto"/>
-                              <w:bottom w:val="single" w:sz="12" w:space="0" w:color="auto"/>
-                              <w:right w:val="single" w:sz="12" w:space="0" w:color="auto"/>
-                            </w:tcBorders>
-                          </w:tcPr>
-                          <w:p>
-                            <w:pPr>
-                              <w:pStyle w:val="TableParagraph"/>
-                              <w:spacing w:before="22"/>
-                              <w:rPr>
-                                <w:sz w:val="12"/>
-                              </w:rPr>
-                            </w:pPr>
-                            <w:r>
-                              <w:rPr>
-                                <w:spacing w:val="-1"/>
-                                <w:sz w:val="12"/>
-                              </w:rPr>
-                              <w:t>Total</w:t>
-                            </w:r>
-                            <w:r>
-                              <w:rPr>
-                                <w:spacing w:val="-7"/>
-                                <w:sz w:val="12"/>
-                              </w:rPr>
-                              <w:t xml:space="preserve"> </w:t>
-                            </w:r>
-                            <w:r>
-                              <w:rPr>
-                                <w:spacing w:val="-1"/>
-                                <w:sz w:val="12"/>
-                              </w:rPr>
-                              <w:t>Volume</w:t>
-                            </w:r>
-                          </w:p>
-                        </w:tc>
-                        <w:tc>
-                          <w:tcPr>
-                            <w:tcW w:w="3192" w:type="dxa"/>
-                            <w:gridSpan w:val="3"/>
-                            <w:tcBorders>
-                              <w:top w:val="single" w:sz="12" w:space="0" w:color="auto"/>
-                              <w:left w:val="single" w:sz="12" w:space="0" w:color="auto"/>
-                              <w:bottom w:val="single" w:sz="12" w:space="0" w:color="auto"/>
-                              <w:right w:val="single" w:sz="12" w:space="0" w:color="auto"/>
-                            </w:tcBorders>
-                          </w:tcPr>
-                          <w:p>
-                            <w:pPr>
-                              <w:pStyle w:val="TableParagraph"/>
-                              <w:spacing w:before="22"/>
-                              <w:ind w:left="43"/>
-                              <w:rPr>
-                                <w:bCs/>
-                                <w:sz w:val="12"/>
-                              </w:rPr>
-                            </w:pPr>
-                            <w:r>
-                              <w:rPr>
-                                <w:bCs/>
-                                <w:sz w:val="12"/>
-                              </w:rPr>
-                              <w:t>{{ total_volume }}</w:t>
-                            </w:r>
-                          </w:p>
-                        </w:tc>
-                      </w:tr>
-                      <w:tr>
-                        <w:trPr>
-                          <w:trHeight w:val="230"/>
-                        </w:trPr>
-                        <w:tc>
-                          <w:tcPr>
-                            <w:tcW w:w="2180" w:type="dxa"/>
-                            <w:gridSpan w:val="2"/>
-                            <w:tcBorders>
-                              <w:top w:val="single" w:sz="12" w:space="0" w:color="auto"/>
-                              <w:left w:val="single" w:sz="12" w:space="0" w:color="auto"/>
-                              <w:bottom w:val="single" w:sz="12" w:space="0" w:color="auto"/>
-                              <w:right w:val="single" w:sz="12" w:space="0" w:color="auto"/>
-                            </w:tcBorders>
-                          </w:tcPr>
-                          <w:p>
-                            <w:pPr>
-                              <w:pStyle w:val="TableParagraph"/>
-                              <w:rPr>
-                                <w:sz w:val="12"/>
-                              </w:rPr>
-                            </w:pPr>
-                            <w:r>
-                              <w:rPr>
-                                <w:sz w:val="12"/>
-                              </w:rPr>
-                              <w:t>Total</w:t>
-                            </w:r>
-                            <w:r>
-                              <w:rPr>
-                                <w:spacing w:val="-11"/>
-                                <w:sz w:val="12"/>
-                              </w:rPr>
-                              <w:t xml:space="preserve"> </w:t>
-                            </w:r>
-                            <w:r>
-                              <w:rPr>
-                                <w:sz w:val="12"/>
-                              </w:rPr>
-                              <w:t>Block(s)</w:t>
-                            </w:r>
-                          </w:p>
-                        </w:tc>
-                        <w:tc>
-                          <w:tcPr>
-                            <w:tcW w:w="3192" w:type="dxa"/>
-                            <w:gridSpan w:val="3"/>
-                            <w:tcBorders>
-                              <w:top w:val="single" w:sz="12" w:space="0" w:color="auto"/>
-                              <w:left w:val="single" w:sz="12" w:space="0" w:color="auto"/>
-                              <w:bottom w:val="single" w:sz="12" w:space="0" w:color="auto"/>
-                              <w:right w:val="single" w:sz="12" w:space="0" w:color="auto"/>
-                            </w:tcBorders>
-                          </w:tcPr>
-                          <w:p>
-                            <w:pPr>
-                              <w:pStyle w:val="TableParagraph"/>
-                              <w:ind w:left="43"/>
-                              <w:rPr>
-                                <w:bCs/>
-                                <w:sz w:val="12"/>
-                              </w:rPr>
-                            </w:pPr>
-                            <w:r>
-                              <w:rPr>
-                                <w:bCs/>
-                                <w:sz w:val="12"/>
-                              </w:rPr>
-                              <w:t>{{ total_blocks }}</w:t>
-                            </w:r>
-                          </w:p>
-                        </w:tc>
-                      </w:tr>
-                    </w:tbl>
-                    <w:p>
-                      <w:pPr>
-                        <w:pStyle w:val="BodyText"/>
-                      </w:pPr>
-                    </w:p>
-                  </w:txbxContent>
-                </v:textbox>
-                <w10:wrap type="topAndBottom" anchorx="page"/>
-              </v:shape>
-            </w:pict>
-          </mc:Fallback>
-        </mc:AlternateContent>
-      </w:r>
-      <w:r>
-        <w:rPr>
-          <w:noProof/>
-        </w:rPr>
-        <mc:AlternateContent>
-          <mc:Choice Requires="wps">
-            <w:drawing>
-              <wp:anchor distT="0" distB="0" distL="0" distR="0" simplePos="0" relativeHeight="251681792" behindDoc="1" locked="0" layoutInCell="1" allowOverlap="1" wp14:anchorId="12C301FA" wp14:editId="2F36AC46">
-                <wp:simplePos x="0" y="0"/>
-                <wp:positionH relativeFrom="page">
-                  <wp:posOffset>346710</wp:posOffset>
-                </wp:positionH>
-                <wp:positionV relativeFrom="paragraph">
-                  <wp:posOffset>4070985</wp:posOffset>
+                  <wp:posOffset>4497705</wp:posOffset>
                 </wp:positionV>
                 <wp:extent cx="5210175" cy="1295400"/>
                 <wp:effectExtent l="0" t="0" r="9525" b="0"/>
@@ -1135,12 +439,37 @@
                                       <w:sz w:val="12"/>
                                     </w:rPr>
                                   </w:pPr>
+                                  <w:proofErr w:type="gramStart"/>
                                   <w:r>
                                     <w:rPr>
                                       <w:bCs/>
                                       <w:sz w:val="12"/>
                                     </w:rPr>
-                                    <w:t>{{ total_volume }}</w:t>
+                                    <w:t xml:space="preserve">{{ </w:t>
+                                  </w:r>
+                                  <w:proofErr w:type="spellStart"/>
+                                  <w:r>
+                                    <w:rPr>
+                                      <w:bCs/>
+                                      <w:sz w:val="12"/>
+                                    </w:rPr>
+                                    <w:t>total</w:t>
+                                  </w:r>
+                                  <w:proofErr w:type="gramEnd"/>
+                                  <w:r>
+                                    <w:rPr>
+                                      <w:bCs/>
+                                      <w:sz w:val="12"/>
+                                    </w:rPr>
+                                    <w:t>_volume</w:t>
+                                  </w:r>
+                                  <w:proofErr w:type="spellEnd"/>
+                                  <w:r>
+                                    <w:rPr>
+                                      <w:bCs/>
+                                      <w:sz w:val="12"/>
+                                    </w:rPr>
+                                    <w:t xml:space="preserve"> }}</w:t>
                                   </w:r>
                                 </w:p>
                               </w:tc>
@@ -1208,12 +537,37 @@
                                       <w:sz w:val="12"/>
                                     </w:rPr>
                                   </w:pPr>
+                                  <w:proofErr w:type="gramStart"/>
                                   <w:r>
                                     <w:rPr>
                                       <w:bCs/>
                                       <w:sz w:val="12"/>
                                     </w:rPr>
-                                    <w:t>{{ total_blocks }}</w:t>
+                                    <w:t xml:space="preserve">{{ </w:t>
+                                  </w:r>
+                                  <w:proofErr w:type="spellStart"/>
+                                  <w:r>
+                                    <w:rPr>
+                                      <w:bCs/>
+                                      <w:sz w:val="12"/>
+                                    </w:rPr>
+                                    <w:t>total</w:t>
+                                  </w:r>
+                                  <w:proofErr w:type="gramEnd"/>
+                                  <w:r>
+                                    <w:rPr>
+                                      <w:bCs/>
+                                      <w:sz w:val="12"/>
+                                    </w:rPr>
+                                    <w:t>_blocks</w:t>
+                                  </w:r>
+                                  <w:proofErr w:type="spellEnd"/>
+                                  <w:r>
+                                    <w:rPr>
+                                      <w:bCs/>
+                                      <w:sz w:val="12"/>
+                                    </w:rPr>
+                                    <w:t xml:space="preserve"> }}</w:t>
                                   </w:r>
                                 </w:p>
                               </w:tc>
@@ -1243,7 +597,11 @@
           </mc:Choice>
           <mc:Fallback>
             <w:pict>
-              <v:shape w14:anchorId="12C301FA" id="Text Box 3" o:spid="_x0000_s1027" type="#_x0000_t202" style="position:absolute;margin-left:27.3pt;margin-top:320.55pt;width:410.25pt;height:102pt;z-index:-251634688;visibility:visible;mso-wrap-style:square;mso-width-percent:0;mso-height-percent:0;mso-wrap-distance-left:0;mso-wrap-distance-top:0;mso-wrap-distance-right:0;mso-wrap-distance-bottom:0;mso-position-horizontal:absolute;mso-position-horizontal-relative:page;mso-position-vertical:absolute;mso-position-vertical-relative:text;mso-width-percent:0;mso-height-percent:0;mso-width-relative:page;mso-height-relative:page;v-text-anchor:top" o:gfxdata="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" filled="f" stroked="f">
+              <v:shapetype w14:anchorId="12C301FA" id="_x0000_t202" coordsize="21600,21600" o:spt="202" path="m,l,21600r21600,l21600,xe">
+                <v:stroke joinstyle="miter"/>
+                <v:path gradientshapeok="t" o:connecttype="rect"/>
+              </v:shapetype>
+              <v:shape id="Text Box 3" o:spid="_x0000_s1026" type="#_x0000_t202" style="position:absolute;margin-left:23.7pt;margin-top:354.15pt;width:410.25pt;height:102pt;z-index:-251634688;visibility:visible;mso-wrap-style:square;mso-width-percent:0;mso-height-percent:0;mso-wrap-distance-left:0;mso-wrap-distance-top:0;mso-wrap-distance-right:0;mso-wrap-distance-bottom:0;mso-position-horizontal:absolute;mso-position-horizontal-relative:page;mso-position-vertical:absolute;mso-position-vertical-relative:text;mso-width-percent:0;mso-height-percent:0;mso-width-relative:page;mso-height-relative:page;v-text-anchor:top" o:gfxdata="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" filled="f" stroked="f">
                 <v:textbox inset="0,0,0,0">
                   <w:txbxContent>
                     <w:tbl>
@@ -1462,12 +820,37 @@
                                 <w:sz w:val="12"/>
                               </w:rPr>
                             </w:pPr>
+                            <w:proofErr w:type="gramStart"/>
                             <w:r>
                               <w:rPr>
                                 <w:bCs/>
                                 <w:sz w:val="12"/>
                               </w:rPr>
-                              <w:t>{{ total_volume }}</w:t>
+                              <w:t xml:space="preserve">{{ </w:t>
+                            </w:r>
+                            <w:proofErr w:type="spellStart"/>
+                            <w:r>
+                              <w:rPr>
+                                <w:bCs/>
+                                <w:sz w:val="12"/>
+                              </w:rPr>
+                              <w:t>total</w:t>
+                            </w:r>
+                            <w:proofErr w:type="gramEnd"/>
+                            <w:r>
+                              <w:rPr>
+                                <w:bCs/>
+                                <w:sz w:val="12"/>
+                              </w:rPr>
+                              <w:t>_volume</w:t>
+                            </w:r>
+                            <w:proofErr w:type="spellEnd"/>
+                            <w:r>
+                              <w:rPr>
+                                <w:bCs/>
+                                <w:sz w:val="12"/>
+                              </w:rPr>
+                              <w:t xml:space="preserve"> }}</w:t>
                             </w:r>
                           </w:p>
                         </w:tc>
@@ -1535,12 +918,37 @@
                                 <w:sz w:val="12"/>
                               </w:rPr>
                             </w:pPr>
+                            <w:proofErr w:type="gramStart"/>
                             <w:r>
                               <w:rPr>
                                 <w:bCs/>
                                 <w:sz w:val="12"/>
                               </w:rPr>
-                              <w:t>{{ total_blocks }}</w:t>
+                              <w:t xml:space="preserve">{{ </w:t>
+                            </w:r>
+                            <w:proofErr w:type="spellStart"/>
+                            <w:r>
+                              <w:rPr>
+                                <w:bCs/>
+                                <w:sz w:val="12"/>
+                              </w:rPr>
+                              <w:t>total</w:t>
+                            </w:r>
+                            <w:proofErr w:type="gramEnd"/>
+                            <w:r>
+                              <w:rPr>
+                                <w:bCs/>
+                                <w:sz w:val="12"/>
+                              </w:rPr>
+                              <w:t>_blocks</w:t>
+                            </w:r>
+                            <w:proofErr w:type="spellEnd"/>
+                            <w:r>
+                              <w:rPr>
+                                <w:bCs/>
+                                <w:sz w:val="12"/>
+                              </w:rPr>
+                              <w:t xml:space="preserve"> }}</w:t>
                             </w:r>
                           </w:p>
                         </w:tc>
@@ -1973,11 +1381,33 @@
                                       <w:sz w:val="12"/>
                                     </w:rPr>
                                   </w:pPr>
-                                  <w:r>
-                                    <w:rPr>
-                                      <w:sz w:val="12"/>
-                                    </w:rPr>
-                                    <w:t>{{ form_ap_no }}</w:t>
+                                  <w:proofErr w:type="gramStart"/>
+                                  <w:r>
+                                    <w:rPr>
+                                      <w:sz w:val="12"/>
+                                    </w:rPr>
+                                    <w:t xml:space="preserve">{{ </w:t>
+                                  </w:r>
+                                  <w:proofErr w:type="spellStart"/>
+                                  <w:r>
+                                    <w:rPr>
+                                      <w:sz w:val="12"/>
+                                    </w:rPr>
+                                    <w:t>form</w:t>
+                                  </w:r>
+                                  <w:proofErr w:type="gramEnd"/>
+                                  <w:r>
+                                    <w:rPr>
+                                      <w:sz w:val="12"/>
+                                    </w:rPr>
+                                    <w:t>_ap_no</w:t>
+                                  </w:r>
+                                  <w:proofErr w:type="spellEnd"/>
+                                  <w:r>
+                                    <w:rPr>
+                                      <w:sz w:val="12"/>
+                                    </w:rPr>
+                                    <w:t xml:space="preserve"> }}</w:t>
                                   </w:r>
                                 </w:p>
                               </w:tc>
@@ -2013,17 +1443,47 @@
                                     </w:rPr>
                                     <w:t xml:space="preserve"> </w:t>
                                   </w:r>
-                                  <w:r>
-                                    <w:rPr>
-                                      <w:sz w:val="12"/>
-                                    </w:rPr>
-                                    <w:t xml:space="preserve">No : </w:t>
-                                  </w:r>
-                                  <w:r>
-                                    <w:rPr>
-                                      <w:sz w:val="12"/>
-                                    </w:rPr>
-                                    <w:t>{{ sr_no }}</w:t>
+                                  <w:proofErr w:type="gramStart"/>
+                                  <w:r>
+                                    <w:rPr>
+                                      <w:sz w:val="12"/>
+                                    </w:rPr>
+                                    <w:t>No :</w:t>
+                                  </w:r>
+                                  <w:proofErr w:type="gramEnd"/>
+                                  <w:r>
+                                    <w:rPr>
+                                      <w:sz w:val="12"/>
+                                    </w:rPr>
+                                    <w:t xml:space="preserve"> </w:t>
+                                  </w:r>
+                                  <w:proofErr w:type="gramStart"/>
+                                  <w:r>
+                                    <w:rPr>
+                                      <w:sz w:val="12"/>
+                                    </w:rPr>
+                                    <w:t xml:space="preserve">{{ </w:t>
+                                  </w:r>
+                                  <w:proofErr w:type="spellStart"/>
+                                  <w:r>
+                                    <w:rPr>
+                                      <w:sz w:val="12"/>
+                                    </w:rPr>
+                                    <w:t>sr</w:t>
+                                  </w:r>
+                                  <w:proofErr w:type="gramEnd"/>
+                                  <w:r>
+                                    <w:rPr>
+                                      <w:sz w:val="12"/>
+                                    </w:rPr>
+                                    <w:t>_no</w:t>
+                                  </w:r>
+                                  <w:proofErr w:type="spellEnd"/>
+                                  <w:r>
+                                    <w:rPr>
+                                      <w:sz w:val="12"/>
+                                    </w:rPr>
+                                    <w:t xml:space="preserve"> }}</w:t>
                                   </w:r>
                                 </w:p>
                               </w:tc>
@@ -2125,11 +1585,47 @@
                                       <w:sz w:val="12"/>
                                     </w:rPr>
                                   </w:pPr>
-                                  <w:r>
-                                    <w:rPr>
-                                      <w:sz w:val="12"/>
-                                    </w:rPr>
-                                    <w:t>{{ mdp_no }}</w:t>
+                                  <w:proofErr w:type="gramStart"/>
+                                  <w:r>
+                                    <w:rPr>
+                                      <w:sz w:val="12"/>
+                                    </w:rPr>
+                                    <w:t xml:space="preserve">{{ </w:t>
+                                  </w:r>
+                                  <w:proofErr w:type="spellStart"/>
+                                  <w:r>
+                                    <w:rPr>
+                                      <w:sz w:val="12"/>
+                                    </w:rPr>
+                                    <w:t>mdp</w:t>
+                                  </w:r>
+                                  <w:proofErr w:type="gramEnd"/>
+                                  <w:r>
+                                    <w:rPr>
+                                      <w:sz w:val="12"/>
+                                    </w:rPr>
+                                    <w:t>_</w:t>
+                                  </w:r>
+                                  <w:proofErr w:type="gramStart"/>
+                                  <w:r>
+                                    <w:rPr>
+                                      <w:sz w:val="12"/>
+                                    </w:rPr>
+                                    <w:t>no</w:t>
+                                  </w:r>
+                                  <w:proofErr w:type="spellEnd"/>
+                                  <w:r>
+                                    <w:rPr>
+                                      <w:sz w:val="12"/>
+                                    </w:rPr>
+                                    <w:t xml:space="preserve"> }</w:t>
+                                  </w:r>
+                                  <w:proofErr w:type="gramEnd"/>
+                                  <w:r>
+                                    <w:rPr>
+                                      <w:sz w:val="12"/>
+                                    </w:rPr>
+                                    <w:t>}</w:t>
                                   </w:r>
                                   <w:r>
                                     <w:rPr>
@@ -2266,11 +1762,33 @@
                                       <w:sz w:val="12"/>
                                     </w:rPr>
                                   </w:pPr>
-                                  <w:r>
-                                    <w:rPr>
-                                      <w:sz w:val="12"/>
-                                    </w:rPr>
-                                    <w:t>{{ lease_no }}</w:t>
+                                  <w:proofErr w:type="gramStart"/>
+                                  <w:r>
+                                    <w:rPr>
+                                      <w:sz w:val="12"/>
+                                    </w:rPr>
+                                    <w:t xml:space="preserve">{{ </w:t>
+                                  </w:r>
+                                  <w:proofErr w:type="spellStart"/>
+                                  <w:r>
+                                    <w:rPr>
+                                      <w:sz w:val="12"/>
+                                    </w:rPr>
+                                    <w:t>lease</w:t>
+                                  </w:r>
+                                  <w:proofErr w:type="gramEnd"/>
+                                  <w:r>
+                                    <w:rPr>
+                                      <w:sz w:val="12"/>
+                                    </w:rPr>
+                                    <w:t>_no</w:t>
+                                  </w:r>
+                                  <w:proofErr w:type="spellEnd"/>
+                                  <w:r>
+                                    <w:rPr>
+                                      <w:sz w:val="12"/>
+                                    </w:rPr>
+                                    <w:t xml:space="preserve"> }}</w:t>
                                   </w:r>
                                 </w:p>
                               </w:tc>
@@ -2297,11 +1815,19 @@
                                     </w:rPr>
                                     <w:t xml:space="preserve">Barcode: </w:t>
                                   </w:r>
-                                  <w:r>
-                                    <w:rPr>
-                                      <w:sz w:val="12"/>
-                                    </w:rPr>
-                                    <w:t>{{ barcode }}</w:t>
+                                  <w:proofErr w:type="gramStart"/>
+                                  <w:r>
+                                    <w:rPr>
+                                      <w:sz w:val="12"/>
+                                    </w:rPr>
+                                    <w:t>{{ barcode</w:t>
+                                  </w:r>
+                                  <w:proofErr w:type="gramEnd"/>
+                                  <w:r>
+                                    <w:rPr>
+                                      <w:sz w:val="12"/>
+                                    </w:rPr>
+                                    <w:t xml:space="preserve"> }}</w:t>
                                   </w:r>
                                 </w:p>
                               </w:tc>
@@ -2422,13 +1948,41 @@
                                       <w:sz w:val="12"/>
                                     </w:rPr>
                                   </w:pPr>
+                                  <w:proofErr w:type="gramStart"/>
                                   <w:r>
                                     <w:rPr>
                                       <w:b/>
                                       <w:bCs/>
                                       <w:sz w:val="12"/>
                                     </w:rPr>
-                                    <w:t>{{ lease_name }}</w:t>
+                                    <w:t xml:space="preserve">{{ </w:t>
+                                  </w:r>
+                                  <w:proofErr w:type="spellStart"/>
+                                  <w:r>
+                                    <w:rPr>
+                                      <w:b/>
+                                      <w:bCs/>
+                                      <w:sz w:val="12"/>
+                                    </w:rPr>
+                                    <w:t>lease</w:t>
+                                  </w:r>
+                                  <w:proofErr w:type="gramEnd"/>
+                                  <w:r>
+                                    <w:rPr>
+                                      <w:b/>
+                                      <w:bCs/>
+                                      <w:sz w:val="12"/>
+                                    </w:rPr>
+                                    <w:t>_name</w:t>
+                                  </w:r>
+                                  <w:proofErr w:type="spellEnd"/>
+                                  <w:r>
+                                    <w:rPr>
+                                      <w:b/>
+                                      <w:bCs/>
+                                      <w:sz w:val="12"/>
+                                    </w:rPr>
+                                    <w:t xml:space="preserve"> }}</w:t>
                                   </w:r>
                                 </w:p>
                               </w:tc>
@@ -2492,11 +2046,33 @@
                                     </w:rPr>
                                     <w:t xml:space="preserve"> </w:t>
                                   </w:r>
-                                  <w:r>
-                                    <w:rPr>
-                                      <w:sz w:val="12"/>
-                                    </w:rPr>
-                                    <w:t>{{ type_of_land }}</w:t>
+                                  <w:proofErr w:type="gramStart"/>
+                                  <w:r>
+                                    <w:rPr>
+                                      <w:sz w:val="12"/>
+                                    </w:rPr>
+                                    <w:t xml:space="preserve">{{ </w:t>
+                                  </w:r>
+                                  <w:proofErr w:type="spellStart"/>
+                                  <w:r>
+                                    <w:rPr>
+                                      <w:sz w:val="12"/>
+                                    </w:rPr>
+                                    <w:t>type</w:t>
+                                  </w:r>
+                                  <w:proofErr w:type="gramEnd"/>
+                                  <w:r>
+                                    <w:rPr>
+                                      <w:sz w:val="12"/>
+                                    </w:rPr>
+                                    <w:t>_of_land</w:t>
+                                  </w:r>
+                                  <w:proofErr w:type="spellEnd"/>
+                                  <w:r>
+                                    <w:rPr>
+                                      <w:sz w:val="12"/>
+                                    </w:rPr>
+                                    <w:t xml:space="preserve"> }}</w:t>
                                   </w:r>
                                 </w:p>
                               </w:tc>
@@ -2625,17 +2201,47 @@
                                     </w:rPr>
                                     <w:t xml:space="preserve"> </w:t>
                                   </w:r>
-                                  <w:r>
-                                    <w:rPr>
-                                      <w:sz w:val="12"/>
-                                    </w:rPr>
-                                    <w:t xml:space="preserve">No : </w:t>
-                                  </w:r>
-                                  <w:r>
-                                    <w:rPr>
-                                      <w:sz w:val="12"/>
-                                    </w:rPr>
-                                    <w:t>{{ gst_no }}</w:t>
+                                  <w:proofErr w:type="gramStart"/>
+                                  <w:r>
+                                    <w:rPr>
+                                      <w:sz w:val="12"/>
+                                    </w:rPr>
+                                    <w:t>No :</w:t>
+                                  </w:r>
+                                  <w:proofErr w:type="gramEnd"/>
+                                  <w:r>
+                                    <w:rPr>
+                                      <w:sz w:val="12"/>
+                                    </w:rPr>
+                                    <w:t xml:space="preserve"> </w:t>
+                                  </w:r>
+                                  <w:proofErr w:type="gramStart"/>
+                                  <w:r>
+                                    <w:rPr>
+                                      <w:sz w:val="12"/>
+                                    </w:rPr>
+                                    <w:t xml:space="preserve">{{ </w:t>
+                                  </w:r>
+                                  <w:proofErr w:type="spellStart"/>
+                                  <w:r>
+                                    <w:rPr>
+                                      <w:sz w:val="12"/>
+                                    </w:rPr>
+                                    <w:t>gst</w:t>
+                                  </w:r>
+                                  <w:proofErr w:type="gramEnd"/>
+                                  <w:r>
+                                    <w:rPr>
+                                      <w:sz w:val="12"/>
+                                    </w:rPr>
+                                    <w:t>_no</w:t>
+                                  </w:r>
+                                  <w:proofErr w:type="spellEnd"/>
+                                  <w:r>
+                                    <w:rPr>
+                                      <w:sz w:val="12"/>
+                                    </w:rPr>
+                                    <w:t xml:space="preserve"> }}</w:t>
                                   </w:r>
                                 </w:p>
                               </w:tc>
@@ -2721,11 +2327,33 @@
                                       <w:sz w:val="12"/>
                                     </w:rPr>
                                   </w:pPr>
-                                  <w:r>
-                                    <w:rPr>
-                                      <w:sz w:val="12"/>
-                                    </w:rPr>
-                                    <w:t>{{ taluk_district }}</w:t>
+                                  <w:proofErr w:type="gramStart"/>
+                                  <w:r>
+                                    <w:rPr>
+                                      <w:sz w:val="12"/>
+                                    </w:rPr>
+                                    <w:t xml:space="preserve">{{ </w:t>
+                                  </w:r>
+                                  <w:proofErr w:type="spellStart"/>
+                                  <w:r>
+                                    <w:rPr>
+                                      <w:sz w:val="12"/>
+                                    </w:rPr>
+                                    <w:t>taluk</w:t>
+                                  </w:r>
+                                  <w:proofErr w:type="gramEnd"/>
+                                  <w:r>
+                                    <w:rPr>
+                                      <w:sz w:val="12"/>
+                                    </w:rPr>
+                                    <w:t>_district</w:t>
+                                  </w:r>
+                                  <w:proofErr w:type="spellEnd"/>
+                                  <w:r>
+                                    <w:rPr>
+                                      <w:sz w:val="12"/>
+                                    </w:rPr>
+                                    <w:t xml:space="preserve"> }}</w:t>
                                   </w:r>
                                 </w:p>
                               </w:tc>
@@ -2754,11 +2382,33 @@
                                     </w:rPr>
                                     <w:t xml:space="preserve">Loading Place: </w:t>
                                   </w:r>
-                                  <w:r>
-                                    <w:rPr>
-                                      <w:sz w:val="12"/>
-                                    </w:rPr>
-                                    <w:t>{{ loading_place }}</w:t>
+                                  <w:proofErr w:type="gramStart"/>
+                                  <w:r>
+                                    <w:rPr>
+                                      <w:sz w:val="12"/>
+                                    </w:rPr>
+                                    <w:t xml:space="preserve">{{ </w:t>
+                                  </w:r>
+                                  <w:proofErr w:type="spellStart"/>
+                                  <w:r>
+                                    <w:rPr>
+                                      <w:sz w:val="12"/>
+                                    </w:rPr>
+                                    <w:t>loading</w:t>
+                                  </w:r>
+                                  <w:proofErr w:type="gramEnd"/>
+                                  <w:r>
+                                    <w:rPr>
+                                      <w:sz w:val="12"/>
+                                    </w:rPr>
+                                    <w:t>_place</w:t>
+                                  </w:r>
+                                  <w:proofErr w:type="spellEnd"/>
+                                  <w:r>
+                                    <w:rPr>
+                                      <w:sz w:val="12"/>
+                                    </w:rPr>
+                                    <w:t xml:space="preserve"> }}</w:t>
                                   </w:r>
                                 </w:p>
                               </w:tc>
@@ -2845,11 +2495,19 @@
                                       <w:sz w:val="12"/>
                                     </w:rPr>
                                   </w:pPr>
-                                  <w:r>
-                                    <w:rPr>
-                                      <w:sz w:val="12"/>
-                                    </w:rPr>
-                                    <w:t>{{ quantity }}</w:t>
+                                  <w:proofErr w:type="gramStart"/>
+                                  <w:r>
+                                    <w:rPr>
+                                      <w:sz w:val="12"/>
+                                    </w:rPr>
+                                    <w:t>{{ quantity</w:t>
+                                  </w:r>
+                                  <w:proofErr w:type="gramEnd"/>
+                                  <w:r>
+                                    <w:rPr>
+                                      <w:sz w:val="12"/>
+                                    </w:rPr>
+                                    <w:t xml:space="preserve"> }}</w:t>
                                   </w:r>
                                 </w:p>
                               </w:tc>
@@ -2897,11 +2555,33 @@
                                     </w:rPr>
                                     <w:t xml:space="preserve"> </w:t>
                                   </w:r>
-                                  <w:r>
-                                    <w:rPr>
-                                      <w:sz w:val="12"/>
-                                    </w:rPr>
-                                    <w:t>{{ mdp_type }}</w:t>
+                                  <w:proofErr w:type="gramStart"/>
+                                  <w:r>
+                                    <w:rPr>
+                                      <w:sz w:val="12"/>
+                                    </w:rPr>
+                                    <w:t xml:space="preserve">{{ </w:t>
+                                  </w:r>
+                                  <w:proofErr w:type="spellStart"/>
+                                  <w:r>
+                                    <w:rPr>
+                                      <w:sz w:val="12"/>
+                                    </w:rPr>
+                                    <w:t>mdp</w:t>
+                                  </w:r>
+                                  <w:proofErr w:type="gramEnd"/>
+                                  <w:r>
+                                    <w:rPr>
+                                      <w:sz w:val="12"/>
+                                    </w:rPr>
+                                    <w:t>_type</w:t>
+                                  </w:r>
+                                  <w:proofErr w:type="spellEnd"/>
+                                  <w:r>
+                                    <w:rPr>
+                                      <w:sz w:val="12"/>
+                                    </w:rPr>
+                                    <w:t xml:space="preserve"> }}</w:t>
                                   </w:r>
                                 </w:p>
                               </w:tc>
@@ -3128,11 +2808,33 @@
                                       <w:sz w:val="12"/>
                                     </w:rPr>
                                   </w:pPr>
-                                  <w:r>
-                                    <w:rPr>
-                                      <w:sz w:val="12"/>
-                                    </w:rPr>
-                                    <w:t>{{ form_ap_purpose }}</w:t>
+                                  <w:proofErr w:type="gramStart"/>
+                                  <w:r>
+                                    <w:rPr>
+                                      <w:sz w:val="12"/>
+                                    </w:rPr>
+                                    <w:t xml:space="preserve">{{ </w:t>
+                                  </w:r>
+                                  <w:proofErr w:type="spellStart"/>
+                                  <w:r>
+                                    <w:rPr>
+                                      <w:sz w:val="12"/>
+                                    </w:rPr>
+                                    <w:t>form</w:t>
+                                  </w:r>
+                                  <w:proofErr w:type="gramEnd"/>
+                                  <w:r>
+                                    <w:rPr>
+                                      <w:sz w:val="12"/>
+                                    </w:rPr>
+                                    <w:t>_ap_purpose</w:t>
+                                  </w:r>
+                                  <w:proofErr w:type="spellEnd"/>
+                                  <w:r>
+                                    <w:rPr>
+                                      <w:sz w:val="12"/>
+                                    </w:rPr>
+                                    <w:t xml:space="preserve"> }}</w:t>
                                   </w:r>
                                 </w:p>
                               </w:tc>
@@ -3264,11 +2966,33 @@
                                       <w:sz w:val="12"/>
                                     </w:rPr>
                                   </w:pPr>
-                                  <w:r>
-                                    <w:rPr>
-                                      <w:sz w:val="12"/>
-                                    </w:rPr>
-                                    <w:t>{{ mineral_grade }}</w:t>
+                                  <w:proofErr w:type="gramStart"/>
+                                  <w:r>
+                                    <w:rPr>
+                                      <w:sz w:val="12"/>
+                                    </w:rPr>
+                                    <w:t xml:space="preserve">{{ </w:t>
+                                  </w:r>
+                                  <w:proofErr w:type="spellStart"/>
+                                  <w:r>
+                                    <w:rPr>
+                                      <w:sz w:val="12"/>
+                                    </w:rPr>
+                                    <w:t>mineral</w:t>
+                                  </w:r>
+                                  <w:proofErr w:type="gramEnd"/>
+                                  <w:r>
+                                    <w:rPr>
+                                      <w:sz w:val="12"/>
+                                    </w:rPr>
+                                    <w:t>_grade</w:t>
+                                  </w:r>
+                                  <w:proofErr w:type="spellEnd"/>
+                                  <w:r>
+                                    <w:rPr>
+                                      <w:sz w:val="12"/>
+                                    </w:rPr>
+                                    <w:t xml:space="preserve"> }}</w:t>
                                   </w:r>
                                 </w:p>
                               </w:tc>
@@ -3376,12 +3100,37 @@
                                       <w:sz w:val="12"/>
                                     </w:rPr>
                                   </w:pPr>
+                                  <w:proofErr w:type="gramStart"/>
                                   <w:r>
                                     <w:rPr>
                                       <w:b/>
                                       <w:sz w:val="12"/>
                                     </w:rPr>
-                                    <w:t>{{ total_amount_paid }}</w:t>
+                                    <w:t xml:space="preserve">{{ </w:t>
+                                  </w:r>
+                                  <w:proofErr w:type="spellStart"/>
+                                  <w:r>
+                                    <w:rPr>
+                                      <w:b/>
+                                      <w:sz w:val="12"/>
+                                    </w:rPr>
+                                    <w:t>total</w:t>
+                                  </w:r>
+                                  <w:proofErr w:type="gramEnd"/>
+                                  <w:r>
+                                    <w:rPr>
+                                      <w:b/>
+                                      <w:sz w:val="12"/>
+                                    </w:rPr>
+                                    <w:t>_amount_paid</w:t>
+                                  </w:r>
+                                  <w:proofErr w:type="spellEnd"/>
+                                  <w:r>
+                                    <w:rPr>
+                                      <w:b/>
+                                      <w:sz w:val="12"/>
+                                    </w:rPr>
+                                    <w:t xml:space="preserve"> }}</w:t>
                                   </w:r>
                                 </w:p>
                               </w:tc>
@@ -3489,13 +3238,23 @@
                                       <w:sz w:val="12"/>
                                     </w:rPr>
                                   </w:pPr>
+                                  <w:proofErr w:type="gramStart"/>
                                   <w:r>
                                     <w:rPr>
                                       <w:b/>
                                       <w:bCs/>
                                       <w:sz w:val="12"/>
                                     </w:rPr>
-                                    <w:t>{{ buyer }}</w:t>
+                                    <w:t>{{ buyer</w:t>
+                                  </w:r>
+                                  <w:proofErr w:type="gramEnd"/>
+                                  <w:r>
+                                    <w:rPr>
+                                      <w:b/>
+                                      <w:bCs/>
+                                      <w:sz w:val="12"/>
+                                    </w:rPr>
+                                    <w:t xml:space="preserve"> }}</w:t>
                                   </w:r>
                                 </w:p>
                               </w:tc>
@@ -3600,11 +3359,19 @@
                                       <w:sz w:val="12"/>
                                     </w:rPr>
                                   </w:pPr>
-                                  <w:r>
-                                    <w:rPr>
-                                      <w:sz w:val="12"/>
-                                    </w:rPr>
-                                    <w:t>{{ route }}</w:t>
+                                  <w:proofErr w:type="gramStart"/>
+                                  <w:r>
+                                    <w:rPr>
+                                      <w:sz w:val="12"/>
+                                    </w:rPr>
+                                    <w:t>{{ route</w:t>
+                                  </w:r>
+                                  <w:proofErr w:type="gramEnd"/>
+                                  <w:r>
+                                    <w:rPr>
+                                      <w:sz w:val="12"/>
+                                    </w:rPr>
+                                    <w:t xml:space="preserve"> }}</w:t>
                                   </w:r>
                                 </w:p>
                               </w:tc>
@@ -3693,13 +3460,23 @@
                                       <w:sz w:val="12"/>
                                     </w:rPr>
                                   </w:pPr>
+                                  <w:proofErr w:type="gramStart"/>
                                   <w:r>
                                     <w:rPr>
                                       <w:b/>
                                       <w:bCs/>
                                       <w:sz w:val="12"/>
                                     </w:rPr>
-                                    <w:t>{{ validity }}</w:t>
+                                    <w:t>{{ validity</w:t>
+                                  </w:r>
+                                  <w:proofErr w:type="gramEnd"/>
+                                  <w:r>
+                                    <w:rPr>
+                                      <w:b/>
+                                      <w:bCs/>
+                                      <w:sz w:val="12"/>
+                                    </w:rPr>
+                                    <w:t xml:space="preserve"> }}</w:t>
                                   </w:r>
                                 </w:p>
                               </w:tc>
@@ -3774,7 +3551,23 @@
                                       <w:rFonts w:ascii="Times New Roman"/>
                                       <w:sz w:val="12"/>
                                     </w:rPr>
-                                    <w:t>{{qr_code}}</w:t>
+                                    <w:t>{{</w:t>
+                                  </w:r>
+                                  <w:proofErr w:type="spellStart"/>
+                                  <w:r>
+                                    <w:rPr>
+                                      <w:rFonts w:ascii="Times New Roman"/>
+                                      <w:sz w:val="12"/>
+                                    </w:rPr>
+                                    <w:t>qr_code</w:t>
+                                  </w:r>
+                                  <w:proofErr w:type="spellEnd"/>
+                                  <w:r>
+                                    <w:rPr>
+                                      <w:rFonts w:ascii="Times New Roman"/>
+                                      <w:sz w:val="12"/>
+                                    </w:rPr>
+                                    <w:t>}}</w:t>
                                   </w:r>
                                 </w:p>
                               </w:tc>
@@ -3871,11 +3664,33 @@
                                       <w:sz w:val="12"/>
                                     </w:rPr>
                                   </w:pPr>
-                                  <w:r>
-                                    <w:rPr>
-                                      <w:sz w:val="12"/>
-                                    </w:rPr>
-                                    <w:t>{{ check_post }}</w:t>
+                                  <w:proofErr w:type="gramStart"/>
+                                  <w:r>
+                                    <w:rPr>
+                                      <w:sz w:val="12"/>
+                                    </w:rPr>
+                                    <w:t xml:space="preserve">{{ </w:t>
+                                  </w:r>
+                                  <w:proofErr w:type="spellStart"/>
+                                  <w:r>
+                                    <w:rPr>
+                                      <w:sz w:val="12"/>
+                                    </w:rPr>
+                                    <w:t>check</w:t>
+                                  </w:r>
+                                  <w:proofErr w:type="gramEnd"/>
+                                  <w:r>
+                                    <w:rPr>
+                                      <w:sz w:val="12"/>
+                                    </w:rPr>
+                                    <w:t>_post</w:t>
+                                  </w:r>
+                                  <w:proofErr w:type="spellEnd"/>
+                                  <w:r>
+                                    <w:rPr>
+                                      <w:sz w:val="12"/>
+                                    </w:rPr>
+                                    <w:t xml:space="preserve"> }}</w:t>
                                   </w:r>
                                 </w:p>
                               </w:tc>
@@ -3990,11 +3805,33 @@
                                       <w:sz w:val="12"/>
                                     </w:rPr>
                                   </w:pPr>
-                                  <w:r>
-                                    <w:rPr>
-                                      <w:sz w:val="12"/>
-                                    </w:rPr>
-                                    <w:t>{{ vehicle_no }}</w:t>
+                                  <w:proofErr w:type="gramStart"/>
+                                  <w:r>
+                                    <w:rPr>
+                                      <w:sz w:val="12"/>
+                                    </w:rPr>
+                                    <w:t xml:space="preserve">{{ </w:t>
+                                  </w:r>
+                                  <w:proofErr w:type="spellStart"/>
+                                  <w:r>
+                                    <w:rPr>
+                                      <w:sz w:val="12"/>
+                                    </w:rPr>
+                                    <w:t>vehicle</w:t>
+                                  </w:r>
+                                  <w:proofErr w:type="gramEnd"/>
+                                  <w:r>
+                                    <w:rPr>
+                                      <w:sz w:val="12"/>
+                                    </w:rPr>
+                                    <w:t>_no</w:t>
+                                  </w:r>
+                                  <w:proofErr w:type="spellEnd"/>
+                                  <w:r>
+                                    <w:rPr>
+                                      <w:sz w:val="12"/>
+                                    </w:rPr>
+                                    <w:t xml:space="preserve"> }}</w:t>
                                   </w:r>
                                 </w:p>
                               </w:tc>
@@ -4097,11 +3934,33 @@
                                       <w:sz w:val="12"/>
                                     </w:rPr>
                                   </w:pPr>
-                                  <w:r>
-                                    <w:rPr>
-                                      <w:sz w:val="12"/>
-                                    </w:rPr>
-                                    <w:t>{{ crusher_unit }}</w:t>
+                                  <w:proofErr w:type="gramStart"/>
+                                  <w:r>
+                                    <w:rPr>
+                                      <w:sz w:val="12"/>
+                                    </w:rPr>
+                                    <w:t xml:space="preserve">{{ </w:t>
+                                  </w:r>
+                                  <w:proofErr w:type="spellStart"/>
+                                  <w:r>
+                                    <w:rPr>
+                                      <w:sz w:val="12"/>
+                                    </w:rPr>
+                                    <w:t>crusher</w:t>
+                                  </w:r>
+                                  <w:proofErr w:type="gramEnd"/>
+                                  <w:r>
+                                    <w:rPr>
+                                      <w:sz w:val="12"/>
+                                    </w:rPr>
+                                    <w:t>_unit</w:t>
+                                  </w:r>
+                                  <w:proofErr w:type="spellEnd"/>
+                                  <w:r>
+                                    <w:rPr>
+                                      <w:sz w:val="12"/>
+                                    </w:rPr>
+                                    <w:t xml:space="preserve"> }}</w:t>
                                   </w:r>
                                 </w:p>
                               </w:tc>
@@ -4304,13 +4163,23 @@
                                       <w:sz w:val="12"/>
                                     </w:rPr>
                                   </w:pPr>
+                                  <w:proofErr w:type="gramStart"/>
                                   <w:r>
                                     <w:rPr>
                                       <w:b/>
                                       <w:bCs/>
                                       <w:sz w:val="12"/>
                                     </w:rPr>
-                                    <w:t>{{ destination }}</w:t>
+                                    <w:t>{{ destination</w:t>
+                                  </w:r>
+                                  <w:proofErr w:type="gramEnd"/>
+                                  <w:r>
+                                    <w:rPr>
+                                      <w:b/>
+                                      <w:bCs/>
+                                      <w:sz w:val="12"/>
+                                    </w:rPr>
+                                    <w:t xml:space="preserve"> }}</w:t>
                                   </w:r>
                                 </w:p>
                               </w:tc>
@@ -4334,11 +4203,33 @@
                                       <w:sz w:val="12"/>
                                     </w:rPr>
                                   </w:pPr>
-                                  <w:r>
-                                    <w:rPr>
-                                      <w:sz w:val="12"/>
-                                    </w:rPr>
-                                    <w:t>{{ copy_type }}</w:t>
+                                  <w:proofErr w:type="gramStart"/>
+                                  <w:r>
+                                    <w:rPr>
+                                      <w:sz w:val="12"/>
+                                    </w:rPr>
+                                    <w:t xml:space="preserve">{{ </w:t>
+                                  </w:r>
+                                  <w:proofErr w:type="spellStart"/>
+                                  <w:r>
+                                    <w:rPr>
+                                      <w:sz w:val="12"/>
+                                    </w:rPr>
+                                    <w:t>copy</w:t>
+                                  </w:r>
+                                  <w:proofErr w:type="gramEnd"/>
+                                  <w:r>
+                                    <w:rPr>
+                                      <w:sz w:val="12"/>
+                                    </w:rPr>
+                                    <w:t>_type</w:t>
+                                  </w:r>
+                                  <w:proofErr w:type="spellEnd"/>
+                                  <w:r>
+                                    <w:rPr>
+                                      <w:sz w:val="12"/>
+                                    </w:rPr>
+                                    <w:t xml:space="preserve"> }}</w:t>
                                   </w:r>
                                 </w:p>
                               </w:tc>
@@ -4368,7 +4259,7 @@
           </mc:Choice>
           <mc:Fallback>
             <w:pict>
-              <v:shape w14:anchorId="761177FE" id="Text Box 4" o:spid="_x0000_s1028" type="#_x0000_t202" style="position:absolute;margin-left:27.65pt;margin-top:7.25pt;width:371.8pt;height:336.6pt;z-index:-251631616;visibility:visible;mso-wrap-style:square;mso-width-percent:0;mso-height-percent:0;mso-wrap-distance-left:0;mso-wrap-distance-top:0;mso-wrap-distance-right:0;mso-wrap-distance-bottom:0;mso-position-horizontal:absolute;mso-position-horizontal-relative:page;mso-position-vertical:absolute;mso-position-vertical-relative:text;mso-width-percent:0;mso-height-percent:0;mso-width-relative:page;mso-height-relative:page;v-text-anchor:top" o:gfxdata="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" filled="f" stroked="f">
+              <v:shape w14:anchorId="761177FE" id="Text Box 4" o:spid="_x0000_s1027" type="#_x0000_t202" style="position:absolute;margin-left:27.65pt;margin-top:7.25pt;width:371.8pt;height:336.6pt;z-index:-251631616;visibility:visible;mso-wrap-style:square;mso-width-percent:0;mso-height-percent:0;mso-wrap-distance-left:0;mso-wrap-distance-top:0;mso-wrap-distance-right:0;mso-wrap-distance-bottom:0;mso-position-horizontal:absolute;mso-position-horizontal-relative:page;mso-position-vertical:absolute;mso-position-vertical-relative:text;mso-width-percent:0;mso-height-percent:0;mso-width-relative:page;mso-height-relative:page;v-text-anchor:top" o:gfxdata="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" filled="f" stroked="f">
                 <v:textbox inset="0,0,0,0">
                   <w:txbxContent>
                     <w:tbl>
@@ -4723,11 +4614,33 @@
                                 <w:sz w:val="12"/>
                               </w:rPr>
                             </w:pPr>
-                            <w:r>
-                              <w:rPr>
-                                <w:sz w:val="12"/>
-                              </w:rPr>
-                              <w:t>{{ form_ap_no }}</w:t>
+                            <w:proofErr w:type="gramStart"/>
+                            <w:r>
+                              <w:rPr>
+                                <w:sz w:val="12"/>
+                              </w:rPr>
+                              <w:t xml:space="preserve">{{ </w:t>
+                            </w:r>
+                            <w:proofErr w:type="spellStart"/>
+                            <w:r>
+                              <w:rPr>
+                                <w:sz w:val="12"/>
+                              </w:rPr>
+                              <w:t>form</w:t>
+                            </w:r>
+                            <w:proofErr w:type="gramEnd"/>
+                            <w:r>
+                              <w:rPr>
+                                <w:sz w:val="12"/>
+                              </w:rPr>
+                              <w:t>_ap_no</w:t>
+                            </w:r>
+                            <w:proofErr w:type="spellEnd"/>
+                            <w:r>
+                              <w:rPr>
+                                <w:sz w:val="12"/>
+                              </w:rPr>
+                              <w:t xml:space="preserve"> }}</w:t>
                             </w:r>
                           </w:p>
                         </w:tc>
@@ -4763,17 +4676,47 @@
                               </w:rPr>
                               <w:t xml:space="preserve"> </w:t>
                             </w:r>
-                            <w:r>
-                              <w:rPr>
-                                <w:sz w:val="12"/>
-                              </w:rPr>
-                              <w:t xml:space="preserve">No : </w:t>
-                            </w:r>
-                            <w:r>
-                              <w:rPr>
-                                <w:sz w:val="12"/>
-                              </w:rPr>
-                              <w:t>{{ sr_no }}</w:t>
+                            <w:proofErr w:type="gramStart"/>
+                            <w:r>
+                              <w:rPr>
+                                <w:sz w:val="12"/>
+                              </w:rPr>
+                              <w:t>No :</w:t>
+                            </w:r>
+                            <w:proofErr w:type="gramEnd"/>
+                            <w:r>
+                              <w:rPr>
+                                <w:sz w:val="12"/>
+                              </w:rPr>
+                              <w:t xml:space="preserve"> </w:t>
+                            </w:r>
+                            <w:proofErr w:type="gramStart"/>
+                            <w:r>
+                              <w:rPr>
+                                <w:sz w:val="12"/>
+                              </w:rPr>
+                              <w:t xml:space="preserve">{{ </w:t>
+                            </w:r>
+                            <w:proofErr w:type="spellStart"/>
+                            <w:r>
+                              <w:rPr>
+                                <w:sz w:val="12"/>
+                              </w:rPr>
+                              <w:t>sr</w:t>
+                            </w:r>
+                            <w:proofErr w:type="gramEnd"/>
+                            <w:r>
+                              <w:rPr>
+                                <w:sz w:val="12"/>
+                              </w:rPr>
+                              <w:t>_no</w:t>
+                            </w:r>
+                            <w:proofErr w:type="spellEnd"/>
+                            <w:r>
+                              <w:rPr>
+                                <w:sz w:val="12"/>
+                              </w:rPr>
+                              <w:t xml:space="preserve"> }}</w:t>
                             </w:r>
                           </w:p>
                         </w:tc>
@@ -4875,11 +4818,47 @@
                                 <w:sz w:val="12"/>
                               </w:rPr>
                             </w:pPr>
-                            <w:r>
-                              <w:rPr>
-                                <w:sz w:val="12"/>
-                              </w:rPr>
-                              <w:t>{{ mdp_no }}</w:t>
+                            <w:proofErr w:type="gramStart"/>
+                            <w:r>
+                              <w:rPr>
+                                <w:sz w:val="12"/>
+                              </w:rPr>
+                              <w:t xml:space="preserve">{{ </w:t>
+                            </w:r>
+                            <w:proofErr w:type="spellStart"/>
+                            <w:r>
+                              <w:rPr>
+                                <w:sz w:val="12"/>
+                              </w:rPr>
+                              <w:t>mdp</w:t>
+                            </w:r>
+                            <w:proofErr w:type="gramEnd"/>
+                            <w:r>
+                              <w:rPr>
+                                <w:sz w:val="12"/>
+                              </w:rPr>
+                              <w:t>_</w:t>
+                            </w:r>
+                            <w:proofErr w:type="gramStart"/>
+                            <w:r>
+                              <w:rPr>
+                                <w:sz w:val="12"/>
+                              </w:rPr>
+                              <w:t>no</w:t>
+                            </w:r>
+                            <w:proofErr w:type="spellEnd"/>
+                            <w:r>
+                              <w:rPr>
+                                <w:sz w:val="12"/>
+                              </w:rPr>
+                              <w:t xml:space="preserve"> }</w:t>
+                            </w:r>
+                            <w:proofErr w:type="gramEnd"/>
+                            <w:r>
+                              <w:rPr>
+                                <w:sz w:val="12"/>
+                              </w:rPr>
+                              <w:t>}</w:t>
                             </w:r>
                             <w:r>
                               <w:rPr>
@@ -5016,11 +4995,33 @@
                                 <w:sz w:val="12"/>
                               </w:rPr>
                             </w:pPr>
-                            <w:r>
-                              <w:rPr>
-                                <w:sz w:val="12"/>
-                              </w:rPr>
-                              <w:t>{{ lease_no }}</w:t>
+                            <w:proofErr w:type="gramStart"/>
+                            <w:r>
+                              <w:rPr>
+                                <w:sz w:val="12"/>
+                              </w:rPr>
+                              <w:t xml:space="preserve">{{ </w:t>
+                            </w:r>
+                            <w:proofErr w:type="spellStart"/>
+                            <w:r>
+                              <w:rPr>
+                                <w:sz w:val="12"/>
+                              </w:rPr>
+                              <w:t>lease</w:t>
+                            </w:r>
+                            <w:proofErr w:type="gramEnd"/>
+                            <w:r>
+                              <w:rPr>
+                                <w:sz w:val="12"/>
+                              </w:rPr>
+                              <w:t>_no</w:t>
+                            </w:r>
+                            <w:proofErr w:type="spellEnd"/>
+                            <w:r>
+                              <w:rPr>
+                                <w:sz w:val="12"/>
+                              </w:rPr>
+                              <w:t xml:space="preserve"> }}</w:t>
                             </w:r>
                           </w:p>
                         </w:tc>
@@ -5047,11 +5048,19 @@
                               </w:rPr>
                               <w:t xml:space="preserve">Barcode: </w:t>
                             </w:r>
-                            <w:r>
-                              <w:rPr>
-                                <w:sz w:val="12"/>
-                              </w:rPr>
-                              <w:t>{{ barcode }}</w:t>
+                            <w:proofErr w:type="gramStart"/>
+                            <w:r>
+                              <w:rPr>
+                                <w:sz w:val="12"/>
+                              </w:rPr>
+                              <w:t>{{ barcode</w:t>
+                            </w:r>
+                            <w:proofErr w:type="gramEnd"/>
+                            <w:r>
+                              <w:rPr>
+                                <w:sz w:val="12"/>
+                              </w:rPr>
+                              <w:t xml:space="preserve"> }}</w:t>
                             </w:r>
                           </w:p>
                         </w:tc>
@@ -5172,13 +5181,41 @@
                                 <w:sz w:val="12"/>
                               </w:rPr>
                             </w:pPr>
+                            <w:proofErr w:type="gramStart"/>
                             <w:r>
                               <w:rPr>
                                 <w:b/>
                                 <w:bCs/>
                                 <w:sz w:val="12"/>
                               </w:rPr>
-                              <w:t>{{ lease_name }}</w:t>
+                              <w:t xml:space="preserve">{{ </w:t>
+                            </w:r>
+                            <w:proofErr w:type="spellStart"/>
+                            <w:r>
+                              <w:rPr>
+                                <w:b/>
+                                <w:bCs/>
+                                <w:sz w:val="12"/>
+                              </w:rPr>
+                              <w:t>lease</w:t>
+                            </w:r>
+                            <w:proofErr w:type="gramEnd"/>
+                            <w:r>
+                              <w:rPr>
+                                <w:b/>
+                                <w:bCs/>
+                                <w:sz w:val="12"/>
+                              </w:rPr>
+                              <w:t>_name</w:t>
+                            </w:r>
+                            <w:proofErr w:type="spellEnd"/>
+                            <w:r>
+                              <w:rPr>
+                                <w:b/>
+                                <w:bCs/>
+                                <w:sz w:val="12"/>
+                              </w:rPr>
+                              <w:t xml:space="preserve"> }}</w:t>
                             </w:r>
                           </w:p>
                         </w:tc>
@@ -5242,11 +5279,33 @@
                               </w:rPr>
                               <w:t xml:space="preserve"> </w:t>
                             </w:r>
-                            <w:r>
-                              <w:rPr>
-                                <w:sz w:val="12"/>
-                              </w:rPr>
-                              <w:t>{{ type_of_land }}</w:t>
+                            <w:proofErr w:type="gramStart"/>
+                            <w:r>
+                              <w:rPr>
+                                <w:sz w:val="12"/>
+                              </w:rPr>
+                              <w:t xml:space="preserve">{{ </w:t>
+                            </w:r>
+                            <w:proofErr w:type="spellStart"/>
+                            <w:r>
+                              <w:rPr>
+                                <w:sz w:val="12"/>
+                              </w:rPr>
+                              <w:t>type</w:t>
+                            </w:r>
+                            <w:proofErr w:type="gramEnd"/>
+                            <w:r>
+                              <w:rPr>
+                                <w:sz w:val="12"/>
+                              </w:rPr>
+                              <w:t>_of_land</w:t>
+                            </w:r>
+                            <w:proofErr w:type="spellEnd"/>
+                            <w:r>
+                              <w:rPr>
+                                <w:sz w:val="12"/>
+                              </w:rPr>
+                              <w:t xml:space="preserve"> }}</w:t>
                             </w:r>
                           </w:p>
                         </w:tc>
@@ -5375,17 +5434,47 @@
                               </w:rPr>
                               <w:t xml:space="preserve"> </w:t>
                             </w:r>
-                            <w:r>
-                              <w:rPr>
-                                <w:sz w:val="12"/>
-                              </w:rPr>
-                              <w:t xml:space="preserve">No : </w:t>
-                            </w:r>
-                            <w:r>
-                              <w:rPr>
-                                <w:sz w:val="12"/>
-                              </w:rPr>
-                              <w:t>{{ gst_no }}</w:t>
+                            <w:proofErr w:type="gramStart"/>
+                            <w:r>
+                              <w:rPr>
+                                <w:sz w:val="12"/>
+                              </w:rPr>
+                              <w:t>No :</w:t>
+                            </w:r>
+                            <w:proofErr w:type="gramEnd"/>
+                            <w:r>
+                              <w:rPr>
+                                <w:sz w:val="12"/>
+                              </w:rPr>
+                              <w:t xml:space="preserve"> </w:t>
+                            </w:r>
+                            <w:proofErr w:type="gramStart"/>
+                            <w:r>
+                              <w:rPr>
+                                <w:sz w:val="12"/>
+                              </w:rPr>
+                              <w:t xml:space="preserve">{{ </w:t>
+                            </w:r>
+                            <w:proofErr w:type="spellStart"/>
+                            <w:r>
+                              <w:rPr>
+                                <w:sz w:val="12"/>
+                              </w:rPr>
+                              <w:t>gst</w:t>
+                            </w:r>
+                            <w:proofErr w:type="gramEnd"/>
+                            <w:r>
+                              <w:rPr>
+                                <w:sz w:val="12"/>
+                              </w:rPr>
+                              <w:t>_no</w:t>
+                            </w:r>
+                            <w:proofErr w:type="spellEnd"/>
+                            <w:r>
+                              <w:rPr>
+                                <w:sz w:val="12"/>
+                              </w:rPr>
+                              <w:t xml:space="preserve"> }}</w:t>
                             </w:r>
                           </w:p>
                         </w:tc>
@@ -5471,11 +5560,33 @@
                                 <w:sz w:val="12"/>
                               </w:rPr>
                             </w:pPr>
-                            <w:r>
-                              <w:rPr>
-                                <w:sz w:val="12"/>
-                              </w:rPr>
-                              <w:t>{{ taluk_district }}</w:t>
+                            <w:proofErr w:type="gramStart"/>
+                            <w:r>
+                              <w:rPr>
+                                <w:sz w:val="12"/>
+                              </w:rPr>
+                              <w:t xml:space="preserve">{{ </w:t>
+                            </w:r>
+                            <w:proofErr w:type="spellStart"/>
+                            <w:r>
+                              <w:rPr>
+                                <w:sz w:val="12"/>
+                              </w:rPr>
+                              <w:t>taluk</w:t>
+                            </w:r>
+                            <w:proofErr w:type="gramEnd"/>
+                            <w:r>
+                              <w:rPr>
+                                <w:sz w:val="12"/>
+                              </w:rPr>
+                              <w:t>_district</w:t>
+                            </w:r>
+                            <w:proofErr w:type="spellEnd"/>
+                            <w:r>
+                              <w:rPr>
+                                <w:sz w:val="12"/>
+                              </w:rPr>
+                              <w:t xml:space="preserve"> }}</w:t>
                             </w:r>
                           </w:p>
                         </w:tc>
@@ -5504,11 +5615,33 @@
                               </w:rPr>
                               <w:t xml:space="preserve">Loading Place: </w:t>
                             </w:r>
-                            <w:r>
-                              <w:rPr>
-                                <w:sz w:val="12"/>
-                              </w:rPr>
-                              <w:t>{{ loading_place }}</w:t>
+                            <w:proofErr w:type="gramStart"/>
+                            <w:r>
+                              <w:rPr>
+                                <w:sz w:val="12"/>
+                              </w:rPr>
+                              <w:t xml:space="preserve">{{ </w:t>
+                            </w:r>
+                            <w:proofErr w:type="spellStart"/>
+                            <w:r>
+                              <w:rPr>
+                                <w:sz w:val="12"/>
+                              </w:rPr>
+                              <w:t>loading</w:t>
+                            </w:r>
+                            <w:proofErr w:type="gramEnd"/>
+                            <w:r>
+                              <w:rPr>
+                                <w:sz w:val="12"/>
+                              </w:rPr>
+                              <w:t>_place</w:t>
+                            </w:r>
+                            <w:proofErr w:type="spellEnd"/>
+                            <w:r>
+                              <w:rPr>
+                                <w:sz w:val="12"/>
+                              </w:rPr>
+                              <w:t xml:space="preserve"> }}</w:t>
                             </w:r>
                           </w:p>
                         </w:tc>
@@ -5595,11 +5728,19 @@
                                 <w:sz w:val="12"/>
                               </w:rPr>
                             </w:pPr>
-                            <w:r>
-                              <w:rPr>
-                                <w:sz w:val="12"/>
-                              </w:rPr>
-                              <w:t>{{ quantity }}</w:t>
+                            <w:proofErr w:type="gramStart"/>
+                            <w:r>
+                              <w:rPr>
+                                <w:sz w:val="12"/>
+                              </w:rPr>
+                              <w:t>{{ quantity</w:t>
+                            </w:r>
+                            <w:proofErr w:type="gramEnd"/>
+                            <w:r>
+                              <w:rPr>
+                                <w:sz w:val="12"/>
+                              </w:rPr>
+                              <w:t xml:space="preserve"> }}</w:t>
                             </w:r>
                           </w:p>
                         </w:tc>
@@ -5647,11 +5788,33 @@
                               </w:rPr>
                               <w:t xml:space="preserve"> </w:t>
                             </w:r>
-                            <w:r>
-                              <w:rPr>
-                                <w:sz w:val="12"/>
-                              </w:rPr>
-                              <w:t>{{ mdp_type }}</w:t>
+                            <w:proofErr w:type="gramStart"/>
+                            <w:r>
+                              <w:rPr>
+                                <w:sz w:val="12"/>
+                              </w:rPr>
+                              <w:t xml:space="preserve">{{ </w:t>
+                            </w:r>
+                            <w:proofErr w:type="spellStart"/>
+                            <w:r>
+                              <w:rPr>
+                                <w:sz w:val="12"/>
+                              </w:rPr>
+                              <w:t>mdp</w:t>
+                            </w:r>
+                            <w:proofErr w:type="gramEnd"/>
+                            <w:r>
+                              <w:rPr>
+                                <w:sz w:val="12"/>
+                              </w:rPr>
+                              <w:t>_type</w:t>
+                            </w:r>
+                            <w:proofErr w:type="spellEnd"/>
+                            <w:r>
+                              <w:rPr>
+                                <w:sz w:val="12"/>
+                              </w:rPr>
+                              <w:t xml:space="preserve"> }}</w:t>
                             </w:r>
                           </w:p>
                         </w:tc>
@@ -5878,11 +6041,33 @@
                                 <w:sz w:val="12"/>
                               </w:rPr>
                             </w:pPr>
-                            <w:r>
-                              <w:rPr>
-                                <w:sz w:val="12"/>
-                              </w:rPr>
-                              <w:t>{{ form_ap_purpose }}</w:t>
+                            <w:proofErr w:type="gramStart"/>
+                            <w:r>
+                              <w:rPr>
+                                <w:sz w:val="12"/>
+                              </w:rPr>
+                              <w:t xml:space="preserve">{{ </w:t>
+                            </w:r>
+                            <w:proofErr w:type="spellStart"/>
+                            <w:r>
+                              <w:rPr>
+                                <w:sz w:val="12"/>
+                              </w:rPr>
+                              <w:t>form</w:t>
+                            </w:r>
+                            <w:proofErr w:type="gramEnd"/>
+                            <w:r>
+                              <w:rPr>
+                                <w:sz w:val="12"/>
+                              </w:rPr>
+                              <w:t>_ap_purpose</w:t>
+                            </w:r>
+                            <w:proofErr w:type="spellEnd"/>
+                            <w:r>
+                              <w:rPr>
+                                <w:sz w:val="12"/>
+                              </w:rPr>
+                              <w:t xml:space="preserve"> }}</w:t>
                             </w:r>
                           </w:p>
                         </w:tc>
@@ -6014,11 +6199,33 @@
                                 <w:sz w:val="12"/>
                               </w:rPr>
                             </w:pPr>
-                            <w:r>
-                              <w:rPr>
-                                <w:sz w:val="12"/>
-                              </w:rPr>
-                              <w:t>{{ mineral_grade }}</w:t>
+                            <w:proofErr w:type="gramStart"/>
+                            <w:r>
+                              <w:rPr>
+                                <w:sz w:val="12"/>
+                              </w:rPr>
+                              <w:t xml:space="preserve">{{ </w:t>
+                            </w:r>
+                            <w:proofErr w:type="spellStart"/>
+                            <w:r>
+                              <w:rPr>
+                                <w:sz w:val="12"/>
+                              </w:rPr>
+                              <w:t>mineral</w:t>
+                            </w:r>
+                            <w:proofErr w:type="gramEnd"/>
+                            <w:r>
+                              <w:rPr>
+                                <w:sz w:val="12"/>
+                              </w:rPr>
+                              <w:t>_grade</w:t>
+                            </w:r>
+                            <w:proofErr w:type="spellEnd"/>
+                            <w:r>
+                              <w:rPr>
+                                <w:sz w:val="12"/>
+                              </w:rPr>
+                              <w:t xml:space="preserve"> }}</w:t>
                             </w:r>
                           </w:p>
                         </w:tc>
@@ -6126,12 +6333,37 @@
                                 <w:sz w:val="12"/>
                               </w:rPr>
                             </w:pPr>
+                            <w:proofErr w:type="gramStart"/>
                             <w:r>
                               <w:rPr>
                                 <w:b/>
                                 <w:sz w:val="12"/>
                               </w:rPr>
-                              <w:t>{{ total_amount_paid }}</w:t>
+                              <w:t xml:space="preserve">{{ </w:t>
+                            </w:r>
+                            <w:proofErr w:type="spellStart"/>
+                            <w:r>
+                              <w:rPr>
+                                <w:b/>
+                                <w:sz w:val="12"/>
+                              </w:rPr>
+                              <w:t>total</w:t>
+                            </w:r>
+                            <w:proofErr w:type="gramEnd"/>
+                            <w:r>
+                              <w:rPr>
+                                <w:b/>
+                                <w:sz w:val="12"/>
+                              </w:rPr>
+                              <w:t>_amount_paid</w:t>
+                            </w:r>
+                            <w:proofErr w:type="spellEnd"/>
+                            <w:r>
+                              <w:rPr>
+                                <w:b/>
+                                <w:sz w:val="12"/>
+                              </w:rPr>
+                              <w:t xml:space="preserve"> }}</w:t>
                             </w:r>
                           </w:p>
                         </w:tc>
@@ -6239,13 +6471,23 @@
                                 <w:sz w:val="12"/>
                               </w:rPr>
                             </w:pPr>
+                            <w:proofErr w:type="gramStart"/>
                             <w:r>
                               <w:rPr>
                                 <w:b/>
                                 <w:bCs/>
                                 <w:sz w:val="12"/>
                               </w:rPr>
-                              <w:t>{{ buyer }}</w:t>
+                              <w:t>{{ buyer</w:t>
+                            </w:r>
+                            <w:proofErr w:type="gramEnd"/>
+                            <w:r>
+                              <w:rPr>
+                                <w:b/>
+                                <w:bCs/>
+                                <w:sz w:val="12"/>
+                              </w:rPr>
+                              <w:t xml:space="preserve"> }}</w:t>
                             </w:r>
                           </w:p>
                         </w:tc>
@@ -6350,11 +6592,19 @@
                                 <w:sz w:val="12"/>
                               </w:rPr>
                             </w:pPr>
-                            <w:r>
-                              <w:rPr>
-                                <w:sz w:val="12"/>
-                              </w:rPr>
-                              <w:t>{{ route }}</w:t>
+                            <w:proofErr w:type="gramStart"/>
+                            <w:r>
+                              <w:rPr>
+                                <w:sz w:val="12"/>
+                              </w:rPr>
+                              <w:t>{{ route</w:t>
+                            </w:r>
+                            <w:proofErr w:type="gramEnd"/>
+                            <w:r>
+                              <w:rPr>
+                                <w:sz w:val="12"/>
+                              </w:rPr>
+                              <w:t xml:space="preserve"> }}</w:t>
                             </w:r>
                           </w:p>
                         </w:tc>
@@ -6443,13 +6693,23 @@
                                 <w:sz w:val="12"/>
                               </w:rPr>
                             </w:pPr>
+                            <w:proofErr w:type="gramStart"/>
                             <w:r>
                               <w:rPr>
                                 <w:b/>
                                 <w:bCs/>
                                 <w:sz w:val="12"/>
                               </w:rPr>
-                              <w:t>{{ validity }}</w:t>
+                              <w:t>{{ validity</w:t>
+                            </w:r>
+                            <w:proofErr w:type="gramEnd"/>
+                            <w:r>
+                              <w:rPr>
+                                <w:b/>
+                                <w:bCs/>
+                                <w:sz w:val="12"/>
+                              </w:rPr>
+                              <w:t xml:space="preserve"> }}</w:t>
                             </w:r>
                           </w:p>
                         </w:tc>
@@ -6524,7 +6784,23 @@
                                 <w:rFonts w:ascii="Times New Roman"/>
                                 <w:sz w:val="12"/>
                               </w:rPr>
-                              <w:t>{{qr_code}}</w:t>
+                              <w:t>{{</w:t>
+                            </w:r>
+                            <w:proofErr w:type="spellStart"/>
+                            <w:r>
+                              <w:rPr>
+                                <w:rFonts w:ascii="Times New Roman"/>
+                                <w:sz w:val="12"/>
+                              </w:rPr>
+                              <w:t>qr_code</w:t>
+                            </w:r>
+                            <w:proofErr w:type="spellEnd"/>
+                            <w:r>
+                              <w:rPr>
+                                <w:rFonts w:ascii="Times New Roman"/>
+                                <w:sz w:val="12"/>
+                              </w:rPr>
+                              <w:t>}}</w:t>
                             </w:r>
                           </w:p>
                         </w:tc>
@@ -6621,11 +6897,33 @@
                                 <w:sz w:val="12"/>
                               </w:rPr>
                             </w:pPr>
-                            <w:r>
-                              <w:rPr>
-                                <w:sz w:val="12"/>
-                              </w:rPr>
-                              <w:t>{{ check_post }}</w:t>
+                            <w:proofErr w:type="gramStart"/>
+                            <w:r>
+                              <w:rPr>
+                                <w:sz w:val="12"/>
+                              </w:rPr>
+                              <w:t xml:space="preserve">{{ </w:t>
+                            </w:r>
+                            <w:proofErr w:type="spellStart"/>
+                            <w:r>
+                              <w:rPr>
+                                <w:sz w:val="12"/>
+                              </w:rPr>
+                              <w:t>check</w:t>
+                            </w:r>
+                            <w:proofErr w:type="gramEnd"/>
+                            <w:r>
+                              <w:rPr>
+                                <w:sz w:val="12"/>
+                              </w:rPr>
+                              <w:t>_post</w:t>
+                            </w:r>
+                            <w:proofErr w:type="spellEnd"/>
+                            <w:r>
+                              <w:rPr>
+                                <w:sz w:val="12"/>
+                              </w:rPr>
+                              <w:t xml:space="preserve"> }}</w:t>
                             </w:r>
                           </w:p>
                         </w:tc>
@@ -6740,11 +7038,33 @@
                                 <w:sz w:val="12"/>
                               </w:rPr>
                             </w:pPr>
-                            <w:r>
-                              <w:rPr>
-                                <w:sz w:val="12"/>
-                              </w:rPr>
-                              <w:t>{{ vehicle_no }}</w:t>
+                            <w:proofErr w:type="gramStart"/>
+                            <w:r>
+                              <w:rPr>
+                                <w:sz w:val="12"/>
+                              </w:rPr>
+                              <w:t xml:space="preserve">{{ </w:t>
+                            </w:r>
+                            <w:proofErr w:type="spellStart"/>
+                            <w:r>
+                              <w:rPr>
+                                <w:sz w:val="12"/>
+                              </w:rPr>
+                              <w:t>vehicle</w:t>
+                            </w:r>
+                            <w:proofErr w:type="gramEnd"/>
+                            <w:r>
+                              <w:rPr>
+                                <w:sz w:val="12"/>
+                              </w:rPr>
+                              <w:t>_no</w:t>
+                            </w:r>
+                            <w:proofErr w:type="spellEnd"/>
+                            <w:r>
+                              <w:rPr>
+                                <w:sz w:val="12"/>
+                              </w:rPr>
+                              <w:t xml:space="preserve"> }}</w:t>
                             </w:r>
                           </w:p>
                         </w:tc>
@@ -6847,11 +7167,33 @@
                                 <w:sz w:val="12"/>
                               </w:rPr>
                             </w:pPr>
-                            <w:r>
-                              <w:rPr>
-                                <w:sz w:val="12"/>
-                              </w:rPr>
-                              <w:t>{{ crusher_unit }}</w:t>
+                            <w:proofErr w:type="gramStart"/>
+                            <w:r>
+                              <w:rPr>
+                                <w:sz w:val="12"/>
+                              </w:rPr>
+                              <w:t xml:space="preserve">{{ </w:t>
+                            </w:r>
+                            <w:proofErr w:type="spellStart"/>
+                            <w:r>
+                              <w:rPr>
+                                <w:sz w:val="12"/>
+                              </w:rPr>
+                              <w:t>crusher</w:t>
+                            </w:r>
+                            <w:proofErr w:type="gramEnd"/>
+                            <w:r>
+                              <w:rPr>
+                                <w:sz w:val="12"/>
+                              </w:rPr>
+                              <w:t>_unit</w:t>
+                            </w:r>
+                            <w:proofErr w:type="spellEnd"/>
+                            <w:r>
+                              <w:rPr>
+                                <w:sz w:val="12"/>
+                              </w:rPr>
+                              <w:t xml:space="preserve"> }}</w:t>
                             </w:r>
                           </w:p>
                         </w:tc>
@@ -7054,13 +7396,23 @@
                                 <w:sz w:val="12"/>
                               </w:rPr>
                             </w:pPr>
+                            <w:proofErr w:type="gramStart"/>
                             <w:r>
                               <w:rPr>
                                 <w:b/>
                                 <w:bCs/>
                                 <w:sz w:val="12"/>
                               </w:rPr>
-                              <w:t>{{ destination }}</w:t>
+                              <w:t>{{ destination</w:t>
+                            </w:r>
+                            <w:proofErr w:type="gramEnd"/>
+                            <w:r>
+                              <w:rPr>
+                                <w:b/>
+                                <w:bCs/>
+                                <w:sz w:val="12"/>
+                              </w:rPr>
+                              <w:t xml:space="preserve"> }}</w:t>
                             </w:r>
                           </w:p>
                         </w:tc>
@@ -7084,11 +7436,33 @@
                                 <w:sz w:val="12"/>
                               </w:rPr>
                             </w:pPr>
-                            <w:r>
-                              <w:rPr>
-                                <w:sz w:val="12"/>
-                              </w:rPr>
-                              <w:t>{{ copy_type }}</w:t>
+                            <w:proofErr w:type="gramStart"/>
+                            <w:r>
+                              <w:rPr>
+                                <w:sz w:val="12"/>
+                              </w:rPr>
+                              <w:t xml:space="preserve">{{ </w:t>
+                            </w:r>
+                            <w:proofErr w:type="spellStart"/>
+                            <w:r>
+                              <w:rPr>
+                                <w:sz w:val="12"/>
+                              </w:rPr>
+                              <w:t>copy</w:t>
+                            </w:r>
+                            <w:proofErr w:type="gramEnd"/>
+                            <w:r>
+                              <w:rPr>
+                                <w:sz w:val="12"/>
+                              </w:rPr>
+                              <w:t>_type</w:t>
+                            </w:r>
+                            <w:proofErr w:type="spellEnd"/>
+                            <w:r>
+                              <w:rPr>
+                                <w:sz w:val="12"/>
+                              </w:rPr>
+                              <w:t xml:space="preserve"> }}</w:t>
                             </w:r>
                           </w:p>
                         </w:tc>
@@ -7533,11 +7907,33 @@
                                       <w:sz w:val="12"/>
                                     </w:rPr>
                                   </w:pPr>
-                                  <w:r>
-                                    <w:rPr>
-                                      <w:sz w:val="12"/>
-                                    </w:rPr>
-                                    <w:t>{{ form_ap_no }}</w:t>
+                                  <w:proofErr w:type="gramStart"/>
+                                  <w:r>
+                                    <w:rPr>
+                                      <w:sz w:val="12"/>
+                                    </w:rPr>
+                                    <w:t xml:space="preserve">{{ </w:t>
+                                  </w:r>
+                                  <w:proofErr w:type="spellStart"/>
+                                  <w:r>
+                                    <w:rPr>
+                                      <w:sz w:val="12"/>
+                                    </w:rPr>
+                                    <w:t>form</w:t>
+                                  </w:r>
+                                  <w:proofErr w:type="gramEnd"/>
+                                  <w:r>
+                                    <w:rPr>
+                                      <w:sz w:val="12"/>
+                                    </w:rPr>
+                                    <w:t>_ap_no</w:t>
+                                  </w:r>
+                                  <w:proofErr w:type="spellEnd"/>
+                                  <w:r>
+                                    <w:rPr>
+                                      <w:sz w:val="12"/>
+                                    </w:rPr>
+                                    <w:t xml:space="preserve"> }}</w:t>
                                   </w:r>
                                 </w:p>
                               </w:tc>
@@ -7574,6 +7970,7 @@
                                     </w:rPr>
                                     <w:t xml:space="preserve"> </w:t>
                                   </w:r>
+                                  <w:proofErr w:type="gramStart"/>
                                   <w:r>
                                     <w:rPr>
                                       <w:sz w:val="12"/>
@@ -7584,13 +7981,42 @@
                                     <w:rPr>
                                       <w:sz w:val="12"/>
                                     </w:rPr>
-                                    <w:t xml:space="preserve"> : </w:t>
-                                  </w:r>
-                                  <w:r>
-                                    <w:rPr>
-                                      <w:sz w:val="12"/>
-                                    </w:rPr>
-                                    <w:t>{{ sr_no }}</w:t>
+                                    <w:t xml:space="preserve"> :</w:t>
+                                  </w:r>
+                                  <w:proofErr w:type="gramEnd"/>
+                                  <w:r>
+                                    <w:rPr>
+                                      <w:sz w:val="12"/>
+                                    </w:rPr>
+                                    <w:t xml:space="preserve"> </w:t>
+                                  </w:r>
+                                  <w:proofErr w:type="gramStart"/>
+                                  <w:r>
+                                    <w:rPr>
+                                      <w:sz w:val="12"/>
+                                    </w:rPr>
+                                    <w:t xml:space="preserve">{{ </w:t>
+                                  </w:r>
+                                  <w:proofErr w:type="spellStart"/>
+                                  <w:r>
+                                    <w:rPr>
+                                      <w:sz w:val="12"/>
+                                    </w:rPr>
+                                    <w:t>sr</w:t>
+                                  </w:r>
+                                  <w:proofErr w:type="gramEnd"/>
+                                  <w:r>
+                                    <w:rPr>
+                                      <w:sz w:val="12"/>
+                                    </w:rPr>
+                                    <w:t>_no</w:t>
+                                  </w:r>
+                                  <w:proofErr w:type="spellEnd"/>
+                                  <w:r>
+                                    <w:rPr>
+                                      <w:sz w:val="12"/>
+                                    </w:rPr>
+                                    <w:t xml:space="preserve"> }}</w:t>
                                   </w:r>
                                 </w:p>
                               </w:tc>
@@ -7696,11 +8122,47 @@
                                       <w:sz w:val="12"/>
                                     </w:rPr>
                                   </w:pPr>
-                                  <w:r>
-                                    <w:rPr>
-                                      <w:sz w:val="12"/>
-                                    </w:rPr>
-                                    <w:t>{{ mdp_no }}</w:t>
+                                  <w:proofErr w:type="gramStart"/>
+                                  <w:r>
+                                    <w:rPr>
+                                      <w:sz w:val="12"/>
+                                    </w:rPr>
+                                    <w:t xml:space="preserve">{{ </w:t>
+                                  </w:r>
+                                  <w:proofErr w:type="spellStart"/>
+                                  <w:r>
+                                    <w:rPr>
+                                      <w:sz w:val="12"/>
+                                    </w:rPr>
+                                    <w:t>mdp</w:t>
+                                  </w:r>
+                                  <w:proofErr w:type="gramEnd"/>
+                                  <w:r>
+                                    <w:rPr>
+                                      <w:sz w:val="12"/>
+                                    </w:rPr>
+                                    <w:t>_</w:t>
+                                  </w:r>
+                                  <w:proofErr w:type="gramStart"/>
+                                  <w:r>
+                                    <w:rPr>
+                                      <w:sz w:val="12"/>
+                                    </w:rPr>
+                                    <w:t>no</w:t>
+                                  </w:r>
+                                  <w:proofErr w:type="spellEnd"/>
+                                  <w:r>
+                                    <w:rPr>
+                                      <w:sz w:val="12"/>
+                                    </w:rPr>
+                                    <w:t xml:space="preserve"> }</w:t>
+                                  </w:r>
+                                  <w:proofErr w:type="gramEnd"/>
+                                  <w:r>
+                                    <w:rPr>
+                                      <w:sz w:val="12"/>
+                                    </w:rPr>
+                                    <w:t>}</w:t>
                                   </w:r>
                                   <w:r>
                                     <w:rPr>
@@ -7842,11 +8304,33 @@
                                       <w:sz w:val="12"/>
                                     </w:rPr>
                                   </w:pPr>
-                                  <w:r>
-                                    <w:rPr>
-                                      <w:sz w:val="12"/>
-                                    </w:rPr>
-                                    <w:t>{{ lease_no }}</w:t>
+                                  <w:proofErr w:type="gramStart"/>
+                                  <w:r>
+                                    <w:rPr>
+                                      <w:sz w:val="12"/>
+                                    </w:rPr>
+                                    <w:t xml:space="preserve">{{ </w:t>
+                                  </w:r>
+                                  <w:proofErr w:type="spellStart"/>
+                                  <w:r>
+                                    <w:rPr>
+                                      <w:sz w:val="12"/>
+                                    </w:rPr>
+                                    <w:t>lease</w:t>
+                                  </w:r>
+                                  <w:proofErr w:type="gramEnd"/>
+                                  <w:r>
+                                    <w:rPr>
+                                      <w:sz w:val="12"/>
+                                    </w:rPr>
+                                    <w:t>_no</w:t>
+                                  </w:r>
+                                  <w:proofErr w:type="spellEnd"/>
+                                  <w:r>
+                                    <w:rPr>
+                                      <w:sz w:val="12"/>
+                                    </w:rPr>
+                                    <w:t xml:space="preserve"> }}</w:t>
                                   </w:r>
                                 </w:p>
                               </w:tc>
@@ -7874,11 +8358,19 @@
                                     </w:rPr>
                                     <w:t xml:space="preserve">Barcode: </w:t>
                                   </w:r>
-                                  <w:r>
-                                    <w:rPr>
-                                      <w:sz w:val="12"/>
-                                    </w:rPr>
-                                    <w:t>{{ barcode }}</w:t>
+                                  <w:proofErr w:type="gramStart"/>
+                                  <w:r>
+                                    <w:rPr>
+                                      <w:sz w:val="12"/>
+                                    </w:rPr>
+                                    <w:t>{{ barcode</w:t>
+                                  </w:r>
+                                  <w:proofErr w:type="gramEnd"/>
+                                  <w:r>
+                                    <w:rPr>
+                                      <w:sz w:val="12"/>
+                                    </w:rPr>
+                                    <w:t xml:space="preserve"> }}</w:t>
                                   </w:r>
                                 </w:p>
                               </w:tc>
@@ -8003,13 +8495,41 @@
                                       <w:sz w:val="12"/>
                                     </w:rPr>
                                   </w:pPr>
+                                  <w:proofErr w:type="gramStart"/>
                                   <w:r>
                                     <w:rPr>
                                       <w:b/>
                                       <w:bCs/>
                                       <w:sz w:val="12"/>
                                     </w:rPr>
-                                    <w:t>{{ lease_name }}</w:t>
+                                    <w:t xml:space="preserve">{{ </w:t>
+                                  </w:r>
+                                  <w:proofErr w:type="spellStart"/>
+                                  <w:r>
+                                    <w:rPr>
+                                      <w:b/>
+                                      <w:bCs/>
+                                      <w:sz w:val="12"/>
+                                    </w:rPr>
+                                    <w:t>lease</w:t>
+                                  </w:r>
+                                  <w:proofErr w:type="gramEnd"/>
+                                  <w:r>
+                                    <w:rPr>
+                                      <w:b/>
+                                      <w:bCs/>
+                                      <w:sz w:val="12"/>
+                                    </w:rPr>
+                                    <w:t>_name</w:t>
+                                  </w:r>
+                                  <w:proofErr w:type="spellEnd"/>
+                                  <w:r>
+                                    <w:rPr>
+                                      <w:b/>
+                                      <w:bCs/>
+                                      <w:sz w:val="12"/>
+                                    </w:rPr>
+                                    <w:t xml:space="preserve"> }}</w:t>
                                   </w:r>
                                 </w:p>
                               </w:tc>
@@ -8086,13 +8606,41 @@
                                     </w:rPr>
                                     <w:t xml:space="preserve"> </w:t>
                                   </w:r>
+                                  <w:proofErr w:type="gramStart"/>
                                   <w:r>
                                     <w:rPr>
                                       <w:b w:val="0"/>
                                       <w:bCs w:val="0"/>
                                       <w:sz w:val="12"/>
                                     </w:rPr>
-                                    <w:t>{{ type_of_land }}</w:t>
+                                    <w:t xml:space="preserve">{{ </w:t>
+                                  </w:r>
+                                  <w:proofErr w:type="spellStart"/>
+                                  <w:r>
+                                    <w:rPr>
+                                      <w:b w:val="0"/>
+                                      <w:bCs w:val="0"/>
+                                      <w:sz w:val="12"/>
+                                    </w:rPr>
+                                    <w:t>type</w:t>
+                                  </w:r>
+                                  <w:proofErr w:type="gramEnd"/>
+                                  <w:r>
+                                    <w:rPr>
+                                      <w:b w:val="0"/>
+                                      <w:bCs w:val="0"/>
+                                      <w:sz w:val="12"/>
+                                    </w:rPr>
+                                    <w:t>_of_land</w:t>
+                                  </w:r>
+                                  <w:proofErr w:type="spellEnd"/>
+                                  <w:r>
+                                    <w:rPr>
+                                      <w:b w:val="0"/>
+                                      <w:bCs w:val="0"/>
+                                      <w:sz w:val="12"/>
+                                    </w:rPr>
+                                    <w:t xml:space="preserve"> }}</w:t>
                                   </w:r>
                                 </w:p>
                               </w:tc>
@@ -8225,6 +8773,7 @@
                                     </w:rPr>
                                     <w:t xml:space="preserve"> </w:t>
                                   </w:r>
+                                  <w:proofErr w:type="gramStart"/>
                                   <w:r>
                                     <w:rPr>
                                       <w:sz w:val="12"/>
@@ -8241,15 +8790,50 @@
                                     <w:rPr>
                                       <w:sz w:val="12"/>
                                     </w:rPr>
-                                    <w:t xml:space="preserve">: </w:t>
-                                  </w:r>
+                                    <w:t>:</w:t>
+                                  </w:r>
+                                  <w:proofErr w:type="gramEnd"/>
+                                  <w:r>
+                                    <w:rPr>
+                                      <w:sz w:val="12"/>
+                                    </w:rPr>
+                                    <w:t xml:space="preserve"> </w:t>
+                                  </w:r>
+                                  <w:proofErr w:type="gramStart"/>
                                   <w:r>
                                     <w:rPr>
                                       <w:b w:val="0"/>
                                       <w:bCs w:val="0"/>
                                       <w:sz w:val="12"/>
                                     </w:rPr>
-                                    <w:t>{{ gst_no }}</w:t>
+                                    <w:t xml:space="preserve">{{ </w:t>
+                                  </w:r>
+                                  <w:proofErr w:type="spellStart"/>
+                                  <w:r>
+                                    <w:rPr>
+                                      <w:b w:val="0"/>
+                                      <w:bCs w:val="0"/>
+                                      <w:sz w:val="12"/>
+                                    </w:rPr>
+                                    <w:t>gst</w:t>
+                                  </w:r>
+                                  <w:proofErr w:type="gramEnd"/>
+                                  <w:r>
+                                    <w:rPr>
+                                      <w:b w:val="0"/>
+                                      <w:bCs w:val="0"/>
+                                      <w:sz w:val="12"/>
+                                    </w:rPr>
+                                    <w:t>_no</w:t>
+                                  </w:r>
+                                  <w:proofErr w:type="spellEnd"/>
+                                  <w:r>
+                                    <w:rPr>
+                                      <w:b w:val="0"/>
+                                      <w:bCs w:val="0"/>
+                                      <w:sz w:val="12"/>
+                                    </w:rPr>
+                                    <w:t xml:space="preserve"> }}</w:t>
                                   </w:r>
                                 </w:p>
                               </w:tc>
@@ -8338,11 +8922,33 @@
                                       <w:sz w:val="12"/>
                                     </w:rPr>
                                   </w:pPr>
-                                  <w:r>
-                                    <w:rPr>
-                                      <w:sz w:val="12"/>
-                                    </w:rPr>
-                                    <w:t>{{ taluk_district }}</w:t>
+                                  <w:proofErr w:type="gramStart"/>
+                                  <w:r>
+                                    <w:rPr>
+                                      <w:sz w:val="12"/>
+                                    </w:rPr>
+                                    <w:t xml:space="preserve">{{ </w:t>
+                                  </w:r>
+                                  <w:proofErr w:type="spellStart"/>
+                                  <w:r>
+                                    <w:rPr>
+                                      <w:sz w:val="12"/>
+                                    </w:rPr>
+                                    <w:t>taluk</w:t>
+                                  </w:r>
+                                  <w:proofErr w:type="gramEnd"/>
+                                  <w:r>
+                                    <w:rPr>
+                                      <w:sz w:val="12"/>
+                                    </w:rPr>
+                                    <w:t>_district</w:t>
+                                  </w:r>
+                                  <w:proofErr w:type="spellEnd"/>
+                                  <w:r>
+                                    <w:rPr>
+                                      <w:sz w:val="12"/>
+                                    </w:rPr>
+                                    <w:t xml:space="preserve"> }}</w:t>
                                   </w:r>
                                 </w:p>
                               </w:tc>
@@ -8382,13 +8988,41 @@
                                     </w:rPr>
                                     <w:t xml:space="preserve">: </w:t>
                                   </w:r>
+                                  <w:proofErr w:type="gramStart"/>
                                   <w:r>
                                     <w:rPr>
                                       <w:b w:val="0"/>
                                       <w:bCs w:val="0"/>
                                       <w:sz w:val="12"/>
                                     </w:rPr>
-                                    <w:t>{{ loading_place }}</w:t>
+                                    <w:t xml:space="preserve">{{ </w:t>
+                                  </w:r>
+                                  <w:proofErr w:type="spellStart"/>
+                                  <w:r>
+                                    <w:rPr>
+                                      <w:b w:val="0"/>
+                                      <w:bCs w:val="0"/>
+                                      <w:sz w:val="12"/>
+                                    </w:rPr>
+                                    <w:t>loading</w:t>
+                                  </w:r>
+                                  <w:proofErr w:type="gramEnd"/>
+                                  <w:r>
+                                    <w:rPr>
+                                      <w:b w:val="0"/>
+                                      <w:bCs w:val="0"/>
+                                      <w:sz w:val="12"/>
+                                    </w:rPr>
+                                    <w:t>_place</w:t>
+                                  </w:r>
+                                  <w:proofErr w:type="spellEnd"/>
+                                  <w:r>
+                                    <w:rPr>
+                                      <w:b w:val="0"/>
+                                      <w:bCs w:val="0"/>
+                                      <w:sz w:val="12"/>
+                                    </w:rPr>
+                                    <w:t xml:space="preserve"> }}</w:t>
                                   </w:r>
                                 </w:p>
                               </w:tc>
@@ -8478,11 +9112,19 @@
                                       <w:sz w:val="12"/>
                                     </w:rPr>
                                   </w:pPr>
-                                  <w:r>
-                                    <w:rPr>
-                                      <w:sz w:val="12"/>
-                                    </w:rPr>
-                                    <w:t>{{ quantity }}</w:t>
+                                  <w:proofErr w:type="gramStart"/>
+                                  <w:r>
+                                    <w:rPr>
+                                      <w:sz w:val="12"/>
+                                    </w:rPr>
+                                    <w:t>{{ quantity</w:t>
+                                  </w:r>
+                                  <w:proofErr w:type="gramEnd"/>
+                                  <w:r>
+                                    <w:rPr>
+                                      <w:sz w:val="12"/>
+                                    </w:rPr>
+                                    <w:t xml:space="preserve"> }}</w:t>
                                   </w:r>
                                 </w:p>
                               </w:tc>
@@ -8531,11 +9173,33 @@
                                     </w:rPr>
                                     <w:t xml:space="preserve"> </w:t>
                                   </w:r>
-                                  <w:r>
-                                    <w:rPr>
-                                      <w:sz w:val="12"/>
-                                    </w:rPr>
-                                    <w:t>{{ mdp_type }}</w:t>
+                                  <w:proofErr w:type="gramStart"/>
+                                  <w:r>
+                                    <w:rPr>
+                                      <w:sz w:val="12"/>
+                                    </w:rPr>
+                                    <w:t xml:space="preserve">{{ </w:t>
+                                  </w:r>
+                                  <w:proofErr w:type="spellStart"/>
+                                  <w:r>
+                                    <w:rPr>
+                                      <w:sz w:val="12"/>
+                                    </w:rPr>
+                                    <w:t>mdp</w:t>
+                                  </w:r>
+                                  <w:proofErr w:type="gramEnd"/>
+                                  <w:r>
+                                    <w:rPr>
+                                      <w:sz w:val="12"/>
+                                    </w:rPr>
+                                    <w:t>_type</w:t>
+                                  </w:r>
+                                  <w:proofErr w:type="spellEnd"/>
+                                  <w:r>
+                                    <w:rPr>
+                                      <w:sz w:val="12"/>
+                                    </w:rPr>
+                                    <w:t xml:space="preserve"> }}</w:t>
                                   </w:r>
                                 </w:p>
                               </w:tc>
@@ -8748,11 +9412,33 @@
                                       <w:sz w:val="12"/>
                                     </w:rPr>
                                   </w:pPr>
-                                  <w:r>
-                                    <w:rPr>
-                                      <w:sz w:val="12"/>
-                                    </w:rPr>
-                                    <w:t>{{ form_ap_purpose }}</w:t>
+                                  <w:proofErr w:type="gramStart"/>
+                                  <w:r>
+                                    <w:rPr>
+                                      <w:sz w:val="12"/>
+                                    </w:rPr>
+                                    <w:t xml:space="preserve">{{ </w:t>
+                                  </w:r>
+                                  <w:proofErr w:type="spellStart"/>
+                                  <w:r>
+                                    <w:rPr>
+                                      <w:sz w:val="12"/>
+                                    </w:rPr>
+                                    <w:t>form</w:t>
+                                  </w:r>
+                                  <w:proofErr w:type="gramEnd"/>
+                                  <w:r>
+                                    <w:rPr>
+                                      <w:sz w:val="12"/>
+                                    </w:rPr>
+                                    <w:t>_ap_purpose</w:t>
+                                  </w:r>
+                                  <w:proofErr w:type="spellEnd"/>
+                                  <w:r>
+                                    <w:rPr>
+                                      <w:sz w:val="12"/>
+                                    </w:rPr>
+                                    <w:t xml:space="preserve"> }}</w:t>
                                   </w:r>
                                 </w:p>
                               </w:tc>
@@ -8888,11 +9574,33 @@
                                       <w:sz w:val="12"/>
                                     </w:rPr>
                                   </w:pPr>
-                                  <w:r>
-                                    <w:rPr>
-                                      <w:sz w:val="12"/>
-                                    </w:rPr>
-                                    <w:t>{{ mineral_grade }}</w:t>
+                                  <w:proofErr w:type="gramStart"/>
+                                  <w:r>
+                                    <w:rPr>
+                                      <w:sz w:val="12"/>
+                                    </w:rPr>
+                                    <w:t xml:space="preserve">{{ </w:t>
+                                  </w:r>
+                                  <w:proofErr w:type="spellStart"/>
+                                  <w:r>
+                                    <w:rPr>
+                                      <w:sz w:val="12"/>
+                                    </w:rPr>
+                                    <w:t>mineral</w:t>
+                                  </w:r>
+                                  <w:proofErr w:type="gramEnd"/>
+                                  <w:r>
+                                    <w:rPr>
+                                      <w:sz w:val="12"/>
+                                    </w:rPr>
+                                    <w:t>_grade</w:t>
+                                  </w:r>
+                                  <w:proofErr w:type="spellEnd"/>
+                                  <w:r>
+                                    <w:rPr>
+                                      <w:sz w:val="12"/>
+                                    </w:rPr>
+                                    <w:t xml:space="preserve"> }}</w:t>
                                   </w:r>
                                 </w:p>
                               </w:tc>
@@ -9004,12 +9712,37 @@
                                       <w:sz w:val="12"/>
                                     </w:rPr>
                                   </w:pPr>
+                                  <w:proofErr w:type="gramStart"/>
                                   <w:r>
                                     <w:rPr>
                                       <w:b/>
                                       <w:sz w:val="12"/>
                                     </w:rPr>
-                                    <w:t>{{ total_amount_paid }}</w:t>
+                                    <w:t xml:space="preserve">{{ </w:t>
+                                  </w:r>
+                                  <w:proofErr w:type="spellStart"/>
+                                  <w:r>
+                                    <w:rPr>
+                                      <w:b/>
+                                      <w:sz w:val="12"/>
+                                    </w:rPr>
+                                    <w:t>total</w:t>
+                                  </w:r>
+                                  <w:proofErr w:type="gramEnd"/>
+                                  <w:r>
+                                    <w:rPr>
+                                      <w:b/>
+                                      <w:sz w:val="12"/>
+                                    </w:rPr>
+                                    <w:t>_amount_paid</w:t>
+                                  </w:r>
+                                  <w:proofErr w:type="spellEnd"/>
+                                  <w:r>
+                                    <w:rPr>
+                                      <w:b/>
+                                      <w:sz w:val="12"/>
+                                    </w:rPr>
+                                    <w:t xml:space="preserve"> }}</w:t>
                                   </w:r>
                                 </w:p>
                               </w:tc>
@@ -9121,13 +9854,23 @@
                                       <w:sz w:val="12"/>
                                     </w:rPr>
                                   </w:pPr>
+                                  <w:proofErr w:type="gramStart"/>
                                   <w:r>
                                     <w:rPr>
                                       <w:b/>
                                       <w:bCs/>
                                       <w:sz w:val="12"/>
                                     </w:rPr>
-                                    <w:t>{{ buyer }}</w:t>
+                                    <w:t>{{ buyer</w:t>
+                                  </w:r>
+                                  <w:proofErr w:type="gramEnd"/>
+                                  <w:r>
+                                    <w:rPr>
+                                      <w:b/>
+                                      <w:bCs/>
+                                      <w:sz w:val="12"/>
+                                    </w:rPr>
+                                    <w:t xml:space="preserve"> }}</w:t>
                                   </w:r>
                                 </w:p>
                               </w:tc>
@@ -9238,13 +9981,23 @@
                                       <w:sz w:val="12"/>
                                     </w:rPr>
                                   </w:pPr>
+                                  <w:proofErr w:type="gramStart"/>
                                   <w:r>
                                     <w:rPr>
                                       <w:b w:val="0"/>
                                       <w:bCs w:val="0"/>
                                       <w:sz w:val="12"/>
                                     </w:rPr>
-                                    <w:t>{{ route }}</w:t>
+                                    <w:t>{{ route</w:t>
+                                  </w:r>
+                                  <w:proofErr w:type="gramEnd"/>
+                                  <w:r>
+                                    <w:rPr>
+                                      <w:b w:val="0"/>
+                                      <w:bCs w:val="0"/>
+                                      <w:sz w:val="12"/>
+                                    </w:rPr>
+                                    <w:t xml:space="preserve"> }}</w:t>
                                   </w:r>
                                 </w:p>
                               </w:tc>
@@ -9336,13 +10089,23 @@
                                       <w:sz w:val="12"/>
                                     </w:rPr>
                                   </w:pPr>
+                                  <w:proofErr w:type="gramStart"/>
                                   <w:r>
                                     <w:rPr>
                                       <w:b/>
                                       <w:bCs/>
                                       <w:sz w:val="12"/>
                                     </w:rPr>
-                                    <w:t>{{ validity }}</w:t>
+                                    <w:t>{{ validity</w:t>
+                                  </w:r>
+                                  <w:proofErr w:type="gramEnd"/>
+                                  <w:r>
+                                    <w:rPr>
+                                      <w:b/>
+                                      <w:bCs/>
+                                      <w:sz w:val="12"/>
+                                    </w:rPr>
+                                    <w:t xml:space="preserve"> }}</w:t>
                                   </w:r>
                                 </w:p>
                               </w:tc>
@@ -9426,7 +10189,23 @@
                                       <w:rFonts w:ascii="Times New Roman"/>
                                       <w:sz w:val="12"/>
                                     </w:rPr>
-                                    <w:t>{{qr_code}}</w:t>
+                                    <w:t>{{</w:t>
+                                  </w:r>
+                                  <w:proofErr w:type="spellStart"/>
+                                  <w:r>
+                                    <w:rPr>
+                                      <w:rFonts w:ascii="Times New Roman"/>
+                                      <w:sz w:val="12"/>
+                                    </w:rPr>
+                                    <w:t>qr_code</w:t>
+                                  </w:r>
+                                  <w:proofErr w:type="spellEnd"/>
+                                  <w:r>
+                                    <w:rPr>
+                                      <w:rFonts w:ascii="Times New Roman"/>
+                                      <w:sz w:val="12"/>
+                                    </w:rPr>
+                                    <w:t>}}</w:t>
                                   </w:r>
                                 </w:p>
                               </w:tc>
@@ -9526,11 +10305,33 @@
                                       <w:sz w:val="12"/>
                                     </w:rPr>
                                   </w:pPr>
-                                  <w:r>
-                                    <w:rPr>
-                                      <w:sz w:val="12"/>
-                                    </w:rPr>
-                                    <w:t>{{ check_post }}</w:t>
+                                  <w:proofErr w:type="gramStart"/>
+                                  <w:r>
+                                    <w:rPr>
+                                      <w:sz w:val="12"/>
+                                    </w:rPr>
+                                    <w:t xml:space="preserve">{{ </w:t>
+                                  </w:r>
+                                  <w:proofErr w:type="spellStart"/>
+                                  <w:r>
+                                    <w:rPr>
+                                      <w:sz w:val="12"/>
+                                    </w:rPr>
+                                    <w:t>check</w:t>
+                                  </w:r>
+                                  <w:proofErr w:type="gramEnd"/>
+                                  <w:r>
+                                    <w:rPr>
+                                      <w:sz w:val="12"/>
+                                    </w:rPr>
+                                    <w:t>_post</w:t>
+                                  </w:r>
+                                  <w:proofErr w:type="spellEnd"/>
+                                  <w:r>
+                                    <w:rPr>
+                                      <w:sz w:val="12"/>
+                                    </w:rPr>
+                                    <w:t xml:space="preserve"> }}</w:t>
                                   </w:r>
                                 </w:p>
                               </w:tc>
@@ -9649,11 +10450,33 @@
                                       <w:sz w:val="12"/>
                                     </w:rPr>
                                   </w:pPr>
-                                  <w:r>
-                                    <w:rPr>
-                                      <w:sz w:val="12"/>
-                                    </w:rPr>
-                                    <w:t>{{ vehicle_no }}</w:t>
+                                  <w:proofErr w:type="gramStart"/>
+                                  <w:r>
+                                    <w:rPr>
+                                      <w:sz w:val="12"/>
+                                    </w:rPr>
+                                    <w:t xml:space="preserve">{{ </w:t>
+                                  </w:r>
+                                  <w:proofErr w:type="spellStart"/>
+                                  <w:r>
+                                    <w:rPr>
+                                      <w:sz w:val="12"/>
+                                    </w:rPr>
+                                    <w:t>vehicle</w:t>
+                                  </w:r>
+                                  <w:proofErr w:type="gramEnd"/>
+                                  <w:r>
+                                    <w:rPr>
+                                      <w:sz w:val="12"/>
+                                    </w:rPr>
+                                    <w:t>_no</w:t>
+                                  </w:r>
+                                  <w:proofErr w:type="spellEnd"/>
+                                  <w:r>
+                                    <w:rPr>
+                                      <w:sz w:val="12"/>
+                                    </w:rPr>
+                                    <w:t xml:space="preserve"> }}</w:t>
                                   </w:r>
                                 </w:p>
                               </w:tc>
@@ -9760,11 +10583,33 @@
                                       <w:sz w:val="12"/>
                                     </w:rPr>
                                   </w:pPr>
-                                  <w:r>
-                                    <w:rPr>
-                                      <w:sz w:val="12"/>
-                                    </w:rPr>
-                                    <w:t>{{ crusher_unit }}</w:t>
+                                  <w:proofErr w:type="gramStart"/>
+                                  <w:r>
+                                    <w:rPr>
+                                      <w:sz w:val="12"/>
+                                    </w:rPr>
+                                    <w:t xml:space="preserve">{{ </w:t>
+                                  </w:r>
+                                  <w:proofErr w:type="spellStart"/>
+                                  <w:r>
+                                    <w:rPr>
+                                      <w:sz w:val="12"/>
+                                    </w:rPr>
+                                    <w:t>crusher</w:t>
+                                  </w:r>
+                                  <w:proofErr w:type="gramEnd"/>
+                                  <w:r>
+                                    <w:rPr>
+                                      <w:sz w:val="12"/>
+                                    </w:rPr>
+                                    <w:t>_unit</w:t>
+                                  </w:r>
+                                  <w:proofErr w:type="spellEnd"/>
+                                  <w:r>
+                                    <w:rPr>
+                                      <w:sz w:val="12"/>
+                                    </w:rPr>
+                                    <w:t xml:space="preserve"> }}</w:t>
                                   </w:r>
                                 </w:p>
                               </w:tc>
@@ -9970,11 +10815,19 @@
                                       <w:sz w:val="12"/>
                                     </w:rPr>
                                   </w:pPr>
-                                  <w:r>
-                                    <w:rPr>
-                                      <w:sz w:val="12"/>
-                                    </w:rPr>
-                                    <w:t>{{ destination }}</w:t>
+                                  <w:proofErr w:type="gramStart"/>
+                                  <w:r>
+                                    <w:rPr>
+                                      <w:sz w:val="12"/>
+                                    </w:rPr>
+                                    <w:t>{{ destination</w:t>
+                                  </w:r>
+                                  <w:proofErr w:type="gramEnd"/>
+                                  <w:r>
+                                    <w:rPr>
+                                      <w:sz w:val="12"/>
+                                    </w:rPr>
+                                    <w:t xml:space="preserve"> }}</w:t>
                                   </w:r>
                                 </w:p>
                               </w:tc>
@@ -10032,7 +10885,7 @@
           </mc:Choice>
           <mc:Fallback>
             <w:pict>
-              <v:shape w14:anchorId="1CBCC0F5" id="_x0000_s1029" type="#_x0000_t202" style="position:absolute;margin-left:413.2pt;margin-top:7.5pt;width:371.8pt;height:336.6pt;z-index:-251635712;visibility:visible;mso-wrap-style:square;mso-width-percent:0;mso-height-percent:0;mso-wrap-distance-left:0;mso-wrap-distance-top:0;mso-wrap-distance-right:0;mso-wrap-distance-bottom:0;mso-position-horizontal:absolute;mso-position-horizontal-relative:page;mso-position-vertical:absolute;mso-position-vertical-relative:text;mso-width-percent:0;mso-height-percent:0;mso-width-relative:page;mso-height-relative:page;v-text-anchor:top" o:gfxdata="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" filled="f" stroked="f">
+              <v:shape w14:anchorId="1CBCC0F5" id="_x0000_s1028" type="#_x0000_t202" style="position:absolute;margin-left:413.2pt;margin-top:7.5pt;width:371.8pt;height:336.6pt;z-index:-251635712;visibility:visible;mso-wrap-style:square;mso-width-percent:0;mso-height-percent:0;mso-wrap-distance-left:0;mso-wrap-distance-top:0;mso-wrap-distance-right:0;mso-wrap-distance-bottom:0;mso-position-horizontal:absolute;mso-position-horizontal-relative:page;mso-position-vertical:absolute;mso-position-vertical-relative:text;mso-width-percent:0;mso-height-percent:0;mso-width-relative:page;mso-height-relative:page;v-text-anchor:top" o:gfxdata="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" filled="f" stroked="f">
                 <v:textbox inset="0,0,0,0">
                   <w:txbxContent>
                     <w:tbl>
@@ -10399,11 +11252,33 @@
                                 <w:sz w:val="12"/>
                               </w:rPr>
                             </w:pPr>
-                            <w:r>
-                              <w:rPr>
-                                <w:sz w:val="12"/>
-                              </w:rPr>
-                              <w:t>{{ form_ap_no }}</w:t>
+                            <w:proofErr w:type="gramStart"/>
+                            <w:r>
+                              <w:rPr>
+                                <w:sz w:val="12"/>
+                              </w:rPr>
+                              <w:t xml:space="preserve">{{ </w:t>
+                            </w:r>
+                            <w:proofErr w:type="spellStart"/>
+                            <w:r>
+                              <w:rPr>
+                                <w:sz w:val="12"/>
+                              </w:rPr>
+                              <w:t>form</w:t>
+                            </w:r>
+                            <w:proofErr w:type="gramEnd"/>
+                            <w:r>
+                              <w:rPr>
+                                <w:sz w:val="12"/>
+                              </w:rPr>
+                              <w:t>_ap_no</w:t>
+                            </w:r>
+                            <w:proofErr w:type="spellEnd"/>
+                            <w:r>
+                              <w:rPr>
+                                <w:sz w:val="12"/>
+                              </w:rPr>
+                              <w:t xml:space="preserve"> }}</w:t>
                             </w:r>
                           </w:p>
                         </w:tc>
@@ -10440,6 +11315,7 @@
                               </w:rPr>
                               <w:t xml:space="preserve"> </w:t>
                             </w:r>
+                            <w:proofErr w:type="gramStart"/>
                             <w:r>
                               <w:rPr>
                                 <w:sz w:val="12"/>
@@ -10450,13 +11326,42 @@
                               <w:rPr>
                                 <w:sz w:val="12"/>
                               </w:rPr>
-                              <w:t xml:space="preserve"> : </w:t>
-                            </w:r>
-                            <w:r>
-                              <w:rPr>
-                                <w:sz w:val="12"/>
-                              </w:rPr>
-                              <w:t>{{ sr_no }}</w:t>
+                              <w:t xml:space="preserve"> :</w:t>
+                            </w:r>
+                            <w:proofErr w:type="gramEnd"/>
+                            <w:r>
+                              <w:rPr>
+                                <w:sz w:val="12"/>
+                              </w:rPr>
+                              <w:t xml:space="preserve"> </w:t>
+                            </w:r>
+                            <w:proofErr w:type="gramStart"/>
+                            <w:r>
+                              <w:rPr>
+                                <w:sz w:val="12"/>
+                              </w:rPr>
+                              <w:t xml:space="preserve">{{ </w:t>
+                            </w:r>
+                            <w:proofErr w:type="spellStart"/>
+                            <w:r>
+                              <w:rPr>
+                                <w:sz w:val="12"/>
+                              </w:rPr>
+                              <w:t>sr</w:t>
+                            </w:r>
+                            <w:proofErr w:type="gramEnd"/>
+                            <w:r>
+                              <w:rPr>
+                                <w:sz w:val="12"/>
+                              </w:rPr>
+                              <w:t>_no</w:t>
+                            </w:r>
+                            <w:proofErr w:type="spellEnd"/>
+                            <w:r>
+                              <w:rPr>
+                                <w:sz w:val="12"/>
+                              </w:rPr>
+                              <w:t xml:space="preserve"> }}</w:t>
                             </w:r>
                           </w:p>
                         </w:tc>
@@ -10562,11 +11467,47 @@
                                 <w:sz w:val="12"/>
                               </w:rPr>
                             </w:pPr>
-                            <w:r>
-                              <w:rPr>
-                                <w:sz w:val="12"/>
-                              </w:rPr>
-                              <w:t>{{ mdp_no }}</w:t>
+                            <w:proofErr w:type="gramStart"/>
+                            <w:r>
+                              <w:rPr>
+                                <w:sz w:val="12"/>
+                              </w:rPr>
+                              <w:t xml:space="preserve">{{ </w:t>
+                            </w:r>
+                            <w:proofErr w:type="spellStart"/>
+                            <w:r>
+                              <w:rPr>
+                                <w:sz w:val="12"/>
+                              </w:rPr>
+                              <w:t>mdp</w:t>
+                            </w:r>
+                            <w:proofErr w:type="gramEnd"/>
+                            <w:r>
+                              <w:rPr>
+                                <w:sz w:val="12"/>
+                              </w:rPr>
+                              <w:t>_</w:t>
+                            </w:r>
+                            <w:proofErr w:type="gramStart"/>
+                            <w:r>
+                              <w:rPr>
+                                <w:sz w:val="12"/>
+                              </w:rPr>
+                              <w:t>no</w:t>
+                            </w:r>
+                            <w:proofErr w:type="spellEnd"/>
+                            <w:r>
+                              <w:rPr>
+                                <w:sz w:val="12"/>
+                              </w:rPr>
+                              <w:t xml:space="preserve"> }</w:t>
+                            </w:r>
+                            <w:proofErr w:type="gramEnd"/>
+                            <w:r>
+                              <w:rPr>
+                                <w:sz w:val="12"/>
+                              </w:rPr>
+                              <w:t>}</w:t>
                             </w:r>
                             <w:r>
                               <w:rPr>
@@ -10708,11 +11649,33 @@
                                 <w:sz w:val="12"/>
                               </w:rPr>
                             </w:pPr>
-                            <w:r>
-                              <w:rPr>
-                                <w:sz w:val="12"/>
-                              </w:rPr>
-                              <w:t>{{ lease_no }}</w:t>
+                            <w:proofErr w:type="gramStart"/>
+                            <w:r>
+                              <w:rPr>
+                                <w:sz w:val="12"/>
+                              </w:rPr>
+                              <w:t xml:space="preserve">{{ </w:t>
+                            </w:r>
+                            <w:proofErr w:type="spellStart"/>
+                            <w:r>
+                              <w:rPr>
+                                <w:sz w:val="12"/>
+                              </w:rPr>
+                              <w:t>lease</w:t>
+                            </w:r>
+                            <w:proofErr w:type="gramEnd"/>
+                            <w:r>
+                              <w:rPr>
+                                <w:sz w:val="12"/>
+                              </w:rPr>
+                              <w:t>_no</w:t>
+                            </w:r>
+                            <w:proofErr w:type="spellEnd"/>
+                            <w:r>
+                              <w:rPr>
+                                <w:sz w:val="12"/>
+                              </w:rPr>
+                              <w:t xml:space="preserve"> }}</w:t>
                             </w:r>
                           </w:p>
                         </w:tc>
@@ -10740,11 +11703,19 @@
                               </w:rPr>
                               <w:t xml:space="preserve">Barcode: </w:t>
                             </w:r>
-                            <w:r>
-                              <w:rPr>
-                                <w:sz w:val="12"/>
-                              </w:rPr>
-                              <w:t>{{ barcode }}</w:t>
+                            <w:proofErr w:type="gramStart"/>
+                            <w:r>
+                              <w:rPr>
+                                <w:sz w:val="12"/>
+                              </w:rPr>
+                              <w:t>{{ barcode</w:t>
+                            </w:r>
+                            <w:proofErr w:type="gramEnd"/>
+                            <w:r>
+                              <w:rPr>
+                                <w:sz w:val="12"/>
+                              </w:rPr>
+                              <w:t xml:space="preserve"> }}</w:t>
                             </w:r>
                           </w:p>
                         </w:tc>
@@ -10869,13 +11840,41 @@
                                 <w:sz w:val="12"/>
                               </w:rPr>
                             </w:pPr>
+                            <w:proofErr w:type="gramStart"/>
                             <w:r>
                               <w:rPr>
                                 <w:b/>
                                 <w:bCs/>
                                 <w:sz w:val="12"/>
                               </w:rPr>
-                              <w:t>{{ lease_name }}</w:t>
+                              <w:t xml:space="preserve">{{ </w:t>
+                            </w:r>
+                            <w:proofErr w:type="spellStart"/>
+                            <w:r>
+                              <w:rPr>
+                                <w:b/>
+                                <w:bCs/>
+                                <w:sz w:val="12"/>
+                              </w:rPr>
+                              <w:t>lease</w:t>
+                            </w:r>
+                            <w:proofErr w:type="gramEnd"/>
+                            <w:r>
+                              <w:rPr>
+                                <w:b/>
+                                <w:bCs/>
+                                <w:sz w:val="12"/>
+                              </w:rPr>
+                              <w:t>_name</w:t>
+                            </w:r>
+                            <w:proofErr w:type="spellEnd"/>
+                            <w:r>
+                              <w:rPr>
+                                <w:b/>
+                                <w:bCs/>
+                                <w:sz w:val="12"/>
+                              </w:rPr>
+                              <w:t xml:space="preserve"> }}</w:t>
                             </w:r>
                           </w:p>
                         </w:tc>
@@ -10952,13 +11951,41 @@
                               </w:rPr>
                               <w:t xml:space="preserve"> </w:t>
                             </w:r>
+                            <w:proofErr w:type="gramStart"/>
                             <w:r>
                               <w:rPr>
                                 <w:b w:val="0"/>
                                 <w:bCs w:val="0"/>
                                 <w:sz w:val="12"/>
                               </w:rPr>
-                              <w:t>{{ type_of_land }}</w:t>
+                              <w:t xml:space="preserve">{{ </w:t>
+                            </w:r>
+                            <w:proofErr w:type="spellStart"/>
+                            <w:r>
+                              <w:rPr>
+                                <w:b w:val="0"/>
+                                <w:bCs w:val="0"/>
+                                <w:sz w:val="12"/>
+                              </w:rPr>
+                              <w:t>type</w:t>
+                            </w:r>
+                            <w:proofErr w:type="gramEnd"/>
+                            <w:r>
+                              <w:rPr>
+                                <w:b w:val="0"/>
+                                <w:bCs w:val="0"/>
+                                <w:sz w:val="12"/>
+                              </w:rPr>
+                              <w:t>_of_land</w:t>
+                            </w:r>
+                            <w:proofErr w:type="spellEnd"/>
+                            <w:r>
+                              <w:rPr>
+                                <w:b w:val="0"/>
+                                <w:bCs w:val="0"/>
+                                <w:sz w:val="12"/>
+                              </w:rPr>
+                              <w:t xml:space="preserve"> }}</w:t>
                             </w:r>
                           </w:p>
                         </w:tc>
@@ -11091,6 +12118,7 @@
                               </w:rPr>
                               <w:t xml:space="preserve"> </w:t>
                             </w:r>
+                            <w:proofErr w:type="gramStart"/>
                             <w:r>
                               <w:rPr>
                                 <w:sz w:val="12"/>
@@ -11107,15 +12135,50 @@
                               <w:rPr>
                                 <w:sz w:val="12"/>
                               </w:rPr>
-                              <w:t xml:space="preserve">: </w:t>
-                            </w:r>
+                              <w:t>:</w:t>
+                            </w:r>
+                            <w:proofErr w:type="gramEnd"/>
+                            <w:r>
+                              <w:rPr>
+                                <w:sz w:val="12"/>
+                              </w:rPr>
+                              <w:t xml:space="preserve"> </w:t>
+                            </w:r>
+                            <w:proofErr w:type="gramStart"/>
                             <w:r>
                               <w:rPr>
                                 <w:b w:val="0"/>
                                 <w:bCs w:val="0"/>
                                 <w:sz w:val="12"/>
                               </w:rPr>
-                              <w:t>{{ gst_no }}</w:t>
+                              <w:t xml:space="preserve">{{ </w:t>
+                            </w:r>
+                            <w:proofErr w:type="spellStart"/>
+                            <w:r>
+                              <w:rPr>
+                                <w:b w:val="0"/>
+                                <w:bCs w:val="0"/>
+                                <w:sz w:val="12"/>
+                              </w:rPr>
+                              <w:t>gst</w:t>
+                            </w:r>
+                            <w:proofErr w:type="gramEnd"/>
+                            <w:r>
+                              <w:rPr>
+                                <w:b w:val="0"/>
+                                <w:bCs w:val="0"/>
+                                <w:sz w:val="12"/>
+                              </w:rPr>
+                              <w:t>_no</w:t>
+                            </w:r>
+                            <w:proofErr w:type="spellEnd"/>
+                            <w:r>
+                              <w:rPr>
+                                <w:b w:val="0"/>
+                                <w:bCs w:val="0"/>
+                                <w:sz w:val="12"/>
+                              </w:rPr>
+                              <w:t xml:space="preserve"> }}</w:t>
                             </w:r>
                           </w:p>
                         </w:tc>
@@ -11204,11 +12267,33 @@
                                 <w:sz w:val="12"/>
                               </w:rPr>
                             </w:pPr>
-                            <w:r>
-                              <w:rPr>
-                                <w:sz w:val="12"/>
-                              </w:rPr>
-                              <w:t>{{ taluk_district }}</w:t>
+                            <w:proofErr w:type="gramStart"/>
+                            <w:r>
+                              <w:rPr>
+                                <w:sz w:val="12"/>
+                              </w:rPr>
+                              <w:t xml:space="preserve">{{ </w:t>
+                            </w:r>
+                            <w:proofErr w:type="spellStart"/>
+                            <w:r>
+                              <w:rPr>
+                                <w:sz w:val="12"/>
+                              </w:rPr>
+                              <w:t>taluk</w:t>
+                            </w:r>
+                            <w:proofErr w:type="gramEnd"/>
+                            <w:r>
+                              <w:rPr>
+                                <w:sz w:val="12"/>
+                              </w:rPr>
+                              <w:t>_district</w:t>
+                            </w:r>
+                            <w:proofErr w:type="spellEnd"/>
+                            <w:r>
+                              <w:rPr>
+                                <w:sz w:val="12"/>
+                              </w:rPr>
+                              <w:t xml:space="preserve"> }}</w:t>
                             </w:r>
                           </w:p>
                         </w:tc>
@@ -11248,13 +12333,41 @@
                               </w:rPr>
                               <w:t xml:space="preserve">: </w:t>
                             </w:r>
+                            <w:proofErr w:type="gramStart"/>
                             <w:r>
                               <w:rPr>
                                 <w:b w:val="0"/>
                                 <w:bCs w:val="0"/>
                                 <w:sz w:val="12"/>
                               </w:rPr>
-                              <w:t>{{ loading_place }}</w:t>
+                              <w:t xml:space="preserve">{{ </w:t>
+                            </w:r>
+                            <w:proofErr w:type="spellStart"/>
+                            <w:r>
+                              <w:rPr>
+                                <w:b w:val="0"/>
+                                <w:bCs w:val="0"/>
+                                <w:sz w:val="12"/>
+                              </w:rPr>
+                              <w:t>loading</w:t>
+                            </w:r>
+                            <w:proofErr w:type="gramEnd"/>
+                            <w:r>
+                              <w:rPr>
+                                <w:b w:val="0"/>
+                                <w:bCs w:val="0"/>
+                                <w:sz w:val="12"/>
+                              </w:rPr>
+                              <w:t>_place</w:t>
+                            </w:r>
+                            <w:proofErr w:type="spellEnd"/>
+                            <w:r>
+                              <w:rPr>
+                                <w:b w:val="0"/>
+                                <w:bCs w:val="0"/>
+                                <w:sz w:val="12"/>
+                              </w:rPr>
+                              <w:t xml:space="preserve"> }}</w:t>
                             </w:r>
                           </w:p>
                         </w:tc>
@@ -11344,11 +12457,19 @@
                                 <w:sz w:val="12"/>
                               </w:rPr>
                             </w:pPr>
-                            <w:r>
-                              <w:rPr>
-                                <w:sz w:val="12"/>
-                              </w:rPr>
-                              <w:t>{{ quantity }}</w:t>
+                            <w:proofErr w:type="gramStart"/>
+                            <w:r>
+                              <w:rPr>
+                                <w:sz w:val="12"/>
+                              </w:rPr>
+                              <w:t>{{ quantity</w:t>
+                            </w:r>
+                            <w:proofErr w:type="gramEnd"/>
+                            <w:r>
+                              <w:rPr>
+                                <w:sz w:val="12"/>
+                              </w:rPr>
+                              <w:t xml:space="preserve"> }}</w:t>
                             </w:r>
                           </w:p>
                         </w:tc>
@@ -11397,11 +12518,33 @@
                               </w:rPr>
                               <w:t xml:space="preserve"> </w:t>
                             </w:r>
-                            <w:r>
-                              <w:rPr>
-                                <w:sz w:val="12"/>
-                              </w:rPr>
-                              <w:t>{{ mdp_type }}</w:t>
+                            <w:proofErr w:type="gramStart"/>
+                            <w:r>
+                              <w:rPr>
+                                <w:sz w:val="12"/>
+                              </w:rPr>
+                              <w:t xml:space="preserve">{{ </w:t>
+                            </w:r>
+                            <w:proofErr w:type="spellStart"/>
+                            <w:r>
+                              <w:rPr>
+                                <w:sz w:val="12"/>
+                              </w:rPr>
+                              <w:t>mdp</w:t>
+                            </w:r>
+                            <w:proofErr w:type="gramEnd"/>
+                            <w:r>
+                              <w:rPr>
+                                <w:sz w:val="12"/>
+                              </w:rPr>
+                              <w:t>_type</w:t>
+                            </w:r>
+                            <w:proofErr w:type="spellEnd"/>
+                            <w:r>
+                              <w:rPr>
+                                <w:sz w:val="12"/>
+                              </w:rPr>
+                              <w:t xml:space="preserve"> }}</w:t>
                             </w:r>
                           </w:p>
                         </w:tc>
@@ -11614,11 +12757,33 @@
                                 <w:sz w:val="12"/>
                               </w:rPr>
                             </w:pPr>
-                            <w:r>
-                              <w:rPr>
-                                <w:sz w:val="12"/>
-                              </w:rPr>
-                              <w:t>{{ form_ap_purpose }}</w:t>
+                            <w:proofErr w:type="gramStart"/>
+                            <w:r>
+                              <w:rPr>
+                                <w:sz w:val="12"/>
+                              </w:rPr>
+                              <w:t xml:space="preserve">{{ </w:t>
+                            </w:r>
+                            <w:proofErr w:type="spellStart"/>
+                            <w:r>
+                              <w:rPr>
+                                <w:sz w:val="12"/>
+                              </w:rPr>
+                              <w:t>form</w:t>
+                            </w:r>
+                            <w:proofErr w:type="gramEnd"/>
+                            <w:r>
+                              <w:rPr>
+                                <w:sz w:val="12"/>
+                              </w:rPr>
+                              <w:t>_ap_purpose</w:t>
+                            </w:r>
+                            <w:proofErr w:type="spellEnd"/>
+                            <w:r>
+                              <w:rPr>
+                                <w:sz w:val="12"/>
+                              </w:rPr>
+                              <w:t xml:space="preserve"> }}</w:t>
                             </w:r>
                           </w:p>
                         </w:tc>
@@ -11754,11 +12919,33 @@
                                 <w:sz w:val="12"/>
                               </w:rPr>
                             </w:pPr>
-                            <w:r>
-                              <w:rPr>
-                                <w:sz w:val="12"/>
-                              </w:rPr>
-                              <w:t>{{ mineral_grade }}</w:t>
+                            <w:proofErr w:type="gramStart"/>
+                            <w:r>
+                              <w:rPr>
+                                <w:sz w:val="12"/>
+                              </w:rPr>
+                              <w:t xml:space="preserve">{{ </w:t>
+                            </w:r>
+                            <w:proofErr w:type="spellStart"/>
+                            <w:r>
+                              <w:rPr>
+                                <w:sz w:val="12"/>
+                              </w:rPr>
+                              <w:t>mineral</w:t>
+                            </w:r>
+                            <w:proofErr w:type="gramEnd"/>
+                            <w:r>
+                              <w:rPr>
+                                <w:sz w:val="12"/>
+                              </w:rPr>
+                              <w:t>_grade</w:t>
+                            </w:r>
+                            <w:proofErr w:type="spellEnd"/>
+                            <w:r>
+                              <w:rPr>
+                                <w:sz w:val="12"/>
+                              </w:rPr>
+                              <w:t xml:space="preserve"> }}</w:t>
                             </w:r>
                           </w:p>
                         </w:tc>
@@ -11870,12 +13057,37 @@
                                 <w:sz w:val="12"/>
                               </w:rPr>
                             </w:pPr>
+                            <w:proofErr w:type="gramStart"/>
                             <w:r>
                               <w:rPr>
                                 <w:b/>
                                 <w:sz w:val="12"/>
                               </w:rPr>
-                              <w:t>{{ total_amount_paid }}</w:t>
+                              <w:t xml:space="preserve">{{ </w:t>
+                            </w:r>
+                            <w:proofErr w:type="spellStart"/>
+                            <w:r>
+                              <w:rPr>
+                                <w:b/>
+                                <w:sz w:val="12"/>
+                              </w:rPr>
+                              <w:t>total</w:t>
+                            </w:r>
+                            <w:proofErr w:type="gramEnd"/>
+                            <w:r>
+                              <w:rPr>
+                                <w:b/>
+                                <w:sz w:val="12"/>
+                              </w:rPr>
+                              <w:t>_amount_paid</w:t>
+                            </w:r>
+                            <w:proofErr w:type="spellEnd"/>
+                            <w:r>
+                              <w:rPr>
+                                <w:b/>
+                                <w:sz w:val="12"/>
+                              </w:rPr>
+                              <w:t xml:space="preserve"> }}</w:t>
                             </w:r>
                           </w:p>
                         </w:tc>
@@ -11987,13 +13199,23 @@
                                 <w:sz w:val="12"/>
                               </w:rPr>
                             </w:pPr>
+                            <w:proofErr w:type="gramStart"/>
                             <w:r>
                               <w:rPr>
                                 <w:b/>
                                 <w:bCs/>
                                 <w:sz w:val="12"/>
                               </w:rPr>
-                              <w:t>{{ buyer }}</w:t>
+                              <w:t>{{ buyer</w:t>
+                            </w:r>
+                            <w:proofErr w:type="gramEnd"/>
+                            <w:r>
+                              <w:rPr>
+                                <w:b/>
+                                <w:bCs/>
+                                <w:sz w:val="12"/>
+                              </w:rPr>
+                              <w:t xml:space="preserve"> }}</w:t>
                             </w:r>
                           </w:p>
                         </w:tc>
@@ -12104,13 +13326,23 @@
                                 <w:sz w:val="12"/>
                               </w:rPr>
                             </w:pPr>
+                            <w:proofErr w:type="gramStart"/>
                             <w:r>
                               <w:rPr>
                                 <w:b w:val="0"/>
                                 <w:bCs w:val="0"/>
                                 <w:sz w:val="12"/>
                               </w:rPr>
-                              <w:t>{{ route }}</w:t>
+                              <w:t>{{ route</w:t>
+                            </w:r>
+                            <w:proofErr w:type="gramEnd"/>
+                            <w:r>
+                              <w:rPr>
+                                <w:b w:val="0"/>
+                                <w:bCs w:val="0"/>
+                                <w:sz w:val="12"/>
+                              </w:rPr>
+                              <w:t xml:space="preserve"> }}</w:t>
                             </w:r>
                           </w:p>
                         </w:tc>
@@ -12202,13 +13434,23 @@
                                 <w:sz w:val="12"/>
                               </w:rPr>
                             </w:pPr>
+                            <w:proofErr w:type="gramStart"/>
                             <w:r>
                               <w:rPr>
                                 <w:b/>
                                 <w:bCs/>
                                 <w:sz w:val="12"/>
                               </w:rPr>
-                              <w:t>{{ validity }}</w:t>
+                              <w:t>{{ validity</w:t>
+                            </w:r>
+                            <w:proofErr w:type="gramEnd"/>
+                            <w:r>
+                              <w:rPr>
+                                <w:b/>
+                                <w:bCs/>
+                                <w:sz w:val="12"/>
+                              </w:rPr>
+                              <w:t xml:space="preserve"> }}</w:t>
                             </w:r>
                           </w:p>
                         </w:tc>
@@ -12292,7 +13534,23 @@
                                 <w:rFonts w:ascii="Times New Roman"/>
                                 <w:sz w:val="12"/>
                               </w:rPr>
-                              <w:t>{{qr_code}}</w:t>
+                              <w:t>{{</w:t>
+                            </w:r>
+                            <w:proofErr w:type="spellStart"/>
+                            <w:r>
+                              <w:rPr>
+                                <w:rFonts w:ascii="Times New Roman"/>
+                                <w:sz w:val="12"/>
+                              </w:rPr>
+                              <w:t>qr_code</w:t>
+                            </w:r>
+                            <w:proofErr w:type="spellEnd"/>
+                            <w:r>
+                              <w:rPr>
+                                <w:rFonts w:ascii="Times New Roman"/>
+                                <w:sz w:val="12"/>
+                              </w:rPr>
+                              <w:t>}}</w:t>
                             </w:r>
                           </w:p>
                         </w:tc>
@@ -12392,11 +13650,33 @@
                                 <w:sz w:val="12"/>
                               </w:rPr>
                             </w:pPr>
-                            <w:r>
-                              <w:rPr>
-                                <w:sz w:val="12"/>
-                              </w:rPr>
-                              <w:t>{{ check_post }}</w:t>
+                            <w:proofErr w:type="gramStart"/>
+                            <w:r>
+                              <w:rPr>
+                                <w:sz w:val="12"/>
+                              </w:rPr>
+                              <w:t xml:space="preserve">{{ </w:t>
+                            </w:r>
+                            <w:proofErr w:type="spellStart"/>
+                            <w:r>
+                              <w:rPr>
+                                <w:sz w:val="12"/>
+                              </w:rPr>
+                              <w:t>check</w:t>
+                            </w:r>
+                            <w:proofErr w:type="gramEnd"/>
+                            <w:r>
+                              <w:rPr>
+                                <w:sz w:val="12"/>
+                              </w:rPr>
+                              <w:t>_post</w:t>
+                            </w:r>
+                            <w:proofErr w:type="spellEnd"/>
+                            <w:r>
+                              <w:rPr>
+                                <w:sz w:val="12"/>
+                              </w:rPr>
+                              <w:t xml:space="preserve"> }}</w:t>
                             </w:r>
                           </w:p>
                         </w:tc>
@@ -12515,11 +13795,33 @@
                                 <w:sz w:val="12"/>
                               </w:rPr>
                             </w:pPr>
-                            <w:r>
-                              <w:rPr>
-                                <w:sz w:val="12"/>
-                              </w:rPr>
-                              <w:t>{{ vehicle_no }}</w:t>
+                            <w:proofErr w:type="gramStart"/>
+                            <w:r>
+                              <w:rPr>
+                                <w:sz w:val="12"/>
+                              </w:rPr>
+                              <w:t xml:space="preserve">{{ </w:t>
+                            </w:r>
+                            <w:proofErr w:type="spellStart"/>
+                            <w:r>
+                              <w:rPr>
+                                <w:sz w:val="12"/>
+                              </w:rPr>
+                              <w:t>vehicle</w:t>
+                            </w:r>
+                            <w:proofErr w:type="gramEnd"/>
+                            <w:r>
+                              <w:rPr>
+                                <w:sz w:val="12"/>
+                              </w:rPr>
+                              <w:t>_no</w:t>
+                            </w:r>
+                            <w:proofErr w:type="spellEnd"/>
+                            <w:r>
+                              <w:rPr>
+                                <w:sz w:val="12"/>
+                              </w:rPr>
+                              <w:t xml:space="preserve"> }}</w:t>
                             </w:r>
                           </w:p>
                         </w:tc>
@@ -12626,11 +13928,33 @@
                                 <w:sz w:val="12"/>
                               </w:rPr>
                             </w:pPr>
-                            <w:r>
-                              <w:rPr>
-                                <w:sz w:val="12"/>
-                              </w:rPr>
-                              <w:t>{{ crusher_unit }}</w:t>
+                            <w:proofErr w:type="gramStart"/>
+                            <w:r>
+                              <w:rPr>
+                                <w:sz w:val="12"/>
+                              </w:rPr>
+                              <w:t xml:space="preserve">{{ </w:t>
+                            </w:r>
+                            <w:proofErr w:type="spellStart"/>
+                            <w:r>
+                              <w:rPr>
+                                <w:sz w:val="12"/>
+                              </w:rPr>
+                              <w:t>crusher</w:t>
+                            </w:r>
+                            <w:proofErr w:type="gramEnd"/>
+                            <w:r>
+                              <w:rPr>
+                                <w:sz w:val="12"/>
+                              </w:rPr>
+                              <w:t>_unit</w:t>
+                            </w:r>
+                            <w:proofErr w:type="spellEnd"/>
+                            <w:r>
+                              <w:rPr>
+                                <w:sz w:val="12"/>
+                              </w:rPr>
+                              <w:t xml:space="preserve"> }}</w:t>
                             </w:r>
                           </w:p>
                         </w:tc>
@@ -12836,11 +14160,19 @@
                                 <w:sz w:val="12"/>
                               </w:rPr>
                             </w:pPr>
-                            <w:r>
-                              <w:rPr>
-                                <w:sz w:val="12"/>
-                              </w:rPr>
-                              <w:t>{{ destination }}</w:t>
+                            <w:proofErr w:type="gramStart"/>
+                            <w:r>
+                              <w:rPr>
+                                <w:sz w:val="12"/>
+                              </w:rPr>
+                              <w:t>{{ destination</w:t>
+                            </w:r>
+                            <w:proofErr w:type="gramEnd"/>
+                            <w:r>
+                              <w:rPr>
+                                <w:sz w:val="12"/>
+                              </w:rPr>
+                              <w:t xml:space="preserve"> }}</w:t>
                             </w:r>
                           </w:p>
                         </w:tc>
@@ -12897,6 +14229,808 @@
         <w:ind w:left="21"/>
         <w:jc w:val="center"/>
       </w:pPr>
+      <w:r>
+        <w:rPr>
+          <w:noProof/>
+        </w:rPr>
+        <mc:AlternateContent>
+          <mc:Choice Requires="wps">
+            <w:drawing>
+              <wp:anchor distT="0" distB="0" distL="0" distR="0" simplePos="0" relativeHeight="251682816" behindDoc="1" locked="0" layoutInCell="1" allowOverlap="1" wp14:anchorId="669116A5" wp14:editId="241F91EB">
+                <wp:simplePos x="0" y="0"/>
+                <wp:positionH relativeFrom="page">
+                  <wp:posOffset>5236845</wp:posOffset>
+                </wp:positionH>
+                <wp:positionV relativeFrom="paragraph">
+                  <wp:posOffset>4434205</wp:posOffset>
+                </wp:positionV>
+                <wp:extent cx="3638550" cy="858520"/>
+                <wp:effectExtent l="0" t="0" r="0" b="17780"/>
+                <wp:wrapTopAndBottom/>
+                <wp:docPr id="12" name="Text Box 2"/>
+                <wp:cNvGraphicFramePr>
+                  <a:graphicFrameLocks xmlns:a="http://schemas.openxmlformats.org/drawingml/2006/main"/>
+                </wp:cNvGraphicFramePr>
+                <a:graphic xmlns:a="http://schemas.openxmlformats.org/drawingml/2006/main">
+                  <a:graphicData uri="http://schemas.microsoft.com/office/word/2010/wordprocessingShape">
+                    <wps:wsp>
+                      <wps:cNvSpPr txBox="1">
+                        <a:spLocks noChangeArrowheads="1"/>
+                      </wps:cNvSpPr>
+                      <wps:spPr bwMode="auto">
+                        <a:xfrm>
+                          <a:off x="0" y="0"/>
+                          <a:ext cx="3638550" cy="858520"/>
+                        </a:xfrm>
+                        <a:prstGeom prst="rect">
+                          <a:avLst/>
+                        </a:prstGeom>
+                        <a:noFill/>
+                        <a:ln>
+                          <a:noFill/>
+                        </a:ln>
+                        <a:extLst>
+                          <a:ext uri="{909E8E84-426E-40DD-AFC4-6F175D3DCCD1}">
+                            <a14:hiddenFill xmlns:a14="http://schemas.microsoft.com/office/drawing/2010/main">
+                              <a:solidFill>
+                                <a:srgbClr val="FFFFFF"/>
+                              </a:solidFill>
+                            </a14:hiddenFill>
+                          </a:ext>
+                          <a:ext uri="{91240B29-F687-4F45-9708-019B960494DF}">
+                            <a14:hiddenLine xmlns:a14="http://schemas.microsoft.com/office/drawing/2010/main" w="9525">
+                              <a:solidFill>
+                                <a:srgbClr val="000000"/>
+                              </a:solidFill>
+                              <a:miter lim="800000"/>
+                              <a:headEnd/>
+                              <a:tailEnd/>
+                            </a14:hiddenLine>
+                          </a:ext>
+                        </a:extLst>
+                      </wps:spPr>
+                      <wps:txbx>
+                        <w:txbxContent>
+                          <w:tbl>
+                            <w:tblPr>
+                              <w:tblStyle w:val="TableGrid"/>
+                              <w:tblW w:w="5230" w:type="dxa"/>
+                              <w:tblLayout w:type="fixed"/>
+                              <w:tblLook w:val="01E0" w:firstRow="1" w:lastRow="1" w:firstColumn="1" w:lastColumn="1" w:noHBand="0" w:noVBand="0"/>
+                            </w:tblPr>
+                            <w:tblGrid>
+                              <w:gridCol w:w="1229"/>
+                              <w:gridCol w:w="1061"/>
+                              <w:gridCol w:w="1050"/>
+                              <w:gridCol w:w="1058"/>
+                              <w:gridCol w:w="832"/>
+                            </w:tblGrid>
+                            <w:tr>
+                              <w:trPr>
+                                <w:trHeight w:val="238"/>
+                              </w:trPr>
+                              <w:tc>
+                                <w:tcPr>
+                                  <w:tcW w:w="1229" w:type="dxa"/>
+                                  <w:tcBorders>
+                                    <w:top w:val="single" w:sz="12" w:space="0" w:color="auto"/>
+                                    <w:left w:val="single" w:sz="12" w:space="0" w:color="auto"/>
+                                    <w:bottom w:val="single" w:sz="12" w:space="0" w:color="auto"/>
+                                    <w:right w:val="single" w:sz="12" w:space="0" w:color="auto"/>
+                                  </w:tcBorders>
+                                </w:tcPr>
+                                <w:p>
+                                  <w:pPr>
+                                    <w:pStyle w:val="TableParagraph"/>
+                                    <w:spacing w:before="22"/>
+                                    <w:ind w:left="42"/>
+                                    <w:rPr>
+                                      <w:sz w:val="12"/>
+                                    </w:rPr>
+                                  </w:pPr>
+                                  <w:r>
+                                    <w:rPr>
+                                      <w:sz w:val="12"/>
+                                    </w:rPr>
+                                    <w:t>Block</w:t>
+                                  </w:r>
+                                </w:p>
+                              </w:tc>
+                              <w:tc>
+                                <w:tcPr>
+                                  <w:tcW w:w="1061" w:type="dxa"/>
+                                  <w:tcBorders>
+                                    <w:top w:val="single" w:sz="12" w:space="0" w:color="auto"/>
+                                    <w:left w:val="single" w:sz="12" w:space="0" w:color="auto"/>
+                                    <w:bottom w:val="single" w:sz="12" w:space="0" w:color="auto"/>
+                                    <w:right w:val="single" w:sz="12" w:space="0" w:color="auto"/>
+                                  </w:tcBorders>
+                                </w:tcPr>
+                                <w:p>
+                                  <w:pPr>
+                                    <w:pStyle w:val="TableParagraph"/>
+                                    <w:spacing w:before="22"/>
+                                    <w:ind w:left="40"/>
+                                    <w:rPr>
+                                      <w:sz w:val="12"/>
+                                    </w:rPr>
+                                  </w:pPr>
+                                  <w:r>
+                                    <w:rPr>
+                                      <w:sz w:val="12"/>
+                                    </w:rPr>
+                                    <w:t>Length(cm)</w:t>
+                                  </w:r>
+                                </w:p>
+                              </w:tc>
+                              <w:tc>
+                                <w:tcPr>
+                                  <w:tcW w:w="1050" w:type="dxa"/>
+                                  <w:tcBorders>
+                                    <w:top w:val="single" w:sz="12" w:space="0" w:color="auto"/>
+                                    <w:left w:val="single" w:sz="12" w:space="0" w:color="auto"/>
+                                    <w:bottom w:val="single" w:sz="12" w:space="0" w:color="auto"/>
+                                    <w:right w:val="single" w:sz="12" w:space="0" w:color="auto"/>
+                                  </w:tcBorders>
+                                </w:tcPr>
+                                <w:p>
+                                  <w:pPr>
+                                    <w:pStyle w:val="TableParagraph"/>
+                                    <w:spacing w:before="22"/>
+                                    <w:ind w:left="51"/>
+                                    <w:rPr>
+                                      <w:sz w:val="12"/>
+                                    </w:rPr>
+                                  </w:pPr>
+                                  <w:r>
+                                    <w:rPr>
+                                      <w:sz w:val="12"/>
+                                    </w:rPr>
+                                    <w:t>Breadth(cm)</w:t>
+                                  </w:r>
+                                </w:p>
+                              </w:tc>
+                              <w:tc>
+                                <w:tcPr>
+                                  <w:tcW w:w="1058" w:type="dxa"/>
+                                  <w:tcBorders>
+                                    <w:top w:val="single" w:sz="12" w:space="0" w:color="auto"/>
+                                    <w:left w:val="single" w:sz="12" w:space="0" w:color="auto"/>
+                                    <w:bottom w:val="single" w:sz="12" w:space="0" w:color="auto"/>
+                                    <w:right w:val="single" w:sz="12" w:space="0" w:color="auto"/>
+                                  </w:tcBorders>
+                                </w:tcPr>
+                                <w:p>
+                                  <w:pPr>
+                                    <w:pStyle w:val="TableParagraph"/>
+                                    <w:spacing w:before="22"/>
+                                    <w:ind w:left="57"/>
+                                    <w:rPr>
+                                      <w:sz w:val="12"/>
+                                    </w:rPr>
+                                  </w:pPr>
+                                  <w:r>
+                                    <w:rPr>
+                                      <w:sz w:val="12"/>
+                                    </w:rPr>
+                                    <w:t>Height(cm)</w:t>
+                                  </w:r>
+                                </w:p>
+                              </w:tc>
+                              <w:tc>
+                                <w:tcPr>
+                                  <w:tcW w:w="832" w:type="dxa"/>
+                                  <w:tcBorders>
+                                    <w:top w:val="single" w:sz="12" w:space="0" w:color="auto"/>
+                                    <w:left w:val="single" w:sz="12" w:space="0" w:color="auto"/>
+                                    <w:bottom w:val="single" w:sz="12" w:space="0" w:color="auto"/>
+                                    <w:right w:val="single" w:sz="12" w:space="0" w:color="auto"/>
+                                  </w:tcBorders>
+                                </w:tcPr>
+                                <w:p>
+                                  <w:pPr>
+                                    <w:pStyle w:val="TableParagraph"/>
+                                    <w:spacing w:before="22"/>
+                                    <w:ind w:left="43"/>
+                                    <w:rPr>
+                                      <w:sz w:val="12"/>
+                                    </w:rPr>
+                                  </w:pPr>
+                                  <w:r>
+                                    <w:rPr>
+                                      <w:sz w:val="12"/>
+                                    </w:rPr>
+                                    <w:t>Volume.cu.mt.</w:t>
+                                  </w:r>
+                                </w:p>
+                              </w:tc>
+                            </w:tr>
+                            <w:tr>
+                              <w:trPr>
+                                <w:trHeight w:val="247"/>
+                              </w:trPr>
+                              <w:tc>
+                                <w:tcPr>
+                                  <w:tcW w:w="2290" w:type="dxa"/>
+                                  <w:gridSpan w:val="2"/>
+                                  <w:tcBorders>
+                                    <w:left w:val="single" w:sz="12" w:space="0" w:color="auto"/>
+                                    <w:bottom w:val="single" w:sz="12" w:space="0" w:color="auto"/>
+                                    <w:right w:val="single" w:sz="12" w:space="0" w:color="auto"/>
+                                  </w:tcBorders>
+                                </w:tcPr>
+                                <w:p>
+                                  <w:pPr>
+                                    <w:pStyle w:val="TableParagraph"/>
+                                    <w:rPr>
+                                      <w:sz w:val="12"/>
+                                    </w:rPr>
+                                  </w:pPr>
+                                  <w:r>
+                                    <w:rPr>
+                                      <w:spacing w:val="-1"/>
+                                      <w:sz w:val="12"/>
+                                    </w:rPr>
+                                    <w:t>Total</w:t>
+                                  </w:r>
+                                  <w:r>
+                                    <w:rPr>
+                                      <w:spacing w:val="-9"/>
+                                      <w:sz w:val="12"/>
+                                    </w:rPr>
+                                    <w:t xml:space="preserve"> </w:t>
+                                  </w:r>
+                                  <w:r>
+                                    <w:rPr>
+                                      <w:sz w:val="12"/>
+                                    </w:rPr>
+                                    <w:t>Volume</w:t>
+                                  </w:r>
+                                </w:p>
+                              </w:tc>
+                              <w:tc>
+                                <w:tcPr>
+                                  <w:tcW w:w="2940" w:type="dxa"/>
+                                  <w:gridSpan w:val="3"/>
+                                  <w:tcBorders>
+                                    <w:left w:val="single" w:sz="12" w:space="0" w:color="auto"/>
+                                    <w:bottom w:val="single" w:sz="12" w:space="0" w:color="auto"/>
+                                    <w:right w:val="single" w:sz="12" w:space="0" w:color="auto"/>
+                                  </w:tcBorders>
+                                </w:tcPr>
+                                <w:p>
+                                  <w:pPr>
+                                    <w:pStyle w:val="TableParagraph"/>
+                                    <w:ind w:left="51"/>
+                                    <w:rPr>
+                                      <w:bCs/>
+                                      <w:sz w:val="12"/>
+                                    </w:rPr>
+                                  </w:pPr>
+                                  <w:proofErr w:type="gramStart"/>
+                                  <w:r>
+                                    <w:rPr>
+                                      <w:bCs/>
+                                      <w:sz w:val="12"/>
+                                    </w:rPr>
+                                    <w:t xml:space="preserve">{{ </w:t>
+                                  </w:r>
+                                  <w:proofErr w:type="spellStart"/>
+                                  <w:r>
+                                    <w:rPr>
+                                      <w:bCs/>
+                                      <w:sz w:val="12"/>
+                                    </w:rPr>
+                                    <w:t>total</w:t>
+                                  </w:r>
+                                  <w:proofErr w:type="gramEnd"/>
+                                  <w:r>
+                                    <w:rPr>
+                                      <w:bCs/>
+                                      <w:sz w:val="12"/>
+                                    </w:rPr>
+                                    <w:t>_volume</w:t>
+                                  </w:r>
+                                  <w:proofErr w:type="spellEnd"/>
+                                  <w:r>
+                                    <w:rPr>
+                                      <w:bCs/>
+                                      <w:sz w:val="12"/>
+                                    </w:rPr>
+                                    <w:t xml:space="preserve"> }}</w:t>
+                                  </w:r>
+                                </w:p>
+                              </w:tc>
+                            </w:tr>
+                            <w:tr>
+                              <w:trPr>
+                                <w:trHeight w:val="229"/>
+                              </w:trPr>
+                              <w:tc>
+                                <w:tcPr>
+                                  <w:tcW w:w="2290" w:type="dxa"/>
+                                  <w:gridSpan w:val="2"/>
+                                  <w:tcBorders>
+                                    <w:top w:val="single" w:sz="12" w:space="0" w:color="auto"/>
+                                    <w:left w:val="single" w:sz="12" w:space="0" w:color="auto"/>
+                                    <w:bottom w:val="single" w:sz="12" w:space="0" w:color="auto"/>
+                                    <w:right w:val="single" w:sz="12" w:space="0" w:color="auto"/>
+                                  </w:tcBorders>
+                                </w:tcPr>
+                                <w:p>
+                                  <w:pPr>
+                                    <w:pStyle w:val="TableParagraph"/>
+                                    <w:rPr>
+                                      <w:sz w:val="12"/>
+                                    </w:rPr>
+                                  </w:pPr>
+                                  <w:r>
+                                    <w:rPr>
+                                      <w:sz w:val="12"/>
+                                    </w:rPr>
+                                    <w:t>Total</w:t>
+                                  </w:r>
+                                  <w:r>
+                                    <w:rPr>
+                                      <w:spacing w:val="-8"/>
+                                      <w:sz w:val="12"/>
+                                    </w:rPr>
+                                    <w:t xml:space="preserve"> </w:t>
+                                  </w:r>
+                                  <w:r>
+                                    <w:rPr>
+                                      <w:sz w:val="12"/>
+                                    </w:rPr>
+                                    <w:t>Block(s)</w:t>
+                                  </w:r>
+                                </w:p>
+                              </w:tc>
+                              <w:tc>
+                                <w:tcPr>
+                                  <w:tcW w:w="2940" w:type="dxa"/>
+                                  <w:gridSpan w:val="3"/>
+                                  <w:tcBorders>
+                                    <w:top w:val="single" w:sz="12" w:space="0" w:color="auto"/>
+                                    <w:left w:val="single" w:sz="12" w:space="0" w:color="auto"/>
+                                    <w:bottom w:val="single" w:sz="12" w:space="0" w:color="auto"/>
+                                    <w:right w:val="single" w:sz="12" w:space="0" w:color="auto"/>
+                                  </w:tcBorders>
+                                </w:tcPr>
+                                <w:p>
+                                  <w:pPr>
+                                    <w:pStyle w:val="TableParagraph"/>
+                                    <w:ind w:left="51"/>
+                                    <w:rPr>
+                                      <w:bCs/>
+                                      <w:sz w:val="12"/>
+                                    </w:rPr>
+                                  </w:pPr>
+                                  <w:proofErr w:type="gramStart"/>
+                                  <w:r>
+                                    <w:rPr>
+                                      <w:bCs/>
+                                      <w:sz w:val="12"/>
+                                    </w:rPr>
+                                    <w:t xml:space="preserve">{{ </w:t>
+                                  </w:r>
+                                  <w:proofErr w:type="spellStart"/>
+                                  <w:r>
+                                    <w:rPr>
+                                      <w:bCs/>
+                                      <w:sz w:val="12"/>
+                                    </w:rPr>
+                                    <w:t>total</w:t>
+                                  </w:r>
+                                  <w:proofErr w:type="gramEnd"/>
+                                  <w:r>
+                                    <w:rPr>
+                                      <w:bCs/>
+                                      <w:sz w:val="12"/>
+                                    </w:rPr>
+                                    <w:t>_blocks</w:t>
+                                  </w:r>
+                                  <w:proofErr w:type="spellEnd"/>
+                                  <w:r>
+                                    <w:rPr>
+                                      <w:bCs/>
+                                      <w:sz w:val="12"/>
+                                    </w:rPr>
+                                    <w:t xml:space="preserve"> }}</w:t>
+                                  </w:r>
+                                </w:p>
+                              </w:tc>
+                            </w:tr>
+                          </w:tbl>
+                          <w:p>
+                            <w:pPr>
+                              <w:pStyle w:val="BodyText"/>
+                            </w:pPr>
+                          </w:p>
+                        </w:txbxContent>
+                      </wps:txbx>
+                      <wps:bodyPr rot="0" vert="horz" wrap="square" lIns="0" tIns="0" rIns="0" bIns="0" anchor="t" anchorCtr="0" upright="1">
+                        <a:noAutofit/>
+                      </wps:bodyPr>
+                    </wps:wsp>
+                  </a:graphicData>
+                </a:graphic>
+                <wp14:sizeRelH relativeFrom="page">
+                  <wp14:pctWidth>0</wp14:pctWidth>
+                </wp14:sizeRelH>
+                <wp14:sizeRelV relativeFrom="page">
+                  <wp14:pctHeight>0</wp14:pctHeight>
+                </wp14:sizeRelV>
+              </wp:anchor>
+            </w:drawing>
+          </mc:Choice>
+          <mc:Fallback>
+            <w:pict>
+              <v:shape w14:anchorId="669116A5" id="Text Box 2" o:spid="_x0000_s1029" type="#_x0000_t202" style="position:absolute;left:0;text-align:left;margin-left:412.35pt;margin-top:349.15pt;width:286.5pt;height:67.6pt;z-index:-251633664;visibility:visible;mso-wrap-style:square;mso-width-percent:0;mso-height-percent:0;mso-wrap-distance-left:0;mso-wrap-distance-top:0;mso-wrap-distance-right:0;mso-wrap-distance-bottom:0;mso-position-horizontal:absolute;mso-position-horizontal-relative:page;mso-position-vertical:absolute;mso-position-vertical-relative:text;mso-width-percent:0;mso-height-percent:0;mso-width-relative:page;mso-height-relative:page;v-text-anchor:top" o:gfxdata="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" filled="f" stroked="f">
+                <v:textbox inset="0,0,0,0">
+                  <w:txbxContent>
+                    <w:tbl>
+                      <w:tblPr>
+                        <w:tblStyle w:val="TableGrid"/>
+                        <w:tblW w:w="5230" w:type="dxa"/>
+                        <w:tblLayout w:type="fixed"/>
+                        <w:tblLook w:val="01E0" w:firstRow="1" w:lastRow="1" w:firstColumn="1" w:lastColumn="1" w:noHBand="0" w:noVBand="0"/>
+                      </w:tblPr>
+                      <w:tblGrid>
+                        <w:gridCol w:w="1229"/>
+                        <w:gridCol w:w="1061"/>
+                        <w:gridCol w:w="1050"/>
+                        <w:gridCol w:w="1058"/>
+                        <w:gridCol w:w="832"/>
+                      </w:tblGrid>
+                      <w:tr>
+                        <w:trPr>
+                          <w:trHeight w:val="238"/>
+                        </w:trPr>
+                        <w:tc>
+                          <w:tcPr>
+                            <w:tcW w:w="1229" w:type="dxa"/>
+                            <w:tcBorders>
+                              <w:top w:val="single" w:sz="12" w:space="0" w:color="auto"/>
+                              <w:left w:val="single" w:sz="12" w:space="0" w:color="auto"/>
+                              <w:bottom w:val="single" w:sz="12" w:space="0" w:color="auto"/>
+                              <w:right w:val="single" w:sz="12" w:space="0" w:color="auto"/>
+                            </w:tcBorders>
+                          </w:tcPr>
+                          <w:p>
+                            <w:pPr>
+                              <w:pStyle w:val="TableParagraph"/>
+                              <w:spacing w:before="22"/>
+                              <w:ind w:left="42"/>
+                              <w:rPr>
+                                <w:sz w:val="12"/>
+                              </w:rPr>
+                            </w:pPr>
+                            <w:r>
+                              <w:rPr>
+                                <w:sz w:val="12"/>
+                              </w:rPr>
+                              <w:t>Block</w:t>
+                            </w:r>
+                          </w:p>
+                        </w:tc>
+                        <w:tc>
+                          <w:tcPr>
+                            <w:tcW w:w="1061" w:type="dxa"/>
+                            <w:tcBorders>
+                              <w:top w:val="single" w:sz="12" w:space="0" w:color="auto"/>
+                              <w:left w:val="single" w:sz="12" w:space="0" w:color="auto"/>
+                              <w:bottom w:val="single" w:sz="12" w:space="0" w:color="auto"/>
+                              <w:right w:val="single" w:sz="12" w:space="0" w:color="auto"/>
+                            </w:tcBorders>
+                          </w:tcPr>
+                          <w:p>
+                            <w:pPr>
+                              <w:pStyle w:val="TableParagraph"/>
+                              <w:spacing w:before="22"/>
+                              <w:ind w:left="40"/>
+                              <w:rPr>
+                                <w:sz w:val="12"/>
+                              </w:rPr>
+                            </w:pPr>
+                            <w:r>
+                              <w:rPr>
+                                <w:sz w:val="12"/>
+                              </w:rPr>
+                              <w:t>Length(cm)</w:t>
+                            </w:r>
+                          </w:p>
+                        </w:tc>
+                        <w:tc>
+                          <w:tcPr>
+                            <w:tcW w:w="1050" w:type="dxa"/>
+                            <w:tcBorders>
+                              <w:top w:val="single" w:sz="12" w:space="0" w:color="auto"/>
+                              <w:left w:val="single" w:sz="12" w:space="0" w:color="auto"/>
+                              <w:bottom w:val="single" w:sz="12" w:space="0" w:color="auto"/>
+                              <w:right w:val="single" w:sz="12" w:space="0" w:color="auto"/>
+                            </w:tcBorders>
+                          </w:tcPr>
+                          <w:p>
+                            <w:pPr>
+                              <w:pStyle w:val="TableParagraph"/>
+                              <w:spacing w:before="22"/>
+                              <w:ind w:left="51"/>
+                              <w:rPr>
+                                <w:sz w:val="12"/>
+                              </w:rPr>
+                            </w:pPr>
+                            <w:r>
+                              <w:rPr>
+                                <w:sz w:val="12"/>
+                              </w:rPr>
+                              <w:t>Breadth(cm)</w:t>
+                            </w:r>
+                          </w:p>
+                        </w:tc>
+                        <w:tc>
+                          <w:tcPr>
+                            <w:tcW w:w="1058" w:type="dxa"/>
+                            <w:tcBorders>
+                              <w:top w:val="single" w:sz="12" w:space="0" w:color="auto"/>
+                              <w:left w:val="single" w:sz="12" w:space="0" w:color="auto"/>
+                              <w:bottom w:val="single" w:sz="12" w:space="0" w:color="auto"/>
+                              <w:right w:val="single" w:sz="12" w:space="0" w:color="auto"/>
+                            </w:tcBorders>
+                          </w:tcPr>
+                          <w:p>
+                            <w:pPr>
+                              <w:pStyle w:val="TableParagraph"/>
+                              <w:spacing w:before="22"/>
+                              <w:ind w:left="57"/>
+                              <w:rPr>
+                                <w:sz w:val="12"/>
+                              </w:rPr>
+                            </w:pPr>
+                            <w:r>
+                              <w:rPr>
+                                <w:sz w:val="12"/>
+                              </w:rPr>
+                              <w:t>Height(cm)</w:t>
+                            </w:r>
+                          </w:p>
+                        </w:tc>
+                        <w:tc>
+                          <w:tcPr>
+                            <w:tcW w:w="832" w:type="dxa"/>
+                            <w:tcBorders>
+                              <w:top w:val="single" w:sz="12" w:space="0" w:color="auto"/>
+                              <w:left w:val="single" w:sz="12" w:space="0" w:color="auto"/>
+                              <w:bottom w:val="single" w:sz="12" w:space="0" w:color="auto"/>
+                              <w:right w:val="single" w:sz="12" w:space="0" w:color="auto"/>
+                            </w:tcBorders>
+                          </w:tcPr>
+                          <w:p>
+                            <w:pPr>
+                              <w:pStyle w:val="TableParagraph"/>
+                              <w:spacing w:before="22"/>
+                              <w:ind w:left="43"/>
+                              <w:rPr>
+                                <w:sz w:val="12"/>
+                              </w:rPr>
+                            </w:pPr>
+                            <w:r>
+                              <w:rPr>
+                                <w:sz w:val="12"/>
+                              </w:rPr>
+                              <w:t>Volume.cu.mt.</w:t>
+                            </w:r>
+                          </w:p>
+                        </w:tc>
+                      </w:tr>
+                      <w:tr>
+                        <w:trPr>
+                          <w:trHeight w:val="247"/>
+                        </w:trPr>
+                        <w:tc>
+                          <w:tcPr>
+                            <w:tcW w:w="2290" w:type="dxa"/>
+                            <w:gridSpan w:val="2"/>
+                            <w:tcBorders>
+                              <w:left w:val="single" w:sz="12" w:space="0" w:color="auto"/>
+                              <w:bottom w:val="single" w:sz="12" w:space="0" w:color="auto"/>
+                              <w:right w:val="single" w:sz="12" w:space="0" w:color="auto"/>
+                            </w:tcBorders>
+                          </w:tcPr>
+                          <w:p>
+                            <w:pPr>
+                              <w:pStyle w:val="TableParagraph"/>
+                              <w:rPr>
+                                <w:sz w:val="12"/>
+                              </w:rPr>
+                            </w:pPr>
+                            <w:r>
+                              <w:rPr>
+                                <w:spacing w:val="-1"/>
+                                <w:sz w:val="12"/>
+                              </w:rPr>
+                              <w:t>Total</w:t>
+                            </w:r>
+                            <w:r>
+                              <w:rPr>
+                                <w:spacing w:val="-9"/>
+                                <w:sz w:val="12"/>
+                              </w:rPr>
+                              <w:t xml:space="preserve"> </w:t>
+                            </w:r>
+                            <w:r>
+                              <w:rPr>
+                                <w:sz w:val="12"/>
+                              </w:rPr>
+                              <w:t>Volume</w:t>
+                            </w:r>
+                          </w:p>
+                        </w:tc>
+                        <w:tc>
+                          <w:tcPr>
+                            <w:tcW w:w="2940" w:type="dxa"/>
+                            <w:gridSpan w:val="3"/>
+                            <w:tcBorders>
+                              <w:left w:val="single" w:sz="12" w:space="0" w:color="auto"/>
+                              <w:bottom w:val="single" w:sz="12" w:space="0" w:color="auto"/>
+                              <w:right w:val="single" w:sz="12" w:space="0" w:color="auto"/>
+                            </w:tcBorders>
+                          </w:tcPr>
+                          <w:p>
+                            <w:pPr>
+                              <w:pStyle w:val="TableParagraph"/>
+                              <w:ind w:left="51"/>
+                              <w:rPr>
+                                <w:bCs/>
+                                <w:sz w:val="12"/>
+                              </w:rPr>
+                            </w:pPr>
+                            <w:proofErr w:type="gramStart"/>
+                            <w:r>
+                              <w:rPr>
+                                <w:bCs/>
+                                <w:sz w:val="12"/>
+                              </w:rPr>
+                              <w:t xml:space="preserve">{{ </w:t>
+                            </w:r>
+                            <w:proofErr w:type="spellStart"/>
+                            <w:r>
+                              <w:rPr>
+                                <w:bCs/>
+                                <w:sz w:val="12"/>
+                              </w:rPr>
+                              <w:t>total</w:t>
+                            </w:r>
+                            <w:proofErr w:type="gramEnd"/>
+                            <w:r>
+                              <w:rPr>
+                                <w:bCs/>
+                                <w:sz w:val="12"/>
+                              </w:rPr>
+                              <w:t>_volume</w:t>
+                            </w:r>
+                            <w:proofErr w:type="spellEnd"/>
+                            <w:r>
+                              <w:rPr>
+                                <w:bCs/>
+                                <w:sz w:val="12"/>
+                              </w:rPr>
+                              <w:t xml:space="preserve"> }}</w:t>
+                            </w:r>
+                          </w:p>
+                        </w:tc>
+                      </w:tr>
+                      <w:tr>
+                        <w:trPr>
+                          <w:trHeight w:val="229"/>
+                        </w:trPr>
+                        <w:tc>
+                          <w:tcPr>
+                            <w:tcW w:w="2290" w:type="dxa"/>
+                            <w:gridSpan w:val="2"/>
+                            <w:tcBorders>
+                              <w:top w:val="single" w:sz="12" w:space="0" w:color="auto"/>
+                              <w:left w:val="single" w:sz="12" w:space="0" w:color="auto"/>
+                              <w:bottom w:val="single" w:sz="12" w:space="0" w:color="auto"/>
+                              <w:right w:val="single" w:sz="12" w:space="0" w:color="auto"/>
+                            </w:tcBorders>
+                          </w:tcPr>
+                          <w:p>
+                            <w:pPr>
+                              <w:pStyle w:val="TableParagraph"/>
+                              <w:rPr>
+                                <w:sz w:val="12"/>
+                              </w:rPr>
+                            </w:pPr>
+                            <w:r>
+                              <w:rPr>
+                                <w:sz w:val="12"/>
+                              </w:rPr>
+                              <w:t>Total</w:t>
+                            </w:r>
+                            <w:r>
+                              <w:rPr>
+                                <w:spacing w:val="-8"/>
+                                <w:sz w:val="12"/>
+                              </w:rPr>
+                              <w:t xml:space="preserve"> </w:t>
+                            </w:r>
+                            <w:r>
+                              <w:rPr>
+                                <w:sz w:val="12"/>
+                              </w:rPr>
+                              <w:t>Block(s)</w:t>
+                            </w:r>
+                          </w:p>
+                        </w:tc>
+                        <w:tc>
+                          <w:tcPr>
+                            <w:tcW w:w="2940" w:type="dxa"/>
+                            <w:gridSpan w:val="3"/>
+                            <w:tcBorders>
+                              <w:top w:val="single" w:sz="12" w:space="0" w:color="auto"/>
+                              <w:left w:val="single" w:sz="12" w:space="0" w:color="auto"/>
+                              <w:bottom w:val="single" w:sz="12" w:space="0" w:color="auto"/>
+                              <w:right w:val="single" w:sz="12" w:space="0" w:color="auto"/>
+                            </w:tcBorders>
+                          </w:tcPr>
+                          <w:p>
+                            <w:pPr>
+                              <w:pStyle w:val="TableParagraph"/>
+                              <w:ind w:left="51"/>
+                              <w:rPr>
+                                <w:bCs/>
+                                <w:sz w:val="12"/>
+                              </w:rPr>
+                            </w:pPr>
+                            <w:proofErr w:type="gramStart"/>
+                            <w:r>
+                              <w:rPr>
+                                <w:bCs/>
+                                <w:sz w:val="12"/>
+                              </w:rPr>
+                              <w:t xml:space="preserve">{{ </w:t>
+                            </w:r>
+                            <w:proofErr w:type="spellStart"/>
+                            <w:r>
+                              <w:rPr>
+                                <w:bCs/>
+                                <w:sz w:val="12"/>
+                              </w:rPr>
+                              <w:t>total</w:t>
+                            </w:r>
+                            <w:proofErr w:type="gramEnd"/>
+                            <w:r>
+                              <w:rPr>
+                                <w:bCs/>
+                                <w:sz w:val="12"/>
+                              </w:rPr>
+                              <w:t>_blocks</w:t>
+                            </w:r>
+                            <w:proofErr w:type="spellEnd"/>
+                            <w:r>
+                              <w:rPr>
+                                <w:bCs/>
+                                <w:sz w:val="12"/>
+                              </w:rPr>
+                              <w:t xml:space="preserve"> }}</w:t>
+                            </w:r>
+                          </w:p>
+                        </w:tc>
+                      </w:tr>
+                    </w:tbl>
+                    <w:p>
+                      <w:pPr>
+                        <w:pStyle w:val="BodyText"/>
+                      </w:pPr>
+                    </w:p>
+                  </w:txbxContent>
+                </v:textbox>
+                <w10:wrap type="topAndBottom" anchorx="page"/>
+              </v:shape>
+            </w:pict>
+          </mc:Fallback>
+        </mc:AlternateContent>
+      </w:r>
     </w:p>
     <w:sectPr>
       <w:type w:val="continuous"/>

--- a/format.docx
+++ b/format.docx
@@ -3544,14 +3544,7 @@
                                       <w:rFonts w:ascii="Times New Roman"/>
                                       <w:sz w:val="12"/>
                                     </w:rPr>
-                                    <w:t xml:space="preserve">            </w:t>
-                                  </w:r>
-                                  <w:r>
-                                    <w:rPr>
-                                      <w:rFonts w:ascii="Times New Roman"/>
-                                      <w:sz w:val="12"/>
-                                    </w:rPr>
-                                    <w:t>{{</w:t>
+                                    <w:t xml:space="preserve">              {{</w:t>
                                   </w:r>
                                   <w:proofErr w:type="spellStart"/>
                                   <w:r>
@@ -4200,12 +4193,15 @@
                                     <w:ind w:left="224"/>
                                     <w:rPr>
                                       <w:b/>
+                                      <w:bCs/>
                                       <w:sz w:val="12"/>
                                     </w:rPr>
                                   </w:pPr>
                                   <w:proofErr w:type="gramStart"/>
                                   <w:r>
                                     <w:rPr>
+                                      <w:b/>
+                                      <w:bCs/>
                                       <w:sz w:val="12"/>
                                     </w:rPr>
                                     <w:t xml:space="preserve">{{ </w:t>
@@ -4213,6 +4209,8 @@
                                   <w:proofErr w:type="spellStart"/>
                                   <w:r>
                                     <w:rPr>
+                                      <w:b/>
+                                      <w:bCs/>
                                       <w:sz w:val="12"/>
                                     </w:rPr>
                                     <w:t>copy</w:t>
@@ -4220,6 +4218,8 @@
                                   <w:proofErr w:type="gramEnd"/>
                                   <w:r>
                                     <w:rPr>
+                                      <w:b/>
+                                      <w:bCs/>
                                       <w:sz w:val="12"/>
                                     </w:rPr>
                                     <w:t>_type</w:t>
@@ -4227,6 +4227,8 @@
                                   <w:proofErr w:type="spellEnd"/>
                                   <w:r>
                                     <w:rPr>
+                                      <w:b/>
+                                      <w:bCs/>
                                       <w:sz w:val="12"/>
                                     </w:rPr>
                                     <w:t xml:space="preserve"> }}</w:t>
@@ -6777,14 +6779,7 @@
                                 <w:rFonts w:ascii="Times New Roman"/>
                                 <w:sz w:val="12"/>
                               </w:rPr>
-                              <w:t xml:space="preserve">            </w:t>
-                            </w:r>
-                            <w:r>
-                              <w:rPr>
-                                <w:rFonts w:ascii="Times New Roman"/>
-                                <w:sz w:val="12"/>
-                              </w:rPr>
-                              <w:t>{{</w:t>
+                              <w:t xml:space="preserve">              {{</w:t>
                             </w:r>
                             <w:proofErr w:type="spellStart"/>
                             <w:r>
@@ -7433,12 +7428,15 @@
                               <w:ind w:left="224"/>
                               <w:rPr>
                                 <w:b/>
+                                <w:bCs/>
                                 <w:sz w:val="12"/>
                               </w:rPr>
                             </w:pPr>
                             <w:proofErr w:type="gramStart"/>
                             <w:r>
                               <w:rPr>
+                                <w:b/>
+                                <w:bCs/>
                                 <w:sz w:val="12"/>
                               </w:rPr>
                               <w:t xml:space="preserve">{{ </w:t>
@@ -7446,6 +7444,8 @@
                             <w:proofErr w:type="spellStart"/>
                             <w:r>
                               <w:rPr>
+                                <w:b/>
+                                <w:bCs/>
                                 <w:sz w:val="12"/>
                               </w:rPr>
                               <w:t>copy</w:t>
@@ -7453,6 +7453,8 @@
                             <w:proofErr w:type="gramEnd"/>
                             <w:r>
                               <w:rPr>
+                                <w:b/>
+                                <w:bCs/>
                                 <w:sz w:val="12"/>
                               </w:rPr>
                               <w:t>_type</w:t>
@@ -7460,6 +7462,8 @@
                             <w:proofErr w:type="spellEnd"/>
                             <w:r>
                               <w:rPr>
+                                <w:b/>
+                                <w:bCs/>
                                 <w:sz w:val="12"/>
                               </w:rPr>
                               <w:t xml:space="preserve"> }}</w:t>
@@ -7488,7 +7492,7 @@
         <mc:AlternateContent>
           <mc:Choice Requires="wps">
             <w:drawing>
-              <wp:anchor distT="0" distB="0" distL="0" distR="0" simplePos="0" relativeHeight="251680768" behindDoc="1" locked="0" layoutInCell="1" allowOverlap="1" wp14:anchorId="1CBCC0F5" wp14:editId="5C8DE228">
+              <wp:anchor distT="0" distB="0" distL="0" distR="0" simplePos="0" relativeHeight="251680768" behindDoc="1" locked="0" layoutInCell="1" allowOverlap="1" wp14:anchorId="1CBCC0F5" wp14:editId="16AFFB75">
                 <wp:simplePos x="0" y="0"/>
                 <wp:positionH relativeFrom="page">
                   <wp:posOffset>5247640</wp:posOffset>
@@ -10126,8 +10130,26 @@
                                     <w:spacing w:before="0"/>
                                     <w:rPr>
                                       <w:rFonts w:ascii="Times New Roman"/>
-                                      <w:b w:val="0"/>
-                                      <w:bCs w:val="0"/>
+                                      <w:sz w:val="12"/>
+                                    </w:rPr>
+                                  </w:pPr>
+                                </w:p>
+                                <w:p>
+                                  <w:pPr>
+                                    <w:pStyle w:val="TableParagraph"/>
+                                    <w:spacing w:before="0"/>
+                                    <w:rPr>
+                                      <w:rFonts w:ascii="Times New Roman"/>
+                                      <w:sz w:val="12"/>
+                                    </w:rPr>
+                                  </w:pPr>
+                                </w:p>
+                                <w:p>
+                                  <w:pPr>
+                                    <w:pStyle w:val="TableParagraph"/>
+                                    <w:spacing w:before="0"/>
+                                    <w:rPr>
+                                      <w:rFonts w:ascii="Times New Roman"/>
                                       <w:sz w:val="12"/>
                                     </w:rPr>
                                   </w:pPr>
@@ -10143,6 +10165,13 @@
                                       <w:sz w:val="12"/>
                                     </w:rPr>
                                   </w:pPr>
+                                  <w:r>
+                                    <w:rPr>
+                                      <w:rFonts w:ascii="Times New Roman"/>
+                                      <w:sz w:val="12"/>
+                                    </w:rPr>
+                                    <w:t xml:space="preserve">             </w:t>
+                                  </w:r>
                                 </w:p>
                                 <w:p>
                                   <w:pPr>
@@ -10155,18 +10184,42 @@
                                       <w:sz w:val="12"/>
                                     </w:rPr>
                                   </w:pPr>
-                                </w:p>
-                                <w:p>
-                                  <w:pPr>
-                                    <w:pStyle w:val="TableParagraph"/>
-                                    <w:spacing w:before="0"/>
+                                  <w:r>
+                                    <w:rPr>
+                                      <w:rFonts w:ascii="Times New Roman"/>
+                                      <w:sz w:val="12"/>
+                                    </w:rPr>
+                                    <w:t xml:space="preserve">              </w:t>
+                                  </w:r>
+                                  <w:r>
                                     <w:rPr>
                                       <w:rFonts w:ascii="Times New Roman"/>
                                       <w:b w:val="0"/>
                                       <w:bCs w:val="0"/>
                                       <w:sz w:val="12"/>
                                     </w:rPr>
-                                  </w:pPr>
+                                    <w:t>{{</w:t>
+                                  </w:r>
+                                  <w:proofErr w:type="spellStart"/>
+                                  <w:r>
+                                    <w:rPr>
+                                      <w:rFonts w:ascii="Times New Roman"/>
+                                      <w:b w:val="0"/>
+                                      <w:bCs w:val="0"/>
+                                      <w:sz w:val="12"/>
+                                    </w:rPr>
+                                    <w:t>qr_code</w:t>
+                                  </w:r>
+                                  <w:proofErr w:type="spellEnd"/>
+                                  <w:r>
+                                    <w:rPr>
+                                      <w:rFonts w:ascii="Times New Roman"/>
+                                      <w:b w:val="0"/>
+                                      <w:bCs w:val="0"/>
+                                      <w:sz w:val="12"/>
+                                    </w:rPr>
+                                    <w:t>}}</w:t>
+                                  </w:r>
                                 </w:p>
                                 <w:p>
                                   <w:pPr>
@@ -10174,38 +10227,39 @@
                                     <w:spacing w:before="0"/>
                                     <w:rPr>
                                       <w:rFonts w:ascii="Times New Roman"/>
-                                      <w:sz w:val="12"/>
-                                    </w:rPr>
-                                  </w:pPr>
-                                  <w:r>
+                                      <w:b w:val="0"/>
+                                      <w:bCs w:val="0"/>
+                                      <w:sz w:val="12"/>
+                                    </w:rPr>
+                                  </w:pPr>
+                                </w:p>
+                                <w:p>
+                                  <w:pPr>
+                                    <w:pStyle w:val="TableParagraph"/>
+                                    <w:spacing w:before="0"/>
                                     <w:rPr>
                                       <w:rFonts w:ascii="Times New Roman"/>
-                                      <w:sz w:val="12"/>
-                                    </w:rPr>
-                                    <w:t xml:space="preserve">           </w:t>
-                                  </w:r>
-                                  <w:r>
+                                      <w:b w:val="0"/>
+                                      <w:bCs w:val="0"/>
+                                      <w:sz w:val="12"/>
+                                    </w:rPr>
+                                  </w:pPr>
+                                </w:p>
+                                <w:p>
+                                  <w:pPr>
+                                    <w:pStyle w:val="TableParagraph"/>
+                                    <w:spacing w:before="0"/>
                                     <w:rPr>
                                       <w:rFonts w:ascii="Times New Roman"/>
                                       <w:sz w:val="12"/>
                                     </w:rPr>
-                                    <w:t>{{</w:t>
-                                  </w:r>
-                                  <w:proofErr w:type="spellStart"/>
+                                  </w:pPr>
                                   <w:r>
                                     <w:rPr>
                                       <w:rFonts w:ascii="Times New Roman"/>
                                       <w:sz w:val="12"/>
                                     </w:rPr>
-                                    <w:t>qr_code</w:t>
-                                  </w:r>
-                                  <w:proofErr w:type="spellEnd"/>
-                                  <w:r>
-                                    <w:rPr>
-                                      <w:rFonts w:ascii="Times New Roman"/>
-                                      <w:sz w:val="12"/>
-                                    </w:rPr>
-                                    <w:t>}}</w:t>
+                                    <w:t xml:space="preserve">        </w:t>
                                   </w:r>
                                 </w:p>
                               </w:tc>
@@ -10865,6 +10919,9 @@
                             <w:pPr>
                               <w:pStyle w:val="BodyText"/>
                             </w:pPr>
+                            <w:r>
+                              <w:t>D</w:t>
+                            </w:r>
                           </w:p>
                         </w:txbxContent>
                       </wps:txbx>
@@ -13471,8 +13528,26 @@
                               <w:spacing w:before="0"/>
                               <w:rPr>
                                 <w:rFonts w:ascii="Times New Roman"/>
-                                <w:b w:val="0"/>
-                                <w:bCs w:val="0"/>
+                                <w:sz w:val="12"/>
+                              </w:rPr>
+                            </w:pPr>
+                          </w:p>
+                          <w:p>
+                            <w:pPr>
+                              <w:pStyle w:val="TableParagraph"/>
+                              <w:spacing w:before="0"/>
+                              <w:rPr>
+                                <w:rFonts w:ascii="Times New Roman"/>
+                                <w:sz w:val="12"/>
+                              </w:rPr>
+                            </w:pPr>
+                          </w:p>
+                          <w:p>
+                            <w:pPr>
+                              <w:pStyle w:val="TableParagraph"/>
+                              <w:spacing w:before="0"/>
+                              <w:rPr>
+                                <w:rFonts w:ascii="Times New Roman"/>
                                 <w:sz w:val="12"/>
                               </w:rPr>
                             </w:pPr>
@@ -13488,6 +13563,13 @@
                                 <w:sz w:val="12"/>
                               </w:rPr>
                             </w:pPr>
+                            <w:r>
+                              <w:rPr>
+                                <w:rFonts w:ascii="Times New Roman"/>
+                                <w:sz w:val="12"/>
+                              </w:rPr>
+                              <w:t xml:space="preserve">             </w:t>
+                            </w:r>
                           </w:p>
                           <w:p>
                             <w:pPr>
@@ -13500,18 +13582,42 @@
                                 <w:sz w:val="12"/>
                               </w:rPr>
                             </w:pPr>
-                          </w:p>
-                          <w:p>
-                            <w:pPr>
-                              <w:pStyle w:val="TableParagraph"/>
-                              <w:spacing w:before="0"/>
+                            <w:r>
+                              <w:rPr>
+                                <w:rFonts w:ascii="Times New Roman"/>
+                                <w:sz w:val="12"/>
+                              </w:rPr>
+                              <w:t xml:space="preserve">              </w:t>
+                            </w:r>
+                            <w:r>
                               <w:rPr>
                                 <w:rFonts w:ascii="Times New Roman"/>
                                 <w:b w:val="0"/>
                                 <w:bCs w:val="0"/>
                                 <w:sz w:val="12"/>
                               </w:rPr>
-                            </w:pPr>
+                              <w:t>{{</w:t>
+                            </w:r>
+                            <w:proofErr w:type="spellStart"/>
+                            <w:r>
+                              <w:rPr>
+                                <w:rFonts w:ascii="Times New Roman"/>
+                                <w:b w:val="0"/>
+                                <w:bCs w:val="0"/>
+                                <w:sz w:val="12"/>
+                              </w:rPr>
+                              <w:t>qr_code</w:t>
+                            </w:r>
+                            <w:proofErr w:type="spellEnd"/>
+                            <w:r>
+                              <w:rPr>
+                                <w:rFonts w:ascii="Times New Roman"/>
+                                <w:b w:val="0"/>
+                                <w:bCs w:val="0"/>
+                                <w:sz w:val="12"/>
+                              </w:rPr>
+                              <w:t>}}</w:t>
+                            </w:r>
                           </w:p>
                           <w:p>
                             <w:pPr>
@@ -13519,38 +13625,39 @@
                               <w:spacing w:before="0"/>
                               <w:rPr>
                                 <w:rFonts w:ascii="Times New Roman"/>
-                                <w:sz w:val="12"/>
-                              </w:rPr>
-                            </w:pPr>
-                            <w:r>
+                                <w:b w:val="0"/>
+                                <w:bCs w:val="0"/>
+                                <w:sz w:val="12"/>
+                              </w:rPr>
+                            </w:pPr>
+                          </w:p>
+                          <w:p>
+                            <w:pPr>
+                              <w:pStyle w:val="TableParagraph"/>
+                              <w:spacing w:before="0"/>
                               <w:rPr>
                                 <w:rFonts w:ascii="Times New Roman"/>
-                                <w:sz w:val="12"/>
-                              </w:rPr>
-                              <w:t xml:space="preserve">           </w:t>
-                            </w:r>
-                            <w:r>
+                                <w:b w:val="0"/>
+                                <w:bCs w:val="0"/>
+                                <w:sz w:val="12"/>
+                              </w:rPr>
+                            </w:pPr>
+                          </w:p>
+                          <w:p>
+                            <w:pPr>
+                              <w:pStyle w:val="TableParagraph"/>
+                              <w:spacing w:before="0"/>
                               <w:rPr>
                                 <w:rFonts w:ascii="Times New Roman"/>
                                 <w:sz w:val="12"/>
                               </w:rPr>
-                              <w:t>{{</w:t>
-                            </w:r>
-                            <w:proofErr w:type="spellStart"/>
+                            </w:pPr>
                             <w:r>
                               <w:rPr>
                                 <w:rFonts w:ascii="Times New Roman"/>
                                 <w:sz w:val="12"/>
                               </w:rPr>
-                              <w:t>qr_code</w:t>
-                            </w:r>
-                            <w:proofErr w:type="spellEnd"/>
-                            <w:r>
-                              <w:rPr>
-                                <w:rFonts w:ascii="Times New Roman"/>
-                                <w:sz w:val="12"/>
-                              </w:rPr>
-                              <w:t>}}</w:t>
+                              <w:t xml:space="preserve">        </w:t>
                             </w:r>
                           </w:p>
                         </w:tc>
@@ -14210,6 +14317,9 @@
                       <w:pPr>
                         <w:pStyle w:val="BodyText"/>
                       </w:pPr>
+                      <w:r>
+                        <w:t>D</w:t>
+                      </w:r>
                     </w:p>
                   </w:txbxContent>
                 </v:textbox>

--- a/format.docx
+++ b/format.docx
@@ -3494,57 +3494,18 @@
                                   <w:pPr>
                                     <w:pStyle w:val="TableParagraph"/>
                                     <w:spacing w:before="0"/>
+                                    <w:jc w:val="center"/>
                                     <w:rPr>
                                       <w:rFonts w:ascii="Times New Roman"/>
                                       <w:sz w:val="12"/>
                                     </w:rPr>
                                   </w:pPr>
-                                </w:p>
-                                <w:p>
-                                  <w:pPr>
-                                    <w:pStyle w:val="TableParagraph"/>
-                                    <w:spacing w:before="0"/>
+                                  <w:r>
                                     <w:rPr>
                                       <w:rFonts w:ascii="Times New Roman"/>
                                       <w:sz w:val="12"/>
                                     </w:rPr>
-                                  </w:pPr>
-                                </w:p>
-                                <w:p>
-                                  <w:pPr>
-                                    <w:pStyle w:val="TableParagraph"/>
-                                    <w:spacing w:before="0"/>
-                                    <w:rPr>
-                                      <w:rFonts w:ascii="Times New Roman"/>
-                                      <w:sz w:val="12"/>
-                                    </w:rPr>
-                                  </w:pPr>
-                                </w:p>
-                                <w:p>
-                                  <w:pPr>
-                                    <w:pStyle w:val="TableParagraph"/>
-                                    <w:spacing w:before="0"/>
-                                    <w:rPr>
-                                      <w:rFonts w:ascii="Times New Roman"/>
-                                      <w:sz w:val="12"/>
-                                    </w:rPr>
-                                  </w:pPr>
-                                </w:p>
-                                <w:p>
-                                  <w:pPr>
-                                    <w:pStyle w:val="TableParagraph"/>
-                                    <w:spacing w:before="0"/>
-                                    <w:rPr>
-                                      <w:rFonts w:ascii="Times New Roman"/>
-                                      <w:sz w:val="12"/>
-                                    </w:rPr>
-                                  </w:pPr>
-                                  <w:r>
-                                    <w:rPr>
-                                      <w:rFonts w:ascii="Times New Roman"/>
-                                      <w:sz w:val="12"/>
-                                    </w:rPr>
-                                    <w:t xml:space="preserve">              {{</w:t>
+                                    <w:t>{{</w:t>
                                   </w:r>
                                   <w:proofErr w:type="spellStart"/>
                                   <w:r>
@@ -6729,57 +6690,18 @@
                             <w:pPr>
                               <w:pStyle w:val="TableParagraph"/>
                               <w:spacing w:before="0"/>
+                              <w:jc w:val="center"/>
                               <w:rPr>
                                 <w:rFonts w:ascii="Times New Roman"/>
                                 <w:sz w:val="12"/>
                               </w:rPr>
                             </w:pPr>
-                          </w:p>
-                          <w:p>
-                            <w:pPr>
-                              <w:pStyle w:val="TableParagraph"/>
-                              <w:spacing w:before="0"/>
+                            <w:r>
                               <w:rPr>
                                 <w:rFonts w:ascii="Times New Roman"/>
                                 <w:sz w:val="12"/>
                               </w:rPr>
-                            </w:pPr>
-                          </w:p>
-                          <w:p>
-                            <w:pPr>
-                              <w:pStyle w:val="TableParagraph"/>
-                              <w:spacing w:before="0"/>
-                              <w:rPr>
-                                <w:rFonts w:ascii="Times New Roman"/>
-                                <w:sz w:val="12"/>
-                              </w:rPr>
-                            </w:pPr>
-                          </w:p>
-                          <w:p>
-                            <w:pPr>
-                              <w:pStyle w:val="TableParagraph"/>
-                              <w:spacing w:before="0"/>
-                              <w:rPr>
-                                <w:rFonts w:ascii="Times New Roman"/>
-                                <w:sz w:val="12"/>
-                              </w:rPr>
-                            </w:pPr>
-                          </w:p>
-                          <w:p>
-                            <w:pPr>
-                              <w:pStyle w:val="TableParagraph"/>
-                              <w:spacing w:before="0"/>
-                              <w:rPr>
-                                <w:rFonts w:ascii="Times New Roman"/>
-                                <w:sz w:val="12"/>
-                              </w:rPr>
-                            </w:pPr>
-                            <w:r>
-                              <w:rPr>
-                                <w:rFonts w:ascii="Times New Roman"/>
-                                <w:sz w:val="12"/>
-                              </w:rPr>
-                              <w:t xml:space="preserve">              {{</w:t>
+                              <w:t>{{</w:t>
                             </w:r>
                             <w:proofErr w:type="spellStart"/>
                             <w:r>
@@ -10128,36 +10050,7 @@
                                   <w:pPr>
                                     <w:pStyle w:val="TableParagraph"/>
                                     <w:spacing w:before="0"/>
-                                    <w:rPr>
-                                      <w:rFonts w:ascii="Times New Roman"/>
-                                      <w:sz w:val="12"/>
-                                    </w:rPr>
-                                  </w:pPr>
-                                </w:p>
-                                <w:p>
-                                  <w:pPr>
-                                    <w:pStyle w:val="TableParagraph"/>
-                                    <w:spacing w:before="0"/>
-                                    <w:rPr>
-                                      <w:rFonts w:ascii="Times New Roman"/>
-                                      <w:sz w:val="12"/>
-                                    </w:rPr>
-                                  </w:pPr>
-                                </w:p>
-                                <w:p>
-                                  <w:pPr>
-                                    <w:pStyle w:val="TableParagraph"/>
-                                    <w:spacing w:before="0"/>
-                                    <w:rPr>
-                                      <w:rFonts w:ascii="Times New Roman"/>
-                                      <w:sz w:val="12"/>
-                                    </w:rPr>
-                                  </w:pPr>
-                                </w:p>
-                                <w:p>
-                                  <w:pPr>
-                                    <w:pStyle w:val="TableParagraph"/>
-                                    <w:spacing w:before="0"/>
+                                    <w:jc w:val="center"/>
                                     <w:rPr>
                                       <w:rFonts w:ascii="Times New Roman"/>
                                       <w:b w:val="0"/>
@@ -10165,32 +10058,6 @@
                                       <w:sz w:val="12"/>
                                     </w:rPr>
                                   </w:pPr>
-                                  <w:r>
-                                    <w:rPr>
-                                      <w:rFonts w:ascii="Times New Roman"/>
-                                      <w:sz w:val="12"/>
-                                    </w:rPr>
-                                    <w:t xml:space="preserve">             </w:t>
-                                  </w:r>
-                                </w:p>
-                                <w:p>
-                                  <w:pPr>
-                                    <w:pStyle w:val="TableParagraph"/>
-                                    <w:spacing w:before="0"/>
-                                    <w:rPr>
-                                      <w:rFonts w:ascii="Times New Roman"/>
-                                      <w:b w:val="0"/>
-                                      <w:bCs w:val="0"/>
-                                      <w:sz w:val="12"/>
-                                    </w:rPr>
-                                  </w:pPr>
-                                  <w:r>
-                                    <w:rPr>
-                                      <w:rFonts w:ascii="Times New Roman"/>
-                                      <w:sz w:val="12"/>
-                                    </w:rPr>
-                                    <w:t xml:space="preserve">              </w:t>
-                                  </w:r>
                                   <w:r>
                                     <w:rPr>
                                       <w:rFonts w:ascii="Times New Roman"/>
@@ -13526,36 +13393,7 @@
                             <w:pPr>
                               <w:pStyle w:val="TableParagraph"/>
                               <w:spacing w:before="0"/>
-                              <w:rPr>
-                                <w:rFonts w:ascii="Times New Roman"/>
-                                <w:sz w:val="12"/>
-                              </w:rPr>
-                            </w:pPr>
-                          </w:p>
-                          <w:p>
-                            <w:pPr>
-                              <w:pStyle w:val="TableParagraph"/>
-                              <w:spacing w:before="0"/>
-                              <w:rPr>
-                                <w:rFonts w:ascii="Times New Roman"/>
-                                <w:sz w:val="12"/>
-                              </w:rPr>
-                            </w:pPr>
-                          </w:p>
-                          <w:p>
-                            <w:pPr>
-                              <w:pStyle w:val="TableParagraph"/>
-                              <w:spacing w:before="0"/>
-                              <w:rPr>
-                                <w:rFonts w:ascii="Times New Roman"/>
-                                <w:sz w:val="12"/>
-                              </w:rPr>
-                            </w:pPr>
-                          </w:p>
-                          <w:p>
-                            <w:pPr>
-                              <w:pStyle w:val="TableParagraph"/>
-                              <w:spacing w:before="0"/>
+                              <w:jc w:val="center"/>
                               <w:rPr>
                                 <w:rFonts w:ascii="Times New Roman"/>
                                 <w:b w:val="0"/>
@@ -13563,32 +13401,6 @@
                                 <w:sz w:val="12"/>
                               </w:rPr>
                             </w:pPr>
-                            <w:r>
-                              <w:rPr>
-                                <w:rFonts w:ascii="Times New Roman"/>
-                                <w:sz w:val="12"/>
-                              </w:rPr>
-                              <w:t xml:space="preserve">             </w:t>
-                            </w:r>
-                          </w:p>
-                          <w:p>
-                            <w:pPr>
-                              <w:pStyle w:val="TableParagraph"/>
-                              <w:spacing w:before="0"/>
-                              <w:rPr>
-                                <w:rFonts w:ascii="Times New Roman"/>
-                                <w:b w:val="0"/>
-                                <w:bCs w:val="0"/>
-                                <w:sz w:val="12"/>
-                              </w:rPr>
-                            </w:pPr>
-                            <w:r>
-                              <w:rPr>
-                                <w:rFonts w:ascii="Times New Roman"/>
-                                <w:sz w:val="12"/>
-                              </w:rPr>
-                              <w:t xml:space="preserve">              </w:t>
-                            </w:r>
                             <w:r>
                               <w:rPr>
                                 <w:rFonts w:ascii="Times New Roman"/>

--- a/format.docx
+++ b/format.docx
@@ -3500,6 +3500,17 @@
                                       <w:sz w:val="12"/>
                                     </w:rPr>
                                   </w:pPr>
+                                </w:p>
+                                <w:p>
+                                  <w:pPr>
+                                    <w:pStyle w:val="TableParagraph"/>
+                                    <w:spacing w:before="0"/>
+                                    <w:jc w:val="center"/>
+                                    <w:rPr>
+                                      <w:rFonts w:ascii="Times New Roman"/>
+                                      <w:sz w:val="12"/>
+                                    </w:rPr>
+                                  </w:pPr>
                                   <w:r>
                                     <w:rPr>
                                       <w:rFonts w:ascii="Times New Roman"/>
@@ -6686,6 +6697,17 @@
                               <w:right w:val="single" w:sz="12" w:space="0" w:color="auto"/>
                             </w:tcBorders>
                           </w:tcPr>
+                          <w:p>
+                            <w:pPr>
+                              <w:pStyle w:val="TableParagraph"/>
+                              <w:spacing w:before="0"/>
+                              <w:jc w:val="center"/>
+                              <w:rPr>
+                                <w:rFonts w:ascii="Times New Roman"/>
+                                <w:sz w:val="12"/>
+                              </w:rPr>
+                            </w:pPr>
+                          </w:p>
                           <w:p>
                             <w:pPr>
                               <w:pStyle w:val="TableParagraph"/>
@@ -7471,7 +7493,6 @@
                         <w:txbxContent>
                           <w:tbl>
                             <w:tblPr>
-                              <w:tblStyle w:val="GridTable1Light"/>
                               <w:tblW w:w="0" w:type="auto"/>
                               <w:tblLayout w:type="fixed"/>
                               <w:tblLook w:val="01E0" w:firstRow="1" w:lastRow="1" w:firstColumn="1" w:lastColumn="1" w:noHBand="0" w:noVBand="0"/>
@@ -7486,12 +7507,10 @@
                             </w:tblGrid>
                             <w:tr>
                               <w:trPr>
-                                <w:cnfStyle w:val="100000000000" w:firstRow="1" w:lastRow="0" w:firstColumn="0" w:lastColumn="0" w:oddVBand="0" w:evenVBand="0" w:oddHBand="0" w:evenHBand="0" w:firstRowFirstColumn="0" w:firstRowLastColumn="0" w:lastRowFirstColumn="0" w:lastRowLastColumn="0"/>
                                 <w:trHeight w:val="777"/>
                               </w:trPr>
                               <w:tc>
                                 <w:tcPr>
-                                  <w:cnfStyle w:val="001000000000" w:firstRow="0" w:lastRow="0" w:firstColumn="1" w:lastColumn="0" w:oddVBand="0" w:evenVBand="0" w:oddHBand="0" w:evenHBand="0" w:firstRowFirstColumn="0" w:firstRowLastColumn="0" w:lastRowFirstColumn="0" w:lastRowLastColumn="0"/>
                                   <w:tcW w:w="5295" w:type="dxa"/>
                                   <w:gridSpan w:val="5"/>
                                   <w:tcBorders>
@@ -7508,20 +7527,24 @@
                                     <w:ind w:right="1267"/>
                                     <w:jc w:val="center"/>
                                     <w:rPr>
-                                      <w:b w:val="0"/>
-                                      <w:bCs w:val="0"/>
+                                      <w:b/>
+                                      <w:bCs/>
                                       <w:spacing w:val="-45"/>
                                       <w:sz w:val="14"/>
                                     </w:rPr>
                                   </w:pPr>
                                   <w:r>
                                     <w:rPr>
+                                      <w:b/>
+                                      <w:bCs/>
                                       <w:sz w:val="14"/>
                                     </w:rPr>
                                     <w:t xml:space="preserve">                       Department of Mines and Geology </w:t>
                                   </w:r>
                                   <w:r>
                                     <w:rPr>
+                                      <w:b/>
+                                      <w:bCs/>
                                       <w:spacing w:val="-45"/>
                                       <w:sz w:val="14"/>
                                     </w:rPr>
@@ -7533,64 +7556,42 @@
                                     <w:pStyle w:val="TableParagraph"/>
                                     <w:spacing w:before="0" w:line="170" w:lineRule="exact"/>
                                     <w:rPr>
-                                      <w:b w:val="0"/>
-                                      <w:bCs w:val="0"/>
+                                      <w:b/>
+                                      <w:bCs/>
                                       <w:sz w:val="14"/>
                                     </w:rPr>
                                   </w:pPr>
                                   <w:r>
                                     <w:rPr>
+                                      <w:b/>
+                                      <w:bCs/>
                                       <w:sz w:val="14"/>
                                     </w:rPr>
-                                    <w:t xml:space="preserve">                                 Mineral</w:t>
-                                  </w:r>
-                                  <w:r>
-                                    <w:rPr>
-                                      <w:b w:val="0"/>
+                                    <w:t xml:space="preserve">                                 Mineral Dispatch Permit </w:t>
+                                  </w:r>
+                                </w:p>
+                                <w:p>
+                                  <w:pPr>
+                                    <w:pStyle w:val="TableParagraph"/>
+                                    <w:spacing w:before="0" w:line="170" w:lineRule="exact"/>
+                                    <w:rPr>
+                                      <w:b/>
+                                      <w:bCs/>
                                       <w:sz w:val="14"/>
                                     </w:rPr>
-                                    <w:t xml:space="preserve"> </w:t>
-                                  </w:r>
-                                  <w:r>
-                                    <w:rPr>
+                                  </w:pPr>
+                                  <w:r>
+                                    <w:rPr>
+                                      <w:b/>
+                                      <w:bCs/>
                                       <w:sz w:val="14"/>
                                     </w:rPr>
-                                    <w:t>Dispatch</w:t>
-                                  </w:r>
-                                  <w:r>
-                                    <w:rPr>
-                                      <w:b w:val="0"/>
-                                      <w:sz w:val="14"/>
-                                    </w:rPr>
-                                    <w:t xml:space="preserve"> </w:t>
-                                  </w:r>
-                                  <w:r>
-                                    <w:rPr>
-                                      <w:sz w:val="14"/>
-                                    </w:rPr>
-                                    <w:t xml:space="preserve">Permit </w:t>
-                                  </w:r>
-                                </w:p>
-                                <w:p>
-                                  <w:pPr>
-                                    <w:pStyle w:val="TableParagraph"/>
-                                    <w:spacing w:before="0" w:line="170" w:lineRule="exact"/>
-                                    <w:rPr>
-                                      <w:b w:val="0"/>
-                                      <w:sz w:val="14"/>
-                                    </w:rPr>
-                                  </w:pPr>
-                                  <w:r>
-                                    <w:rPr>
-                                      <w:sz w:val="14"/>
-                                    </w:rPr>
                                     <w:t xml:space="preserve">                           See Rule 42(3) of KMMCR-1994)</w:t>
                                   </w:r>
                                 </w:p>
                               </w:tc>
                               <w:tc>
                                 <w:tcPr>
-                                  <w:cnfStyle w:val="000100000000" w:firstRow="0" w:lastRow="0" w:firstColumn="0" w:lastColumn="1" w:oddVBand="0" w:evenVBand="0" w:oddHBand="0" w:evenHBand="0" w:firstRowFirstColumn="0" w:firstRowLastColumn="0" w:lastRowFirstColumn="0" w:lastRowLastColumn="0"/>
                                   <w:tcW w:w="1700" w:type="dxa"/>
                                   <w:vMerge w:val="restart"/>
                                   <w:tcBorders>
@@ -7604,6 +7605,8 @@
                                     <w:pStyle w:val="TableParagraph"/>
                                     <w:spacing w:before="0"/>
                                     <w:rPr>
+                                      <w:b/>
+                                      <w:bCs/>
                                       <w:sz w:val="16"/>
                                     </w:rPr>
                                   </w:pPr>
@@ -7613,6 +7616,8 @@
                                     <w:pStyle w:val="TableParagraph"/>
                                     <w:spacing w:before="0"/>
                                     <w:rPr>
+                                      <w:b/>
+                                      <w:bCs/>
                                       <w:sz w:val="16"/>
                                     </w:rPr>
                                   </w:pPr>
@@ -7622,6 +7627,8 @@
                                     <w:pStyle w:val="TableParagraph"/>
                                     <w:spacing w:before="6"/>
                                     <w:rPr>
+                                      <w:b/>
+                                      <w:bCs/>
                                       <w:sz w:val="13"/>
                                     </w:rPr>
                                   </w:pPr>
@@ -7633,8 +7640,8 @@
                                     <w:ind w:left="577" w:right="234" w:hanging="353"/>
                                     <w:jc w:val="center"/>
                                     <w:rPr>
-                                      <w:b w:val="0"/>
-                                      <w:bCs w:val="0"/>
+                                      <w:b/>
+                                      <w:bCs/>
                                       <w:sz w:val="14"/>
                                     </w:rPr>
                                   </w:pPr>
@@ -7646,8 +7653,8 @@
                                     <w:ind w:left="577" w:right="234" w:hanging="353"/>
                                     <w:jc w:val="center"/>
                                     <w:rPr>
-                                      <w:b w:val="0"/>
-                                      <w:bCs w:val="0"/>
+                                      <w:b/>
+                                      <w:bCs/>
                                       <w:sz w:val="14"/>
                                     </w:rPr>
                                   </w:pPr>
@@ -7659,8 +7666,8 @@
                                     <w:ind w:left="577" w:right="234" w:hanging="353"/>
                                     <w:jc w:val="center"/>
                                     <w:rPr>
-                                      <w:b w:val="0"/>
-                                      <w:bCs w:val="0"/>
+                                      <w:b/>
+                                      <w:bCs/>
                                       <w:sz w:val="14"/>
                                     </w:rPr>
                                   </w:pPr>
@@ -7672,8 +7679,8 @@
                                     <w:ind w:left="577" w:right="234" w:hanging="353"/>
                                     <w:jc w:val="center"/>
                                     <w:rPr>
-                                      <w:b w:val="0"/>
-                                      <w:bCs w:val="0"/>
+                                      <w:b/>
+                                      <w:bCs/>
                                       <w:sz w:val="14"/>
                                     </w:rPr>
                                   </w:pPr>
@@ -7685,22 +7692,24 @@
                                     <w:ind w:right="234"/>
                                     <w:jc w:val="center"/>
                                     <w:rPr>
-                                      <w:b w:val="0"/>
-                                      <w:bCs w:val="0"/>
+                                      <w:b/>
+                                      <w:bCs/>
                                       <w:spacing w:val="-45"/>
                                       <w:sz w:val="14"/>
                                     </w:rPr>
                                   </w:pPr>
                                   <w:r>
                                     <w:rPr>
+                                      <w:b/>
+                                      <w:bCs/>
                                       <w:sz w:val="14"/>
                                     </w:rPr>
                                     <w:t>Sign &amp; Seal of</w:t>
                                   </w:r>
                                   <w:r>
                                     <w:rPr>
-                                      <w:b w:val="0"/>
-                                      <w:bCs w:val="0"/>
+                                      <w:b/>
+                                      <w:bCs/>
                                       <w:spacing w:val="-45"/>
                                       <w:sz w:val="14"/>
                                     </w:rPr>
@@ -7708,12 +7717,16 @@
                                   </w:r>
                                   <w:r>
                                     <w:rPr>
+                                      <w:b/>
+                                      <w:bCs/>
                                       <w:sz w:val="14"/>
                                     </w:rPr>
                                     <w:t>Le</w:t>
                                   </w:r>
                                   <w:r>
                                     <w:rPr>
+                                      <w:b/>
+                                      <w:bCs/>
                                       <w:sz w:val="14"/>
                                     </w:rPr>
                                     <w:t>ase Holder</w:t>
@@ -7727,7 +7740,6 @@
                               </w:trPr>
                               <w:tc>
                                 <w:tcPr>
-                                  <w:cnfStyle w:val="001000000000" w:firstRow="0" w:lastRow="0" w:firstColumn="1" w:lastColumn="0" w:oddVBand="0" w:evenVBand="0" w:oddHBand="0" w:evenHBand="0" w:firstRowFirstColumn="0" w:firstRowLastColumn="0" w:lastRowFirstColumn="0" w:lastRowLastColumn="0"/>
                                   <w:tcW w:w="1515" w:type="dxa"/>
                                   <w:tcBorders>
                                     <w:top w:val="single" w:sz="12" w:space="0" w:color="auto"/>
@@ -7795,7 +7807,6 @@
                                     <w:spacing w:before="17"/>
                                     <w:ind w:right="19"/>
                                     <w:jc w:val="right"/>
-                                    <w:cnfStyle w:val="000000000000" w:firstRow="0" w:lastRow="0" w:firstColumn="0" w:lastColumn="0" w:oddVBand="0" w:evenVBand="0" w:oddHBand="0" w:evenHBand="0" w:firstRowFirstColumn="0" w:firstRowLastColumn="0" w:lastRowFirstColumn="0" w:lastRowLastColumn="0"/>
                                     <w:rPr>
                                       <w:b/>
                                       <w:bCs/>
@@ -7828,7 +7839,6 @@
                                     <w:pStyle w:val="TableParagraph"/>
                                     <w:spacing w:before="22"/>
                                     <w:ind w:left="33"/>
-                                    <w:cnfStyle w:val="000000000000" w:firstRow="0" w:lastRow="0" w:firstColumn="0" w:lastColumn="0" w:oddVBand="0" w:evenVBand="0" w:oddHBand="0" w:evenHBand="0" w:firstRowFirstColumn="0" w:firstRowLastColumn="0" w:lastRowFirstColumn="0" w:lastRowLastColumn="0"/>
                                     <w:rPr>
                                       <w:sz w:val="12"/>
                                     </w:rPr>
@@ -7878,7 +7888,6 @@
                                     <w:pStyle w:val="TableParagraph"/>
                                     <w:spacing w:before="22"/>
                                     <w:ind w:left="47"/>
-                                    <w:cnfStyle w:val="000000000000" w:firstRow="0" w:lastRow="0" w:firstColumn="0" w:lastColumn="0" w:oddVBand="0" w:evenVBand="0" w:oddHBand="0" w:evenHBand="0" w:firstRowFirstColumn="0" w:firstRowLastColumn="0" w:lastRowFirstColumn="0" w:lastRowLastColumn="0"/>
                                     <w:rPr>
                                       <w:sz w:val="12"/>
                                     </w:rPr>
@@ -7901,13 +7910,7 @@
                                     <w:rPr>
                                       <w:sz w:val="12"/>
                                     </w:rPr>
-                                    <w:t>No</w:t>
-                                  </w:r>
-                                  <w:r>
-                                    <w:rPr>
-                                      <w:sz w:val="12"/>
-                                    </w:rPr>
-                                    <w:t xml:space="preserve"> :</w:t>
+                                    <w:t>No :</w:t>
                                   </w:r>
                                   <w:proofErr w:type="gramEnd"/>
                                   <w:r>
@@ -7948,7 +7951,6 @@
                               </w:tc>
                               <w:tc>
                                 <w:tcPr>
-                                  <w:cnfStyle w:val="000100000000" w:firstRow="0" w:lastRow="0" w:firstColumn="0" w:lastColumn="1" w:oddVBand="0" w:evenVBand="0" w:oddHBand="0" w:evenHBand="0" w:firstRowFirstColumn="0" w:firstRowLastColumn="0" w:lastRowFirstColumn="0" w:lastRowLastColumn="0"/>
                                   <w:tcW w:w="1700" w:type="dxa"/>
                                   <w:vMerge/>
                                   <w:tcBorders>
@@ -7972,7 +7974,6 @@
                               </w:trPr>
                               <w:tc>
                                 <w:tcPr>
-                                  <w:cnfStyle w:val="001000000000" w:firstRow="0" w:lastRow="0" w:firstColumn="1" w:lastColumn="0" w:oddVBand="0" w:evenVBand="0" w:oddHBand="0" w:evenHBand="0" w:firstRowFirstColumn="0" w:firstRowLastColumn="0" w:lastRowFirstColumn="0" w:lastRowLastColumn="0"/>
                                   <w:tcW w:w="1515" w:type="dxa"/>
                                   <w:tcBorders>
                                     <w:top w:val="single" w:sz="12" w:space="0" w:color="auto"/>
@@ -8013,7 +8014,6 @@
                                     <w:spacing w:before="37"/>
                                     <w:ind w:right="19"/>
                                     <w:jc w:val="right"/>
-                                    <w:cnfStyle w:val="000000000000" w:firstRow="0" w:lastRow="0" w:firstColumn="0" w:lastColumn="0" w:oddVBand="0" w:evenVBand="0" w:oddHBand="0" w:evenHBand="0" w:firstRowFirstColumn="0" w:firstRowLastColumn="0" w:lastRowFirstColumn="0" w:lastRowLastColumn="0"/>
                                     <w:rPr>
                                       <w:b/>
                                       <w:bCs/>
@@ -8043,7 +8043,6 @@
                                   <w:pPr>
                                     <w:pStyle w:val="TableParagraph"/>
                                     <w:ind w:left="33"/>
-                                    <w:cnfStyle w:val="000000000000" w:firstRow="0" w:lastRow="0" w:firstColumn="0" w:lastColumn="0" w:oddVBand="0" w:evenVBand="0" w:oddHBand="0" w:evenHBand="0" w:firstRowFirstColumn="0" w:firstRowLastColumn="0" w:lastRowFirstColumn="0" w:lastRowLastColumn="0"/>
                                     <w:rPr>
                                       <w:sz w:val="12"/>
                                     </w:rPr>
@@ -8112,7 +8111,6 @@
                                   <w:pPr>
                                     <w:pStyle w:val="TableParagraph"/>
                                     <w:ind w:left="33"/>
-                                    <w:cnfStyle w:val="000000000000" w:firstRow="0" w:lastRow="0" w:firstColumn="0" w:lastColumn="0" w:oddVBand="0" w:evenVBand="0" w:oddHBand="0" w:evenHBand="0" w:firstRowFirstColumn="0" w:firstRowLastColumn="0" w:lastRowFirstColumn="0" w:lastRowLastColumn="0"/>
                                     <w:rPr>
                                       <w:sz w:val="12"/>
                                     </w:rPr>
@@ -8127,7 +8125,6 @@
                               </w:tc>
                               <w:tc>
                                 <w:tcPr>
-                                  <w:cnfStyle w:val="000100000000" w:firstRow="0" w:lastRow="0" w:firstColumn="0" w:lastColumn="1" w:oddVBand="0" w:evenVBand="0" w:oddHBand="0" w:evenHBand="0" w:firstRowFirstColumn="0" w:firstRowLastColumn="0" w:lastRowFirstColumn="0" w:lastRowLastColumn="0"/>
                                   <w:tcW w:w="1700" w:type="dxa"/>
                                   <w:vMerge/>
                                   <w:tcBorders>
@@ -8151,7 +8148,6 @@
                               </w:trPr>
                               <w:tc>
                                 <w:tcPr>
-                                  <w:cnfStyle w:val="001000000000" w:firstRow="0" w:lastRow="0" w:firstColumn="1" w:lastColumn="0" w:oddVBand="0" w:evenVBand="0" w:oddHBand="0" w:evenHBand="0" w:firstRowFirstColumn="0" w:firstRowLastColumn="0" w:lastRowFirstColumn="0" w:lastRowLastColumn="0"/>
                                   <w:tcW w:w="1515" w:type="dxa"/>
                                   <w:tcBorders>
                                     <w:top w:val="single" w:sz="12" w:space="0" w:color="auto"/>
@@ -8193,7 +8189,6 @@
                                     <w:spacing w:before="37"/>
                                     <w:ind w:right="19"/>
                                     <w:jc w:val="right"/>
-                                    <w:cnfStyle w:val="000000000000" w:firstRow="0" w:lastRow="0" w:firstColumn="0" w:lastColumn="0" w:oddVBand="0" w:evenVBand="0" w:oddHBand="0" w:evenHBand="0" w:firstRowFirstColumn="0" w:firstRowLastColumn="0" w:lastRowFirstColumn="0" w:lastRowLastColumn="0"/>
                                     <w:rPr>
                                       <w:b/>
                                       <w:bCs/>
@@ -8225,7 +8220,6 @@
                                   <w:pPr>
                                     <w:pStyle w:val="TableParagraph"/>
                                     <w:ind w:left="33"/>
-                                    <w:cnfStyle w:val="000000000000" w:firstRow="0" w:lastRow="0" w:firstColumn="0" w:lastColumn="0" w:oddVBand="0" w:evenVBand="0" w:oddHBand="0" w:evenHBand="0" w:firstRowFirstColumn="0" w:firstRowLastColumn="0" w:lastRowFirstColumn="0" w:lastRowLastColumn="0"/>
                                     <w:rPr>
                                       <w:sz w:val="12"/>
                                     </w:rPr>
@@ -8273,7 +8267,6 @@
                                 <w:p>
                                   <w:pPr>
                                     <w:pStyle w:val="TableParagraph"/>
-                                    <w:cnfStyle w:val="000000000000" w:firstRow="0" w:lastRow="0" w:firstColumn="0" w:lastColumn="0" w:oddVBand="0" w:evenVBand="0" w:oddHBand="0" w:evenHBand="0" w:firstRowFirstColumn="0" w:firstRowLastColumn="0" w:lastRowFirstColumn="0" w:lastRowLastColumn="0"/>
                                     <w:rPr>
                                       <w:sz w:val="12"/>
                                     </w:rPr>
@@ -8302,7 +8295,6 @@
                               </w:tc>
                               <w:tc>
                                 <w:tcPr>
-                                  <w:cnfStyle w:val="000100000000" w:firstRow="0" w:lastRow="0" w:firstColumn="0" w:lastColumn="1" w:oddVBand="0" w:evenVBand="0" w:oddHBand="0" w:evenHBand="0" w:firstRowFirstColumn="0" w:firstRowLastColumn="0" w:lastRowFirstColumn="0" w:lastRowLastColumn="0"/>
                                   <w:tcW w:w="1700" w:type="dxa"/>
                                   <w:vMerge/>
                                   <w:tcBorders>
@@ -8327,7 +8319,6 @@
                               </w:trPr>
                               <w:tc>
                                 <w:tcPr>
-                                  <w:cnfStyle w:val="001000000000" w:firstRow="0" w:lastRow="0" w:firstColumn="1" w:lastColumn="0" w:oddVBand="0" w:evenVBand="0" w:oddHBand="0" w:evenHBand="0" w:firstRowFirstColumn="0" w:firstRowLastColumn="0" w:lastRowFirstColumn="0" w:lastRowLastColumn="0"/>
                                   <w:tcW w:w="1515" w:type="dxa"/>
                                   <w:tcBorders>
                                     <w:top w:val="single" w:sz="12" w:space="0" w:color="auto"/>
@@ -8382,7 +8373,6 @@
                                     <w:spacing w:before="37"/>
                                     <w:ind w:right="19"/>
                                     <w:jc w:val="right"/>
-                                    <w:cnfStyle w:val="000000000000" w:firstRow="0" w:lastRow="0" w:firstColumn="0" w:lastColumn="0" w:oddVBand="0" w:evenVBand="0" w:oddHBand="0" w:evenHBand="0" w:firstRowFirstColumn="0" w:firstRowLastColumn="0" w:lastRowFirstColumn="0" w:lastRowLastColumn="0"/>
                                     <w:rPr>
                                       <w:b/>
                                       <w:bCs/>
@@ -8414,7 +8404,6 @@
                                   <w:pPr>
                                     <w:pStyle w:val="TableParagraph"/>
                                     <w:ind w:left="33"/>
-                                    <w:cnfStyle w:val="000000000000" w:firstRow="0" w:lastRow="0" w:firstColumn="0" w:lastColumn="0" w:oddVBand="0" w:evenVBand="0" w:oddHBand="0" w:evenHBand="0" w:firstRowFirstColumn="0" w:firstRowLastColumn="0" w:lastRowFirstColumn="0" w:lastRowLastColumn="0"/>
                                     <w:rPr>
                                       <w:b/>
                                       <w:bCs/>
@@ -8461,7 +8450,6 @@
                               </w:tc>
                               <w:tc>
                                 <w:tcPr>
-                                  <w:cnfStyle w:val="000100000000" w:firstRow="0" w:lastRow="0" w:firstColumn="0" w:lastColumn="1" w:oddVBand="0" w:evenVBand="0" w:oddHBand="0" w:evenHBand="0" w:firstRowFirstColumn="0" w:firstRowLastColumn="0" w:lastRowFirstColumn="0" w:lastRowLastColumn="0"/>
                                   <w:tcW w:w="3410" w:type="dxa"/>
                                   <w:gridSpan w:val="2"/>
                                   <w:tcBorders>
@@ -8476,23 +8464,19 @@
                                     <w:ind w:left="47"/>
                                     <w:jc w:val="both"/>
                                     <w:rPr>
-                                      <w:b w:val="0"/>
-                                      <w:bCs w:val="0"/>
-                                      <w:sz w:val="12"/>
-                                    </w:rPr>
-                                  </w:pPr>
-                                  <w:r>
-                                    <w:rPr>
-                                      <w:b w:val="0"/>
-                                      <w:bCs w:val="0"/>
+                                      <w:b/>
+                                      <w:bCs/>
+                                      <w:sz w:val="12"/>
+                                    </w:rPr>
+                                  </w:pPr>
+                                  <w:r>
+                                    <w:rPr>
                                       <w:sz w:val="12"/>
                                     </w:rPr>
                                     <w:t>Type</w:t>
                                   </w:r>
                                   <w:r>
                                     <w:rPr>
-                                      <w:b w:val="0"/>
-                                      <w:bCs w:val="0"/>
                                       <w:spacing w:val="-4"/>
                                       <w:sz w:val="12"/>
                                     </w:rPr>
@@ -8500,16 +8484,12 @@
                                   </w:r>
                                   <w:r>
                                     <w:rPr>
-                                      <w:b w:val="0"/>
-                                      <w:bCs w:val="0"/>
                                       <w:sz w:val="12"/>
                                     </w:rPr>
                                     <w:t>of</w:t>
                                   </w:r>
                                   <w:r>
                                     <w:rPr>
-                                      <w:b w:val="0"/>
-                                      <w:bCs w:val="0"/>
                                       <w:spacing w:val="-3"/>
                                       <w:sz w:val="12"/>
                                     </w:rPr>
@@ -8517,16 +8497,12 @@
                                   </w:r>
                                   <w:r>
                                     <w:rPr>
-                                      <w:b w:val="0"/>
-                                      <w:bCs w:val="0"/>
                                       <w:sz w:val="12"/>
                                     </w:rPr>
                                     <w:t>Land:</w:t>
                                   </w:r>
                                   <w:r>
                                     <w:rPr>
-                                      <w:b w:val="0"/>
-                                      <w:bCs w:val="0"/>
                                       <w:spacing w:val="-3"/>
                                       <w:sz w:val="12"/>
                                     </w:rPr>
@@ -8535,8 +8511,6 @@
                                   <w:proofErr w:type="gramStart"/>
                                   <w:r>
                                     <w:rPr>
-                                      <w:b w:val="0"/>
-                                      <w:bCs w:val="0"/>
                                       <w:sz w:val="12"/>
                                     </w:rPr>
                                     <w:t xml:space="preserve">{{ </w:t>
@@ -8544,8 +8518,6 @@
                                   <w:proofErr w:type="spellStart"/>
                                   <w:r>
                                     <w:rPr>
-                                      <w:b w:val="0"/>
-                                      <w:bCs w:val="0"/>
                                       <w:sz w:val="12"/>
                                     </w:rPr>
                                     <w:t>type</w:t>
@@ -8553,8 +8525,6 @@
                                   <w:proofErr w:type="gramEnd"/>
                                   <w:r>
                                     <w:rPr>
-                                      <w:b w:val="0"/>
-                                      <w:bCs w:val="0"/>
                                       <w:sz w:val="12"/>
                                     </w:rPr>
                                     <w:t>_of_land</w:t>
@@ -8562,8 +8532,6 @@
                                   <w:proofErr w:type="spellEnd"/>
                                   <w:r>
                                     <w:rPr>
-                                      <w:b w:val="0"/>
-                                      <w:bCs w:val="0"/>
                                       <w:sz w:val="12"/>
                                     </w:rPr>
                                     <w:t xml:space="preserve"> }}</w:t>
@@ -8577,7 +8545,6 @@
                               </w:trPr>
                               <w:tc>
                                 <w:tcPr>
-                                  <w:cnfStyle w:val="001000000000" w:firstRow="0" w:lastRow="0" w:firstColumn="1" w:lastColumn="0" w:oddVBand="0" w:evenVBand="0" w:oddHBand="0" w:evenHBand="0" w:firstRowFirstColumn="0" w:firstRowLastColumn="0" w:lastRowFirstColumn="0" w:lastRowLastColumn="0"/>
                                   <w:tcW w:w="1515" w:type="dxa"/>
                                   <w:tcBorders>
                                     <w:top w:val="single" w:sz="12" w:space="0" w:color="auto"/>
@@ -8619,7 +8586,6 @@
                                     <w:spacing w:before="17"/>
                                     <w:ind w:right="19"/>
                                     <w:jc w:val="right"/>
-                                    <w:cnfStyle w:val="000000000000" w:firstRow="0" w:lastRow="0" w:firstColumn="0" w:lastColumn="0" w:oddVBand="0" w:evenVBand="0" w:oddHBand="0" w:evenHBand="0" w:firstRowFirstColumn="0" w:firstRowLastColumn="0" w:lastRowFirstColumn="0" w:lastRowLastColumn="0"/>
                                     <w:rPr>
                                       <w:b/>
                                       <w:bCs/>
@@ -8652,7 +8618,6 @@
                                     <w:pStyle w:val="TableParagraph"/>
                                     <w:spacing w:before="22"/>
                                     <w:ind w:left="75"/>
-                                    <w:cnfStyle w:val="000000000000" w:firstRow="0" w:lastRow="0" w:firstColumn="0" w:lastColumn="0" w:oddVBand="0" w:evenVBand="0" w:oddHBand="0" w:evenHBand="0" w:firstRowFirstColumn="0" w:firstRowLastColumn="0" w:lastRowFirstColumn="0" w:lastRowLastColumn="0"/>
                                     <w:rPr>
                                       <w:sz w:val="12"/>
                                     </w:rPr>
@@ -8667,7 +8632,6 @@
                               </w:tc>
                               <w:tc>
                                 <w:tcPr>
-                                  <w:cnfStyle w:val="000100000000" w:firstRow="0" w:lastRow="0" w:firstColumn="0" w:lastColumn="1" w:oddVBand="0" w:evenVBand="0" w:oddHBand="0" w:evenHBand="0" w:firstRowFirstColumn="0" w:firstRowLastColumn="0" w:lastRowFirstColumn="0" w:lastRowLastColumn="0"/>
                                   <w:tcW w:w="3410" w:type="dxa"/>
                                   <w:gridSpan w:val="2"/>
                                   <w:tcBorders>
@@ -8704,59 +8668,39 @@
                                     <w:rPr>
                                       <w:sz w:val="12"/>
                                     </w:rPr>
-                                    <w:t>No</w:t>
-                                  </w:r>
+                                    <w:t>No :</w:t>
+                                  </w:r>
+                                  <w:proofErr w:type="gramEnd"/>
                                   <w:r>
                                     <w:rPr>
                                       <w:sz w:val="12"/>
                                     </w:rPr>
                                     <w:t xml:space="preserve"> </w:t>
                                   </w:r>
-                                  <w:r>
-                                    <w:rPr>
-                                      <w:sz w:val="12"/>
-                                    </w:rPr>
-                                    <w:t>:</w:t>
+                                  <w:proofErr w:type="gramStart"/>
+                                  <w:r>
+                                    <w:rPr>
+                                      <w:sz w:val="12"/>
+                                    </w:rPr>
+                                    <w:t xml:space="preserve">{{ </w:t>
+                                  </w:r>
+                                  <w:proofErr w:type="spellStart"/>
+                                  <w:r>
+                                    <w:rPr>
+                                      <w:sz w:val="12"/>
+                                    </w:rPr>
+                                    <w:t>gst</w:t>
                                   </w:r>
                                   <w:proofErr w:type="gramEnd"/>
                                   <w:r>
                                     <w:rPr>
                                       <w:sz w:val="12"/>
                                     </w:rPr>
-                                    <w:t xml:space="preserve"> </w:t>
-                                  </w:r>
-                                  <w:proofErr w:type="gramStart"/>
-                                  <w:r>
-                                    <w:rPr>
-                                      <w:b w:val="0"/>
-                                      <w:bCs w:val="0"/>
-                                      <w:sz w:val="12"/>
-                                    </w:rPr>
-                                    <w:t xml:space="preserve">{{ </w:t>
-                                  </w:r>
-                                  <w:proofErr w:type="spellStart"/>
-                                  <w:r>
-                                    <w:rPr>
-                                      <w:b w:val="0"/>
-                                      <w:bCs w:val="0"/>
-                                      <w:sz w:val="12"/>
-                                    </w:rPr>
-                                    <w:t>gst</w:t>
-                                  </w:r>
-                                  <w:proofErr w:type="gramEnd"/>
-                                  <w:r>
-                                    <w:rPr>
-                                      <w:b w:val="0"/>
-                                      <w:bCs w:val="0"/>
-                                      <w:sz w:val="12"/>
-                                    </w:rPr>
                                     <w:t>_no</w:t>
                                   </w:r>
                                   <w:proofErr w:type="spellEnd"/>
                                   <w:r>
                                     <w:rPr>
-                                      <w:b w:val="0"/>
-                                      <w:bCs w:val="0"/>
                                       <w:sz w:val="12"/>
                                     </w:rPr>
                                     <w:t xml:space="preserve"> }}</w:t>
@@ -8770,7 +8714,6 @@
                               </w:trPr>
                               <w:tc>
                                 <w:tcPr>
-                                  <w:cnfStyle w:val="001000000000" w:firstRow="0" w:lastRow="0" w:firstColumn="1" w:lastColumn="0" w:oddVBand="0" w:evenVBand="0" w:oddHBand="0" w:evenHBand="0" w:firstRowFirstColumn="0" w:firstRowLastColumn="0" w:lastRowFirstColumn="0" w:lastRowLastColumn="0"/>
                                   <w:tcW w:w="1515" w:type="dxa"/>
                                   <w:tcBorders>
                                     <w:top w:val="single" w:sz="12" w:space="0" w:color="auto"/>
@@ -8811,7 +8754,6 @@
                                     <w:spacing w:before="37"/>
                                     <w:ind w:right="19"/>
                                     <w:jc w:val="right"/>
-                                    <w:cnfStyle w:val="000000000000" w:firstRow="0" w:lastRow="0" w:firstColumn="0" w:lastColumn="0" w:oddVBand="0" w:evenVBand="0" w:oddHBand="0" w:evenHBand="0" w:firstRowFirstColumn="0" w:firstRowLastColumn="0" w:lastRowFirstColumn="0" w:lastRowLastColumn="0"/>
                                     <w:rPr>
                                       <w:b/>
                                       <w:bCs/>
@@ -8843,7 +8785,6 @@
                                   <w:pPr>
                                     <w:pStyle w:val="TableParagraph"/>
                                     <w:ind w:left="33"/>
-                                    <w:cnfStyle w:val="000000000000" w:firstRow="0" w:lastRow="0" w:firstColumn="0" w:lastColumn="0" w:oddVBand="0" w:evenVBand="0" w:oddHBand="0" w:evenHBand="0" w:firstRowFirstColumn="0" w:firstRowLastColumn="0" w:lastRowFirstColumn="0" w:lastRowLastColumn="0"/>
                                     <w:rPr>
                                       <w:sz w:val="12"/>
                                     </w:rPr>
@@ -8880,7 +8821,6 @@
                               </w:tc>
                               <w:tc>
                                 <w:tcPr>
-                                  <w:cnfStyle w:val="000100000000" w:firstRow="0" w:lastRow="0" w:firstColumn="0" w:lastColumn="1" w:oddVBand="0" w:evenVBand="0" w:oddHBand="0" w:evenHBand="0" w:firstRowFirstColumn="0" w:firstRowLastColumn="0" w:lastRowFirstColumn="0" w:lastRowLastColumn="0"/>
                                   <w:tcW w:w="3410" w:type="dxa"/>
                                   <w:gridSpan w:val="2"/>
                                   <w:tcBorders>
@@ -8895,30 +8835,18 @@
                                     <w:pStyle w:val="TableParagraph"/>
                                     <w:ind w:left="47"/>
                                     <w:rPr>
-                                      <w:b w:val="0"/>
-                                      <w:bCs w:val="0"/>
-                                      <w:sz w:val="12"/>
-                                    </w:rPr>
-                                  </w:pPr>
-                                  <w:r>
-                                    <w:rPr>
-                                      <w:sz w:val="12"/>
-                                    </w:rPr>
-                                    <w:t>Loading Place</w:t>
-                                  </w:r>
-                                  <w:r>
-                                    <w:rPr>
-                                      <w:b w:val="0"/>
-                                      <w:bCs w:val="0"/>
-                                      <w:sz w:val="12"/>
-                                    </w:rPr>
-                                    <w:t xml:space="preserve">: </w:t>
+                                      <w:sz w:val="12"/>
+                                    </w:rPr>
+                                  </w:pPr>
+                                  <w:r>
+                                    <w:rPr>
+                                      <w:sz w:val="12"/>
+                                    </w:rPr>
+                                    <w:t xml:space="preserve">Loading Place: </w:t>
                                   </w:r>
                                   <w:proofErr w:type="gramStart"/>
                                   <w:r>
                                     <w:rPr>
-                                      <w:b w:val="0"/>
-                                      <w:bCs w:val="0"/>
                                       <w:sz w:val="12"/>
                                     </w:rPr>
                                     <w:t xml:space="preserve">{{ </w:t>
@@ -8926,8 +8854,6 @@
                                   <w:proofErr w:type="spellStart"/>
                                   <w:r>
                                     <w:rPr>
-                                      <w:b w:val="0"/>
-                                      <w:bCs w:val="0"/>
                                       <w:sz w:val="12"/>
                                     </w:rPr>
                                     <w:t>loading</w:t>
@@ -8935,8 +8861,6 @@
                                   <w:proofErr w:type="gramEnd"/>
                                   <w:r>
                                     <w:rPr>
-                                      <w:b w:val="0"/>
-                                      <w:bCs w:val="0"/>
                                       <w:sz w:val="12"/>
                                     </w:rPr>
                                     <w:t>_place</w:t>
@@ -8944,8 +8868,6 @@
                                   <w:proofErr w:type="spellEnd"/>
                                   <w:r>
                                     <w:rPr>
-                                      <w:b w:val="0"/>
-                                      <w:bCs w:val="0"/>
                                       <w:sz w:val="12"/>
                                     </w:rPr>
                                     <w:t xml:space="preserve"> }}</w:t>
@@ -8959,7 +8881,6 @@
                               </w:trPr>
                               <w:tc>
                                 <w:tcPr>
-                                  <w:cnfStyle w:val="001000000000" w:firstRow="0" w:lastRow="0" w:firstColumn="1" w:lastColumn="0" w:oddVBand="0" w:evenVBand="0" w:oddHBand="0" w:evenHBand="0" w:firstRowFirstColumn="0" w:firstRowLastColumn="0" w:lastRowFirstColumn="0" w:lastRowLastColumn="0"/>
                                   <w:tcW w:w="1515" w:type="dxa"/>
                                   <w:tcBorders>
                                     <w:top w:val="single" w:sz="12" w:space="0" w:color="auto"/>
@@ -8973,7 +8894,7 @@
                                     <w:pStyle w:val="TableParagraph"/>
                                     <w:ind w:left="46"/>
                                     <w:rPr>
-                                      <w:b w:val="0"/>
+                                      <w:b/>
                                       <w:sz w:val="12"/>
                                     </w:rPr>
                                   </w:pPr>
@@ -9001,7 +8922,6 @@
                                     <w:spacing w:before="37"/>
                                     <w:ind w:right="19"/>
                                     <w:jc w:val="right"/>
-                                    <w:cnfStyle w:val="000000000000" w:firstRow="0" w:lastRow="0" w:firstColumn="0" w:lastColumn="0" w:oddVBand="0" w:evenVBand="0" w:oddHBand="0" w:evenHBand="0" w:firstRowFirstColumn="0" w:firstRowLastColumn="0" w:lastRowFirstColumn="0" w:lastRowLastColumn="0"/>
                                     <w:rPr>
                                       <w:b/>
                                       <w:bCs/>
@@ -9033,7 +8953,6 @@
                                   <w:pPr>
                                     <w:pStyle w:val="TableParagraph"/>
                                     <w:ind w:left="33"/>
-                                    <w:cnfStyle w:val="000000000000" w:firstRow="0" w:lastRow="0" w:firstColumn="0" w:lastColumn="0" w:oddVBand="0" w:evenVBand="0" w:oddHBand="0" w:evenHBand="0" w:firstRowFirstColumn="0" w:firstRowLastColumn="0" w:lastRowFirstColumn="0" w:lastRowLastColumn="0"/>
                                     <w:rPr>
                                       <w:sz w:val="12"/>
                                     </w:rPr>
@@ -9068,7 +8987,6 @@
                                   <w:pPr>
                                     <w:pStyle w:val="TableParagraph"/>
                                     <w:ind w:left="47"/>
-                                    <w:cnfStyle w:val="000000000000" w:firstRow="0" w:lastRow="0" w:firstColumn="0" w:lastColumn="0" w:oddVBand="0" w:evenVBand="0" w:oddHBand="0" w:evenHBand="0" w:firstRowFirstColumn="0" w:firstRowLastColumn="0" w:lastRowFirstColumn="0" w:lastRowLastColumn="0"/>
                                     <w:rPr>
                                       <w:sz w:val="12"/>
                                     </w:rPr>
@@ -9131,7 +9049,6 @@
                               </w:tc>
                               <w:tc>
                                 <w:tcPr>
-                                  <w:cnfStyle w:val="000100000000" w:firstRow="0" w:lastRow="0" w:firstColumn="0" w:lastColumn="1" w:oddVBand="0" w:evenVBand="0" w:oddHBand="0" w:evenHBand="0" w:firstRowFirstColumn="0" w:firstRowLastColumn="0" w:lastRowFirstColumn="0" w:lastRowLastColumn="0"/>
                                   <w:tcW w:w="1700" w:type="dxa"/>
                                   <w:vMerge w:val="restart"/>
                                   <w:tcBorders>
@@ -9145,6 +9062,8 @@
                                     <w:pStyle w:val="TableParagraph"/>
                                     <w:spacing w:before="0"/>
                                     <w:rPr>
+                                      <w:b/>
+                                      <w:bCs/>
                                       <w:sz w:val="16"/>
                                     </w:rPr>
                                   </w:pPr>
@@ -9154,6 +9073,8 @@
                                     <w:pStyle w:val="TableParagraph"/>
                                     <w:spacing w:before="0"/>
                                     <w:rPr>
+                                      <w:b/>
+                                      <w:bCs/>
                                       <w:sz w:val="16"/>
                                     </w:rPr>
                                   </w:pPr>
@@ -9163,6 +9084,8 @@
                                     <w:pStyle w:val="TableParagraph"/>
                                     <w:spacing w:before="0"/>
                                     <w:rPr>
+                                      <w:b/>
+                                      <w:bCs/>
                                       <w:sz w:val="16"/>
                                     </w:rPr>
                                   </w:pPr>
@@ -9172,6 +9095,8 @@
                                     <w:pStyle w:val="TableParagraph"/>
                                     <w:spacing w:before="7"/>
                                     <w:rPr>
+                                      <w:b/>
+                                      <w:bCs/>
                                       <w:sz w:val="19"/>
                                     </w:rPr>
                                   </w:pPr>
@@ -9183,18 +9108,23 @@
                                     <w:ind w:left="224" w:right="251"/>
                                     <w:jc w:val="center"/>
                                     <w:rPr>
-                                      <w:b w:val="0"/>
+                                      <w:b/>
+                                      <w:bCs/>
                                       <w:sz w:val="14"/>
                                     </w:rPr>
                                   </w:pPr>
                                   <w:r>
                                     <w:rPr>
+                                      <w:b/>
+                                      <w:bCs/>
                                       <w:sz w:val="14"/>
                                     </w:rPr>
                                     <w:t>Sign &amp; Seal of</w:t>
                                   </w:r>
                                   <w:r>
                                     <w:rPr>
+                                      <w:b/>
+                                      <w:bCs/>
                                       <w:spacing w:val="-45"/>
                                       <w:sz w:val="14"/>
                                     </w:rPr>
@@ -9202,6 +9132,8 @@
                                   </w:r>
                                   <w:r>
                                     <w:rPr>
+                                      <w:b/>
+                                      <w:bCs/>
                                       <w:sz w:val="14"/>
                                     </w:rPr>
                                     <w:t>Check</w:t>
@@ -9214,12 +9146,15 @@
                                     <w:ind w:left="224" w:right="205"/>
                                     <w:jc w:val="center"/>
                                     <w:rPr>
-                                      <w:b w:val="0"/>
+                                      <w:b/>
+                                      <w:bCs/>
                                       <w:sz w:val="14"/>
                                     </w:rPr>
                                   </w:pPr>
                                   <w:r>
                                     <w:rPr>
+                                      <w:b/>
+                                      <w:bCs/>
                                       <w:sz w:val="14"/>
                                     </w:rPr>
                                     <w:t>Post Officer</w:t>
@@ -9233,7 +9168,6 @@
                               </w:trPr>
                               <w:tc>
                                 <w:tcPr>
-                                  <w:cnfStyle w:val="001000000000" w:firstRow="0" w:lastRow="0" w:firstColumn="1" w:lastColumn="0" w:oddVBand="0" w:evenVBand="0" w:oddHBand="0" w:evenHBand="0" w:firstRowFirstColumn="0" w:firstRowLastColumn="0" w:lastRowFirstColumn="0" w:lastRowLastColumn="0"/>
                                   <w:tcW w:w="1515" w:type="dxa"/>
                                   <w:tcBorders>
                                     <w:top w:val="single" w:sz="12" w:space="0" w:color="auto"/>
@@ -9301,7 +9235,6 @@
                                     <w:spacing w:before="17"/>
                                     <w:ind w:right="19"/>
                                     <w:jc w:val="right"/>
-                                    <w:cnfStyle w:val="000000000000" w:firstRow="0" w:lastRow="0" w:firstColumn="0" w:lastColumn="0" w:oddVBand="0" w:evenVBand="0" w:oddHBand="0" w:evenHBand="0" w:firstRowFirstColumn="0" w:firstRowLastColumn="0" w:lastRowFirstColumn="0" w:lastRowLastColumn="0"/>
                                     <w:rPr>
                                       <w:b/>
                                       <w:bCs/>
@@ -9333,7 +9266,6 @@
                                     <w:pStyle w:val="TableParagraph"/>
                                     <w:spacing w:before="22"/>
                                     <w:ind w:left="33"/>
-                                    <w:cnfStyle w:val="000000000000" w:firstRow="0" w:lastRow="0" w:firstColumn="0" w:lastColumn="0" w:oddVBand="0" w:evenVBand="0" w:oddHBand="0" w:evenHBand="0" w:firstRowFirstColumn="0" w:firstRowLastColumn="0" w:lastRowFirstColumn="0" w:lastRowLastColumn="0"/>
                                     <w:rPr>
                                       <w:sz w:val="12"/>
                                     </w:rPr>
@@ -9370,7 +9302,6 @@
                               </w:tc>
                               <w:tc>
                                 <w:tcPr>
-                                  <w:cnfStyle w:val="000100000000" w:firstRow="0" w:lastRow="0" w:firstColumn="0" w:lastColumn="1" w:oddVBand="0" w:evenVBand="0" w:oddHBand="0" w:evenHBand="0" w:firstRowFirstColumn="0" w:firstRowLastColumn="0" w:lastRowFirstColumn="0" w:lastRowLastColumn="0"/>
                                   <w:tcW w:w="1700" w:type="dxa"/>
                                   <w:vMerge/>
                                   <w:tcBorders>
@@ -9394,7 +9325,6 @@
                               </w:trPr>
                               <w:tc>
                                 <w:tcPr>
-                                  <w:cnfStyle w:val="001000000000" w:firstRow="0" w:lastRow="0" w:firstColumn="1" w:lastColumn="0" w:oddVBand="0" w:evenVBand="0" w:oddHBand="0" w:evenHBand="0" w:firstRowFirstColumn="0" w:firstRowLastColumn="0" w:lastRowFirstColumn="0" w:lastRowLastColumn="0"/>
                                   <w:tcW w:w="1515" w:type="dxa"/>
                                   <w:tcBorders>
                                     <w:top w:val="single" w:sz="12" w:space="0" w:color="auto"/>
@@ -9462,7 +9392,6 @@
                                     <w:spacing w:before="24"/>
                                     <w:ind w:right="19"/>
                                     <w:jc w:val="right"/>
-                                    <w:cnfStyle w:val="000000000000" w:firstRow="0" w:lastRow="0" w:firstColumn="0" w:lastColumn="0" w:oddVBand="0" w:evenVBand="0" w:oddHBand="0" w:evenHBand="0" w:firstRowFirstColumn="0" w:firstRowLastColumn="0" w:lastRowFirstColumn="0" w:lastRowLastColumn="0"/>
                                     <w:rPr>
                                       <w:b/>
                                       <w:bCs/>
@@ -9495,7 +9424,6 @@
                                     <w:pStyle w:val="TableParagraph"/>
                                     <w:spacing w:before="29"/>
                                     <w:ind w:left="33"/>
-                                    <w:cnfStyle w:val="000000000000" w:firstRow="0" w:lastRow="0" w:firstColumn="0" w:lastColumn="0" w:oddVBand="0" w:evenVBand="0" w:oddHBand="0" w:evenHBand="0" w:firstRowFirstColumn="0" w:firstRowLastColumn="0" w:lastRowFirstColumn="0" w:lastRowLastColumn="0"/>
                                     <w:rPr>
                                       <w:sz w:val="12"/>
                                     </w:rPr>
@@ -9532,7 +9460,6 @@
                               </w:tc>
                               <w:tc>
                                 <w:tcPr>
-                                  <w:cnfStyle w:val="000100000000" w:firstRow="0" w:lastRow="0" w:firstColumn="0" w:lastColumn="1" w:oddVBand="0" w:evenVBand="0" w:oddHBand="0" w:evenHBand="0" w:firstRowFirstColumn="0" w:firstRowLastColumn="0" w:lastRowFirstColumn="0" w:lastRowLastColumn="0"/>
                                   <w:tcW w:w="1700" w:type="dxa"/>
                                   <w:vMerge/>
                                   <w:tcBorders>
@@ -9556,7 +9483,6 @@
                               </w:trPr>
                               <w:tc>
                                 <w:tcPr>
-                                  <w:cnfStyle w:val="001000000000" w:firstRow="0" w:lastRow="0" w:firstColumn="1" w:lastColumn="0" w:oddVBand="0" w:evenVBand="0" w:oddHBand="0" w:evenHBand="0" w:firstRowFirstColumn="0" w:firstRowLastColumn="0" w:lastRowFirstColumn="0" w:lastRowLastColumn="0"/>
                                   <w:tcW w:w="1515" w:type="dxa"/>
                                   <w:tcBorders>
                                     <w:top w:val="single" w:sz="12" w:space="0" w:color="auto"/>
@@ -9571,7 +9497,7 @@
                                     <w:spacing w:before="22"/>
                                     <w:ind w:left="46"/>
                                     <w:rPr>
-                                      <w:b w:val="0"/>
+                                      <w:b/>
                                       <w:sz w:val="12"/>
                                     </w:rPr>
                                   </w:pPr>
@@ -9599,7 +9525,6 @@
                                     <w:spacing w:before="17"/>
                                     <w:ind w:right="19"/>
                                     <w:jc w:val="right"/>
-                                    <w:cnfStyle w:val="000000000000" w:firstRow="0" w:lastRow="0" w:firstColumn="0" w:lastColumn="0" w:oddVBand="0" w:evenVBand="0" w:oddHBand="0" w:evenHBand="0" w:firstRowFirstColumn="0" w:firstRowLastColumn="0" w:lastRowFirstColumn="0" w:lastRowLastColumn="0"/>
                                     <w:rPr>
                                       <w:b/>
                                       <w:bCs/>
@@ -9632,7 +9557,6 @@
                                     <w:pStyle w:val="TableParagraph"/>
                                     <w:spacing w:before="22"/>
                                     <w:ind w:left="33"/>
-                                    <w:cnfStyle w:val="000000000000" w:firstRow="0" w:lastRow="0" w:firstColumn="0" w:lastColumn="0" w:oddVBand="0" w:evenVBand="0" w:oddHBand="0" w:evenHBand="0" w:firstRowFirstColumn="0" w:firstRowLastColumn="0" w:lastRowFirstColumn="0" w:lastRowLastColumn="0"/>
                                     <w:rPr>
                                       <w:b/>
                                       <w:sz w:val="12"/>
@@ -9660,7 +9584,21 @@
                                       <w:b/>
                                       <w:sz w:val="12"/>
                                     </w:rPr>
-                                    <w:t>_amount_paid</w:t>
+                                    <w:t>_amount_pa</w:t>
+                                  </w:r>
+                                  <w:r>
+                                    <w:rPr>
+                                      <w:b/>
+                                      <w:sz w:val="12"/>
+                                    </w:rPr>
+                                    <w:t>s</w:t>
+                                  </w:r>
+                                  <w:r>
+                                    <w:rPr>
+                                      <w:b/>
+                                      <w:sz w:val="12"/>
+                                    </w:rPr>
+                                    <w:t>id</w:t>
                                   </w:r>
                                   <w:proofErr w:type="spellEnd"/>
                                   <w:r>
@@ -9674,7 +9612,6 @@
                               </w:tc>
                               <w:tc>
                                 <w:tcPr>
-                                  <w:cnfStyle w:val="000100000000" w:firstRow="0" w:lastRow="0" w:firstColumn="0" w:lastColumn="1" w:oddVBand="0" w:evenVBand="0" w:oddHBand="0" w:evenHBand="0" w:firstRowFirstColumn="0" w:firstRowLastColumn="0" w:lastRowFirstColumn="0" w:lastRowLastColumn="0"/>
                                   <w:tcW w:w="1700" w:type="dxa"/>
                                   <w:vMerge/>
                                   <w:tcBorders>
@@ -9698,7 +9635,6 @@
                               </w:trPr>
                               <w:tc>
                                 <w:tcPr>
-                                  <w:cnfStyle w:val="001000000000" w:firstRow="0" w:lastRow="0" w:firstColumn="1" w:lastColumn="0" w:oddVBand="0" w:evenVBand="0" w:oddHBand="0" w:evenHBand="0" w:firstRowFirstColumn="0" w:firstRowLastColumn="0" w:lastRowFirstColumn="0" w:lastRowLastColumn="0"/>
                                   <w:tcW w:w="1515" w:type="dxa"/>
                                   <w:tcBorders>
                                     <w:top w:val="single" w:sz="12" w:space="0" w:color="auto"/>
@@ -9740,7 +9676,6 @@
                                     <w:spacing w:before="24"/>
                                     <w:ind w:right="19"/>
                                     <w:jc w:val="right"/>
-                                    <w:cnfStyle w:val="000000000000" w:firstRow="0" w:lastRow="0" w:firstColumn="0" w:lastColumn="0" w:oddVBand="0" w:evenVBand="0" w:oddHBand="0" w:evenHBand="0" w:firstRowFirstColumn="0" w:firstRowLastColumn="0" w:lastRowFirstColumn="0" w:lastRowLastColumn="0"/>
                                     <w:rPr>
                                       <w:b/>
                                       <w:bCs/>
@@ -9773,7 +9708,6 @@
                                     <w:pStyle w:val="TableParagraph"/>
                                     <w:spacing w:before="29"/>
                                     <w:ind w:left="33"/>
-                                    <w:cnfStyle w:val="000000000000" w:firstRow="0" w:lastRow="0" w:firstColumn="0" w:lastColumn="0" w:oddVBand="0" w:evenVBand="0" w:oddHBand="0" w:evenHBand="0" w:firstRowFirstColumn="0" w:firstRowLastColumn="0" w:lastRowFirstColumn="0" w:lastRowLastColumn="0"/>
                                     <w:rPr>
                                       <w:b/>
                                       <w:bCs/>
@@ -9802,7 +9736,6 @@
                               </w:tc>
                               <w:tc>
                                 <w:tcPr>
-                                  <w:cnfStyle w:val="000100000000" w:firstRow="0" w:lastRow="0" w:firstColumn="0" w:lastColumn="1" w:oddVBand="0" w:evenVBand="0" w:oddHBand="0" w:evenHBand="0" w:firstRowFirstColumn="0" w:firstRowLastColumn="0" w:lastRowFirstColumn="0" w:lastRowLastColumn="0"/>
                                   <w:tcW w:w="1700" w:type="dxa"/>
                                   <w:vMerge/>
                                   <w:tcBorders>
@@ -9827,7 +9760,6 @@
                               </w:trPr>
                               <w:tc>
                                 <w:tcPr>
-                                  <w:cnfStyle w:val="001000000000" w:firstRow="0" w:lastRow="0" w:firstColumn="1" w:lastColumn="0" w:oddVBand="0" w:evenVBand="0" w:oddHBand="0" w:evenHBand="0" w:firstRowFirstColumn="0" w:firstRowLastColumn="0" w:lastRowFirstColumn="0" w:lastRowLastColumn="0"/>
                                   <w:tcW w:w="1515" w:type="dxa"/>
                                   <w:tcBorders>
                                     <w:top w:val="single" w:sz="12" w:space="0" w:color="auto"/>
@@ -9869,7 +9801,6 @@
                                     <w:spacing w:before="17"/>
                                     <w:ind w:right="19"/>
                                     <w:jc w:val="right"/>
-                                    <w:cnfStyle w:val="000000000000" w:firstRow="0" w:lastRow="0" w:firstColumn="0" w:lastColumn="0" w:oddVBand="0" w:evenVBand="0" w:oddHBand="0" w:evenHBand="0" w:firstRowFirstColumn="0" w:firstRowLastColumn="0" w:lastRowFirstColumn="0" w:lastRowLastColumn="0"/>
                                     <w:rPr>
                                       <w:b/>
                                       <w:bCs/>
@@ -9888,7 +9819,6 @@
                               </w:tc>
                               <w:tc>
                                 <w:tcPr>
-                                  <w:cnfStyle w:val="000100000000" w:firstRow="0" w:lastRow="0" w:firstColumn="0" w:lastColumn="1" w:oddVBand="0" w:evenVBand="0" w:oddHBand="0" w:evenHBand="0" w:firstRowFirstColumn="0" w:firstRowLastColumn="0" w:lastRowFirstColumn="0" w:lastRowLastColumn="0"/>
                                   <w:tcW w:w="5210" w:type="dxa"/>
                                   <w:gridSpan w:val="4"/>
                                   <w:tcBorders>
@@ -9902,16 +9832,12 @@
                                     <w:spacing w:before="22" w:line="247" w:lineRule="auto"/>
                                     <w:ind w:left="33" w:right="525"/>
                                     <w:rPr>
-                                      <w:b w:val="0"/>
-                                      <w:bCs w:val="0"/>
                                       <w:sz w:val="12"/>
                                     </w:rPr>
                                   </w:pPr>
                                   <w:proofErr w:type="gramStart"/>
                                   <w:r>
                                     <w:rPr>
-                                      <w:b w:val="0"/>
-                                      <w:bCs w:val="0"/>
                                       <w:sz w:val="12"/>
                                     </w:rPr>
                                     <w:t>{{ route</w:t>
@@ -9919,8 +9845,6 @@
                                   <w:proofErr w:type="gramEnd"/>
                                   <w:r>
                                     <w:rPr>
-                                      <w:b w:val="0"/>
-                                      <w:bCs w:val="0"/>
                                       <w:sz w:val="12"/>
                                     </w:rPr>
                                     <w:t xml:space="preserve"> }}</w:t>
@@ -9934,7 +9858,6 @@
                               </w:trPr>
                               <w:tc>
                                 <w:tcPr>
-                                  <w:cnfStyle w:val="001000000000" w:firstRow="0" w:lastRow="0" w:firstColumn="1" w:lastColumn="0" w:oddVBand="0" w:evenVBand="0" w:oddHBand="0" w:evenHBand="0" w:firstRowFirstColumn="0" w:firstRowLastColumn="0" w:lastRowFirstColumn="0" w:lastRowLastColumn="0"/>
                                   <w:tcW w:w="1515" w:type="dxa"/>
                                   <w:tcBorders>
                                     <w:top w:val="single" w:sz="12" w:space="0" w:color="auto"/>
@@ -9976,7 +9899,6 @@
                                     <w:spacing w:before="22"/>
                                     <w:ind w:right="34"/>
                                     <w:jc w:val="right"/>
-                                    <w:cnfStyle w:val="000000000000" w:firstRow="0" w:lastRow="0" w:firstColumn="0" w:lastColumn="0" w:oddVBand="0" w:evenVBand="0" w:oddHBand="0" w:evenHBand="0" w:firstRowFirstColumn="0" w:firstRowLastColumn="0" w:lastRowFirstColumn="0" w:lastRowLastColumn="0"/>
                                     <w:rPr>
                                       <w:b/>
                                       <w:bCs/>
@@ -10008,7 +9930,6 @@
                                   <w:pPr>
                                     <w:pStyle w:val="TableParagraph"/>
                                     <w:spacing w:before="4"/>
-                                    <w:cnfStyle w:val="000000000000" w:firstRow="0" w:lastRow="0" w:firstColumn="0" w:lastColumn="0" w:oddVBand="0" w:evenVBand="0" w:oddHBand="0" w:evenHBand="0" w:firstRowFirstColumn="0" w:firstRowLastColumn="0" w:lastRowFirstColumn="0" w:lastRowLastColumn="0"/>
                                     <w:rPr>
                                       <w:b/>
                                       <w:bCs/>
@@ -10037,7 +9958,6 @@
                               </w:tc>
                               <w:tc>
                                 <w:tcPr>
-                                  <w:cnfStyle w:val="000100000000" w:firstRow="0" w:lastRow="0" w:firstColumn="0" w:lastColumn="1" w:oddVBand="0" w:evenVBand="0" w:oddHBand="0" w:evenHBand="0" w:firstRowFirstColumn="0" w:firstRowLastColumn="0" w:lastRowFirstColumn="0" w:lastRowLastColumn="0"/>
                                   <w:tcW w:w="1700" w:type="dxa"/>
                                   <w:vMerge w:val="restart"/>
                                   <w:tcBorders>
@@ -10053,16 +9973,23 @@
                                     <w:jc w:val="center"/>
                                     <w:rPr>
                                       <w:rFonts w:ascii="Times New Roman"/>
-                                      <w:b w:val="0"/>
-                                      <w:bCs w:val="0"/>
-                                      <w:sz w:val="12"/>
-                                    </w:rPr>
-                                  </w:pPr>
-                                  <w:r>
+                                      <w:sz w:val="12"/>
+                                    </w:rPr>
+                                  </w:pPr>
+                                </w:p>
+                                <w:p>
+                                  <w:pPr>
+                                    <w:pStyle w:val="TableParagraph"/>
+                                    <w:spacing w:before="0"/>
+                                    <w:jc w:val="center"/>
                                     <w:rPr>
                                       <w:rFonts w:ascii="Times New Roman"/>
-                                      <w:b w:val="0"/>
-                                      <w:bCs w:val="0"/>
+                                      <w:sz w:val="12"/>
+                                    </w:rPr>
+                                  </w:pPr>
+                                  <w:r>
+                                    <w:rPr>
+                                      <w:rFonts w:ascii="Times New Roman"/>
                                       <w:sz w:val="12"/>
                                     </w:rPr>
                                     <w:t>{{</w:t>
@@ -10071,8 +9998,6 @@
                                   <w:r>
                                     <w:rPr>
                                       <w:rFonts w:ascii="Times New Roman"/>
-                                      <w:b w:val="0"/>
-                                      <w:bCs w:val="0"/>
                                       <w:sz w:val="12"/>
                                     </w:rPr>
                                     <w:t>qr_code</w:t>
@@ -10081,52 +10006,9 @@
                                   <w:r>
                                     <w:rPr>
                                       <w:rFonts w:ascii="Times New Roman"/>
-                                      <w:b w:val="0"/>
-                                      <w:bCs w:val="0"/>
                                       <w:sz w:val="12"/>
                                     </w:rPr>
                                     <w:t>}}</w:t>
-                                  </w:r>
-                                </w:p>
-                                <w:p>
-                                  <w:pPr>
-                                    <w:pStyle w:val="TableParagraph"/>
-                                    <w:spacing w:before="0"/>
-                                    <w:rPr>
-                                      <w:rFonts w:ascii="Times New Roman"/>
-                                      <w:b w:val="0"/>
-                                      <w:bCs w:val="0"/>
-                                      <w:sz w:val="12"/>
-                                    </w:rPr>
-                                  </w:pPr>
-                                </w:p>
-                                <w:p>
-                                  <w:pPr>
-                                    <w:pStyle w:val="TableParagraph"/>
-                                    <w:spacing w:before="0"/>
-                                    <w:rPr>
-                                      <w:rFonts w:ascii="Times New Roman"/>
-                                      <w:b w:val="0"/>
-                                      <w:bCs w:val="0"/>
-                                      <w:sz w:val="12"/>
-                                    </w:rPr>
-                                  </w:pPr>
-                                </w:p>
-                                <w:p>
-                                  <w:pPr>
-                                    <w:pStyle w:val="TableParagraph"/>
-                                    <w:spacing w:before="0"/>
-                                    <w:rPr>
-                                      <w:rFonts w:ascii="Times New Roman"/>
-                                      <w:sz w:val="12"/>
-                                    </w:rPr>
-                                  </w:pPr>
-                                  <w:r>
-                                    <w:rPr>
-                                      <w:rFonts w:ascii="Times New Roman"/>
-                                      <w:sz w:val="12"/>
-                                    </w:rPr>
-                                    <w:t xml:space="preserve">        </w:t>
                                   </w:r>
                                 </w:p>
                               </w:tc>
@@ -10137,7 +10019,6 @@
                               </w:trPr>
                               <w:tc>
                                 <w:tcPr>
-                                  <w:cnfStyle w:val="001000000000" w:firstRow="0" w:lastRow="0" w:firstColumn="1" w:lastColumn="0" w:oddVBand="0" w:evenVBand="0" w:oddHBand="0" w:evenHBand="0" w:firstRowFirstColumn="0" w:firstRowLastColumn="0" w:lastRowFirstColumn="0" w:lastRowLastColumn="0"/>
                                   <w:tcW w:w="1515" w:type="dxa"/>
                                   <w:tcBorders>
                                     <w:top w:val="single" w:sz="12" w:space="0" w:color="auto"/>
@@ -10190,7 +10071,6 @@
                                     <w:pStyle w:val="TableParagraph"/>
                                     <w:ind w:right="34"/>
                                     <w:jc w:val="right"/>
-                                    <w:cnfStyle w:val="000000000000" w:firstRow="0" w:lastRow="0" w:firstColumn="0" w:lastColumn="0" w:oddVBand="0" w:evenVBand="0" w:oddHBand="0" w:evenHBand="0" w:firstRowFirstColumn="0" w:firstRowLastColumn="0" w:lastRowFirstColumn="0" w:lastRowLastColumn="0"/>
                                     <w:rPr>
                                       <w:b/>
                                       <w:bCs/>
@@ -10221,7 +10101,6 @@
                                 <w:p>
                                   <w:pPr>
                                     <w:pStyle w:val="TableParagraph"/>
-                                    <w:cnfStyle w:val="000000000000" w:firstRow="0" w:lastRow="0" w:firstColumn="0" w:lastColumn="0" w:oddVBand="0" w:evenVBand="0" w:oddHBand="0" w:evenHBand="0" w:firstRowFirstColumn="0" w:firstRowLastColumn="0" w:lastRowFirstColumn="0" w:lastRowLastColumn="0"/>
                                     <w:rPr>
                                       <w:sz w:val="12"/>
                                     </w:rPr>
@@ -10258,7 +10137,6 @@
                               </w:tc>
                               <w:tc>
                                 <w:tcPr>
-                                  <w:cnfStyle w:val="000100000000" w:firstRow="0" w:lastRow="0" w:firstColumn="0" w:lastColumn="1" w:oddVBand="0" w:evenVBand="0" w:oddHBand="0" w:evenHBand="0" w:firstRowFirstColumn="0" w:firstRowLastColumn="0" w:lastRowFirstColumn="0" w:lastRowLastColumn="0"/>
                                   <w:tcW w:w="1700" w:type="dxa"/>
                                   <w:vMerge/>
                                   <w:tcBorders>
@@ -10282,7 +10160,6 @@
                               </w:trPr>
                               <w:tc>
                                 <w:tcPr>
-                                  <w:cnfStyle w:val="001000000000" w:firstRow="0" w:lastRow="0" w:firstColumn="1" w:lastColumn="0" w:oddVBand="0" w:evenVBand="0" w:oddHBand="0" w:evenHBand="0" w:firstRowFirstColumn="0" w:firstRowLastColumn="0" w:lastRowFirstColumn="0" w:lastRowLastColumn="0"/>
                                   <w:tcW w:w="1515" w:type="dxa"/>
                                   <w:tcBorders>
                                     <w:top w:val="single" w:sz="12" w:space="0" w:color="auto"/>
@@ -10335,7 +10212,6 @@
                                     <w:pStyle w:val="TableParagraph"/>
                                     <w:ind w:right="34"/>
                                     <w:jc w:val="right"/>
-                                    <w:cnfStyle w:val="000000000000" w:firstRow="0" w:lastRow="0" w:firstColumn="0" w:lastColumn="0" w:oddVBand="0" w:evenVBand="0" w:oddHBand="0" w:evenHBand="0" w:firstRowFirstColumn="0" w:firstRowLastColumn="0" w:lastRowFirstColumn="0" w:lastRowLastColumn="0"/>
                                     <w:rPr>
                                       <w:b/>
                                       <w:bCs/>
@@ -10366,7 +10242,6 @@
                                 <w:p>
                                   <w:pPr>
                                     <w:pStyle w:val="TableParagraph"/>
-                                    <w:cnfStyle w:val="000000000000" w:firstRow="0" w:lastRow="0" w:firstColumn="0" w:lastColumn="0" w:oddVBand="0" w:evenVBand="0" w:oddHBand="0" w:evenHBand="0" w:firstRowFirstColumn="0" w:firstRowLastColumn="0" w:lastRowFirstColumn="0" w:lastRowLastColumn="0"/>
                                     <w:rPr>
                                       <w:sz w:val="12"/>
                                     </w:rPr>
@@ -10403,7 +10278,6 @@
                               </w:tc>
                               <w:tc>
                                 <w:tcPr>
-                                  <w:cnfStyle w:val="000100000000" w:firstRow="0" w:lastRow="0" w:firstColumn="0" w:lastColumn="1" w:oddVBand="0" w:evenVBand="0" w:oddHBand="0" w:evenHBand="0" w:firstRowFirstColumn="0" w:firstRowLastColumn="0" w:lastRowFirstColumn="0" w:lastRowLastColumn="0"/>
                                   <w:tcW w:w="1700" w:type="dxa"/>
                                   <w:vMerge/>
                                   <w:tcBorders>
@@ -10427,7 +10301,6 @@
                               </w:trPr>
                               <w:tc>
                                 <w:tcPr>
-                                  <w:cnfStyle w:val="001000000000" w:firstRow="0" w:lastRow="0" w:firstColumn="1" w:lastColumn="0" w:oddVBand="0" w:evenVBand="0" w:oddHBand="0" w:evenHBand="0" w:firstRowFirstColumn="0" w:firstRowLastColumn="0" w:lastRowFirstColumn="0" w:lastRowLastColumn="0"/>
                                   <w:tcW w:w="1515" w:type="dxa"/>
                                   <w:tcBorders>
                                     <w:top w:val="single" w:sz="12" w:space="0" w:color="auto"/>
@@ -10467,7 +10340,6 @@
                                     <w:pStyle w:val="TableParagraph"/>
                                     <w:ind w:right="34"/>
                                     <w:jc w:val="right"/>
-                                    <w:cnfStyle w:val="000000000000" w:firstRow="0" w:lastRow="0" w:firstColumn="0" w:lastColumn="0" w:oddVBand="0" w:evenVBand="0" w:oddHBand="0" w:evenHBand="0" w:firstRowFirstColumn="0" w:firstRowLastColumn="0" w:lastRowFirstColumn="0" w:lastRowLastColumn="0"/>
                                     <w:rPr>
                                       <w:b/>
                                       <w:bCs/>
@@ -10499,7 +10371,6 @@
                                   <w:pPr>
                                     <w:pStyle w:val="TableParagraph"/>
                                     <w:ind w:left="43"/>
-                                    <w:cnfStyle w:val="000000000000" w:firstRow="0" w:lastRow="0" w:firstColumn="0" w:lastColumn="0" w:oddVBand="0" w:evenVBand="0" w:oddHBand="0" w:evenHBand="0" w:firstRowFirstColumn="0" w:firstRowLastColumn="0" w:lastRowFirstColumn="0" w:lastRowLastColumn="0"/>
                                     <w:rPr>
                                       <w:sz w:val="12"/>
                                     </w:rPr>
@@ -10536,7 +10407,6 @@
                               </w:tc>
                               <w:tc>
                                 <w:tcPr>
-                                  <w:cnfStyle w:val="000100000000" w:firstRow="0" w:lastRow="0" w:firstColumn="0" w:lastColumn="1" w:oddVBand="0" w:evenVBand="0" w:oddHBand="0" w:evenHBand="0" w:firstRowFirstColumn="0" w:firstRowLastColumn="0" w:lastRowFirstColumn="0" w:lastRowLastColumn="0"/>
                                   <w:tcW w:w="1700" w:type="dxa"/>
                                   <w:vMerge/>
                                   <w:tcBorders>
@@ -10561,7 +10431,6 @@
                               </w:trPr>
                               <w:tc>
                                 <w:tcPr>
-                                  <w:cnfStyle w:val="001000000000" w:firstRow="0" w:lastRow="0" w:firstColumn="1" w:lastColumn="0" w:oddVBand="0" w:evenVBand="0" w:oddHBand="0" w:evenHBand="0" w:firstRowFirstColumn="0" w:firstRowLastColumn="0" w:lastRowFirstColumn="0" w:lastRowLastColumn="0"/>
                                   <w:tcW w:w="1515" w:type="dxa"/>
                                   <w:tcBorders>
                                     <w:left w:val="single" w:sz="12" w:space="0" w:color="auto"/>
@@ -10571,29 +10440,32 @@
                                 <w:p>
                                   <w:pPr>
                                     <w:pStyle w:val="TableParagraph"/>
+                                    <w:ind w:left="46"/>
+                                    <w:rPr>
+                                      <w:rFonts w:ascii="Times New Roman"/>
+                                      <w:sz w:val="12"/>
+                                    </w:rPr>
+                                  </w:pPr>
+                                  <w:r>
+                                    <w:rPr>
+                                      <w:sz w:val="12"/>
+                                    </w:rPr>
+                                    <w:t xml:space="preserve"> Mobile No</w:t>
+                                  </w:r>
+                                </w:p>
+                              </w:tc>
+                              <w:tc>
+                                <w:tcPr>
+                                  <w:tcW w:w="270" w:type="dxa"/>
+                                  <w:tcBorders>
+                                    <w:left w:val="single" w:sz="12" w:space="0" w:color="auto"/>
+                                    <w:right w:val="single" w:sz="12" w:space="0" w:color="auto"/>
+                                  </w:tcBorders>
+                                </w:tcPr>
+                                <w:p>
+                                  <w:pPr>
+                                    <w:pStyle w:val="TableParagraph"/>
                                     <w:spacing w:before="0"/>
-                                    <w:rPr>
-                                      <w:rFonts w:ascii="Times New Roman"/>
-                                      <w:b w:val="0"/>
-                                      <w:bCs w:val="0"/>
-                                      <w:sz w:val="12"/>
-                                    </w:rPr>
-                                  </w:pPr>
-                                </w:p>
-                              </w:tc>
-                              <w:tc>
-                                <w:tcPr>
-                                  <w:tcW w:w="270" w:type="dxa"/>
-                                  <w:tcBorders>
-                                    <w:left w:val="single" w:sz="12" w:space="0" w:color="auto"/>
-                                    <w:right w:val="single" w:sz="12" w:space="0" w:color="auto"/>
-                                  </w:tcBorders>
-                                </w:tcPr>
-                                <w:p>
-                                  <w:pPr>
-                                    <w:pStyle w:val="TableParagraph"/>
-                                    <w:spacing w:before="0"/>
-                                    <w:cnfStyle w:val="000000000000" w:firstRow="0" w:lastRow="0" w:firstColumn="0" w:lastColumn="0" w:oddVBand="0" w:evenVBand="0" w:oddHBand="0" w:evenHBand="0" w:firstRowFirstColumn="0" w:firstRowLastColumn="0" w:lastRowFirstColumn="0" w:lastRowLastColumn="0"/>
                                     <w:rPr>
                                       <w:rFonts w:ascii="Times New Roman"/>
                                       <w:b/>
@@ -10625,7 +10497,6 @@
                                   <w:pPr>
                                     <w:pStyle w:val="TableParagraph"/>
                                     <w:spacing w:before="0"/>
-                                    <w:cnfStyle w:val="000000000000" w:firstRow="0" w:lastRow="0" w:firstColumn="0" w:lastColumn="0" w:oddVBand="0" w:evenVBand="0" w:oddHBand="0" w:evenHBand="0" w:firstRowFirstColumn="0" w:firstRowLastColumn="0" w:lastRowFirstColumn="0" w:lastRowLastColumn="0"/>
                                     <w:rPr>
                                       <w:rFonts w:ascii="Times New Roman"/>
                                       <w:b/>
@@ -10637,7 +10508,6 @@
                               </w:tc>
                               <w:tc>
                                 <w:tcPr>
-                                  <w:cnfStyle w:val="000100000000" w:firstRow="0" w:lastRow="0" w:firstColumn="0" w:lastColumn="1" w:oddVBand="0" w:evenVBand="0" w:oddHBand="0" w:evenHBand="0" w:firstRowFirstColumn="0" w:firstRowLastColumn="0" w:lastRowFirstColumn="0" w:lastRowLastColumn="0"/>
                                   <w:tcW w:w="1700" w:type="dxa"/>
                                   <w:tcBorders>
                                     <w:left w:val="single" w:sz="12" w:space="0" w:color="auto"/>
@@ -10658,12 +10528,10 @@
                             </w:tr>
                             <w:tr>
                               <w:trPr>
-                                <w:cnfStyle w:val="010000000000" w:firstRow="0" w:lastRow="1" w:firstColumn="0" w:lastColumn="0" w:oddVBand="0" w:evenVBand="0" w:oddHBand="0" w:evenHBand="0" w:firstRowFirstColumn="0" w:firstRowLastColumn="0" w:lastRowFirstColumn="0" w:lastRowLastColumn="0"/>
                                 <w:trHeight w:val="313"/>
                               </w:trPr>
                               <w:tc>
                                 <w:tcPr>
-                                  <w:cnfStyle w:val="001000000000" w:firstRow="0" w:lastRow="0" w:firstColumn="1" w:lastColumn="0" w:oddVBand="0" w:evenVBand="0" w:oddHBand="0" w:evenHBand="0" w:firstRowFirstColumn="0" w:firstRowLastColumn="0" w:lastRowFirstColumn="0" w:lastRowLastColumn="0"/>
                                   <w:tcW w:w="1515" w:type="dxa"/>
                                   <w:tcBorders>
                                     <w:top w:val="single" w:sz="12" w:space="0" w:color="auto"/>
@@ -10703,7 +10571,6 @@
                                     <w:pStyle w:val="TableParagraph"/>
                                     <w:ind w:right="28"/>
                                     <w:jc w:val="right"/>
-                                    <w:cnfStyle w:val="010000000000" w:firstRow="0" w:lastRow="1" w:firstColumn="0" w:lastColumn="0" w:oddVBand="0" w:evenVBand="0" w:oddHBand="0" w:evenHBand="0" w:firstRowFirstColumn="0" w:firstRowLastColumn="0" w:lastRowFirstColumn="0" w:lastRowLastColumn="0"/>
                                     <w:rPr>
                                       <w:sz w:val="12"/>
                                     </w:rPr>
@@ -10731,14 +10598,17 @@
                                   <w:pPr>
                                     <w:pStyle w:val="TableParagraph"/>
                                     <w:ind w:left="33"/>
-                                    <w:cnfStyle w:val="010000000000" w:firstRow="0" w:lastRow="1" w:firstColumn="0" w:lastColumn="0" w:oddVBand="0" w:evenVBand="0" w:oddHBand="0" w:evenHBand="0" w:firstRowFirstColumn="0" w:firstRowLastColumn="0" w:lastRowFirstColumn="0" w:lastRowLastColumn="0"/>
-                                    <w:rPr>
+                                    <w:rPr>
+                                      <w:b/>
+                                      <w:bCs/>
                                       <w:sz w:val="12"/>
                                     </w:rPr>
                                   </w:pPr>
                                   <w:proofErr w:type="gramStart"/>
                                   <w:r>
                                     <w:rPr>
+                                      <w:b/>
+                                      <w:bCs/>
                                       <w:sz w:val="12"/>
                                     </w:rPr>
                                     <w:t>{{ destination</w:t>
@@ -10746,6 +10616,8 @@
                                   <w:proofErr w:type="gramEnd"/>
                                   <w:r>
                                     <w:rPr>
+                                      <w:b/>
+                                      <w:bCs/>
                                       <w:sz w:val="12"/>
                                     </w:rPr>
                                     <w:t xml:space="preserve"> }}</w:t>
@@ -10754,7 +10626,6 @@
                               </w:tc>
                               <w:tc>
                                 <w:tcPr>
-                                  <w:cnfStyle w:val="000100000000" w:firstRow="0" w:lastRow="0" w:firstColumn="0" w:lastColumn="1" w:oddVBand="0" w:evenVBand="0" w:oddHBand="0" w:evenHBand="0" w:firstRowFirstColumn="0" w:firstRowLastColumn="0" w:lastRowFirstColumn="0" w:lastRowLastColumn="0"/>
                                   <w:tcW w:w="1700" w:type="dxa"/>
                                   <w:tcBorders>
                                     <w:top w:val="single" w:sz="12" w:space="0" w:color="auto"/>
@@ -10767,16 +10638,48 @@
                                   <w:pPr>
                                     <w:pStyle w:val="TableParagraph"/>
                                     <w:spacing w:before="27"/>
-                                    <w:rPr>
-                                      <w:b w:val="0"/>
-                                      <w:sz w:val="12"/>
-                                    </w:rPr>
-                                  </w:pPr>
-                                  <w:r>
-                                    <w:rPr>
-                                      <w:sz w:val="12"/>
-                                    </w:rPr>
-                                    <w:t xml:space="preserve">   Destination copy</w:t>
+                                    <w:ind w:left="224"/>
+                                    <w:rPr>
+                                      <w:b/>
+                                      <w:bCs/>
+                                      <w:sz w:val="12"/>
+                                    </w:rPr>
+                                  </w:pPr>
+                                  <w:proofErr w:type="gramStart"/>
+                                  <w:r>
+                                    <w:rPr>
+                                      <w:b/>
+                                      <w:bCs/>
+                                      <w:sz w:val="12"/>
+                                    </w:rPr>
+                                    <w:t xml:space="preserve">{{ </w:t>
+                                  </w:r>
+                                  <w:proofErr w:type="spellStart"/>
+                                  <w:r>
+                                    <w:rPr>
+                                      <w:b/>
+                                      <w:bCs/>
+                                      <w:sz w:val="12"/>
+                                    </w:rPr>
+                                    <w:t>copy</w:t>
+                                  </w:r>
+                                  <w:proofErr w:type="gramEnd"/>
+                                  <w:r>
+                                    <w:rPr>
+                                      <w:b/>
+                                      <w:bCs/>
+                                      <w:sz w:val="12"/>
+                                    </w:rPr>
+                                    <w:t>_type</w:t>
+                                  </w:r>
+                                  <w:proofErr w:type="spellEnd"/>
+                                  <w:r>
+                                    <w:rPr>
+                                      <w:b/>
+                                      <w:bCs/>
+                                      <w:sz w:val="12"/>
+                                    </w:rPr>
+                                    <w:t xml:space="preserve"> }}</w:t>
                                   </w:r>
                                 </w:p>
                               </w:tc>
@@ -10786,9 +10689,6 @@
                             <w:pPr>
                               <w:pStyle w:val="BodyText"/>
                             </w:pPr>
-                            <w:r>
-                              <w:t>D</w:t>
-                            </w:r>
                           </w:p>
                         </w:txbxContent>
                       </wps:txbx>
@@ -10814,7 +10714,6 @@
                   <w:txbxContent>
                     <w:tbl>
                       <w:tblPr>
-                        <w:tblStyle w:val="GridTable1Light"/>
                         <w:tblW w:w="0" w:type="auto"/>
                         <w:tblLayout w:type="fixed"/>
                         <w:tblLook w:val="01E0" w:firstRow="1" w:lastRow="1" w:firstColumn="1" w:lastColumn="1" w:noHBand="0" w:noVBand="0"/>
@@ -10829,12 +10728,10 @@
                       </w:tblGrid>
                       <w:tr>
                         <w:trPr>
-                          <w:cnfStyle w:val="100000000000" w:firstRow="1" w:lastRow="0" w:firstColumn="0" w:lastColumn="0" w:oddVBand="0" w:evenVBand="0" w:oddHBand="0" w:evenHBand="0" w:firstRowFirstColumn="0" w:firstRowLastColumn="0" w:lastRowFirstColumn="0" w:lastRowLastColumn="0"/>
                           <w:trHeight w:val="777"/>
                         </w:trPr>
                         <w:tc>
                           <w:tcPr>
-                            <w:cnfStyle w:val="001000000000" w:firstRow="0" w:lastRow="0" w:firstColumn="1" w:lastColumn="0" w:oddVBand="0" w:evenVBand="0" w:oddHBand="0" w:evenHBand="0" w:firstRowFirstColumn="0" w:firstRowLastColumn="0" w:lastRowFirstColumn="0" w:lastRowLastColumn="0"/>
                             <w:tcW w:w="5295" w:type="dxa"/>
                             <w:gridSpan w:val="5"/>
                             <w:tcBorders>
@@ -10851,20 +10748,24 @@
                               <w:ind w:right="1267"/>
                               <w:jc w:val="center"/>
                               <w:rPr>
-                                <w:b w:val="0"/>
-                                <w:bCs w:val="0"/>
+                                <w:b/>
+                                <w:bCs/>
                                 <w:spacing w:val="-45"/>
                                 <w:sz w:val="14"/>
                               </w:rPr>
                             </w:pPr>
                             <w:r>
                               <w:rPr>
+                                <w:b/>
+                                <w:bCs/>
                                 <w:sz w:val="14"/>
                               </w:rPr>
                               <w:t xml:space="preserve">                       Department of Mines and Geology </w:t>
                             </w:r>
                             <w:r>
                               <w:rPr>
+                                <w:b/>
+                                <w:bCs/>
                                 <w:spacing w:val="-45"/>
                                 <w:sz w:val="14"/>
                               </w:rPr>
@@ -10876,64 +10777,42 @@
                               <w:pStyle w:val="TableParagraph"/>
                               <w:spacing w:before="0" w:line="170" w:lineRule="exact"/>
                               <w:rPr>
-                                <w:b w:val="0"/>
-                                <w:bCs w:val="0"/>
+                                <w:b/>
+                                <w:bCs/>
                                 <w:sz w:val="14"/>
                               </w:rPr>
                             </w:pPr>
                             <w:r>
                               <w:rPr>
+                                <w:b/>
+                                <w:bCs/>
                                 <w:sz w:val="14"/>
                               </w:rPr>
-                              <w:t xml:space="preserve">                                 Mineral</w:t>
-                            </w:r>
-                            <w:r>
-                              <w:rPr>
-                                <w:b w:val="0"/>
+                              <w:t xml:space="preserve">                                 Mineral Dispatch Permit </w:t>
+                            </w:r>
+                          </w:p>
+                          <w:p>
+                            <w:pPr>
+                              <w:pStyle w:val="TableParagraph"/>
+                              <w:spacing w:before="0" w:line="170" w:lineRule="exact"/>
+                              <w:rPr>
+                                <w:b/>
+                                <w:bCs/>
                                 <w:sz w:val="14"/>
                               </w:rPr>
-                              <w:t xml:space="preserve"> </w:t>
-                            </w:r>
-                            <w:r>
-                              <w:rPr>
+                            </w:pPr>
+                            <w:r>
+                              <w:rPr>
+                                <w:b/>
+                                <w:bCs/>
                                 <w:sz w:val="14"/>
                               </w:rPr>
-                              <w:t>Dispatch</w:t>
-                            </w:r>
-                            <w:r>
-                              <w:rPr>
-                                <w:b w:val="0"/>
-                                <w:sz w:val="14"/>
-                              </w:rPr>
-                              <w:t xml:space="preserve"> </w:t>
-                            </w:r>
-                            <w:r>
-                              <w:rPr>
-                                <w:sz w:val="14"/>
-                              </w:rPr>
-                              <w:t xml:space="preserve">Permit </w:t>
-                            </w:r>
-                          </w:p>
-                          <w:p>
-                            <w:pPr>
-                              <w:pStyle w:val="TableParagraph"/>
-                              <w:spacing w:before="0" w:line="170" w:lineRule="exact"/>
-                              <w:rPr>
-                                <w:b w:val="0"/>
-                                <w:sz w:val="14"/>
-                              </w:rPr>
-                            </w:pPr>
-                            <w:r>
-                              <w:rPr>
-                                <w:sz w:val="14"/>
-                              </w:rPr>
                               <w:t xml:space="preserve">                           See Rule 42(3) of KMMCR-1994)</w:t>
                             </w:r>
                           </w:p>
                         </w:tc>
                         <w:tc>
                           <w:tcPr>
-                            <w:cnfStyle w:val="000100000000" w:firstRow="0" w:lastRow="0" w:firstColumn="0" w:lastColumn="1" w:oddVBand="0" w:evenVBand="0" w:oddHBand="0" w:evenHBand="0" w:firstRowFirstColumn="0" w:firstRowLastColumn="0" w:lastRowFirstColumn="0" w:lastRowLastColumn="0"/>
                             <w:tcW w:w="1700" w:type="dxa"/>
                             <w:vMerge w:val="restart"/>
                             <w:tcBorders>
@@ -10947,6 +10826,8 @@
                               <w:pStyle w:val="TableParagraph"/>
                               <w:spacing w:before="0"/>
                               <w:rPr>
+                                <w:b/>
+                                <w:bCs/>
                                 <w:sz w:val="16"/>
                               </w:rPr>
                             </w:pPr>
@@ -10956,6 +10837,8 @@
                               <w:pStyle w:val="TableParagraph"/>
                               <w:spacing w:before="0"/>
                               <w:rPr>
+                                <w:b/>
+                                <w:bCs/>
                                 <w:sz w:val="16"/>
                               </w:rPr>
                             </w:pPr>
@@ -10965,6 +10848,8 @@
                               <w:pStyle w:val="TableParagraph"/>
                               <w:spacing w:before="6"/>
                               <w:rPr>
+                                <w:b/>
+                                <w:bCs/>
                                 <w:sz w:val="13"/>
                               </w:rPr>
                             </w:pPr>
@@ -10976,8 +10861,8 @@
                               <w:ind w:left="577" w:right="234" w:hanging="353"/>
                               <w:jc w:val="center"/>
                               <w:rPr>
-                                <w:b w:val="0"/>
-                                <w:bCs w:val="0"/>
+                                <w:b/>
+                                <w:bCs/>
                                 <w:sz w:val="14"/>
                               </w:rPr>
                             </w:pPr>
@@ -10989,8 +10874,8 @@
                               <w:ind w:left="577" w:right="234" w:hanging="353"/>
                               <w:jc w:val="center"/>
                               <w:rPr>
-                                <w:b w:val="0"/>
-                                <w:bCs w:val="0"/>
+                                <w:b/>
+                                <w:bCs/>
                                 <w:sz w:val="14"/>
                               </w:rPr>
                             </w:pPr>
@@ -11002,8 +10887,8 @@
                               <w:ind w:left="577" w:right="234" w:hanging="353"/>
                               <w:jc w:val="center"/>
                               <w:rPr>
-                                <w:b w:val="0"/>
-                                <w:bCs w:val="0"/>
+                                <w:b/>
+                                <w:bCs/>
                                 <w:sz w:val="14"/>
                               </w:rPr>
                             </w:pPr>
@@ -11015,8 +10900,8 @@
                               <w:ind w:left="577" w:right="234" w:hanging="353"/>
                               <w:jc w:val="center"/>
                               <w:rPr>
-                                <w:b w:val="0"/>
-                                <w:bCs w:val="0"/>
+                                <w:b/>
+                                <w:bCs/>
                                 <w:sz w:val="14"/>
                               </w:rPr>
                             </w:pPr>
@@ -11028,22 +10913,24 @@
                               <w:ind w:right="234"/>
                               <w:jc w:val="center"/>
                               <w:rPr>
-                                <w:b w:val="0"/>
-                                <w:bCs w:val="0"/>
+                                <w:b/>
+                                <w:bCs/>
                                 <w:spacing w:val="-45"/>
                                 <w:sz w:val="14"/>
                               </w:rPr>
                             </w:pPr>
                             <w:r>
                               <w:rPr>
+                                <w:b/>
+                                <w:bCs/>
                                 <w:sz w:val="14"/>
                               </w:rPr>
                               <w:t>Sign &amp; Seal of</w:t>
                             </w:r>
                             <w:r>
                               <w:rPr>
-                                <w:b w:val="0"/>
-                                <w:bCs w:val="0"/>
+                                <w:b/>
+                                <w:bCs/>
                                 <w:spacing w:val="-45"/>
                                 <w:sz w:val="14"/>
                               </w:rPr>
@@ -11051,12 +10938,16 @@
                             </w:r>
                             <w:r>
                               <w:rPr>
+                                <w:b/>
+                                <w:bCs/>
                                 <w:sz w:val="14"/>
                               </w:rPr>
                               <w:t>Le</w:t>
                             </w:r>
                             <w:r>
                               <w:rPr>
+                                <w:b/>
+                                <w:bCs/>
                                 <w:sz w:val="14"/>
                               </w:rPr>
                               <w:t>ase Holder</w:t>
@@ -11070,7 +10961,6 @@
                         </w:trPr>
                         <w:tc>
                           <w:tcPr>
-                            <w:cnfStyle w:val="001000000000" w:firstRow="0" w:lastRow="0" w:firstColumn="1" w:lastColumn="0" w:oddVBand="0" w:evenVBand="0" w:oddHBand="0" w:evenHBand="0" w:firstRowFirstColumn="0" w:firstRowLastColumn="0" w:lastRowFirstColumn="0" w:lastRowLastColumn="0"/>
                             <w:tcW w:w="1515" w:type="dxa"/>
                             <w:tcBorders>
                               <w:top w:val="single" w:sz="12" w:space="0" w:color="auto"/>
@@ -11138,7 +11028,6 @@
                               <w:spacing w:before="17"/>
                               <w:ind w:right="19"/>
                               <w:jc w:val="right"/>
-                              <w:cnfStyle w:val="000000000000" w:firstRow="0" w:lastRow="0" w:firstColumn="0" w:lastColumn="0" w:oddVBand="0" w:evenVBand="0" w:oddHBand="0" w:evenHBand="0" w:firstRowFirstColumn="0" w:firstRowLastColumn="0" w:lastRowFirstColumn="0" w:lastRowLastColumn="0"/>
                               <w:rPr>
                                 <w:b/>
                                 <w:bCs/>
@@ -11171,7 +11060,6 @@
                               <w:pStyle w:val="TableParagraph"/>
                               <w:spacing w:before="22"/>
                               <w:ind w:left="33"/>
-                              <w:cnfStyle w:val="000000000000" w:firstRow="0" w:lastRow="0" w:firstColumn="0" w:lastColumn="0" w:oddVBand="0" w:evenVBand="0" w:oddHBand="0" w:evenHBand="0" w:firstRowFirstColumn="0" w:firstRowLastColumn="0" w:lastRowFirstColumn="0" w:lastRowLastColumn="0"/>
                               <w:rPr>
                                 <w:sz w:val="12"/>
                               </w:rPr>
@@ -11221,7 +11109,6 @@
                               <w:pStyle w:val="TableParagraph"/>
                               <w:spacing w:before="22"/>
                               <w:ind w:left="47"/>
-                              <w:cnfStyle w:val="000000000000" w:firstRow="0" w:lastRow="0" w:firstColumn="0" w:lastColumn="0" w:oddVBand="0" w:evenVBand="0" w:oddHBand="0" w:evenHBand="0" w:firstRowFirstColumn="0" w:firstRowLastColumn="0" w:lastRowFirstColumn="0" w:lastRowLastColumn="0"/>
                               <w:rPr>
                                 <w:sz w:val="12"/>
                               </w:rPr>
@@ -11244,13 +11131,7 @@
                               <w:rPr>
                                 <w:sz w:val="12"/>
                               </w:rPr>
-                              <w:t>No</w:t>
-                            </w:r>
-                            <w:r>
-                              <w:rPr>
-                                <w:sz w:val="12"/>
-                              </w:rPr>
-                              <w:t xml:space="preserve"> :</w:t>
+                              <w:t>No :</w:t>
                             </w:r>
                             <w:proofErr w:type="gramEnd"/>
                             <w:r>
@@ -11291,7 +11172,6 @@
                         </w:tc>
                         <w:tc>
                           <w:tcPr>
-                            <w:cnfStyle w:val="000100000000" w:firstRow="0" w:lastRow="0" w:firstColumn="0" w:lastColumn="1" w:oddVBand="0" w:evenVBand="0" w:oddHBand="0" w:evenHBand="0" w:firstRowFirstColumn="0" w:firstRowLastColumn="0" w:lastRowFirstColumn="0" w:lastRowLastColumn="0"/>
                             <w:tcW w:w="1700" w:type="dxa"/>
                             <w:vMerge/>
                             <w:tcBorders>
@@ -11315,7 +11195,6 @@
                         </w:trPr>
                         <w:tc>
                           <w:tcPr>
-                            <w:cnfStyle w:val="001000000000" w:firstRow="0" w:lastRow="0" w:firstColumn="1" w:lastColumn="0" w:oddVBand="0" w:evenVBand="0" w:oddHBand="0" w:evenHBand="0" w:firstRowFirstColumn="0" w:firstRowLastColumn="0" w:lastRowFirstColumn="0" w:lastRowLastColumn="0"/>
                             <w:tcW w:w="1515" w:type="dxa"/>
                             <w:tcBorders>
                               <w:top w:val="single" w:sz="12" w:space="0" w:color="auto"/>
@@ -11356,7 +11235,6 @@
                               <w:spacing w:before="37"/>
                               <w:ind w:right="19"/>
                               <w:jc w:val="right"/>
-                              <w:cnfStyle w:val="000000000000" w:firstRow="0" w:lastRow="0" w:firstColumn="0" w:lastColumn="0" w:oddVBand="0" w:evenVBand="0" w:oddHBand="0" w:evenHBand="0" w:firstRowFirstColumn="0" w:firstRowLastColumn="0" w:lastRowFirstColumn="0" w:lastRowLastColumn="0"/>
                               <w:rPr>
                                 <w:b/>
                                 <w:bCs/>
@@ -11386,7 +11264,6 @@
                             <w:pPr>
                               <w:pStyle w:val="TableParagraph"/>
                               <w:ind w:left="33"/>
-                              <w:cnfStyle w:val="000000000000" w:firstRow="0" w:lastRow="0" w:firstColumn="0" w:lastColumn="0" w:oddVBand="0" w:evenVBand="0" w:oddHBand="0" w:evenHBand="0" w:firstRowFirstColumn="0" w:firstRowLastColumn="0" w:lastRowFirstColumn="0" w:lastRowLastColumn="0"/>
                               <w:rPr>
                                 <w:sz w:val="12"/>
                               </w:rPr>
@@ -11455,7 +11332,6 @@
                             <w:pPr>
                               <w:pStyle w:val="TableParagraph"/>
                               <w:ind w:left="33"/>
-                              <w:cnfStyle w:val="000000000000" w:firstRow="0" w:lastRow="0" w:firstColumn="0" w:lastColumn="0" w:oddVBand="0" w:evenVBand="0" w:oddHBand="0" w:evenHBand="0" w:firstRowFirstColumn="0" w:firstRowLastColumn="0" w:lastRowFirstColumn="0" w:lastRowLastColumn="0"/>
                               <w:rPr>
                                 <w:sz w:val="12"/>
                               </w:rPr>
@@ -11470,7 +11346,6 @@
                         </w:tc>
                         <w:tc>
                           <w:tcPr>
-                            <w:cnfStyle w:val="000100000000" w:firstRow="0" w:lastRow="0" w:firstColumn="0" w:lastColumn="1" w:oddVBand="0" w:evenVBand="0" w:oddHBand="0" w:evenHBand="0" w:firstRowFirstColumn="0" w:firstRowLastColumn="0" w:lastRowFirstColumn="0" w:lastRowLastColumn="0"/>
                             <w:tcW w:w="1700" w:type="dxa"/>
                             <w:vMerge/>
                             <w:tcBorders>
@@ -11494,7 +11369,6 @@
                         </w:trPr>
                         <w:tc>
                           <w:tcPr>
-                            <w:cnfStyle w:val="001000000000" w:firstRow="0" w:lastRow="0" w:firstColumn="1" w:lastColumn="0" w:oddVBand="0" w:evenVBand="0" w:oddHBand="0" w:evenHBand="0" w:firstRowFirstColumn="0" w:firstRowLastColumn="0" w:lastRowFirstColumn="0" w:lastRowLastColumn="0"/>
                             <w:tcW w:w="1515" w:type="dxa"/>
                             <w:tcBorders>
                               <w:top w:val="single" w:sz="12" w:space="0" w:color="auto"/>
@@ -11536,7 +11410,6 @@
                               <w:spacing w:before="37"/>
                               <w:ind w:right="19"/>
                               <w:jc w:val="right"/>
-                              <w:cnfStyle w:val="000000000000" w:firstRow="0" w:lastRow="0" w:firstColumn="0" w:lastColumn="0" w:oddVBand="0" w:evenVBand="0" w:oddHBand="0" w:evenHBand="0" w:firstRowFirstColumn="0" w:firstRowLastColumn="0" w:lastRowFirstColumn="0" w:lastRowLastColumn="0"/>
                               <w:rPr>
                                 <w:b/>
                                 <w:bCs/>
@@ -11568,7 +11441,6 @@
                             <w:pPr>
                               <w:pStyle w:val="TableParagraph"/>
                               <w:ind w:left="33"/>
-                              <w:cnfStyle w:val="000000000000" w:firstRow="0" w:lastRow="0" w:firstColumn="0" w:lastColumn="0" w:oddVBand="0" w:evenVBand="0" w:oddHBand="0" w:evenHBand="0" w:firstRowFirstColumn="0" w:firstRowLastColumn="0" w:lastRowFirstColumn="0" w:lastRowLastColumn="0"/>
                               <w:rPr>
                                 <w:sz w:val="12"/>
                               </w:rPr>
@@ -11616,7 +11488,6 @@
                           <w:p>
                             <w:pPr>
                               <w:pStyle w:val="TableParagraph"/>
-                              <w:cnfStyle w:val="000000000000" w:firstRow="0" w:lastRow="0" w:firstColumn="0" w:lastColumn="0" w:oddVBand="0" w:evenVBand="0" w:oddHBand="0" w:evenHBand="0" w:firstRowFirstColumn="0" w:firstRowLastColumn="0" w:lastRowFirstColumn="0" w:lastRowLastColumn="0"/>
                               <w:rPr>
                                 <w:sz w:val="12"/>
                               </w:rPr>
@@ -11645,7 +11516,6 @@
                         </w:tc>
                         <w:tc>
                           <w:tcPr>
-                            <w:cnfStyle w:val="000100000000" w:firstRow="0" w:lastRow="0" w:firstColumn="0" w:lastColumn="1" w:oddVBand="0" w:evenVBand="0" w:oddHBand="0" w:evenHBand="0" w:firstRowFirstColumn="0" w:firstRowLastColumn="0" w:lastRowFirstColumn="0" w:lastRowLastColumn="0"/>
                             <w:tcW w:w="1700" w:type="dxa"/>
                             <w:vMerge/>
                             <w:tcBorders>
@@ -11670,7 +11540,6 @@
                         </w:trPr>
                         <w:tc>
                           <w:tcPr>
-                            <w:cnfStyle w:val="001000000000" w:firstRow="0" w:lastRow="0" w:firstColumn="1" w:lastColumn="0" w:oddVBand="0" w:evenVBand="0" w:oddHBand="0" w:evenHBand="0" w:firstRowFirstColumn="0" w:firstRowLastColumn="0" w:lastRowFirstColumn="0" w:lastRowLastColumn="0"/>
                             <w:tcW w:w="1515" w:type="dxa"/>
                             <w:tcBorders>
                               <w:top w:val="single" w:sz="12" w:space="0" w:color="auto"/>
@@ -11725,7 +11594,6 @@
                               <w:spacing w:before="37"/>
                               <w:ind w:right="19"/>
                               <w:jc w:val="right"/>
-                              <w:cnfStyle w:val="000000000000" w:firstRow="0" w:lastRow="0" w:firstColumn="0" w:lastColumn="0" w:oddVBand="0" w:evenVBand="0" w:oddHBand="0" w:evenHBand="0" w:firstRowFirstColumn="0" w:firstRowLastColumn="0" w:lastRowFirstColumn="0" w:lastRowLastColumn="0"/>
                               <w:rPr>
                                 <w:b/>
                                 <w:bCs/>
@@ -11757,7 +11625,6 @@
                             <w:pPr>
                               <w:pStyle w:val="TableParagraph"/>
                               <w:ind w:left="33"/>
-                              <w:cnfStyle w:val="000000000000" w:firstRow="0" w:lastRow="0" w:firstColumn="0" w:lastColumn="0" w:oddVBand="0" w:evenVBand="0" w:oddHBand="0" w:evenHBand="0" w:firstRowFirstColumn="0" w:firstRowLastColumn="0" w:lastRowFirstColumn="0" w:lastRowLastColumn="0"/>
                               <w:rPr>
                                 <w:b/>
                                 <w:bCs/>
@@ -11804,7 +11671,6 @@
                         </w:tc>
                         <w:tc>
                           <w:tcPr>
-                            <w:cnfStyle w:val="000100000000" w:firstRow="0" w:lastRow="0" w:firstColumn="0" w:lastColumn="1" w:oddVBand="0" w:evenVBand="0" w:oddHBand="0" w:evenHBand="0" w:firstRowFirstColumn="0" w:firstRowLastColumn="0" w:lastRowFirstColumn="0" w:lastRowLastColumn="0"/>
                             <w:tcW w:w="3410" w:type="dxa"/>
                             <w:gridSpan w:val="2"/>
                             <w:tcBorders>
@@ -11819,23 +11685,19 @@
                               <w:ind w:left="47"/>
                               <w:jc w:val="both"/>
                               <w:rPr>
-                                <w:b w:val="0"/>
-                                <w:bCs w:val="0"/>
-                                <w:sz w:val="12"/>
-                              </w:rPr>
-                            </w:pPr>
-                            <w:r>
-                              <w:rPr>
-                                <w:b w:val="0"/>
-                                <w:bCs w:val="0"/>
+                                <w:b/>
+                                <w:bCs/>
+                                <w:sz w:val="12"/>
+                              </w:rPr>
+                            </w:pPr>
+                            <w:r>
+                              <w:rPr>
                                 <w:sz w:val="12"/>
                               </w:rPr>
                               <w:t>Type</w:t>
                             </w:r>
                             <w:r>
                               <w:rPr>
-                                <w:b w:val="0"/>
-                                <w:bCs w:val="0"/>
                                 <w:spacing w:val="-4"/>
                                 <w:sz w:val="12"/>
                               </w:rPr>
@@ -11843,16 +11705,12 @@
                             </w:r>
                             <w:r>
                               <w:rPr>
-                                <w:b w:val="0"/>
-                                <w:bCs w:val="0"/>
                                 <w:sz w:val="12"/>
                               </w:rPr>
                               <w:t>of</w:t>
                             </w:r>
                             <w:r>
                               <w:rPr>
-                                <w:b w:val="0"/>
-                                <w:bCs w:val="0"/>
                                 <w:spacing w:val="-3"/>
                                 <w:sz w:val="12"/>
                               </w:rPr>
@@ -11860,16 +11718,12 @@
                             </w:r>
                             <w:r>
                               <w:rPr>
-                                <w:b w:val="0"/>
-                                <w:bCs w:val="0"/>
                                 <w:sz w:val="12"/>
                               </w:rPr>
                               <w:t>Land:</w:t>
                             </w:r>
                             <w:r>
                               <w:rPr>
-                                <w:b w:val="0"/>
-                                <w:bCs w:val="0"/>
                                 <w:spacing w:val="-3"/>
                                 <w:sz w:val="12"/>
                               </w:rPr>
@@ -11878,8 +11732,6 @@
                             <w:proofErr w:type="gramStart"/>
                             <w:r>
                               <w:rPr>
-                                <w:b w:val="0"/>
-                                <w:bCs w:val="0"/>
                                 <w:sz w:val="12"/>
                               </w:rPr>
                               <w:t xml:space="preserve">{{ </w:t>
@@ -11887,8 +11739,6 @@
                             <w:proofErr w:type="spellStart"/>
                             <w:r>
                               <w:rPr>
-                                <w:b w:val="0"/>
-                                <w:bCs w:val="0"/>
                                 <w:sz w:val="12"/>
                               </w:rPr>
                               <w:t>type</w:t>
@@ -11896,8 +11746,6 @@
                             <w:proofErr w:type="gramEnd"/>
                             <w:r>
                               <w:rPr>
-                                <w:b w:val="0"/>
-                                <w:bCs w:val="0"/>
                                 <w:sz w:val="12"/>
                               </w:rPr>
                               <w:t>_of_land</w:t>
@@ -11905,8 +11753,6 @@
                             <w:proofErr w:type="spellEnd"/>
                             <w:r>
                               <w:rPr>
-                                <w:b w:val="0"/>
-                                <w:bCs w:val="0"/>
                                 <w:sz w:val="12"/>
                               </w:rPr>
                               <w:t xml:space="preserve"> }}</w:t>
@@ -11920,7 +11766,6 @@
                         </w:trPr>
                         <w:tc>
                           <w:tcPr>
-                            <w:cnfStyle w:val="001000000000" w:firstRow="0" w:lastRow="0" w:firstColumn="1" w:lastColumn="0" w:oddVBand="0" w:evenVBand="0" w:oddHBand="0" w:evenHBand="0" w:firstRowFirstColumn="0" w:firstRowLastColumn="0" w:lastRowFirstColumn="0" w:lastRowLastColumn="0"/>
                             <w:tcW w:w="1515" w:type="dxa"/>
                             <w:tcBorders>
                               <w:top w:val="single" w:sz="12" w:space="0" w:color="auto"/>
@@ -11962,7 +11807,6 @@
                               <w:spacing w:before="17"/>
                               <w:ind w:right="19"/>
                               <w:jc w:val="right"/>
-                              <w:cnfStyle w:val="000000000000" w:firstRow="0" w:lastRow="0" w:firstColumn="0" w:lastColumn="0" w:oddVBand="0" w:evenVBand="0" w:oddHBand="0" w:evenHBand="0" w:firstRowFirstColumn="0" w:firstRowLastColumn="0" w:lastRowFirstColumn="0" w:lastRowLastColumn="0"/>
                               <w:rPr>
                                 <w:b/>
                                 <w:bCs/>
@@ -11995,7 +11839,6 @@
                               <w:pStyle w:val="TableParagraph"/>
                               <w:spacing w:before="22"/>
                               <w:ind w:left="75"/>
-                              <w:cnfStyle w:val="000000000000" w:firstRow="0" w:lastRow="0" w:firstColumn="0" w:lastColumn="0" w:oddVBand="0" w:evenVBand="0" w:oddHBand="0" w:evenHBand="0" w:firstRowFirstColumn="0" w:firstRowLastColumn="0" w:lastRowFirstColumn="0" w:lastRowLastColumn="0"/>
                               <w:rPr>
                                 <w:sz w:val="12"/>
                               </w:rPr>
@@ -12010,7 +11853,6 @@
                         </w:tc>
                         <w:tc>
                           <w:tcPr>
-                            <w:cnfStyle w:val="000100000000" w:firstRow="0" w:lastRow="0" w:firstColumn="0" w:lastColumn="1" w:oddVBand="0" w:evenVBand="0" w:oddHBand="0" w:evenHBand="0" w:firstRowFirstColumn="0" w:firstRowLastColumn="0" w:lastRowFirstColumn="0" w:lastRowLastColumn="0"/>
                             <w:tcW w:w="3410" w:type="dxa"/>
                             <w:gridSpan w:val="2"/>
                             <w:tcBorders>
@@ -12047,59 +11889,39 @@
                               <w:rPr>
                                 <w:sz w:val="12"/>
                               </w:rPr>
-                              <w:t>No</w:t>
-                            </w:r>
+                              <w:t>No :</w:t>
+                            </w:r>
+                            <w:proofErr w:type="gramEnd"/>
                             <w:r>
                               <w:rPr>
                                 <w:sz w:val="12"/>
                               </w:rPr>
                               <w:t xml:space="preserve"> </w:t>
                             </w:r>
-                            <w:r>
-                              <w:rPr>
-                                <w:sz w:val="12"/>
-                              </w:rPr>
-                              <w:t>:</w:t>
+                            <w:proofErr w:type="gramStart"/>
+                            <w:r>
+                              <w:rPr>
+                                <w:sz w:val="12"/>
+                              </w:rPr>
+                              <w:t xml:space="preserve">{{ </w:t>
+                            </w:r>
+                            <w:proofErr w:type="spellStart"/>
+                            <w:r>
+                              <w:rPr>
+                                <w:sz w:val="12"/>
+                              </w:rPr>
+                              <w:t>gst</w:t>
                             </w:r>
                             <w:proofErr w:type="gramEnd"/>
                             <w:r>
                               <w:rPr>
                                 <w:sz w:val="12"/>
                               </w:rPr>
-                              <w:t xml:space="preserve"> </w:t>
-                            </w:r>
-                            <w:proofErr w:type="gramStart"/>
-                            <w:r>
-                              <w:rPr>
-                                <w:b w:val="0"/>
-                                <w:bCs w:val="0"/>
-                                <w:sz w:val="12"/>
-                              </w:rPr>
-                              <w:t xml:space="preserve">{{ </w:t>
-                            </w:r>
-                            <w:proofErr w:type="spellStart"/>
-                            <w:r>
-                              <w:rPr>
-                                <w:b w:val="0"/>
-                                <w:bCs w:val="0"/>
-                                <w:sz w:val="12"/>
-                              </w:rPr>
-                              <w:t>gst</w:t>
-                            </w:r>
-                            <w:proofErr w:type="gramEnd"/>
-                            <w:r>
-                              <w:rPr>
-                                <w:b w:val="0"/>
-                                <w:bCs w:val="0"/>
-                                <w:sz w:val="12"/>
-                              </w:rPr>
                               <w:t>_no</w:t>
                             </w:r>
                             <w:proofErr w:type="spellEnd"/>
                             <w:r>
                               <w:rPr>
-                                <w:b w:val="0"/>
-                                <w:bCs w:val="0"/>
                                 <w:sz w:val="12"/>
                               </w:rPr>
                               <w:t xml:space="preserve"> }}</w:t>
@@ -12113,7 +11935,6 @@
                         </w:trPr>
                         <w:tc>
                           <w:tcPr>
-                            <w:cnfStyle w:val="001000000000" w:firstRow="0" w:lastRow="0" w:firstColumn="1" w:lastColumn="0" w:oddVBand="0" w:evenVBand="0" w:oddHBand="0" w:evenHBand="0" w:firstRowFirstColumn="0" w:firstRowLastColumn="0" w:lastRowFirstColumn="0" w:lastRowLastColumn="0"/>
                             <w:tcW w:w="1515" w:type="dxa"/>
                             <w:tcBorders>
                               <w:top w:val="single" w:sz="12" w:space="0" w:color="auto"/>
@@ -12154,7 +11975,6 @@
                               <w:spacing w:before="37"/>
                               <w:ind w:right="19"/>
                               <w:jc w:val="right"/>
-                              <w:cnfStyle w:val="000000000000" w:firstRow="0" w:lastRow="0" w:firstColumn="0" w:lastColumn="0" w:oddVBand="0" w:evenVBand="0" w:oddHBand="0" w:evenHBand="0" w:firstRowFirstColumn="0" w:firstRowLastColumn="0" w:lastRowFirstColumn="0" w:lastRowLastColumn="0"/>
                               <w:rPr>
                                 <w:b/>
                                 <w:bCs/>
@@ -12186,7 +12006,6 @@
                             <w:pPr>
                               <w:pStyle w:val="TableParagraph"/>
                               <w:ind w:left="33"/>
-                              <w:cnfStyle w:val="000000000000" w:firstRow="0" w:lastRow="0" w:firstColumn="0" w:lastColumn="0" w:oddVBand="0" w:evenVBand="0" w:oddHBand="0" w:evenHBand="0" w:firstRowFirstColumn="0" w:firstRowLastColumn="0" w:lastRowFirstColumn="0" w:lastRowLastColumn="0"/>
                               <w:rPr>
                                 <w:sz w:val="12"/>
                               </w:rPr>
@@ -12223,7 +12042,6 @@
                         </w:tc>
                         <w:tc>
                           <w:tcPr>
-                            <w:cnfStyle w:val="000100000000" w:firstRow="0" w:lastRow="0" w:firstColumn="0" w:lastColumn="1" w:oddVBand="0" w:evenVBand="0" w:oddHBand="0" w:evenHBand="0" w:firstRowFirstColumn="0" w:firstRowLastColumn="0" w:lastRowFirstColumn="0" w:lastRowLastColumn="0"/>
                             <w:tcW w:w="3410" w:type="dxa"/>
                             <w:gridSpan w:val="2"/>
                             <w:tcBorders>
@@ -12238,30 +12056,18 @@
                               <w:pStyle w:val="TableParagraph"/>
                               <w:ind w:left="47"/>
                               <w:rPr>
-                                <w:b w:val="0"/>
-                                <w:bCs w:val="0"/>
-                                <w:sz w:val="12"/>
-                              </w:rPr>
-                            </w:pPr>
-                            <w:r>
-                              <w:rPr>
-                                <w:sz w:val="12"/>
-                              </w:rPr>
-                              <w:t>Loading Place</w:t>
-                            </w:r>
-                            <w:r>
-                              <w:rPr>
-                                <w:b w:val="0"/>
-                                <w:bCs w:val="0"/>
-                                <w:sz w:val="12"/>
-                              </w:rPr>
-                              <w:t xml:space="preserve">: </w:t>
+                                <w:sz w:val="12"/>
+                              </w:rPr>
+                            </w:pPr>
+                            <w:r>
+                              <w:rPr>
+                                <w:sz w:val="12"/>
+                              </w:rPr>
+                              <w:t xml:space="preserve">Loading Place: </w:t>
                             </w:r>
                             <w:proofErr w:type="gramStart"/>
                             <w:r>
                               <w:rPr>
-                                <w:b w:val="0"/>
-                                <w:bCs w:val="0"/>
                                 <w:sz w:val="12"/>
                               </w:rPr>
                               <w:t xml:space="preserve">{{ </w:t>
@@ -12269,8 +12075,6 @@
                             <w:proofErr w:type="spellStart"/>
                             <w:r>
                               <w:rPr>
-                                <w:b w:val="0"/>
-                                <w:bCs w:val="0"/>
                                 <w:sz w:val="12"/>
                               </w:rPr>
                               <w:t>loading</w:t>
@@ -12278,8 +12082,6 @@
                             <w:proofErr w:type="gramEnd"/>
                             <w:r>
                               <w:rPr>
-                                <w:b w:val="0"/>
-                                <w:bCs w:val="0"/>
                                 <w:sz w:val="12"/>
                               </w:rPr>
                               <w:t>_place</w:t>
@@ -12287,8 +12089,6 @@
                             <w:proofErr w:type="spellEnd"/>
                             <w:r>
                               <w:rPr>
-                                <w:b w:val="0"/>
-                                <w:bCs w:val="0"/>
                                 <w:sz w:val="12"/>
                               </w:rPr>
                               <w:t xml:space="preserve"> }}</w:t>
@@ -12302,7 +12102,6 @@
                         </w:trPr>
                         <w:tc>
                           <w:tcPr>
-                            <w:cnfStyle w:val="001000000000" w:firstRow="0" w:lastRow="0" w:firstColumn="1" w:lastColumn="0" w:oddVBand="0" w:evenVBand="0" w:oddHBand="0" w:evenHBand="0" w:firstRowFirstColumn="0" w:firstRowLastColumn="0" w:lastRowFirstColumn="0" w:lastRowLastColumn="0"/>
                             <w:tcW w:w="1515" w:type="dxa"/>
                             <w:tcBorders>
                               <w:top w:val="single" w:sz="12" w:space="0" w:color="auto"/>
@@ -12316,7 +12115,7 @@
                               <w:pStyle w:val="TableParagraph"/>
                               <w:ind w:left="46"/>
                               <w:rPr>
-                                <w:b w:val="0"/>
+                                <w:b/>
                                 <w:sz w:val="12"/>
                               </w:rPr>
                             </w:pPr>
@@ -12344,7 +12143,6 @@
                               <w:spacing w:before="37"/>
                               <w:ind w:right="19"/>
                               <w:jc w:val="right"/>
-                              <w:cnfStyle w:val="000000000000" w:firstRow="0" w:lastRow="0" w:firstColumn="0" w:lastColumn="0" w:oddVBand="0" w:evenVBand="0" w:oddHBand="0" w:evenHBand="0" w:firstRowFirstColumn="0" w:firstRowLastColumn="0" w:lastRowFirstColumn="0" w:lastRowLastColumn="0"/>
                               <w:rPr>
                                 <w:b/>
                                 <w:bCs/>
@@ -12376,7 +12174,6 @@
                             <w:pPr>
                               <w:pStyle w:val="TableParagraph"/>
                               <w:ind w:left="33"/>
-                              <w:cnfStyle w:val="000000000000" w:firstRow="0" w:lastRow="0" w:firstColumn="0" w:lastColumn="0" w:oddVBand="0" w:evenVBand="0" w:oddHBand="0" w:evenHBand="0" w:firstRowFirstColumn="0" w:firstRowLastColumn="0" w:lastRowFirstColumn="0" w:lastRowLastColumn="0"/>
                               <w:rPr>
                                 <w:sz w:val="12"/>
                               </w:rPr>
@@ -12411,7 +12208,6 @@
                             <w:pPr>
                               <w:pStyle w:val="TableParagraph"/>
                               <w:ind w:left="47"/>
-                              <w:cnfStyle w:val="000000000000" w:firstRow="0" w:lastRow="0" w:firstColumn="0" w:lastColumn="0" w:oddVBand="0" w:evenVBand="0" w:oddHBand="0" w:evenHBand="0" w:firstRowFirstColumn="0" w:firstRowLastColumn="0" w:lastRowFirstColumn="0" w:lastRowLastColumn="0"/>
                               <w:rPr>
                                 <w:sz w:val="12"/>
                               </w:rPr>
@@ -12474,7 +12270,6 @@
                         </w:tc>
                         <w:tc>
                           <w:tcPr>
-                            <w:cnfStyle w:val="000100000000" w:firstRow="0" w:lastRow="0" w:firstColumn="0" w:lastColumn="1" w:oddVBand="0" w:evenVBand="0" w:oddHBand="0" w:evenHBand="0" w:firstRowFirstColumn="0" w:firstRowLastColumn="0" w:lastRowFirstColumn="0" w:lastRowLastColumn="0"/>
                             <w:tcW w:w="1700" w:type="dxa"/>
                             <w:vMerge w:val="restart"/>
                             <w:tcBorders>
@@ -12488,6 +12283,8 @@
                               <w:pStyle w:val="TableParagraph"/>
                               <w:spacing w:before="0"/>
                               <w:rPr>
+                                <w:b/>
+                                <w:bCs/>
                                 <w:sz w:val="16"/>
                               </w:rPr>
                             </w:pPr>
@@ -12497,6 +12294,8 @@
                               <w:pStyle w:val="TableParagraph"/>
                               <w:spacing w:before="0"/>
                               <w:rPr>
+                                <w:b/>
+                                <w:bCs/>
                                 <w:sz w:val="16"/>
                               </w:rPr>
                             </w:pPr>
@@ -12506,6 +12305,8 @@
                               <w:pStyle w:val="TableParagraph"/>
                               <w:spacing w:before="0"/>
                               <w:rPr>
+                                <w:b/>
+                                <w:bCs/>
                                 <w:sz w:val="16"/>
                               </w:rPr>
                             </w:pPr>
@@ -12515,6 +12316,8 @@
                               <w:pStyle w:val="TableParagraph"/>
                               <w:spacing w:before="7"/>
                               <w:rPr>
+                                <w:b/>
+                                <w:bCs/>
                                 <w:sz w:val="19"/>
                               </w:rPr>
                             </w:pPr>
@@ -12526,18 +12329,23 @@
                               <w:ind w:left="224" w:right="251"/>
                               <w:jc w:val="center"/>
                               <w:rPr>
-                                <w:b w:val="0"/>
+                                <w:b/>
+                                <w:bCs/>
                                 <w:sz w:val="14"/>
                               </w:rPr>
                             </w:pPr>
                             <w:r>
                               <w:rPr>
+                                <w:b/>
+                                <w:bCs/>
                                 <w:sz w:val="14"/>
                               </w:rPr>
                               <w:t>Sign &amp; Seal of</w:t>
                             </w:r>
                             <w:r>
                               <w:rPr>
+                                <w:b/>
+                                <w:bCs/>
                                 <w:spacing w:val="-45"/>
                                 <w:sz w:val="14"/>
                               </w:rPr>
@@ -12545,6 +12353,8 @@
                             </w:r>
                             <w:r>
                               <w:rPr>
+                                <w:b/>
+                                <w:bCs/>
                                 <w:sz w:val="14"/>
                               </w:rPr>
                               <w:t>Check</w:t>
@@ -12557,12 +12367,15 @@
                               <w:ind w:left="224" w:right="205"/>
                               <w:jc w:val="center"/>
                               <w:rPr>
-                                <w:b w:val="0"/>
+                                <w:b/>
+                                <w:bCs/>
                                 <w:sz w:val="14"/>
                               </w:rPr>
                             </w:pPr>
                             <w:r>
                               <w:rPr>
+                                <w:b/>
+                                <w:bCs/>
                                 <w:sz w:val="14"/>
                               </w:rPr>
                               <w:t>Post Officer</w:t>
@@ -12576,7 +12389,6 @@
                         </w:trPr>
                         <w:tc>
                           <w:tcPr>
-                            <w:cnfStyle w:val="001000000000" w:firstRow="0" w:lastRow="0" w:firstColumn="1" w:lastColumn="0" w:oddVBand="0" w:evenVBand="0" w:oddHBand="0" w:evenHBand="0" w:firstRowFirstColumn="0" w:firstRowLastColumn="0" w:lastRowFirstColumn="0" w:lastRowLastColumn="0"/>
                             <w:tcW w:w="1515" w:type="dxa"/>
                             <w:tcBorders>
                               <w:top w:val="single" w:sz="12" w:space="0" w:color="auto"/>
@@ -12644,7 +12456,6 @@
                               <w:spacing w:before="17"/>
                               <w:ind w:right="19"/>
                               <w:jc w:val="right"/>
-                              <w:cnfStyle w:val="000000000000" w:firstRow="0" w:lastRow="0" w:firstColumn="0" w:lastColumn="0" w:oddVBand="0" w:evenVBand="0" w:oddHBand="0" w:evenHBand="0" w:firstRowFirstColumn="0" w:firstRowLastColumn="0" w:lastRowFirstColumn="0" w:lastRowLastColumn="0"/>
                               <w:rPr>
                                 <w:b/>
                                 <w:bCs/>
@@ -12676,7 +12487,6 @@
                               <w:pStyle w:val="TableParagraph"/>
                               <w:spacing w:before="22"/>
                               <w:ind w:left="33"/>
-                              <w:cnfStyle w:val="000000000000" w:firstRow="0" w:lastRow="0" w:firstColumn="0" w:lastColumn="0" w:oddVBand="0" w:evenVBand="0" w:oddHBand="0" w:evenHBand="0" w:firstRowFirstColumn="0" w:firstRowLastColumn="0" w:lastRowFirstColumn="0" w:lastRowLastColumn="0"/>
                               <w:rPr>
                                 <w:sz w:val="12"/>
                               </w:rPr>
@@ -12713,7 +12523,6 @@
                         </w:tc>
                         <w:tc>
                           <w:tcPr>
-                            <w:cnfStyle w:val="000100000000" w:firstRow="0" w:lastRow="0" w:firstColumn="0" w:lastColumn="1" w:oddVBand="0" w:evenVBand="0" w:oddHBand="0" w:evenHBand="0" w:firstRowFirstColumn="0" w:firstRowLastColumn="0" w:lastRowFirstColumn="0" w:lastRowLastColumn="0"/>
                             <w:tcW w:w="1700" w:type="dxa"/>
                             <w:vMerge/>
                             <w:tcBorders>
@@ -12737,7 +12546,6 @@
                         </w:trPr>
                         <w:tc>
                           <w:tcPr>
-                            <w:cnfStyle w:val="001000000000" w:firstRow="0" w:lastRow="0" w:firstColumn="1" w:lastColumn="0" w:oddVBand="0" w:evenVBand="0" w:oddHBand="0" w:evenHBand="0" w:firstRowFirstColumn="0" w:firstRowLastColumn="0" w:lastRowFirstColumn="0" w:lastRowLastColumn="0"/>
                             <w:tcW w:w="1515" w:type="dxa"/>
                             <w:tcBorders>
                               <w:top w:val="single" w:sz="12" w:space="0" w:color="auto"/>
@@ -12805,7 +12613,6 @@
                               <w:spacing w:before="24"/>
                               <w:ind w:right="19"/>
                               <w:jc w:val="right"/>
-                              <w:cnfStyle w:val="000000000000" w:firstRow="0" w:lastRow="0" w:firstColumn="0" w:lastColumn="0" w:oddVBand="0" w:evenVBand="0" w:oddHBand="0" w:evenHBand="0" w:firstRowFirstColumn="0" w:firstRowLastColumn="0" w:lastRowFirstColumn="0" w:lastRowLastColumn="0"/>
                               <w:rPr>
                                 <w:b/>
                                 <w:bCs/>
@@ -12838,7 +12645,6 @@
                               <w:pStyle w:val="TableParagraph"/>
                               <w:spacing w:before="29"/>
                               <w:ind w:left="33"/>
-                              <w:cnfStyle w:val="000000000000" w:firstRow="0" w:lastRow="0" w:firstColumn="0" w:lastColumn="0" w:oddVBand="0" w:evenVBand="0" w:oddHBand="0" w:evenHBand="0" w:firstRowFirstColumn="0" w:firstRowLastColumn="0" w:lastRowFirstColumn="0" w:lastRowLastColumn="0"/>
                               <w:rPr>
                                 <w:sz w:val="12"/>
                               </w:rPr>
@@ -12875,7 +12681,6 @@
                         </w:tc>
                         <w:tc>
                           <w:tcPr>
-                            <w:cnfStyle w:val="000100000000" w:firstRow="0" w:lastRow="0" w:firstColumn="0" w:lastColumn="1" w:oddVBand="0" w:evenVBand="0" w:oddHBand="0" w:evenHBand="0" w:firstRowFirstColumn="0" w:firstRowLastColumn="0" w:lastRowFirstColumn="0" w:lastRowLastColumn="0"/>
                             <w:tcW w:w="1700" w:type="dxa"/>
                             <w:vMerge/>
                             <w:tcBorders>
@@ -12899,7 +12704,6 @@
                         </w:trPr>
                         <w:tc>
                           <w:tcPr>
-                            <w:cnfStyle w:val="001000000000" w:firstRow="0" w:lastRow="0" w:firstColumn="1" w:lastColumn="0" w:oddVBand="0" w:evenVBand="0" w:oddHBand="0" w:evenHBand="0" w:firstRowFirstColumn="0" w:firstRowLastColumn="0" w:lastRowFirstColumn="0" w:lastRowLastColumn="0"/>
                             <w:tcW w:w="1515" w:type="dxa"/>
                             <w:tcBorders>
                               <w:top w:val="single" w:sz="12" w:space="0" w:color="auto"/>
@@ -12914,7 +12718,7 @@
                               <w:spacing w:before="22"/>
                               <w:ind w:left="46"/>
                               <w:rPr>
-                                <w:b w:val="0"/>
+                                <w:b/>
                                 <w:sz w:val="12"/>
                               </w:rPr>
                             </w:pPr>
@@ -12942,7 +12746,6 @@
                               <w:spacing w:before="17"/>
                               <w:ind w:right="19"/>
                               <w:jc w:val="right"/>
-                              <w:cnfStyle w:val="000000000000" w:firstRow="0" w:lastRow="0" w:firstColumn="0" w:lastColumn="0" w:oddVBand="0" w:evenVBand="0" w:oddHBand="0" w:evenHBand="0" w:firstRowFirstColumn="0" w:firstRowLastColumn="0" w:lastRowFirstColumn="0" w:lastRowLastColumn="0"/>
                               <w:rPr>
                                 <w:b/>
                                 <w:bCs/>
@@ -12975,7 +12778,6 @@
                               <w:pStyle w:val="TableParagraph"/>
                               <w:spacing w:before="22"/>
                               <w:ind w:left="33"/>
-                              <w:cnfStyle w:val="000000000000" w:firstRow="0" w:lastRow="0" w:firstColumn="0" w:lastColumn="0" w:oddVBand="0" w:evenVBand="0" w:oddHBand="0" w:evenHBand="0" w:firstRowFirstColumn="0" w:firstRowLastColumn="0" w:lastRowFirstColumn="0" w:lastRowLastColumn="0"/>
                               <w:rPr>
                                 <w:b/>
                                 <w:sz w:val="12"/>
@@ -13003,7 +12805,21 @@
                                 <w:b/>
                                 <w:sz w:val="12"/>
                               </w:rPr>
-                              <w:t>_amount_paid</w:t>
+                              <w:t>_amount_pa</w:t>
+                            </w:r>
+                            <w:r>
+                              <w:rPr>
+                                <w:b/>
+                                <w:sz w:val="12"/>
+                              </w:rPr>
+                              <w:t>s</w:t>
+                            </w:r>
+                            <w:r>
+                              <w:rPr>
+                                <w:b/>
+                                <w:sz w:val="12"/>
+                              </w:rPr>
+                              <w:t>id</w:t>
                             </w:r>
                             <w:proofErr w:type="spellEnd"/>
                             <w:r>
@@ -13017,7 +12833,6 @@
                         </w:tc>
                         <w:tc>
                           <w:tcPr>
-                            <w:cnfStyle w:val="000100000000" w:firstRow="0" w:lastRow="0" w:firstColumn="0" w:lastColumn="1" w:oddVBand="0" w:evenVBand="0" w:oddHBand="0" w:evenHBand="0" w:firstRowFirstColumn="0" w:firstRowLastColumn="0" w:lastRowFirstColumn="0" w:lastRowLastColumn="0"/>
                             <w:tcW w:w="1700" w:type="dxa"/>
                             <w:vMerge/>
                             <w:tcBorders>
@@ -13041,7 +12856,6 @@
                         </w:trPr>
                         <w:tc>
                           <w:tcPr>
-                            <w:cnfStyle w:val="001000000000" w:firstRow="0" w:lastRow="0" w:firstColumn="1" w:lastColumn="0" w:oddVBand="0" w:evenVBand="0" w:oddHBand="0" w:evenHBand="0" w:firstRowFirstColumn="0" w:firstRowLastColumn="0" w:lastRowFirstColumn="0" w:lastRowLastColumn="0"/>
                             <w:tcW w:w="1515" w:type="dxa"/>
                             <w:tcBorders>
                               <w:top w:val="single" w:sz="12" w:space="0" w:color="auto"/>
@@ -13083,7 +12897,6 @@
                               <w:spacing w:before="24"/>
                               <w:ind w:right="19"/>
                               <w:jc w:val="right"/>
-                              <w:cnfStyle w:val="000000000000" w:firstRow="0" w:lastRow="0" w:firstColumn="0" w:lastColumn="0" w:oddVBand="0" w:evenVBand="0" w:oddHBand="0" w:evenHBand="0" w:firstRowFirstColumn="0" w:firstRowLastColumn="0" w:lastRowFirstColumn="0" w:lastRowLastColumn="0"/>
                               <w:rPr>
                                 <w:b/>
                                 <w:bCs/>
@@ -13116,7 +12929,6 @@
                               <w:pStyle w:val="TableParagraph"/>
                               <w:spacing w:before="29"/>
                               <w:ind w:left="33"/>
-                              <w:cnfStyle w:val="000000000000" w:firstRow="0" w:lastRow="0" w:firstColumn="0" w:lastColumn="0" w:oddVBand="0" w:evenVBand="0" w:oddHBand="0" w:evenHBand="0" w:firstRowFirstColumn="0" w:firstRowLastColumn="0" w:lastRowFirstColumn="0" w:lastRowLastColumn="0"/>
                               <w:rPr>
                                 <w:b/>
                                 <w:bCs/>
@@ -13145,7 +12957,6 @@
                         </w:tc>
                         <w:tc>
                           <w:tcPr>
-                            <w:cnfStyle w:val="000100000000" w:firstRow="0" w:lastRow="0" w:firstColumn="0" w:lastColumn="1" w:oddVBand="0" w:evenVBand="0" w:oddHBand="0" w:evenHBand="0" w:firstRowFirstColumn="0" w:firstRowLastColumn="0" w:lastRowFirstColumn="0" w:lastRowLastColumn="0"/>
                             <w:tcW w:w="1700" w:type="dxa"/>
                             <w:vMerge/>
                             <w:tcBorders>
@@ -13170,7 +12981,6 @@
                         </w:trPr>
                         <w:tc>
                           <w:tcPr>
-                            <w:cnfStyle w:val="001000000000" w:firstRow="0" w:lastRow="0" w:firstColumn="1" w:lastColumn="0" w:oddVBand="0" w:evenVBand="0" w:oddHBand="0" w:evenHBand="0" w:firstRowFirstColumn="0" w:firstRowLastColumn="0" w:lastRowFirstColumn="0" w:lastRowLastColumn="0"/>
                             <w:tcW w:w="1515" w:type="dxa"/>
                             <w:tcBorders>
                               <w:top w:val="single" w:sz="12" w:space="0" w:color="auto"/>
@@ -13212,7 +13022,6 @@
                               <w:spacing w:before="17"/>
                               <w:ind w:right="19"/>
                               <w:jc w:val="right"/>
-                              <w:cnfStyle w:val="000000000000" w:firstRow="0" w:lastRow="0" w:firstColumn="0" w:lastColumn="0" w:oddVBand="0" w:evenVBand="0" w:oddHBand="0" w:evenHBand="0" w:firstRowFirstColumn="0" w:firstRowLastColumn="0" w:lastRowFirstColumn="0" w:lastRowLastColumn="0"/>
                               <w:rPr>
                                 <w:b/>
                                 <w:bCs/>
@@ -13231,7 +13040,6 @@
                         </w:tc>
                         <w:tc>
                           <w:tcPr>
-                            <w:cnfStyle w:val="000100000000" w:firstRow="0" w:lastRow="0" w:firstColumn="0" w:lastColumn="1" w:oddVBand="0" w:evenVBand="0" w:oddHBand="0" w:evenHBand="0" w:firstRowFirstColumn="0" w:firstRowLastColumn="0" w:lastRowFirstColumn="0" w:lastRowLastColumn="0"/>
                             <w:tcW w:w="5210" w:type="dxa"/>
                             <w:gridSpan w:val="4"/>
                             <w:tcBorders>
@@ -13245,16 +13053,12 @@
                               <w:spacing w:before="22" w:line="247" w:lineRule="auto"/>
                               <w:ind w:left="33" w:right="525"/>
                               <w:rPr>
-                                <w:b w:val="0"/>
-                                <w:bCs w:val="0"/>
                                 <w:sz w:val="12"/>
                               </w:rPr>
                             </w:pPr>
                             <w:proofErr w:type="gramStart"/>
                             <w:r>
                               <w:rPr>
-                                <w:b w:val="0"/>
-                                <w:bCs w:val="0"/>
                                 <w:sz w:val="12"/>
                               </w:rPr>
                               <w:t>{{ route</w:t>
@@ -13262,8 +13066,6 @@
                             <w:proofErr w:type="gramEnd"/>
                             <w:r>
                               <w:rPr>
-                                <w:b w:val="0"/>
-                                <w:bCs w:val="0"/>
                                 <w:sz w:val="12"/>
                               </w:rPr>
                               <w:t xml:space="preserve"> }}</w:t>
@@ -13277,7 +13079,6 @@
                         </w:trPr>
                         <w:tc>
                           <w:tcPr>
-                            <w:cnfStyle w:val="001000000000" w:firstRow="0" w:lastRow="0" w:firstColumn="1" w:lastColumn="0" w:oddVBand="0" w:evenVBand="0" w:oddHBand="0" w:evenHBand="0" w:firstRowFirstColumn="0" w:firstRowLastColumn="0" w:lastRowFirstColumn="0" w:lastRowLastColumn="0"/>
                             <w:tcW w:w="1515" w:type="dxa"/>
                             <w:tcBorders>
                               <w:top w:val="single" w:sz="12" w:space="0" w:color="auto"/>
@@ -13319,7 +13120,6 @@
                               <w:spacing w:before="22"/>
                               <w:ind w:right="34"/>
                               <w:jc w:val="right"/>
-                              <w:cnfStyle w:val="000000000000" w:firstRow="0" w:lastRow="0" w:firstColumn="0" w:lastColumn="0" w:oddVBand="0" w:evenVBand="0" w:oddHBand="0" w:evenHBand="0" w:firstRowFirstColumn="0" w:firstRowLastColumn="0" w:lastRowFirstColumn="0" w:lastRowLastColumn="0"/>
                               <w:rPr>
                                 <w:b/>
                                 <w:bCs/>
@@ -13351,7 +13151,6 @@
                             <w:pPr>
                               <w:pStyle w:val="TableParagraph"/>
                               <w:spacing w:before="4"/>
-                              <w:cnfStyle w:val="000000000000" w:firstRow="0" w:lastRow="0" w:firstColumn="0" w:lastColumn="0" w:oddVBand="0" w:evenVBand="0" w:oddHBand="0" w:evenHBand="0" w:firstRowFirstColumn="0" w:firstRowLastColumn="0" w:lastRowFirstColumn="0" w:lastRowLastColumn="0"/>
                               <w:rPr>
                                 <w:b/>
                                 <w:bCs/>
@@ -13380,7 +13179,6 @@
                         </w:tc>
                         <w:tc>
                           <w:tcPr>
-                            <w:cnfStyle w:val="000100000000" w:firstRow="0" w:lastRow="0" w:firstColumn="0" w:lastColumn="1" w:oddVBand="0" w:evenVBand="0" w:oddHBand="0" w:evenHBand="0" w:firstRowFirstColumn="0" w:firstRowLastColumn="0" w:lastRowFirstColumn="0" w:lastRowLastColumn="0"/>
                             <w:tcW w:w="1700" w:type="dxa"/>
                             <w:vMerge w:val="restart"/>
                             <w:tcBorders>
@@ -13396,16 +13194,23 @@
                               <w:jc w:val="center"/>
                               <w:rPr>
                                 <w:rFonts w:ascii="Times New Roman"/>
-                                <w:b w:val="0"/>
-                                <w:bCs w:val="0"/>
-                                <w:sz w:val="12"/>
-                              </w:rPr>
-                            </w:pPr>
-                            <w:r>
+                                <w:sz w:val="12"/>
+                              </w:rPr>
+                            </w:pPr>
+                          </w:p>
+                          <w:p>
+                            <w:pPr>
+                              <w:pStyle w:val="TableParagraph"/>
+                              <w:spacing w:before="0"/>
+                              <w:jc w:val="center"/>
                               <w:rPr>
                                 <w:rFonts w:ascii="Times New Roman"/>
-                                <w:b w:val="0"/>
-                                <w:bCs w:val="0"/>
+                                <w:sz w:val="12"/>
+                              </w:rPr>
+                            </w:pPr>
+                            <w:r>
+                              <w:rPr>
+                                <w:rFonts w:ascii="Times New Roman"/>
                                 <w:sz w:val="12"/>
                               </w:rPr>
                               <w:t>{{</w:t>
@@ -13414,8 +13219,6 @@
                             <w:r>
                               <w:rPr>
                                 <w:rFonts w:ascii="Times New Roman"/>
-                                <w:b w:val="0"/>
-                                <w:bCs w:val="0"/>
                                 <w:sz w:val="12"/>
                               </w:rPr>
                               <w:t>qr_code</w:t>
@@ -13424,52 +13227,9 @@
                             <w:r>
                               <w:rPr>
                                 <w:rFonts w:ascii="Times New Roman"/>
-                                <w:b w:val="0"/>
-                                <w:bCs w:val="0"/>
                                 <w:sz w:val="12"/>
                               </w:rPr>
                               <w:t>}}</w:t>
-                            </w:r>
-                          </w:p>
-                          <w:p>
-                            <w:pPr>
-                              <w:pStyle w:val="TableParagraph"/>
-                              <w:spacing w:before="0"/>
-                              <w:rPr>
-                                <w:rFonts w:ascii="Times New Roman"/>
-                                <w:b w:val="0"/>
-                                <w:bCs w:val="0"/>
-                                <w:sz w:val="12"/>
-                              </w:rPr>
-                            </w:pPr>
-                          </w:p>
-                          <w:p>
-                            <w:pPr>
-                              <w:pStyle w:val="TableParagraph"/>
-                              <w:spacing w:before="0"/>
-                              <w:rPr>
-                                <w:rFonts w:ascii="Times New Roman"/>
-                                <w:b w:val="0"/>
-                                <w:bCs w:val="0"/>
-                                <w:sz w:val="12"/>
-                              </w:rPr>
-                            </w:pPr>
-                          </w:p>
-                          <w:p>
-                            <w:pPr>
-                              <w:pStyle w:val="TableParagraph"/>
-                              <w:spacing w:before="0"/>
-                              <w:rPr>
-                                <w:rFonts w:ascii="Times New Roman"/>
-                                <w:sz w:val="12"/>
-                              </w:rPr>
-                            </w:pPr>
-                            <w:r>
-                              <w:rPr>
-                                <w:rFonts w:ascii="Times New Roman"/>
-                                <w:sz w:val="12"/>
-                              </w:rPr>
-                              <w:t xml:space="preserve">        </w:t>
                             </w:r>
                           </w:p>
                         </w:tc>
@@ -13480,7 +13240,6 @@
                         </w:trPr>
                         <w:tc>
                           <w:tcPr>
-                            <w:cnfStyle w:val="001000000000" w:firstRow="0" w:lastRow="0" w:firstColumn="1" w:lastColumn="0" w:oddVBand="0" w:evenVBand="0" w:oddHBand="0" w:evenHBand="0" w:firstRowFirstColumn="0" w:firstRowLastColumn="0" w:lastRowFirstColumn="0" w:lastRowLastColumn="0"/>
                             <w:tcW w:w="1515" w:type="dxa"/>
                             <w:tcBorders>
                               <w:top w:val="single" w:sz="12" w:space="0" w:color="auto"/>
@@ -13533,7 +13292,6 @@
                               <w:pStyle w:val="TableParagraph"/>
                               <w:ind w:right="34"/>
                               <w:jc w:val="right"/>
-                              <w:cnfStyle w:val="000000000000" w:firstRow="0" w:lastRow="0" w:firstColumn="0" w:lastColumn="0" w:oddVBand="0" w:evenVBand="0" w:oddHBand="0" w:evenHBand="0" w:firstRowFirstColumn="0" w:firstRowLastColumn="0" w:lastRowFirstColumn="0" w:lastRowLastColumn="0"/>
                               <w:rPr>
                                 <w:b/>
                                 <w:bCs/>
@@ -13564,7 +13322,6 @@
                           <w:p>
                             <w:pPr>
                               <w:pStyle w:val="TableParagraph"/>
-                              <w:cnfStyle w:val="000000000000" w:firstRow="0" w:lastRow="0" w:firstColumn="0" w:lastColumn="0" w:oddVBand="0" w:evenVBand="0" w:oddHBand="0" w:evenHBand="0" w:firstRowFirstColumn="0" w:firstRowLastColumn="0" w:lastRowFirstColumn="0" w:lastRowLastColumn="0"/>
                               <w:rPr>
                                 <w:sz w:val="12"/>
                               </w:rPr>
@@ -13601,7 +13358,6 @@
                         </w:tc>
                         <w:tc>
                           <w:tcPr>
-                            <w:cnfStyle w:val="000100000000" w:firstRow="0" w:lastRow="0" w:firstColumn="0" w:lastColumn="1" w:oddVBand="0" w:evenVBand="0" w:oddHBand="0" w:evenHBand="0" w:firstRowFirstColumn="0" w:firstRowLastColumn="0" w:lastRowFirstColumn="0" w:lastRowLastColumn="0"/>
                             <w:tcW w:w="1700" w:type="dxa"/>
                             <w:vMerge/>
                             <w:tcBorders>
@@ -13625,7 +13381,6 @@
                         </w:trPr>
                         <w:tc>
                           <w:tcPr>
-                            <w:cnfStyle w:val="001000000000" w:firstRow="0" w:lastRow="0" w:firstColumn="1" w:lastColumn="0" w:oddVBand="0" w:evenVBand="0" w:oddHBand="0" w:evenHBand="0" w:firstRowFirstColumn="0" w:firstRowLastColumn="0" w:lastRowFirstColumn="0" w:lastRowLastColumn="0"/>
                             <w:tcW w:w="1515" w:type="dxa"/>
                             <w:tcBorders>
                               <w:top w:val="single" w:sz="12" w:space="0" w:color="auto"/>
@@ -13678,7 +13433,6 @@
                               <w:pStyle w:val="TableParagraph"/>
                               <w:ind w:right="34"/>
                               <w:jc w:val="right"/>
-                              <w:cnfStyle w:val="000000000000" w:firstRow="0" w:lastRow="0" w:firstColumn="0" w:lastColumn="0" w:oddVBand="0" w:evenVBand="0" w:oddHBand="0" w:evenHBand="0" w:firstRowFirstColumn="0" w:firstRowLastColumn="0" w:lastRowFirstColumn="0" w:lastRowLastColumn="0"/>
                               <w:rPr>
                                 <w:b/>
                                 <w:bCs/>
@@ -13709,7 +13463,6 @@
                           <w:p>
                             <w:pPr>
                               <w:pStyle w:val="TableParagraph"/>
-                              <w:cnfStyle w:val="000000000000" w:firstRow="0" w:lastRow="0" w:firstColumn="0" w:lastColumn="0" w:oddVBand="0" w:evenVBand="0" w:oddHBand="0" w:evenHBand="0" w:firstRowFirstColumn="0" w:firstRowLastColumn="0" w:lastRowFirstColumn="0" w:lastRowLastColumn="0"/>
                               <w:rPr>
                                 <w:sz w:val="12"/>
                               </w:rPr>
@@ -13746,7 +13499,6 @@
                         </w:tc>
                         <w:tc>
                           <w:tcPr>
-                            <w:cnfStyle w:val="000100000000" w:firstRow="0" w:lastRow="0" w:firstColumn="0" w:lastColumn="1" w:oddVBand="0" w:evenVBand="0" w:oddHBand="0" w:evenHBand="0" w:firstRowFirstColumn="0" w:firstRowLastColumn="0" w:lastRowFirstColumn="0" w:lastRowLastColumn="0"/>
                             <w:tcW w:w="1700" w:type="dxa"/>
                             <w:vMerge/>
                             <w:tcBorders>
@@ -13770,7 +13522,6 @@
                         </w:trPr>
                         <w:tc>
                           <w:tcPr>
-                            <w:cnfStyle w:val="001000000000" w:firstRow="0" w:lastRow="0" w:firstColumn="1" w:lastColumn="0" w:oddVBand="0" w:evenVBand="0" w:oddHBand="0" w:evenHBand="0" w:firstRowFirstColumn="0" w:firstRowLastColumn="0" w:lastRowFirstColumn="0" w:lastRowLastColumn="0"/>
                             <w:tcW w:w="1515" w:type="dxa"/>
                             <w:tcBorders>
                               <w:top w:val="single" w:sz="12" w:space="0" w:color="auto"/>
@@ -13810,7 +13561,6 @@
                               <w:pStyle w:val="TableParagraph"/>
                               <w:ind w:right="34"/>
                               <w:jc w:val="right"/>
-                              <w:cnfStyle w:val="000000000000" w:firstRow="0" w:lastRow="0" w:firstColumn="0" w:lastColumn="0" w:oddVBand="0" w:evenVBand="0" w:oddHBand="0" w:evenHBand="0" w:firstRowFirstColumn="0" w:firstRowLastColumn="0" w:lastRowFirstColumn="0" w:lastRowLastColumn="0"/>
                               <w:rPr>
                                 <w:b/>
                                 <w:bCs/>
@@ -13842,7 +13592,6 @@
                             <w:pPr>
                               <w:pStyle w:val="TableParagraph"/>
                               <w:ind w:left="43"/>
-                              <w:cnfStyle w:val="000000000000" w:firstRow="0" w:lastRow="0" w:firstColumn="0" w:lastColumn="0" w:oddVBand="0" w:evenVBand="0" w:oddHBand="0" w:evenHBand="0" w:firstRowFirstColumn="0" w:firstRowLastColumn="0" w:lastRowFirstColumn="0" w:lastRowLastColumn="0"/>
                               <w:rPr>
                                 <w:sz w:val="12"/>
                               </w:rPr>
@@ -13879,7 +13628,6 @@
                         </w:tc>
                         <w:tc>
                           <w:tcPr>
-                            <w:cnfStyle w:val="000100000000" w:firstRow="0" w:lastRow="0" w:firstColumn="0" w:lastColumn="1" w:oddVBand="0" w:evenVBand="0" w:oddHBand="0" w:evenHBand="0" w:firstRowFirstColumn="0" w:firstRowLastColumn="0" w:lastRowFirstColumn="0" w:lastRowLastColumn="0"/>
                             <w:tcW w:w="1700" w:type="dxa"/>
                             <w:vMerge/>
                             <w:tcBorders>
@@ -13904,7 +13652,6 @@
                         </w:trPr>
                         <w:tc>
                           <w:tcPr>
-                            <w:cnfStyle w:val="001000000000" w:firstRow="0" w:lastRow="0" w:firstColumn="1" w:lastColumn="0" w:oddVBand="0" w:evenVBand="0" w:oddHBand="0" w:evenHBand="0" w:firstRowFirstColumn="0" w:firstRowLastColumn="0" w:lastRowFirstColumn="0" w:lastRowLastColumn="0"/>
                             <w:tcW w:w="1515" w:type="dxa"/>
                             <w:tcBorders>
                               <w:left w:val="single" w:sz="12" w:space="0" w:color="auto"/>
@@ -13914,29 +13661,32 @@
                           <w:p>
                             <w:pPr>
                               <w:pStyle w:val="TableParagraph"/>
+                              <w:ind w:left="46"/>
+                              <w:rPr>
+                                <w:rFonts w:ascii="Times New Roman"/>
+                                <w:sz w:val="12"/>
+                              </w:rPr>
+                            </w:pPr>
+                            <w:r>
+                              <w:rPr>
+                                <w:sz w:val="12"/>
+                              </w:rPr>
+                              <w:t xml:space="preserve"> Mobile No</w:t>
+                            </w:r>
+                          </w:p>
+                        </w:tc>
+                        <w:tc>
+                          <w:tcPr>
+                            <w:tcW w:w="270" w:type="dxa"/>
+                            <w:tcBorders>
+                              <w:left w:val="single" w:sz="12" w:space="0" w:color="auto"/>
+                              <w:right w:val="single" w:sz="12" w:space="0" w:color="auto"/>
+                            </w:tcBorders>
+                          </w:tcPr>
+                          <w:p>
+                            <w:pPr>
+                              <w:pStyle w:val="TableParagraph"/>
                               <w:spacing w:before="0"/>
-                              <w:rPr>
-                                <w:rFonts w:ascii="Times New Roman"/>
-                                <w:b w:val="0"/>
-                                <w:bCs w:val="0"/>
-                                <w:sz w:val="12"/>
-                              </w:rPr>
-                            </w:pPr>
-                          </w:p>
-                        </w:tc>
-                        <w:tc>
-                          <w:tcPr>
-                            <w:tcW w:w="270" w:type="dxa"/>
-                            <w:tcBorders>
-                              <w:left w:val="single" w:sz="12" w:space="0" w:color="auto"/>
-                              <w:right w:val="single" w:sz="12" w:space="0" w:color="auto"/>
-                            </w:tcBorders>
-                          </w:tcPr>
-                          <w:p>
-                            <w:pPr>
-                              <w:pStyle w:val="TableParagraph"/>
-                              <w:spacing w:before="0"/>
-                              <w:cnfStyle w:val="000000000000" w:firstRow="0" w:lastRow="0" w:firstColumn="0" w:lastColumn="0" w:oddVBand="0" w:evenVBand="0" w:oddHBand="0" w:evenHBand="0" w:firstRowFirstColumn="0" w:firstRowLastColumn="0" w:lastRowFirstColumn="0" w:lastRowLastColumn="0"/>
                               <w:rPr>
                                 <w:rFonts w:ascii="Times New Roman"/>
                                 <w:b/>
@@ -13968,7 +13718,6 @@
                             <w:pPr>
                               <w:pStyle w:val="TableParagraph"/>
                               <w:spacing w:before="0"/>
-                              <w:cnfStyle w:val="000000000000" w:firstRow="0" w:lastRow="0" w:firstColumn="0" w:lastColumn="0" w:oddVBand="0" w:evenVBand="0" w:oddHBand="0" w:evenHBand="0" w:firstRowFirstColumn="0" w:firstRowLastColumn="0" w:lastRowFirstColumn="0" w:lastRowLastColumn="0"/>
                               <w:rPr>
                                 <w:rFonts w:ascii="Times New Roman"/>
                                 <w:b/>
@@ -13980,7 +13729,6 @@
                         </w:tc>
                         <w:tc>
                           <w:tcPr>
-                            <w:cnfStyle w:val="000100000000" w:firstRow="0" w:lastRow="0" w:firstColumn="0" w:lastColumn="1" w:oddVBand="0" w:evenVBand="0" w:oddHBand="0" w:evenHBand="0" w:firstRowFirstColumn="0" w:firstRowLastColumn="0" w:lastRowFirstColumn="0" w:lastRowLastColumn="0"/>
                             <w:tcW w:w="1700" w:type="dxa"/>
                             <w:tcBorders>
                               <w:left w:val="single" w:sz="12" w:space="0" w:color="auto"/>
@@ -14001,12 +13749,10 @@
                       </w:tr>
                       <w:tr>
                         <w:trPr>
-                          <w:cnfStyle w:val="010000000000" w:firstRow="0" w:lastRow="1" w:firstColumn="0" w:lastColumn="0" w:oddVBand="0" w:evenVBand="0" w:oddHBand="0" w:evenHBand="0" w:firstRowFirstColumn="0" w:firstRowLastColumn="0" w:lastRowFirstColumn="0" w:lastRowLastColumn="0"/>
                           <w:trHeight w:val="313"/>
                         </w:trPr>
                         <w:tc>
                           <w:tcPr>
-                            <w:cnfStyle w:val="001000000000" w:firstRow="0" w:lastRow="0" w:firstColumn="1" w:lastColumn="0" w:oddVBand="0" w:evenVBand="0" w:oddHBand="0" w:evenHBand="0" w:firstRowFirstColumn="0" w:firstRowLastColumn="0" w:lastRowFirstColumn="0" w:lastRowLastColumn="0"/>
                             <w:tcW w:w="1515" w:type="dxa"/>
                             <w:tcBorders>
                               <w:top w:val="single" w:sz="12" w:space="0" w:color="auto"/>
@@ -14046,7 +13792,6 @@
                               <w:pStyle w:val="TableParagraph"/>
                               <w:ind w:right="28"/>
                               <w:jc w:val="right"/>
-                              <w:cnfStyle w:val="010000000000" w:firstRow="0" w:lastRow="1" w:firstColumn="0" w:lastColumn="0" w:oddVBand="0" w:evenVBand="0" w:oddHBand="0" w:evenHBand="0" w:firstRowFirstColumn="0" w:firstRowLastColumn="0" w:lastRowFirstColumn="0" w:lastRowLastColumn="0"/>
                               <w:rPr>
                                 <w:sz w:val="12"/>
                               </w:rPr>
@@ -14074,14 +13819,17 @@
                             <w:pPr>
                               <w:pStyle w:val="TableParagraph"/>
                               <w:ind w:left="33"/>
-                              <w:cnfStyle w:val="010000000000" w:firstRow="0" w:lastRow="1" w:firstColumn="0" w:lastColumn="0" w:oddVBand="0" w:evenVBand="0" w:oddHBand="0" w:evenHBand="0" w:firstRowFirstColumn="0" w:firstRowLastColumn="0" w:lastRowFirstColumn="0" w:lastRowLastColumn="0"/>
-                              <w:rPr>
+                              <w:rPr>
+                                <w:b/>
+                                <w:bCs/>
                                 <w:sz w:val="12"/>
                               </w:rPr>
                             </w:pPr>
                             <w:proofErr w:type="gramStart"/>
                             <w:r>
                               <w:rPr>
+                                <w:b/>
+                                <w:bCs/>
                                 <w:sz w:val="12"/>
                               </w:rPr>
                               <w:t>{{ destination</w:t>
@@ -14089,6 +13837,8 @@
                             <w:proofErr w:type="gramEnd"/>
                             <w:r>
                               <w:rPr>
+                                <w:b/>
+                                <w:bCs/>
                                 <w:sz w:val="12"/>
                               </w:rPr>
                               <w:t xml:space="preserve"> }}</w:t>
@@ -14097,7 +13847,6 @@
                         </w:tc>
                         <w:tc>
                           <w:tcPr>
-                            <w:cnfStyle w:val="000100000000" w:firstRow="0" w:lastRow="0" w:firstColumn="0" w:lastColumn="1" w:oddVBand="0" w:evenVBand="0" w:oddHBand="0" w:evenHBand="0" w:firstRowFirstColumn="0" w:firstRowLastColumn="0" w:lastRowFirstColumn="0" w:lastRowLastColumn="0"/>
                             <w:tcW w:w="1700" w:type="dxa"/>
                             <w:tcBorders>
                               <w:top w:val="single" w:sz="12" w:space="0" w:color="auto"/>
@@ -14110,16 +13859,48 @@
                             <w:pPr>
                               <w:pStyle w:val="TableParagraph"/>
                               <w:spacing w:before="27"/>
-                              <w:rPr>
-                                <w:b w:val="0"/>
-                                <w:sz w:val="12"/>
-                              </w:rPr>
-                            </w:pPr>
-                            <w:r>
-                              <w:rPr>
-                                <w:sz w:val="12"/>
-                              </w:rPr>
-                              <w:t xml:space="preserve">   Destination copy</w:t>
+                              <w:ind w:left="224"/>
+                              <w:rPr>
+                                <w:b/>
+                                <w:bCs/>
+                                <w:sz w:val="12"/>
+                              </w:rPr>
+                            </w:pPr>
+                            <w:proofErr w:type="gramStart"/>
+                            <w:r>
+                              <w:rPr>
+                                <w:b/>
+                                <w:bCs/>
+                                <w:sz w:val="12"/>
+                              </w:rPr>
+                              <w:t xml:space="preserve">{{ </w:t>
+                            </w:r>
+                            <w:proofErr w:type="spellStart"/>
+                            <w:r>
+                              <w:rPr>
+                                <w:b/>
+                                <w:bCs/>
+                                <w:sz w:val="12"/>
+                              </w:rPr>
+                              <w:t>copy</w:t>
+                            </w:r>
+                            <w:proofErr w:type="gramEnd"/>
+                            <w:r>
+                              <w:rPr>
+                                <w:b/>
+                                <w:bCs/>
+                                <w:sz w:val="12"/>
+                              </w:rPr>
+                              <w:t>_type</w:t>
+                            </w:r>
+                            <w:proofErr w:type="spellEnd"/>
+                            <w:r>
+                              <w:rPr>
+                                <w:b/>
+                                <w:bCs/>
+                                <w:sz w:val="12"/>
+                              </w:rPr>
+                              <w:t xml:space="preserve"> }}</w:t>
                             </w:r>
                           </w:p>
                         </w:tc>
@@ -14129,9 +13910,6 @@
                       <w:pPr>
                         <w:pStyle w:val="BodyText"/>
                       </w:pPr>
-                      <w:r>
-                        <w:t>D</w:t>
-                      </w:r>
                     </w:p>
                   </w:txbxContent>
                 </v:textbox>

--- a/format.docx
+++ b/format.docx
@@ -1,6 +1,6 @@
 
 <file path=word/document.xml><?xml version="1.0" encoding="utf-8"?>
-<w:document xmlns:wpc="http://schemas.microsoft.com/office/word/2010/wordprocessingCanvas" xmlns:cx="http://schemas.microsoft.com/office/drawing/2014/chartex" xmlns:cx1="http://schemas.microsoft.com/office/drawing/2015/9/8/chartex" xmlns:cx2="http://schemas.microsoft.com/office/drawing/2015/10/21/chartex" xmlns:cx3="http://schemas.microsoft.com/office/drawing/2016/5/9/chartex" xmlns:cx4="http://schemas.microsoft.com/office/drawing/2016/5/10/chartex" xmlns:cx5="http://schemas.microsoft.com/office/drawing/2016/5/11/chartex" xmlns:cx6="http://schemas.microsoft.com/office/drawing/2016/5/12/chartex" xmlns:cx7="http://schemas.microsoft.com/office/drawing/2016/5/13/chartex" xmlns:cx8="http://schemas.microsoft.com/office/drawing/2016/5/14/chartex" xmlns:mc="http://schemas.openxmlformats.org/markup-compatibility/2006" xmlns:aink="http://schemas.microsoft.com/office/drawing/2016/ink" xmlns:am3d="http://schemas.microsoft.com/office/drawing/2017/model3d" xmlns:o="urn:schemas-microsoft-com:office:office" xmlns:oel="http://schemas.microsoft.com/office/2019/extlst" xmlns:r="http://schemas.openxmlformats.org/officeDocument/2006/relationships" xmlns:m="http://schemas.openxmlformats.org/officeDocument/2006/math" xmlns:v="urn:schemas-microsoft-com:vml" xmlns:wp14="http://schemas.microsoft.com/office/word/2010/wordprocessingDrawing" xmlns:wp="http://schemas.openxmlformats.org/drawingml/2006/wordprocessingDrawing" xmlns:w10="urn:schemas-microsoft-com:office:word" xmlns:w="http://schemas.openxmlformats.org/wordprocessingml/2006/main" xmlns:w14="http://schemas.microsoft.com/office/word/2010/wordml" xmlns:w15="http://schemas.microsoft.com/office/word/2012/wordml" xmlns:w16cex="http://schemas.microsoft.com/office/word/2018/wordml/cex" xmlns:w16cid="http://schemas.microsoft.com/office/word/2016/wordml/cid" xmlns:w16="http://schemas.microsoft.com/office/word/2018/wordml" xmlns:w16du="http://schemas.microsoft.com/office/word/2023/wordml/word16du" xmlns:w16sdtdh="http://schemas.microsoft.com/office/word/2020/wordml/sdtdatahash" xmlns:w16sdtfl="http://schemas.microsoft.com/office/word/2024/wordml/sdtformatlock" xmlns:w16se="http://schemas.microsoft.com/office/word/2015/wordml/symex" xmlns:wpg="http://schemas.microsoft.com/office/word/2010/wordprocessingGroup" xmlns:wpi="http://schemas.microsoft.com/office/word/2010/wordprocessingInk" xmlns:wne="http://schemas.microsoft.com/office/word/2006/wordml" xmlns:wps="http://schemas.microsoft.com/office/word/2010/wordprocessingShape" mc:Ignorable="w14 w15 w16se w16cid w16 w16cex w16sdtdh w16sdtfl w16du wp14">
+<w:document xmlns:wpc="http://schemas.microsoft.com/office/word/2010/wordprocessingCanvas" xmlns:cx="http://schemas.microsoft.com/office/drawing/2014/chartex" xmlns:cx1="http://schemas.microsoft.com/office/drawing/2015/9/8/chartex" xmlns:cx2="http://schemas.microsoft.com/office/drawing/2015/10/21/chartex" xmlns:cx3="http://schemas.microsoft.com/office/drawing/2016/5/9/chartex" xmlns:cx4="http://schemas.microsoft.com/office/drawing/2016/5/10/chartex" xmlns:cx5="http://schemas.microsoft.com/office/drawing/2016/5/11/chartex" xmlns:cx6="http://schemas.microsoft.com/office/drawing/2016/5/12/chartex" xmlns:cx7="http://schemas.microsoft.com/office/drawing/2016/5/13/chartex" xmlns:cx8="http://schemas.microsoft.com/office/drawing/2016/5/14/chartex" xmlns:mc="http://schemas.openxmlformats.org/markup-compatibility/2006" xmlns:aink="http://schemas.microsoft.com/office/drawing/2016/ink" xmlns:am3d="http://schemas.microsoft.com/office/drawing/2017/model3d" xmlns:o="urn:schemas-microsoft-com:office:office" xmlns:oel="http://schemas.microsoft.com/office/2019/extlst" xmlns:r="http://schemas.openxmlformats.org/officeDocument/2006/relationships" xmlns:m="http://schemas.openxmlformats.org/officeDocument/2006/math" xmlns:v="urn:schemas-microsoft-com:vml" xmlns:wp14="http://schemas.microsoft.com/office/word/2010/wordprocessingDrawing" xmlns:wp="http://schemas.openxmlformats.org/drawingml/2006/wordprocessingDrawing" xmlns:w10="urn:schemas-microsoft-com:office:word" xmlns:w="http://schemas.openxmlformats.org/wordprocessingml/2006/main" xmlns:w14="http://schemas.microsoft.com/office/word/2010/wordml" xmlns:w15="http://schemas.microsoft.com/office/word/2012/wordml" xmlns:w16cex="http://schemas.microsoft.com/office/word/2018/wordml/cex" xmlns:w16cid="http://schemas.microsoft.com/office/word/2016/wordml/cid" xmlns:w16="http://schemas.microsoft.com/office/word/2018/wordml" xmlns:w16sdtdh="http://schemas.microsoft.com/office/word/2020/wordml/sdtdatahash" xmlns:w16se="http://schemas.microsoft.com/office/word/2015/wordml/symex" xmlns:wpg="http://schemas.microsoft.com/office/word/2010/wordprocessingGroup" xmlns:wpi="http://schemas.microsoft.com/office/word/2010/wordprocessingInk" xmlns:wne="http://schemas.microsoft.com/office/word/2006/wordml" xmlns:wps="http://schemas.microsoft.com/office/word/2010/wordprocessingShape" mc:Ignorable="w14 w15 w16se w16cid w16 w16cex w16sdtdh wp14">
   <w:body>
     <w:p>
       <w:pPr>
@@ -439,7 +439,6 @@
                                       <w:sz w:val="12"/>
                                     </w:rPr>
                                   </w:pPr>
-                                  <w:proofErr w:type="gramStart"/>
                                   <w:r>
                                     <w:rPr>
                                       <w:bCs/>
@@ -453,15 +452,7 @@
                                       <w:bCs/>
                                       <w:sz w:val="12"/>
                                     </w:rPr>
-                                    <w:t>total</w:t>
-                                  </w:r>
-                                  <w:proofErr w:type="gramEnd"/>
-                                  <w:r>
-                                    <w:rPr>
-                                      <w:bCs/>
-                                      <w:sz w:val="12"/>
-                                    </w:rPr>
-                                    <w:t>_volume</w:t>
+                                    <w:t>total_volume</w:t>
                                   </w:r>
                                   <w:proofErr w:type="spellEnd"/>
                                   <w:r>
@@ -537,7 +528,6 @@
                                       <w:sz w:val="12"/>
                                     </w:rPr>
                                   </w:pPr>
-                                  <w:proofErr w:type="gramStart"/>
                                   <w:r>
                                     <w:rPr>
                                       <w:bCs/>
@@ -551,15 +541,7 @@
                                       <w:bCs/>
                                       <w:sz w:val="12"/>
                                     </w:rPr>
-                                    <w:t>total</w:t>
-                                  </w:r>
-                                  <w:proofErr w:type="gramEnd"/>
-                                  <w:r>
-                                    <w:rPr>
-                                      <w:bCs/>
-                                      <w:sz w:val="12"/>
-                                    </w:rPr>
-                                    <w:t>_blocks</w:t>
+                                    <w:t>total_blocks</w:t>
                                   </w:r>
                                   <w:proofErr w:type="spellEnd"/>
                                   <w:r>
@@ -820,7 +802,6 @@
                                 <w:sz w:val="12"/>
                               </w:rPr>
                             </w:pPr>
-                            <w:proofErr w:type="gramStart"/>
                             <w:r>
                               <w:rPr>
                                 <w:bCs/>
@@ -834,15 +815,7 @@
                                 <w:bCs/>
                                 <w:sz w:val="12"/>
                               </w:rPr>
-                              <w:t>total</w:t>
-                            </w:r>
-                            <w:proofErr w:type="gramEnd"/>
-                            <w:r>
-                              <w:rPr>
-                                <w:bCs/>
-                                <w:sz w:val="12"/>
-                              </w:rPr>
-                              <w:t>_volume</w:t>
+                              <w:t>total_volume</w:t>
                             </w:r>
                             <w:proofErr w:type="spellEnd"/>
                             <w:r>
@@ -918,7 +891,6 @@
                                 <w:sz w:val="12"/>
                               </w:rPr>
                             </w:pPr>
-                            <w:proofErr w:type="gramStart"/>
                             <w:r>
                               <w:rPr>
                                 <w:bCs/>
@@ -932,15 +904,7 @@
                                 <w:bCs/>
                                 <w:sz w:val="12"/>
                               </w:rPr>
-                              <w:t>total</w:t>
-                            </w:r>
-                            <w:proofErr w:type="gramEnd"/>
-                            <w:r>
-                              <w:rPr>
-                                <w:bCs/>
-                                <w:sz w:val="12"/>
-                              </w:rPr>
-                              <w:t>_blocks</w:t>
+                              <w:t>total_blocks</w:t>
                             </w:r>
                             <w:proofErr w:type="spellEnd"/>
                             <w:r>
@@ -1381,7 +1345,6 @@
                                       <w:sz w:val="12"/>
                                     </w:rPr>
                                   </w:pPr>
-                                  <w:proofErr w:type="gramStart"/>
                                   <w:r>
                                     <w:rPr>
                                       <w:sz w:val="12"/>
@@ -1393,14 +1356,7 @@
                                     <w:rPr>
                                       <w:sz w:val="12"/>
                                     </w:rPr>
-                                    <w:t>form</w:t>
-                                  </w:r>
-                                  <w:proofErr w:type="gramEnd"/>
-                                  <w:r>
-                                    <w:rPr>
-                                      <w:sz w:val="12"/>
-                                    </w:rPr>
-                                    <w:t>_ap_no</w:t>
+                                    <w:t>form_ap_no</w:t>
                                   </w:r>
                                   <w:proofErr w:type="spellEnd"/>
                                   <w:r>
@@ -1443,21 +1399,12 @@
                                     </w:rPr>
                                     <w:t xml:space="preserve"> </w:t>
                                   </w:r>
-                                  <w:proofErr w:type="gramStart"/>
-                                  <w:r>
-                                    <w:rPr>
-                                      <w:sz w:val="12"/>
-                                    </w:rPr>
-                                    <w:t>No :</w:t>
-                                  </w:r>
-                                  <w:proofErr w:type="gramEnd"/>
-                                  <w:r>
-                                    <w:rPr>
-                                      <w:sz w:val="12"/>
-                                    </w:rPr>
-                                    <w:t xml:space="preserve"> </w:t>
-                                  </w:r>
-                                  <w:proofErr w:type="gramStart"/>
+                                  <w:r>
+                                    <w:rPr>
+                                      <w:sz w:val="12"/>
+                                    </w:rPr>
+                                    <w:t xml:space="preserve">No : </w:t>
+                                  </w:r>
                                   <w:r>
                                     <w:rPr>
                                       <w:sz w:val="12"/>
@@ -1469,14 +1416,7 @@
                                     <w:rPr>
                                       <w:sz w:val="12"/>
                                     </w:rPr>
-                                    <w:t>sr</w:t>
-                                  </w:r>
-                                  <w:proofErr w:type="gramEnd"/>
-                                  <w:r>
-                                    <w:rPr>
-                                      <w:sz w:val="12"/>
-                                    </w:rPr>
-                                    <w:t>_no</w:t>
+                                    <w:t>sr_no</w:t>
                                   </w:r>
                                   <w:proofErr w:type="spellEnd"/>
                                   <w:r>
@@ -1585,7 +1525,6 @@
                                       <w:sz w:val="12"/>
                                     </w:rPr>
                                   </w:pPr>
-                                  <w:proofErr w:type="gramStart"/>
                                   <w:r>
                                     <w:rPr>
                                       <w:sz w:val="12"/>
@@ -1597,35 +1536,14 @@
                                     <w:rPr>
                                       <w:sz w:val="12"/>
                                     </w:rPr>
-                                    <w:t>mdp</w:t>
-                                  </w:r>
-                                  <w:proofErr w:type="gramEnd"/>
-                                  <w:r>
-                                    <w:rPr>
-                                      <w:sz w:val="12"/>
-                                    </w:rPr>
-                                    <w:t>_</w:t>
-                                  </w:r>
-                                  <w:proofErr w:type="gramStart"/>
-                                  <w:r>
-                                    <w:rPr>
-                                      <w:sz w:val="12"/>
-                                    </w:rPr>
-                                    <w:t>no</w:t>
+                                    <w:t>mdp_no</w:t>
                                   </w:r>
                                   <w:proofErr w:type="spellEnd"/>
                                   <w:r>
                                     <w:rPr>
                                       <w:sz w:val="12"/>
                                     </w:rPr>
-                                    <w:t xml:space="preserve"> }</w:t>
-                                  </w:r>
-                                  <w:proofErr w:type="gramEnd"/>
-                                  <w:r>
-                                    <w:rPr>
-                                      <w:sz w:val="12"/>
-                                    </w:rPr>
-                                    <w:t>}</w:t>
+                                    <w:t xml:space="preserve"> }}</w:t>
                                   </w:r>
                                   <w:r>
                                     <w:rPr>
@@ -1762,7 +1680,6 @@
                                       <w:sz w:val="12"/>
                                     </w:rPr>
                                   </w:pPr>
-                                  <w:proofErr w:type="gramStart"/>
                                   <w:r>
                                     <w:rPr>
                                       <w:sz w:val="12"/>
@@ -1774,14 +1691,7 @@
                                     <w:rPr>
                                       <w:sz w:val="12"/>
                                     </w:rPr>
-                                    <w:t>lease</w:t>
-                                  </w:r>
-                                  <w:proofErr w:type="gramEnd"/>
-                                  <w:r>
-                                    <w:rPr>
-                                      <w:sz w:val="12"/>
-                                    </w:rPr>
-                                    <w:t>_no</w:t>
+                                    <w:t>lease_no</w:t>
                                   </w:r>
                                   <w:proofErr w:type="spellEnd"/>
                                   <w:r>
@@ -1815,19 +1725,11 @@
                                     </w:rPr>
                                     <w:t xml:space="preserve">Barcode: </w:t>
                                   </w:r>
-                                  <w:proofErr w:type="gramStart"/>
-                                  <w:r>
-                                    <w:rPr>
-                                      <w:sz w:val="12"/>
-                                    </w:rPr>
-                                    <w:t>{{ barcode</w:t>
-                                  </w:r>
-                                  <w:proofErr w:type="gramEnd"/>
-                                  <w:r>
-                                    <w:rPr>
-                                      <w:sz w:val="12"/>
-                                    </w:rPr>
-                                    <w:t xml:space="preserve"> }}</w:t>
+                                  <w:r>
+                                    <w:rPr>
+                                      <w:sz w:val="12"/>
+                                    </w:rPr>
+                                    <w:t>{{ barcode }}</w:t>
                                   </w:r>
                                 </w:p>
                               </w:tc>
@@ -1948,7 +1850,6 @@
                                       <w:sz w:val="12"/>
                                     </w:rPr>
                                   </w:pPr>
-                                  <w:proofErr w:type="gramStart"/>
                                   <w:r>
                                     <w:rPr>
                                       <w:b/>
@@ -1964,16 +1865,7 @@
                                       <w:bCs/>
                                       <w:sz w:val="12"/>
                                     </w:rPr>
-                                    <w:t>lease</w:t>
-                                  </w:r>
-                                  <w:proofErr w:type="gramEnd"/>
-                                  <w:r>
-                                    <w:rPr>
-                                      <w:b/>
-                                      <w:bCs/>
-                                      <w:sz w:val="12"/>
-                                    </w:rPr>
-                                    <w:t>_name</w:t>
+                                    <w:t>lease_name</w:t>
                                   </w:r>
                                   <w:proofErr w:type="spellEnd"/>
                                   <w:r>
@@ -2046,7 +1938,6 @@
                                     </w:rPr>
                                     <w:t xml:space="preserve"> </w:t>
                                   </w:r>
-                                  <w:proofErr w:type="gramStart"/>
                                   <w:r>
                                     <w:rPr>
                                       <w:sz w:val="12"/>
@@ -2058,14 +1949,7 @@
                                     <w:rPr>
                                       <w:sz w:val="12"/>
                                     </w:rPr>
-                                    <w:t>type</w:t>
-                                  </w:r>
-                                  <w:proofErr w:type="gramEnd"/>
-                                  <w:r>
-                                    <w:rPr>
-                                      <w:sz w:val="12"/>
-                                    </w:rPr>
-                                    <w:t>_of_land</w:t>
+                                    <w:t>type_of_land</w:t>
                                   </w:r>
                                   <w:proofErr w:type="spellEnd"/>
                                   <w:r>
@@ -2201,21 +2085,12 @@
                                     </w:rPr>
                                     <w:t xml:space="preserve"> </w:t>
                                   </w:r>
-                                  <w:proofErr w:type="gramStart"/>
-                                  <w:r>
-                                    <w:rPr>
-                                      <w:sz w:val="12"/>
-                                    </w:rPr>
-                                    <w:t>No :</w:t>
-                                  </w:r>
-                                  <w:proofErr w:type="gramEnd"/>
-                                  <w:r>
-                                    <w:rPr>
-                                      <w:sz w:val="12"/>
-                                    </w:rPr>
-                                    <w:t xml:space="preserve"> </w:t>
-                                  </w:r>
-                                  <w:proofErr w:type="gramStart"/>
+                                  <w:r>
+                                    <w:rPr>
+                                      <w:sz w:val="12"/>
+                                    </w:rPr>
+                                    <w:t xml:space="preserve">No : </w:t>
+                                  </w:r>
                                   <w:r>
                                     <w:rPr>
                                       <w:sz w:val="12"/>
@@ -2227,14 +2102,7 @@
                                     <w:rPr>
                                       <w:sz w:val="12"/>
                                     </w:rPr>
-                                    <w:t>gst</w:t>
-                                  </w:r>
-                                  <w:proofErr w:type="gramEnd"/>
-                                  <w:r>
-                                    <w:rPr>
-                                      <w:sz w:val="12"/>
-                                    </w:rPr>
-                                    <w:t>_no</w:t>
+                                    <w:t>gst_no</w:t>
                                   </w:r>
                                   <w:proofErr w:type="spellEnd"/>
                                   <w:r>
@@ -2327,7 +2195,6 @@
                                       <w:sz w:val="12"/>
                                     </w:rPr>
                                   </w:pPr>
-                                  <w:proofErr w:type="gramStart"/>
                                   <w:r>
                                     <w:rPr>
                                       <w:sz w:val="12"/>
@@ -2339,14 +2206,7 @@
                                     <w:rPr>
                                       <w:sz w:val="12"/>
                                     </w:rPr>
-                                    <w:t>taluk</w:t>
-                                  </w:r>
-                                  <w:proofErr w:type="gramEnd"/>
-                                  <w:r>
-                                    <w:rPr>
-                                      <w:sz w:val="12"/>
-                                    </w:rPr>
-                                    <w:t>_district</w:t>
+                                    <w:t>taluk_district</w:t>
                                   </w:r>
                                   <w:proofErr w:type="spellEnd"/>
                                   <w:r>
@@ -2382,7 +2242,6 @@
                                     </w:rPr>
                                     <w:t xml:space="preserve">Loading Place: </w:t>
                                   </w:r>
-                                  <w:proofErr w:type="gramStart"/>
                                   <w:r>
                                     <w:rPr>
                                       <w:sz w:val="12"/>
@@ -2394,14 +2253,7 @@
                                     <w:rPr>
                                       <w:sz w:val="12"/>
                                     </w:rPr>
-                                    <w:t>loading</w:t>
-                                  </w:r>
-                                  <w:proofErr w:type="gramEnd"/>
-                                  <w:r>
-                                    <w:rPr>
-                                      <w:sz w:val="12"/>
-                                    </w:rPr>
-                                    <w:t>_place</w:t>
+                                    <w:t>loading_place</w:t>
                                   </w:r>
                                   <w:proofErr w:type="spellEnd"/>
                                   <w:r>
@@ -2495,19 +2347,11 @@
                                       <w:sz w:val="12"/>
                                     </w:rPr>
                                   </w:pPr>
-                                  <w:proofErr w:type="gramStart"/>
-                                  <w:r>
-                                    <w:rPr>
-                                      <w:sz w:val="12"/>
-                                    </w:rPr>
-                                    <w:t>{{ quantity</w:t>
-                                  </w:r>
-                                  <w:proofErr w:type="gramEnd"/>
-                                  <w:r>
-                                    <w:rPr>
-                                      <w:sz w:val="12"/>
-                                    </w:rPr>
-                                    <w:t xml:space="preserve"> }}</w:t>
+                                  <w:r>
+                                    <w:rPr>
+                                      <w:sz w:val="12"/>
+                                    </w:rPr>
+                                    <w:t>{{ quantity }}</w:t>
                                   </w:r>
                                 </w:p>
                               </w:tc>
@@ -2555,7 +2399,6 @@
                                     </w:rPr>
                                     <w:t xml:space="preserve"> </w:t>
                                   </w:r>
-                                  <w:proofErr w:type="gramStart"/>
                                   <w:r>
                                     <w:rPr>
                                       <w:sz w:val="12"/>
@@ -2567,14 +2410,7 @@
                                     <w:rPr>
                                       <w:sz w:val="12"/>
                                     </w:rPr>
-                                    <w:t>mdp</w:t>
-                                  </w:r>
-                                  <w:proofErr w:type="gramEnd"/>
-                                  <w:r>
-                                    <w:rPr>
-                                      <w:sz w:val="12"/>
-                                    </w:rPr>
-                                    <w:t>_type</w:t>
+                                    <w:t>mdp_type</w:t>
                                   </w:r>
                                   <w:proofErr w:type="spellEnd"/>
                                   <w:r>
@@ -2808,7 +2644,6 @@
                                       <w:sz w:val="12"/>
                                     </w:rPr>
                                   </w:pPr>
-                                  <w:proofErr w:type="gramStart"/>
                                   <w:r>
                                     <w:rPr>
                                       <w:sz w:val="12"/>
@@ -2820,14 +2655,7 @@
                                     <w:rPr>
                                       <w:sz w:val="12"/>
                                     </w:rPr>
-                                    <w:t>form</w:t>
-                                  </w:r>
-                                  <w:proofErr w:type="gramEnd"/>
-                                  <w:r>
-                                    <w:rPr>
-                                      <w:sz w:val="12"/>
-                                    </w:rPr>
-                                    <w:t>_ap_purpose</w:t>
+                                    <w:t>form_ap_purpose</w:t>
                                   </w:r>
                                   <w:proofErr w:type="spellEnd"/>
                                   <w:r>
@@ -2966,7 +2794,6 @@
                                       <w:sz w:val="12"/>
                                     </w:rPr>
                                   </w:pPr>
-                                  <w:proofErr w:type="gramStart"/>
                                   <w:r>
                                     <w:rPr>
                                       <w:sz w:val="12"/>
@@ -2978,14 +2805,7 @@
                                     <w:rPr>
                                       <w:sz w:val="12"/>
                                     </w:rPr>
-                                    <w:t>mineral</w:t>
-                                  </w:r>
-                                  <w:proofErr w:type="gramEnd"/>
-                                  <w:r>
-                                    <w:rPr>
-                                      <w:sz w:val="12"/>
-                                    </w:rPr>
-                                    <w:t>_grade</w:t>
+                                    <w:t>mineral_grade</w:t>
                                   </w:r>
                                   <w:proofErr w:type="spellEnd"/>
                                   <w:r>
@@ -3100,7 +2920,6 @@
                                       <w:sz w:val="12"/>
                                     </w:rPr>
                                   </w:pPr>
-                                  <w:proofErr w:type="gramStart"/>
                                   <w:r>
                                     <w:rPr>
                                       <w:b/>
@@ -3114,15 +2933,7 @@
                                       <w:b/>
                                       <w:sz w:val="12"/>
                                     </w:rPr>
-                                    <w:t>total</w:t>
-                                  </w:r>
-                                  <w:proofErr w:type="gramEnd"/>
-                                  <w:r>
-                                    <w:rPr>
-                                      <w:b/>
-                                      <w:sz w:val="12"/>
-                                    </w:rPr>
-                                    <w:t>_amount_paid</w:t>
+                                    <w:t>total_amount_paid</w:t>
                                   </w:r>
                                   <w:proofErr w:type="spellEnd"/>
                                   <w:r>
@@ -3238,23 +3049,13 @@
                                       <w:sz w:val="12"/>
                                     </w:rPr>
                                   </w:pPr>
-                                  <w:proofErr w:type="gramStart"/>
-                                  <w:r>
-                                    <w:rPr>
-                                      <w:b/>
-                                      <w:bCs/>
-                                      <w:sz w:val="12"/>
-                                    </w:rPr>
-                                    <w:t>{{ buyer</w:t>
-                                  </w:r>
-                                  <w:proofErr w:type="gramEnd"/>
-                                  <w:r>
-                                    <w:rPr>
-                                      <w:b/>
-                                      <w:bCs/>
-                                      <w:sz w:val="12"/>
-                                    </w:rPr>
-                                    <w:t xml:space="preserve"> }}</w:t>
+                                  <w:r>
+                                    <w:rPr>
+                                      <w:b/>
+                                      <w:bCs/>
+                                      <w:sz w:val="12"/>
+                                    </w:rPr>
+                                    <w:t>{{ buyer }}</w:t>
                                   </w:r>
                                 </w:p>
                               </w:tc>
@@ -3359,19 +3160,11 @@
                                       <w:sz w:val="12"/>
                                     </w:rPr>
                                   </w:pPr>
-                                  <w:proofErr w:type="gramStart"/>
-                                  <w:r>
-                                    <w:rPr>
-                                      <w:sz w:val="12"/>
-                                    </w:rPr>
-                                    <w:t>{{ route</w:t>
-                                  </w:r>
-                                  <w:proofErr w:type="gramEnd"/>
-                                  <w:r>
-                                    <w:rPr>
-                                      <w:sz w:val="12"/>
-                                    </w:rPr>
-                                    <w:t xml:space="preserve"> }}</w:t>
+                                  <w:r>
+                                    <w:rPr>
+                                      <w:sz w:val="12"/>
+                                    </w:rPr>
+                                    <w:t>{{ route }}</w:t>
                                   </w:r>
                                 </w:p>
                               </w:tc>
@@ -3460,23 +3253,13 @@
                                       <w:sz w:val="12"/>
                                     </w:rPr>
                                   </w:pPr>
-                                  <w:proofErr w:type="gramStart"/>
-                                  <w:r>
-                                    <w:rPr>
-                                      <w:b/>
-                                      <w:bCs/>
-                                      <w:sz w:val="12"/>
-                                    </w:rPr>
-                                    <w:t>{{ validity</w:t>
-                                  </w:r>
-                                  <w:proofErr w:type="gramEnd"/>
-                                  <w:r>
-                                    <w:rPr>
-                                      <w:b/>
-                                      <w:bCs/>
-                                      <w:sz w:val="12"/>
-                                    </w:rPr>
-                                    <w:t xml:space="preserve"> }}</w:t>
+                                  <w:r>
+                                    <w:rPr>
+                                      <w:b/>
+                                      <w:bCs/>
+                                      <w:sz w:val="12"/>
+                                    </w:rPr>
+                                    <w:t>{{ validity }}</w:t>
                                   </w:r>
                                 </w:p>
                               </w:tc>
@@ -3629,7 +3412,6 @@
                                       <w:sz w:val="12"/>
                                     </w:rPr>
                                   </w:pPr>
-                                  <w:proofErr w:type="gramStart"/>
                                   <w:r>
                                     <w:rPr>
                                       <w:sz w:val="12"/>
@@ -3641,14 +3423,7 @@
                                     <w:rPr>
                                       <w:sz w:val="12"/>
                                     </w:rPr>
-                                    <w:t>check</w:t>
-                                  </w:r>
-                                  <w:proofErr w:type="gramEnd"/>
-                                  <w:r>
-                                    <w:rPr>
-                                      <w:sz w:val="12"/>
-                                    </w:rPr>
-                                    <w:t>_post</w:t>
+                                    <w:t>check_post</w:t>
                                   </w:r>
                                   <w:proofErr w:type="spellEnd"/>
                                   <w:r>
@@ -3770,7 +3545,6 @@
                                       <w:sz w:val="12"/>
                                     </w:rPr>
                                   </w:pPr>
-                                  <w:proofErr w:type="gramStart"/>
                                   <w:r>
                                     <w:rPr>
                                       <w:sz w:val="12"/>
@@ -3782,14 +3556,7 @@
                                     <w:rPr>
                                       <w:sz w:val="12"/>
                                     </w:rPr>
-                                    <w:t>vehicle</w:t>
-                                  </w:r>
-                                  <w:proofErr w:type="gramEnd"/>
-                                  <w:r>
-                                    <w:rPr>
-                                      <w:sz w:val="12"/>
-                                    </w:rPr>
-                                    <w:t>_no</w:t>
+                                    <w:t>vehicle_no</w:t>
                                   </w:r>
                                   <w:proofErr w:type="spellEnd"/>
                                   <w:r>
@@ -3899,7 +3666,6 @@
                                       <w:sz w:val="12"/>
                                     </w:rPr>
                                   </w:pPr>
-                                  <w:proofErr w:type="gramStart"/>
                                   <w:r>
                                     <w:rPr>
                                       <w:sz w:val="12"/>
@@ -3911,14 +3677,7 @@
                                     <w:rPr>
                                       <w:sz w:val="12"/>
                                     </w:rPr>
-                                    <w:t>crusher</w:t>
-                                  </w:r>
-                                  <w:proofErr w:type="gramEnd"/>
-                                  <w:r>
-                                    <w:rPr>
-                                      <w:sz w:val="12"/>
-                                    </w:rPr>
-                                    <w:t>_unit</w:t>
+                                    <w:t>crusher_unit</w:t>
                                   </w:r>
                                   <w:proofErr w:type="spellEnd"/>
                                   <w:r>
@@ -4128,23 +3887,13 @@
                                       <w:sz w:val="12"/>
                                     </w:rPr>
                                   </w:pPr>
-                                  <w:proofErr w:type="gramStart"/>
-                                  <w:r>
-                                    <w:rPr>
-                                      <w:b/>
-                                      <w:bCs/>
-                                      <w:sz w:val="12"/>
-                                    </w:rPr>
-                                    <w:t>{{ destination</w:t>
-                                  </w:r>
-                                  <w:proofErr w:type="gramEnd"/>
-                                  <w:r>
-                                    <w:rPr>
-                                      <w:b/>
-                                      <w:bCs/>
-                                      <w:sz w:val="12"/>
-                                    </w:rPr>
-                                    <w:t xml:space="preserve"> }}</w:t>
+                                  <w:r>
+                                    <w:rPr>
+                                      <w:b/>
+                                      <w:bCs/>
+                                      <w:sz w:val="12"/>
+                                    </w:rPr>
+                                    <w:t>{{ destination }}</w:t>
                                   </w:r>
                                 </w:p>
                               </w:tc>
@@ -4169,7 +3918,6 @@
                                       <w:sz w:val="12"/>
                                     </w:rPr>
                                   </w:pPr>
-                                  <w:proofErr w:type="gramStart"/>
                                   <w:r>
                                     <w:rPr>
                                       <w:b/>
@@ -4185,16 +3933,7 @@
                                       <w:bCs/>
                                       <w:sz w:val="12"/>
                                     </w:rPr>
-                                    <w:t>copy</w:t>
-                                  </w:r>
-                                  <w:proofErr w:type="gramEnd"/>
-                                  <w:r>
-                                    <w:rPr>
-                                      <w:b/>
-                                      <w:bCs/>
-                                      <w:sz w:val="12"/>
-                                    </w:rPr>
-                                    <w:t>_type</w:t>
+                                    <w:t>copy_type</w:t>
                                   </w:r>
                                   <w:proofErr w:type="spellEnd"/>
                                   <w:r>
@@ -4588,7 +4327,6 @@
                                 <w:sz w:val="12"/>
                               </w:rPr>
                             </w:pPr>
-                            <w:proofErr w:type="gramStart"/>
                             <w:r>
                               <w:rPr>
                                 <w:sz w:val="12"/>
@@ -4600,14 +4338,7 @@
                               <w:rPr>
                                 <w:sz w:val="12"/>
                               </w:rPr>
-                              <w:t>form</w:t>
-                            </w:r>
-                            <w:proofErr w:type="gramEnd"/>
-                            <w:r>
-                              <w:rPr>
-                                <w:sz w:val="12"/>
-                              </w:rPr>
-                              <w:t>_ap_no</w:t>
+                              <w:t>form_ap_no</w:t>
                             </w:r>
                             <w:proofErr w:type="spellEnd"/>
                             <w:r>
@@ -4650,21 +4381,12 @@
                               </w:rPr>
                               <w:t xml:space="preserve"> </w:t>
                             </w:r>
-                            <w:proofErr w:type="gramStart"/>
-                            <w:r>
-                              <w:rPr>
-                                <w:sz w:val="12"/>
-                              </w:rPr>
-                              <w:t>No :</w:t>
-                            </w:r>
-                            <w:proofErr w:type="gramEnd"/>
-                            <w:r>
-                              <w:rPr>
-                                <w:sz w:val="12"/>
-                              </w:rPr>
-                              <w:t xml:space="preserve"> </w:t>
-                            </w:r>
-                            <w:proofErr w:type="gramStart"/>
+                            <w:r>
+                              <w:rPr>
+                                <w:sz w:val="12"/>
+                              </w:rPr>
+                              <w:t xml:space="preserve">No : </w:t>
+                            </w:r>
                             <w:r>
                               <w:rPr>
                                 <w:sz w:val="12"/>
@@ -4676,14 +4398,7 @@
                               <w:rPr>
                                 <w:sz w:val="12"/>
                               </w:rPr>
-                              <w:t>sr</w:t>
-                            </w:r>
-                            <w:proofErr w:type="gramEnd"/>
-                            <w:r>
-                              <w:rPr>
-                                <w:sz w:val="12"/>
-                              </w:rPr>
-                              <w:t>_no</w:t>
+                              <w:t>sr_no</w:t>
                             </w:r>
                             <w:proofErr w:type="spellEnd"/>
                             <w:r>
@@ -4792,7 +4507,6 @@
                                 <w:sz w:val="12"/>
                               </w:rPr>
                             </w:pPr>
-                            <w:proofErr w:type="gramStart"/>
                             <w:r>
                               <w:rPr>
                                 <w:sz w:val="12"/>
@@ -4804,35 +4518,14 @@
                               <w:rPr>
                                 <w:sz w:val="12"/>
                               </w:rPr>
-                              <w:t>mdp</w:t>
-                            </w:r>
-                            <w:proofErr w:type="gramEnd"/>
-                            <w:r>
-                              <w:rPr>
-                                <w:sz w:val="12"/>
-                              </w:rPr>
-                              <w:t>_</w:t>
-                            </w:r>
-                            <w:proofErr w:type="gramStart"/>
-                            <w:r>
-                              <w:rPr>
-                                <w:sz w:val="12"/>
-                              </w:rPr>
-                              <w:t>no</w:t>
+                              <w:t>mdp_no</w:t>
                             </w:r>
                             <w:proofErr w:type="spellEnd"/>
                             <w:r>
                               <w:rPr>
                                 <w:sz w:val="12"/>
                               </w:rPr>
-                              <w:t xml:space="preserve"> }</w:t>
-                            </w:r>
-                            <w:proofErr w:type="gramEnd"/>
-                            <w:r>
-                              <w:rPr>
-                                <w:sz w:val="12"/>
-                              </w:rPr>
-                              <w:t>}</w:t>
+                              <w:t xml:space="preserve"> }}</w:t>
                             </w:r>
                             <w:r>
                               <w:rPr>
@@ -4969,7 +4662,6 @@
                                 <w:sz w:val="12"/>
                               </w:rPr>
                             </w:pPr>
-                            <w:proofErr w:type="gramStart"/>
                             <w:r>
                               <w:rPr>
                                 <w:sz w:val="12"/>
@@ -4981,14 +4673,7 @@
                               <w:rPr>
                                 <w:sz w:val="12"/>
                               </w:rPr>
-                              <w:t>lease</w:t>
-                            </w:r>
-                            <w:proofErr w:type="gramEnd"/>
-                            <w:r>
-                              <w:rPr>
-                                <w:sz w:val="12"/>
-                              </w:rPr>
-                              <w:t>_no</w:t>
+                              <w:t>lease_no</w:t>
                             </w:r>
                             <w:proofErr w:type="spellEnd"/>
                             <w:r>
@@ -5022,19 +4707,11 @@
                               </w:rPr>
                               <w:t xml:space="preserve">Barcode: </w:t>
                             </w:r>
-                            <w:proofErr w:type="gramStart"/>
-                            <w:r>
-                              <w:rPr>
-                                <w:sz w:val="12"/>
-                              </w:rPr>
-                              <w:t>{{ barcode</w:t>
-                            </w:r>
-                            <w:proofErr w:type="gramEnd"/>
-                            <w:r>
-                              <w:rPr>
-                                <w:sz w:val="12"/>
-                              </w:rPr>
-                              <w:t xml:space="preserve"> }}</w:t>
+                            <w:r>
+                              <w:rPr>
+                                <w:sz w:val="12"/>
+                              </w:rPr>
+                              <w:t>{{ barcode }}</w:t>
                             </w:r>
                           </w:p>
                         </w:tc>
@@ -5155,7 +4832,6 @@
                                 <w:sz w:val="12"/>
                               </w:rPr>
                             </w:pPr>
-                            <w:proofErr w:type="gramStart"/>
                             <w:r>
                               <w:rPr>
                                 <w:b/>
@@ -5171,16 +4847,7 @@
                                 <w:bCs/>
                                 <w:sz w:val="12"/>
                               </w:rPr>
-                              <w:t>lease</w:t>
-                            </w:r>
-                            <w:proofErr w:type="gramEnd"/>
-                            <w:r>
-                              <w:rPr>
-                                <w:b/>
-                                <w:bCs/>
-                                <w:sz w:val="12"/>
-                              </w:rPr>
-                              <w:t>_name</w:t>
+                              <w:t>lease_name</w:t>
                             </w:r>
                             <w:proofErr w:type="spellEnd"/>
                             <w:r>
@@ -5253,7 +4920,6 @@
                               </w:rPr>
                               <w:t xml:space="preserve"> </w:t>
                             </w:r>
-                            <w:proofErr w:type="gramStart"/>
                             <w:r>
                               <w:rPr>
                                 <w:sz w:val="12"/>
@@ -5265,14 +4931,7 @@
                               <w:rPr>
                                 <w:sz w:val="12"/>
                               </w:rPr>
-                              <w:t>type</w:t>
-                            </w:r>
-                            <w:proofErr w:type="gramEnd"/>
-                            <w:r>
-                              <w:rPr>
-                                <w:sz w:val="12"/>
-                              </w:rPr>
-                              <w:t>_of_land</w:t>
+                              <w:t>type_of_land</w:t>
                             </w:r>
                             <w:proofErr w:type="spellEnd"/>
                             <w:r>
@@ -5408,21 +5067,12 @@
                               </w:rPr>
                               <w:t xml:space="preserve"> </w:t>
                             </w:r>
-                            <w:proofErr w:type="gramStart"/>
-                            <w:r>
-                              <w:rPr>
-                                <w:sz w:val="12"/>
-                              </w:rPr>
-                              <w:t>No :</w:t>
-                            </w:r>
-                            <w:proofErr w:type="gramEnd"/>
-                            <w:r>
-                              <w:rPr>
-                                <w:sz w:val="12"/>
-                              </w:rPr>
-                              <w:t xml:space="preserve"> </w:t>
-                            </w:r>
-                            <w:proofErr w:type="gramStart"/>
+                            <w:r>
+                              <w:rPr>
+                                <w:sz w:val="12"/>
+                              </w:rPr>
+                              <w:t xml:space="preserve">No : </w:t>
+                            </w:r>
                             <w:r>
                               <w:rPr>
                                 <w:sz w:val="12"/>
@@ -5434,14 +5084,7 @@
                               <w:rPr>
                                 <w:sz w:val="12"/>
                               </w:rPr>
-                              <w:t>gst</w:t>
-                            </w:r>
-                            <w:proofErr w:type="gramEnd"/>
-                            <w:r>
-                              <w:rPr>
-                                <w:sz w:val="12"/>
-                              </w:rPr>
-                              <w:t>_no</w:t>
+                              <w:t>gst_no</w:t>
                             </w:r>
                             <w:proofErr w:type="spellEnd"/>
                             <w:r>
@@ -5534,7 +5177,6 @@
                                 <w:sz w:val="12"/>
                               </w:rPr>
                             </w:pPr>
-                            <w:proofErr w:type="gramStart"/>
                             <w:r>
                               <w:rPr>
                                 <w:sz w:val="12"/>
@@ -5546,14 +5188,7 @@
                               <w:rPr>
                                 <w:sz w:val="12"/>
                               </w:rPr>
-                              <w:t>taluk</w:t>
-                            </w:r>
-                            <w:proofErr w:type="gramEnd"/>
-                            <w:r>
-                              <w:rPr>
-                                <w:sz w:val="12"/>
-                              </w:rPr>
-                              <w:t>_district</w:t>
+                              <w:t>taluk_district</w:t>
                             </w:r>
                             <w:proofErr w:type="spellEnd"/>
                             <w:r>
@@ -5589,7 +5224,6 @@
                               </w:rPr>
                               <w:t xml:space="preserve">Loading Place: </w:t>
                             </w:r>
-                            <w:proofErr w:type="gramStart"/>
                             <w:r>
                               <w:rPr>
                                 <w:sz w:val="12"/>
@@ -5601,14 +5235,7 @@
                               <w:rPr>
                                 <w:sz w:val="12"/>
                               </w:rPr>
-                              <w:t>loading</w:t>
-                            </w:r>
-                            <w:proofErr w:type="gramEnd"/>
-                            <w:r>
-                              <w:rPr>
-                                <w:sz w:val="12"/>
-                              </w:rPr>
-                              <w:t>_place</w:t>
+                              <w:t>loading_place</w:t>
                             </w:r>
                             <w:proofErr w:type="spellEnd"/>
                             <w:r>
@@ -5702,19 +5329,11 @@
                                 <w:sz w:val="12"/>
                               </w:rPr>
                             </w:pPr>
-                            <w:proofErr w:type="gramStart"/>
-                            <w:r>
-                              <w:rPr>
-                                <w:sz w:val="12"/>
-                              </w:rPr>
-                              <w:t>{{ quantity</w:t>
-                            </w:r>
-                            <w:proofErr w:type="gramEnd"/>
-                            <w:r>
-                              <w:rPr>
-                                <w:sz w:val="12"/>
-                              </w:rPr>
-                              <w:t xml:space="preserve"> }}</w:t>
+                            <w:r>
+                              <w:rPr>
+                                <w:sz w:val="12"/>
+                              </w:rPr>
+                              <w:t>{{ quantity }}</w:t>
                             </w:r>
                           </w:p>
                         </w:tc>
@@ -5762,7 +5381,6 @@
                               </w:rPr>
                               <w:t xml:space="preserve"> </w:t>
                             </w:r>
-                            <w:proofErr w:type="gramStart"/>
                             <w:r>
                               <w:rPr>
                                 <w:sz w:val="12"/>
@@ -5774,14 +5392,7 @@
                               <w:rPr>
                                 <w:sz w:val="12"/>
                               </w:rPr>
-                              <w:t>mdp</w:t>
-                            </w:r>
-                            <w:proofErr w:type="gramEnd"/>
-                            <w:r>
-                              <w:rPr>
-                                <w:sz w:val="12"/>
-                              </w:rPr>
-                              <w:t>_type</w:t>
+                              <w:t>mdp_type</w:t>
                             </w:r>
                             <w:proofErr w:type="spellEnd"/>
                             <w:r>
@@ -6015,7 +5626,6 @@
                                 <w:sz w:val="12"/>
                               </w:rPr>
                             </w:pPr>
-                            <w:proofErr w:type="gramStart"/>
                             <w:r>
                               <w:rPr>
                                 <w:sz w:val="12"/>
@@ -6027,14 +5637,7 @@
                               <w:rPr>
                                 <w:sz w:val="12"/>
                               </w:rPr>
-                              <w:t>form</w:t>
-                            </w:r>
-                            <w:proofErr w:type="gramEnd"/>
-                            <w:r>
-                              <w:rPr>
-                                <w:sz w:val="12"/>
-                              </w:rPr>
-                              <w:t>_ap_purpose</w:t>
+                              <w:t>form_ap_purpose</w:t>
                             </w:r>
                             <w:proofErr w:type="spellEnd"/>
                             <w:r>
@@ -6173,7 +5776,6 @@
                                 <w:sz w:val="12"/>
                               </w:rPr>
                             </w:pPr>
-                            <w:proofErr w:type="gramStart"/>
                             <w:r>
                               <w:rPr>
                                 <w:sz w:val="12"/>
@@ -6185,14 +5787,7 @@
                               <w:rPr>
                                 <w:sz w:val="12"/>
                               </w:rPr>
-                              <w:t>mineral</w:t>
-                            </w:r>
-                            <w:proofErr w:type="gramEnd"/>
-                            <w:r>
-                              <w:rPr>
-                                <w:sz w:val="12"/>
-                              </w:rPr>
-                              <w:t>_grade</w:t>
+                              <w:t>mineral_grade</w:t>
                             </w:r>
                             <w:proofErr w:type="spellEnd"/>
                             <w:r>
@@ -6307,7 +5902,6 @@
                                 <w:sz w:val="12"/>
                               </w:rPr>
                             </w:pPr>
-                            <w:proofErr w:type="gramStart"/>
                             <w:r>
                               <w:rPr>
                                 <w:b/>
@@ -6321,15 +5915,7 @@
                                 <w:b/>
                                 <w:sz w:val="12"/>
                               </w:rPr>
-                              <w:t>total</w:t>
-                            </w:r>
-                            <w:proofErr w:type="gramEnd"/>
-                            <w:r>
-                              <w:rPr>
-                                <w:b/>
-                                <w:sz w:val="12"/>
-                              </w:rPr>
-                              <w:t>_amount_paid</w:t>
+                              <w:t>total_amount_paid</w:t>
                             </w:r>
                             <w:proofErr w:type="spellEnd"/>
                             <w:r>
@@ -6445,23 +6031,13 @@
                                 <w:sz w:val="12"/>
                               </w:rPr>
                             </w:pPr>
-                            <w:proofErr w:type="gramStart"/>
-                            <w:r>
-                              <w:rPr>
-                                <w:b/>
-                                <w:bCs/>
-                                <w:sz w:val="12"/>
-                              </w:rPr>
-                              <w:t>{{ buyer</w:t>
-                            </w:r>
-                            <w:proofErr w:type="gramEnd"/>
-                            <w:r>
-                              <w:rPr>
-                                <w:b/>
-                                <w:bCs/>
-                                <w:sz w:val="12"/>
-                              </w:rPr>
-                              <w:t xml:space="preserve"> }}</w:t>
+                            <w:r>
+                              <w:rPr>
+                                <w:b/>
+                                <w:bCs/>
+                                <w:sz w:val="12"/>
+                              </w:rPr>
+                              <w:t>{{ buyer }}</w:t>
                             </w:r>
                           </w:p>
                         </w:tc>
@@ -6566,19 +6142,11 @@
                                 <w:sz w:val="12"/>
                               </w:rPr>
                             </w:pPr>
-                            <w:proofErr w:type="gramStart"/>
-                            <w:r>
-                              <w:rPr>
-                                <w:sz w:val="12"/>
-                              </w:rPr>
-                              <w:t>{{ route</w:t>
-                            </w:r>
-                            <w:proofErr w:type="gramEnd"/>
-                            <w:r>
-                              <w:rPr>
-                                <w:sz w:val="12"/>
-                              </w:rPr>
-                              <w:t xml:space="preserve"> }}</w:t>
+                            <w:r>
+                              <w:rPr>
+                                <w:sz w:val="12"/>
+                              </w:rPr>
+                              <w:t>{{ route }}</w:t>
                             </w:r>
                           </w:p>
                         </w:tc>
@@ -6667,23 +6235,13 @@
                                 <w:sz w:val="12"/>
                               </w:rPr>
                             </w:pPr>
-                            <w:proofErr w:type="gramStart"/>
-                            <w:r>
-                              <w:rPr>
-                                <w:b/>
-                                <w:bCs/>
-                                <w:sz w:val="12"/>
-                              </w:rPr>
-                              <w:t>{{ validity</w:t>
-                            </w:r>
-                            <w:proofErr w:type="gramEnd"/>
-                            <w:r>
-                              <w:rPr>
-                                <w:b/>
-                                <w:bCs/>
-                                <w:sz w:val="12"/>
-                              </w:rPr>
-                              <w:t xml:space="preserve"> }}</w:t>
+                            <w:r>
+                              <w:rPr>
+                                <w:b/>
+                                <w:bCs/>
+                                <w:sz w:val="12"/>
+                              </w:rPr>
+                              <w:t>{{ validity }}</w:t>
                             </w:r>
                           </w:p>
                         </w:tc>
@@ -6836,7 +6394,6 @@
                                 <w:sz w:val="12"/>
                               </w:rPr>
                             </w:pPr>
-                            <w:proofErr w:type="gramStart"/>
                             <w:r>
                               <w:rPr>
                                 <w:sz w:val="12"/>
@@ -6848,14 +6405,7 @@
                               <w:rPr>
                                 <w:sz w:val="12"/>
                               </w:rPr>
-                              <w:t>check</w:t>
-                            </w:r>
-                            <w:proofErr w:type="gramEnd"/>
-                            <w:r>
-                              <w:rPr>
-                                <w:sz w:val="12"/>
-                              </w:rPr>
-                              <w:t>_post</w:t>
+                              <w:t>check_post</w:t>
                             </w:r>
                             <w:proofErr w:type="spellEnd"/>
                             <w:r>
@@ -6977,7 +6527,6 @@
                                 <w:sz w:val="12"/>
                               </w:rPr>
                             </w:pPr>
-                            <w:proofErr w:type="gramStart"/>
                             <w:r>
                               <w:rPr>
                                 <w:sz w:val="12"/>
@@ -6989,14 +6538,7 @@
                               <w:rPr>
                                 <w:sz w:val="12"/>
                               </w:rPr>
-                              <w:t>vehicle</w:t>
-                            </w:r>
-                            <w:proofErr w:type="gramEnd"/>
-                            <w:r>
-                              <w:rPr>
-                                <w:sz w:val="12"/>
-                              </w:rPr>
-                              <w:t>_no</w:t>
+                              <w:t>vehicle_no</w:t>
                             </w:r>
                             <w:proofErr w:type="spellEnd"/>
                             <w:r>
@@ -7106,7 +6648,6 @@
                                 <w:sz w:val="12"/>
                               </w:rPr>
                             </w:pPr>
-                            <w:proofErr w:type="gramStart"/>
                             <w:r>
                               <w:rPr>
                                 <w:sz w:val="12"/>
@@ -7118,14 +6659,7 @@
                               <w:rPr>
                                 <w:sz w:val="12"/>
                               </w:rPr>
-                              <w:t>crusher</w:t>
-                            </w:r>
-                            <w:proofErr w:type="gramEnd"/>
-                            <w:r>
-                              <w:rPr>
-                                <w:sz w:val="12"/>
-                              </w:rPr>
-                              <w:t>_unit</w:t>
+                              <w:t>crusher_unit</w:t>
                             </w:r>
                             <w:proofErr w:type="spellEnd"/>
                             <w:r>
@@ -7335,23 +6869,13 @@
                                 <w:sz w:val="12"/>
                               </w:rPr>
                             </w:pPr>
-                            <w:proofErr w:type="gramStart"/>
-                            <w:r>
-                              <w:rPr>
-                                <w:b/>
-                                <w:bCs/>
-                                <w:sz w:val="12"/>
-                              </w:rPr>
-                              <w:t>{{ destination</w:t>
-                            </w:r>
-                            <w:proofErr w:type="gramEnd"/>
-                            <w:r>
-                              <w:rPr>
-                                <w:b/>
-                                <w:bCs/>
-                                <w:sz w:val="12"/>
-                              </w:rPr>
-                              <w:t xml:space="preserve"> }}</w:t>
+                            <w:r>
+                              <w:rPr>
+                                <w:b/>
+                                <w:bCs/>
+                                <w:sz w:val="12"/>
+                              </w:rPr>
+                              <w:t>{{ destination }}</w:t>
                             </w:r>
                           </w:p>
                         </w:tc>
@@ -7376,7 +6900,6 @@
                                 <w:sz w:val="12"/>
                               </w:rPr>
                             </w:pPr>
-                            <w:proofErr w:type="gramStart"/>
                             <w:r>
                               <w:rPr>
                                 <w:b/>
@@ -7392,16 +6915,7 @@
                                 <w:bCs/>
                                 <w:sz w:val="12"/>
                               </w:rPr>
-                              <w:t>copy</w:t>
-                            </w:r>
-                            <w:proofErr w:type="gramEnd"/>
-                            <w:r>
-                              <w:rPr>
-                                <w:b/>
-                                <w:bCs/>
-                                <w:sz w:val="12"/>
-                              </w:rPr>
-                              <w:t>_type</w:t>
+                              <w:t>copy_type</w:t>
                             </w:r>
                             <w:proofErr w:type="spellEnd"/>
                             <w:r>
@@ -7843,7 +7357,6 @@
                                       <w:sz w:val="12"/>
                                     </w:rPr>
                                   </w:pPr>
-                                  <w:proofErr w:type="gramStart"/>
                                   <w:r>
                                     <w:rPr>
                                       <w:sz w:val="12"/>
@@ -7855,14 +7368,7 @@
                                     <w:rPr>
                                       <w:sz w:val="12"/>
                                     </w:rPr>
-                                    <w:t>form</w:t>
-                                  </w:r>
-                                  <w:proofErr w:type="gramEnd"/>
-                                  <w:r>
-                                    <w:rPr>
-                                      <w:sz w:val="12"/>
-                                    </w:rPr>
-                                    <w:t>_ap_no</w:t>
+                                    <w:t>form_ap_no</w:t>
                                   </w:r>
                                   <w:proofErr w:type="spellEnd"/>
                                   <w:r>
@@ -7905,21 +7411,12 @@
                                     </w:rPr>
                                     <w:t xml:space="preserve"> </w:t>
                                   </w:r>
-                                  <w:proofErr w:type="gramStart"/>
-                                  <w:r>
-                                    <w:rPr>
-                                      <w:sz w:val="12"/>
-                                    </w:rPr>
-                                    <w:t>No :</w:t>
-                                  </w:r>
-                                  <w:proofErr w:type="gramEnd"/>
-                                  <w:r>
-                                    <w:rPr>
-                                      <w:sz w:val="12"/>
-                                    </w:rPr>
-                                    <w:t xml:space="preserve"> </w:t>
-                                  </w:r>
-                                  <w:proofErr w:type="gramStart"/>
+                                  <w:r>
+                                    <w:rPr>
+                                      <w:sz w:val="12"/>
+                                    </w:rPr>
+                                    <w:t xml:space="preserve">No : </w:t>
+                                  </w:r>
                                   <w:r>
                                     <w:rPr>
                                       <w:sz w:val="12"/>
@@ -7931,14 +7428,7 @@
                                     <w:rPr>
                                       <w:sz w:val="12"/>
                                     </w:rPr>
-                                    <w:t>sr</w:t>
-                                  </w:r>
-                                  <w:proofErr w:type="gramEnd"/>
-                                  <w:r>
-                                    <w:rPr>
-                                      <w:sz w:val="12"/>
-                                    </w:rPr>
-                                    <w:t>_no</w:t>
+                                    <w:t>sr_no</w:t>
                                   </w:r>
                                   <w:proofErr w:type="spellEnd"/>
                                   <w:r>
@@ -8047,7 +7537,6 @@
                                       <w:sz w:val="12"/>
                                     </w:rPr>
                                   </w:pPr>
-                                  <w:proofErr w:type="gramStart"/>
                                   <w:r>
                                     <w:rPr>
                                       <w:sz w:val="12"/>
@@ -8059,35 +7548,14 @@
                                     <w:rPr>
                                       <w:sz w:val="12"/>
                                     </w:rPr>
-                                    <w:t>mdp</w:t>
-                                  </w:r>
-                                  <w:proofErr w:type="gramEnd"/>
-                                  <w:r>
-                                    <w:rPr>
-                                      <w:sz w:val="12"/>
-                                    </w:rPr>
-                                    <w:t>_</w:t>
-                                  </w:r>
-                                  <w:proofErr w:type="gramStart"/>
-                                  <w:r>
-                                    <w:rPr>
-                                      <w:sz w:val="12"/>
-                                    </w:rPr>
-                                    <w:t>no</w:t>
+                                    <w:t>mdp_no</w:t>
                                   </w:r>
                                   <w:proofErr w:type="spellEnd"/>
                                   <w:r>
                                     <w:rPr>
                                       <w:sz w:val="12"/>
                                     </w:rPr>
-                                    <w:t xml:space="preserve"> }</w:t>
-                                  </w:r>
-                                  <w:proofErr w:type="gramEnd"/>
-                                  <w:r>
-                                    <w:rPr>
-                                      <w:sz w:val="12"/>
-                                    </w:rPr>
-                                    <w:t>}</w:t>
+                                    <w:t xml:space="preserve"> }}</w:t>
                                   </w:r>
                                   <w:r>
                                     <w:rPr>
@@ -8224,7 +7692,6 @@
                                       <w:sz w:val="12"/>
                                     </w:rPr>
                                   </w:pPr>
-                                  <w:proofErr w:type="gramStart"/>
                                   <w:r>
                                     <w:rPr>
                                       <w:sz w:val="12"/>
@@ -8236,14 +7703,7 @@
                                     <w:rPr>
                                       <w:sz w:val="12"/>
                                     </w:rPr>
-                                    <w:t>lease</w:t>
-                                  </w:r>
-                                  <w:proofErr w:type="gramEnd"/>
-                                  <w:r>
-                                    <w:rPr>
-                                      <w:sz w:val="12"/>
-                                    </w:rPr>
-                                    <w:t>_no</w:t>
+                                    <w:t>lease_no</w:t>
                                   </w:r>
                                   <w:proofErr w:type="spellEnd"/>
                                   <w:r>
@@ -8277,19 +7737,11 @@
                                     </w:rPr>
                                     <w:t xml:space="preserve">Barcode: </w:t>
                                   </w:r>
-                                  <w:proofErr w:type="gramStart"/>
-                                  <w:r>
-                                    <w:rPr>
-                                      <w:sz w:val="12"/>
-                                    </w:rPr>
-                                    <w:t>{{ barcode</w:t>
-                                  </w:r>
-                                  <w:proofErr w:type="gramEnd"/>
-                                  <w:r>
-                                    <w:rPr>
-                                      <w:sz w:val="12"/>
-                                    </w:rPr>
-                                    <w:t xml:space="preserve"> }}</w:t>
+                                  <w:r>
+                                    <w:rPr>
+                                      <w:sz w:val="12"/>
+                                    </w:rPr>
+                                    <w:t>{{ barcode }}</w:t>
                                   </w:r>
                                 </w:p>
                               </w:tc>
@@ -8410,7 +7862,6 @@
                                       <w:sz w:val="12"/>
                                     </w:rPr>
                                   </w:pPr>
-                                  <w:proofErr w:type="gramStart"/>
                                   <w:r>
                                     <w:rPr>
                                       <w:b/>
@@ -8426,16 +7877,7 @@
                                       <w:bCs/>
                                       <w:sz w:val="12"/>
                                     </w:rPr>
-                                    <w:t>lease</w:t>
-                                  </w:r>
-                                  <w:proofErr w:type="gramEnd"/>
-                                  <w:r>
-                                    <w:rPr>
-                                      <w:b/>
-                                      <w:bCs/>
-                                      <w:sz w:val="12"/>
-                                    </w:rPr>
-                                    <w:t>_name</w:t>
+                                    <w:t>lease_name</w:t>
                                   </w:r>
                                   <w:proofErr w:type="spellEnd"/>
                                   <w:r>
@@ -8508,7 +7950,6 @@
                                     </w:rPr>
                                     <w:t xml:space="preserve"> </w:t>
                                   </w:r>
-                                  <w:proofErr w:type="gramStart"/>
                                   <w:r>
                                     <w:rPr>
                                       <w:sz w:val="12"/>
@@ -8520,14 +7961,7 @@
                                     <w:rPr>
                                       <w:sz w:val="12"/>
                                     </w:rPr>
-                                    <w:t>type</w:t>
-                                  </w:r>
-                                  <w:proofErr w:type="gramEnd"/>
-                                  <w:r>
-                                    <w:rPr>
-                                      <w:sz w:val="12"/>
-                                    </w:rPr>
-                                    <w:t>_of_land</w:t>
+                                    <w:t>type_of_land</w:t>
                                   </w:r>
                                   <w:proofErr w:type="spellEnd"/>
                                   <w:r>
@@ -8663,21 +8097,12 @@
                                     </w:rPr>
                                     <w:t xml:space="preserve"> </w:t>
                                   </w:r>
-                                  <w:proofErr w:type="gramStart"/>
-                                  <w:r>
-                                    <w:rPr>
-                                      <w:sz w:val="12"/>
-                                    </w:rPr>
-                                    <w:t>No :</w:t>
-                                  </w:r>
-                                  <w:proofErr w:type="gramEnd"/>
-                                  <w:r>
-                                    <w:rPr>
-                                      <w:sz w:val="12"/>
-                                    </w:rPr>
-                                    <w:t xml:space="preserve"> </w:t>
-                                  </w:r>
-                                  <w:proofErr w:type="gramStart"/>
+                                  <w:r>
+                                    <w:rPr>
+                                      <w:sz w:val="12"/>
+                                    </w:rPr>
+                                    <w:t xml:space="preserve">No : </w:t>
+                                  </w:r>
                                   <w:r>
                                     <w:rPr>
                                       <w:sz w:val="12"/>
@@ -8689,14 +8114,7 @@
                                     <w:rPr>
                                       <w:sz w:val="12"/>
                                     </w:rPr>
-                                    <w:t>gst</w:t>
-                                  </w:r>
-                                  <w:proofErr w:type="gramEnd"/>
-                                  <w:r>
-                                    <w:rPr>
-                                      <w:sz w:val="12"/>
-                                    </w:rPr>
-                                    <w:t>_no</w:t>
+                                    <w:t>gst_no</w:t>
                                   </w:r>
                                   <w:proofErr w:type="spellEnd"/>
                                   <w:r>
@@ -8789,7 +8207,6 @@
                                       <w:sz w:val="12"/>
                                     </w:rPr>
                                   </w:pPr>
-                                  <w:proofErr w:type="gramStart"/>
                                   <w:r>
                                     <w:rPr>
                                       <w:sz w:val="12"/>
@@ -8801,14 +8218,7 @@
                                     <w:rPr>
                                       <w:sz w:val="12"/>
                                     </w:rPr>
-                                    <w:t>taluk</w:t>
-                                  </w:r>
-                                  <w:proofErr w:type="gramEnd"/>
-                                  <w:r>
-                                    <w:rPr>
-                                      <w:sz w:val="12"/>
-                                    </w:rPr>
-                                    <w:t>_district</w:t>
+                                    <w:t>taluk_district</w:t>
                                   </w:r>
                                   <w:proofErr w:type="spellEnd"/>
                                   <w:r>
@@ -8844,7 +8254,6 @@
                                     </w:rPr>
                                     <w:t xml:space="preserve">Loading Place: </w:t>
                                   </w:r>
-                                  <w:proofErr w:type="gramStart"/>
                                   <w:r>
                                     <w:rPr>
                                       <w:sz w:val="12"/>
@@ -8856,14 +8265,7 @@
                                     <w:rPr>
                                       <w:sz w:val="12"/>
                                     </w:rPr>
-                                    <w:t>loading</w:t>
-                                  </w:r>
-                                  <w:proofErr w:type="gramEnd"/>
-                                  <w:r>
-                                    <w:rPr>
-                                      <w:sz w:val="12"/>
-                                    </w:rPr>
-                                    <w:t>_place</w:t>
+                                    <w:t>loading_place</w:t>
                                   </w:r>
                                   <w:proofErr w:type="spellEnd"/>
                                   <w:r>
@@ -8957,19 +8359,11 @@
                                       <w:sz w:val="12"/>
                                     </w:rPr>
                                   </w:pPr>
-                                  <w:proofErr w:type="gramStart"/>
-                                  <w:r>
-                                    <w:rPr>
-                                      <w:sz w:val="12"/>
-                                    </w:rPr>
-                                    <w:t>{{ quantity</w:t>
-                                  </w:r>
-                                  <w:proofErr w:type="gramEnd"/>
-                                  <w:r>
-                                    <w:rPr>
-                                      <w:sz w:val="12"/>
-                                    </w:rPr>
-                                    <w:t xml:space="preserve"> }}</w:t>
+                                  <w:r>
+                                    <w:rPr>
+                                      <w:sz w:val="12"/>
+                                    </w:rPr>
+                                    <w:t>{{ quantity }}</w:t>
                                   </w:r>
                                 </w:p>
                               </w:tc>
@@ -9017,7 +8411,6 @@
                                     </w:rPr>
                                     <w:t xml:space="preserve"> </w:t>
                                   </w:r>
-                                  <w:proofErr w:type="gramStart"/>
                                   <w:r>
                                     <w:rPr>
                                       <w:sz w:val="12"/>
@@ -9029,14 +8422,7 @@
                                     <w:rPr>
                                       <w:sz w:val="12"/>
                                     </w:rPr>
-                                    <w:t>mdp</w:t>
-                                  </w:r>
-                                  <w:proofErr w:type="gramEnd"/>
-                                  <w:r>
-                                    <w:rPr>
-                                      <w:sz w:val="12"/>
-                                    </w:rPr>
-                                    <w:t>_type</w:t>
+                                    <w:t>mdp_type</w:t>
                                   </w:r>
                                   <w:proofErr w:type="spellEnd"/>
                                   <w:r>
@@ -9270,7 +8656,6 @@
                                       <w:sz w:val="12"/>
                                     </w:rPr>
                                   </w:pPr>
-                                  <w:proofErr w:type="gramStart"/>
                                   <w:r>
                                     <w:rPr>
                                       <w:sz w:val="12"/>
@@ -9282,14 +8667,7 @@
                                     <w:rPr>
                                       <w:sz w:val="12"/>
                                     </w:rPr>
-                                    <w:t>form</w:t>
-                                  </w:r>
-                                  <w:proofErr w:type="gramEnd"/>
-                                  <w:r>
-                                    <w:rPr>
-                                      <w:sz w:val="12"/>
-                                    </w:rPr>
-                                    <w:t>_ap_purpose</w:t>
+                                    <w:t>form_ap_purpose</w:t>
                                   </w:r>
                                   <w:proofErr w:type="spellEnd"/>
                                   <w:r>
@@ -9428,7 +8806,6 @@
                                       <w:sz w:val="12"/>
                                     </w:rPr>
                                   </w:pPr>
-                                  <w:proofErr w:type="gramStart"/>
                                   <w:r>
                                     <w:rPr>
                                       <w:sz w:val="12"/>
@@ -9440,14 +8817,7 @@
                                     <w:rPr>
                                       <w:sz w:val="12"/>
                                     </w:rPr>
-                                    <w:t>mineral</w:t>
-                                  </w:r>
-                                  <w:proofErr w:type="gramEnd"/>
-                                  <w:r>
-                                    <w:rPr>
-                                      <w:sz w:val="12"/>
-                                    </w:rPr>
-                                    <w:t>_grade</w:t>
+                                    <w:t>mineral_grade</w:t>
                                   </w:r>
                                   <w:proofErr w:type="spellEnd"/>
                                   <w:r>
@@ -9562,7 +8932,6 @@
                                       <w:sz w:val="12"/>
                                     </w:rPr>
                                   </w:pPr>
-                                  <w:proofErr w:type="gramStart"/>
                                   <w:r>
                                     <w:rPr>
                                       <w:b/>
@@ -9576,29 +8945,7 @@
                                       <w:b/>
                                       <w:sz w:val="12"/>
                                     </w:rPr>
-                                    <w:t>total</w:t>
-                                  </w:r>
-                                  <w:proofErr w:type="gramEnd"/>
-                                  <w:r>
-                                    <w:rPr>
-                                      <w:b/>
-                                      <w:sz w:val="12"/>
-                                    </w:rPr>
-                                    <w:t>_amount_pa</w:t>
-                                  </w:r>
-                                  <w:r>
-                                    <w:rPr>
-                                      <w:b/>
-                                      <w:sz w:val="12"/>
-                                    </w:rPr>
-                                    <w:t>s</w:t>
-                                  </w:r>
-                                  <w:r>
-                                    <w:rPr>
-                                      <w:b/>
-                                      <w:sz w:val="12"/>
-                                    </w:rPr>
-                                    <w:t>id</w:t>
+                                    <w:t>total_amount_paid</w:t>
                                   </w:r>
                                   <w:proofErr w:type="spellEnd"/>
                                   <w:r>
@@ -9714,23 +9061,13 @@
                                       <w:sz w:val="12"/>
                                     </w:rPr>
                                   </w:pPr>
-                                  <w:proofErr w:type="gramStart"/>
-                                  <w:r>
-                                    <w:rPr>
-                                      <w:b/>
-                                      <w:bCs/>
-                                      <w:sz w:val="12"/>
-                                    </w:rPr>
-                                    <w:t>{{ buyer</w:t>
-                                  </w:r>
-                                  <w:proofErr w:type="gramEnd"/>
-                                  <w:r>
-                                    <w:rPr>
-                                      <w:b/>
-                                      <w:bCs/>
-                                      <w:sz w:val="12"/>
-                                    </w:rPr>
-                                    <w:t xml:space="preserve"> }}</w:t>
+                                  <w:r>
+                                    <w:rPr>
+                                      <w:b/>
+                                      <w:bCs/>
+                                      <w:sz w:val="12"/>
+                                    </w:rPr>
+                                    <w:t>{{ buyer }}</w:t>
                                   </w:r>
                                 </w:p>
                               </w:tc>
@@ -9835,19 +9172,11 @@
                                       <w:sz w:val="12"/>
                                     </w:rPr>
                                   </w:pPr>
-                                  <w:proofErr w:type="gramStart"/>
-                                  <w:r>
-                                    <w:rPr>
-                                      <w:sz w:val="12"/>
-                                    </w:rPr>
-                                    <w:t>{{ route</w:t>
-                                  </w:r>
-                                  <w:proofErr w:type="gramEnd"/>
-                                  <w:r>
-                                    <w:rPr>
-                                      <w:sz w:val="12"/>
-                                    </w:rPr>
-                                    <w:t xml:space="preserve"> }}</w:t>
+                                  <w:r>
+                                    <w:rPr>
+                                      <w:sz w:val="12"/>
+                                    </w:rPr>
+                                    <w:t>{{ route }}</w:t>
                                   </w:r>
                                 </w:p>
                               </w:tc>
@@ -9936,23 +9265,13 @@
                                       <w:sz w:val="12"/>
                                     </w:rPr>
                                   </w:pPr>
-                                  <w:proofErr w:type="gramStart"/>
-                                  <w:r>
-                                    <w:rPr>
-                                      <w:b/>
-                                      <w:bCs/>
-                                      <w:sz w:val="12"/>
-                                    </w:rPr>
-                                    <w:t>{{ validity</w:t>
-                                  </w:r>
-                                  <w:proofErr w:type="gramEnd"/>
-                                  <w:r>
-                                    <w:rPr>
-                                      <w:b/>
-                                      <w:bCs/>
-                                      <w:sz w:val="12"/>
-                                    </w:rPr>
-                                    <w:t xml:space="preserve"> }}</w:t>
+                                  <w:r>
+                                    <w:rPr>
+                                      <w:b/>
+                                      <w:bCs/>
+                                      <w:sz w:val="12"/>
+                                    </w:rPr>
+                                    <w:t>{{ validity }}</w:t>
                                   </w:r>
                                 </w:p>
                               </w:tc>
@@ -10105,7 +9424,6 @@
                                       <w:sz w:val="12"/>
                                     </w:rPr>
                                   </w:pPr>
-                                  <w:proofErr w:type="gramStart"/>
                                   <w:r>
                                     <w:rPr>
                                       <w:sz w:val="12"/>
@@ -10117,14 +9435,7 @@
                                     <w:rPr>
                                       <w:sz w:val="12"/>
                                     </w:rPr>
-                                    <w:t>check</w:t>
-                                  </w:r>
-                                  <w:proofErr w:type="gramEnd"/>
-                                  <w:r>
-                                    <w:rPr>
-                                      <w:sz w:val="12"/>
-                                    </w:rPr>
-                                    <w:t>_post</w:t>
+                                    <w:t>check_post</w:t>
                                   </w:r>
                                   <w:proofErr w:type="spellEnd"/>
                                   <w:r>
@@ -10246,7 +9557,6 @@
                                       <w:sz w:val="12"/>
                                     </w:rPr>
                                   </w:pPr>
-                                  <w:proofErr w:type="gramStart"/>
                                   <w:r>
                                     <w:rPr>
                                       <w:sz w:val="12"/>
@@ -10258,14 +9568,7 @@
                                     <w:rPr>
                                       <w:sz w:val="12"/>
                                     </w:rPr>
-                                    <w:t>vehicle</w:t>
-                                  </w:r>
-                                  <w:proofErr w:type="gramEnd"/>
-                                  <w:r>
-                                    <w:rPr>
-                                      <w:sz w:val="12"/>
-                                    </w:rPr>
-                                    <w:t>_no</w:t>
+                                    <w:t>vehicle_no</w:t>
                                   </w:r>
                                   <w:proofErr w:type="spellEnd"/>
                                   <w:r>
@@ -10375,7 +9678,6 @@
                                       <w:sz w:val="12"/>
                                     </w:rPr>
                                   </w:pPr>
-                                  <w:proofErr w:type="gramStart"/>
                                   <w:r>
                                     <w:rPr>
                                       <w:sz w:val="12"/>
@@ -10387,14 +9689,7 @@
                                     <w:rPr>
                                       <w:sz w:val="12"/>
                                     </w:rPr>
-                                    <w:t>crusher</w:t>
-                                  </w:r>
-                                  <w:proofErr w:type="gramEnd"/>
-                                  <w:r>
-                                    <w:rPr>
-                                      <w:sz w:val="12"/>
-                                    </w:rPr>
-                                    <w:t>_unit</w:t>
+                                    <w:t>crusher_unit</w:t>
                                   </w:r>
                                   <w:proofErr w:type="spellEnd"/>
                                   <w:r>
@@ -10604,23 +9899,13 @@
                                       <w:sz w:val="12"/>
                                     </w:rPr>
                                   </w:pPr>
-                                  <w:proofErr w:type="gramStart"/>
-                                  <w:r>
-                                    <w:rPr>
-                                      <w:b/>
-                                      <w:bCs/>
-                                      <w:sz w:val="12"/>
-                                    </w:rPr>
-                                    <w:t>{{ destination</w:t>
-                                  </w:r>
-                                  <w:proofErr w:type="gramEnd"/>
-                                  <w:r>
-                                    <w:rPr>
-                                      <w:b/>
-                                      <w:bCs/>
-                                      <w:sz w:val="12"/>
-                                    </w:rPr>
-                                    <w:t xml:space="preserve"> }}</w:t>
+                                  <w:r>
+                                    <w:rPr>
+                                      <w:b/>
+                                      <w:bCs/>
+                                      <w:sz w:val="12"/>
+                                    </w:rPr>
+                                    <w:t>{{ destination }}</w:t>
                                   </w:r>
                                 </w:p>
                               </w:tc>
@@ -10645,7 +9930,6 @@
                                       <w:sz w:val="12"/>
                                     </w:rPr>
                                   </w:pPr>
-                                  <w:proofErr w:type="gramStart"/>
                                   <w:r>
                                     <w:rPr>
                                       <w:b/>
@@ -10661,16 +9945,7 @@
                                       <w:bCs/>
                                       <w:sz w:val="12"/>
                                     </w:rPr>
-                                    <w:t>copy</w:t>
-                                  </w:r>
-                                  <w:proofErr w:type="gramEnd"/>
-                                  <w:r>
-                                    <w:rPr>
-                                      <w:b/>
-                                      <w:bCs/>
-                                      <w:sz w:val="12"/>
-                                    </w:rPr>
-                                    <w:t>_type</w:t>
+                                    <w:t>copy_type</w:t>
                                   </w:r>
                                   <w:proofErr w:type="spellEnd"/>
                                   <w:r>
@@ -11064,7 +10339,6 @@
                                 <w:sz w:val="12"/>
                               </w:rPr>
                             </w:pPr>
-                            <w:proofErr w:type="gramStart"/>
                             <w:r>
                               <w:rPr>
                                 <w:sz w:val="12"/>
@@ -11076,14 +10350,7 @@
                               <w:rPr>
                                 <w:sz w:val="12"/>
                               </w:rPr>
-                              <w:t>form</w:t>
-                            </w:r>
-                            <w:proofErr w:type="gramEnd"/>
-                            <w:r>
-                              <w:rPr>
-                                <w:sz w:val="12"/>
-                              </w:rPr>
-                              <w:t>_ap_no</w:t>
+                              <w:t>form_ap_no</w:t>
                             </w:r>
                             <w:proofErr w:type="spellEnd"/>
                             <w:r>
@@ -11126,21 +10393,12 @@
                               </w:rPr>
                               <w:t xml:space="preserve"> </w:t>
                             </w:r>
-                            <w:proofErr w:type="gramStart"/>
-                            <w:r>
-                              <w:rPr>
-                                <w:sz w:val="12"/>
-                              </w:rPr>
-                              <w:t>No :</w:t>
-                            </w:r>
-                            <w:proofErr w:type="gramEnd"/>
-                            <w:r>
-                              <w:rPr>
-                                <w:sz w:val="12"/>
-                              </w:rPr>
-                              <w:t xml:space="preserve"> </w:t>
-                            </w:r>
-                            <w:proofErr w:type="gramStart"/>
+                            <w:r>
+                              <w:rPr>
+                                <w:sz w:val="12"/>
+                              </w:rPr>
+                              <w:t xml:space="preserve">No : </w:t>
+                            </w:r>
                             <w:r>
                               <w:rPr>
                                 <w:sz w:val="12"/>
@@ -11152,14 +10410,7 @@
                               <w:rPr>
                                 <w:sz w:val="12"/>
                               </w:rPr>
-                              <w:t>sr</w:t>
-                            </w:r>
-                            <w:proofErr w:type="gramEnd"/>
-                            <w:r>
-                              <w:rPr>
-                                <w:sz w:val="12"/>
-                              </w:rPr>
-                              <w:t>_no</w:t>
+                              <w:t>sr_no</w:t>
                             </w:r>
                             <w:proofErr w:type="spellEnd"/>
                             <w:r>
@@ -11268,7 +10519,6 @@
                                 <w:sz w:val="12"/>
                               </w:rPr>
                             </w:pPr>
-                            <w:proofErr w:type="gramStart"/>
                             <w:r>
                               <w:rPr>
                                 <w:sz w:val="12"/>
@@ -11280,35 +10530,14 @@
                               <w:rPr>
                                 <w:sz w:val="12"/>
                               </w:rPr>
-                              <w:t>mdp</w:t>
-                            </w:r>
-                            <w:proofErr w:type="gramEnd"/>
-                            <w:r>
-                              <w:rPr>
-                                <w:sz w:val="12"/>
-                              </w:rPr>
-                              <w:t>_</w:t>
-                            </w:r>
-                            <w:proofErr w:type="gramStart"/>
-                            <w:r>
-                              <w:rPr>
-                                <w:sz w:val="12"/>
-                              </w:rPr>
-                              <w:t>no</w:t>
+                              <w:t>mdp_no</w:t>
                             </w:r>
                             <w:proofErr w:type="spellEnd"/>
                             <w:r>
                               <w:rPr>
                                 <w:sz w:val="12"/>
                               </w:rPr>
-                              <w:t xml:space="preserve"> }</w:t>
-                            </w:r>
-                            <w:proofErr w:type="gramEnd"/>
-                            <w:r>
-                              <w:rPr>
-                                <w:sz w:val="12"/>
-                              </w:rPr>
-                              <w:t>}</w:t>
+                              <w:t xml:space="preserve"> }}</w:t>
                             </w:r>
                             <w:r>
                               <w:rPr>
@@ -11445,7 +10674,6 @@
                                 <w:sz w:val="12"/>
                               </w:rPr>
                             </w:pPr>
-                            <w:proofErr w:type="gramStart"/>
                             <w:r>
                               <w:rPr>
                                 <w:sz w:val="12"/>
@@ -11457,14 +10685,7 @@
                               <w:rPr>
                                 <w:sz w:val="12"/>
                               </w:rPr>
-                              <w:t>lease</w:t>
-                            </w:r>
-                            <w:proofErr w:type="gramEnd"/>
-                            <w:r>
-                              <w:rPr>
-                                <w:sz w:val="12"/>
-                              </w:rPr>
-                              <w:t>_no</w:t>
+                              <w:t>lease_no</w:t>
                             </w:r>
                             <w:proofErr w:type="spellEnd"/>
                             <w:r>
@@ -11498,19 +10719,11 @@
                               </w:rPr>
                               <w:t xml:space="preserve">Barcode: </w:t>
                             </w:r>
-                            <w:proofErr w:type="gramStart"/>
-                            <w:r>
-                              <w:rPr>
-                                <w:sz w:val="12"/>
-                              </w:rPr>
-                              <w:t>{{ barcode</w:t>
-                            </w:r>
-                            <w:proofErr w:type="gramEnd"/>
-                            <w:r>
-                              <w:rPr>
-                                <w:sz w:val="12"/>
-                              </w:rPr>
-                              <w:t xml:space="preserve"> }}</w:t>
+                            <w:r>
+                              <w:rPr>
+                                <w:sz w:val="12"/>
+                              </w:rPr>
+                              <w:t>{{ barcode }}</w:t>
                             </w:r>
                           </w:p>
                         </w:tc>
@@ -11631,7 +10844,6 @@
                                 <w:sz w:val="12"/>
                               </w:rPr>
                             </w:pPr>
-                            <w:proofErr w:type="gramStart"/>
                             <w:r>
                               <w:rPr>
                                 <w:b/>
@@ -11647,16 +10859,7 @@
                                 <w:bCs/>
                                 <w:sz w:val="12"/>
                               </w:rPr>
-                              <w:t>lease</w:t>
-                            </w:r>
-                            <w:proofErr w:type="gramEnd"/>
-                            <w:r>
-                              <w:rPr>
-                                <w:b/>
-                                <w:bCs/>
-                                <w:sz w:val="12"/>
-                              </w:rPr>
-                              <w:t>_name</w:t>
+                              <w:t>lease_name</w:t>
                             </w:r>
                             <w:proofErr w:type="spellEnd"/>
                             <w:r>
@@ -11729,7 +10932,6 @@
                               </w:rPr>
                               <w:t xml:space="preserve"> </w:t>
                             </w:r>
-                            <w:proofErr w:type="gramStart"/>
                             <w:r>
                               <w:rPr>
                                 <w:sz w:val="12"/>
@@ -11741,14 +10943,7 @@
                               <w:rPr>
                                 <w:sz w:val="12"/>
                               </w:rPr>
-                              <w:t>type</w:t>
-                            </w:r>
-                            <w:proofErr w:type="gramEnd"/>
-                            <w:r>
-                              <w:rPr>
-                                <w:sz w:val="12"/>
-                              </w:rPr>
-                              <w:t>_of_land</w:t>
+                              <w:t>type_of_land</w:t>
                             </w:r>
                             <w:proofErr w:type="spellEnd"/>
                             <w:r>
@@ -11884,21 +11079,12 @@
                               </w:rPr>
                               <w:t xml:space="preserve"> </w:t>
                             </w:r>
-                            <w:proofErr w:type="gramStart"/>
-                            <w:r>
-                              <w:rPr>
-                                <w:sz w:val="12"/>
-                              </w:rPr>
-                              <w:t>No :</w:t>
-                            </w:r>
-                            <w:proofErr w:type="gramEnd"/>
-                            <w:r>
-                              <w:rPr>
-                                <w:sz w:val="12"/>
-                              </w:rPr>
-                              <w:t xml:space="preserve"> </w:t>
-                            </w:r>
-                            <w:proofErr w:type="gramStart"/>
+                            <w:r>
+                              <w:rPr>
+                                <w:sz w:val="12"/>
+                              </w:rPr>
+                              <w:t xml:space="preserve">No : </w:t>
+                            </w:r>
                             <w:r>
                               <w:rPr>
                                 <w:sz w:val="12"/>
@@ -11910,14 +11096,7 @@
                               <w:rPr>
                                 <w:sz w:val="12"/>
                               </w:rPr>
-                              <w:t>gst</w:t>
-                            </w:r>
-                            <w:proofErr w:type="gramEnd"/>
-                            <w:r>
-                              <w:rPr>
-                                <w:sz w:val="12"/>
-                              </w:rPr>
-                              <w:t>_no</w:t>
+                              <w:t>gst_no</w:t>
                             </w:r>
                             <w:proofErr w:type="spellEnd"/>
                             <w:r>
@@ -12010,7 +11189,6 @@
                                 <w:sz w:val="12"/>
                               </w:rPr>
                             </w:pPr>
-                            <w:proofErr w:type="gramStart"/>
                             <w:r>
                               <w:rPr>
                                 <w:sz w:val="12"/>
@@ -12022,14 +11200,7 @@
                               <w:rPr>
                                 <w:sz w:val="12"/>
                               </w:rPr>
-                              <w:t>taluk</w:t>
-                            </w:r>
-                            <w:proofErr w:type="gramEnd"/>
-                            <w:r>
-                              <w:rPr>
-                                <w:sz w:val="12"/>
-                              </w:rPr>
-                              <w:t>_district</w:t>
+                              <w:t>taluk_district</w:t>
                             </w:r>
                             <w:proofErr w:type="spellEnd"/>
                             <w:r>
@@ -12065,7 +11236,6 @@
                               </w:rPr>
                               <w:t xml:space="preserve">Loading Place: </w:t>
                             </w:r>
-                            <w:proofErr w:type="gramStart"/>
                             <w:r>
                               <w:rPr>
                                 <w:sz w:val="12"/>
@@ -12077,14 +11247,7 @@
                               <w:rPr>
                                 <w:sz w:val="12"/>
                               </w:rPr>
-                              <w:t>loading</w:t>
-                            </w:r>
-                            <w:proofErr w:type="gramEnd"/>
-                            <w:r>
-                              <w:rPr>
-                                <w:sz w:val="12"/>
-                              </w:rPr>
-                              <w:t>_place</w:t>
+                              <w:t>loading_place</w:t>
                             </w:r>
                             <w:proofErr w:type="spellEnd"/>
                             <w:r>
@@ -12178,19 +11341,11 @@
                                 <w:sz w:val="12"/>
                               </w:rPr>
                             </w:pPr>
-                            <w:proofErr w:type="gramStart"/>
-                            <w:r>
-                              <w:rPr>
-                                <w:sz w:val="12"/>
-                              </w:rPr>
-                              <w:t>{{ quantity</w:t>
-                            </w:r>
-                            <w:proofErr w:type="gramEnd"/>
-                            <w:r>
-                              <w:rPr>
-                                <w:sz w:val="12"/>
-                              </w:rPr>
-                              <w:t xml:space="preserve"> }}</w:t>
+                            <w:r>
+                              <w:rPr>
+                                <w:sz w:val="12"/>
+                              </w:rPr>
+                              <w:t>{{ quantity }}</w:t>
                             </w:r>
                           </w:p>
                         </w:tc>
@@ -12238,7 +11393,6 @@
                               </w:rPr>
                               <w:t xml:space="preserve"> </w:t>
                             </w:r>
-                            <w:proofErr w:type="gramStart"/>
                             <w:r>
                               <w:rPr>
                                 <w:sz w:val="12"/>
@@ -12250,14 +11404,7 @@
                               <w:rPr>
                                 <w:sz w:val="12"/>
                               </w:rPr>
-                              <w:t>mdp</w:t>
-                            </w:r>
-                            <w:proofErr w:type="gramEnd"/>
-                            <w:r>
-                              <w:rPr>
-                                <w:sz w:val="12"/>
-                              </w:rPr>
-                              <w:t>_type</w:t>
+                              <w:t>mdp_type</w:t>
                             </w:r>
                             <w:proofErr w:type="spellEnd"/>
                             <w:r>
@@ -12491,7 +11638,6 @@
                                 <w:sz w:val="12"/>
                               </w:rPr>
                             </w:pPr>
-                            <w:proofErr w:type="gramStart"/>
                             <w:r>
                               <w:rPr>
                                 <w:sz w:val="12"/>
@@ -12503,14 +11649,7 @@
                               <w:rPr>
                                 <w:sz w:val="12"/>
                               </w:rPr>
-                              <w:t>form</w:t>
-                            </w:r>
-                            <w:proofErr w:type="gramEnd"/>
-                            <w:r>
-                              <w:rPr>
-                                <w:sz w:val="12"/>
-                              </w:rPr>
-                              <w:t>_ap_purpose</w:t>
+                              <w:t>form_ap_purpose</w:t>
                             </w:r>
                             <w:proofErr w:type="spellEnd"/>
                             <w:r>
@@ -12649,7 +11788,6 @@
                                 <w:sz w:val="12"/>
                               </w:rPr>
                             </w:pPr>
-                            <w:proofErr w:type="gramStart"/>
                             <w:r>
                               <w:rPr>
                                 <w:sz w:val="12"/>
@@ -12661,14 +11799,7 @@
                               <w:rPr>
                                 <w:sz w:val="12"/>
                               </w:rPr>
-                              <w:t>mineral</w:t>
-                            </w:r>
-                            <w:proofErr w:type="gramEnd"/>
-                            <w:r>
-                              <w:rPr>
-                                <w:sz w:val="12"/>
-                              </w:rPr>
-                              <w:t>_grade</w:t>
+                              <w:t>mineral_grade</w:t>
                             </w:r>
                             <w:proofErr w:type="spellEnd"/>
                             <w:r>
@@ -12783,7 +11914,6 @@
                                 <w:sz w:val="12"/>
                               </w:rPr>
                             </w:pPr>
-                            <w:proofErr w:type="gramStart"/>
                             <w:r>
                               <w:rPr>
                                 <w:b/>
@@ -12797,29 +11927,7 @@
                                 <w:b/>
                                 <w:sz w:val="12"/>
                               </w:rPr>
-                              <w:t>total</w:t>
-                            </w:r>
-                            <w:proofErr w:type="gramEnd"/>
-                            <w:r>
-                              <w:rPr>
-                                <w:b/>
-                                <w:sz w:val="12"/>
-                              </w:rPr>
-                              <w:t>_amount_pa</w:t>
-                            </w:r>
-                            <w:r>
-                              <w:rPr>
-                                <w:b/>
-                                <w:sz w:val="12"/>
-                              </w:rPr>
-                              <w:t>s</w:t>
-                            </w:r>
-                            <w:r>
-                              <w:rPr>
-                                <w:b/>
-                                <w:sz w:val="12"/>
-                              </w:rPr>
-                              <w:t>id</w:t>
+                              <w:t>total_amount_paid</w:t>
                             </w:r>
                             <w:proofErr w:type="spellEnd"/>
                             <w:r>
@@ -12935,23 +12043,13 @@
                                 <w:sz w:val="12"/>
                               </w:rPr>
                             </w:pPr>
-                            <w:proofErr w:type="gramStart"/>
-                            <w:r>
-                              <w:rPr>
-                                <w:b/>
-                                <w:bCs/>
-                                <w:sz w:val="12"/>
-                              </w:rPr>
-                              <w:t>{{ buyer</w:t>
-                            </w:r>
-                            <w:proofErr w:type="gramEnd"/>
-                            <w:r>
-                              <w:rPr>
-                                <w:b/>
-                                <w:bCs/>
-                                <w:sz w:val="12"/>
-                              </w:rPr>
-                              <w:t xml:space="preserve"> }}</w:t>
+                            <w:r>
+                              <w:rPr>
+                                <w:b/>
+                                <w:bCs/>
+                                <w:sz w:val="12"/>
+                              </w:rPr>
+                              <w:t>{{ buyer }}</w:t>
                             </w:r>
                           </w:p>
                         </w:tc>
@@ -13056,19 +12154,11 @@
                                 <w:sz w:val="12"/>
                               </w:rPr>
                             </w:pPr>
-                            <w:proofErr w:type="gramStart"/>
-                            <w:r>
-                              <w:rPr>
-                                <w:sz w:val="12"/>
-                              </w:rPr>
-                              <w:t>{{ route</w:t>
-                            </w:r>
-                            <w:proofErr w:type="gramEnd"/>
-                            <w:r>
-                              <w:rPr>
-                                <w:sz w:val="12"/>
-                              </w:rPr>
-                              <w:t xml:space="preserve"> }}</w:t>
+                            <w:r>
+                              <w:rPr>
+                                <w:sz w:val="12"/>
+                              </w:rPr>
+                              <w:t>{{ route }}</w:t>
                             </w:r>
                           </w:p>
                         </w:tc>
@@ -13157,23 +12247,13 @@
                                 <w:sz w:val="12"/>
                               </w:rPr>
                             </w:pPr>
-                            <w:proofErr w:type="gramStart"/>
-                            <w:r>
-                              <w:rPr>
-                                <w:b/>
-                                <w:bCs/>
-                                <w:sz w:val="12"/>
-                              </w:rPr>
-                              <w:t>{{ validity</w:t>
-                            </w:r>
-                            <w:proofErr w:type="gramEnd"/>
-                            <w:r>
-                              <w:rPr>
-                                <w:b/>
-                                <w:bCs/>
-                                <w:sz w:val="12"/>
-                              </w:rPr>
-                              <w:t xml:space="preserve"> }}</w:t>
+                            <w:r>
+                              <w:rPr>
+                                <w:b/>
+                                <w:bCs/>
+                                <w:sz w:val="12"/>
+                              </w:rPr>
+                              <w:t>{{ validity }}</w:t>
                             </w:r>
                           </w:p>
                         </w:tc>
@@ -13326,7 +12406,6 @@
                                 <w:sz w:val="12"/>
                               </w:rPr>
                             </w:pPr>
-                            <w:proofErr w:type="gramStart"/>
                             <w:r>
                               <w:rPr>
                                 <w:sz w:val="12"/>
@@ -13338,14 +12417,7 @@
                               <w:rPr>
                                 <w:sz w:val="12"/>
                               </w:rPr>
-                              <w:t>check</w:t>
-                            </w:r>
-                            <w:proofErr w:type="gramEnd"/>
-                            <w:r>
-                              <w:rPr>
-                                <w:sz w:val="12"/>
-                              </w:rPr>
-                              <w:t>_post</w:t>
+                              <w:t>check_post</w:t>
                             </w:r>
                             <w:proofErr w:type="spellEnd"/>
                             <w:r>
@@ -13467,7 +12539,6 @@
                                 <w:sz w:val="12"/>
                               </w:rPr>
                             </w:pPr>
-                            <w:proofErr w:type="gramStart"/>
                             <w:r>
                               <w:rPr>
                                 <w:sz w:val="12"/>
@@ -13479,14 +12550,7 @@
                               <w:rPr>
                                 <w:sz w:val="12"/>
                               </w:rPr>
-                              <w:t>vehicle</w:t>
-                            </w:r>
-                            <w:proofErr w:type="gramEnd"/>
-                            <w:r>
-                              <w:rPr>
-                                <w:sz w:val="12"/>
-                              </w:rPr>
-                              <w:t>_no</w:t>
+                              <w:t>vehicle_no</w:t>
                             </w:r>
                             <w:proofErr w:type="spellEnd"/>
                             <w:r>
@@ -13596,7 +12660,6 @@
                                 <w:sz w:val="12"/>
                               </w:rPr>
                             </w:pPr>
-                            <w:proofErr w:type="gramStart"/>
                             <w:r>
                               <w:rPr>
                                 <w:sz w:val="12"/>
@@ -13608,14 +12671,7 @@
                               <w:rPr>
                                 <w:sz w:val="12"/>
                               </w:rPr>
-                              <w:t>crusher</w:t>
-                            </w:r>
-                            <w:proofErr w:type="gramEnd"/>
-                            <w:r>
-                              <w:rPr>
-                                <w:sz w:val="12"/>
-                              </w:rPr>
-                              <w:t>_unit</w:t>
+                              <w:t>crusher_unit</w:t>
                             </w:r>
                             <w:proofErr w:type="spellEnd"/>
                             <w:r>
@@ -13825,23 +12881,13 @@
                                 <w:sz w:val="12"/>
                               </w:rPr>
                             </w:pPr>
-                            <w:proofErr w:type="gramStart"/>
-                            <w:r>
-                              <w:rPr>
-                                <w:b/>
-                                <w:bCs/>
-                                <w:sz w:val="12"/>
-                              </w:rPr>
-                              <w:t>{{ destination</w:t>
-                            </w:r>
-                            <w:proofErr w:type="gramEnd"/>
-                            <w:r>
-                              <w:rPr>
-                                <w:b/>
-                                <w:bCs/>
-                                <w:sz w:val="12"/>
-                              </w:rPr>
-                              <w:t xml:space="preserve"> }}</w:t>
+                            <w:r>
+                              <w:rPr>
+                                <w:b/>
+                                <w:bCs/>
+                                <w:sz w:val="12"/>
+                              </w:rPr>
+                              <w:t>{{ destination }}</w:t>
                             </w:r>
                           </w:p>
                         </w:tc>
@@ -13866,7 +12912,6 @@
                                 <w:sz w:val="12"/>
                               </w:rPr>
                             </w:pPr>
-                            <w:proofErr w:type="gramStart"/>
                             <w:r>
                               <w:rPr>
                                 <w:b/>
@@ -13882,16 +12927,7 @@
                                 <w:bCs/>
                                 <w:sz w:val="12"/>
                               </w:rPr>
-                              <w:t>copy</w:t>
-                            </w:r>
-                            <w:proofErr w:type="gramEnd"/>
-                            <w:r>
-                              <w:rPr>
-                                <w:b/>
-                                <w:bCs/>
-                                <w:sz w:val="12"/>
-                              </w:rPr>
-                              <w:t>_type</w:t>
+                              <w:t>copy_type</w:t>
                             </w:r>
                             <w:proofErr w:type="spellEnd"/>
                             <w:r>
@@ -14207,7 +13243,6 @@
                                       <w:sz w:val="12"/>
                                     </w:rPr>
                                   </w:pPr>
-                                  <w:proofErr w:type="gramStart"/>
                                   <w:r>
                                     <w:rPr>
                                       <w:bCs/>
@@ -14221,15 +13256,7 @@
                                       <w:bCs/>
                                       <w:sz w:val="12"/>
                                     </w:rPr>
-                                    <w:t>total</w:t>
-                                  </w:r>
-                                  <w:proofErr w:type="gramEnd"/>
-                                  <w:r>
-                                    <w:rPr>
-                                      <w:bCs/>
-                                      <w:sz w:val="12"/>
-                                    </w:rPr>
-                                    <w:t>_volume</w:t>
+                                    <w:t>total_volume</w:t>
                                   </w:r>
                                   <w:proofErr w:type="spellEnd"/>
                                   <w:r>
@@ -14305,7 +13332,6 @@
                                       <w:sz w:val="12"/>
                                     </w:rPr>
                                   </w:pPr>
-                                  <w:proofErr w:type="gramStart"/>
                                   <w:r>
                                     <w:rPr>
                                       <w:bCs/>
@@ -14319,15 +13345,7 @@
                                       <w:bCs/>
                                       <w:sz w:val="12"/>
                                     </w:rPr>
-                                    <w:t>total</w:t>
-                                  </w:r>
-                                  <w:proofErr w:type="gramEnd"/>
-                                  <w:r>
-                                    <w:rPr>
-                                      <w:bCs/>
-                                      <w:sz w:val="12"/>
-                                    </w:rPr>
-                                    <w:t>_blocks</w:t>
+                                    <w:t>total_blocks</w:t>
                                   </w:r>
                                   <w:proofErr w:type="spellEnd"/>
                                   <w:r>
@@ -14584,7 +13602,6 @@
                                 <w:sz w:val="12"/>
                               </w:rPr>
                             </w:pPr>
-                            <w:proofErr w:type="gramStart"/>
                             <w:r>
                               <w:rPr>
                                 <w:bCs/>
@@ -14598,15 +13615,7 @@
                                 <w:bCs/>
                                 <w:sz w:val="12"/>
                               </w:rPr>
-                              <w:t>total</w:t>
-                            </w:r>
-                            <w:proofErr w:type="gramEnd"/>
-                            <w:r>
-                              <w:rPr>
-                                <w:bCs/>
-                                <w:sz w:val="12"/>
-                              </w:rPr>
-                              <w:t>_volume</w:t>
+                              <w:t>total_volume</w:t>
                             </w:r>
                             <w:proofErr w:type="spellEnd"/>
                             <w:r>
@@ -14682,7 +13691,6 @@
                                 <w:sz w:val="12"/>
                               </w:rPr>
                             </w:pPr>
-                            <w:proofErr w:type="gramStart"/>
                             <w:r>
                               <w:rPr>
                                 <w:bCs/>
@@ -14696,15 +13704,7 @@
                                 <w:bCs/>
                                 <w:sz w:val="12"/>
                               </w:rPr>
-                              <w:t>total</w:t>
-                            </w:r>
-                            <w:proofErr w:type="gramEnd"/>
-                            <w:r>
-                              <w:rPr>
-                                <w:bCs/>
-                                <w:sz w:val="12"/>
-                              </w:rPr>
-                              <w:t>_blocks</w:t>
+                              <w:t>total_blocks</w:t>
                             </w:r>
                             <w:proofErr w:type="spellEnd"/>
                             <w:r>
@@ -14743,7 +13743,7 @@
 </file>
 
 <file path=word/endnotes.xml><?xml version="1.0" encoding="utf-8"?>
-<w:endnotes xmlns:wpc="http://schemas.microsoft.com/office/word/2010/wordprocessingCanvas" xmlns:cx="http://schemas.microsoft.com/office/drawing/2014/chartex" xmlns:cx1="http://schemas.microsoft.com/office/drawing/2015/9/8/chartex" xmlns:cx2="http://schemas.microsoft.com/office/drawing/2015/10/21/chartex" xmlns:cx3="http://schemas.microsoft.com/office/drawing/2016/5/9/chartex" xmlns:cx4="http://schemas.microsoft.com/office/drawing/2016/5/10/chartex" xmlns:cx5="http://schemas.microsoft.com/office/drawing/2016/5/11/chartex" xmlns:cx6="http://schemas.microsoft.com/office/drawing/2016/5/12/chartex" xmlns:cx7="http://schemas.microsoft.com/office/drawing/2016/5/13/chartex" xmlns:cx8="http://schemas.microsoft.com/office/drawing/2016/5/14/chartex" xmlns:mc="http://schemas.openxmlformats.org/markup-compatibility/2006" xmlns:aink="http://schemas.microsoft.com/office/drawing/2016/ink" xmlns:am3d="http://schemas.microsoft.com/office/drawing/2017/model3d" xmlns:o="urn:schemas-microsoft-com:office:office" xmlns:oel="http://schemas.microsoft.com/office/2019/extlst" xmlns:r="http://schemas.openxmlformats.org/officeDocument/2006/relationships" xmlns:m="http://schemas.openxmlformats.org/officeDocument/2006/math" xmlns:v="urn:schemas-microsoft-com:vml" xmlns:wp14="http://schemas.microsoft.com/office/word/2010/wordprocessingDrawing" xmlns:wp="http://schemas.openxmlformats.org/drawingml/2006/wordprocessingDrawing" xmlns:w10="urn:schemas-microsoft-com:office:word" xmlns:w="http://schemas.openxmlformats.org/wordprocessingml/2006/main" xmlns:w14="http://schemas.microsoft.com/office/word/2010/wordml" xmlns:w15="http://schemas.microsoft.com/office/word/2012/wordml" xmlns:w16cex="http://schemas.microsoft.com/office/word/2018/wordml/cex" xmlns:w16cid="http://schemas.microsoft.com/office/word/2016/wordml/cid" xmlns:w16="http://schemas.microsoft.com/office/word/2018/wordml" xmlns:w16du="http://schemas.microsoft.com/office/word/2023/wordml/word16du" xmlns:w16sdtdh="http://schemas.microsoft.com/office/word/2020/wordml/sdtdatahash" xmlns:w16sdtfl="http://schemas.microsoft.com/office/word/2024/wordml/sdtformatlock" xmlns:w16se="http://schemas.microsoft.com/office/word/2015/wordml/symex" xmlns:wpg="http://schemas.microsoft.com/office/word/2010/wordprocessingGroup" xmlns:wpi="http://schemas.microsoft.com/office/word/2010/wordprocessingInk" xmlns:wne="http://schemas.microsoft.com/office/word/2006/wordml" xmlns:wps="http://schemas.microsoft.com/office/word/2010/wordprocessingShape" mc:Ignorable="w14 w15 w16se w16cid w16 w16cex w16sdtdh w16sdtfl w16du wp14">
+<w:endnotes xmlns:wpc="http://schemas.microsoft.com/office/word/2010/wordprocessingCanvas" xmlns:cx="http://schemas.microsoft.com/office/drawing/2014/chartex" xmlns:cx1="http://schemas.microsoft.com/office/drawing/2015/9/8/chartex" xmlns:cx2="http://schemas.microsoft.com/office/drawing/2015/10/21/chartex" xmlns:cx3="http://schemas.microsoft.com/office/drawing/2016/5/9/chartex" xmlns:cx4="http://schemas.microsoft.com/office/drawing/2016/5/10/chartex" xmlns:cx5="http://schemas.microsoft.com/office/drawing/2016/5/11/chartex" xmlns:cx6="http://schemas.microsoft.com/office/drawing/2016/5/12/chartex" xmlns:cx7="http://schemas.microsoft.com/office/drawing/2016/5/13/chartex" xmlns:cx8="http://schemas.microsoft.com/office/drawing/2016/5/14/chartex" xmlns:mc="http://schemas.openxmlformats.org/markup-compatibility/2006" xmlns:aink="http://schemas.microsoft.com/office/drawing/2016/ink" xmlns:am3d="http://schemas.microsoft.com/office/drawing/2017/model3d" xmlns:o="urn:schemas-microsoft-com:office:office" xmlns:oel="http://schemas.microsoft.com/office/2019/extlst" xmlns:r="http://schemas.openxmlformats.org/officeDocument/2006/relationships" xmlns:m="http://schemas.openxmlformats.org/officeDocument/2006/math" xmlns:v="urn:schemas-microsoft-com:vml" xmlns:wp14="http://schemas.microsoft.com/office/word/2010/wordprocessingDrawing" xmlns:wp="http://schemas.openxmlformats.org/drawingml/2006/wordprocessingDrawing" xmlns:w10="urn:schemas-microsoft-com:office:word" xmlns:w="http://schemas.openxmlformats.org/wordprocessingml/2006/main" xmlns:w14="http://schemas.microsoft.com/office/word/2010/wordml" xmlns:w15="http://schemas.microsoft.com/office/word/2012/wordml" xmlns:w16cex="http://schemas.microsoft.com/office/word/2018/wordml/cex" xmlns:w16cid="http://schemas.microsoft.com/office/word/2016/wordml/cid" xmlns:w16="http://schemas.microsoft.com/office/word/2018/wordml" xmlns:w16sdtdh="http://schemas.microsoft.com/office/word/2020/wordml/sdtdatahash" xmlns:w16se="http://schemas.microsoft.com/office/word/2015/wordml/symex" xmlns:wpg="http://schemas.microsoft.com/office/word/2010/wordprocessingGroup" xmlns:wpi="http://schemas.microsoft.com/office/word/2010/wordprocessingInk" xmlns:wne="http://schemas.microsoft.com/office/word/2006/wordml" xmlns:wps="http://schemas.microsoft.com/office/word/2010/wordprocessingShape" mc:Ignorable="w14 w15 w16se w16cid w16 w16cex w16sdtdh wp14">
   <w:endnote w:type="separator" w:id="-1">
     <w:p>
       <w:r>
@@ -14762,7 +13762,7 @@
 </file>
 
 <file path=word/footnotes.xml><?xml version="1.0" encoding="utf-8"?>
-<w:footnotes xmlns:wpc="http://schemas.microsoft.com/office/word/2010/wordprocessingCanvas" xmlns:cx="http://schemas.microsoft.com/office/drawing/2014/chartex" xmlns:cx1="http://schemas.microsoft.com/office/drawing/2015/9/8/chartex" xmlns:cx2="http://schemas.microsoft.com/office/drawing/2015/10/21/chartex" xmlns:cx3="http://schemas.microsoft.com/office/drawing/2016/5/9/chartex" xmlns:cx4="http://schemas.microsoft.com/office/drawing/2016/5/10/chartex" xmlns:cx5="http://schemas.microsoft.com/office/drawing/2016/5/11/chartex" xmlns:cx6="http://schemas.microsoft.com/office/drawing/2016/5/12/chartex" xmlns:cx7="http://schemas.microsoft.com/office/drawing/2016/5/13/chartex" xmlns:cx8="http://schemas.microsoft.com/office/drawing/2016/5/14/chartex" xmlns:mc="http://schemas.openxmlformats.org/markup-compatibility/2006" xmlns:aink="http://schemas.microsoft.com/office/drawing/2016/ink" xmlns:am3d="http://schemas.microsoft.com/office/drawing/2017/model3d" xmlns:o="urn:schemas-microsoft-com:office:office" xmlns:oel="http://schemas.microsoft.com/office/2019/extlst" xmlns:r="http://schemas.openxmlformats.org/officeDocument/2006/relationships" xmlns:m="http://schemas.openxmlformats.org/officeDocument/2006/math" xmlns:v="urn:schemas-microsoft-com:vml" xmlns:wp14="http://schemas.microsoft.com/office/word/2010/wordprocessingDrawing" xmlns:wp="http://schemas.openxmlformats.org/drawingml/2006/wordprocessingDrawing" xmlns:w10="urn:schemas-microsoft-com:office:word" xmlns:w="http://schemas.openxmlformats.org/wordprocessingml/2006/main" xmlns:w14="http://schemas.microsoft.com/office/word/2010/wordml" xmlns:w15="http://schemas.microsoft.com/office/word/2012/wordml" xmlns:w16cex="http://schemas.microsoft.com/office/word/2018/wordml/cex" xmlns:w16cid="http://schemas.microsoft.com/office/word/2016/wordml/cid" xmlns:w16="http://schemas.microsoft.com/office/word/2018/wordml" xmlns:w16du="http://schemas.microsoft.com/office/word/2023/wordml/word16du" xmlns:w16sdtdh="http://schemas.microsoft.com/office/word/2020/wordml/sdtdatahash" xmlns:w16sdtfl="http://schemas.microsoft.com/office/word/2024/wordml/sdtformatlock" xmlns:w16se="http://schemas.microsoft.com/office/word/2015/wordml/symex" xmlns:wpg="http://schemas.microsoft.com/office/word/2010/wordprocessingGroup" xmlns:wpi="http://schemas.microsoft.com/office/word/2010/wordprocessingInk" xmlns:wne="http://schemas.microsoft.com/office/word/2006/wordml" xmlns:wps="http://schemas.microsoft.com/office/word/2010/wordprocessingShape" mc:Ignorable="w14 w15 w16se w16cid w16 w16cex w16sdtdh w16sdtfl w16du wp14">
+<w:footnotes xmlns:wpc="http://schemas.microsoft.com/office/word/2010/wordprocessingCanvas" xmlns:cx="http://schemas.microsoft.com/office/drawing/2014/chartex" xmlns:cx1="http://schemas.microsoft.com/office/drawing/2015/9/8/chartex" xmlns:cx2="http://schemas.microsoft.com/office/drawing/2015/10/21/chartex" xmlns:cx3="http://schemas.microsoft.com/office/drawing/2016/5/9/chartex" xmlns:cx4="http://schemas.microsoft.com/office/drawing/2016/5/10/chartex" xmlns:cx5="http://schemas.microsoft.com/office/drawing/2016/5/11/chartex" xmlns:cx6="http://schemas.microsoft.com/office/drawing/2016/5/12/chartex" xmlns:cx7="http://schemas.microsoft.com/office/drawing/2016/5/13/chartex" xmlns:cx8="http://schemas.microsoft.com/office/drawing/2016/5/14/chartex" xmlns:mc="http://schemas.openxmlformats.org/markup-compatibility/2006" xmlns:aink="http://schemas.microsoft.com/office/drawing/2016/ink" xmlns:am3d="http://schemas.microsoft.com/office/drawing/2017/model3d" xmlns:o="urn:schemas-microsoft-com:office:office" xmlns:oel="http://schemas.microsoft.com/office/2019/extlst" xmlns:r="http://schemas.openxmlformats.org/officeDocument/2006/relationships" xmlns:m="http://schemas.openxmlformats.org/officeDocument/2006/math" xmlns:v="urn:schemas-microsoft-com:vml" xmlns:wp14="http://schemas.microsoft.com/office/word/2010/wordprocessingDrawing" xmlns:wp="http://schemas.openxmlformats.org/drawingml/2006/wordprocessingDrawing" xmlns:w10="urn:schemas-microsoft-com:office:word" xmlns:w="http://schemas.openxmlformats.org/wordprocessingml/2006/main" xmlns:w14="http://schemas.microsoft.com/office/word/2010/wordml" xmlns:w15="http://schemas.microsoft.com/office/word/2012/wordml" xmlns:w16cex="http://schemas.microsoft.com/office/word/2018/wordml/cex" xmlns:w16cid="http://schemas.microsoft.com/office/word/2016/wordml/cid" xmlns:w16="http://schemas.microsoft.com/office/word/2018/wordml" xmlns:w16sdtdh="http://schemas.microsoft.com/office/word/2020/wordml/sdtdatahash" xmlns:w16se="http://schemas.microsoft.com/office/word/2015/wordml/symex" xmlns:wpg="http://schemas.microsoft.com/office/word/2010/wordprocessingGroup" xmlns:wpi="http://schemas.microsoft.com/office/word/2010/wordprocessingInk" xmlns:wne="http://schemas.microsoft.com/office/word/2006/wordml" xmlns:wps="http://schemas.microsoft.com/office/word/2010/wordprocessingShape" mc:Ignorable="w14 w15 w16se w16cid w16 w16cex w16sdtdh wp14">
   <w:footnote w:type="separator" w:id="-1">
     <w:p>
       <w:r>
@@ -14781,7 +13781,7 @@
 </file>
 
 <file path=word/styles.xml><?xml version="1.0" encoding="utf-8"?>
-<w:styles xmlns:mc="http://schemas.openxmlformats.org/markup-compatibility/2006" xmlns:r="http://schemas.openxmlformats.org/officeDocument/2006/relationships" xmlns:w="http://schemas.openxmlformats.org/wordprocessingml/2006/main" xmlns:w14="http://schemas.microsoft.com/office/word/2010/wordml" xmlns:w15="http://schemas.microsoft.com/office/word/2012/wordml" xmlns:w16cex="http://schemas.microsoft.com/office/word/2018/wordml/cex" xmlns:w16cid="http://schemas.microsoft.com/office/word/2016/wordml/cid" xmlns:w16="http://schemas.microsoft.com/office/word/2018/wordml" xmlns:w16du="http://schemas.microsoft.com/office/word/2023/wordml/word16du" xmlns:w16sdtdh="http://schemas.microsoft.com/office/word/2020/wordml/sdtdatahash" xmlns:w16sdtfl="http://schemas.microsoft.com/office/word/2024/wordml/sdtformatlock" xmlns:w16se="http://schemas.microsoft.com/office/word/2015/wordml/symex" mc:Ignorable="w14 w15 w16se w16cid w16 w16cex w16sdtdh w16sdtfl w16du">
+<w:styles xmlns:mc="http://schemas.openxmlformats.org/markup-compatibility/2006" xmlns:r="http://schemas.openxmlformats.org/officeDocument/2006/relationships" xmlns:w="http://schemas.openxmlformats.org/wordprocessingml/2006/main" xmlns:w14="http://schemas.microsoft.com/office/word/2010/wordml" xmlns:w15="http://schemas.microsoft.com/office/word/2012/wordml" xmlns:w16cex="http://schemas.microsoft.com/office/word/2018/wordml/cex" xmlns:w16cid="http://schemas.microsoft.com/office/word/2016/wordml/cid" xmlns:w16="http://schemas.microsoft.com/office/word/2018/wordml" xmlns:w16sdtdh="http://schemas.microsoft.com/office/word/2020/wordml/sdtdatahash" xmlns:w16se="http://schemas.microsoft.com/office/word/2015/wordml/symex" mc:Ignorable="w14 w15 w16se w16cid w16 w16cex w16sdtdh">
   <w:docDefaults>
     <w:rPrDefault>
       <w:rPr>

--- a/format.docx
+++ b/format.docx
@@ -439,6 +439,7 @@
                                       <w:sz w:val="12"/>
                                     </w:rPr>
                                   </w:pPr>
+                                  <w:proofErr w:type="gramStart"/>
                                   <w:r>
                                     <w:rPr>
                                       <w:bCs/>
@@ -452,7 +453,15 @@
                                       <w:bCs/>
                                       <w:sz w:val="12"/>
                                     </w:rPr>
-                                    <w:t>total_volume</w:t>
+                                    <w:t>total</w:t>
+                                  </w:r>
+                                  <w:proofErr w:type="gramEnd"/>
+                                  <w:r>
+                                    <w:rPr>
+                                      <w:bCs/>
+                                      <w:sz w:val="12"/>
+                                    </w:rPr>
+                                    <w:t>_volume</w:t>
                                   </w:r>
                                   <w:proofErr w:type="spellEnd"/>
                                   <w:r>
@@ -528,6 +537,7 @@
                                       <w:sz w:val="12"/>
                                     </w:rPr>
                                   </w:pPr>
+                                  <w:proofErr w:type="gramStart"/>
                                   <w:r>
                                     <w:rPr>
                                       <w:bCs/>
@@ -541,7 +551,15 @@
                                       <w:bCs/>
                                       <w:sz w:val="12"/>
                                     </w:rPr>
-                                    <w:t>total_blocks</w:t>
+                                    <w:t>total</w:t>
+                                  </w:r>
+                                  <w:proofErr w:type="gramEnd"/>
+                                  <w:r>
+                                    <w:rPr>
+                                      <w:bCs/>
+                                      <w:sz w:val="12"/>
+                                    </w:rPr>
+                                    <w:t>_blocks</w:t>
                                   </w:r>
                                   <w:proofErr w:type="spellEnd"/>
                                   <w:r>
@@ -802,6 +820,7 @@
                                 <w:sz w:val="12"/>
                               </w:rPr>
                             </w:pPr>
+                            <w:proofErr w:type="gramStart"/>
                             <w:r>
                               <w:rPr>
                                 <w:bCs/>
@@ -815,7 +834,15 @@
                                 <w:bCs/>
                                 <w:sz w:val="12"/>
                               </w:rPr>
-                              <w:t>total_volume</w:t>
+                              <w:t>total</w:t>
+                            </w:r>
+                            <w:proofErr w:type="gramEnd"/>
+                            <w:r>
+                              <w:rPr>
+                                <w:bCs/>
+                                <w:sz w:val="12"/>
+                              </w:rPr>
+                              <w:t>_volume</w:t>
                             </w:r>
                             <w:proofErr w:type="spellEnd"/>
                             <w:r>
@@ -891,6 +918,7 @@
                                 <w:sz w:val="12"/>
                               </w:rPr>
                             </w:pPr>
+                            <w:proofErr w:type="gramStart"/>
                             <w:r>
                               <w:rPr>
                                 <w:bCs/>
@@ -904,7 +932,15 @@
                                 <w:bCs/>
                                 <w:sz w:val="12"/>
                               </w:rPr>
-                              <w:t>total_blocks</w:t>
+                              <w:t>total</w:t>
+                            </w:r>
+                            <w:proofErr w:type="gramEnd"/>
+                            <w:r>
+                              <w:rPr>
+                                <w:bCs/>
+                                <w:sz w:val="12"/>
+                              </w:rPr>
+                              <w:t>_blocks</w:t>
                             </w:r>
                             <w:proofErr w:type="spellEnd"/>
                             <w:r>
@@ -1345,6 +1381,7 @@
                                       <w:sz w:val="12"/>
                                     </w:rPr>
                                   </w:pPr>
+                                  <w:proofErr w:type="gramStart"/>
                                   <w:r>
                                     <w:rPr>
                                       <w:sz w:val="12"/>
@@ -1356,7 +1393,14 @@
                                     <w:rPr>
                                       <w:sz w:val="12"/>
                                     </w:rPr>
-                                    <w:t>form_ap_no</w:t>
+                                    <w:t>form</w:t>
+                                  </w:r>
+                                  <w:proofErr w:type="gramEnd"/>
+                                  <w:r>
+                                    <w:rPr>
+                                      <w:sz w:val="12"/>
+                                    </w:rPr>
+                                    <w:t>_ap_no</w:t>
                                   </w:r>
                                   <w:proofErr w:type="spellEnd"/>
                                   <w:r>
@@ -1399,11 +1443,19 @@
                                     </w:rPr>
                                     <w:t xml:space="preserve"> </w:t>
                                   </w:r>
-                                  <w:r>
-                                    <w:rPr>
-                                      <w:sz w:val="12"/>
-                                    </w:rPr>
-                                    <w:t xml:space="preserve">No : </w:t>
+                                  <w:proofErr w:type="gramStart"/>
+                                  <w:r>
+                                    <w:rPr>
+                                      <w:sz w:val="12"/>
+                                    </w:rPr>
+                                    <w:t>No :</w:t>
+                                  </w:r>
+                                  <w:proofErr w:type="gramEnd"/>
+                                  <w:r>
+                                    <w:rPr>
+                                      <w:sz w:val="12"/>
+                                    </w:rPr>
+                                    <w:t xml:space="preserve"> </w:t>
                                   </w:r>
                                   <w:r>
                                     <w:rPr>
@@ -1525,6 +1577,7 @@
                                       <w:sz w:val="12"/>
                                     </w:rPr>
                                   </w:pPr>
+                                  <w:proofErr w:type="gramStart"/>
                                   <w:r>
                                     <w:rPr>
                                       <w:sz w:val="12"/>
@@ -1536,7 +1589,14 @@
                                     <w:rPr>
                                       <w:sz w:val="12"/>
                                     </w:rPr>
-                                    <w:t>mdp_no</w:t>
+                                    <w:t>mdp</w:t>
+                                  </w:r>
+                                  <w:proofErr w:type="gramEnd"/>
+                                  <w:r>
+                                    <w:rPr>
+                                      <w:sz w:val="12"/>
+                                    </w:rPr>
+                                    <w:t>_no</w:t>
                                   </w:r>
                                   <w:proofErr w:type="spellEnd"/>
                                   <w:r>
@@ -1680,6 +1740,7 @@
                                       <w:sz w:val="12"/>
                                     </w:rPr>
                                   </w:pPr>
+                                  <w:proofErr w:type="gramStart"/>
                                   <w:r>
                                     <w:rPr>
                                       <w:sz w:val="12"/>
@@ -1691,7 +1752,14 @@
                                     <w:rPr>
                                       <w:sz w:val="12"/>
                                     </w:rPr>
-                                    <w:t>lease_no</w:t>
+                                    <w:t>lease</w:t>
+                                  </w:r>
+                                  <w:proofErr w:type="gramEnd"/>
+                                  <w:r>
+                                    <w:rPr>
+                                      <w:sz w:val="12"/>
+                                    </w:rPr>
+                                    <w:t>_no</w:t>
                                   </w:r>
                                   <w:proofErr w:type="spellEnd"/>
                                   <w:r>
@@ -1725,11 +1793,19 @@
                                     </w:rPr>
                                     <w:t xml:space="preserve">Barcode: </w:t>
                                   </w:r>
-                                  <w:r>
-                                    <w:rPr>
-                                      <w:sz w:val="12"/>
-                                    </w:rPr>
-                                    <w:t>{{ barcode }}</w:t>
+                                  <w:proofErr w:type="gramStart"/>
+                                  <w:r>
+                                    <w:rPr>
+                                      <w:sz w:val="12"/>
+                                    </w:rPr>
+                                    <w:t>{{ barcode</w:t>
+                                  </w:r>
+                                  <w:proofErr w:type="gramEnd"/>
+                                  <w:r>
+                                    <w:rPr>
+                                      <w:sz w:val="12"/>
+                                    </w:rPr>
+                                    <w:t xml:space="preserve"> }}</w:t>
                                   </w:r>
                                 </w:p>
                               </w:tc>
@@ -1850,6 +1926,7 @@
                                       <w:sz w:val="12"/>
                                     </w:rPr>
                                   </w:pPr>
+                                  <w:proofErr w:type="gramStart"/>
                                   <w:r>
                                     <w:rPr>
                                       <w:b/>
@@ -1865,7 +1942,16 @@
                                       <w:bCs/>
                                       <w:sz w:val="12"/>
                                     </w:rPr>
-                                    <w:t>lease_name</w:t>
+                                    <w:t>lease</w:t>
+                                  </w:r>
+                                  <w:proofErr w:type="gramEnd"/>
+                                  <w:r>
+                                    <w:rPr>
+                                      <w:b/>
+                                      <w:bCs/>
+                                      <w:sz w:val="12"/>
+                                    </w:rPr>
+                                    <w:t>_name</w:t>
                                   </w:r>
                                   <w:proofErr w:type="spellEnd"/>
                                   <w:r>
@@ -1938,6 +2024,7 @@
                                     </w:rPr>
                                     <w:t xml:space="preserve"> </w:t>
                                   </w:r>
+                                  <w:proofErr w:type="gramStart"/>
                                   <w:r>
                                     <w:rPr>
                                       <w:sz w:val="12"/>
@@ -1949,7 +2036,14 @@
                                     <w:rPr>
                                       <w:sz w:val="12"/>
                                     </w:rPr>
-                                    <w:t>type_of_land</w:t>
+                                    <w:t>type</w:t>
+                                  </w:r>
+                                  <w:proofErr w:type="gramEnd"/>
+                                  <w:r>
+                                    <w:rPr>
+                                      <w:sz w:val="12"/>
+                                    </w:rPr>
+                                    <w:t>_of_land</w:t>
                                   </w:r>
                                   <w:proofErr w:type="spellEnd"/>
                                   <w:r>
@@ -2085,11 +2179,19 @@
                                     </w:rPr>
                                     <w:t xml:space="preserve"> </w:t>
                                   </w:r>
-                                  <w:r>
-                                    <w:rPr>
-                                      <w:sz w:val="12"/>
-                                    </w:rPr>
-                                    <w:t xml:space="preserve">No : </w:t>
+                                  <w:proofErr w:type="gramStart"/>
+                                  <w:r>
+                                    <w:rPr>
+                                      <w:sz w:val="12"/>
+                                    </w:rPr>
+                                    <w:t>No :</w:t>
+                                  </w:r>
+                                  <w:proofErr w:type="gramEnd"/>
+                                  <w:r>
+                                    <w:rPr>
+                                      <w:sz w:val="12"/>
+                                    </w:rPr>
+                                    <w:t xml:space="preserve"> </w:t>
                                   </w:r>
                                   <w:r>
                                     <w:rPr>
@@ -2195,6 +2297,7 @@
                                       <w:sz w:val="12"/>
                                     </w:rPr>
                                   </w:pPr>
+                                  <w:proofErr w:type="gramStart"/>
                                   <w:r>
                                     <w:rPr>
                                       <w:sz w:val="12"/>
@@ -2206,7 +2309,14 @@
                                     <w:rPr>
                                       <w:sz w:val="12"/>
                                     </w:rPr>
-                                    <w:t>taluk_district</w:t>
+                                    <w:t>taluk</w:t>
+                                  </w:r>
+                                  <w:proofErr w:type="gramEnd"/>
+                                  <w:r>
+                                    <w:rPr>
+                                      <w:sz w:val="12"/>
+                                    </w:rPr>
+                                    <w:t>_district</w:t>
                                   </w:r>
                                   <w:proofErr w:type="spellEnd"/>
                                   <w:r>
@@ -2242,6 +2352,7 @@
                                     </w:rPr>
                                     <w:t xml:space="preserve">Loading Place: </w:t>
                                   </w:r>
+                                  <w:proofErr w:type="gramStart"/>
                                   <w:r>
                                     <w:rPr>
                                       <w:sz w:val="12"/>
@@ -2253,7 +2364,14 @@
                                     <w:rPr>
                                       <w:sz w:val="12"/>
                                     </w:rPr>
-                                    <w:t>loading_place</w:t>
+                                    <w:t>loading</w:t>
+                                  </w:r>
+                                  <w:proofErr w:type="gramEnd"/>
+                                  <w:r>
+                                    <w:rPr>
+                                      <w:sz w:val="12"/>
+                                    </w:rPr>
+                                    <w:t>_place</w:t>
                                   </w:r>
                                   <w:proofErr w:type="spellEnd"/>
                                   <w:r>
@@ -2347,11 +2465,19 @@
                                       <w:sz w:val="12"/>
                                     </w:rPr>
                                   </w:pPr>
-                                  <w:r>
-                                    <w:rPr>
-                                      <w:sz w:val="12"/>
-                                    </w:rPr>
-                                    <w:t>{{ quantity }}</w:t>
+                                  <w:proofErr w:type="gramStart"/>
+                                  <w:r>
+                                    <w:rPr>
+                                      <w:sz w:val="12"/>
+                                    </w:rPr>
+                                    <w:t>{{ quantity</w:t>
+                                  </w:r>
+                                  <w:proofErr w:type="gramEnd"/>
+                                  <w:r>
+                                    <w:rPr>
+                                      <w:sz w:val="12"/>
+                                    </w:rPr>
+                                    <w:t xml:space="preserve"> }}</w:t>
                                   </w:r>
                                 </w:p>
                               </w:tc>
@@ -2399,6 +2525,7 @@
                                     </w:rPr>
                                     <w:t xml:space="preserve"> </w:t>
                                   </w:r>
+                                  <w:proofErr w:type="gramStart"/>
                                   <w:r>
                                     <w:rPr>
                                       <w:sz w:val="12"/>
@@ -2410,7 +2537,14 @@
                                     <w:rPr>
                                       <w:sz w:val="12"/>
                                     </w:rPr>
-                                    <w:t>mdp_type</w:t>
+                                    <w:t>mdp</w:t>
+                                  </w:r>
+                                  <w:proofErr w:type="gramEnd"/>
+                                  <w:r>
+                                    <w:rPr>
+                                      <w:sz w:val="12"/>
+                                    </w:rPr>
+                                    <w:t>_type</w:t>
                                   </w:r>
                                   <w:proofErr w:type="spellEnd"/>
                                   <w:r>
@@ -2644,6 +2778,7 @@
                                       <w:sz w:val="12"/>
                                     </w:rPr>
                                   </w:pPr>
+                                  <w:proofErr w:type="gramStart"/>
                                   <w:r>
                                     <w:rPr>
                                       <w:sz w:val="12"/>
@@ -2655,7 +2790,14 @@
                                     <w:rPr>
                                       <w:sz w:val="12"/>
                                     </w:rPr>
-                                    <w:t>form_ap_purpose</w:t>
+                                    <w:t>form</w:t>
+                                  </w:r>
+                                  <w:proofErr w:type="gramEnd"/>
+                                  <w:r>
+                                    <w:rPr>
+                                      <w:sz w:val="12"/>
+                                    </w:rPr>
+                                    <w:t>_ap_purpose</w:t>
                                   </w:r>
                                   <w:proofErr w:type="spellEnd"/>
                                   <w:r>
@@ -2794,6 +2936,7 @@
                                       <w:sz w:val="12"/>
                                     </w:rPr>
                                   </w:pPr>
+                                  <w:proofErr w:type="gramStart"/>
                                   <w:r>
                                     <w:rPr>
                                       <w:sz w:val="12"/>
@@ -2805,7 +2948,14 @@
                                     <w:rPr>
                                       <w:sz w:val="12"/>
                                     </w:rPr>
-                                    <w:t>mineral_grade</w:t>
+                                    <w:t>mineral</w:t>
+                                  </w:r>
+                                  <w:proofErr w:type="gramEnd"/>
+                                  <w:r>
+                                    <w:rPr>
+                                      <w:sz w:val="12"/>
+                                    </w:rPr>
+                                    <w:t>_grade</w:t>
                                   </w:r>
                                   <w:proofErr w:type="spellEnd"/>
                                   <w:r>
@@ -2920,6 +3070,7 @@
                                       <w:sz w:val="12"/>
                                     </w:rPr>
                                   </w:pPr>
+                                  <w:proofErr w:type="gramStart"/>
                                   <w:r>
                                     <w:rPr>
                                       <w:b/>
@@ -2933,7 +3084,15 @@
                                       <w:b/>
                                       <w:sz w:val="12"/>
                                     </w:rPr>
-                                    <w:t>total_amount_paid</w:t>
+                                    <w:t>total</w:t>
+                                  </w:r>
+                                  <w:proofErr w:type="gramEnd"/>
+                                  <w:r>
+                                    <w:rPr>
+                                      <w:b/>
+                                      <w:sz w:val="12"/>
+                                    </w:rPr>
+                                    <w:t>_amount_paid</w:t>
                                   </w:r>
                                   <w:proofErr w:type="spellEnd"/>
                                   <w:r>
@@ -3049,13 +3208,23 @@
                                       <w:sz w:val="12"/>
                                     </w:rPr>
                                   </w:pPr>
-                                  <w:r>
-                                    <w:rPr>
-                                      <w:b/>
-                                      <w:bCs/>
-                                      <w:sz w:val="12"/>
-                                    </w:rPr>
-                                    <w:t>{{ buyer }}</w:t>
+                                  <w:proofErr w:type="gramStart"/>
+                                  <w:r>
+                                    <w:rPr>
+                                      <w:b/>
+                                      <w:bCs/>
+                                      <w:sz w:val="12"/>
+                                    </w:rPr>
+                                    <w:t>{{ buyer</w:t>
+                                  </w:r>
+                                  <w:proofErr w:type="gramEnd"/>
+                                  <w:r>
+                                    <w:rPr>
+                                      <w:b/>
+                                      <w:bCs/>
+                                      <w:sz w:val="12"/>
+                                    </w:rPr>
+                                    <w:t xml:space="preserve"> }}</w:t>
                                   </w:r>
                                 </w:p>
                               </w:tc>
@@ -3160,11 +3329,19 @@
                                       <w:sz w:val="12"/>
                                     </w:rPr>
                                   </w:pPr>
-                                  <w:r>
-                                    <w:rPr>
-                                      <w:sz w:val="12"/>
-                                    </w:rPr>
-                                    <w:t>{{ route }}</w:t>
+                                  <w:proofErr w:type="gramStart"/>
+                                  <w:r>
+                                    <w:rPr>
+                                      <w:sz w:val="12"/>
+                                    </w:rPr>
+                                    <w:t>{{ route</w:t>
+                                  </w:r>
+                                  <w:proofErr w:type="gramEnd"/>
+                                  <w:r>
+                                    <w:rPr>
+                                      <w:sz w:val="12"/>
+                                    </w:rPr>
+                                    <w:t xml:space="preserve"> }}</w:t>
                                   </w:r>
                                 </w:p>
                               </w:tc>
@@ -3253,13 +3430,23 @@
                                       <w:sz w:val="12"/>
                                     </w:rPr>
                                   </w:pPr>
-                                  <w:r>
-                                    <w:rPr>
-                                      <w:b/>
-                                      <w:bCs/>
-                                      <w:sz w:val="12"/>
-                                    </w:rPr>
-                                    <w:t>{{ validity }}</w:t>
+                                  <w:proofErr w:type="gramStart"/>
+                                  <w:r>
+                                    <w:rPr>
+                                      <w:b/>
+                                      <w:bCs/>
+                                      <w:sz w:val="12"/>
+                                    </w:rPr>
+                                    <w:t>{{ validity</w:t>
+                                  </w:r>
+                                  <w:proofErr w:type="gramEnd"/>
+                                  <w:r>
+                                    <w:rPr>
+                                      <w:b/>
+                                      <w:bCs/>
+                                      <w:sz w:val="12"/>
+                                    </w:rPr>
+                                    <w:t xml:space="preserve"> }}</w:t>
                                   </w:r>
                                 </w:p>
                               </w:tc>
@@ -3412,6 +3599,7 @@
                                       <w:sz w:val="12"/>
                                     </w:rPr>
                                   </w:pPr>
+                                  <w:proofErr w:type="gramStart"/>
                                   <w:r>
                                     <w:rPr>
                                       <w:sz w:val="12"/>
@@ -3423,7 +3611,14 @@
                                     <w:rPr>
                                       <w:sz w:val="12"/>
                                     </w:rPr>
-                                    <w:t>check_post</w:t>
+                                    <w:t>check</w:t>
+                                  </w:r>
+                                  <w:proofErr w:type="gramEnd"/>
+                                  <w:r>
+                                    <w:rPr>
+                                      <w:sz w:val="12"/>
+                                    </w:rPr>
+                                    <w:t>_post</w:t>
                                   </w:r>
                                   <w:proofErr w:type="spellEnd"/>
                                   <w:r>
@@ -3545,6 +3740,7 @@
                                       <w:sz w:val="12"/>
                                     </w:rPr>
                                   </w:pPr>
+                                  <w:proofErr w:type="gramStart"/>
                                   <w:r>
                                     <w:rPr>
                                       <w:sz w:val="12"/>
@@ -3556,7 +3752,14 @@
                                     <w:rPr>
                                       <w:sz w:val="12"/>
                                     </w:rPr>
-                                    <w:t>vehicle_no</w:t>
+                                    <w:t>vehicle</w:t>
+                                  </w:r>
+                                  <w:proofErr w:type="gramEnd"/>
+                                  <w:r>
+                                    <w:rPr>
+                                      <w:sz w:val="12"/>
+                                    </w:rPr>
+                                    <w:t>_no</w:t>
                                   </w:r>
                                   <w:proofErr w:type="spellEnd"/>
                                   <w:r>
@@ -3666,6 +3869,7 @@
                                       <w:sz w:val="12"/>
                                     </w:rPr>
                                   </w:pPr>
+                                  <w:proofErr w:type="gramStart"/>
                                   <w:r>
                                     <w:rPr>
                                       <w:sz w:val="12"/>
@@ -3677,7 +3881,14 @@
                                     <w:rPr>
                                       <w:sz w:val="12"/>
                                     </w:rPr>
-                                    <w:t>crusher_unit</w:t>
+                                    <w:t>crusher</w:t>
+                                  </w:r>
+                                  <w:proofErr w:type="gramEnd"/>
+                                  <w:r>
+                                    <w:rPr>
+                                      <w:sz w:val="12"/>
+                                    </w:rPr>
+                                    <w:t>_unit</w:t>
                                   </w:r>
                                   <w:proofErr w:type="spellEnd"/>
                                   <w:r>
@@ -3887,13 +4098,23 @@
                                       <w:sz w:val="12"/>
                                     </w:rPr>
                                   </w:pPr>
-                                  <w:r>
-                                    <w:rPr>
-                                      <w:b/>
-                                      <w:bCs/>
-                                      <w:sz w:val="12"/>
-                                    </w:rPr>
-                                    <w:t>{{ destination }}</w:t>
+                                  <w:proofErr w:type="gramStart"/>
+                                  <w:r>
+                                    <w:rPr>
+                                      <w:b/>
+                                      <w:bCs/>
+                                      <w:sz w:val="12"/>
+                                    </w:rPr>
+                                    <w:t>{{ destination</w:t>
+                                  </w:r>
+                                  <w:proofErr w:type="gramEnd"/>
+                                  <w:r>
+                                    <w:rPr>
+                                      <w:b/>
+                                      <w:bCs/>
+                                      <w:sz w:val="12"/>
+                                    </w:rPr>
+                                    <w:t xml:space="preserve"> }}</w:t>
                                   </w:r>
                                 </w:p>
                               </w:tc>
@@ -3918,31 +4139,23 @@
                                       <w:sz w:val="12"/>
                                     </w:rPr>
                                   </w:pPr>
-                                  <w:r>
-                                    <w:rPr>
-                                      <w:b/>
-                                      <w:bCs/>
-                                      <w:sz w:val="12"/>
-                                    </w:rPr>
-                                    <w:t xml:space="preserve">{{ </w:t>
-                                  </w:r>
-                                  <w:proofErr w:type="spellStart"/>
-                                  <w:r>
-                                    <w:rPr>
-                                      <w:b/>
-                                      <w:bCs/>
-                                      <w:sz w:val="12"/>
-                                    </w:rPr>
-                                    <w:t>copy_type</w:t>
-                                  </w:r>
-                                  <w:proofErr w:type="spellEnd"/>
-                                  <w:r>
-                                    <w:rPr>
-                                      <w:b/>
-                                      <w:bCs/>
-                                      <w:sz w:val="12"/>
-                                    </w:rPr>
-                                    <w:t xml:space="preserve"> }}</w:t>
+                                  <w:proofErr w:type="gramStart"/>
+                                  <w:r>
+                                    <w:rPr>
+                                      <w:b/>
+                                      <w:bCs/>
+                                      <w:sz w:val="12"/>
+                                    </w:rPr>
+                                    <w:t>{{ copy</w:t>
+                                  </w:r>
+                                  <w:proofErr w:type="gramEnd"/>
+                                  <w:r>
+                                    <w:rPr>
+                                      <w:b/>
+                                      <w:bCs/>
+                                      <w:sz w:val="12"/>
+                                    </w:rPr>
+                                    <w:t>_type }}</w:t>
                                   </w:r>
                                 </w:p>
                               </w:tc>
@@ -4327,6 +4540,7 @@
                                 <w:sz w:val="12"/>
                               </w:rPr>
                             </w:pPr>
+                            <w:proofErr w:type="gramStart"/>
                             <w:r>
                               <w:rPr>
                                 <w:sz w:val="12"/>
@@ -4338,7 +4552,14 @@
                               <w:rPr>
                                 <w:sz w:val="12"/>
                               </w:rPr>
-                              <w:t>form_ap_no</w:t>
+                              <w:t>form</w:t>
+                            </w:r>
+                            <w:proofErr w:type="gramEnd"/>
+                            <w:r>
+                              <w:rPr>
+                                <w:sz w:val="12"/>
+                              </w:rPr>
+                              <w:t>_ap_no</w:t>
                             </w:r>
                             <w:proofErr w:type="spellEnd"/>
                             <w:r>
@@ -4381,11 +4602,19 @@
                               </w:rPr>
                               <w:t xml:space="preserve"> </w:t>
                             </w:r>
-                            <w:r>
-                              <w:rPr>
-                                <w:sz w:val="12"/>
-                              </w:rPr>
-                              <w:t xml:space="preserve">No : </w:t>
+                            <w:proofErr w:type="gramStart"/>
+                            <w:r>
+                              <w:rPr>
+                                <w:sz w:val="12"/>
+                              </w:rPr>
+                              <w:t>No :</w:t>
+                            </w:r>
+                            <w:proofErr w:type="gramEnd"/>
+                            <w:r>
+                              <w:rPr>
+                                <w:sz w:val="12"/>
+                              </w:rPr>
+                              <w:t xml:space="preserve"> </w:t>
                             </w:r>
                             <w:r>
                               <w:rPr>
@@ -4507,6 +4736,7 @@
                                 <w:sz w:val="12"/>
                               </w:rPr>
                             </w:pPr>
+                            <w:proofErr w:type="gramStart"/>
                             <w:r>
                               <w:rPr>
                                 <w:sz w:val="12"/>
@@ -4518,7 +4748,14 @@
                               <w:rPr>
                                 <w:sz w:val="12"/>
                               </w:rPr>
-                              <w:t>mdp_no</w:t>
+                              <w:t>mdp</w:t>
+                            </w:r>
+                            <w:proofErr w:type="gramEnd"/>
+                            <w:r>
+                              <w:rPr>
+                                <w:sz w:val="12"/>
+                              </w:rPr>
+                              <w:t>_no</w:t>
                             </w:r>
                             <w:proofErr w:type="spellEnd"/>
                             <w:r>
@@ -4662,6 +4899,7 @@
                                 <w:sz w:val="12"/>
                               </w:rPr>
                             </w:pPr>
+                            <w:proofErr w:type="gramStart"/>
                             <w:r>
                               <w:rPr>
                                 <w:sz w:val="12"/>
@@ -4673,7 +4911,14 @@
                               <w:rPr>
                                 <w:sz w:val="12"/>
                               </w:rPr>
-                              <w:t>lease_no</w:t>
+                              <w:t>lease</w:t>
+                            </w:r>
+                            <w:proofErr w:type="gramEnd"/>
+                            <w:r>
+                              <w:rPr>
+                                <w:sz w:val="12"/>
+                              </w:rPr>
+                              <w:t>_no</w:t>
                             </w:r>
                             <w:proofErr w:type="spellEnd"/>
                             <w:r>
@@ -4707,11 +4952,19 @@
                               </w:rPr>
                               <w:t xml:space="preserve">Barcode: </w:t>
                             </w:r>
-                            <w:r>
-                              <w:rPr>
-                                <w:sz w:val="12"/>
-                              </w:rPr>
-                              <w:t>{{ barcode }}</w:t>
+                            <w:proofErr w:type="gramStart"/>
+                            <w:r>
+                              <w:rPr>
+                                <w:sz w:val="12"/>
+                              </w:rPr>
+                              <w:t>{{ barcode</w:t>
+                            </w:r>
+                            <w:proofErr w:type="gramEnd"/>
+                            <w:r>
+                              <w:rPr>
+                                <w:sz w:val="12"/>
+                              </w:rPr>
+                              <w:t xml:space="preserve"> }}</w:t>
                             </w:r>
                           </w:p>
                         </w:tc>
@@ -4832,6 +5085,7 @@
                                 <w:sz w:val="12"/>
                               </w:rPr>
                             </w:pPr>
+                            <w:proofErr w:type="gramStart"/>
                             <w:r>
                               <w:rPr>
                                 <w:b/>
@@ -4847,7 +5101,16 @@
                                 <w:bCs/>
                                 <w:sz w:val="12"/>
                               </w:rPr>
-                              <w:t>lease_name</w:t>
+                              <w:t>lease</w:t>
+                            </w:r>
+                            <w:proofErr w:type="gramEnd"/>
+                            <w:r>
+                              <w:rPr>
+                                <w:b/>
+                                <w:bCs/>
+                                <w:sz w:val="12"/>
+                              </w:rPr>
+                              <w:t>_name</w:t>
                             </w:r>
                             <w:proofErr w:type="spellEnd"/>
                             <w:r>
@@ -4920,6 +5183,7 @@
                               </w:rPr>
                               <w:t xml:space="preserve"> </w:t>
                             </w:r>
+                            <w:proofErr w:type="gramStart"/>
                             <w:r>
                               <w:rPr>
                                 <w:sz w:val="12"/>
@@ -4931,7 +5195,14 @@
                               <w:rPr>
                                 <w:sz w:val="12"/>
                               </w:rPr>
-                              <w:t>type_of_land</w:t>
+                              <w:t>type</w:t>
+                            </w:r>
+                            <w:proofErr w:type="gramEnd"/>
+                            <w:r>
+                              <w:rPr>
+                                <w:sz w:val="12"/>
+                              </w:rPr>
+                              <w:t>_of_land</w:t>
                             </w:r>
                             <w:proofErr w:type="spellEnd"/>
                             <w:r>
@@ -5067,11 +5338,19 @@
                               </w:rPr>
                               <w:t xml:space="preserve"> </w:t>
                             </w:r>
-                            <w:r>
-                              <w:rPr>
-                                <w:sz w:val="12"/>
-                              </w:rPr>
-                              <w:t xml:space="preserve">No : </w:t>
+                            <w:proofErr w:type="gramStart"/>
+                            <w:r>
+                              <w:rPr>
+                                <w:sz w:val="12"/>
+                              </w:rPr>
+                              <w:t>No :</w:t>
+                            </w:r>
+                            <w:proofErr w:type="gramEnd"/>
+                            <w:r>
+                              <w:rPr>
+                                <w:sz w:val="12"/>
+                              </w:rPr>
+                              <w:t xml:space="preserve"> </w:t>
                             </w:r>
                             <w:r>
                               <w:rPr>
@@ -5177,6 +5456,7 @@
                                 <w:sz w:val="12"/>
                               </w:rPr>
                             </w:pPr>
+                            <w:proofErr w:type="gramStart"/>
                             <w:r>
                               <w:rPr>
                                 <w:sz w:val="12"/>
@@ -5188,7 +5468,14 @@
                               <w:rPr>
                                 <w:sz w:val="12"/>
                               </w:rPr>
-                              <w:t>taluk_district</w:t>
+                              <w:t>taluk</w:t>
+                            </w:r>
+                            <w:proofErr w:type="gramEnd"/>
+                            <w:r>
+                              <w:rPr>
+                                <w:sz w:val="12"/>
+                              </w:rPr>
+                              <w:t>_district</w:t>
                             </w:r>
                             <w:proofErr w:type="spellEnd"/>
                             <w:r>
@@ -5224,6 +5511,7 @@
                               </w:rPr>
                               <w:t xml:space="preserve">Loading Place: </w:t>
                             </w:r>
+                            <w:proofErr w:type="gramStart"/>
                             <w:r>
                               <w:rPr>
                                 <w:sz w:val="12"/>
@@ -5235,7 +5523,14 @@
                               <w:rPr>
                                 <w:sz w:val="12"/>
                               </w:rPr>
-                              <w:t>loading_place</w:t>
+                              <w:t>loading</w:t>
+                            </w:r>
+                            <w:proofErr w:type="gramEnd"/>
+                            <w:r>
+                              <w:rPr>
+                                <w:sz w:val="12"/>
+                              </w:rPr>
+                              <w:t>_place</w:t>
                             </w:r>
                             <w:proofErr w:type="spellEnd"/>
                             <w:r>
@@ -5329,11 +5624,19 @@
                                 <w:sz w:val="12"/>
                               </w:rPr>
                             </w:pPr>
-                            <w:r>
-                              <w:rPr>
-                                <w:sz w:val="12"/>
-                              </w:rPr>
-                              <w:t>{{ quantity }}</w:t>
+                            <w:proofErr w:type="gramStart"/>
+                            <w:r>
+                              <w:rPr>
+                                <w:sz w:val="12"/>
+                              </w:rPr>
+                              <w:t>{{ quantity</w:t>
+                            </w:r>
+                            <w:proofErr w:type="gramEnd"/>
+                            <w:r>
+                              <w:rPr>
+                                <w:sz w:val="12"/>
+                              </w:rPr>
+                              <w:t xml:space="preserve"> }}</w:t>
                             </w:r>
                           </w:p>
                         </w:tc>
@@ -5381,6 +5684,7 @@
                               </w:rPr>
                               <w:t xml:space="preserve"> </w:t>
                             </w:r>
+                            <w:proofErr w:type="gramStart"/>
                             <w:r>
                               <w:rPr>
                                 <w:sz w:val="12"/>
@@ -5392,7 +5696,14 @@
                               <w:rPr>
                                 <w:sz w:val="12"/>
                               </w:rPr>
-                              <w:t>mdp_type</w:t>
+                              <w:t>mdp</w:t>
+                            </w:r>
+                            <w:proofErr w:type="gramEnd"/>
+                            <w:r>
+                              <w:rPr>
+                                <w:sz w:val="12"/>
+                              </w:rPr>
+                              <w:t>_type</w:t>
                             </w:r>
                             <w:proofErr w:type="spellEnd"/>
                             <w:r>
@@ -5626,6 +5937,7 @@
                                 <w:sz w:val="12"/>
                               </w:rPr>
                             </w:pPr>
+                            <w:proofErr w:type="gramStart"/>
                             <w:r>
                               <w:rPr>
                                 <w:sz w:val="12"/>
@@ -5637,7 +5949,14 @@
                               <w:rPr>
                                 <w:sz w:val="12"/>
                               </w:rPr>
-                              <w:t>form_ap_purpose</w:t>
+                              <w:t>form</w:t>
+                            </w:r>
+                            <w:proofErr w:type="gramEnd"/>
+                            <w:r>
+                              <w:rPr>
+                                <w:sz w:val="12"/>
+                              </w:rPr>
+                              <w:t>_ap_purpose</w:t>
                             </w:r>
                             <w:proofErr w:type="spellEnd"/>
                             <w:r>
@@ -5776,6 +6095,7 @@
                                 <w:sz w:val="12"/>
                               </w:rPr>
                             </w:pPr>
+                            <w:proofErr w:type="gramStart"/>
                             <w:r>
                               <w:rPr>
                                 <w:sz w:val="12"/>
@@ -5787,7 +6107,14 @@
                               <w:rPr>
                                 <w:sz w:val="12"/>
                               </w:rPr>
-                              <w:t>mineral_grade</w:t>
+                              <w:t>mineral</w:t>
+                            </w:r>
+                            <w:proofErr w:type="gramEnd"/>
+                            <w:r>
+                              <w:rPr>
+                                <w:sz w:val="12"/>
+                              </w:rPr>
+                              <w:t>_grade</w:t>
                             </w:r>
                             <w:proofErr w:type="spellEnd"/>
                             <w:r>
@@ -5902,6 +6229,7 @@
                                 <w:sz w:val="12"/>
                               </w:rPr>
                             </w:pPr>
+                            <w:proofErr w:type="gramStart"/>
                             <w:r>
                               <w:rPr>
                                 <w:b/>
@@ -5915,7 +6243,15 @@
                                 <w:b/>
                                 <w:sz w:val="12"/>
                               </w:rPr>
-                              <w:t>total_amount_paid</w:t>
+                              <w:t>total</w:t>
+                            </w:r>
+                            <w:proofErr w:type="gramEnd"/>
+                            <w:r>
+                              <w:rPr>
+                                <w:b/>
+                                <w:sz w:val="12"/>
+                              </w:rPr>
+                              <w:t>_amount_paid</w:t>
                             </w:r>
                             <w:proofErr w:type="spellEnd"/>
                             <w:r>
@@ -6031,13 +6367,23 @@
                                 <w:sz w:val="12"/>
                               </w:rPr>
                             </w:pPr>
-                            <w:r>
-                              <w:rPr>
-                                <w:b/>
-                                <w:bCs/>
-                                <w:sz w:val="12"/>
-                              </w:rPr>
-                              <w:t>{{ buyer }}</w:t>
+                            <w:proofErr w:type="gramStart"/>
+                            <w:r>
+                              <w:rPr>
+                                <w:b/>
+                                <w:bCs/>
+                                <w:sz w:val="12"/>
+                              </w:rPr>
+                              <w:t>{{ buyer</w:t>
+                            </w:r>
+                            <w:proofErr w:type="gramEnd"/>
+                            <w:r>
+                              <w:rPr>
+                                <w:b/>
+                                <w:bCs/>
+                                <w:sz w:val="12"/>
+                              </w:rPr>
+                              <w:t xml:space="preserve"> }}</w:t>
                             </w:r>
                           </w:p>
                         </w:tc>
@@ -6142,11 +6488,19 @@
                                 <w:sz w:val="12"/>
                               </w:rPr>
                             </w:pPr>
-                            <w:r>
-                              <w:rPr>
-                                <w:sz w:val="12"/>
-                              </w:rPr>
-                              <w:t>{{ route }}</w:t>
+                            <w:proofErr w:type="gramStart"/>
+                            <w:r>
+                              <w:rPr>
+                                <w:sz w:val="12"/>
+                              </w:rPr>
+                              <w:t>{{ route</w:t>
+                            </w:r>
+                            <w:proofErr w:type="gramEnd"/>
+                            <w:r>
+                              <w:rPr>
+                                <w:sz w:val="12"/>
+                              </w:rPr>
+                              <w:t xml:space="preserve"> }}</w:t>
                             </w:r>
                           </w:p>
                         </w:tc>
@@ -6235,13 +6589,23 @@
                                 <w:sz w:val="12"/>
                               </w:rPr>
                             </w:pPr>
-                            <w:r>
-                              <w:rPr>
-                                <w:b/>
-                                <w:bCs/>
-                                <w:sz w:val="12"/>
-                              </w:rPr>
-                              <w:t>{{ validity }}</w:t>
+                            <w:proofErr w:type="gramStart"/>
+                            <w:r>
+                              <w:rPr>
+                                <w:b/>
+                                <w:bCs/>
+                                <w:sz w:val="12"/>
+                              </w:rPr>
+                              <w:t>{{ validity</w:t>
+                            </w:r>
+                            <w:proofErr w:type="gramEnd"/>
+                            <w:r>
+                              <w:rPr>
+                                <w:b/>
+                                <w:bCs/>
+                                <w:sz w:val="12"/>
+                              </w:rPr>
+                              <w:t xml:space="preserve"> }}</w:t>
                             </w:r>
                           </w:p>
                         </w:tc>
@@ -6394,6 +6758,7 @@
                                 <w:sz w:val="12"/>
                               </w:rPr>
                             </w:pPr>
+                            <w:proofErr w:type="gramStart"/>
                             <w:r>
                               <w:rPr>
                                 <w:sz w:val="12"/>
@@ -6405,7 +6770,14 @@
                               <w:rPr>
                                 <w:sz w:val="12"/>
                               </w:rPr>
-                              <w:t>check_post</w:t>
+                              <w:t>check</w:t>
+                            </w:r>
+                            <w:proofErr w:type="gramEnd"/>
+                            <w:r>
+                              <w:rPr>
+                                <w:sz w:val="12"/>
+                              </w:rPr>
+                              <w:t>_post</w:t>
                             </w:r>
                             <w:proofErr w:type="spellEnd"/>
                             <w:r>
@@ -6527,6 +6899,7 @@
                                 <w:sz w:val="12"/>
                               </w:rPr>
                             </w:pPr>
+                            <w:proofErr w:type="gramStart"/>
                             <w:r>
                               <w:rPr>
                                 <w:sz w:val="12"/>
@@ -6538,7 +6911,14 @@
                               <w:rPr>
                                 <w:sz w:val="12"/>
                               </w:rPr>
-                              <w:t>vehicle_no</w:t>
+                              <w:t>vehicle</w:t>
+                            </w:r>
+                            <w:proofErr w:type="gramEnd"/>
+                            <w:r>
+                              <w:rPr>
+                                <w:sz w:val="12"/>
+                              </w:rPr>
+                              <w:t>_no</w:t>
                             </w:r>
                             <w:proofErr w:type="spellEnd"/>
                             <w:r>
@@ -6648,6 +7028,7 @@
                                 <w:sz w:val="12"/>
                               </w:rPr>
                             </w:pPr>
+                            <w:proofErr w:type="gramStart"/>
                             <w:r>
                               <w:rPr>
                                 <w:sz w:val="12"/>
@@ -6659,7 +7040,14 @@
                               <w:rPr>
                                 <w:sz w:val="12"/>
                               </w:rPr>
-                              <w:t>crusher_unit</w:t>
+                              <w:t>crusher</w:t>
+                            </w:r>
+                            <w:proofErr w:type="gramEnd"/>
+                            <w:r>
+                              <w:rPr>
+                                <w:sz w:val="12"/>
+                              </w:rPr>
+                              <w:t>_unit</w:t>
                             </w:r>
                             <w:proofErr w:type="spellEnd"/>
                             <w:r>
@@ -6869,13 +7257,23 @@
                                 <w:sz w:val="12"/>
                               </w:rPr>
                             </w:pPr>
-                            <w:r>
-                              <w:rPr>
-                                <w:b/>
-                                <w:bCs/>
-                                <w:sz w:val="12"/>
-                              </w:rPr>
-                              <w:t>{{ destination }}</w:t>
+                            <w:proofErr w:type="gramStart"/>
+                            <w:r>
+                              <w:rPr>
+                                <w:b/>
+                                <w:bCs/>
+                                <w:sz w:val="12"/>
+                              </w:rPr>
+                              <w:t>{{ destination</w:t>
+                            </w:r>
+                            <w:proofErr w:type="gramEnd"/>
+                            <w:r>
+                              <w:rPr>
+                                <w:b/>
+                                <w:bCs/>
+                                <w:sz w:val="12"/>
+                              </w:rPr>
+                              <w:t xml:space="preserve"> }}</w:t>
                             </w:r>
                           </w:p>
                         </w:tc>
@@ -6900,31 +7298,23 @@
                                 <w:sz w:val="12"/>
                               </w:rPr>
                             </w:pPr>
-                            <w:r>
-                              <w:rPr>
-                                <w:b/>
-                                <w:bCs/>
-                                <w:sz w:val="12"/>
-                              </w:rPr>
-                              <w:t xml:space="preserve">{{ </w:t>
-                            </w:r>
-                            <w:proofErr w:type="spellStart"/>
-                            <w:r>
-                              <w:rPr>
-                                <w:b/>
-                                <w:bCs/>
-                                <w:sz w:val="12"/>
-                              </w:rPr>
-                              <w:t>copy_type</w:t>
-                            </w:r>
-                            <w:proofErr w:type="spellEnd"/>
-                            <w:r>
-                              <w:rPr>
-                                <w:b/>
-                                <w:bCs/>
-                                <w:sz w:val="12"/>
-                              </w:rPr>
-                              <w:t xml:space="preserve"> }}</w:t>
+                            <w:proofErr w:type="gramStart"/>
+                            <w:r>
+                              <w:rPr>
+                                <w:b/>
+                                <w:bCs/>
+                                <w:sz w:val="12"/>
+                              </w:rPr>
+                              <w:t>{{ copy</w:t>
+                            </w:r>
+                            <w:proofErr w:type="gramEnd"/>
+                            <w:r>
+                              <w:rPr>
+                                <w:b/>
+                                <w:bCs/>
+                                <w:sz w:val="12"/>
+                              </w:rPr>
+                              <w:t>_type }}</w:t>
                             </w:r>
                           </w:p>
                         </w:tc>
@@ -7357,6 +7747,7 @@
                                       <w:sz w:val="12"/>
                                     </w:rPr>
                                   </w:pPr>
+                                  <w:proofErr w:type="gramStart"/>
                                   <w:r>
                                     <w:rPr>
                                       <w:sz w:val="12"/>
@@ -7368,7 +7759,14 @@
                                     <w:rPr>
                                       <w:sz w:val="12"/>
                                     </w:rPr>
-                                    <w:t>form_ap_no</w:t>
+                                    <w:t>form</w:t>
+                                  </w:r>
+                                  <w:proofErr w:type="gramEnd"/>
+                                  <w:r>
+                                    <w:rPr>
+                                      <w:sz w:val="12"/>
+                                    </w:rPr>
+                                    <w:t>_ap_no</w:t>
                                   </w:r>
                                   <w:proofErr w:type="spellEnd"/>
                                   <w:r>
@@ -7411,11 +7809,19 @@
                                     </w:rPr>
                                     <w:t xml:space="preserve"> </w:t>
                                   </w:r>
-                                  <w:r>
-                                    <w:rPr>
-                                      <w:sz w:val="12"/>
-                                    </w:rPr>
-                                    <w:t xml:space="preserve">No : </w:t>
+                                  <w:proofErr w:type="gramStart"/>
+                                  <w:r>
+                                    <w:rPr>
+                                      <w:sz w:val="12"/>
+                                    </w:rPr>
+                                    <w:t>No :</w:t>
+                                  </w:r>
+                                  <w:proofErr w:type="gramEnd"/>
+                                  <w:r>
+                                    <w:rPr>
+                                      <w:sz w:val="12"/>
+                                    </w:rPr>
+                                    <w:t xml:space="preserve"> </w:t>
                                   </w:r>
                                   <w:r>
                                     <w:rPr>
@@ -7537,6 +7943,7 @@
                                       <w:sz w:val="12"/>
                                     </w:rPr>
                                   </w:pPr>
+                                  <w:proofErr w:type="gramStart"/>
                                   <w:r>
                                     <w:rPr>
                                       <w:sz w:val="12"/>
@@ -7548,7 +7955,14 @@
                                     <w:rPr>
                                       <w:sz w:val="12"/>
                                     </w:rPr>
-                                    <w:t>mdp_no</w:t>
+                                    <w:t>mdp</w:t>
+                                  </w:r>
+                                  <w:proofErr w:type="gramEnd"/>
+                                  <w:r>
+                                    <w:rPr>
+                                      <w:sz w:val="12"/>
+                                    </w:rPr>
+                                    <w:t>_no</w:t>
                                   </w:r>
                                   <w:proofErr w:type="spellEnd"/>
                                   <w:r>
@@ -7692,6 +8106,7 @@
                                       <w:sz w:val="12"/>
                                     </w:rPr>
                                   </w:pPr>
+                                  <w:proofErr w:type="gramStart"/>
                                   <w:r>
                                     <w:rPr>
                                       <w:sz w:val="12"/>
@@ -7703,7 +8118,14 @@
                                     <w:rPr>
                                       <w:sz w:val="12"/>
                                     </w:rPr>
-                                    <w:t>lease_no</w:t>
+                                    <w:t>lease</w:t>
+                                  </w:r>
+                                  <w:proofErr w:type="gramEnd"/>
+                                  <w:r>
+                                    <w:rPr>
+                                      <w:sz w:val="12"/>
+                                    </w:rPr>
+                                    <w:t>_no</w:t>
                                   </w:r>
                                   <w:proofErr w:type="spellEnd"/>
                                   <w:r>
@@ -7737,11 +8159,19 @@
                                     </w:rPr>
                                     <w:t xml:space="preserve">Barcode: </w:t>
                                   </w:r>
-                                  <w:r>
-                                    <w:rPr>
-                                      <w:sz w:val="12"/>
-                                    </w:rPr>
-                                    <w:t>{{ barcode }}</w:t>
+                                  <w:proofErr w:type="gramStart"/>
+                                  <w:r>
+                                    <w:rPr>
+                                      <w:sz w:val="12"/>
+                                    </w:rPr>
+                                    <w:t>{{ barcode</w:t>
+                                  </w:r>
+                                  <w:proofErr w:type="gramEnd"/>
+                                  <w:r>
+                                    <w:rPr>
+                                      <w:sz w:val="12"/>
+                                    </w:rPr>
+                                    <w:t xml:space="preserve"> }}</w:t>
                                   </w:r>
                                 </w:p>
                               </w:tc>
@@ -7862,6 +8292,7 @@
                                       <w:sz w:val="12"/>
                                     </w:rPr>
                                   </w:pPr>
+                                  <w:proofErr w:type="gramStart"/>
                                   <w:r>
                                     <w:rPr>
                                       <w:b/>
@@ -7877,7 +8308,16 @@
                                       <w:bCs/>
                                       <w:sz w:val="12"/>
                                     </w:rPr>
-                                    <w:t>lease_name</w:t>
+                                    <w:t>lease</w:t>
+                                  </w:r>
+                                  <w:proofErr w:type="gramEnd"/>
+                                  <w:r>
+                                    <w:rPr>
+                                      <w:b/>
+                                      <w:bCs/>
+                                      <w:sz w:val="12"/>
+                                    </w:rPr>
+                                    <w:t>_name</w:t>
                                   </w:r>
                                   <w:proofErr w:type="spellEnd"/>
                                   <w:r>
@@ -7950,6 +8390,7 @@
                                     </w:rPr>
                                     <w:t xml:space="preserve"> </w:t>
                                   </w:r>
+                                  <w:proofErr w:type="gramStart"/>
                                   <w:r>
                                     <w:rPr>
                                       <w:sz w:val="12"/>
@@ -7961,7 +8402,14 @@
                                     <w:rPr>
                                       <w:sz w:val="12"/>
                                     </w:rPr>
-                                    <w:t>type_of_land</w:t>
+                                    <w:t>type</w:t>
+                                  </w:r>
+                                  <w:proofErr w:type="gramEnd"/>
+                                  <w:r>
+                                    <w:rPr>
+                                      <w:sz w:val="12"/>
+                                    </w:rPr>
+                                    <w:t>_of_land</w:t>
                                   </w:r>
                                   <w:proofErr w:type="spellEnd"/>
                                   <w:r>
@@ -8097,11 +8545,19 @@
                                     </w:rPr>
                                     <w:t xml:space="preserve"> </w:t>
                                   </w:r>
-                                  <w:r>
-                                    <w:rPr>
-                                      <w:sz w:val="12"/>
-                                    </w:rPr>
-                                    <w:t xml:space="preserve">No : </w:t>
+                                  <w:proofErr w:type="gramStart"/>
+                                  <w:r>
+                                    <w:rPr>
+                                      <w:sz w:val="12"/>
+                                    </w:rPr>
+                                    <w:t>No :</w:t>
+                                  </w:r>
+                                  <w:proofErr w:type="gramEnd"/>
+                                  <w:r>
+                                    <w:rPr>
+                                      <w:sz w:val="12"/>
+                                    </w:rPr>
+                                    <w:t xml:space="preserve"> </w:t>
                                   </w:r>
                                   <w:r>
                                     <w:rPr>
@@ -8207,6 +8663,7 @@
                                       <w:sz w:val="12"/>
                                     </w:rPr>
                                   </w:pPr>
+                                  <w:proofErr w:type="gramStart"/>
                                   <w:r>
                                     <w:rPr>
                                       <w:sz w:val="12"/>
@@ -8218,7 +8675,14 @@
                                     <w:rPr>
                                       <w:sz w:val="12"/>
                                     </w:rPr>
-                                    <w:t>taluk_district</w:t>
+                                    <w:t>taluk</w:t>
+                                  </w:r>
+                                  <w:proofErr w:type="gramEnd"/>
+                                  <w:r>
+                                    <w:rPr>
+                                      <w:sz w:val="12"/>
+                                    </w:rPr>
+                                    <w:t>_district</w:t>
                                   </w:r>
                                   <w:proofErr w:type="spellEnd"/>
                                   <w:r>
@@ -8254,6 +8718,7 @@
                                     </w:rPr>
                                     <w:t xml:space="preserve">Loading Place: </w:t>
                                   </w:r>
+                                  <w:proofErr w:type="gramStart"/>
                                   <w:r>
                                     <w:rPr>
                                       <w:sz w:val="12"/>
@@ -8265,7 +8730,14 @@
                                     <w:rPr>
                                       <w:sz w:val="12"/>
                                     </w:rPr>
-                                    <w:t>loading_place</w:t>
+                                    <w:t>loading</w:t>
+                                  </w:r>
+                                  <w:proofErr w:type="gramEnd"/>
+                                  <w:r>
+                                    <w:rPr>
+                                      <w:sz w:val="12"/>
+                                    </w:rPr>
+                                    <w:t>_place</w:t>
                                   </w:r>
                                   <w:proofErr w:type="spellEnd"/>
                                   <w:r>
@@ -8359,11 +8831,19 @@
                                       <w:sz w:val="12"/>
                                     </w:rPr>
                                   </w:pPr>
-                                  <w:r>
-                                    <w:rPr>
-                                      <w:sz w:val="12"/>
-                                    </w:rPr>
-                                    <w:t>{{ quantity }}</w:t>
+                                  <w:proofErr w:type="gramStart"/>
+                                  <w:r>
+                                    <w:rPr>
+                                      <w:sz w:val="12"/>
+                                    </w:rPr>
+                                    <w:t>{{ quantity</w:t>
+                                  </w:r>
+                                  <w:proofErr w:type="gramEnd"/>
+                                  <w:r>
+                                    <w:rPr>
+                                      <w:sz w:val="12"/>
+                                    </w:rPr>
+                                    <w:t xml:space="preserve"> }}</w:t>
                                   </w:r>
                                 </w:p>
                               </w:tc>
@@ -8411,6 +8891,7 @@
                                     </w:rPr>
                                     <w:t xml:space="preserve"> </w:t>
                                   </w:r>
+                                  <w:proofErr w:type="gramStart"/>
                                   <w:r>
                                     <w:rPr>
                                       <w:sz w:val="12"/>
@@ -8422,7 +8903,14 @@
                                     <w:rPr>
                                       <w:sz w:val="12"/>
                                     </w:rPr>
-                                    <w:t>mdp_type</w:t>
+                                    <w:t>mdp</w:t>
+                                  </w:r>
+                                  <w:proofErr w:type="gramEnd"/>
+                                  <w:r>
+                                    <w:rPr>
+                                      <w:sz w:val="12"/>
+                                    </w:rPr>
+                                    <w:t>_type</w:t>
                                   </w:r>
                                   <w:proofErr w:type="spellEnd"/>
                                   <w:r>
@@ -8656,6 +9144,7 @@
                                       <w:sz w:val="12"/>
                                     </w:rPr>
                                   </w:pPr>
+                                  <w:proofErr w:type="gramStart"/>
                                   <w:r>
                                     <w:rPr>
                                       <w:sz w:val="12"/>
@@ -8667,7 +9156,14 @@
                                     <w:rPr>
                                       <w:sz w:val="12"/>
                                     </w:rPr>
-                                    <w:t>form_ap_purpose</w:t>
+                                    <w:t>form</w:t>
+                                  </w:r>
+                                  <w:proofErr w:type="gramEnd"/>
+                                  <w:r>
+                                    <w:rPr>
+                                      <w:sz w:val="12"/>
+                                    </w:rPr>
+                                    <w:t>_ap_purpose</w:t>
                                   </w:r>
                                   <w:proofErr w:type="spellEnd"/>
                                   <w:r>
@@ -8806,6 +9302,7 @@
                                       <w:sz w:val="12"/>
                                     </w:rPr>
                                   </w:pPr>
+                                  <w:proofErr w:type="gramStart"/>
                                   <w:r>
                                     <w:rPr>
                                       <w:sz w:val="12"/>
@@ -8817,7 +9314,14 @@
                                     <w:rPr>
                                       <w:sz w:val="12"/>
                                     </w:rPr>
-                                    <w:t>mineral_grade</w:t>
+                                    <w:t>mineral</w:t>
+                                  </w:r>
+                                  <w:proofErr w:type="gramEnd"/>
+                                  <w:r>
+                                    <w:rPr>
+                                      <w:sz w:val="12"/>
+                                    </w:rPr>
+                                    <w:t>_grade</w:t>
                                   </w:r>
                                   <w:proofErr w:type="spellEnd"/>
                                   <w:r>
@@ -8932,6 +9436,7 @@
                                       <w:sz w:val="12"/>
                                     </w:rPr>
                                   </w:pPr>
+                                  <w:proofErr w:type="gramStart"/>
                                   <w:r>
                                     <w:rPr>
                                       <w:b/>
@@ -8945,7 +9450,15 @@
                                       <w:b/>
                                       <w:sz w:val="12"/>
                                     </w:rPr>
-                                    <w:t>total_amount_paid</w:t>
+                                    <w:t>total</w:t>
+                                  </w:r>
+                                  <w:proofErr w:type="gramEnd"/>
+                                  <w:r>
+                                    <w:rPr>
+                                      <w:b/>
+                                      <w:sz w:val="12"/>
+                                    </w:rPr>
+                                    <w:t>_amount_paid</w:t>
                                   </w:r>
                                   <w:proofErr w:type="spellEnd"/>
                                   <w:r>
@@ -9061,13 +9574,23 @@
                                       <w:sz w:val="12"/>
                                     </w:rPr>
                                   </w:pPr>
-                                  <w:r>
-                                    <w:rPr>
-                                      <w:b/>
-                                      <w:bCs/>
-                                      <w:sz w:val="12"/>
-                                    </w:rPr>
-                                    <w:t>{{ buyer }}</w:t>
+                                  <w:proofErr w:type="gramStart"/>
+                                  <w:r>
+                                    <w:rPr>
+                                      <w:b/>
+                                      <w:bCs/>
+                                      <w:sz w:val="12"/>
+                                    </w:rPr>
+                                    <w:t>{{ buyer</w:t>
+                                  </w:r>
+                                  <w:proofErr w:type="gramEnd"/>
+                                  <w:r>
+                                    <w:rPr>
+                                      <w:b/>
+                                      <w:bCs/>
+                                      <w:sz w:val="12"/>
+                                    </w:rPr>
+                                    <w:t xml:space="preserve"> }}</w:t>
                                   </w:r>
                                 </w:p>
                               </w:tc>
@@ -9172,11 +9695,19 @@
                                       <w:sz w:val="12"/>
                                     </w:rPr>
                                   </w:pPr>
-                                  <w:r>
-                                    <w:rPr>
-                                      <w:sz w:val="12"/>
-                                    </w:rPr>
-                                    <w:t>{{ route }}</w:t>
+                                  <w:proofErr w:type="gramStart"/>
+                                  <w:r>
+                                    <w:rPr>
+                                      <w:sz w:val="12"/>
+                                    </w:rPr>
+                                    <w:t>{{ route</w:t>
+                                  </w:r>
+                                  <w:proofErr w:type="gramEnd"/>
+                                  <w:r>
+                                    <w:rPr>
+                                      <w:sz w:val="12"/>
+                                    </w:rPr>
+                                    <w:t xml:space="preserve"> }}</w:t>
                                   </w:r>
                                 </w:p>
                               </w:tc>
@@ -9265,13 +9796,23 @@
                                       <w:sz w:val="12"/>
                                     </w:rPr>
                                   </w:pPr>
-                                  <w:r>
-                                    <w:rPr>
-                                      <w:b/>
-                                      <w:bCs/>
-                                      <w:sz w:val="12"/>
-                                    </w:rPr>
-                                    <w:t>{{ validity }}</w:t>
+                                  <w:proofErr w:type="gramStart"/>
+                                  <w:r>
+                                    <w:rPr>
+                                      <w:b/>
+                                      <w:bCs/>
+                                      <w:sz w:val="12"/>
+                                    </w:rPr>
+                                    <w:t>{{ validity</w:t>
+                                  </w:r>
+                                  <w:proofErr w:type="gramEnd"/>
+                                  <w:r>
+                                    <w:rPr>
+                                      <w:b/>
+                                      <w:bCs/>
+                                      <w:sz w:val="12"/>
+                                    </w:rPr>
+                                    <w:t xml:space="preserve"> }}</w:t>
                                   </w:r>
                                 </w:p>
                               </w:tc>
@@ -9424,6 +9965,7 @@
                                       <w:sz w:val="12"/>
                                     </w:rPr>
                                   </w:pPr>
+                                  <w:proofErr w:type="gramStart"/>
                                   <w:r>
                                     <w:rPr>
                                       <w:sz w:val="12"/>
@@ -9435,7 +9977,14 @@
                                     <w:rPr>
                                       <w:sz w:val="12"/>
                                     </w:rPr>
-                                    <w:t>check_post</w:t>
+                                    <w:t>check</w:t>
+                                  </w:r>
+                                  <w:proofErr w:type="gramEnd"/>
+                                  <w:r>
+                                    <w:rPr>
+                                      <w:sz w:val="12"/>
+                                    </w:rPr>
+                                    <w:t>_post</w:t>
                                   </w:r>
                                   <w:proofErr w:type="spellEnd"/>
                                   <w:r>
@@ -9557,6 +10106,7 @@
                                       <w:sz w:val="12"/>
                                     </w:rPr>
                                   </w:pPr>
+                                  <w:proofErr w:type="gramStart"/>
                                   <w:r>
                                     <w:rPr>
                                       <w:sz w:val="12"/>
@@ -9568,7 +10118,14 @@
                                     <w:rPr>
                                       <w:sz w:val="12"/>
                                     </w:rPr>
-                                    <w:t>vehicle_no</w:t>
+                                    <w:t>vehicle</w:t>
+                                  </w:r>
+                                  <w:proofErr w:type="gramEnd"/>
+                                  <w:r>
+                                    <w:rPr>
+                                      <w:sz w:val="12"/>
+                                    </w:rPr>
+                                    <w:t>_no</w:t>
                                   </w:r>
                                   <w:proofErr w:type="spellEnd"/>
                                   <w:r>
@@ -9678,6 +10235,7 @@
                                       <w:sz w:val="12"/>
                                     </w:rPr>
                                   </w:pPr>
+                                  <w:proofErr w:type="gramStart"/>
                                   <w:r>
                                     <w:rPr>
                                       <w:sz w:val="12"/>
@@ -9689,7 +10247,14 @@
                                     <w:rPr>
                                       <w:sz w:val="12"/>
                                     </w:rPr>
-                                    <w:t>crusher_unit</w:t>
+                                    <w:t>crusher</w:t>
+                                  </w:r>
+                                  <w:proofErr w:type="gramEnd"/>
+                                  <w:r>
+                                    <w:rPr>
+                                      <w:sz w:val="12"/>
+                                    </w:rPr>
+                                    <w:t>_unit</w:t>
                                   </w:r>
                                   <w:proofErr w:type="spellEnd"/>
                                   <w:r>
@@ -9899,13 +10464,23 @@
                                       <w:sz w:val="12"/>
                                     </w:rPr>
                                   </w:pPr>
-                                  <w:r>
-                                    <w:rPr>
-                                      <w:b/>
-                                      <w:bCs/>
-                                      <w:sz w:val="12"/>
-                                    </w:rPr>
-                                    <w:t>{{ destination }}</w:t>
+                                  <w:proofErr w:type="gramStart"/>
+                                  <w:r>
+                                    <w:rPr>
+                                      <w:b/>
+                                      <w:bCs/>
+                                      <w:sz w:val="12"/>
+                                    </w:rPr>
+                                    <w:t>{{ destination</w:t>
+                                  </w:r>
+                                  <w:proofErr w:type="gramEnd"/>
+                                  <w:r>
+                                    <w:rPr>
+                                      <w:b/>
+                                      <w:bCs/>
+                                      <w:sz w:val="12"/>
+                                    </w:rPr>
+                                    <w:t xml:space="preserve"> }}</w:t>
                                   </w:r>
                                 </w:p>
                               </w:tc>
@@ -9923,38 +10498,19 @@
                                   <w:pPr>
                                     <w:pStyle w:val="TableParagraph"/>
                                     <w:spacing w:before="27"/>
-                                    <w:ind w:left="224"/>
-                                    <w:rPr>
-                                      <w:b/>
-                                      <w:bCs/>
-                                      <w:sz w:val="12"/>
-                                    </w:rPr>
-                                  </w:pPr>
-                                  <w:r>
-                                    <w:rPr>
-                                      <w:b/>
-                                      <w:bCs/>
-                                      <w:sz w:val="12"/>
-                                    </w:rPr>
-                                    <w:t xml:space="preserve">{{ </w:t>
-                                  </w:r>
-                                  <w:proofErr w:type="spellStart"/>
-                                  <w:r>
-                                    <w:rPr>
-                                      <w:b/>
-                                      <w:bCs/>
-                                      <w:sz w:val="12"/>
-                                    </w:rPr>
-                                    <w:t>copy_type</w:t>
-                                  </w:r>
-                                  <w:proofErr w:type="spellEnd"/>
-                                  <w:r>
-                                    <w:rPr>
-                                      <w:b/>
-                                      <w:bCs/>
-                                      <w:sz w:val="12"/>
-                                    </w:rPr>
-                                    <w:t xml:space="preserve"> }}</w:t>
+                                    <w:rPr>
+                                      <w:b/>
+                                      <w:bCs/>
+                                      <w:sz w:val="12"/>
+                                    </w:rPr>
+                                  </w:pPr>
+                                  <w:r>
+                                    <w:rPr>
+                                      <w:b/>
+                                      <w:bCs/>
+                                      <w:sz w:val="12"/>
+                                    </w:rPr>
+                                    <w:t xml:space="preserve">  Destination Copy</w:t>
                                   </w:r>
                                 </w:p>
                               </w:tc>
@@ -10339,6 +10895,7 @@
                                 <w:sz w:val="12"/>
                               </w:rPr>
                             </w:pPr>
+                            <w:proofErr w:type="gramStart"/>
                             <w:r>
                               <w:rPr>
                                 <w:sz w:val="12"/>
@@ -10350,7 +10907,14 @@
                               <w:rPr>
                                 <w:sz w:val="12"/>
                               </w:rPr>
-                              <w:t>form_ap_no</w:t>
+                              <w:t>form</w:t>
+                            </w:r>
+                            <w:proofErr w:type="gramEnd"/>
+                            <w:r>
+                              <w:rPr>
+                                <w:sz w:val="12"/>
+                              </w:rPr>
+                              <w:t>_ap_no</w:t>
                             </w:r>
                             <w:proofErr w:type="spellEnd"/>
                             <w:r>
@@ -10393,11 +10957,19 @@
                               </w:rPr>
                               <w:t xml:space="preserve"> </w:t>
                             </w:r>
-                            <w:r>
-                              <w:rPr>
-                                <w:sz w:val="12"/>
-                              </w:rPr>
-                              <w:t xml:space="preserve">No : </w:t>
+                            <w:proofErr w:type="gramStart"/>
+                            <w:r>
+                              <w:rPr>
+                                <w:sz w:val="12"/>
+                              </w:rPr>
+                              <w:t>No :</w:t>
+                            </w:r>
+                            <w:proofErr w:type="gramEnd"/>
+                            <w:r>
+                              <w:rPr>
+                                <w:sz w:val="12"/>
+                              </w:rPr>
+                              <w:t xml:space="preserve"> </w:t>
                             </w:r>
                             <w:r>
                               <w:rPr>
@@ -10519,6 +11091,7 @@
                                 <w:sz w:val="12"/>
                               </w:rPr>
                             </w:pPr>
+                            <w:proofErr w:type="gramStart"/>
                             <w:r>
                               <w:rPr>
                                 <w:sz w:val="12"/>
@@ -10530,7 +11103,14 @@
                               <w:rPr>
                                 <w:sz w:val="12"/>
                               </w:rPr>
-                              <w:t>mdp_no</w:t>
+                              <w:t>mdp</w:t>
+                            </w:r>
+                            <w:proofErr w:type="gramEnd"/>
+                            <w:r>
+                              <w:rPr>
+                                <w:sz w:val="12"/>
+                              </w:rPr>
+                              <w:t>_no</w:t>
                             </w:r>
                             <w:proofErr w:type="spellEnd"/>
                             <w:r>
@@ -10674,6 +11254,7 @@
                                 <w:sz w:val="12"/>
                               </w:rPr>
                             </w:pPr>
+                            <w:proofErr w:type="gramStart"/>
                             <w:r>
                               <w:rPr>
                                 <w:sz w:val="12"/>
@@ -10685,7 +11266,14 @@
                               <w:rPr>
                                 <w:sz w:val="12"/>
                               </w:rPr>
-                              <w:t>lease_no</w:t>
+                              <w:t>lease</w:t>
+                            </w:r>
+                            <w:proofErr w:type="gramEnd"/>
+                            <w:r>
+                              <w:rPr>
+                                <w:sz w:val="12"/>
+                              </w:rPr>
+                              <w:t>_no</w:t>
                             </w:r>
                             <w:proofErr w:type="spellEnd"/>
                             <w:r>
@@ -10719,11 +11307,19 @@
                               </w:rPr>
                               <w:t xml:space="preserve">Barcode: </w:t>
                             </w:r>
-                            <w:r>
-                              <w:rPr>
-                                <w:sz w:val="12"/>
-                              </w:rPr>
-                              <w:t>{{ barcode }}</w:t>
+                            <w:proofErr w:type="gramStart"/>
+                            <w:r>
+                              <w:rPr>
+                                <w:sz w:val="12"/>
+                              </w:rPr>
+                              <w:t>{{ barcode</w:t>
+                            </w:r>
+                            <w:proofErr w:type="gramEnd"/>
+                            <w:r>
+                              <w:rPr>
+                                <w:sz w:val="12"/>
+                              </w:rPr>
+                              <w:t xml:space="preserve"> }}</w:t>
                             </w:r>
                           </w:p>
                         </w:tc>
@@ -10844,6 +11440,7 @@
                                 <w:sz w:val="12"/>
                               </w:rPr>
                             </w:pPr>
+                            <w:proofErr w:type="gramStart"/>
                             <w:r>
                               <w:rPr>
                                 <w:b/>
@@ -10859,7 +11456,16 @@
                                 <w:bCs/>
                                 <w:sz w:val="12"/>
                               </w:rPr>
-                              <w:t>lease_name</w:t>
+                              <w:t>lease</w:t>
+                            </w:r>
+                            <w:proofErr w:type="gramEnd"/>
+                            <w:r>
+                              <w:rPr>
+                                <w:b/>
+                                <w:bCs/>
+                                <w:sz w:val="12"/>
+                              </w:rPr>
+                              <w:t>_name</w:t>
                             </w:r>
                             <w:proofErr w:type="spellEnd"/>
                             <w:r>
@@ -10932,6 +11538,7 @@
                               </w:rPr>
                               <w:t xml:space="preserve"> </w:t>
                             </w:r>
+                            <w:proofErr w:type="gramStart"/>
                             <w:r>
                               <w:rPr>
                                 <w:sz w:val="12"/>
@@ -10943,7 +11550,14 @@
                               <w:rPr>
                                 <w:sz w:val="12"/>
                               </w:rPr>
-                              <w:t>type_of_land</w:t>
+                              <w:t>type</w:t>
+                            </w:r>
+                            <w:proofErr w:type="gramEnd"/>
+                            <w:r>
+                              <w:rPr>
+                                <w:sz w:val="12"/>
+                              </w:rPr>
+                              <w:t>_of_land</w:t>
                             </w:r>
                             <w:proofErr w:type="spellEnd"/>
                             <w:r>
@@ -11079,11 +11693,19 @@
                               </w:rPr>
                               <w:t xml:space="preserve"> </w:t>
                             </w:r>
-                            <w:r>
-                              <w:rPr>
-                                <w:sz w:val="12"/>
-                              </w:rPr>
-                              <w:t xml:space="preserve">No : </w:t>
+                            <w:proofErr w:type="gramStart"/>
+                            <w:r>
+                              <w:rPr>
+                                <w:sz w:val="12"/>
+                              </w:rPr>
+                              <w:t>No :</w:t>
+                            </w:r>
+                            <w:proofErr w:type="gramEnd"/>
+                            <w:r>
+                              <w:rPr>
+                                <w:sz w:val="12"/>
+                              </w:rPr>
+                              <w:t xml:space="preserve"> </w:t>
                             </w:r>
                             <w:r>
                               <w:rPr>
@@ -11189,6 +11811,7 @@
                                 <w:sz w:val="12"/>
                               </w:rPr>
                             </w:pPr>
+                            <w:proofErr w:type="gramStart"/>
                             <w:r>
                               <w:rPr>
                                 <w:sz w:val="12"/>
@@ -11200,7 +11823,14 @@
                               <w:rPr>
                                 <w:sz w:val="12"/>
                               </w:rPr>
-                              <w:t>taluk_district</w:t>
+                              <w:t>taluk</w:t>
+                            </w:r>
+                            <w:proofErr w:type="gramEnd"/>
+                            <w:r>
+                              <w:rPr>
+                                <w:sz w:val="12"/>
+                              </w:rPr>
+                              <w:t>_district</w:t>
                             </w:r>
                             <w:proofErr w:type="spellEnd"/>
                             <w:r>
@@ -11236,6 +11866,7 @@
                               </w:rPr>
                               <w:t xml:space="preserve">Loading Place: </w:t>
                             </w:r>
+                            <w:proofErr w:type="gramStart"/>
                             <w:r>
                               <w:rPr>
                                 <w:sz w:val="12"/>
@@ -11247,7 +11878,14 @@
                               <w:rPr>
                                 <w:sz w:val="12"/>
                               </w:rPr>
-                              <w:t>loading_place</w:t>
+                              <w:t>loading</w:t>
+                            </w:r>
+                            <w:proofErr w:type="gramEnd"/>
+                            <w:r>
+                              <w:rPr>
+                                <w:sz w:val="12"/>
+                              </w:rPr>
+                              <w:t>_place</w:t>
                             </w:r>
                             <w:proofErr w:type="spellEnd"/>
                             <w:r>
@@ -11341,11 +11979,19 @@
                                 <w:sz w:val="12"/>
                               </w:rPr>
                             </w:pPr>
-                            <w:r>
-                              <w:rPr>
-                                <w:sz w:val="12"/>
-                              </w:rPr>
-                              <w:t>{{ quantity }}</w:t>
+                            <w:proofErr w:type="gramStart"/>
+                            <w:r>
+                              <w:rPr>
+                                <w:sz w:val="12"/>
+                              </w:rPr>
+                              <w:t>{{ quantity</w:t>
+                            </w:r>
+                            <w:proofErr w:type="gramEnd"/>
+                            <w:r>
+                              <w:rPr>
+                                <w:sz w:val="12"/>
+                              </w:rPr>
+                              <w:t xml:space="preserve"> }}</w:t>
                             </w:r>
                           </w:p>
                         </w:tc>
@@ -11393,6 +12039,7 @@
                               </w:rPr>
                               <w:t xml:space="preserve"> </w:t>
                             </w:r>
+                            <w:proofErr w:type="gramStart"/>
                             <w:r>
                               <w:rPr>
                                 <w:sz w:val="12"/>
@@ -11404,7 +12051,14 @@
                               <w:rPr>
                                 <w:sz w:val="12"/>
                               </w:rPr>
-                              <w:t>mdp_type</w:t>
+                              <w:t>mdp</w:t>
+                            </w:r>
+                            <w:proofErr w:type="gramEnd"/>
+                            <w:r>
+                              <w:rPr>
+                                <w:sz w:val="12"/>
+                              </w:rPr>
+                              <w:t>_type</w:t>
                             </w:r>
                             <w:proofErr w:type="spellEnd"/>
                             <w:r>
@@ -11638,6 +12292,7 @@
                                 <w:sz w:val="12"/>
                               </w:rPr>
                             </w:pPr>
+                            <w:proofErr w:type="gramStart"/>
                             <w:r>
                               <w:rPr>
                                 <w:sz w:val="12"/>
@@ -11649,7 +12304,14 @@
                               <w:rPr>
                                 <w:sz w:val="12"/>
                               </w:rPr>
-                              <w:t>form_ap_purpose</w:t>
+                              <w:t>form</w:t>
+                            </w:r>
+                            <w:proofErr w:type="gramEnd"/>
+                            <w:r>
+                              <w:rPr>
+                                <w:sz w:val="12"/>
+                              </w:rPr>
+                              <w:t>_ap_purpose</w:t>
                             </w:r>
                             <w:proofErr w:type="spellEnd"/>
                             <w:r>
@@ -11788,6 +12450,7 @@
                                 <w:sz w:val="12"/>
                               </w:rPr>
                             </w:pPr>
+                            <w:proofErr w:type="gramStart"/>
                             <w:r>
                               <w:rPr>
                                 <w:sz w:val="12"/>
@@ -11799,7 +12462,14 @@
                               <w:rPr>
                                 <w:sz w:val="12"/>
                               </w:rPr>
-                              <w:t>mineral_grade</w:t>
+                              <w:t>mineral</w:t>
+                            </w:r>
+                            <w:proofErr w:type="gramEnd"/>
+                            <w:r>
+                              <w:rPr>
+                                <w:sz w:val="12"/>
+                              </w:rPr>
+                              <w:t>_grade</w:t>
                             </w:r>
                             <w:proofErr w:type="spellEnd"/>
                             <w:r>
@@ -11914,6 +12584,7 @@
                                 <w:sz w:val="12"/>
                               </w:rPr>
                             </w:pPr>
+                            <w:proofErr w:type="gramStart"/>
                             <w:r>
                               <w:rPr>
                                 <w:b/>
@@ -11927,7 +12598,15 @@
                                 <w:b/>
                                 <w:sz w:val="12"/>
                               </w:rPr>
-                              <w:t>total_amount_paid</w:t>
+                              <w:t>total</w:t>
+                            </w:r>
+                            <w:proofErr w:type="gramEnd"/>
+                            <w:r>
+                              <w:rPr>
+                                <w:b/>
+                                <w:sz w:val="12"/>
+                              </w:rPr>
+                              <w:t>_amount_paid</w:t>
                             </w:r>
                             <w:proofErr w:type="spellEnd"/>
                             <w:r>
@@ -12043,13 +12722,23 @@
                                 <w:sz w:val="12"/>
                               </w:rPr>
                             </w:pPr>
-                            <w:r>
-                              <w:rPr>
-                                <w:b/>
-                                <w:bCs/>
-                                <w:sz w:val="12"/>
-                              </w:rPr>
-                              <w:t>{{ buyer }}</w:t>
+                            <w:proofErr w:type="gramStart"/>
+                            <w:r>
+                              <w:rPr>
+                                <w:b/>
+                                <w:bCs/>
+                                <w:sz w:val="12"/>
+                              </w:rPr>
+                              <w:t>{{ buyer</w:t>
+                            </w:r>
+                            <w:proofErr w:type="gramEnd"/>
+                            <w:r>
+                              <w:rPr>
+                                <w:b/>
+                                <w:bCs/>
+                                <w:sz w:val="12"/>
+                              </w:rPr>
+                              <w:t xml:space="preserve"> }}</w:t>
                             </w:r>
                           </w:p>
                         </w:tc>
@@ -12154,11 +12843,19 @@
                                 <w:sz w:val="12"/>
                               </w:rPr>
                             </w:pPr>
-                            <w:r>
-                              <w:rPr>
-                                <w:sz w:val="12"/>
-                              </w:rPr>
-                              <w:t>{{ route }}</w:t>
+                            <w:proofErr w:type="gramStart"/>
+                            <w:r>
+                              <w:rPr>
+                                <w:sz w:val="12"/>
+                              </w:rPr>
+                              <w:t>{{ route</w:t>
+                            </w:r>
+                            <w:proofErr w:type="gramEnd"/>
+                            <w:r>
+                              <w:rPr>
+                                <w:sz w:val="12"/>
+                              </w:rPr>
+                              <w:t xml:space="preserve"> }}</w:t>
                             </w:r>
                           </w:p>
                         </w:tc>
@@ -12247,13 +12944,23 @@
                                 <w:sz w:val="12"/>
                               </w:rPr>
                             </w:pPr>
-                            <w:r>
-                              <w:rPr>
-                                <w:b/>
-                                <w:bCs/>
-                                <w:sz w:val="12"/>
-                              </w:rPr>
-                              <w:t>{{ validity }}</w:t>
+                            <w:proofErr w:type="gramStart"/>
+                            <w:r>
+                              <w:rPr>
+                                <w:b/>
+                                <w:bCs/>
+                                <w:sz w:val="12"/>
+                              </w:rPr>
+                              <w:t>{{ validity</w:t>
+                            </w:r>
+                            <w:proofErr w:type="gramEnd"/>
+                            <w:r>
+                              <w:rPr>
+                                <w:b/>
+                                <w:bCs/>
+                                <w:sz w:val="12"/>
+                              </w:rPr>
+                              <w:t xml:space="preserve"> }}</w:t>
                             </w:r>
                           </w:p>
                         </w:tc>
@@ -12406,6 +13113,7 @@
                                 <w:sz w:val="12"/>
                               </w:rPr>
                             </w:pPr>
+                            <w:proofErr w:type="gramStart"/>
                             <w:r>
                               <w:rPr>
                                 <w:sz w:val="12"/>
@@ -12417,7 +13125,14 @@
                               <w:rPr>
                                 <w:sz w:val="12"/>
                               </w:rPr>
-                              <w:t>check_post</w:t>
+                              <w:t>check</w:t>
+                            </w:r>
+                            <w:proofErr w:type="gramEnd"/>
+                            <w:r>
+                              <w:rPr>
+                                <w:sz w:val="12"/>
+                              </w:rPr>
+                              <w:t>_post</w:t>
                             </w:r>
                             <w:proofErr w:type="spellEnd"/>
                             <w:r>
@@ -12539,6 +13254,7 @@
                                 <w:sz w:val="12"/>
                               </w:rPr>
                             </w:pPr>
+                            <w:proofErr w:type="gramStart"/>
                             <w:r>
                               <w:rPr>
                                 <w:sz w:val="12"/>
@@ -12550,7 +13266,14 @@
                               <w:rPr>
                                 <w:sz w:val="12"/>
                               </w:rPr>
-                              <w:t>vehicle_no</w:t>
+                              <w:t>vehicle</w:t>
+                            </w:r>
+                            <w:proofErr w:type="gramEnd"/>
+                            <w:r>
+                              <w:rPr>
+                                <w:sz w:val="12"/>
+                              </w:rPr>
+                              <w:t>_no</w:t>
                             </w:r>
                             <w:proofErr w:type="spellEnd"/>
                             <w:r>
@@ -12660,6 +13383,7 @@
                                 <w:sz w:val="12"/>
                               </w:rPr>
                             </w:pPr>
+                            <w:proofErr w:type="gramStart"/>
                             <w:r>
                               <w:rPr>
                                 <w:sz w:val="12"/>
@@ -12671,7 +13395,14 @@
                               <w:rPr>
                                 <w:sz w:val="12"/>
                               </w:rPr>
-                              <w:t>crusher_unit</w:t>
+                              <w:t>crusher</w:t>
+                            </w:r>
+                            <w:proofErr w:type="gramEnd"/>
+                            <w:r>
+                              <w:rPr>
+                                <w:sz w:val="12"/>
+                              </w:rPr>
+                              <w:t>_unit</w:t>
                             </w:r>
                             <w:proofErr w:type="spellEnd"/>
                             <w:r>
@@ -12881,13 +13612,23 @@
                                 <w:sz w:val="12"/>
                               </w:rPr>
                             </w:pPr>
-                            <w:r>
-                              <w:rPr>
-                                <w:b/>
-                                <w:bCs/>
-                                <w:sz w:val="12"/>
-                              </w:rPr>
-                              <w:t>{{ destination }}</w:t>
+                            <w:proofErr w:type="gramStart"/>
+                            <w:r>
+                              <w:rPr>
+                                <w:b/>
+                                <w:bCs/>
+                                <w:sz w:val="12"/>
+                              </w:rPr>
+                              <w:t>{{ destination</w:t>
+                            </w:r>
+                            <w:proofErr w:type="gramEnd"/>
+                            <w:r>
+                              <w:rPr>
+                                <w:b/>
+                                <w:bCs/>
+                                <w:sz w:val="12"/>
+                              </w:rPr>
+                              <w:t xml:space="preserve"> }}</w:t>
                             </w:r>
                           </w:p>
                         </w:tc>
@@ -12905,38 +13646,19 @@
                             <w:pPr>
                               <w:pStyle w:val="TableParagraph"/>
                               <w:spacing w:before="27"/>
-                              <w:ind w:left="224"/>
-                              <w:rPr>
-                                <w:b/>
-                                <w:bCs/>
-                                <w:sz w:val="12"/>
-                              </w:rPr>
-                            </w:pPr>
-                            <w:r>
-                              <w:rPr>
-                                <w:b/>
-                                <w:bCs/>
-                                <w:sz w:val="12"/>
-                              </w:rPr>
-                              <w:t xml:space="preserve">{{ </w:t>
-                            </w:r>
-                            <w:proofErr w:type="spellStart"/>
-                            <w:r>
-                              <w:rPr>
-                                <w:b/>
-                                <w:bCs/>
-                                <w:sz w:val="12"/>
-                              </w:rPr>
-                              <w:t>copy_type</w:t>
-                            </w:r>
-                            <w:proofErr w:type="spellEnd"/>
-                            <w:r>
-                              <w:rPr>
-                                <w:b/>
-                                <w:bCs/>
-                                <w:sz w:val="12"/>
-                              </w:rPr>
-                              <w:t xml:space="preserve"> }}</w:t>
+                              <w:rPr>
+                                <w:b/>
+                                <w:bCs/>
+                                <w:sz w:val="12"/>
+                              </w:rPr>
+                            </w:pPr>
+                            <w:r>
+                              <w:rPr>
+                                <w:b/>
+                                <w:bCs/>
+                                <w:sz w:val="12"/>
+                              </w:rPr>
+                              <w:t xml:space="preserve">  Destination Copy</w:t>
                             </w:r>
                           </w:p>
                         </w:tc>
@@ -13243,6 +13965,7 @@
                                       <w:sz w:val="12"/>
                                     </w:rPr>
                                   </w:pPr>
+                                  <w:proofErr w:type="gramStart"/>
                                   <w:r>
                                     <w:rPr>
                                       <w:bCs/>
@@ -13256,7 +13979,15 @@
                                       <w:bCs/>
                                       <w:sz w:val="12"/>
                                     </w:rPr>
-                                    <w:t>total_volume</w:t>
+                                    <w:t>total</w:t>
+                                  </w:r>
+                                  <w:proofErr w:type="gramEnd"/>
+                                  <w:r>
+                                    <w:rPr>
+                                      <w:bCs/>
+                                      <w:sz w:val="12"/>
+                                    </w:rPr>
+                                    <w:t>_volume</w:t>
                                   </w:r>
                                   <w:proofErr w:type="spellEnd"/>
                                   <w:r>
@@ -13332,6 +14063,7 @@
                                       <w:sz w:val="12"/>
                                     </w:rPr>
                                   </w:pPr>
+                                  <w:proofErr w:type="gramStart"/>
                                   <w:r>
                                     <w:rPr>
                                       <w:bCs/>
@@ -13345,7 +14077,15 @@
                                       <w:bCs/>
                                       <w:sz w:val="12"/>
                                     </w:rPr>
-                                    <w:t>total_blocks</w:t>
+                                    <w:t>total</w:t>
+                                  </w:r>
+                                  <w:proofErr w:type="gramEnd"/>
+                                  <w:r>
+                                    <w:rPr>
+                                      <w:bCs/>
+                                      <w:sz w:val="12"/>
+                                    </w:rPr>
+                                    <w:t>_blocks</w:t>
                                   </w:r>
                                   <w:proofErr w:type="spellEnd"/>
                                   <w:r>
@@ -13602,6 +14342,7 @@
                                 <w:sz w:val="12"/>
                               </w:rPr>
                             </w:pPr>
+                            <w:proofErr w:type="gramStart"/>
                             <w:r>
                               <w:rPr>
                                 <w:bCs/>
@@ -13615,7 +14356,15 @@
                                 <w:bCs/>
                                 <w:sz w:val="12"/>
                               </w:rPr>
-                              <w:t>total_volume</w:t>
+                              <w:t>total</w:t>
+                            </w:r>
+                            <w:proofErr w:type="gramEnd"/>
+                            <w:r>
+                              <w:rPr>
+                                <w:bCs/>
+                                <w:sz w:val="12"/>
+                              </w:rPr>
+                              <w:t>_volume</w:t>
                             </w:r>
                             <w:proofErr w:type="spellEnd"/>
                             <w:r>
@@ -13691,6 +14440,7 @@
                                 <w:sz w:val="12"/>
                               </w:rPr>
                             </w:pPr>
+                            <w:proofErr w:type="gramStart"/>
                             <w:r>
                               <w:rPr>
                                 <w:bCs/>
@@ -13704,7 +14454,15 @@
                                 <w:bCs/>
                                 <w:sz w:val="12"/>
                               </w:rPr>
-                              <w:t>total_blocks</w:t>
+                              <w:t>total</w:t>
+                            </w:r>
+                            <w:proofErr w:type="gramEnd"/>
+                            <w:r>
+                              <w:rPr>
+                                <w:bCs/>
+                                <w:sz w:val="12"/>
+                              </w:rPr>
+                              <w:t>_blocks</w:t>
                             </w:r>
                             <w:proofErr w:type="spellEnd"/>
                             <w:r>

--- a/format.docx
+++ b/format.docx
@@ -186,16 +186,16 @@
         <mc:AlternateContent>
           <mc:Choice Requires="wps">
             <w:drawing>
-              <wp:anchor distT="0" distB="0" distL="0" distR="0" simplePos="0" relativeHeight="251682816" behindDoc="1" locked="0" layoutInCell="1" allowOverlap="1" wp14:anchorId="669116A5" wp14:editId="6EEB3CD0">
+              <wp:anchor distT="0" distB="0" distL="0" distR="0" simplePos="0" relativeHeight="251682816" behindDoc="1" locked="0" layoutInCell="1" allowOverlap="1" wp14:anchorId="669116A5" wp14:editId="609509BD">
                 <wp:simplePos x="0" y="0"/>
                 <wp:positionH relativeFrom="page">
-                  <wp:posOffset>5428615</wp:posOffset>
+                  <wp:posOffset>5514975</wp:posOffset>
                 </wp:positionH>
                 <wp:positionV relativeFrom="paragraph">
-                  <wp:posOffset>4222115</wp:posOffset>
+                  <wp:posOffset>4225290</wp:posOffset>
                 </wp:positionV>
-                <wp:extent cx="4800600" cy="858520"/>
-                <wp:effectExtent l="0" t="0" r="0" b="17780"/>
+                <wp:extent cx="4721860" cy="858520"/>
+                <wp:effectExtent l="0" t="0" r="2540" b="17780"/>
                 <wp:wrapTopAndBottom/>
                 <wp:docPr id="12" name="Text Box 2"/>
                 <wp:cNvGraphicFramePr>
@@ -210,7 +210,7 @@
                       <wps:spPr bwMode="auto">
                         <a:xfrm>
                           <a:off x="0" y="0"/>
-                          <a:ext cx="4800600" cy="858520"/>
+                          <a:ext cx="4721860" cy="858520"/>
                         </a:xfrm>
                         <a:prstGeom prst="rect">
                           <a:avLst/>
@@ -629,7 +629,7 @@
                 <v:stroke joinstyle="miter"/>
                 <v:path gradientshapeok="t" o:connecttype="rect"/>
               </v:shapetype>
-              <v:shape id="Text Box 2" o:spid="_x0000_s1026" type="#_x0000_t202" style="position:absolute;margin-left:427.45pt;margin-top:332.45pt;width:378pt;height:67.6pt;z-index:-251633664;visibility:visible;mso-wrap-style:square;mso-width-percent:0;mso-height-percent:0;mso-wrap-distance-left:0;mso-wrap-distance-top:0;mso-wrap-distance-right:0;mso-wrap-distance-bottom:0;mso-position-horizontal:absolute;mso-position-horizontal-relative:page;mso-position-vertical:absolute;mso-position-vertical-relative:text;mso-width-percent:0;mso-height-percent:0;mso-width-relative:page;mso-height-relative:page;v-text-anchor:top" o:gfxdata="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" filled="f" stroked="f">
+              <v:shape id="Text Box 2" o:spid="_x0000_s1026" type="#_x0000_t202" style="position:absolute;margin-left:434.25pt;margin-top:332.7pt;width:371.8pt;height:67.6pt;z-index:-251633664;visibility:visible;mso-wrap-style:square;mso-width-percent:0;mso-height-percent:0;mso-wrap-distance-left:0;mso-wrap-distance-top:0;mso-wrap-distance-right:0;mso-wrap-distance-bottom:0;mso-position-horizontal:absolute;mso-position-horizontal-relative:page;mso-position-vertical:absolute;mso-position-vertical-relative:text;mso-width-percent:0;mso-height-percent:0;mso-width-relative:page;mso-height-relative:page;v-text-anchor:top" o:gfxdata="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" filled="f" stroked="f">
                 <v:textbox inset="0,0,0,0">
                   <w:txbxContent>
                     <w:tbl>
@@ -1012,832 +1012,10 @@
         <mc:AlternateContent>
           <mc:Choice Requires="wps">
             <w:drawing>
-              <wp:anchor distT="0" distB="0" distL="0" distR="0" simplePos="0" relativeHeight="251686912" behindDoc="1" locked="0" layoutInCell="1" allowOverlap="1" wp14:anchorId="435DF7C0" wp14:editId="5FD8AD2E">
+              <wp:anchor distT="0" distB="0" distL="0" distR="0" simplePos="0" relativeHeight="251680768" behindDoc="1" locked="0" layoutInCell="1" allowOverlap="1" wp14:anchorId="1CBCC0F5" wp14:editId="6D128D63">
                 <wp:simplePos x="0" y="0"/>
                 <wp:positionH relativeFrom="page">
-                  <wp:posOffset>320040</wp:posOffset>
-                </wp:positionH>
-                <wp:positionV relativeFrom="paragraph">
-                  <wp:posOffset>4228465</wp:posOffset>
-                </wp:positionV>
-                <wp:extent cx="4800600" cy="858520"/>
-                <wp:effectExtent l="0" t="0" r="0" b="17780"/>
-                <wp:wrapTopAndBottom/>
-                <wp:docPr id="2" name="Text Box 2"/>
-                <wp:cNvGraphicFramePr>
-                  <a:graphicFrameLocks xmlns:a="http://schemas.openxmlformats.org/drawingml/2006/main"/>
-                </wp:cNvGraphicFramePr>
-                <a:graphic xmlns:a="http://schemas.openxmlformats.org/drawingml/2006/main">
-                  <a:graphicData uri="http://schemas.microsoft.com/office/word/2010/wordprocessingShape">
-                    <wps:wsp>
-                      <wps:cNvSpPr txBox="1">
-                        <a:spLocks noChangeArrowheads="1"/>
-                      </wps:cNvSpPr>
-                      <wps:spPr bwMode="auto">
-                        <a:xfrm>
-                          <a:off x="0" y="0"/>
-                          <a:ext cx="4800600" cy="858520"/>
-                        </a:xfrm>
-                        <a:prstGeom prst="rect">
-                          <a:avLst/>
-                        </a:prstGeom>
-                        <a:noFill/>
-                        <a:ln>
-                          <a:noFill/>
-                        </a:ln>
-                        <a:extLst>
-                          <a:ext uri="{909E8E84-426E-40DD-AFC4-6F175D3DCCD1}">
-                            <a14:hiddenFill xmlns:a14="http://schemas.microsoft.com/office/drawing/2010/main">
-                              <a:solidFill>
-                                <a:srgbClr val="FFFFFF"/>
-                              </a:solidFill>
-                            </a14:hiddenFill>
-                          </a:ext>
-                          <a:ext uri="{91240B29-F687-4F45-9708-019B960494DF}">
-                            <a14:hiddenLine xmlns:a14="http://schemas.microsoft.com/office/drawing/2010/main" w="9525">
-                              <a:solidFill>
-                                <a:srgbClr val="000000"/>
-                              </a:solidFill>
-                              <a:miter lim="800000"/>
-                              <a:headEnd/>
-                              <a:tailEnd/>
-                            </a14:hiddenLine>
-                          </a:ext>
-                        </a:extLst>
-                      </wps:spPr>
-                      <wps:txbx>
-                        <w:txbxContent>
-                          <w:tbl>
-                            <w:tblPr>
-                              <w:tblStyle w:val="BodyTextChar"/>
-                              <w:tblW w:w="7005" w:type="dxa"/>
-                              <w:tblLayout w:type="fixed"/>
-                              <w:tblLook w:val="01E0" w:firstRow="1" w:lastRow="1" w:firstColumn="1" w:lastColumn="1" w:noHBand="0" w:noVBand="0"/>
-                            </w:tblPr>
-                            <w:tblGrid>
-                              <w:gridCol w:w="1065"/>
-                              <w:gridCol w:w="1080"/>
-                              <w:gridCol w:w="1195"/>
-                              <w:gridCol w:w="1235"/>
-                              <w:gridCol w:w="2430"/>
-                            </w:tblGrid>
-                            <w:tr>
-                              <w:trPr>
-                                <w:trHeight w:val="238"/>
-                              </w:trPr>
-                              <w:tc>
-                                <w:tcPr>
-                                  <w:tcW w:w="1065" w:type="dxa"/>
-                                  <w:tcBorders>
-                                    <w:top w:val="single" w:sz="12" w:space="0" w:color="auto"/>
-                                    <w:left w:val="single" w:sz="12" w:space="0" w:color="auto"/>
-                                    <w:bottom w:val="single" w:sz="12" w:space="0" w:color="auto"/>
-                                    <w:right w:val="single" w:sz="12" w:space="0" w:color="auto"/>
-                                  </w:tcBorders>
-                                </w:tcPr>
-                                <w:p>
-                                  <w:pPr>
-                                    <w:pStyle w:val="TableParagraph"/>
-                                    <w:spacing w:before="22"/>
-                                    <w:ind w:left="42"/>
-                                    <w:rPr>
-                                      <w:sz w:val="14"/>
-                                      <w:szCs w:val="24"/>
-                                    </w:rPr>
-                                  </w:pPr>
-                                  <w:r>
-                                    <w:rPr>
-                                      <w:sz w:val="14"/>
-                                      <w:szCs w:val="24"/>
-                                    </w:rPr>
-                                    <w:t>Block</w:t>
-                                  </w:r>
-                                </w:p>
-                              </w:tc>
-                              <w:tc>
-                                <w:tcPr>
-                                  <w:tcW w:w="1080" w:type="dxa"/>
-                                  <w:tcBorders>
-                                    <w:top w:val="single" w:sz="12" w:space="0" w:color="auto"/>
-                                    <w:left w:val="single" w:sz="12" w:space="0" w:color="auto"/>
-                                    <w:bottom w:val="single" w:sz="12" w:space="0" w:color="auto"/>
-                                    <w:right w:val="single" w:sz="12" w:space="0" w:color="auto"/>
-                                  </w:tcBorders>
-                                </w:tcPr>
-                                <w:p>
-                                  <w:pPr>
-                                    <w:pStyle w:val="TableParagraph"/>
-                                    <w:spacing w:before="22"/>
-                                    <w:ind w:left="40"/>
-                                    <w:rPr>
-                                      <w:sz w:val="14"/>
-                                      <w:szCs w:val="24"/>
-                                    </w:rPr>
-                                  </w:pPr>
-                                  <w:r>
-                                    <w:rPr>
-                                      <w:sz w:val="14"/>
-                                      <w:szCs w:val="24"/>
-                                    </w:rPr>
-                                    <w:t>Length(cm)</w:t>
-                                  </w:r>
-                                </w:p>
-                              </w:tc>
-                              <w:tc>
-                                <w:tcPr>
-                                  <w:tcW w:w="1195" w:type="dxa"/>
-                                  <w:tcBorders>
-                                    <w:top w:val="single" w:sz="12" w:space="0" w:color="auto"/>
-                                    <w:left w:val="single" w:sz="12" w:space="0" w:color="auto"/>
-                                    <w:bottom w:val="single" w:sz="12" w:space="0" w:color="auto"/>
-                                    <w:right w:val="single" w:sz="12" w:space="0" w:color="auto"/>
-                                  </w:tcBorders>
-                                </w:tcPr>
-                                <w:p>
-                                  <w:pPr>
-                                    <w:pStyle w:val="TableParagraph"/>
-                                    <w:spacing w:before="22"/>
-                                    <w:ind w:left="51"/>
-                                    <w:rPr>
-                                      <w:sz w:val="14"/>
-                                      <w:szCs w:val="24"/>
-                                    </w:rPr>
-                                  </w:pPr>
-                                  <w:r>
-                                    <w:rPr>
-                                      <w:sz w:val="14"/>
-                                      <w:szCs w:val="24"/>
-                                    </w:rPr>
-                                    <w:t>Breadth(cm)</w:t>
-                                  </w:r>
-                                </w:p>
-                              </w:tc>
-                              <w:tc>
-                                <w:tcPr>
-                                  <w:tcW w:w="1235" w:type="dxa"/>
-                                  <w:tcBorders>
-                                    <w:top w:val="single" w:sz="12" w:space="0" w:color="auto"/>
-                                    <w:left w:val="single" w:sz="12" w:space="0" w:color="auto"/>
-                                    <w:bottom w:val="single" w:sz="12" w:space="0" w:color="auto"/>
-                                    <w:right w:val="single" w:sz="12" w:space="0" w:color="auto"/>
-                                  </w:tcBorders>
-                                </w:tcPr>
-                                <w:p>
-                                  <w:pPr>
-                                    <w:pStyle w:val="TableParagraph"/>
-                                    <w:spacing w:before="22"/>
-                                    <w:ind w:left="57"/>
-                                    <w:rPr>
-                                      <w:sz w:val="14"/>
-                                      <w:szCs w:val="24"/>
-                                    </w:rPr>
-                                  </w:pPr>
-                                  <w:r>
-                                    <w:rPr>
-                                      <w:sz w:val="14"/>
-                                      <w:szCs w:val="24"/>
-                                    </w:rPr>
-                                    <w:t>Height(cm)</w:t>
-                                  </w:r>
-                                </w:p>
-                              </w:tc>
-                              <w:tc>
-                                <w:tcPr>
-                                  <w:tcW w:w="2430" w:type="dxa"/>
-                                  <w:tcBorders>
-                                    <w:top w:val="single" w:sz="12" w:space="0" w:color="auto"/>
-                                    <w:left w:val="single" w:sz="12" w:space="0" w:color="auto"/>
-                                    <w:bottom w:val="single" w:sz="12" w:space="0" w:color="auto"/>
-                                    <w:right w:val="single" w:sz="12" w:space="0" w:color="auto"/>
-                                  </w:tcBorders>
-                                </w:tcPr>
-                                <w:p>
-                                  <w:pPr>
-                                    <w:pStyle w:val="TableParagraph"/>
-                                    <w:spacing w:before="22"/>
-                                    <w:ind w:left="43"/>
-                                    <w:rPr>
-                                      <w:sz w:val="14"/>
-                                      <w:szCs w:val="24"/>
-                                    </w:rPr>
-                                  </w:pPr>
-                                  <w:r>
-                                    <w:rPr>
-                                      <w:sz w:val="14"/>
-                                      <w:szCs w:val="24"/>
-                                    </w:rPr>
-                                    <w:t>Volume.cu.mt.</w:t>
-                                  </w:r>
-                                </w:p>
-                              </w:tc>
-                            </w:tr>
-                            <w:tr>
-                              <w:trPr>
-                                <w:trHeight w:val="247"/>
-                              </w:trPr>
-                              <w:tc>
-                                <w:tcPr>
-                                  <w:tcW w:w="2145" w:type="dxa"/>
-                                  <w:gridSpan w:val="2"/>
-                                  <w:tcBorders>
-                                    <w:left w:val="single" w:sz="12" w:space="0" w:color="auto"/>
-                                    <w:bottom w:val="single" w:sz="12" w:space="0" w:color="auto"/>
-                                    <w:right w:val="single" w:sz="12" w:space="0" w:color="auto"/>
-                                  </w:tcBorders>
-                                </w:tcPr>
-                                <w:p>
-                                  <w:pPr>
-                                    <w:pStyle w:val="TableParagraph"/>
-                                    <w:rPr>
-                                      <w:sz w:val="12"/>
-                                    </w:rPr>
-                                  </w:pPr>
-                                  <w:r>
-                                    <w:rPr>
-                                      <w:spacing w:val="-1"/>
-                                      <w:sz w:val="12"/>
-                                    </w:rPr>
-                                    <w:t>Total</w:t>
-                                  </w:r>
-                                  <w:r>
-                                    <w:rPr>
-                                      <w:spacing w:val="-9"/>
-                                      <w:sz w:val="12"/>
-                                    </w:rPr>
-                                    <w:t xml:space="preserve"> </w:t>
-                                  </w:r>
-                                  <w:r>
-                                    <w:rPr>
-                                      <w:sz w:val="12"/>
-                                    </w:rPr>
-                                    <w:t>Volume</w:t>
-                                  </w:r>
-                                </w:p>
-                              </w:tc>
-                              <w:tc>
-                                <w:tcPr>
-                                  <w:tcW w:w="4860" w:type="dxa"/>
-                                  <w:gridSpan w:val="3"/>
-                                  <w:tcBorders>
-                                    <w:left w:val="single" w:sz="12" w:space="0" w:color="auto"/>
-                                    <w:bottom w:val="single" w:sz="12" w:space="0" w:color="auto"/>
-                                    <w:right w:val="single" w:sz="12" w:space="0" w:color="auto"/>
-                                  </w:tcBorders>
-                                </w:tcPr>
-                                <w:p>
-                                  <w:pPr>
-                                    <w:pStyle w:val="TableParagraph"/>
-                                    <w:ind w:left="51"/>
-                                    <w:rPr>
-                                      <w:bCs/>
-                                      <w:sz w:val="12"/>
-                                    </w:rPr>
-                                  </w:pPr>
-                                  <w:proofErr w:type="gramStart"/>
-                                  <w:r>
-                                    <w:rPr>
-                                      <w:bCs/>
-                                      <w:sz w:val="12"/>
-                                    </w:rPr>
-                                    <w:t xml:space="preserve">{{ </w:t>
-                                  </w:r>
-                                  <w:proofErr w:type="spellStart"/>
-                                  <w:r>
-                                    <w:rPr>
-                                      <w:bCs/>
-                                      <w:sz w:val="12"/>
-                                    </w:rPr>
-                                    <w:t>total</w:t>
-                                  </w:r>
-                                  <w:proofErr w:type="gramEnd"/>
-                                  <w:r>
-                                    <w:rPr>
-                                      <w:bCs/>
-                                      <w:sz w:val="12"/>
-                                    </w:rPr>
-                                    <w:t>_volume</w:t>
-                                  </w:r>
-                                  <w:proofErr w:type="spellEnd"/>
-                                  <w:r>
-                                    <w:rPr>
-                                      <w:bCs/>
-                                      <w:sz w:val="12"/>
-                                    </w:rPr>
-                                    <w:t xml:space="preserve"> }}</w:t>
-                                  </w:r>
-                                </w:p>
-                              </w:tc>
-                            </w:tr>
-                            <w:tr>
-                              <w:trPr>
-                                <w:trHeight w:val="229"/>
-                              </w:trPr>
-                              <w:tc>
-                                <w:tcPr>
-                                  <w:tcW w:w="2145" w:type="dxa"/>
-                                  <w:gridSpan w:val="2"/>
-                                  <w:tcBorders>
-                                    <w:top w:val="single" w:sz="12" w:space="0" w:color="auto"/>
-                                    <w:left w:val="single" w:sz="12" w:space="0" w:color="auto"/>
-                                    <w:bottom w:val="single" w:sz="12" w:space="0" w:color="auto"/>
-                                    <w:right w:val="single" w:sz="12" w:space="0" w:color="auto"/>
-                                  </w:tcBorders>
-                                </w:tcPr>
-                                <w:p>
-                                  <w:pPr>
-                                    <w:pStyle w:val="TableParagraph"/>
-                                    <w:rPr>
-                                      <w:sz w:val="12"/>
-                                    </w:rPr>
-                                  </w:pPr>
-                                  <w:r>
-                                    <w:rPr>
-                                      <w:sz w:val="12"/>
-                                    </w:rPr>
-                                    <w:t>Total</w:t>
-                                  </w:r>
-                                  <w:r>
-                                    <w:rPr>
-                                      <w:spacing w:val="-8"/>
-                                      <w:sz w:val="12"/>
-                                    </w:rPr>
-                                    <w:t xml:space="preserve"> </w:t>
-                                  </w:r>
-                                  <w:r>
-                                    <w:rPr>
-                                      <w:sz w:val="12"/>
-                                    </w:rPr>
-                                    <w:t>Block(s)</w:t>
-                                  </w:r>
-                                </w:p>
-                              </w:tc>
-                              <w:tc>
-                                <w:tcPr>
-                                  <w:tcW w:w="4860" w:type="dxa"/>
-                                  <w:gridSpan w:val="3"/>
-                                  <w:tcBorders>
-                                    <w:top w:val="single" w:sz="12" w:space="0" w:color="auto"/>
-                                    <w:left w:val="single" w:sz="12" w:space="0" w:color="auto"/>
-                                    <w:bottom w:val="single" w:sz="12" w:space="0" w:color="auto"/>
-                                    <w:right w:val="single" w:sz="12" w:space="0" w:color="auto"/>
-                                  </w:tcBorders>
-                                </w:tcPr>
-                                <w:p>
-                                  <w:pPr>
-                                    <w:pStyle w:val="TableParagraph"/>
-                                    <w:ind w:left="51"/>
-                                    <w:rPr>
-                                      <w:bCs/>
-                                      <w:sz w:val="12"/>
-                                    </w:rPr>
-                                  </w:pPr>
-                                  <w:proofErr w:type="gramStart"/>
-                                  <w:r>
-                                    <w:rPr>
-                                      <w:bCs/>
-                                      <w:sz w:val="12"/>
-                                    </w:rPr>
-                                    <w:t xml:space="preserve">{{ </w:t>
-                                  </w:r>
-                                  <w:proofErr w:type="spellStart"/>
-                                  <w:r>
-                                    <w:rPr>
-                                      <w:bCs/>
-                                      <w:sz w:val="12"/>
-                                    </w:rPr>
-                                    <w:t>total</w:t>
-                                  </w:r>
-                                  <w:proofErr w:type="gramEnd"/>
-                                  <w:r>
-                                    <w:rPr>
-                                      <w:bCs/>
-                                      <w:sz w:val="12"/>
-                                    </w:rPr>
-                                    <w:t>_blocks</w:t>
-                                  </w:r>
-                                  <w:proofErr w:type="spellEnd"/>
-                                  <w:r>
-                                    <w:rPr>
-                                      <w:bCs/>
-                                      <w:sz w:val="12"/>
-                                    </w:rPr>
-                                    <w:t xml:space="preserve"> }}</w:t>
-                                  </w:r>
-                                </w:p>
-                              </w:tc>
-                            </w:tr>
-                          </w:tbl>
-                          <w:p>
-                            <w:pPr>
-                              <w:pStyle w:val="BodyText"/>
-                            </w:pPr>
-                          </w:p>
-                        </w:txbxContent>
-                      </wps:txbx>
-                      <wps:bodyPr rot="0" vert="horz" wrap="square" lIns="0" tIns="0" rIns="0" bIns="0" anchor="t" anchorCtr="0" upright="1">
-                        <a:noAutofit/>
-                      </wps:bodyPr>
-                    </wps:wsp>
-                  </a:graphicData>
-                </a:graphic>
-                <wp14:sizeRelH relativeFrom="page">
-                  <wp14:pctWidth>0</wp14:pctWidth>
-                </wp14:sizeRelH>
-                <wp14:sizeRelV relativeFrom="page">
-                  <wp14:pctHeight>0</wp14:pctHeight>
-                </wp14:sizeRelV>
-              </wp:anchor>
-            </w:drawing>
-          </mc:Choice>
-          <mc:Fallback>
-            <w:pict>
-              <v:shape w14:anchorId="435DF7C0" id="_x0000_s1027" type="#_x0000_t202" style="position:absolute;margin-left:25.2pt;margin-top:332.95pt;width:378pt;height:67.6pt;z-index:-251629568;visibility:visible;mso-wrap-style:square;mso-width-percent:0;mso-height-percent:0;mso-wrap-distance-left:0;mso-wrap-distance-top:0;mso-wrap-distance-right:0;mso-wrap-distance-bottom:0;mso-position-horizontal:absolute;mso-position-horizontal-relative:page;mso-position-vertical:absolute;mso-position-vertical-relative:text;mso-width-percent:0;mso-height-percent:0;mso-width-relative:page;mso-height-relative:page;v-text-anchor:top" o:gfxdata="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" filled="f" stroked="f">
-                <v:textbox inset="0,0,0,0">
-                  <w:txbxContent>
-                    <w:tbl>
-                      <w:tblPr>
-                        <w:tblStyle w:val="BodyTextChar"/>
-                        <w:tblW w:w="7005" w:type="dxa"/>
-                        <w:tblLayout w:type="fixed"/>
-                        <w:tblLook w:val="01E0" w:firstRow="1" w:lastRow="1" w:firstColumn="1" w:lastColumn="1" w:noHBand="0" w:noVBand="0"/>
-                      </w:tblPr>
-                      <w:tblGrid>
-                        <w:gridCol w:w="1065"/>
-                        <w:gridCol w:w="1080"/>
-                        <w:gridCol w:w="1195"/>
-                        <w:gridCol w:w="1235"/>
-                        <w:gridCol w:w="2430"/>
-                      </w:tblGrid>
-                      <w:tr>
-                        <w:trPr>
-                          <w:trHeight w:val="238"/>
-                        </w:trPr>
-                        <w:tc>
-                          <w:tcPr>
-                            <w:tcW w:w="1065" w:type="dxa"/>
-                            <w:tcBorders>
-                              <w:top w:val="single" w:sz="12" w:space="0" w:color="auto"/>
-                              <w:left w:val="single" w:sz="12" w:space="0" w:color="auto"/>
-                              <w:bottom w:val="single" w:sz="12" w:space="0" w:color="auto"/>
-                              <w:right w:val="single" w:sz="12" w:space="0" w:color="auto"/>
-                            </w:tcBorders>
-                          </w:tcPr>
-                          <w:p>
-                            <w:pPr>
-                              <w:pStyle w:val="TableParagraph"/>
-                              <w:spacing w:before="22"/>
-                              <w:ind w:left="42"/>
-                              <w:rPr>
-                                <w:sz w:val="14"/>
-                                <w:szCs w:val="24"/>
-                              </w:rPr>
-                            </w:pPr>
-                            <w:r>
-                              <w:rPr>
-                                <w:sz w:val="14"/>
-                                <w:szCs w:val="24"/>
-                              </w:rPr>
-                              <w:t>Block</w:t>
-                            </w:r>
-                          </w:p>
-                        </w:tc>
-                        <w:tc>
-                          <w:tcPr>
-                            <w:tcW w:w="1080" w:type="dxa"/>
-                            <w:tcBorders>
-                              <w:top w:val="single" w:sz="12" w:space="0" w:color="auto"/>
-                              <w:left w:val="single" w:sz="12" w:space="0" w:color="auto"/>
-                              <w:bottom w:val="single" w:sz="12" w:space="0" w:color="auto"/>
-                              <w:right w:val="single" w:sz="12" w:space="0" w:color="auto"/>
-                            </w:tcBorders>
-                          </w:tcPr>
-                          <w:p>
-                            <w:pPr>
-                              <w:pStyle w:val="TableParagraph"/>
-                              <w:spacing w:before="22"/>
-                              <w:ind w:left="40"/>
-                              <w:rPr>
-                                <w:sz w:val="14"/>
-                                <w:szCs w:val="24"/>
-                              </w:rPr>
-                            </w:pPr>
-                            <w:r>
-                              <w:rPr>
-                                <w:sz w:val="14"/>
-                                <w:szCs w:val="24"/>
-                              </w:rPr>
-                              <w:t>Length(cm)</w:t>
-                            </w:r>
-                          </w:p>
-                        </w:tc>
-                        <w:tc>
-                          <w:tcPr>
-                            <w:tcW w:w="1195" w:type="dxa"/>
-                            <w:tcBorders>
-                              <w:top w:val="single" w:sz="12" w:space="0" w:color="auto"/>
-                              <w:left w:val="single" w:sz="12" w:space="0" w:color="auto"/>
-                              <w:bottom w:val="single" w:sz="12" w:space="0" w:color="auto"/>
-                              <w:right w:val="single" w:sz="12" w:space="0" w:color="auto"/>
-                            </w:tcBorders>
-                          </w:tcPr>
-                          <w:p>
-                            <w:pPr>
-                              <w:pStyle w:val="TableParagraph"/>
-                              <w:spacing w:before="22"/>
-                              <w:ind w:left="51"/>
-                              <w:rPr>
-                                <w:sz w:val="14"/>
-                                <w:szCs w:val="24"/>
-                              </w:rPr>
-                            </w:pPr>
-                            <w:r>
-                              <w:rPr>
-                                <w:sz w:val="14"/>
-                                <w:szCs w:val="24"/>
-                              </w:rPr>
-                              <w:t>Breadth(cm)</w:t>
-                            </w:r>
-                          </w:p>
-                        </w:tc>
-                        <w:tc>
-                          <w:tcPr>
-                            <w:tcW w:w="1235" w:type="dxa"/>
-                            <w:tcBorders>
-                              <w:top w:val="single" w:sz="12" w:space="0" w:color="auto"/>
-                              <w:left w:val="single" w:sz="12" w:space="0" w:color="auto"/>
-                              <w:bottom w:val="single" w:sz="12" w:space="0" w:color="auto"/>
-                              <w:right w:val="single" w:sz="12" w:space="0" w:color="auto"/>
-                            </w:tcBorders>
-                          </w:tcPr>
-                          <w:p>
-                            <w:pPr>
-                              <w:pStyle w:val="TableParagraph"/>
-                              <w:spacing w:before="22"/>
-                              <w:ind w:left="57"/>
-                              <w:rPr>
-                                <w:sz w:val="14"/>
-                                <w:szCs w:val="24"/>
-                              </w:rPr>
-                            </w:pPr>
-                            <w:r>
-                              <w:rPr>
-                                <w:sz w:val="14"/>
-                                <w:szCs w:val="24"/>
-                              </w:rPr>
-                              <w:t>Height(cm)</w:t>
-                            </w:r>
-                          </w:p>
-                        </w:tc>
-                        <w:tc>
-                          <w:tcPr>
-                            <w:tcW w:w="2430" w:type="dxa"/>
-                            <w:tcBorders>
-                              <w:top w:val="single" w:sz="12" w:space="0" w:color="auto"/>
-                              <w:left w:val="single" w:sz="12" w:space="0" w:color="auto"/>
-                              <w:bottom w:val="single" w:sz="12" w:space="0" w:color="auto"/>
-                              <w:right w:val="single" w:sz="12" w:space="0" w:color="auto"/>
-                            </w:tcBorders>
-                          </w:tcPr>
-                          <w:p>
-                            <w:pPr>
-                              <w:pStyle w:val="TableParagraph"/>
-                              <w:spacing w:before="22"/>
-                              <w:ind w:left="43"/>
-                              <w:rPr>
-                                <w:sz w:val="14"/>
-                                <w:szCs w:val="24"/>
-                              </w:rPr>
-                            </w:pPr>
-                            <w:r>
-                              <w:rPr>
-                                <w:sz w:val="14"/>
-                                <w:szCs w:val="24"/>
-                              </w:rPr>
-                              <w:t>Volume.cu.mt.</w:t>
-                            </w:r>
-                          </w:p>
-                        </w:tc>
-                      </w:tr>
-                      <w:tr>
-                        <w:trPr>
-                          <w:trHeight w:val="247"/>
-                        </w:trPr>
-                        <w:tc>
-                          <w:tcPr>
-                            <w:tcW w:w="2145" w:type="dxa"/>
-                            <w:gridSpan w:val="2"/>
-                            <w:tcBorders>
-                              <w:left w:val="single" w:sz="12" w:space="0" w:color="auto"/>
-                              <w:bottom w:val="single" w:sz="12" w:space="0" w:color="auto"/>
-                              <w:right w:val="single" w:sz="12" w:space="0" w:color="auto"/>
-                            </w:tcBorders>
-                          </w:tcPr>
-                          <w:p>
-                            <w:pPr>
-                              <w:pStyle w:val="TableParagraph"/>
-                              <w:rPr>
-                                <w:sz w:val="12"/>
-                              </w:rPr>
-                            </w:pPr>
-                            <w:r>
-                              <w:rPr>
-                                <w:spacing w:val="-1"/>
-                                <w:sz w:val="12"/>
-                              </w:rPr>
-                              <w:t>Total</w:t>
-                            </w:r>
-                            <w:r>
-                              <w:rPr>
-                                <w:spacing w:val="-9"/>
-                                <w:sz w:val="12"/>
-                              </w:rPr>
-                              <w:t xml:space="preserve"> </w:t>
-                            </w:r>
-                            <w:r>
-                              <w:rPr>
-                                <w:sz w:val="12"/>
-                              </w:rPr>
-                              <w:t>Volume</w:t>
-                            </w:r>
-                          </w:p>
-                        </w:tc>
-                        <w:tc>
-                          <w:tcPr>
-                            <w:tcW w:w="4860" w:type="dxa"/>
-                            <w:gridSpan w:val="3"/>
-                            <w:tcBorders>
-                              <w:left w:val="single" w:sz="12" w:space="0" w:color="auto"/>
-                              <w:bottom w:val="single" w:sz="12" w:space="0" w:color="auto"/>
-                              <w:right w:val="single" w:sz="12" w:space="0" w:color="auto"/>
-                            </w:tcBorders>
-                          </w:tcPr>
-                          <w:p>
-                            <w:pPr>
-                              <w:pStyle w:val="TableParagraph"/>
-                              <w:ind w:left="51"/>
-                              <w:rPr>
-                                <w:bCs/>
-                                <w:sz w:val="12"/>
-                              </w:rPr>
-                            </w:pPr>
-                            <w:proofErr w:type="gramStart"/>
-                            <w:r>
-                              <w:rPr>
-                                <w:bCs/>
-                                <w:sz w:val="12"/>
-                              </w:rPr>
-                              <w:t xml:space="preserve">{{ </w:t>
-                            </w:r>
-                            <w:proofErr w:type="spellStart"/>
-                            <w:r>
-                              <w:rPr>
-                                <w:bCs/>
-                                <w:sz w:val="12"/>
-                              </w:rPr>
-                              <w:t>total</w:t>
-                            </w:r>
-                            <w:proofErr w:type="gramEnd"/>
-                            <w:r>
-                              <w:rPr>
-                                <w:bCs/>
-                                <w:sz w:val="12"/>
-                              </w:rPr>
-                              <w:t>_volume</w:t>
-                            </w:r>
-                            <w:proofErr w:type="spellEnd"/>
-                            <w:r>
-                              <w:rPr>
-                                <w:bCs/>
-                                <w:sz w:val="12"/>
-                              </w:rPr>
-                              <w:t xml:space="preserve"> }}</w:t>
-                            </w:r>
-                          </w:p>
-                        </w:tc>
-                      </w:tr>
-                      <w:tr>
-                        <w:trPr>
-                          <w:trHeight w:val="229"/>
-                        </w:trPr>
-                        <w:tc>
-                          <w:tcPr>
-                            <w:tcW w:w="2145" w:type="dxa"/>
-                            <w:gridSpan w:val="2"/>
-                            <w:tcBorders>
-                              <w:top w:val="single" w:sz="12" w:space="0" w:color="auto"/>
-                              <w:left w:val="single" w:sz="12" w:space="0" w:color="auto"/>
-                              <w:bottom w:val="single" w:sz="12" w:space="0" w:color="auto"/>
-                              <w:right w:val="single" w:sz="12" w:space="0" w:color="auto"/>
-                            </w:tcBorders>
-                          </w:tcPr>
-                          <w:p>
-                            <w:pPr>
-                              <w:pStyle w:val="TableParagraph"/>
-                              <w:rPr>
-                                <w:sz w:val="12"/>
-                              </w:rPr>
-                            </w:pPr>
-                            <w:r>
-                              <w:rPr>
-                                <w:sz w:val="12"/>
-                              </w:rPr>
-                              <w:t>Total</w:t>
-                            </w:r>
-                            <w:r>
-                              <w:rPr>
-                                <w:spacing w:val="-8"/>
-                                <w:sz w:val="12"/>
-                              </w:rPr>
-                              <w:t xml:space="preserve"> </w:t>
-                            </w:r>
-                            <w:r>
-                              <w:rPr>
-                                <w:sz w:val="12"/>
-                              </w:rPr>
-                              <w:t>Block(s)</w:t>
-                            </w:r>
-                          </w:p>
-                        </w:tc>
-                        <w:tc>
-                          <w:tcPr>
-                            <w:tcW w:w="4860" w:type="dxa"/>
-                            <w:gridSpan w:val="3"/>
-                            <w:tcBorders>
-                              <w:top w:val="single" w:sz="12" w:space="0" w:color="auto"/>
-                              <w:left w:val="single" w:sz="12" w:space="0" w:color="auto"/>
-                              <w:bottom w:val="single" w:sz="12" w:space="0" w:color="auto"/>
-                              <w:right w:val="single" w:sz="12" w:space="0" w:color="auto"/>
-                            </w:tcBorders>
-                          </w:tcPr>
-                          <w:p>
-                            <w:pPr>
-                              <w:pStyle w:val="TableParagraph"/>
-                              <w:ind w:left="51"/>
-                              <w:rPr>
-                                <w:bCs/>
-                                <w:sz w:val="12"/>
-                              </w:rPr>
-                            </w:pPr>
-                            <w:proofErr w:type="gramStart"/>
-                            <w:r>
-                              <w:rPr>
-                                <w:bCs/>
-                                <w:sz w:val="12"/>
-                              </w:rPr>
-                              <w:t xml:space="preserve">{{ </w:t>
-                            </w:r>
-                            <w:proofErr w:type="spellStart"/>
-                            <w:r>
-                              <w:rPr>
-                                <w:bCs/>
-                                <w:sz w:val="12"/>
-                              </w:rPr>
-                              <w:t>total</w:t>
-                            </w:r>
-                            <w:proofErr w:type="gramEnd"/>
-                            <w:r>
-                              <w:rPr>
-                                <w:bCs/>
-                                <w:sz w:val="12"/>
-                              </w:rPr>
-                              <w:t>_blocks</w:t>
-                            </w:r>
-                            <w:proofErr w:type="spellEnd"/>
-                            <w:r>
-                              <w:rPr>
-                                <w:bCs/>
-                                <w:sz w:val="12"/>
-                              </w:rPr>
-                              <w:t xml:space="preserve"> }}</w:t>
-                            </w:r>
-                          </w:p>
-                        </w:tc>
-                      </w:tr>
-                    </w:tbl>
-                    <w:p>
-                      <w:pPr>
-                        <w:pStyle w:val="BodyText"/>
-                      </w:pPr>
-                    </w:p>
-                  </w:txbxContent>
-                </v:textbox>
-                <w10:wrap type="topAndBottom" anchorx="page"/>
-              </v:shape>
-            </w:pict>
-          </mc:Fallback>
-        </mc:AlternateContent>
-      </w:r>
-      <w:r>
-        <w:rPr>
-          <w:noProof/>
-        </w:rPr>
-        <mc:AlternateContent>
-          <mc:Choice Requires="wps">
-            <w:drawing>
-              <wp:anchor distT="0" distB="0" distL="0" distR="0" simplePos="0" relativeHeight="251680768" behindDoc="1" locked="0" layoutInCell="1" allowOverlap="1" wp14:anchorId="1CBCC0F5" wp14:editId="7779B96C">
-                <wp:simplePos x="0" y="0"/>
-                <wp:positionH relativeFrom="page">
-                  <wp:posOffset>5428615</wp:posOffset>
+                  <wp:posOffset>5514340</wp:posOffset>
                 </wp:positionH>
                 <wp:positionV relativeFrom="paragraph">
                   <wp:posOffset>95250</wp:posOffset>
@@ -5034,7 +4212,7 @@
           </mc:Choice>
           <mc:Fallback>
             <w:pict>
-              <v:shape w14:anchorId="1CBCC0F5" id="Text Box 4" o:spid="_x0000_s1028" type="#_x0000_t202" style="position:absolute;margin-left:427.45pt;margin-top:7.5pt;width:371.8pt;height:336.6pt;z-index:-251635712;visibility:visible;mso-wrap-style:square;mso-width-percent:0;mso-height-percent:0;mso-wrap-distance-left:0;mso-wrap-distance-top:0;mso-wrap-distance-right:0;mso-wrap-distance-bottom:0;mso-position-horizontal:absolute;mso-position-horizontal-relative:page;mso-position-vertical:absolute;mso-position-vertical-relative:text;mso-width-percent:0;mso-height-percent:0;mso-width-relative:page;mso-height-relative:page;v-text-anchor:top" o:gfxdata="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" filled="f" stroked="f">
+              <v:shape w14:anchorId="1CBCC0F5" id="Text Box 4" o:spid="_x0000_s1027" type="#_x0000_t202" style="position:absolute;margin-left:434.2pt;margin-top:7.5pt;width:371.8pt;height:336.6pt;z-index:-251635712;visibility:visible;mso-wrap-style:square;mso-width-percent:0;mso-height-percent:0;mso-wrap-distance-left:0;mso-wrap-distance-top:0;mso-wrap-distance-right:0;mso-wrap-distance-bottom:0;mso-position-horizontal:absolute;mso-position-horizontal-relative:page;mso-position-vertical:absolute;mso-position-vertical-relative:text;mso-width-percent:0;mso-height-percent:0;mso-width-relative:page;mso-height-relative:page;v-text-anchor:top" o:gfxdata="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" filled="f" stroked="f">
                 <v:textbox inset="0,0,0,0">
                   <w:txbxContent>
                     <w:tbl>
@@ -8153,6 +7331,826 @@
                                 <w:sz w:val="12"/>
                               </w:rPr>
                               <w:t xml:space="preserve">  Destination Copy</w:t>
+                            </w:r>
+                          </w:p>
+                        </w:tc>
+                      </w:tr>
+                    </w:tbl>
+                    <w:p>
+                      <w:pPr>
+                        <w:pStyle w:val="BodyText"/>
+                      </w:pPr>
+                    </w:p>
+                  </w:txbxContent>
+                </v:textbox>
+                <w10:wrap type="topAndBottom" anchorx="page"/>
+              </v:shape>
+            </w:pict>
+          </mc:Fallback>
+        </mc:AlternateContent>
+      </w:r>
+      <w:r>
+        <w:rPr>
+          <w:noProof/>
+        </w:rPr>
+        <mc:AlternateContent>
+          <mc:Choice Requires="wps">
+            <w:drawing>
+              <wp:anchor distT="0" distB="0" distL="0" distR="0" simplePos="0" relativeHeight="251686912" behindDoc="1" locked="0" layoutInCell="1" allowOverlap="1" wp14:anchorId="435DF7C0" wp14:editId="0EF12B08">
+                <wp:simplePos x="0" y="0"/>
+                <wp:positionH relativeFrom="page">
+                  <wp:posOffset>320040</wp:posOffset>
+                </wp:positionH>
+                <wp:positionV relativeFrom="paragraph">
+                  <wp:posOffset>4228465</wp:posOffset>
+                </wp:positionV>
+                <wp:extent cx="4800600" cy="858520"/>
+                <wp:effectExtent l="0" t="0" r="0" b="17780"/>
+                <wp:wrapTopAndBottom/>
+                <wp:docPr id="2" name="Text Box 2"/>
+                <wp:cNvGraphicFramePr>
+                  <a:graphicFrameLocks xmlns:a="http://schemas.openxmlformats.org/drawingml/2006/main"/>
+                </wp:cNvGraphicFramePr>
+                <a:graphic xmlns:a="http://schemas.openxmlformats.org/drawingml/2006/main">
+                  <a:graphicData uri="http://schemas.microsoft.com/office/word/2010/wordprocessingShape">
+                    <wps:wsp>
+                      <wps:cNvSpPr txBox="1">
+                        <a:spLocks noChangeArrowheads="1"/>
+                      </wps:cNvSpPr>
+                      <wps:spPr bwMode="auto">
+                        <a:xfrm>
+                          <a:off x="0" y="0"/>
+                          <a:ext cx="4800600" cy="858520"/>
+                        </a:xfrm>
+                        <a:prstGeom prst="rect">
+                          <a:avLst/>
+                        </a:prstGeom>
+                        <a:noFill/>
+                        <a:ln>
+                          <a:noFill/>
+                        </a:ln>
+                        <a:extLst>
+                          <a:ext uri="{909E8E84-426E-40DD-AFC4-6F175D3DCCD1}">
+                            <a14:hiddenFill xmlns:a14="http://schemas.microsoft.com/office/drawing/2010/main">
+                              <a:solidFill>
+                                <a:srgbClr val="FFFFFF"/>
+                              </a:solidFill>
+                            </a14:hiddenFill>
+                          </a:ext>
+                          <a:ext uri="{91240B29-F687-4F45-9708-019B960494DF}">
+                            <a14:hiddenLine xmlns:a14="http://schemas.microsoft.com/office/drawing/2010/main" w="9525">
+                              <a:solidFill>
+                                <a:srgbClr val="000000"/>
+                              </a:solidFill>
+                              <a:miter lim="800000"/>
+                              <a:headEnd/>
+                              <a:tailEnd/>
+                            </a14:hiddenLine>
+                          </a:ext>
+                        </a:extLst>
+                      </wps:spPr>
+                      <wps:txbx>
+                        <w:txbxContent>
+                          <w:tbl>
+                            <w:tblPr>
+                              <w:tblW w:w="7005" w:type="dxa"/>
+                              <w:tblLayout w:type="fixed"/>
+                              <w:tblLook w:val="01E0" w:firstRow="1" w:lastRow="1" w:firstColumn="1" w:lastColumn="1" w:noHBand="0" w:noVBand="0"/>
+                            </w:tblPr>
+                            <w:tblGrid>
+                              <w:gridCol w:w="1065"/>
+                              <w:gridCol w:w="1080"/>
+                              <w:gridCol w:w="1195"/>
+                              <w:gridCol w:w="1235"/>
+                              <w:gridCol w:w="2430"/>
+                            </w:tblGrid>
+                            <w:tr>
+                              <w:trPr>
+                                <w:trHeight w:val="238"/>
+                              </w:trPr>
+                              <w:tc>
+                                <w:tcPr>
+                                  <w:tcW w:w="1065" w:type="dxa"/>
+                                  <w:tcBorders>
+                                    <w:top w:val="single" w:sz="12" w:space="0" w:color="auto"/>
+                                    <w:left w:val="single" w:sz="12" w:space="0" w:color="auto"/>
+                                    <w:bottom w:val="single" w:sz="12" w:space="0" w:color="auto"/>
+                                    <w:right w:val="single" w:sz="12" w:space="0" w:color="auto"/>
+                                  </w:tcBorders>
+                                </w:tcPr>
+                                <w:p>
+                                  <w:pPr>
+                                    <w:pStyle w:val="TableParagraph"/>
+                                    <w:spacing w:before="22"/>
+                                    <w:ind w:left="42"/>
+                                    <w:rPr>
+                                      <w:sz w:val="14"/>
+                                      <w:szCs w:val="24"/>
+                                    </w:rPr>
+                                  </w:pPr>
+                                  <w:r>
+                                    <w:rPr>
+                                      <w:sz w:val="14"/>
+                                      <w:szCs w:val="24"/>
+                                    </w:rPr>
+                                    <w:t>Block</w:t>
+                                  </w:r>
+                                </w:p>
+                              </w:tc>
+                              <w:tc>
+                                <w:tcPr>
+                                  <w:tcW w:w="1080" w:type="dxa"/>
+                                  <w:tcBorders>
+                                    <w:top w:val="single" w:sz="12" w:space="0" w:color="auto"/>
+                                    <w:left w:val="single" w:sz="12" w:space="0" w:color="auto"/>
+                                    <w:bottom w:val="single" w:sz="12" w:space="0" w:color="auto"/>
+                                    <w:right w:val="single" w:sz="12" w:space="0" w:color="auto"/>
+                                  </w:tcBorders>
+                                </w:tcPr>
+                                <w:p>
+                                  <w:pPr>
+                                    <w:pStyle w:val="TableParagraph"/>
+                                    <w:spacing w:before="22"/>
+                                    <w:ind w:left="40"/>
+                                    <w:rPr>
+                                      <w:sz w:val="14"/>
+                                      <w:szCs w:val="24"/>
+                                    </w:rPr>
+                                  </w:pPr>
+                                  <w:r>
+                                    <w:rPr>
+                                      <w:sz w:val="14"/>
+                                      <w:szCs w:val="24"/>
+                                    </w:rPr>
+                                    <w:t>Length(cm)</w:t>
+                                  </w:r>
+                                </w:p>
+                              </w:tc>
+                              <w:tc>
+                                <w:tcPr>
+                                  <w:tcW w:w="1195" w:type="dxa"/>
+                                  <w:tcBorders>
+                                    <w:top w:val="single" w:sz="12" w:space="0" w:color="auto"/>
+                                    <w:left w:val="single" w:sz="12" w:space="0" w:color="auto"/>
+                                    <w:bottom w:val="single" w:sz="12" w:space="0" w:color="auto"/>
+                                    <w:right w:val="single" w:sz="12" w:space="0" w:color="auto"/>
+                                  </w:tcBorders>
+                                </w:tcPr>
+                                <w:p>
+                                  <w:pPr>
+                                    <w:pStyle w:val="TableParagraph"/>
+                                    <w:spacing w:before="22"/>
+                                    <w:ind w:left="51"/>
+                                    <w:rPr>
+                                      <w:sz w:val="14"/>
+                                      <w:szCs w:val="24"/>
+                                    </w:rPr>
+                                  </w:pPr>
+                                  <w:r>
+                                    <w:rPr>
+                                      <w:sz w:val="14"/>
+                                      <w:szCs w:val="24"/>
+                                    </w:rPr>
+                                    <w:t>Breadth(cm)</w:t>
+                                  </w:r>
+                                </w:p>
+                              </w:tc>
+                              <w:tc>
+                                <w:tcPr>
+                                  <w:tcW w:w="1235" w:type="dxa"/>
+                                  <w:tcBorders>
+                                    <w:top w:val="single" w:sz="12" w:space="0" w:color="auto"/>
+                                    <w:left w:val="single" w:sz="12" w:space="0" w:color="auto"/>
+                                    <w:bottom w:val="single" w:sz="12" w:space="0" w:color="auto"/>
+                                    <w:right w:val="single" w:sz="12" w:space="0" w:color="auto"/>
+                                  </w:tcBorders>
+                                </w:tcPr>
+                                <w:p>
+                                  <w:pPr>
+                                    <w:pStyle w:val="TableParagraph"/>
+                                    <w:spacing w:before="22"/>
+                                    <w:ind w:left="57"/>
+                                    <w:rPr>
+                                      <w:sz w:val="14"/>
+                                      <w:szCs w:val="24"/>
+                                    </w:rPr>
+                                  </w:pPr>
+                                  <w:r>
+                                    <w:rPr>
+                                      <w:sz w:val="14"/>
+                                      <w:szCs w:val="24"/>
+                                    </w:rPr>
+                                    <w:t>Height(cm)</w:t>
+                                  </w:r>
+                                </w:p>
+                              </w:tc>
+                              <w:tc>
+                                <w:tcPr>
+                                  <w:tcW w:w="2430" w:type="dxa"/>
+                                  <w:tcBorders>
+                                    <w:top w:val="single" w:sz="12" w:space="0" w:color="auto"/>
+                                    <w:left w:val="single" w:sz="12" w:space="0" w:color="auto"/>
+                                    <w:bottom w:val="single" w:sz="12" w:space="0" w:color="auto"/>
+                                    <w:right w:val="single" w:sz="12" w:space="0" w:color="auto"/>
+                                  </w:tcBorders>
+                                </w:tcPr>
+                                <w:p>
+                                  <w:pPr>
+                                    <w:pStyle w:val="TableParagraph"/>
+                                    <w:spacing w:before="22"/>
+                                    <w:ind w:left="43"/>
+                                    <w:rPr>
+                                      <w:sz w:val="14"/>
+                                      <w:szCs w:val="24"/>
+                                    </w:rPr>
+                                  </w:pPr>
+                                  <w:r>
+                                    <w:rPr>
+                                      <w:sz w:val="14"/>
+                                      <w:szCs w:val="24"/>
+                                    </w:rPr>
+                                    <w:t>Volume.cu.mt.</w:t>
+                                  </w:r>
+                                </w:p>
+                              </w:tc>
+                            </w:tr>
+                            <w:tr>
+                              <w:trPr>
+                                <w:trHeight w:val="247"/>
+                              </w:trPr>
+                              <w:tc>
+                                <w:tcPr>
+                                  <w:tcW w:w="2145" w:type="dxa"/>
+                                  <w:gridSpan w:val="2"/>
+                                  <w:tcBorders>
+                                    <w:left w:val="single" w:sz="12" w:space="0" w:color="auto"/>
+                                    <w:bottom w:val="single" w:sz="12" w:space="0" w:color="auto"/>
+                                    <w:right w:val="single" w:sz="12" w:space="0" w:color="auto"/>
+                                  </w:tcBorders>
+                                </w:tcPr>
+                                <w:p>
+                                  <w:pPr>
+                                    <w:pStyle w:val="TableParagraph"/>
+                                    <w:rPr>
+                                      <w:sz w:val="12"/>
+                                    </w:rPr>
+                                  </w:pPr>
+                                  <w:r>
+                                    <w:rPr>
+                                      <w:spacing w:val="-1"/>
+                                      <w:sz w:val="12"/>
+                                    </w:rPr>
+                                    <w:t>Total</w:t>
+                                  </w:r>
+                                  <w:r>
+                                    <w:rPr>
+                                      <w:spacing w:val="-9"/>
+                                      <w:sz w:val="12"/>
+                                    </w:rPr>
+                                    <w:t xml:space="preserve"> </w:t>
+                                  </w:r>
+                                  <w:r>
+                                    <w:rPr>
+                                      <w:sz w:val="12"/>
+                                    </w:rPr>
+                                    <w:t>Volume</w:t>
+                                  </w:r>
+                                </w:p>
+                              </w:tc>
+                              <w:tc>
+                                <w:tcPr>
+                                  <w:tcW w:w="4860" w:type="dxa"/>
+                                  <w:gridSpan w:val="3"/>
+                                  <w:tcBorders>
+                                    <w:left w:val="single" w:sz="12" w:space="0" w:color="auto"/>
+                                    <w:bottom w:val="single" w:sz="12" w:space="0" w:color="auto"/>
+                                    <w:right w:val="single" w:sz="12" w:space="0" w:color="auto"/>
+                                  </w:tcBorders>
+                                </w:tcPr>
+                                <w:p>
+                                  <w:pPr>
+                                    <w:pStyle w:val="TableParagraph"/>
+                                    <w:ind w:left="51"/>
+                                    <w:rPr>
+                                      <w:bCs/>
+                                      <w:sz w:val="12"/>
+                                    </w:rPr>
+                                  </w:pPr>
+                                  <w:proofErr w:type="gramStart"/>
+                                  <w:r>
+                                    <w:rPr>
+                                      <w:bCs/>
+                                      <w:sz w:val="12"/>
+                                    </w:rPr>
+                                    <w:t xml:space="preserve">{{ </w:t>
+                                  </w:r>
+                                  <w:proofErr w:type="spellStart"/>
+                                  <w:r>
+                                    <w:rPr>
+                                      <w:bCs/>
+                                      <w:sz w:val="12"/>
+                                    </w:rPr>
+                                    <w:t>total</w:t>
+                                  </w:r>
+                                  <w:proofErr w:type="gramEnd"/>
+                                  <w:r>
+                                    <w:rPr>
+                                      <w:bCs/>
+                                      <w:sz w:val="12"/>
+                                    </w:rPr>
+                                    <w:t>_volume</w:t>
+                                  </w:r>
+                                  <w:proofErr w:type="spellEnd"/>
+                                  <w:r>
+                                    <w:rPr>
+                                      <w:bCs/>
+                                      <w:sz w:val="12"/>
+                                    </w:rPr>
+                                    <w:t xml:space="preserve"> }}</w:t>
+                                  </w:r>
+                                </w:p>
+                              </w:tc>
+                            </w:tr>
+                            <w:tr>
+                              <w:trPr>
+                                <w:trHeight w:val="229"/>
+                              </w:trPr>
+                              <w:tc>
+                                <w:tcPr>
+                                  <w:tcW w:w="2145" w:type="dxa"/>
+                                  <w:gridSpan w:val="2"/>
+                                  <w:tcBorders>
+                                    <w:top w:val="single" w:sz="12" w:space="0" w:color="auto"/>
+                                    <w:left w:val="single" w:sz="12" w:space="0" w:color="auto"/>
+                                    <w:bottom w:val="single" w:sz="12" w:space="0" w:color="auto"/>
+                                    <w:right w:val="single" w:sz="12" w:space="0" w:color="auto"/>
+                                  </w:tcBorders>
+                                </w:tcPr>
+                                <w:p>
+                                  <w:pPr>
+                                    <w:pStyle w:val="TableParagraph"/>
+                                    <w:rPr>
+                                      <w:sz w:val="12"/>
+                                    </w:rPr>
+                                  </w:pPr>
+                                  <w:r>
+                                    <w:rPr>
+                                      <w:sz w:val="12"/>
+                                    </w:rPr>
+                                    <w:t>Total</w:t>
+                                  </w:r>
+                                  <w:r>
+                                    <w:rPr>
+                                      <w:spacing w:val="-8"/>
+                                      <w:sz w:val="12"/>
+                                    </w:rPr>
+                                    <w:t xml:space="preserve"> </w:t>
+                                  </w:r>
+                                  <w:r>
+                                    <w:rPr>
+                                      <w:sz w:val="12"/>
+                                    </w:rPr>
+                                    <w:t>Block(s)</w:t>
+                                  </w:r>
+                                </w:p>
+                              </w:tc>
+                              <w:tc>
+                                <w:tcPr>
+                                  <w:tcW w:w="4860" w:type="dxa"/>
+                                  <w:gridSpan w:val="3"/>
+                                  <w:tcBorders>
+                                    <w:top w:val="single" w:sz="12" w:space="0" w:color="auto"/>
+                                    <w:left w:val="single" w:sz="12" w:space="0" w:color="auto"/>
+                                    <w:bottom w:val="single" w:sz="12" w:space="0" w:color="auto"/>
+                                    <w:right w:val="single" w:sz="12" w:space="0" w:color="auto"/>
+                                  </w:tcBorders>
+                                </w:tcPr>
+                                <w:p>
+                                  <w:pPr>
+                                    <w:pStyle w:val="TableParagraph"/>
+                                    <w:ind w:left="51"/>
+                                    <w:rPr>
+                                      <w:bCs/>
+                                      <w:sz w:val="12"/>
+                                    </w:rPr>
+                                  </w:pPr>
+                                  <w:proofErr w:type="gramStart"/>
+                                  <w:r>
+                                    <w:rPr>
+                                      <w:bCs/>
+                                      <w:sz w:val="12"/>
+                                    </w:rPr>
+                                    <w:t xml:space="preserve">{{ </w:t>
+                                  </w:r>
+                                  <w:proofErr w:type="spellStart"/>
+                                  <w:r>
+                                    <w:rPr>
+                                      <w:bCs/>
+                                      <w:sz w:val="12"/>
+                                    </w:rPr>
+                                    <w:t>total</w:t>
+                                  </w:r>
+                                  <w:proofErr w:type="gramEnd"/>
+                                  <w:r>
+                                    <w:rPr>
+                                      <w:bCs/>
+                                      <w:sz w:val="12"/>
+                                    </w:rPr>
+                                    <w:t>_blocks</w:t>
+                                  </w:r>
+                                  <w:proofErr w:type="spellEnd"/>
+                                  <w:r>
+                                    <w:rPr>
+                                      <w:bCs/>
+                                      <w:sz w:val="12"/>
+                                    </w:rPr>
+                                    <w:t xml:space="preserve"> }}</w:t>
+                                  </w:r>
+                                </w:p>
+                              </w:tc>
+                            </w:tr>
+                          </w:tbl>
+                          <w:p>
+                            <w:pPr>
+                              <w:pStyle w:val="BodyText"/>
+                            </w:pPr>
+                          </w:p>
+                        </w:txbxContent>
+                      </wps:txbx>
+                      <wps:bodyPr rot="0" vert="horz" wrap="square" lIns="0" tIns="0" rIns="0" bIns="0" anchor="t" anchorCtr="0" upright="1">
+                        <a:noAutofit/>
+                      </wps:bodyPr>
+                    </wps:wsp>
+                  </a:graphicData>
+                </a:graphic>
+                <wp14:sizeRelH relativeFrom="page">
+                  <wp14:pctWidth>0</wp14:pctWidth>
+                </wp14:sizeRelH>
+                <wp14:sizeRelV relativeFrom="page">
+                  <wp14:pctHeight>0</wp14:pctHeight>
+                </wp14:sizeRelV>
+              </wp:anchor>
+            </w:drawing>
+          </mc:Choice>
+          <mc:Fallback>
+            <w:pict>
+              <v:shape w14:anchorId="435DF7C0" id="_x0000_s1028" type="#_x0000_t202" style="position:absolute;margin-left:25.2pt;margin-top:332.95pt;width:378pt;height:67.6pt;z-index:-251629568;visibility:visible;mso-wrap-style:square;mso-width-percent:0;mso-height-percent:0;mso-wrap-distance-left:0;mso-wrap-distance-top:0;mso-wrap-distance-right:0;mso-wrap-distance-bottom:0;mso-position-horizontal:absolute;mso-position-horizontal-relative:page;mso-position-vertical:absolute;mso-position-vertical-relative:text;mso-width-percent:0;mso-height-percent:0;mso-width-relative:page;mso-height-relative:page;v-text-anchor:top" o:gfxdata="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" filled="f" stroked="f">
+                <v:textbox inset="0,0,0,0">
+                  <w:txbxContent>
+                    <w:tbl>
+                      <w:tblPr>
+                        <w:tblW w:w="7005" w:type="dxa"/>
+                        <w:tblLayout w:type="fixed"/>
+                        <w:tblLook w:val="01E0" w:firstRow="1" w:lastRow="1" w:firstColumn="1" w:lastColumn="1" w:noHBand="0" w:noVBand="0"/>
+                      </w:tblPr>
+                      <w:tblGrid>
+                        <w:gridCol w:w="1065"/>
+                        <w:gridCol w:w="1080"/>
+                        <w:gridCol w:w="1195"/>
+                        <w:gridCol w:w="1235"/>
+                        <w:gridCol w:w="2430"/>
+                      </w:tblGrid>
+                      <w:tr>
+                        <w:trPr>
+                          <w:trHeight w:val="238"/>
+                        </w:trPr>
+                        <w:tc>
+                          <w:tcPr>
+                            <w:tcW w:w="1065" w:type="dxa"/>
+                            <w:tcBorders>
+                              <w:top w:val="single" w:sz="12" w:space="0" w:color="auto"/>
+                              <w:left w:val="single" w:sz="12" w:space="0" w:color="auto"/>
+                              <w:bottom w:val="single" w:sz="12" w:space="0" w:color="auto"/>
+                              <w:right w:val="single" w:sz="12" w:space="0" w:color="auto"/>
+                            </w:tcBorders>
+                          </w:tcPr>
+                          <w:p>
+                            <w:pPr>
+                              <w:pStyle w:val="TableParagraph"/>
+                              <w:spacing w:before="22"/>
+                              <w:ind w:left="42"/>
+                              <w:rPr>
+                                <w:sz w:val="14"/>
+                                <w:szCs w:val="24"/>
+                              </w:rPr>
+                            </w:pPr>
+                            <w:r>
+                              <w:rPr>
+                                <w:sz w:val="14"/>
+                                <w:szCs w:val="24"/>
+                              </w:rPr>
+                              <w:t>Block</w:t>
+                            </w:r>
+                          </w:p>
+                        </w:tc>
+                        <w:tc>
+                          <w:tcPr>
+                            <w:tcW w:w="1080" w:type="dxa"/>
+                            <w:tcBorders>
+                              <w:top w:val="single" w:sz="12" w:space="0" w:color="auto"/>
+                              <w:left w:val="single" w:sz="12" w:space="0" w:color="auto"/>
+                              <w:bottom w:val="single" w:sz="12" w:space="0" w:color="auto"/>
+                              <w:right w:val="single" w:sz="12" w:space="0" w:color="auto"/>
+                            </w:tcBorders>
+                          </w:tcPr>
+                          <w:p>
+                            <w:pPr>
+                              <w:pStyle w:val="TableParagraph"/>
+                              <w:spacing w:before="22"/>
+                              <w:ind w:left="40"/>
+                              <w:rPr>
+                                <w:sz w:val="14"/>
+                                <w:szCs w:val="24"/>
+                              </w:rPr>
+                            </w:pPr>
+                            <w:r>
+                              <w:rPr>
+                                <w:sz w:val="14"/>
+                                <w:szCs w:val="24"/>
+                              </w:rPr>
+                              <w:t>Length(cm)</w:t>
+                            </w:r>
+                          </w:p>
+                        </w:tc>
+                        <w:tc>
+                          <w:tcPr>
+                            <w:tcW w:w="1195" w:type="dxa"/>
+                            <w:tcBorders>
+                              <w:top w:val="single" w:sz="12" w:space="0" w:color="auto"/>
+                              <w:left w:val="single" w:sz="12" w:space="0" w:color="auto"/>
+                              <w:bottom w:val="single" w:sz="12" w:space="0" w:color="auto"/>
+                              <w:right w:val="single" w:sz="12" w:space="0" w:color="auto"/>
+                            </w:tcBorders>
+                          </w:tcPr>
+                          <w:p>
+                            <w:pPr>
+                              <w:pStyle w:val="TableParagraph"/>
+                              <w:spacing w:before="22"/>
+                              <w:ind w:left="51"/>
+                              <w:rPr>
+                                <w:sz w:val="14"/>
+                                <w:szCs w:val="24"/>
+                              </w:rPr>
+                            </w:pPr>
+                            <w:r>
+                              <w:rPr>
+                                <w:sz w:val="14"/>
+                                <w:szCs w:val="24"/>
+                              </w:rPr>
+                              <w:t>Breadth(cm)</w:t>
+                            </w:r>
+                          </w:p>
+                        </w:tc>
+                        <w:tc>
+                          <w:tcPr>
+                            <w:tcW w:w="1235" w:type="dxa"/>
+                            <w:tcBorders>
+                              <w:top w:val="single" w:sz="12" w:space="0" w:color="auto"/>
+                              <w:left w:val="single" w:sz="12" w:space="0" w:color="auto"/>
+                              <w:bottom w:val="single" w:sz="12" w:space="0" w:color="auto"/>
+                              <w:right w:val="single" w:sz="12" w:space="0" w:color="auto"/>
+                            </w:tcBorders>
+                          </w:tcPr>
+                          <w:p>
+                            <w:pPr>
+                              <w:pStyle w:val="TableParagraph"/>
+                              <w:spacing w:before="22"/>
+                              <w:ind w:left="57"/>
+                              <w:rPr>
+                                <w:sz w:val="14"/>
+                                <w:szCs w:val="24"/>
+                              </w:rPr>
+                            </w:pPr>
+                            <w:r>
+                              <w:rPr>
+                                <w:sz w:val="14"/>
+                                <w:szCs w:val="24"/>
+                              </w:rPr>
+                              <w:t>Height(cm)</w:t>
+                            </w:r>
+                          </w:p>
+                        </w:tc>
+                        <w:tc>
+                          <w:tcPr>
+                            <w:tcW w:w="2430" w:type="dxa"/>
+                            <w:tcBorders>
+                              <w:top w:val="single" w:sz="12" w:space="0" w:color="auto"/>
+                              <w:left w:val="single" w:sz="12" w:space="0" w:color="auto"/>
+                              <w:bottom w:val="single" w:sz="12" w:space="0" w:color="auto"/>
+                              <w:right w:val="single" w:sz="12" w:space="0" w:color="auto"/>
+                            </w:tcBorders>
+                          </w:tcPr>
+                          <w:p>
+                            <w:pPr>
+                              <w:pStyle w:val="TableParagraph"/>
+                              <w:spacing w:before="22"/>
+                              <w:ind w:left="43"/>
+                              <w:rPr>
+                                <w:sz w:val="14"/>
+                                <w:szCs w:val="24"/>
+                              </w:rPr>
+                            </w:pPr>
+                            <w:r>
+                              <w:rPr>
+                                <w:sz w:val="14"/>
+                                <w:szCs w:val="24"/>
+                              </w:rPr>
+                              <w:t>Volume.cu.mt.</w:t>
+                            </w:r>
+                          </w:p>
+                        </w:tc>
+                      </w:tr>
+                      <w:tr>
+                        <w:trPr>
+                          <w:trHeight w:val="247"/>
+                        </w:trPr>
+                        <w:tc>
+                          <w:tcPr>
+                            <w:tcW w:w="2145" w:type="dxa"/>
+                            <w:gridSpan w:val="2"/>
+                            <w:tcBorders>
+                              <w:left w:val="single" w:sz="12" w:space="0" w:color="auto"/>
+                              <w:bottom w:val="single" w:sz="12" w:space="0" w:color="auto"/>
+                              <w:right w:val="single" w:sz="12" w:space="0" w:color="auto"/>
+                            </w:tcBorders>
+                          </w:tcPr>
+                          <w:p>
+                            <w:pPr>
+                              <w:pStyle w:val="TableParagraph"/>
+                              <w:rPr>
+                                <w:sz w:val="12"/>
+                              </w:rPr>
+                            </w:pPr>
+                            <w:r>
+                              <w:rPr>
+                                <w:spacing w:val="-1"/>
+                                <w:sz w:val="12"/>
+                              </w:rPr>
+                              <w:t>Total</w:t>
+                            </w:r>
+                            <w:r>
+                              <w:rPr>
+                                <w:spacing w:val="-9"/>
+                                <w:sz w:val="12"/>
+                              </w:rPr>
+                              <w:t xml:space="preserve"> </w:t>
+                            </w:r>
+                            <w:r>
+                              <w:rPr>
+                                <w:sz w:val="12"/>
+                              </w:rPr>
+                              <w:t>Volume</w:t>
+                            </w:r>
+                          </w:p>
+                        </w:tc>
+                        <w:tc>
+                          <w:tcPr>
+                            <w:tcW w:w="4860" w:type="dxa"/>
+                            <w:gridSpan w:val="3"/>
+                            <w:tcBorders>
+                              <w:left w:val="single" w:sz="12" w:space="0" w:color="auto"/>
+                              <w:bottom w:val="single" w:sz="12" w:space="0" w:color="auto"/>
+                              <w:right w:val="single" w:sz="12" w:space="0" w:color="auto"/>
+                            </w:tcBorders>
+                          </w:tcPr>
+                          <w:p>
+                            <w:pPr>
+                              <w:pStyle w:val="TableParagraph"/>
+                              <w:ind w:left="51"/>
+                              <w:rPr>
+                                <w:bCs/>
+                                <w:sz w:val="12"/>
+                              </w:rPr>
+                            </w:pPr>
+                            <w:proofErr w:type="gramStart"/>
+                            <w:r>
+                              <w:rPr>
+                                <w:bCs/>
+                                <w:sz w:val="12"/>
+                              </w:rPr>
+                              <w:t xml:space="preserve">{{ </w:t>
+                            </w:r>
+                            <w:proofErr w:type="spellStart"/>
+                            <w:r>
+                              <w:rPr>
+                                <w:bCs/>
+                                <w:sz w:val="12"/>
+                              </w:rPr>
+                              <w:t>total</w:t>
+                            </w:r>
+                            <w:proofErr w:type="gramEnd"/>
+                            <w:r>
+                              <w:rPr>
+                                <w:bCs/>
+                                <w:sz w:val="12"/>
+                              </w:rPr>
+                              <w:t>_volume</w:t>
+                            </w:r>
+                            <w:proofErr w:type="spellEnd"/>
+                            <w:r>
+                              <w:rPr>
+                                <w:bCs/>
+                                <w:sz w:val="12"/>
+                              </w:rPr>
+                              <w:t xml:space="preserve"> }}</w:t>
+                            </w:r>
+                          </w:p>
+                        </w:tc>
+                      </w:tr>
+                      <w:tr>
+                        <w:trPr>
+                          <w:trHeight w:val="229"/>
+                        </w:trPr>
+                        <w:tc>
+                          <w:tcPr>
+                            <w:tcW w:w="2145" w:type="dxa"/>
+                            <w:gridSpan w:val="2"/>
+                            <w:tcBorders>
+                              <w:top w:val="single" w:sz="12" w:space="0" w:color="auto"/>
+                              <w:left w:val="single" w:sz="12" w:space="0" w:color="auto"/>
+                              <w:bottom w:val="single" w:sz="12" w:space="0" w:color="auto"/>
+                              <w:right w:val="single" w:sz="12" w:space="0" w:color="auto"/>
+                            </w:tcBorders>
+                          </w:tcPr>
+                          <w:p>
+                            <w:pPr>
+                              <w:pStyle w:val="TableParagraph"/>
+                              <w:rPr>
+                                <w:sz w:val="12"/>
+                              </w:rPr>
+                            </w:pPr>
+                            <w:r>
+                              <w:rPr>
+                                <w:sz w:val="12"/>
+                              </w:rPr>
+                              <w:t>Total</w:t>
+                            </w:r>
+                            <w:r>
+                              <w:rPr>
+                                <w:spacing w:val="-8"/>
+                                <w:sz w:val="12"/>
+                              </w:rPr>
+                              <w:t xml:space="preserve"> </w:t>
+                            </w:r>
+                            <w:r>
+                              <w:rPr>
+                                <w:sz w:val="12"/>
+                              </w:rPr>
+                              <w:t>Block(s)</w:t>
+                            </w:r>
+                          </w:p>
+                        </w:tc>
+                        <w:tc>
+                          <w:tcPr>
+                            <w:tcW w:w="4860" w:type="dxa"/>
+                            <w:gridSpan w:val="3"/>
+                            <w:tcBorders>
+                              <w:top w:val="single" w:sz="12" w:space="0" w:color="auto"/>
+                              <w:left w:val="single" w:sz="12" w:space="0" w:color="auto"/>
+                              <w:bottom w:val="single" w:sz="12" w:space="0" w:color="auto"/>
+                              <w:right w:val="single" w:sz="12" w:space="0" w:color="auto"/>
+                            </w:tcBorders>
+                          </w:tcPr>
+                          <w:p>
+                            <w:pPr>
+                              <w:pStyle w:val="TableParagraph"/>
+                              <w:ind w:left="51"/>
+                              <w:rPr>
+                                <w:bCs/>
+                                <w:sz w:val="12"/>
+                              </w:rPr>
+                            </w:pPr>
+                            <w:proofErr w:type="gramStart"/>
+                            <w:r>
+                              <w:rPr>
+                                <w:bCs/>
+                                <w:sz w:val="12"/>
+                              </w:rPr>
+                              <w:t xml:space="preserve">{{ </w:t>
+                            </w:r>
+                            <w:proofErr w:type="spellStart"/>
+                            <w:r>
+                              <w:rPr>
+                                <w:bCs/>
+                                <w:sz w:val="12"/>
+                              </w:rPr>
+                              <w:t>total</w:t>
+                            </w:r>
+                            <w:proofErr w:type="gramEnd"/>
+                            <w:r>
+                              <w:rPr>
+                                <w:bCs/>
+                                <w:sz w:val="12"/>
+                              </w:rPr>
+                              <w:t>_blocks</w:t>
+                            </w:r>
+                            <w:proofErr w:type="spellEnd"/>
+                            <w:r>
+                              <w:rPr>
+                                <w:bCs/>
+                                <w:sz w:val="12"/>
+                              </w:rPr>
+                              <w:t xml:space="preserve"> }}</w:t>
                             </w:r>
                           </w:p>
                         </w:tc>

--- a/format.docx
+++ b/format.docx
@@ -186,16 +186,16 @@
         <mc:AlternateContent>
           <mc:Choice Requires="wps">
             <w:drawing>
-              <wp:anchor distT="0" distB="0" distL="0" distR="0" simplePos="0" relativeHeight="251682816" behindDoc="1" locked="0" layoutInCell="1" allowOverlap="1" wp14:anchorId="669116A5" wp14:editId="609509BD">
+              <wp:anchor distT="0" distB="0" distL="0" distR="0" simplePos="0" relativeHeight="251682816" behindDoc="1" locked="0" layoutInCell="1" allowOverlap="1" wp14:anchorId="669116A5" wp14:editId="6DB1B3F2">
                 <wp:simplePos x="0" y="0"/>
                 <wp:positionH relativeFrom="page">
-                  <wp:posOffset>5514975</wp:posOffset>
+                  <wp:posOffset>5605615</wp:posOffset>
                 </wp:positionH>
                 <wp:positionV relativeFrom="paragraph">
-                  <wp:posOffset>4225290</wp:posOffset>
+                  <wp:posOffset>4227195</wp:posOffset>
                 </wp:positionV>
-                <wp:extent cx="4721860" cy="858520"/>
-                <wp:effectExtent l="0" t="0" r="2540" b="17780"/>
+                <wp:extent cx="4572000" cy="858520"/>
+                <wp:effectExtent l="0" t="0" r="0" b="17780"/>
                 <wp:wrapTopAndBottom/>
                 <wp:docPr id="12" name="Text Box 2"/>
                 <wp:cNvGraphicFramePr>
@@ -210,7 +210,7 @@
                       <wps:spPr bwMode="auto">
                         <a:xfrm>
                           <a:off x="0" y="0"/>
-                          <a:ext cx="4721860" cy="858520"/>
+                          <a:ext cx="4572000" cy="858520"/>
                         </a:xfrm>
                         <a:prstGeom prst="rect">
                           <a:avLst/>
@@ -245,6 +245,7 @@
                             <w:tblPr>
                               <w:tblStyle w:val="TableGrid"/>
                               <w:tblW w:w="7005" w:type="dxa"/>
+                              <w:tblInd w:w="-15" w:type="dxa"/>
                               <w:tblLayout w:type="fixed"/>
                               <w:tblLook w:val="01E0" w:firstRow="1" w:lastRow="1" w:firstColumn="1" w:lastColumn="1" w:noHBand="0" w:noVBand="0"/>
                             </w:tblPr>
@@ -629,13 +630,14 @@
                 <v:stroke joinstyle="miter"/>
                 <v:path gradientshapeok="t" o:connecttype="rect"/>
               </v:shapetype>
-              <v:shape id="Text Box 2" o:spid="_x0000_s1026" type="#_x0000_t202" style="position:absolute;margin-left:434.25pt;margin-top:332.7pt;width:371.8pt;height:67.6pt;z-index:-251633664;visibility:visible;mso-wrap-style:square;mso-width-percent:0;mso-height-percent:0;mso-wrap-distance-left:0;mso-wrap-distance-top:0;mso-wrap-distance-right:0;mso-wrap-distance-bottom:0;mso-position-horizontal:absolute;mso-position-horizontal-relative:page;mso-position-vertical:absolute;mso-position-vertical-relative:text;mso-width-percent:0;mso-height-percent:0;mso-width-relative:page;mso-height-relative:page;v-text-anchor:top" o:gfxdata="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" filled="f" stroked="f">
+              <v:shape id="Text Box 2" o:spid="_x0000_s1026" type="#_x0000_t202" style="position:absolute;margin-left:441.4pt;margin-top:332.85pt;width:5in;height:67.6pt;z-index:-251633664;visibility:visible;mso-wrap-style:square;mso-width-percent:0;mso-height-percent:0;mso-wrap-distance-left:0;mso-wrap-distance-top:0;mso-wrap-distance-right:0;mso-wrap-distance-bottom:0;mso-position-horizontal:absolute;mso-position-horizontal-relative:page;mso-position-vertical:absolute;mso-position-vertical-relative:text;mso-width-percent:0;mso-height-percent:0;mso-width-relative:page;mso-height-relative:page;v-text-anchor:top" o:gfxdata="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" filled="f" stroked="f">
                 <v:textbox inset="0,0,0,0">
                   <w:txbxContent>
                     <w:tbl>
                       <w:tblPr>
                         <w:tblStyle w:val="TableGrid"/>
                         <w:tblW w:w="7005" w:type="dxa"/>
+                        <w:tblInd w:w="-15" w:type="dxa"/>
                         <w:tblLayout w:type="fixed"/>
                         <w:tblLook w:val="01E0" w:firstRow="1" w:lastRow="1" w:firstColumn="1" w:lastColumn="1" w:noHBand="0" w:noVBand="0"/>
                       </w:tblPr>
@@ -1012,10 +1014,10 @@
         <mc:AlternateContent>
           <mc:Choice Requires="wps">
             <w:drawing>
-              <wp:anchor distT="0" distB="0" distL="0" distR="0" simplePos="0" relativeHeight="251680768" behindDoc="1" locked="0" layoutInCell="1" allowOverlap="1" wp14:anchorId="1CBCC0F5" wp14:editId="6D128D63">
+              <wp:anchor distT="0" distB="0" distL="0" distR="0" simplePos="0" relativeHeight="251680768" behindDoc="1" locked="0" layoutInCell="1" allowOverlap="1" wp14:anchorId="1CBCC0F5" wp14:editId="70477292">
                 <wp:simplePos x="0" y="0"/>
                 <wp:positionH relativeFrom="page">
-                  <wp:posOffset>5514340</wp:posOffset>
+                  <wp:posOffset>5609756</wp:posOffset>
                 </wp:positionH>
                 <wp:positionV relativeFrom="paragraph">
                   <wp:posOffset>95250</wp:posOffset>
@@ -4212,7 +4214,7 @@
           </mc:Choice>
           <mc:Fallback>
             <w:pict>
-              <v:shape w14:anchorId="1CBCC0F5" id="Text Box 4" o:spid="_x0000_s1027" type="#_x0000_t202" style="position:absolute;margin-left:434.2pt;margin-top:7.5pt;width:371.8pt;height:336.6pt;z-index:-251635712;visibility:visible;mso-wrap-style:square;mso-width-percent:0;mso-height-percent:0;mso-wrap-distance-left:0;mso-wrap-distance-top:0;mso-wrap-distance-right:0;mso-wrap-distance-bottom:0;mso-position-horizontal:absolute;mso-position-horizontal-relative:page;mso-position-vertical:absolute;mso-position-vertical-relative:text;mso-width-percent:0;mso-height-percent:0;mso-width-relative:page;mso-height-relative:page;v-text-anchor:top" o:gfxdata="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" filled="f" stroked="f">
+              <v:shape w14:anchorId="1CBCC0F5" id="Text Box 4" o:spid="_x0000_s1027" type="#_x0000_t202" style="position:absolute;margin-left:441.7pt;margin-top:7.5pt;width:371.8pt;height:336.6pt;z-index:-251635712;visibility:visible;mso-wrap-style:square;mso-width-percent:0;mso-height-percent:0;mso-wrap-distance-left:0;mso-wrap-distance-top:0;mso-wrap-distance-right:0;mso-wrap-distance-bottom:0;mso-position-horizontal:absolute;mso-position-horizontal-relative:page;mso-position-vertical:absolute;mso-position-vertical-relative:text;mso-width-percent:0;mso-height-percent:0;mso-width-relative:page;mso-height-relative:page;v-text-anchor:top" o:gfxdata="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" filled="f" stroked="f">
                 <v:textbox inset="0,0,0,0">
                   <w:txbxContent>
                     <w:tbl>

--- a/format.docx
+++ b/format.docx
@@ -1671,12 +1671,6 @@
                                       <w:sz w:val="12"/>
                                     </w:rPr>
                                   </w:pPr>
-                                  <w:r>
-                                    <w:rPr>
-                                      <w:sz w:val="12"/>
-                                    </w:rPr>
-                                    <w:t>10/10/2026 06:30 AM</w:t>
-                                  </w:r>
                                 </w:p>
                               </w:tc>
                               <w:tc>
@@ -4819,12 +4813,6 @@
                                 <w:sz w:val="12"/>
                               </w:rPr>
                             </w:pPr>
-                            <w:r>
-                              <w:rPr>
-                                <w:sz w:val="12"/>
-                              </w:rPr>
-                              <w:t>10/10/2026 06:30 AM</w:t>
-                            </w:r>
                           </w:p>
                         </w:tc>
                         <w:tc>

--- a/format.docx
+++ b/format.docx
@@ -974,9 +974,8 @@
                             <w:tblGrid>
                               <w:gridCol w:w="1515"/>
                               <w:gridCol w:w="270"/>
-                              <w:gridCol w:w="1794"/>
-                              <w:gridCol w:w="6"/>
-                              <w:gridCol w:w="1710"/>
+                              <w:gridCol w:w="1744"/>
+                              <w:gridCol w:w="1766"/>
                               <w:gridCol w:w="1700"/>
                             </w:tblGrid>
                             <w:tr>
@@ -986,7 +985,7 @@
                               <w:tc>
                                 <w:tcPr>
                                   <w:tcW w:w="5295" w:type="dxa"/>
-                                  <w:gridSpan w:val="5"/>
+                                  <w:gridSpan w:val="4"/>
                                   <w:tcBorders>
                                     <w:top w:val="single" w:sz="12" w:space="0" w:color="auto"/>
                                     <w:left w:val="single" w:sz="12" w:space="0" w:color="auto"/>
@@ -1299,8 +1298,7 @@
                               </w:tc>
                               <w:tc>
                                 <w:tcPr>
-                                  <w:tcW w:w="1800" w:type="dxa"/>
-                                  <w:gridSpan w:val="2"/>
+                                  <w:tcW w:w="1744" w:type="dxa"/>
                                   <w:tcBorders>
                                     <w:top w:val="single" w:sz="12" w:space="0" w:color="auto"/>
                                     <w:left w:val="single" w:sz="12" w:space="0" w:color="auto"/>
@@ -1335,7 +1333,7 @@
                               </w:tc>
                               <w:tc>
                                 <w:tcPr>
-                                  <w:tcW w:w="1710" w:type="dxa"/>
+                                  <w:tcW w:w="1766" w:type="dxa"/>
                                   <w:tcBorders>
                                     <w:top w:val="single" w:sz="12" w:space="0" w:color="auto"/>
                                     <w:left w:val="single" w:sz="12" w:space="0" w:color="auto"/>
@@ -1478,7 +1476,7 @@
                               </w:tc>
                               <w:tc>
                                 <w:tcPr>
-                                  <w:tcW w:w="1794" w:type="dxa"/>
+                                  <w:tcW w:w="1744" w:type="dxa"/>
                                   <w:tcBorders>
                                     <w:left w:val="single" w:sz="12" w:space="0" w:color="auto"/>
                                     <w:bottom w:val="single" w:sz="12" w:space="0" w:color="auto"/>
@@ -1531,8 +1529,7 @@
                               </w:tc>
                               <w:tc>
                                 <w:tcPr>
-                                  <w:tcW w:w="1716" w:type="dxa"/>
-                                  <w:gridSpan w:val="2"/>
+                                  <w:tcW w:w="1766" w:type="dxa"/>
                                   <w:tcBorders>
                                     <w:left w:val="single" w:sz="12" w:space="0" w:color="auto"/>
                                     <w:bottom w:val="single" w:sz="12" w:space="0" w:color="auto"/>
@@ -1639,8 +1636,7 @@
                               </w:tc>
                               <w:tc>
                                 <w:tcPr>
-                                  <w:tcW w:w="1800" w:type="dxa"/>
-                                  <w:gridSpan w:val="2"/>
+                                  <w:tcW w:w="1744" w:type="dxa"/>
                                   <w:tcBorders>
                                     <w:top w:val="single" w:sz="12" w:space="0" w:color="auto"/>
                                     <w:left w:val="single" w:sz="12" w:space="0" w:color="auto"/>
@@ -1674,7 +1670,7 @@
                               </w:tc>
                               <w:tc>
                                 <w:tcPr>
-                                  <w:tcW w:w="1710" w:type="dxa"/>
+                                  <w:tcW w:w="1766" w:type="dxa"/>
                                   <w:tcBorders>
                                     <w:top w:val="single" w:sz="12" w:space="0" w:color="auto"/>
                                     <w:left w:val="single" w:sz="12" w:space="0" w:color="auto"/>
@@ -1809,8 +1805,7 @@
                               </w:tc>
                               <w:tc>
                                 <w:tcPr>
-                                  <w:tcW w:w="1800" w:type="dxa"/>
-                                  <w:gridSpan w:val="2"/>
+                                  <w:tcW w:w="1744" w:type="dxa"/>
                                   <w:tcBorders>
                                     <w:top w:val="single" w:sz="12" w:space="0" w:color="auto"/>
                                     <w:left w:val="single" w:sz="12" w:space="0" w:color="auto"/>
@@ -1850,7 +1845,7 @@
                               </w:tc>
                               <w:tc>
                                 <w:tcPr>
-                                  <w:tcW w:w="3410" w:type="dxa"/>
+                                  <w:tcW w:w="3466" w:type="dxa"/>
                                   <w:gridSpan w:val="2"/>
                                   <w:tcBorders>
                                     <w:left w:val="single" w:sz="12" w:space="0" w:color="auto"/>
@@ -1990,8 +1985,7 @@
                               </w:tc>
                               <w:tc>
                                 <w:tcPr>
-                                  <w:tcW w:w="1800" w:type="dxa"/>
-                                  <w:gridSpan w:val="2"/>
+                                  <w:tcW w:w="1744" w:type="dxa"/>
                                   <w:tcBorders>
                                     <w:top w:val="single" w:sz="12" w:space="0" w:color="auto"/>
                                     <w:left w:val="single" w:sz="12" w:space="0" w:color="auto"/>
@@ -2018,7 +2012,7 @@
                               </w:tc>
                               <w:tc>
                                 <w:tcPr>
-                                  <w:tcW w:w="3410" w:type="dxa"/>
+                                  <w:tcW w:w="3466" w:type="dxa"/>
                                   <w:gridSpan w:val="2"/>
                                   <w:tcBorders>
                                     <w:top w:val="single" w:sz="12" w:space="0" w:color="auto"/>
@@ -2144,8 +2138,7 @@
                               </w:tc>
                               <w:tc>
                                 <w:tcPr>
-                                  <w:tcW w:w="1800" w:type="dxa"/>
-                                  <w:gridSpan w:val="2"/>
+                                  <w:tcW w:w="1744" w:type="dxa"/>
                                   <w:tcBorders>
                                     <w:top w:val="single" w:sz="12" w:space="0" w:color="auto"/>
                                     <w:left w:val="single" w:sz="12" w:space="0" w:color="auto"/>
@@ -2179,7 +2172,7 @@
                               </w:tc>
                               <w:tc>
                                 <w:tcPr>
-                                  <w:tcW w:w="3410" w:type="dxa"/>
+                                  <w:tcW w:w="3466" w:type="dxa"/>
                                   <w:gridSpan w:val="2"/>
                                   <w:tcBorders>
                                     <w:top w:val="single" w:sz="12" w:space="0" w:color="auto"/>
@@ -2284,8 +2277,7 @@
                               </w:tc>
                               <w:tc>
                                 <w:tcPr>
-                                  <w:tcW w:w="1800" w:type="dxa"/>
-                                  <w:gridSpan w:val="2"/>
+                                  <w:tcW w:w="1744" w:type="dxa"/>
                                   <w:tcBorders>
                                     <w:top w:val="single" w:sz="12" w:space="0" w:color="auto"/>
                                     <w:left w:val="single" w:sz="12" w:space="0" w:color="auto"/>
@@ -2319,7 +2311,7 @@
                               </w:tc>
                               <w:tc>
                                 <w:tcPr>
-                                  <w:tcW w:w="1710" w:type="dxa"/>
+                                  <w:tcW w:w="1766" w:type="dxa"/>
                                   <w:tcBorders>
                                     <w:top w:val="single" w:sz="12" w:space="0" w:color="auto"/>
                                     <w:left w:val="single" w:sz="12" w:space="0" w:color="auto"/>
@@ -2584,7 +2576,7 @@
                               <w:tc>
                                 <w:tcPr>
                                   <w:tcW w:w="3510" w:type="dxa"/>
-                                  <w:gridSpan w:val="3"/>
+                                  <w:gridSpan w:val="2"/>
                                   <w:tcBorders>
                                     <w:left w:val="single" w:sz="12" w:space="0" w:color="auto"/>
                                     <w:bottom w:val="single" w:sz="12" w:space="0" w:color="auto"/>
@@ -2727,7 +2719,7 @@
                               <w:tc>
                                 <w:tcPr>
                                   <w:tcW w:w="3510" w:type="dxa"/>
-                                  <w:gridSpan w:val="3"/>
+                                  <w:gridSpan w:val="2"/>
                                   <w:tcBorders>
                                     <w:top w:val="single" w:sz="12" w:space="0" w:color="auto"/>
                                     <w:left w:val="single" w:sz="12" w:space="0" w:color="auto"/>
@@ -2846,7 +2838,7 @@
                               <w:tc>
                                 <w:tcPr>
                                   <w:tcW w:w="3510" w:type="dxa"/>
-                                  <w:gridSpan w:val="3"/>
+                                  <w:gridSpan w:val="2"/>
                                   <w:tcBorders>
                                     <w:top w:val="single" w:sz="12" w:space="0" w:color="auto"/>
                                     <w:left w:val="single" w:sz="12" w:space="0" w:color="auto"/>
@@ -2967,7 +2959,7 @@
                               <w:tc>
                                 <w:tcPr>
                                   <w:tcW w:w="3510" w:type="dxa"/>
-                                  <w:gridSpan w:val="3"/>
+                                  <w:gridSpan w:val="2"/>
                                   <w:tcBorders>
                                     <w:top w:val="single" w:sz="12" w:space="0" w:color="auto"/>
                                     <w:left w:val="single" w:sz="12" w:space="0" w:color="auto"/>
@@ -3092,7 +3084,7 @@
                               <w:tc>
                                 <w:tcPr>
                                   <w:tcW w:w="5210" w:type="dxa"/>
-                                  <w:gridSpan w:val="4"/>
+                                  <w:gridSpan w:val="3"/>
                                   <w:tcBorders>
                                     <w:left w:val="single" w:sz="12" w:space="0" w:color="auto"/>
                                     <w:right w:val="single" w:sz="12" w:space="0" w:color="auto"/>
@@ -3190,7 +3182,7 @@
                               <w:tc>
                                 <w:tcPr>
                                   <w:tcW w:w="3510" w:type="dxa"/>
-                                  <w:gridSpan w:val="3"/>
+                                  <w:gridSpan w:val="2"/>
                                   <w:tcBorders>
                                     <w:top w:val="single" w:sz="12" w:space="0" w:color="auto"/>
                                     <w:left w:val="single" w:sz="12" w:space="0" w:color="auto"/>
@@ -3346,7 +3338,7 @@
                               <w:tc>
                                 <w:tcPr>
                                   <w:tcW w:w="3510" w:type="dxa"/>
-                                  <w:gridSpan w:val="3"/>
+                                  <w:gridSpan w:val="2"/>
                                   <w:tcBorders>
                                     <w:top w:val="single" w:sz="12" w:space="0" w:color="auto"/>
                                     <w:left w:val="single" w:sz="12" w:space="0" w:color="auto"/>
@@ -3473,7 +3465,7 @@
                               <w:tc>
                                 <w:tcPr>
                                   <w:tcW w:w="3510" w:type="dxa"/>
-                                  <w:gridSpan w:val="3"/>
+                                  <w:gridSpan w:val="2"/>
                                   <w:tcBorders>
                                     <w:top w:val="single" w:sz="12" w:space="0" w:color="auto"/>
                                     <w:left w:val="single" w:sz="12" w:space="0" w:color="auto"/>
@@ -3587,7 +3579,7 @@
                               <w:tc>
                                 <w:tcPr>
                                   <w:tcW w:w="3510" w:type="dxa"/>
-                                  <w:gridSpan w:val="3"/>
+                                  <w:gridSpan w:val="2"/>
                                   <w:tcBorders>
                                     <w:top w:val="single" w:sz="12" w:space="0" w:color="auto"/>
                                     <w:left w:val="single" w:sz="12" w:space="0" w:color="auto"/>
@@ -3701,7 +3693,7 @@
                               <w:tc>
                                 <w:tcPr>
                                   <w:tcW w:w="3510" w:type="dxa"/>
-                                  <w:gridSpan w:val="3"/>
+                                  <w:gridSpan w:val="2"/>
                                   <w:tcBorders>
                                     <w:left w:val="single" w:sz="12" w:space="0" w:color="auto"/>
                                     <w:right w:val="single" w:sz="12" w:space="0" w:color="auto"/>
@@ -3718,6 +3710,15 @@
                                       <w:sz w:val="12"/>
                                     </w:rPr>
                                   </w:pPr>
+                                  <w:r>
+                                    <w:rPr>
+                                      <w:rFonts w:ascii="Times New Roman"/>
+                                      <w:b/>
+                                      <w:bCs/>
+                                      <w:sz w:val="12"/>
+                                    </w:rPr>
+                                    <w:t>-</w:t>
+                                  </w:r>
                                 </w:p>
                               </w:tc>
                               <w:tc>
@@ -3800,7 +3801,7 @@
                               <w:tc>
                                 <w:tcPr>
                                   <w:tcW w:w="3510" w:type="dxa"/>
-                                  <w:gridSpan w:val="3"/>
+                                  <w:gridSpan w:val="2"/>
                                   <w:tcBorders>
                                     <w:top w:val="single" w:sz="12" w:space="0" w:color="auto"/>
                                     <w:left w:val="single" w:sz="12" w:space="0" w:color="auto"/>
@@ -3917,9 +3918,8 @@
                       <w:tblGrid>
                         <w:gridCol w:w="1515"/>
                         <w:gridCol w:w="270"/>
-                        <w:gridCol w:w="1794"/>
-                        <w:gridCol w:w="6"/>
-                        <w:gridCol w:w="1710"/>
+                        <w:gridCol w:w="1744"/>
+                        <w:gridCol w:w="1766"/>
                         <w:gridCol w:w="1700"/>
                       </w:tblGrid>
                       <w:tr>
@@ -3929,7 +3929,7 @@
                         <w:tc>
                           <w:tcPr>
                             <w:tcW w:w="5295" w:type="dxa"/>
-                            <w:gridSpan w:val="5"/>
+                            <w:gridSpan w:val="4"/>
                             <w:tcBorders>
                               <w:top w:val="single" w:sz="12" w:space="0" w:color="auto"/>
                               <w:left w:val="single" w:sz="12" w:space="0" w:color="auto"/>
@@ -4242,8 +4242,7 @@
                         </w:tc>
                         <w:tc>
                           <w:tcPr>
-                            <w:tcW w:w="1800" w:type="dxa"/>
-                            <w:gridSpan w:val="2"/>
+                            <w:tcW w:w="1744" w:type="dxa"/>
                             <w:tcBorders>
                               <w:top w:val="single" w:sz="12" w:space="0" w:color="auto"/>
                               <w:left w:val="single" w:sz="12" w:space="0" w:color="auto"/>
@@ -4278,7 +4277,7 @@
                         </w:tc>
                         <w:tc>
                           <w:tcPr>
-                            <w:tcW w:w="1710" w:type="dxa"/>
+                            <w:tcW w:w="1766" w:type="dxa"/>
                             <w:tcBorders>
                               <w:top w:val="single" w:sz="12" w:space="0" w:color="auto"/>
                               <w:left w:val="single" w:sz="12" w:space="0" w:color="auto"/>
@@ -4421,7 +4420,7 @@
                         </w:tc>
                         <w:tc>
                           <w:tcPr>
-                            <w:tcW w:w="1794" w:type="dxa"/>
+                            <w:tcW w:w="1744" w:type="dxa"/>
                             <w:tcBorders>
                               <w:left w:val="single" w:sz="12" w:space="0" w:color="auto"/>
                               <w:bottom w:val="single" w:sz="12" w:space="0" w:color="auto"/>
@@ -4474,8 +4473,7 @@
                         </w:tc>
                         <w:tc>
                           <w:tcPr>
-                            <w:tcW w:w="1716" w:type="dxa"/>
-                            <w:gridSpan w:val="2"/>
+                            <w:tcW w:w="1766" w:type="dxa"/>
                             <w:tcBorders>
                               <w:left w:val="single" w:sz="12" w:space="0" w:color="auto"/>
                               <w:bottom w:val="single" w:sz="12" w:space="0" w:color="auto"/>
@@ -4582,8 +4580,7 @@
                         </w:tc>
                         <w:tc>
                           <w:tcPr>
-                            <w:tcW w:w="1800" w:type="dxa"/>
-                            <w:gridSpan w:val="2"/>
+                            <w:tcW w:w="1744" w:type="dxa"/>
                             <w:tcBorders>
                               <w:top w:val="single" w:sz="12" w:space="0" w:color="auto"/>
                               <w:left w:val="single" w:sz="12" w:space="0" w:color="auto"/>
@@ -4617,7 +4614,7 @@
                         </w:tc>
                         <w:tc>
                           <w:tcPr>
-                            <w:tcW w:w="1710" w:type="dxa"/>
+                            <w:tcW w:w="1766" w:type="dxa"/>
                             <w:tcBorders>
                               <w:top w:val="single" w:sz="12" w:space="0" w:color="auto"/>
                               <w:left w:val="single" w:sz="12" w:space="0" w:color="auto"/>
@@ -4752,8 +4749,7 @@
                         </w:tc>
                         <w:tc>
                           <w:tcPr>
-                            <w:tcW w:w="1800" w:type="dxa"/>
-                            <w:gridSpan w:val="2"/>
+                            <w:tcW w:w="1744" w:type="dxa"/>
                             <w:tcBorders>
                               <w:top w:val="single" w:sz="12" w:space="0" w:color="auto"/>
                               <w:left w:val="single" w:sz="12" w:space="0" w:color="auto"/>
@@ -4793,7 +4789,7 @@
                         </w:tc>
                         <w:tc>
                           <w:tcPr>
-                            <w:tcW w:w="3410" w:type="dxa"/>
+                            <w:tcW w:w="3466" w:type="dxa"/>
                             <w:gridSpan w:val="2"/>
                             <w:tcBorders>
                               <w:left w:val="single" w:sz="12" w:space="0" w:color="auto"/>
@@ -4933,8 +4929,7 @@
                         </w:tc>
                         <w:tc>
                           <w:tcPr>
-                            <w:tcW w:w="1800" w:type="dxa"/>
-                            <w:gridSpan w:val="2"/>
+                            <w:tcW w:w="1744" w:type="dxa"/>
                             <w:tcBorders>
                               <w:top w:val="single" w:sz="12" w:space="0" w:color="auto"/>
                               <w:left w:val="single" w:sz="12" w:space="0" w:color="auto"/>
@@ -4961,7 +4956,7 @@
                         </w:tc>
                         <w:tc>
                           <w:tcPr>
-                            <w:tcW w:w="3410" w:type="dxa"/>
+                            <w:tcW w:w="3466" w:type="dxa"/>
                             <w:gridSpan w:val="2"/>
                             <w:tcBorders>
                               <w:top w:val="single" w:sz="12" w:space="0" w:color="auto"/>
@@ -5087,8 +5082,7 @@
                         </w:tc>
                         <w:tc>
                           <w:tcPr>
-                            <w:tcW w:w="1800" w:type="dxa"/>
-                            <w:gridSpan w:val="2"/>
+                            <w:tcW w:w="1744" w:type="dxa"/>
                             <w:tcBorders>
                               <w:top w:val="single" w:sz="12" w:space="0" w:color="auto"/>
                               <w:left w:val="single" w:sz="12" w:space="0" w:color="auto"/>
@@ -5122,7 +5116,7 @@
                         </w:tc>
                         <w:tc>
                           <w:tcPr>
-                            <w:tcW w:w="3410" w:type="dxa"/>
+                            <w:tcW w:w="3466" w:type="dxa"/>
                             <w:gridSpan w:val="2"/>
                             <w:tcBorders>
                               <w:top w:val="single" w:sz="12" w:space="0" w:color="auto"/>
@@ -5227,8 +5221,7 @@
                         </w:tc>
                         <w:tc>
                           <w:tcPr>
-                            <w:tcW w:w="1800" w:type="dxa"/>
-                            <w:gridSpan w:val="2"/>
+                            <w:tcW w:w="1744" w:type="dxa"/>
                             <w:tcBorders>
                               <w:top w:val="single" w:sz="12" w:space="0" w:color="auto"/>
                               <w:left w:val="single" w:sz="12" w:space="0" w:color="auto"/>
@@ -5262,7 +5255,7 @@
                         </w:tc>
                         <w:tc>
                           <w:tcPr>
-                            <w:tcW w:w="1710" w:type="dxa"/>
+                            <w:tcW w:w="1766" w:type="dxa"/>
                             <w:tcBorders>
                               <w:top w:val="single" w:sz="12" w:space="0" w:color="auto"/>
                               <w:left w:val="single" w:sz="12" w:space="0" w:color="auto"/>
@@ -5527,7 +5520,7 @@
                         <w:tc>
                           <w:tcPr>
                             <w:tcW w:w="3510" w:type="dxa"/>
-                            <w:gridSpan w:val="3"/>
+                            <w:gridSpan w:val="2"/>
                             <w:tcBorders>
                               <w:left w:val="single" w:sz="12" w:space="0" w:color="auto"/>
                               <w:bottom w:val="single" w:sz="12" w:space="0" w:color="auto"/>
@@ -5670,7 +5663,7 @@
                         <w:tc>
                           <w:tcPr>
                             <w:tcW w:w="3510" w:type="dxa"/>
-                            <w:gridSpan w:val="3"/>
+                            <w:gridSpan w:val="2"/>
                             <w:tcBorders>
                               <w:top w:val="single" w:sz="12" w:space="0" w:color="auto"/>
                               <w:left w:val="single" w:sz="12" w:space="0" w:color="auto"/>
@@ -5789,7 +5782,7 @@
                         <w:tc>
                           <w:tcPr>
                             <w:tcW w:w="3510" w:type="dxa"/>
-                            <w:gridSpan w:val="3"/>
+                            <w:gridSpan w:val="2"/>
                             <w:tcBorders>
                               <w:top w:val="single" w:sz="12" w:space="0" w:color="auto"/>
                               <w:left w:val="single" w:sz="12" w:space="0" w:color="auto"/>
@@ -5910,7 +5903,7 @@
                         <w:tc>
                           <w:tcPr>
                             <w:tcW w:w="3510" w:type="dxa"/>
-                            <w:gridSpan w:val="3"/>
+                            <w:gridSpan w:val="2"/>
                             <w:tcBorders>
                               <w:top w:val="single" w:sz="12" w:space="0" w:color="auto"/>
                               <w:left w:val="single" w:sz="12" w:space="0" w:color="auto"/>
@@ -6035,7 +6028,7 @@
                         <w:tc>
                           <w:tcPr>
                             <w:tcW w:w="5210" w:type="dxa"/>
-                            <w:gridSpan w:val="4"/>
+                            <w:gridSpan w:val="3"/>
                             <w:tcBorders>
                               <w:left w:val="single" w:sz="12" w:space="0" w:color="auto"/>
                               <w:right w:val="single" w:sz="12" w:space="0" w:color="auto"/>
@@ -6133,7 +6126,7 @@
                         <w:tc>
                           <w:tcPr>
                             <w:tcW w:w="3510" w:type="dxa"/>
-                            <w:gridSpan w:val="3"/>
+                            <w:gridSpan w:val="2"/>
                             <w:tcBorders>
                               <w:top w:val="single" w:sz="12" w:space="0" w:color="auto"/>
                               <w:left w:val="single" w:sz="12" w:space="0" w:color="auto"/>
@@ -6289,7 +6282,7 @@
                         <w:tc>
                           <w:tcPr>
                             <w:tcW w:w="3510" w:type="dxa"/>
-                            <w:gridSpan w:val="3"/>
+                            <w:gridSpan w:val="2"/>
                             <w:tcBorders>
                               <w:top w:val="single" w:sz="12" w:space="0" w:color="auto"/>
                               <w:left w:val="single" w:sz="12" w:space="0" w:color="auto"/>
@@ -6416,7 +6409,7 @@
                         <w:tc>
                           <w:tcPr>
                             <w:tcW w:w="3510" w:type="dxa"/>
-                            <w:gridSpan w:val="3"/>
+                            <w:gridSpan w:val="2"/>
                             <w:tcBorders>
                               <w:top w:val="single" w:sz="12" w:space="0" w:color="auto"/>
                               <w:left w:val="single" w:sz="12" w:space="0" w:color="auto"/>
@@ -6530,7 +6523,7 @@
                         <w:tc>
                           <w:tcPr>
                             <w:tcW w:w="3510" w:type="dxa"/>
-                            <w:gridSpan w:val="3"/>
+                            <w:gridSpan w:val="2"/>
                             <w:tcBorders>
                               <w:top w:val="single" w:sz="12" w:space="0" w:color="auto"/>
                               <w:left w:val="single" w:sz="12" w:space="0" w:color="auto"/>
@@ -6644,7 +6637,7 @@
                         <w:tc>
                           <w:tcPr>
                             <w:tcW w:w="3510" w:type="dxa"/>
-                            <w:gridSpan w:val="3"/>
+                            <w:gridSpan w:val="2"/>
                             <w:tcBorders>
                               <w:left w:val="single" w:sz="12" w:space="0" w:color="auto"/>
                               <w:right w:val="single" w:sz="12" w:space="0" w:color="auto"/>
@@ -6661,6 +6654,15 @@
                                 <w:sz w:val="12"/>
                               </w:rPr>
                             </w:pPr>
+                            <w:r>
+                              <w:rPr>
+                                <w:rFonts w:ascii="Times New Roman"/>
+                                <w:b/>
+                                <w:bCs/>
+                                <w:sz w:val="12"/>
+                              </w:rPr>
+                              <w:t>-</w:t>
+                            </w:r>
                           </w:p>
                         </w:tc>
                         <w:tc>
@@ -6743,7 +6745,7 @@
                         <w:tc>
                           <w:tcPr>
                             <w:tcW w:w="3510" w:type="dxa"/>
-                            <w:gridSpan w:val="3"/>
+                            <w:gridSpan w:val="2"/>
                             <w:tcBorders>
                               <w:top w:val="single" w:sz="12" w:space="0" w:color="auto"/>
                               <w:left w:val="single" w:sz="12" w:space="0" w:color="auto"/>
@@ -6908,9 +6910,8 @@
                             <w:tblGrid>
                               <w:gridCol w:w="1515"/>
                               <w:gridCol w:w="270"/>
-                              <w:gridCol w:w="1794"/>
-                              <w:gridCol w:w="6"/>
-                              <w:gridCol w:w="1710"/>
+                              <w:gridCol w:w="1744"/>
+                              <w:gridCol w:w="1766"/>
                               <w:gridCol w:w="1700"/>
                             </w:tblGrid>
                             <w:tr>
@@ -6920,7 +6921,7 @@
                               <w:tc>
                                 <w:tcPr>
                                   <w:tcW w:w="5295" w:type="dxa"/>
-                                  <w:gridSpan w:val="5"/>
+                                  <w:gridSpan w:val="4"/>
                                   <w:tcBorders>
                                     <w:top w:val="single" w:sz="12" w:space="0" w:color="auto"/>
                                     <w:left w:val="single" w:sz="12" w:space="0" w:color="auto"/>
@@ -7233,8 +7234,7 @@
                               </w:tc>
                               <w:tc>
                                 <w:tcPr>
-                                  <w:tcW w:w="1800" w:type="dxa"/>
-                                  <w:gridSpan w:val="2"/>
+                                  <w:tcW w:w="1744" w:type="dxa"/>
                                   <w:tcBorders>
                                     <w:top w:val="single" w:sz="12" w:space="0" w:color="auto"/>
                                     <w:left w:val="single" w:sz="12" w:space="0" w:color="auto"/>
@@ -7269,7 +7269,7 @@
                               </w:tc>
                               <w:tc>
                                 <w:tcPr>
-                                  <w:tcW w:w="1710" w:type="dxa"/>
+                                  <w:tcW w:w="1766" w:type="dxa"/>
                                   <w:tcBorders>
                                     <w:top w:val="single" w:sz="12" w:space="0" w:color="auto"/>
                                     <w:left w:val="single" w:sz="12" w:space="0" w:color="auto"/>
@@ -7412,7 +7412,7 @@
                               </w:tc>
                               <w:tc>
                                 <w:tcPr>
-                                  <w:tcW w:w="1794" w:type="dxa"/>
+                                  <w:tcW w:w="1744" w:type="dxa"/>
                                   <w:tcBorders>
                                     <w:left w:val="single" w:sz="12" w:space="0" w:color="auto"/>
                                     <w:bottom w:val="single" w:sz="12" w:space="0" w:color="auto"/>
@@ -7465,8 +7465,7 @@
                               </w:tc>
                               <w:tc>
                                 <w:tcPr>
-                                  <w:tcW w:w="1716" w:type="dxa"/>
-                                  <w:gridSpan w:val="2"/>
+                                  <w:tcW w:w="1766" w:type="dxa"/>
                                   <w:tcBorders>
                                     <w:left w:val="single" w:sz="12" w:space="0" w:color="auto"/>
                                     <w:bottom w:val="single" w:sz="12" w:space="0" w:color="auto"/>
@@ -7573,8 +7572,7 @@
                               </w:tc>
                               <w:tc>
                                 <w:tcPr>
-                                  <w:tcW w:w="1800" w:type="dxa"/>
-                                  <w:gridSpan w:val="2"/>
+                                  <w:tcW w:w="1744" w:type="dxa"/>
                                   <w:tcBorders>
                                     <w:top w:val="single" w:sz="12" w:space="0" w:color="auto"/>
                                     <w:left w:val="single" w:sz="12" w:space="0" w:color="auto"/>
@@ -7608,7 +7606,7 @@
                               </w:tc>
                               <w:tc>
                                 <w:tcPr>
-                                  <w:tcW w:w="1710" w:type="dxa"/>
+                                  <w:tcW w:w="1766" w:type="dxa"/>
                                   <w:tcBorders>
                                     <w:top w:val="single" w:sz="12" w:space="0" w:color="auto"/>
                                     <w:left w:val="single" w:sz="12" w:space="0" w:color="auto"/>
@@ -7743,8 +7741,7 @@
                               </w:tc>
                               <w:tc>
                                 <w:tcPr>
-                                  <w:tcW w:w="1800" w:type="dxa"/>
-                                  <w:gridSpan w:val="2"/>
+                                  <w:tcW w:w="1744" w:type="dxa"/>
                                   <w:tcBorders>
                                     <w:top w:val="single" w:sz="12" w:space="0" w:color="auto"/>
                                     <w:left w:val="single" w:sz="12" w:space="0" w:color="auto"/>
@@ -7784,7 +7781,7 @@
                               </w:tc>
                               <w:tc>
                                 <w:tcPr>
-                                  <w:tcW w:w="3410" w:type="dxa"/>
+                                  <w:tcW w:w="3466" w:type="dxa"/>
                                   <w:gridSpan w:val="2"/>
                                   <w:tcBorders>
                                     <w:left w:val="single" w:sz="12" w:space="0" w:color="auto"/>
@@ -7924,8 +7921,7 @@
                               </w:tc>
                               <w:tc>
                                 <w:tcPr>
-                                  <w:tcW w:w="1800" w:type="dxa"/>
-                                  <w:gridSpan w:val="2"/>
+                                  <w:tcW w:w="1744" w:type="dxa"/>
                                   <w:tcBorders>
                                     <w:top w:val="single" w:sz="12" w:space="0" w:color="auto"/>
                                     <w:left w:val="single" w:sz="12" w:space="0" w:color="auto"/>
@@ -7952,7 +7948,7 @@
                               </w:tc>
                               <w:tc>
                                 <w:tcPr>
-                                  <w:tcW w:w="3410" w:type="dxa"/>
+                                  <w:tcW w:w="3466" w:type="dxa"/>
                                   <w:gridSpan w:val="2"/>
                                   <w:tcBorders>
                                     <w:top w:val="single" w:sz="12" w:space="0" w:color="auto"/>
@@ -8078,8 +8074,7 @@
                               </w:tc>
                               <w:tc>
                                 <w:tcPr>
-                                  <w:tcW w:w="1800" w:type="dxa"/>
-                                  <w:gridSpan w:val="2"/>
+                                  <w:tcW w:w="1744" w:type="dxa"/>
                                   <w:tcBorders>
                                     <w:top w:val="single" w:sz="12" w:space="0" w:color="auto"/>
                                     <w:left w:val="single" w:sz="12" w:space="0" w:color="auto"/>
@@ -8113,7 +8108,7 @@
                               </w:tc>
                               <w:tc>
                                 <w:tcPr>
-                                  <w:tcW w:w="3410" w:type="dxa"/>
+                                  <w:tcW w:w="3466" w:type="dxa"/>
                                   <w:gridSpan w:val="2"/>
                                   <w:tcBorders>
                                     <w:top w:val="single" w:sz="12" w:space="0" w:color="auto"/>
@@ -8218,8 +8213,7 @@
                               </w:tc>
                               <w:tc>
                                 <w:tcPr>
-                                  <w:tcW w:w="1800" w:type="dxa"/>
-                                  <w:gridSpan w:val="2"/>
+                                  <w:tcW w:w="1744" w:type="dxa"/>
                                   <w:tcBorders>
                                     <w:top w:val="single" w:sz="12" w:space="0" w:color="auto"/>
                                     <w:left w:val="single" w:sz="12" w:space="0" w:color="auto"/>
@@ -8253,7 +8247,7 @@
                               </w:tc>
                               <w:tc>
                                 <w:tcPr>
-                                  <w:tcW w:w="1710" w:type="dxa"/>
+                                  <w:tcW w:w="1766" w:type="dxa"/>
                                   <w:tcBorders>
                                     <w:top w:val="single" w:sz="12" w:space="0" w:color="auto"/>
                                     <w:left w:val="single" w:sz="12" w:space="0" w:color="auto"/>
@@ -8518,7 +8512,7 @@
                               <w:tc>
                                 <w:tcPr>
                                   <w:tcW w:w="3510" w:type="dxa"/>
-                                  <w:gridSpan w:val="3"/>
+                                  <w:gridSpan w:val="2"/>
                                   <w:tcBorders>
                                     <w:left w:val="single" w:sz="12" w:space="0" w:color="auto"/>
                                     <w:bottom w:val="single" w:sz="12" w:space="0" w:color="auto"/>
@@ -8661,7 +8655,7 @@
                               <w:tc>
                                 <w:tcPr>
                                   <w:tcW w:w="3510" w:type="dxa"/>
-                                  <w:gridSpan w:val="3"/>
+                                  <w:gridSpan w:val="2"/>
                                   <w:tcBorders>
                                     <w:top w:val="single" w:sz="12" w:space="0" w:color="auto"/>
                                     <w:left w:val="single" w:sz="12" w:space="0" w:color="auto"/>
@@ -8780,7 +8774,7 @@
                               <w:tc>
                                 <w:tcPr>
                                   <w:tcW w:w="3510" w:type="dxa"/>
-                                  <w:gridSpan w:val="3"/>
+                                  <w:gridSpan w:val="2"/>
                                   <w:tcBorders>
                                     <w:top w:val="single" w:sz="12" w:space="0" w:color="auto"/>
                                     <w:left w:val="single" w:sz="12" w:space="0" w:color="auto"/>
@@ -8812,21 +8806,7 @@
                                       <w:b/>
                                       <w:sz w:val="12"/>
                                     </w:rPr>
-                                    <w:t>_amount_pa</w:t>
-                                  </w:r>
-                                  <w:r>
-                                    <w:rPr>
-                                      <w:b/>
-                                      <w:sz w:val="12"/>
-                                    </w:rPr>
-                                    <w:t>s</w:t>
-                                  </w:r>
-                                  <w:r>
-                                    <w:rPr>
-                                      <w:b/>
-                                      <w:sz w:val="12"/>
-                                    </w:rPr>
-                                    <w:t>id }}</w:t>
+                                    <w:t>_amount_paid }}</w:t>
                                   </w:r>
                                 </w:p>
                               </w:tc>
@@ -8915,7 +8895,7 @@
                               <w:tc>
                                 <w:tcPr>
                                   <w:tcW w:w="3510" w:type="dxa"/>
-                                  <w:gridSpan w:val="3"/>
+                                  <w:gridSpan w:val="2"/>
                                   <w:tcBorders>
                                     <w:top w:val="single" w:sz="12" w:space="0" w:color="auto"/>
                                     <w:left w:val="single" w:sz="12" w:space="0" w:color="auto"/>
@@ -9040,7 +9020,7 @@
                               <w:tc>
                                 <w:tcPr>
                                   <w:tcW w:w="5210" w:type="dxa"/>
-                                  <w:gridSpan w:val="4"/>
+                                  <w:gridSpan w:val="3"/>
                                   <w:tcBorders>
                                     <w:left w:val="single" w:sz="12" w:space="0" w:color="auto"/>
                                     <w:right w:val="single" w:sz="12" w:space="0" w:color="auto"/>
@@ -9138,7 +9118,7 @@
                               <w:tc>
                                 <w:tcPr>
                                   <w:tcW w:w="3510" w:type="dxa"/>
-                                  <w:gridSpan w:val="3"/>
+                                  <w:gridSpan w:val="2"/>
                                   <w:tcBorders>
                                     <w:top w:val="single" w:sz="12" w:space="0" w:color="auto"/>
                                     <w:left w:val="single" w:sz="12" w:space="0" w:color="auto"/>
@@ -9294,7 +9274,7 @@
                               <w:tc>
                                 <w:tcPr>
                                   <w:tcW w:w="3510" w:type="dxa"/>
-                                  <w:gridSpan w:val="3"/>
+                                  <w:gridSpan w:val="2"/>
                                   <w:tcBorders>
                                     <w:top w:val="single" w:sz="12" w:space="0" w:color="auto"/>
                                     <w:left w:val="single" w:sz="12" w:space="0" w:color="auto"/>
@@ -9421,7 +9401,7 @@
                               <w:tc>
                                 <w:tcPr>
                                   <w:tcW w:w="3510" w:type="dxa"/>
-                                  <w:gridSpan w:val="3"/>
+                                  <w:gridSpan w:val="2"/>
                                   <w:tcBorders>
                                     <w:top w:val="single" w:sz="12" w:space="0" w:color="auto"/>
                                     <w:left w:val="single" w:sz="12" w:space="0" w:color="auto"/>
@@ -9535,7 +9515,7 @@
                               <w:tc>
                                 <w:tcPr>
                                   <w:tcW w:w="3510" w:type="dxa"/>
-                                  <w:gridSpan w:val="3"/>
+                                  <w:gridSpan w:val="2"/>
                                   <w:tcBorders>
                                     <w:top w:val="single" w:sz="12" w:space="0" w:color="auto"/>
                                     <w:left w:val="single" w:sz="12" w:space="0" w:color="auto"/>
@@ -9649,7 +9629,7 @@
                               <w:tc>
                                 <w:tcPr>
                                   <w:tcW w:w="3510" w:type="dxa"/>
-                                  <w:gridSpan w:val="3"/>
+                                  <w:gridSpan w:val="2"/>
                                   <w:tcBorders>
                                     <w:left w:val="single" w:sz="12" w:space="0" w:color="auto"/>
                                     <w:right w:val="single" w:sz="12" w:space="0" w:color="auto"/>
@@ -9666,6 +9646,15 @@
                                       <w:sz w:val="12"/>
                                     </w:rPr>
                                   </w:pPr>
+                                  <w:r>
+                                    <w:rPr>
+                                      <w:rFonts w:ascii="Times New Roman"/>
+                                      <w:b/>
+                                      <w:bCs/>
+                                      <w:sz w:val="12"/>
+                                    </w:rPr>
+                                    <w:t>-</w:t>
+                                  </w:r>
                                 </w:p>
                               </w:tc>
                               <w:tc>
@@ -9748,7 +9737,7 @@
                               <w:tc>
                                 <w:tcPr>
                                   <w:tcW w:w="3510" w:type="dxa"/>
-                                  <w:gridSpan w:val="3"/>
+                                  <w:gridSpan w:val="2"/>
                                   <w:tcBorders>
                                     <w:top w:val="single" w:sz="12" w:space="0" w:color="auto"/>
                                     <w:left w:val="single" w:sz="12" w:space="0" w:color="auto"/>
@@ -9865,9 +9854,8 @@
                       <w:tblGrid>
                         <w:gridCol w:w="1515"/>
                         <w:gridCol w:w="270"/>
-                        <w:gridCol w:w="1794"/>
-                        <w:gridCol w:w="6"/>
-                        <w:gridCol w:w="1710"/>
+                        <w:gridCol w:w="1744"/>
+                        <w:gridCol w:w="1766"/>
                         <w:gridCol w:w="1700"/>
                       </w:tblGrid>
                       <w:tr>
@@ -9877,7 +9865,7 @@
                         <w:tc>
                           <w:tcPr>
                             <w:tcW w:w="5295" w:type="dxa"/>
-                            <w:gridSpan w:val="5"/>
+                            <w:gridSpan w:val="4"/>
                             <w:tcBorders>
                               <w:top w:val="single" w:sz="12" w:space="0" w:color="auto"/>
                               <w:left w:val="single" w:sz="12" w:space="0" w:color="auto"/>
@@ -10190,8 +10178,7 @@
                         </w:tc>
                         <w:tc>
                           <w:tcPr>
-                            <w:tcW w:w="1800" w:type="dxa"/>
-                            <w:gridSpan w:val="2"/>
+                            <w:tcW w:w="1744" w:type="dxa"/>
                             <w:tcBorders>
                               <w:top w:val="single" w:sz="12" w:space="0" w:color="auto"/>
                               <w:left w:val="single" w:sz="12" w:space="0" w:color="auto"/>
@@ -10226,7 +10213,7 @@
                         </w:tc>
                         <w:tc>
                           <w:tcPr>
-                            <w:tcW w:w="1710" w:type="dxa"/>
+                            <w:tcW w:w="1766" w:type="dxa"/>
                             <w:tcBorders>
                               <w:top w:val="single" w:sz="12" w:space="0" w:color="auto"/>
                               <w:left w:val="single" w:sz="12" w:space="0" w:color="auto"/>
@@ -10369,7 +10356,7 @@
                         </w:tc>
                         <w:tc>
                           <w:tcPr>
-                            <w:tcW w:w="1794" w:type="dxa"/>
+                            <w:tcW w:w="1744" w:type="dxa"/>
                             <w:tcBorders>
                               <w:left w:val="single" w:sz="12" w:space="0" w:color="auto"/>
                               <w:bottom w:val="single" w:sz="12" w:space="0" w:color="auto"/>
@@ -10422,8 +10409,7 @@
                         </w:tc>
                         <w:tc>
                           <w:tcPr>
-                            <w:tcW w:w="1716" w:type="dxa"/>
-                            <w:gridSpan w:val="2"/>
+                            <w:tcW w:w="1766" w:type="dxa"/>
                             <w:tcBorders>
                               <w:left w:val="single" w:sz="12" w:space="0" w:color="auto"/>
                               <w:bottom w:val="single" w:sz="12" w:space="0" w:color="auto"/>
@@ -10530,8 +10516,7 @@
                         </w:tc>
                         <w:tc>
                           <w:tcPr>
-                            <w:tcW w:w="1800" w:type="dxa"/>
-                            <w:gridSpan w:val="2"/>
+                            <w:tcW w:w="1744" w:type="dxa"/>
                             <w:tcBorders>
                               <w:top w:val="single" w:sz="12" w:space="0" w:color="auto"/>
                               <w:left w:val="single" w:sz="12" w:space="0" w:color="auto"/>
@@ -10565,7 +10550,7 @@
                         </w:tc>
                         <w:tc>
                           <w:tcPr>
-                            <w:tcW w:w="1710" w:type="dxa"/>
+                            <w:tcW w:w="1766" w:type="dxa"/>
                             <w:tcBorders>
                               <w:top w:val="single" w:sz="12" w:space="0" w:color="auto"/>
                               <w:left w:val="single" w:sz="12" w:space="0" w:color="auto"/>
@@ -10700,8 +10685,7 @@
                         </w:tc>
                         <w:tc>
                           <w:tcPr>
-                            <w:tcW w:w="1800" w:type="dxa"/>
-                            <w:gridSpan w:val="2"/>
+                            <w:tcW w:w="1744" w:type="dxa"/>
                             <w:tcBorders>
                               <w:top w:val="single" w:sz="12" w:space="0" w:color="auto"/>
                               <w:left w:val="single" w:sz="12" w:space="0" w:color="auto"/>
@@ -10741,7 +10725,7 @@
                         </w:tc>
                         <w:tc>
                           <w:tcPr>
-                            <w:tcW w:w="3410" w:type="dxa"/>
+                            <w:tcW w:w="3466" w:type="dxa"/>
                             <w:gridSpan w:val="2"/>
                             <w:tcBorders>
                               <w:left w:val="single" w:sz="12" w:space="0" w:color="auto"/>
@@ -10881,8 +10865,7 @@
                         </w:tc>
                         <w:tc>
                           <w:tcPr>
-                            <w:tcW w:w="1800" w:type="dxa"/>
-                            <w:gridSpan w:val="2"/>
+                            <w:tcW w:w="1744" w:type="dxa"/>
                             <w:tcBorders>
                               <w:top w:val="single" w:sz="12" w:space="0" w:color="auto"/>
                               <w:left w:val="single" w:sz="12" w:space="0" w:color="auto"/>
@@ -10909,7 +10892,7 @@
                         </w:tc>
                         <w:tc>
                           <w:tcPr>
-                            <w:tcW w:w="3410" w:type="dxa"/>
+                            <w:tcW w:w="3466" w:type="dxa"/>
                             <w:gridSpan w:val="2"/>
                             <w:tcBorders>
                               <w:top w:val="single" w:sz="12" w:space="0" w:color="auto"/>
@@ -11035,8 +11018,7 @@
                         </w:tc>
                         <w:tc>
                           <w:tcPr>
-                            <w:tcW w:w="1800" w:type="dxa"/>
-                            <w:gridSpan w:val="2"/>
+                            <w:tcW w:w="1744" w:type="dxa"/>
                             <w:tcBorders>
                               <w:top w:val="single" w:sz="12" w:space="0" w:color="auto"/>
                               <w:left w:val="single" w:sz="12" w:space="0" w:color="auto"/>
@@ -11070,7 +11052,7 @@
                         </w:tc>
                         <w:tc>
                           <w:tcPr>
-                            <w:tcW w:w="3410" w:type="dxa"/>
+                            <w:tcW w:w="3466" w:type="dxa"/>
                             <w:gridSpan w:val="2"/>
                             <w:tcBorders>
                               <w:top w:val="single" w:sz="12" w:space="0" w:color="auto"/>
@@ -11175,8 +11157,7 @@
                         </w:tc>
                         <w:tc>
                           <w:tcPr>
-                            <w:tcW w:w="1800" w:type="dxa"/>
-                            <w:gridSpan w:val="2"/>
+                            <w:tcW w:w="1744" w:type="dxa"/>
                             <w:tcBorders>
                               <w:top w:val="single" w:sz="12" w:space="0" w:color="auto"/>
                               <w:left w:val="single" w:sz="12" w:space="0" w:color="auto"/>
@@ -11210,7 +11191,7 @@
                         </w:tc>
                         <w:tc>
                           <w:tcPr>
-                            <w:tcW w:w="1710" w:type="dxa"/>
+                            <w:tcW w:w="1766" w:type="dxa"/>
                             <w:tcBorders>
                               <w:top w:val="single" w:sz="12" w:space="0" w:color="auto"/>
                               <w:left w:val="single" w:sz="12" w:space="0" w:color="auto"/>
@@ -11475,7 +11456,7 @@
                         <w:tc>
                           <w:tcPr>
                             <w:tcW w:w="3510" w:type="dxa"/>
-                            <w:gridSpan w:val="3"/>
+                            <w:gridSpan w:val="2"/>
                             <w:tcBorders>
                               <w:left w:val="single" w:sz="12" w:space="0" w:color="auto"/>
                               <w:bottom w:val="single" w:sz="12" w:space="0" w:color="auto"/>
@@ -11618,7 +11599,7 @@
                         <w:tc>
                           <w:tcPr>
                             <w:tcW w:w="3510" w:type="dxa"/>
-                            <w:gridSpan w:val="3"/>
+                            <w:gridSpan w:val="2"/>
                             <w:tcBorders>
                               <w:top w:val="single" w:sz="12" w:space="0" w:color="auto"/>
                               <w:left w:val="single" w:sz="12" w:space="0" w:color="auto"/>
@@ -11737,7 +11718,7 @@
                         <w:tc>
                           <w:tcPr>
                             <w:tcW w:w="3510" w:type="dxa"/>
-                            <w:gridSpan w:val="3"/>
+                            <w:gridSpan w:val="2"/>
                             <w:tcBorders>
                               <w:top w:val="single" w:sz="12" w:space="0" w:color="auto"/>
                               <w:left w:val="single" w:sz="12" w:space="0" w:color="auto"/>
@@ -11769,21 +11750,7 @@
                                 <w:b/>
                                 <w:sz w:val="12"/>
                               </w:rPr>
-                              <w:t>_amount_pa</w:t>
-                            </w:r>
-                            <w:r>
-                              <w:rPr>
-                                <w:b/>
-                                <w:sz w:val="12"/>
-                              </w:rPr>
-                              <w:t>s</w:t>
-                            </w:r>
-                            <w:r>
-                              <w:rPr>
-                                <w:b/>
-                                <w:sz w:val="12"/>
-                              </w:rPr>
-                              <w:t>id }}</w:t>
+                              <w:t>_amount_paid }}</w:t>
                             </w:r>
                           </w:p>
                         </w:tc>
@@ -11872,7 +11839,7 @@
                         <w:tc>
                           <w:tcPr>
                             <w:tcW w:w="3510" w:type="dxa"/>
-                            <w:gridSpan w:val="3"/>
+                            <w:gridSpan w:val="2"/>
                             <w:tcBorders>
                               <w:top w:val="single" w:sz="12" w:space="0" w:color="auto"/>
                               <w:left w:val="single" w:sz="12" w:space="0" w:color="auto"/>
@@ -11997,7 +11964,7 @@
                         <w:tc>
                           <w:tcPr>
                             <w:tcW w:w="5210" w:type="dxa"/>
-                            <w:gridSpan w:val="4"/>
+                            <w:gridSpan w:val="3"/>
                             <w:tcBorders>
                               <w:left w:val="single" w:sz="12" w:space="0" w:color="auto"/>
                               <w:right w:val="single" w:sz="12" w:space="0" w:color="auto"/>
@@ -12095,7 +12062,7 @@
                         <w:tc>
                           <w:tcPr>
                             <w:tcW w:w="3510" w:type="dxa"/>
-                            <w:gridSpan w:val="3"/>
+                            <w:gridSpan w:val="2"/>
                             <w:tcBorders>
                               <w:top w:val="single" w:sz="12" w:space="0" w:color="auto"/>
                               <w:left w:val="single" w:sz="12" w:space="0" w:color="auto"/>
@@ -12251,7 +12218,7 @@
                         <w:tc>
                           <w:tcPr>
                             <w:tcW w:w="3510" w:type="dxa"/>
-                            <w:gridSpan w:val="3"/>
+                            <w:gridSpan w:val="2"/>
                             <w:tcBorders>
                               <w:top w:val="single" w:sz="12" w:space="0" w:color="auto"/>
                               <w:left w:val="single" w:sz="12" w:space="0" w:color="auto"/>
@@ -12378,7 +12345,7 @@
                         <w:tc>
                           <w:tcPr>
                             <w:tcW w:w="3510" w:type="dxa"/>
-                            <w:gridSpan w:val="3"/>
+                            <w:gridSpan w:val="2"/>
                             <w:tcBorders>
                               <w:top w:val="single" w:sz="12" w:space="0" w:color="auto"/>
                               <w:left w:val="single" w:sz="12" w:space="0" w:color="auto"/>
@@ -12492,7 +12459,7 @@
                         <w:tc>
                           <w:tcPr>
                             <w:tcW w:w="3510" w:type="dxa"/>
-                            <w:gridSpan w:val="3"/>
+                            <w:gridSpan w:val="2"/>
                             <w:tcBorders>
                               <w:top w:val="single" w:sz="12" w:space="0" w:color="auto"/>
                               <w:left w:val="single" w:sz="12" w:space="0" w:color="auto"/>
@@ -12606,7 +12573,7 @@
                         <w:tc>
                           <w:tcPr>
                             <w:tcW w:w="3510" w:type="dxa"/>
-                            <w:gridSpan w:val="3"/>
+                            <w:gridSpan w:val="2"/>
                             <w:tcBorders>
                               <w:left w:val="single" w:sz="12" w:space="0" w:color="auto"/>
                               <w:right w:val="single" w:sz="12" w:space="0" w:color="auto"/>
@@ -12623,6 +12590,15 @@
                                 <w:sz w:val="12"/>
                               </w:rPr>
                             </w:pPr>
+                            <w:r>
+                              <w:rPr>
+                                <w:rFonts w:ascii="Times New Roman"/>
+                                <w:b/>
+                                <w:bCs/>
+                                <w:sz w:val="12"/>
+                              </w:rPr>
+                              <w:t>-</w:t>
+                            </w:r>
                           </w:p>
                         </w:tc>
                         <w:tc>
@@ -12705,7 +12681,7 @@
                         <w:tc>
                           <w:tcPr>
                             <w:tcW w:w="3510" w:type="dxa"/>
-                            <w:gridSpan w:val="3"/>
+                            <w:gridSpan w:val="2"/>
                             <w:tcBorders>
                               <w:top w:val="single" w:sz="12" w:space="0" w:color="auto"/>
                               <w:left w:val="single" w:sz="12" w:space="0" w:color="auto"/>

--- a/format.docx
+++ b/format.docx
@@ -1,6 +1,6 @@
 
 <file path=word/document.xml><?xml version="1.0" encoding="utf-8"?>
-<w:document xmlns:wpc="http://schemas.microsoft.com/office/word/2010/wordprocessingCanvas" xmlns:cx="http://schemas.microsoft.com/office/drawing/2014/chartex" xmlns:cx1="http://schemas.microsoft.com/office/drawing/2015/9/8/chartex" xmlns:cx2="http://schemas.microsoft.com/office/drawing/2015/10/21/chartex" xmlns:cx3="http://schemas.microsoft.com/office/drawing/2016/5/9/chartex" xmlns:cx4="http://schemas.microsoft.com/office/drawing/2016/5/10/chartex" xmlns:cx5="http://schemas.microsoft.com/office/drawing/2016/5/11/chartex" xmlns:cx6="http://schemas.microsoft.com/office/drawing/2016/5/12/chartex" xmlns:cx7="http://schemas.microsoft.com/office/drawing/2016/5/13/chartex" xmlns:cx8="http://schemas.microsoft.com/office/drawing/2016/5/14/chartex" xmlns:mc="http://schemas.openxmlformats.org/markup-compatibility/2006" xmlns:aink="http://schemas.microsoft.com/office/drawing/2016/ink" xmlns:am3d="http://schemas.microsoft.com/office/drawing/2017/model3d" xmlns:o="urn:schemas-microsoft-com:office:office" xmlns:oel="http://schemas.microsoft.com/office/2019/extlst" xmlns:r="http://schemas.openxmlformats.org/officeDocument/2006/relationships" xmlns:m="http://schemas.openxmlformats.org/officeDocument/2006/math" xmlns:v="urn:schemas-microsoft-com:vml" xmlns:wp14="http://schemas.microsoft.com/office/word/2010/wordprocessingDrawing" xmlns:wp="http://schemas.openxmlformats.org/drawingml/2006/wordprocessingDrawing" xmlns:w10="urn:schemas-microsoft-com:office:word" xmlns:w="http://schemas.openxmlformats.org/wordprocessingml/2006/main" xmlns:w14="http://schemas.microsoft.com/office/word/2010/wordml" xmlns:w15="http://schemas.microsoft.com/office/word/2012/wordml" xmlns:w16cex="http://schemas.microsoft.com/office/word/2018/wordml/cex" xmlns:w16cid="http://schemas.microsoft.com/office/word/2016/wordml/cid" xmlns:w16="http://schemas.microsoft.com/office/word/2018/wordml" xmlns:w16du="http://schemas.microsoft.com/office/word/2023/wordml/word16du" xmlns:w16sdtdh="http://schemas.microsoft.com/office/word/2020/wordml/sdtdatahash" xmlns:w16sdtfl="http://schemas.microsoft.com/office/word/2024/wordml/sdtformatlock" xmlns:w16se="http://schemas.microsoft.com/office/word/2015/wordml/symex" xmlns:wpg="http://schemas.microsoft.com/office/word/2010/wordprocessingGroup" xmlns:wpi="http://schemas.microsoft.com/office/word/2010/wordprocessingInk" xmlns:wne="http://schemas.microsoft.com/office/word/2006/wordml" xmlns:wps="http://schemas.microsoft.com/office/word/2010/wordprocessingShape" mc:Ignorable="w14 w15 w16se w16cid w16 w16cex w16sdtdh w16sdtfl w16du wp14">
+<w:document xmlns:wpc="http://schemas.microsoft.com/office/word/2010/wordprocessingCanvas" xmlns:cx="http://schemas.microsoft.com/office/drawing/2014/chartex" xmlns:cx1="http://schemas.microsoft.com/office/drawing/2015/9/8/chartex" xmlns:cx2="http://schemas.microsoft.com/office/drawing/2015/10/21/chartex" xmlns:cx3="http://schemas.microsoft.com/office/drawing/2016/5/9/chartex" xmlns:cx4="http://schemas.microsoft.com/office/drawing/2016/5/10/chartex" xmlns:cx5="http://schemas.microsoft.com/office/drawing/2016/5/11/chartex" xmlns:cx6="http://schemas.microsoft.com/office/drawing/2016/5/12/chartex" xmlns:cx7="http://schemas.microsoft.com/office/drawing/2016/5/13/chartex" xmlns:cx8="http://schemas.microsoft.com/office/drawing/2016/5/14/chartex" xmlns:mc="http://schemas.openxmlformats.org/markup-compatibility/2006" xmlns:aink="http://schemas.microsoft.com/office/drawing/2016/ink" xmlns:am3d="http://schemas.microsoft.com/office/drawing/2017/model3d" xmlns:o="urn:schemas-microsoft-com:office:office" xmlns:oel="http://schemas.microsoft.com/office/2019/extlst" xmlns:r="http://schemas.openxmlformats.org/officeDocument/2006/relationships" xmlns:m="http://schemas.openxmlformats.org/officeDocument/2006/math" xmlns:v="urn:schemas-microsoft-com:vml" xmlns:wp14="http://schemas.microsoft.com/office/word/2010/wordprocessingDrawing" xmlns:wp="http://schemas.openxmlformats.org/drawingml/2006/wordprocessingDrawing" xmlns:w10="urn:schemas-microsoft-com:office:word" xmlns:w="http://schemas.openxmlformats.org/wordprocessingml/2006/main" xmlns:w14="http://schemas.microsoft.com/office/word/2010/wordml" xmlns:w15="http://schemas.microsoft.com/office/word/2012/wordml" xmlns:w16cex="http://schemas.microsoft.com/office/word/2018/wordml/cex" xmlns:w16cid="http://schemas.microsoft.com/office/word/2016/wordml/cid" xmlns:w16="http://schemas.microsoft.com/office/word/2018/wordml" xmlns:w16sdtdh="http://schemas.microsoft.com/office/word/2020/wordml/sdtdatahash" xmlns:w16se="http://schemas.microsoft.com/office/word/2015/wordml/symex" xmlns:wpg="http://schemas.microsoft.com/office/word/2010/wordprocessingGroup" xmlns:wpi="http://schemas.microsoft.com/office/word/2010/wordprocessingInk" xmlns:wne="http://schemas.microsoft.com/office/word/2006/wordml" xmlns:wps="http://schemas.microsoft.com/office/word/2010/wordprocessingShape" mc:Ignorable="w14 w15 w16se w16cid w16 w16cex w16sdtdh wp14">
   <w:body>
     <w:p>
       <w:pPr>
@@ -445,7 +445,15 @@
                                       <w:bCs/>
                                       <w:sz w:val="12"/>
                                     </w:rPr>
-                                    <w:t>{{ total</w:t>
+                                    <w:t xml:space="preserve">{{ </w:t>
+                                  </w:r>
+                                  <w:proofErr w:type="spellStart"/>
+                                  <w:r>
+                                    <w:rPr>
+                                      <w:bCs/>
+                                      <w:sz w:val="12"/>
+                                    </w:rPr>
+                                    <w:t>total</w:t>
                                   </w:r>
                                   <w:proofErr w:type="gramEnd"/>
                                   <w:r>
@@ -453,7 +461,15 @@
                                       <w:bCs/>
                                       <w:sz w:val="12"/>
                                     </w:rPr>
-                                    <w:t>_volume }}</w:t>
+                                    <w:t>_volume</w:t>
+                                  </w:r>
+                                  <w:proofErr w:type="spellEnd"/>
+                                  <w:r>
+                                    <w:rPr>
+                                      <w:bCs/>
+                                      <w:sz w:val="12"/>
+                                    </w:rPr>
+                                    <w:t xml:space="preserve"> }}</w:t>
                                   </w:r>
                                 </w:p>
                               </w:tc>
@@ -527,7 +543,15 @@
                                       <w:bCs/>
                                       <w:sz w:val="12"/>
                                     </w:rPr>
-                                    <w:t>{{ total</w:t>
+                                    <w:t xml:space="preserve">{{ </w:t>
+                                  </w:r>
+                                  <w:proofErr w:type="spellStart"/>
+                                  <w:r>
+                                    <w:rPr>
+                                      <w:bCs/>
+                                      <w:sz w:val="12"/>
+                                    </w:rPr>
+                                    <w:t>total</w:t>
                                   </w:r>
                                   <w:proofErr w:type="gramEnd"/>
                                   <w:r>
@@ -535,7 +559,15 @@
                                       <w:bCs/>
                                       <w:sz w:val="12"/>
                                     </w:rPr>
-                                    <w:t>_blocks }}</w:t>
+                                    <w:t>_blocks</w:t>
+                                  </w:r>
+                                  <w:proofErr w:type="spellEnd"/>
+                                  <w:r>
+                                    <w:rPr>
+                                      <w:bCs/>
+                                      <w:sz w:val="12"/>
+                                    </w:rPr>
+                                    <w:t xml:space="preserve"> }}</w:t>
                                   </w:r>
                                 </w:p>
                               </w:tc>
@@ -794,7 +826,15 @@
                                 <w:bCs/>
                                 <w:sz w:val="12"/>
                               </w:rPr>
-                              <w:t>{{ total</w:t>
+                              <w:t xml:space="preserve">{{ </w:t>
+                            </w:r>
+                            <w:proofErr w:type="spellStart"/>
+                            <w:r>
+                              <w:rPr>
+                                <w:bCs/>
+                                <w:sz w:val="12"/>
+                              </w:rPr>
+                              <w:t>total</w:t>
                             </w:r>
                             <w:proofErr w:type="gramEnd"/>
                             <w:r>
@@ -802,7 +842,15 @@
                                 <w:bCs/>
                                 <w:sz w:val="12"/>
                               </w:rPr>
-                              <w:t>_volume }}</w:t>
+                              <w:t>_volume</w:t>
+                            </w:r>
+                            <w:proofErr w:type="spellEnd"/>
+                            <w:r>
+                              <w:rPr>
+                                <w:bCs/>
+                                <w:sz w:val="12"/>
+                              </w:rPr>
+                              <w:t xml:space="preserve"> }}</w:t>
                             </w:r>
                           </w:p>
                         </w:tc>
@@ -876,7 +924,15 @@
                                 <w:bCs/>
                                 <w:sz w:val="12"/>
                               </w:rPr>
-                              <w:t>{{ total</w:t>
+                              <w:t xml:space="preserve">{{ </w:t>
+                            </w:r>
+                            <w:proofErr w:type="spellStart"/>
+                            <w:r>
+                              <w:rPr>
+                                <w:bCs/>
+                                <w:sz w:val="12"/>
+                              </w:rPr>
+                              <w:t>total</w:t>
                             </w:r>
                             <w:proofErr w:type="gramEnd"/>
                             <w:r>
@@ -884,7 +940,15 @@
                                 <w:bCs/>
                                 <w:sz w:val="12"/>
                               </w:rPr>
-                              <w:t>_blocks }}</w:t>
+                              <w:t>_blocks</w:t>
+                            </w:r>
+                            <w:proofErr w:type="spellEnd"/>
+                            <w:r>
+                              <w:rPr>
+                                <w:bCs/>
+                                <w:sz w:val="12"/>
+                              </w:rPr>
+                              <w:t xml:space="preserve"> }}</w:t>
                             </w:r>
                           </w:p>
                         </w:tc>
@@ -1320,14 +1384,28 @@
                                     <w:rPr>
                                       <w:sz w:val="12"/>
                                     </w:rPr>
-                                    <w:t>{{ form</w:t>
+                                    <w:t xml:space="preserve">{{ </w:t>
+                                  </w:r>
+                                  <w:proofErr w:type="spellStart"/>
+                                  <w:r>
+                                    <w:rPr>
+                                      <w:sz w:val="12"/>
+                                    </w:rPr>
+                                    <w:t>form</w:t>
                                   </w:r>
                                   <w:proofErr w:type="gramEnd"/>
                                   <w:r>
                                     <w:rPr>
                                       <w:sz w:val="12"/>
                                     </w:rPr>
-                                    <w:t>_ap_no }}</w:t>
+                                    <w:t>_ap_no</w:t>
+                                  </w:r>
+                                  <w:proofErr w:type="spellEnd"/>
+                                  <w:r>
+                                    <w:rPr>
+                                      <w:sz w:val="12"/>
+                                    </w:rPr>
+                                    <w:t xml:space="preserve"> }}</w:t>
                                   </w:r>
                                 </w:p>
                               </w:tc>
@@ -1377,19 +1455,25 @@
                                     </w:rPr>
                                     <w:t xml:space="preserve"> </w:t>
                                   </w:r>
-                                  <w:proofErr w:type="gramStart"/>
-                                  <w:r>
-                                    <w:rPr>
-                                      <w:sz w:val="12"/>
-                                    </w:rPr>
-                                    <w:t>{{ sr</w:t>
-                                  </w:r>
-                                  <w:proofErr w:type="gramEnd"/>
-                                  <w:r>
-                                    <w:rPr>
-                                      <w:sz w:val="12"/>
-                                    </w:rPr>
-                                    <w:t>_no }}</w:t>
+                                  <w:r>
+                                    <w:rPr>
+                                      <w:sz w:val="12"/>
+                                    </w:rPr>
+                                    <w:t xml:space="preserve">{{ </w:t>
+                                  </w:r>
+                                  <w:proofErr w:type="spellStart"/>
+                                  <w:r>
+                                    <w:rPr>
+                                      <w:sz w:val="12"/>
+                                    </w:rPr>
+                                    <w:t>sr_no</w:t>
+                                  </w:r>
+                                  <w:proofErr w:type="spellEnd"/>
+                                  <w:r>
+                                    <w:rPr>
+                                      <w:sz w:val="12"/>
+                                    </w:rPr>
+                                    <w:t xml:space="preserve"> }}</w:t>
                                   </w:r>
                                 </w:p>
                               </w:tc>
@@ -1496,28 +1580,28 @@
                                     <w:rPr>
                                       <w:sz w:val="12"/>
                                     </w:rPr>
-                                    <w:t>{{ mdp</w:t>
+                                    <w:t xml:space="preserve">{{ </w:t>
+                                  </w:r>
+                                  <w:proofErr w:type="spellStart"/>
+                                  <w:r>
+                                    <w:rPr>
+                                      <w:sz w:val="12"/>
+                                    </w:rPr>
+                                    <w:t>mdp</w:t>
                                   </w:r>
                                   <w:proofErr w:type="gramEnd"/>
                                   <w:r>
                                     <w:rPr>
                                       <w:sz w:val="12"/>
                                     </w:rPr>
-                                    <w:t>_</w:t>
-                                  </w:r>
-                                  <w:proofErr w:type="gramStart"/>
-                                  <w:r>
-                                    <w:rPr>
-                                      <w:sz w:val="12"/>
-                                    </w:rPr>
-                                    <w:t>no }</w:t>
-                                  </w:r>
-                                  <w:proofErr w:type="gramEnd"/>
-                                  <w:r>
-                                    <w:rPr>
-                                      <w:sz w:val="12"/>
-                                    </w:rPr>
-                                    <w:t>}</w:t>
+                                    <w:t>_no</w:t>
+                                  </w:r>
+                                  <w:proofErr w:type="spellEnd"/>
+                                  <w:r>
+                                    <w:rPr>
+                                      <w:sz w:val="12"/>
+                                    </w:rPr>
+                                    <w:t xml:space="preserve"> }}</w:t>
                                   </w:r>
                                   <w:r>
                                     <w:rPr>
@@ -1548,7 +1632,21 @@
                                     <w:rPr>
                                       <w:sz w:val="12"/>
                                     </w:rPr>
-                                    <w:t>{{start_date_time}}</w:t>
+                                    <w:t>{{</w:t>
+                                  </w:r>
+                                  <w:proofErr w:type="spellStart"/>
+                                  <w:r>
+                                    <w:rPr>
+                                      <w:sz w:val="12"/>
+                                    </w:rPr>
+                                    <w:t>start_date_time</w:t>
+                                  </w:r>
+                                  <w:proofErr w:type="spellEnd"/>
+                                  <w:r>
+                                    <w:rPr>
+                                      <w:sz w:val="12"/>
+                                    </w:rPr>
+                                    <w:t>}}</w:t>
                                   </w:r>
                                 </w:p>
                               </w:tc>
@@ -1657,14 +1755,28 @@
                                     <w:rPr>
                                       <w:sz w:val="12"/>
                                     </w:rPr>
-                                    <w:t>{{ lease</w:t>
+                                    <w:t xml:space="preserve">{{ </w:t>
+                                  </w:r>
+                                  <w:proofErr w:type="spellStart"/>
+                                  <w:r>
+                                    <w:rPr>
+                                      <w:sz w:val="12"/>
+                                    </w:rPr>
+                                    <w:t>lease</w:t>
                                   </w:r>
                                   <w:proofErr w:type="gramEnd"/>
                                   <w:r>
                                     <w:rPr>
                                       <w:sz w:val="12"/>
                                     </w:rPr>
-                                    <w:t>_no }}</w:t>
+                                    <w:t>_no</w:t>
+                                  </w:r>
+                                  <w:proofErr w:type="spellEnd"/>
+                                  <w:r>
+                                    <w:rPr>
+                                      <w:sz w:val="12"/>
+                                    </w:rPr>
+                                    <w:t xml:space="preserve"> }}</w:t>
                                   </w:r>
                                 </w:p>
                               </w:tc>
@@ -1830,7 +1942,16 @@
                                       <w:bCs/>
                                       <w:sz w:val="12"/>
                                     </w:rPr>
-                                    <w:t>{{ lease</w:t>
+                                    <w:t xml:space="preserve">{{ </w:t>
+                                  </w:r>
+                                  <w:proofErr w:type="spellStart"/>
+                                  <w:r>
+                                    <w:rPr>
+                                      <w:b/>
+                                      <w:bCs/>
+                                      <w:sz w:val="12"/>
+                                    </w:rPr>
+                                    <w:t>lease</w:t>
                                   </w:r>
                                   <w:proofErr w:type="gramEnd"/>
                                   <w:r>
@@ -1839,7 +1960,16 @@
                                       <w:bCs/>
                                       <w:sz w:val="12"/>
                                     </w:rPr>
-                                    <w:t>_name }}</w:t>
+                                    <w:t>_name</w:t>
+                                  </w:r>
+                                  <w:proofErr w:type="spellEnd"/>
+                                  <w:r>
+                                    <w:rPr>
+                                      <w:b/>
+                                      <w:bCs/>
+                                      <w:sz w:val="12"/>
+                                    </w:rPr>
+                                    <w:t xml:space="preserve"> }}</w:t>
                                   </w:r>
                                 </w:p>
                               </w:tc>
@@ -1908,14 +2038,28 @@
                                     <w:rPr>
                                       <w:sz w:val="12"/>
                                     </w:rPr>
-                                    <w:t>{{ type</w:t>
+                                    <w:t xml:space="preserve">{{ </w:t>
+                                  </w:r>
+                                  <w:proofErr w:type="spellStart"/>
+                                  <w:r>
+                                    <w:rPr>
+                                      <w:sz w:val="12"/>
+                                    </w:rPr>
+                                    <w:t>type</w:t>
                                   </w:r>
                                   <w:proofErr w:type="gramEnd"/>
                                   <w:r>
                                     <w:rPr>
                                       <w:sz w:val="12"/>
                                     </w:rPr>
-                                    <w:t>_of_land }}</w:t>
+                                    <w:t>_of_land</w:t>
+                                  </w:r>
+                                  <w:proofErr w:type="spellEnd"/>
+                                  <w:r>
+                                    <w:rPr>
+                                      <w:sz w:val="12"/>
+                                    </w:rPr>
+                                    <w:t xml:space="preserve"> }}</w:t>
                                   </w:r>
                                 </w:p>
                               </w:tc>
@@ -2057,19 +2201,25 @@
                                     </w:rPr>
                                     <w:t xml:space="preserve"> </w:t>
                                   </w:r>
-                                  <w:proofErr w:type="gramStart"/>
-                                  <w:r>
-                                    <w:rPr>
-                                      <w:sz w:val="12"/>
-                                    </w:rPr>
-                                    <w:t>{{ gst</w:t>
-                                  </w:r>
-                                  <w:proofErr w:type="gramEnd"/>
-                                  <w:r>
-                                    <w:rPr>
-                                      <w:sz w:val="12"/>
-                                    </w:rPr>
-                                    <w:t>_no }}</w:t>
+                                  <w:r>
+                                    <w:rPr>
+                                      <w:sz w:val="12"/>
+                                    </w:rPr>
+                                    <w:t xml:space="preserve">{{ </w:t>
+                                  </w:r>
+                                  <w:proofErr w:type="spellStart"/>
+                                  <w:r>
+                                    <w:rPr>
+                                      <w:sz w:val="12"/>
+                                    </w:rPr>
+                                    <w:t>gst_no</w:t>
+                                  </w:r>
+                                  <w:proofErr w:type="spellEnd"/>
+                                  <w:r>
+                                    <w:rPr>
+                                      <w:sz w:val="12"/>
+                                    </w:rPr>
+                                    <w:t xml:space="preserve"> }}</w:t>
                                   </w:r>
                                 </w:p>
                               </w:tc>
@@ -2159,14 +2309,28 @@
                                     <w:rPr>
                                       <w:sz w:val="12"/>
                                     </w:rPr>
-                                    <w:t>{{ taluk</w:t>
+                                    <w:t xml:space="preserve">{{ </w:t>
+                                  </w:r>
+                                  <w:proofErr w:type="spellStart"/>
+                                  <w:r>
+                                    <w:rPr>
+                                      <w:sz w:val="12"/>
+                                    </w:rPr>
+                                    <w:t>taluk</w:t>
                                   </w:r>
                                   <w:proofErr w:type="gramEnd"/>
                                   <w:r>
                                     <w:rPr>
                                       <w:sz w:val="12"/>
                                     </w:rPr>
-                                    <w:t>_district }}</w:t>
+                                    <w:t>_district</w:t>
+                                  </w:r>
+                                  <w:proofErr w:type="spellEnd"/>
+                                  <w:r>
+                                    <w:rPr>
+                                      <w:sz w:val="12"/>
+                                    </w:rPr>
+                                    <w:t xml:space="preserve"> }}</w:t>
                                   </w:r>
                                 </w:p>
                               </w:tc>
@@ -2200,14 +2364,28 @@
                                     <w:rPr>
                                       <w:sz w:val="12"/>
                                     </w:rPr>
-                                    <w:t>{{ loading</w:t>
+                                    <w:t xml:space="preserve">{{ </w:t>
+                                  </w:r>
+                                  <w:proofErr w:type="spellStart"/>
+                                  <w:r>
+                                    <w:rPr>
+                                      <w:sz w:val="12"/>
+                                    </w:rPr>
+                                    <w:t>loading</w:t>
                                   </w:r>
                                   <w:proofErr w:type="gramEnd"/>
                                   <w:r>
                                     <w:rPr>
                                       <w:sz w:val="12"/>
                                     </w:rPr>
-                                    <w:t>_place }}</w:t>
+                                    <w:t>_place</w:t>
+                                  </w:r>
+                                  <w:proofErr w:type="spellEnd"/>
+                                  <w:r>
+                                    <w:rPr>
+                                      <w:sz w:val="12"/>
+                                    </w:rPr>
+                                    <w:t xml:space="preserve"> }}</w:t>
                                   </w:r>
                                 </w:p>
                               </w:tc>
@@ -2358,14 +2536,28 @@
                                     <w:rPr>
                                       <w:sz w:val="12"/>
                                     </w:rPr>
-                                    <w:t>{{ mdp</w:t>
+                                    <w:t xml:space="preserve">{{ </w:t>
+                                  </w:r>
+                                  <w:proofErr w:type="spellStart"/>
+                                  <w:r>
+                                    <w:rPr>
+                                      <w:sz w:val="12"/>
+                                    </w:rPr>
+                                    <w:t>mdp</w:t>
                                   </w:r>
                                   <w:proofErr w:type="gramEnd"/>
                                   <w:r>
                                     <w:rPr>
                                       <w:sz w:val="12"/>
                                     </w:rPr>
-                                    <w:t>_type }}</w:t>
+                                    <w:t>_type</w:t>
+                                  </w:r>
+                                  <w:proofErr w:type="spellEnd"/>
+                                  <w:r>
+                                    <w:rPr>
+                                      <w:sz w:val="12"/>
+                                    </w:rPr>
+                                    <w:t xml:space="preserve"> }}</w:t>
                                   </w:r>
                                 </w:p>
                               </w:tc>
@@ -2597,14 +2789,28 @@
                                     <w:rPr>
                                       <w:sz w:val="12"/>
                                     </w:rPr>
-                                    <w:t>{{ form</w:t>
+                                    <w:t xml:space="preserve">{{ </w:t>
+                                  </w:r>
+                                  <w:proofErr w:type="spellStart"/>
+                                  <w:r>
+                                    <w:rPr>
+                                      <w:sz w:val="12"/>
+                                    </w:rPr>
+                                    <w:t>form</w:t>
                                   </w:r>
                                   <w:proofErr w:type="gramEnd"/>
                                   <w:r>
                                     <w:rPr>
                                       <w:sz w:val="12"/>
                                     </w:rPr>
-                                    <w:t>_ap_purpose }}</w:t>
+                                    <w:t>_ap_purpose</w:t>
+                                  </w:r>
+                                  <w:proofErr w:type="spellEnd"/>
+                                  <w:r>
+                                    <w:rPr>
+                                      <w:sz w:val="12"/>
+                                    </w:rPr>
+                                    <w:t xml:space="preserve"> }}</w:t>
                                   </w:r>
                                 </w:p>
                               </w:tc>
@@ -2741,14 +2947,28 @@
                                     <w:rPr>
                                       <w:sz w:val="12"/>
                                     </w:rPr>
-                                    <w:t>{{ mineral</w:t>
+                                    <w:t xml:space="preserve">{{ </w:t>
+                                  </w:r>
+                                  <w:proofErr w:type="spellStart"/>
+                                  <w:r>
+                                    <w:rPr>
+                                      <w:sz w:val="12"/>
+                                    </w:rPr>
+                                    <w:t>mineral</w:t>
                                   </w:r>
                                   <w:proofErr w:type="gramEnd"/>
                                   <w:r>
                                     <w:rPr>
                                       <w:sz w:val="12"/>
                                     </w:rPr>
-                                    <w:t>_grade }}</w:t>
+                                    <w:t>_grade</w:t>
+                                  </w:r>
+                                  <w:proofErr w:type="spellEnd"/>
+                                  <w:r>
+                                    <w:rPr>
+                                      <w:sz w:val="12"/>
+                                    </w:rPr>
+                                    <w:t xml:space="preserve"> }}</w:t>
                                   </w:r>
                                 </w:p>
                               </w:tc>
@@ -2862,7 +3082,15 @@
                                       <w:b/>
                                       <w:sz w:val="12"/>
                                     </w:rPr>
-                                    <w:t>{{ total</w:t>
+                                    <w:t xml:space="preserve">{{ </w:t>
+                                  </w:r>
+                                  <w:proofErr w:type="spellStart"/>
+                                  <w:r>
+                                    <w:rPr>
+                                      <w:b/>
+                                      <w:sz w:val="12"/>
+                                    </w:rPr>
+                                    <w:t>total</w:t>
                                   </w:r>
                                   <w:proofErr w:type="gramEnd"/>
                                   <w:r>
@@ -2870,7 +3098,15 @@
                                       <w:b/>
                                       <w:sz w:val="12"/>
                                     </w:rPr>
-                                    <w:t>_amount_paid }}</w:t>
+                                    <w:t>_amount_paid</w:t>
+                                  </w:r>
+                                  <w:proofErr w:type="spellEnd"/>
+                                  <w:r>
+                                    <w:rPr>
+                                      <w:b/>
+                                      <w:sz w:val="12"/>
+                                    </w:rPr>
+                                    <w:t xml:space="preserve"> }}</w:t>
                                   </w:r>
                                 </w:p>
                               </w:tc>
@@ -3256,7 +3492,23 @@
                                       <w:rFonts w:ascii="Times New Roman"/>
                                       <w:sz w:val="12"/>
                                     </w:rPr>
-                                    <w:t>{{qr_code}}</w:t>
+                                    <w:t>{{</w:t>
+                                  </w:r>
+                                  <w:proofErr w:type="spellStart"/>
+                                  <w:r>
+                                    <w:rPr>
+                                      <w:rFonts w:ascii="Times New Roman"/>
+                                      <w:sz w:val="12"/>
+                                    </w:rPr>
+                                    <w:t>qr_code</w:t>
+                                  </w:r>
+                                  <w:proofErr w:type="spellEnd"/>
+                                  <w:r>
+                                    <w:rPr>
+                                      <w:rFonts w:ascii="Times New Roman"/>
+                                      <w:sz w:val="12"/>
+                                    </w:rPr>
+                                    <w:t>}}</w:t>
                                   </w:r>
                                 </w:p>
                               </w:tc>
@@ -3358,14 +3610,28 @@
                                     <w:rPr>
                                       <w:sz w:val="12"/>
                                     </w:rPr>
-                                    <w:t>{{ check</w:t>
+                                    <w:t xml:space="preserve">{{ </w:t>
+                                  </w:r>
+                                  <w:proofErr w:type="spellStart"/>
+                                  <w:r>
+                                    <w:rPr>
+                                      <w:sz w:val="12"/>
+                                    </w:rPr>
+                                    <w:t>check</w:t>
                                   </w:r>
                                   <w:proofErr w:type="gramEnd"/>
                                   <w:r>
                                     <w:rPr>
                                       <w:sz w:val="12"/>
                                     </w:rPr>
-                                    <w:t>_post }}</w:t>
+                                    <w:t>_post</w:t>
+                                  </w:r>
+                                  <w:proofErr w:type="spellEnd"/>
+                                  <w:r>
+                                    <w:rPr>
+                                      <w:sz w:val="12"/>
+                                    </w:rPr>
+                                    <w:t xml:space="preserve"> }}</w:t>
                                   </w:r>
                                 </w:p>
                               </w:tc>
@@ -3485,14 +3751,28 @@
                                     <w:rPr>
                                       <w:sz w:val="12"/>
                                     </w:rPr>
-                                    <w:t>{{ vehicle</w:t>
+                                    <w:t xml:space="preserve">{{ </w:t>
+                                  </w:r>
+                                  <w:proofErr w:type="spellStart"/>
+                                  <w:r>
+                                    <w:rPr>
+                                      <w:sz w:val="12"/>
+                                    </w:rPr>
+                                    <w:t>vehicle</w:t>
                                   </w:r>
                                   <w:proofErr w:type="gramEnd"/>
                                   <w:r>
                                     <w:rPr>
                                       <w:sz w:val="12"/>
                                     </w:rPr>
-                                    <w:t>_no }}</w:t>
+                                    <w:t>_no</w:t>
+                                  </w:r>
+                                  <w:proofErr w:type="spellEnd"/>
+                                  <w:r>
+                                    <w:rPr>
+                                      <w:sz w:val="12"/>
+                                    </w:rPr>
+                                    <w:t xml:space="preserve"> }}</w:t>
                                   </w:r>
                                 </w:p>
                               </w:tc>
@@ -3600,14 +3880,28 @@
                                     <w:rPr>
                                       <w:sz w:val="12"/>
                                     </w:rPr>
-                                    <w:t>{{ crusher</w:t>
+                                    <w:t xml:space="preserve">{{ </w:t>
+                                  </w:r>
+                                  <w:proofErr w:type="spellStart"/>
+                                  <w:r>
+                                    <w:rPr>
+                                      <w:sz w:val="12"/>
+                                    </w:rPr>
+                                    <w:t>crusher</w:t>
                                   </w:r>
                                   <w:proofErr w:type="gramEnd"/>
                                   <w:r>
                                     <w:rPr>
                                       <w:sz w:val="12"/>
                                     </w:rPr>
-                                    <w:t>_unit }}</w:t>
+                                    <w:t>_unit</w:t>
+                                  </w:r>
+                                  <w:proofErr w:type="spellEnd"/>
+                                  <w:r>
+                                    <w:rPr>
+                                      <w:sz w:val="12"/>
+                                    </w:rPr>
+                                    <w:t xml:space="preserve"> }}</w:t>
                                   </w:r>
                                 </w:p>
                               </w:tc>
@@ -3867,7 +4161,16 @@
                                       <w:bCs/>
                                       <w:sz w:val="12"/>
                                     </w:rPr>
-                                    <w:t>{{ copy</w:t>
+                                    <w:t xml:space="preserve">{{ </w:t>
+                                  </w:r>
+                                  <w:proofErr w:type="spellStart"/>
+                                  <w:r>
+                                    <w:rPr>
+                                      <w:b/>
+                                      <w:bCs/>
+                                      <w:sz w:val="12"/>
+                                    </w:rPr>
+                                    <w:t>copy</w:t>
                                   </w:r>
                                   <w:proofErr w:type="gramEnd"/>
                                   <w:r>
@@ -3876,7 +4179,16 @@
                                       <w:bCs/>
                                       <w:sz w:val="12"/>
                                     </w:rPr>
-                                    <w:t>_type }}</w:t>
+                                    <w:t>_type</w:t>
+                                  </w:r>
+                                  <w:proofErr w:type="spellEnd"/>
+                                  <w:r>
+                                    <w:rPr>
+                                      <w:b/>
+                                      <w:bCs/>
+                                      <w:sz w:val="12"/>
+                                    </w:rPr>
+                                    <w:t xml:space="preserve"> }}</w:t>
                                   </w:r>
                                 </w:p>
                               </w:tc>
@@ -4264,14 +4576,28 @@
                               <w:rPr>
                                 <w:sz w:val="12"/>
                               </w:rPr>
-                              <w:t>{{ form</w:t>
+                              <w:t xml:space="preserve">{{ </w:t>
+                            </w:r>
+                            <w:proofErr w:type="spellStart"/>
+                            <w:r>
+                              <w:rPr>
+                                <w:sz w:val="12"/>
+                              </w:rPr>
+                              <w:t>form</w:t>
                             </w:r>
                             <w:proofErr w:type="gramEnd"/>
                             <w:r>
                               <w:rPr>
                                 <w:sz w:val="12"/>
                               </w:rPr>
-                              <w:t>_ap_no }}</w:t>
+                              <w:t>_ap_no</w:t>
+                            </w:r>
+                            <w:proofErr w:type="spellEnd"/>
+                            <w:r>
+                              <w:rPr>
+                                <w:sz w:val="12"/>
+                              </w:rPr>
+                              <w:t xml:space="preserve"> }}</w:t>
                             </w:r>
                           </w:p>
                         </w:tc>
@@ -4321,19 +4647,25 @@
                               </w:rPr>
                               <w:t xml:space="preserve"> </w:t>
                             </w:r>
-                            <w:proofErr w:type="gramStart"/>
-                            <w:r>
-                              <w:rPr>
-                                <w:sz w:val="12"/>
-                              </w:rPr>
-                              <w:t>{{ sr</w:t>
-                            </w:r>
-                            <w:proofErr w:type="gramEnd"/>
-                            <w:r>
-                              <w:rPr>
-                                <w:sz w:val="12"/>
-                              </w:rPr>
-                              <w:t>_no }}</w:t>
+                            <w:r>
+                              <w:rPr>
+                                <w:sz w:val="12"/>
+                              </w:rPr>
+                              <w:t xml:space="preserve">{{ </w:t>
+                            </w:r>
+                            <w:proofErr w:type="spellStart"/>
+                            <w:r>
+                              <w:rPr>
+                                <w:sz w:val="12"/>
+                              </w:rPr>
+                              <w:t>sr_no</w:t>
+                            </w:r>
+                            <w:proofErr w:type="spellEnd"/>
+                            <w:r>
+                              <w:rPr>
+                                <w:sz w:val="12"/>
+                              </w:rPr>
+                              <w:t xml:space="preserve"> }}</w:t>
                             </w:r>
                           </w:p>
                         </w:tc>
@@ -4440,28 +4772,28 @@
                               <w:rPr>
                                 <w:sz w:val="12"/>
                               </w:rPr>
-                              <w:t>{{ mdp</w:t>
+                              <w:t xml:space="preserve">{{ </w:t>
+                            </w:r>
+                            <w:proofErr w:type="spellStart"/>
+                            <w:r>
+                              <w:rPr>
+                                <w:sz w:val="12"/>
+                              </w:rPr>
+                              <w:t>mdp</w:t>
                             </w:r>
                             <w:proofErr w:type="gramEnd"/>
                             <w:r>
                               <w:rPr>
                                 <w:sz w:val="12"/>
                               </w:rPr>
-                              <w:t>_</w:t>
-                            </w:r>
-                            <w:proofErr w:type="gramStart"/>
-                            <w:r>
-                              <w:rPr>
-                                <w:sz w:val="12"/>
-                              </w:rPr>
-                              <w:t>no }</w:t>
-                            </w:r>
-                            <w:proofErr w:type="gramEnd"/>
-                            <w:r>
-                              <w:rPr>
-                                <w:sz w:val="12"/>
-                              </w:rPr>
-                              <w:t>}</w:t>
+                              <w:t>_no</w:t>
+                            </w:r>
+                            <w:proofErr w:type="spellEnd"/>
+                            <w:r>
+                              <w:rPr>
+                                <w:sz w:val="12"/>
+                              </w:rPr>
+                              <w:t xml:space="preserve"> }}</w:t>
                             </w:r>
                             <w:r>
                               <w:rPr>
@@ -4492,7 +4824,21 @@
                               <w:rPr>
                                 <w:sz w:val="12"/>
                               </w:rPr>
-                              <w:t>{{start_date_time}}</w:t>
+                              <w:t>{{</w:t>
+                            </w:r>
+                            <w:proofErr w:type="spellStart"/>
+                            <w:r>
+                              <w:rPr>
+                                <w:sz w:val="12"/>
+                              </w:rPr>
+                              <w:t>start_date_time</w:t>
+                            </w:r>
+                            <w:proofErr w:type="spellEnd"/>
+                            <w:r>
+                              <w:rPr>
+                                <w:sz w:val="12"/>
+                              </w:rPr>
+                              <w:t>}}</w:t>
                             </w:r>
                           </w:p>
                         </w:tc>
@@ -4601,14 +4947,28 @@
                               <w:rPr>
                                 <w:sz w:val="12"/>
                               </w:rPr>
-                              <w:t>{{ lease</w:t>
+                              <w:t xml:space="preserve">{{ </w:t>
+                            </w:r>
+                            <w:proofErr w:type="spellStart"/>
+                            <w:r>
+                              <w:rPr>
+                                <w:sz w:val="12"/>
+                              </w:rPr>
+                              <w:t>lease</w:t>
                             </w:r>
                             <w:proofErr w:type="gramEnd"/>
                             <w:r>
                               <w:rPr>
                                 <w:sz w:val="12"/>
                               </w:rPr>
-                              <w:t>_no }}</w:t>
+                              <w:t>_no</w:t>
+                            </w:r>
+                            <w:proofErr w:type="spellEnd"/>
+                            <w:r>
+                              <w:rPr>
+                                <w:sz w:val="12"/>
+                              </w:rPr>
+                              <w:t xml:space="preserve"> }}</w:t>
                             </w:r>
                           </w:p>
                         </w:tc>
@@ -4774,7 +5134,16 @@
                                 <w:bCs/>
                                 <w:sz w:val="12"/>
                               </w:rPr>
-                              <w:t>{{ lease</w:t>
+                              <w:t xml:space="preserve">{{ </w:t>
+                            </w:r>
+                            <w:proofErr w:type="spellStart"/>
+                            <w:r>
+                              <w:rPr>
+                                <w:b/>
+                                <w:bCs/>
+                                <w:sz w:val="12"/>
+                              </w:rPr>
+                              <w:t>lease</w:t>
                             </w:r>
                             <w:proofErr w:type="gramEnd"/>
                             <w:r>
@@ -4783,7 +5152,16 @@
                                 <w:bCs/>
                                 <w:sz w:val="12"/>
                               </w:rPr>
-                              <w:t>_name }}</w:t>
+                              <w:t>_name</w:t>
+                            </w:r>
+                            <w:proofErr w:type="spellEnd"/>
+                            <w:r>
+                              <w:rPr>
+                                <w:b/>
+                                <w:bCs/>
+                                <w:sz w:val="12"/>
+                              </w:rPr>
+                              <w:t xml:space="preserve"> }}</w:t>
                             </w:r>
                           </w:p>
                         </w:tc>
@@ -4852,14 +5230,28 @@
                               <w:rPr>
                                 <w:sz w:val="12"/>
                               </w:rPr>
-                              <w:t>{{ type</w:t>
+                              <w:t xml:space="preserve">{{ </w:t>
+                            </w:r>
+                            <w:proofErr w:type="spellStart"/>
+                            <w:r>
+                              <w:rPr>
+                                <w:sz w:val="12"/>
+                              </w:rPr>
+                              <w:t>type</w:t>
                             </w:r>
                             <w:proofErr w:type="gramEnd"/>
                             <w:r>
                               <w:rPr>
                                 <w:sz w:val="12"/>
                               </w:rPr>
-                              <w:t>_of_land }}</w:t>
+                              <w:t>_of_land</w:t>
+                            </w:r>
+                            <w:proofErr w:type="spellEnd"/>
+                            <w:r>
+                              <w:rPr>
+                                <w:sz w:val="12"/>
+                              </w:rPr>
+                              <w:t xml:space="preserve"> }}</w:t>
                             </w:r>
                           </w:p>
                         </w:tc>
@@ -5001,19 +5393,25 @@
                               </w:rPr>
                               <w:t xml:space="preserve"> </w:t>
                             </w:r>
-                            <w:proofErr w:type="gramStart"/>
-                            <w:r>
-                              <w:rPr>
-                                <w:sz w:val="12"/>
-                              </w:rPr>
-                              <w:t>{{ gst</w:t>
-                            </w:r>
-                            <w:proofErr w:type="gramEnd"/>
-                            <w:r>
-                              <w:rPr>
-                                <w:sz w:val="12"/>
-                              </w:rPr>
-                              <w:t>_no }}</w:t>
+                            <w:r>
+                              <w:rPr>
+                                <w:sz w:val="12"/>
+                              </w:rPr>
+                              <w:t xml:space="preserve">{{ </w:t>
+                            </w:r>
+                            <w:proofErr w:type="spellStart"/>
+                            <w:r>
+                              <w:rPr>
+                                <w:sz w:val="12"/>
+                              </w:rPr>
+                              <w:t>gst_no</w:t>
+                            </w:r>
+                            <w:proofErr w:type="spellEnd"/>
+                            <w:r>
+                              <w:rPr>
+                                <w:sz w:val="12"/>
+                              </w:rPr>
+                              <w:t xml:space="preserve"> }}</w:t>
                             </w:r>
                           </w:p>
                         </w:tc>
@@ -5103,14 +5501,28 @@
                               <w:rPr>
                                 <w:sz w:val="12"/>
                               </w:rPr>
-                              <w:t>{{ taluk</w:t>
+                              <w:t xml:space="preserve">{{ </w:t>
+                            </w:r>
+                            <w:proofErr w:type="spellStart"/>
+                            <w:r>
+                              <w:rPr>
+                                <w:sz w:val="12"/>
+                              </w:rPr>
+                              <w:t>taluk</w:t>
                             </w:r>
                             <w:proofErr w:type="gramEnd"/>
                             <w:r>
                               <w:rPr>
                                 <w:sz w:val="12"/>
                               </w:rPr>
-                              <w:t>_district }}</w:t>
+                              <w:t>_district</w:t>
+                            </w:r>
+                            <w:proofErr w:type="spellEnd"/>
+                            <w:r>
+                              <w:rPr>
+                                <w:sz w:val="12"/>
+                              </w:rPr>
+                              <w:t xml:space="preserve"> }}</w:t>
                             </w:r>
                           </w:p>
                         </w:tc>
@@ -5144,14 +5556,28 @@
                               <w:rPr>
                                 <w:sz w:val="12"/>
                               </w:rPr>
-                              <w:t>{{ loading</w:t>
+                              <w:t xml:space="preserve">{{ </w:t>
+                            </w:r>
+                            <w:proofErr w:type="spellStart"/>
+                            <w:r>
+                              <w:rPr>
+                                <w:sz w:val="12"/>
+                              </w:rPr>
+                              <w:t>loading</w:t>
                             </w:r>
                             <w:proofErr w:type="gramEnd"/>
                             <w:r>
                               <w:rPr>
                                 <w:sz w:val="12"/>
                               </w:rPr>
-                              <w:t>_place }}</w:t>
+                              <w:t>_place</w:t>
+                            </w:r>
+                            <w:proofErr w:type="spellEnd"/>
+                            <w:r>
+                              <w:rPr>
+                                <w:sz w:val="12"/>
+                              </w:rPr>
+                              <w:t xml:space="preserve"> }}</w:t>
                             </w:r>
                           </w:p>
                         </w:tc>
@@ -5302,14 +5728,28 @@
                               <w:rPr>
                                 <w:sz w:val="12"/>
                               </w:rPr>
-                              <w:t>{{ mdp</w:t>
+                              <w:t xml:space="preserve">{{ </w:t>
+                            </w:r>
+                            <w:proofErr w:type="spellStart"/>
+                            <w:r>
+                              <w:rPr>
+                                <w:sz w:val="12"/>
+                              </w:rPr>
+                              <w:t>mdp</w:t>
                             </w:r>
                             <w:proofErr w:type="gramEnd"/>
                             <w:r>
                               <w:rPr>
                                 <w:sz w:val="12"/>
                               </w:rPr>
-                              <w:t>_type }}</w:t>
+                              <w:t>_type</w:t>
+                            </w:r>
+                            <w:proofErr w:type="spellEnd"/>
+                            <w:r>
+                              <w:rPr>
+                                <w:sz w:val="12"/>
+                              </w:rPr>
+                              <w:t xml:space="preserve"> }}</w:t>
                             </w:r>
                           </w:p>
                         </w:tc>
@@ -5541,14 +5981,28 @@
                               <w:rPr>
                                 <w:sz w:val="12"/>
                               </w:rPr>
-                              <w:t>{{ form</w:t>
+                              <w:t xml:space="preserve">{{ </w:t>
+                            </w:r>
+                            <w:proofErr w:type="spellStart"/>
+                            <w:r>
+                              <w:rPr>
+                                <w:sz w:val="12"/>
+                              </w:rPr>
+                              <w:t>form</w:t>
                             </w:r>
                             <w:proofErr w:type="gramEnd"/>
                             <w:r>
                               <w:rPr>
                                 <w:sz w:val="12"/>
                               </w:rPr>
-                              <w:t>_ap_purpose }}</w:t>
+                              <w:t>_ap_purpose</w:t>
+                            </w:r>
+                            <w:proofErr w:type="spellEnd"/>
+                            <w:r>
+                              <w:rPr>
+                                <w:sz w:val="12"/>
+                              </w:rPr>
+                              <w:t xml:space="preserve"> }}</w:t>
                             </w:r>
                           </w:p>
                         </w:tc>
@@ -5685,14 +6139,28 @@
                               <w:rPr>
                                 <w:sz w:val="12"/>
                               </w:rPr>
-                              <w:t>{{ mineral</w:t>
+                              <w:t xml:space="preserve">{{ </w:t>
+                            </w:r>
+                            <w:proofErr w:type="spellStart"/>
+                            <w:r>
+                              <w:rPr>
+                                <w:sz w:val="12"/>
+                              </w:rPr>
+                              <w:t>mineral</w:t>
                             </w:r>
                             <w:proofErr w:type="gramEnd"/>
                             <w:r>
                               <w:rPr>
                                 <w:sz w:val="12"/>
                               </w:rPr>
-                              <w:t>_grade }}</w:t>
+                              <w:t>_grade</w:t>
+                            </w:r>
+                            <w:proofErr w:type="spellEnd"/>
+                            <w:r>
+                              <w:rPr>
+                                <w:sz w:val="12"/>
+                              </w:rPr>
+                              <w:t xml:space="preserve"> }}</w:t>
                             </w:r>
                           </w:p>
                         </w:tc>
@@ -5806,7 +6274,15 @@
                                 <w:b/>
                                 <w:sz w:val="12"/>
                               </w:rPr>
-                              <w:t>{{ total</w:t>
+                              <w:t xml:space="preserve">{{ </w:t>
+                            </w:r>
+                            <w:proofErr w:type="spellStart"/>
+                            <w:r>
+                              <w:rPr>
+                                <w:b/>
+                                <w:sz w:val="12"/>
+                              </w:rPr>
+                              <w:t>total</w:t>
                             </w:r>
                             <w:proofErr w:type="gramEnd"/>
                             <w:r>
@@ -5814,7 +6290,15 @@
                                 <w:b/>
                                 <w:sz w:val="12"/>
                               </w:rPr>
-                              <w:t>_amount_paid }}</w:t>
+                              <w:t>_amount_paid</w:t>
+                            </w:r>
+                            <w:proofErr w:type="spellEnd"/>
+                            <w:r>
+                              <w:rPr>
+                                <w:b/>
+                                <w:sz w:val="12"/>
+                              </w:rPr>
+                              <w:t xml:space="preserve"> }}</w:t>
                             </w:r>
                           </w:p>
                         </w:tc>
@@ -6200,7 +6684,23 @@
                                 <w:rFonts w:ascii="Times New Roman"/>
                                 <w:sz w:val="12"/>
                               </w:rPr>
-                              <w:t>{{qr_code}}</w:t>
+                              <w:t>{{</w:t>
+                            </w:r>
+                            <w:proofErr w:type="spellStart"/>
+                            <w:r>
+                              <w:rPr>
+                                <w:rFonts w:ascii="Times New Roman"/>
+                                <w:sz w:val="12"/>
+                              </w:rPr>
+                              <w:t>qr_code</w:t>
+                            </w:r>
+                            <w:proofErr w:type="spellEnd"/>
+                            <w:r>
+                              <w:rPr>
+                                <w:rFonts w:ascii="Times New Roman"/>
+                                <w:sz w:val="12"/>
+                              </w:rPr>
+                              <w:t>}}</w:t>
                             </w:r>
                           </w:p>
                         </w:tc>
@@ -6302,14 +6802,28 @@
                               <w:rPr>
                                 <w:sz w:val="12"/>
                               </w:rPr>
-                              <w:t>{{ check</w:t>
+                              <w:t xml:space="preserve">{{ </w:t>
+                            </w:r>
+                            <w:proofErr w:type="spellStart"/>
+                            <w:r>
+                              <w:rPr>
+                                <w:sz w:val="12"/>
+                              </w:rPr>
+                              <w:t>check</w:t>
                             </w:r>
                             <w:proofErr w:type="gramEnd"/>
                             <w:r>
                               <w:rPr>
                                 <w:sz w:val="12"/>
                               </w:rPr>
-                              <w:t>_post }}</w:t>
+                              <w:t>_post</w:t>
+                            </w:r>
+                            <w:proofErr w:type="spellEnd"/>
+                            <w:r>
+                              <w:rPr>
+                                <w:sz w:val="12"/>
+                              </w:rPr>
+                              <w:t xml:space="preserve"> }}</w:t>
                             </w:r>
                           </w:p>
                         </w:tc>
@@ -6429,14 +6943,28 @@
                               <w:rPr>
                                 <w:sz w:val="12"/>
                               </w:rPr>
-                              <w:t>{{ vehicle</w:t>
+                              <w:t xml:space="preserve">{{ </w:t>
+                            </w:r>
+                            <w:proofErr w:type="spellStart"/>
+                            <w:r>
+                              <w:rPr>
+                                <w:sz w:val="12"/>
+                              </w:rPr>
+                              <w:t>vehicle</w:t>
                             </w:r>
                             <w:proofErr w:type="gramEnd"/>
                             <w:r>
                               <w:rPr>
                                 <w:sz w:val="12"/>
                               </w:rPr>
-                              <w:t>_no }}</w:t>
+                              <w:t>_no</w:t>
+                            </w:r>
+                            <w:proofErr w:type="spellEnd"/>
+                            <w:r>
+                              <w:rPr>
+                                <w:sz w:val="12"/>
+                              </w:rPr>
+                              <w:t xml:space="preserve"> }}</w:t>
                             </w:r>
                           </w:p>
                         </w:tc>
@@ -6544,14 +7072,28 @@
                               <w:rPr>
                                 <w:sz w:val="12"/>
                               </w:rPr>
-                              <w:t>{{ crusher</w:t>
+                              <w:t xml:space="preserve">{{ </w:t>
+                            </w:r>
+                            <w:proofErr w:type="spellStart"/>
+                            <w:r>
+                              <w:rPr>
+                                <w:sz w:val="12"/>
+                              </w:rPr>
+                              <w:t>crusher</w:t>
                             </w:r>
                             <w:proofErr w:type="gramEnd"/>
                             <w:r>
                               <w:rPr>
                                 <w:sz w:val="12"/>
                               </w:rPr>
-                              <w:t>_unit }}</w:t>
+                              <w:t>_unit</w:t>
+                            </w:r>
+                            <w:proofErr w:type="spellEnd"/>
+                            <w:r>
+                              <w:rPr>
+                                <w:sz w:val="12"/>
+                              </w:rPr>
+                              <w:t xml:space="preserve"> }}</w:t>
                             </w:r>
                           </w:p>
                         </w:tc>
@@ -6811,7 +7353,16 @@
                                 <w:bCs/>
                                 <w:sz w:val="12"/>
                               </w:rPr>
-                              <w:t>{{ copy</w:t>
+                              <w:t xml:space="preserve">{{ </w:t>
+                            </w:r>
+                            <w:proofErr w:type="spellStart"/>
+                            <w:r>
+                              <w:rPr>
+                                <w:b/>
+                                <w:bCs/>
+                                <w:sz w:val="12"/>
+                              </w:rPr>
+                              <w:t>copy</w:t>
                             </w:r>
                             <w:proofErr w:type="gramEnd"/>
                             <w:r>
@@ -6820,7 +7371,16 @@
                                 <w:bCs/>
                                 <w:sz w:val="12"/>
                               </w:rPr>
-                              <w:t>_type }}</w:t>
+                              <w:t>_type</w:t>
+                            </w:r>
+                            <w:proofErr w:type="spellEnd"/>
+                            <w:r>
+                              <w:rPr>
+                                <w:b/>
+                                <w:bCs/>
+                                <w:sz w:val="12"/>
+                              </w:rPr>
+                              <w:t xml:space="preserve"> }}</w:t>
                             </w:r>
                           </w:p>
                         </w:tc>
@@ -7256,14 +7816,28 @@
                                     <w:rPr>
                                       <w:sz w:val="12"/>
                                     </w:rPr>
-                                    <w:t>{{ form</w:t>
+                                    <w:t xml:space="preserve">{{ </w:t>
+                                  </w:r>
+                                  <w:proofErr w:type="spellStart"/>
+                                  <w:r>
+                                    <w:rPr>
+                                      <w:sz w:val="12"/>
+                                    </w:rPr>
+                                    <w:t>form</w:t>
                                   </w:r>
                                   <w:proofErr w:type="gramEnd"/>
                                   <w:r>
                                     <w:rPr>
                                       <w:sz w:val="12"/>
                                     </w:rPr>
-                                    <w:t>_ap_no }}</w:t>
+                                    <w:t>_ap_no</w:t>
+                                  </w:r>
+                                  <w:proofErr w:type="spellEnd"/>
+                                  <w:r>
+                                    <w:rPr>
+                                      <w:sz w:val="12"/>
+                                    </w:rPr>
+                                    <w:t xml:space="preserve"> }}</w:t>
                                   </w:r>
                                 </w:p>
                               </w:tc>
@@ -7313,19 +7887,25 @@
                                     </w:rPr>
                                     <w:t xml:space="preserve"> </w:t>
                                   </w:r>
-                                  <w:proofErr w:type="gramStart"/>
-                                  <w:r>
-                                    <w:rPr>
-                                      <w:sz w:val="12"/>
-                                    </w:rPr>
-                                    <w:t>{{ sr</w:t>
-                                  </w:r>
-                                  <w:proofErr w:type="gramEnd"/>
-                                  <w:r>
-                                    <w:rPr>
-                                      <w:sz w:val="12"/>
-                                    </w:rPr>
-                                    <w:t>_no }}</w:t>
+                                  <w:r>
+                                    <w:rPr>
+                                      <w:sz w:val="12"/>
+                                    </w:rPr>
+                                    <w:t xml:space="preserve">{{ </w:t>
+                                  </w:r>
+                                  <w:proofErr w:type="spellStart"/>
+                                  <w:r>
+                                    <w:rPr>
+                                      <w:sz w:val="12"/>
+                                    </w:rPr>
+                                    <w:t>sr_no</w:t>
+                                  </w:r>
+                                  <w:proofErr w:type="spellEnd"/>
+                                  <w:r>
+                                    <w:rPr>
+                                      <w:sz w:val="12"/>
+                                    </w:rPr>
+                                    <w:t xml:space="preserve"> }}</w:t>
                                   </w:r>
                                 </w:p>
                               </w:tc>
@@ -7432,28 +8012,28 @@
                                     <w:rPr>
                                       <w:sz w:val="12"/>
                                     </w:rPr>
-                                    <w:t>{{ mdp</w:t>
+                                    <w:t xml:space="preserve">{{ </w:t>
+                                  </w:r>
+                                  <w:proofErr w:type="spellStart"/>
+                                  <w:r>
+                                    <w:rPr>
+                                      <w:sz w:val="12"/>
+                                    </w:rPr>
+                                    <w:t>mdp</w:t>
                                   </w:r>
                                   <w:proofErr w:type="gramEnd"/>
                                   <w:r>
                                     <w:rPr>
                                       <w:sz w:val="12"/>
                                     </w:rPr>
-                                    <w:t>_</w:t>
-                                  </w:r>
-                                  <w:proofErr w:type="gramStart"/>
-                                  <w:r>
-                                    <w:rPr>
-                                      <w:sz w:val="12"/>
-                                    </w:rPr>
-                                    <w:t>no }</w:t>
-                                  </w:r>
-                                  <w:proofErr w:type="gramEnd"/>
-                                  <w:r>
-                                    <w:rPr>
-                                      <w:sz w:val="12"/>
-                                    </w:rPr>
-                                    <w:t>}</w:t>
+                                    <w:t>_no</w:t>
+                                  </w:r>
+                                  <w:proofErr w:type="spellEnd"/>
+                                  <w:r>
+                                    <w:rPr>
+                                      <w:sz w:val="12"/>
+                                    </w:rPr>
+                                    <w:t xml:space="preserve"> }}</w:t>
                                   </w:r>
                                   <w:r>
                                     <w:rPr>
@@ -7484,7 +8064,21 @@
                                     <w:rPr>
                                       <w:sz w:val="12"/>
                                     </w:rPr>
-                                    <w:t>{{start_date_time}}</w:t>
+                                    <w:t>{{</w:t>
+                                  </w:r>
+                                  <w:proofErr w:type="spellStart"/>
+                                  <w:r>
+                                    <w:rPr>
+                                      <w:sz w:val="12"/>
+                                    </w:rPr>
+                                    <w:t>start_date_time</w:t>
+                                  </w:r>
+                                  <w:proofErr w:type="spellEnd"/>
+                                  <w:r>
+                                    <w:rPr>
+                                      <w:sz w:val="12"/>
+                                    </w:rPr>
+                                    <w:t>}}</w:t>
                                   </w:r>
                                 </w:p>
                               </w:tc>
@@ -7593,14 +8187,28 @@
                                     <w:rPr>
                                       <w:sz w:val="12"/>
                                     </w:rPr>
-                                    <w:t>{{ lease</w:t>
+                                    <w:t xml:space="preserve">{{ </w:t>
+                                  </w:r>
+                                  <w:proofErr w:type="spellStart"/>
+                                  <w:r>
+                                    <w:rPr>
+                                      <w:sz w:val="12"/>
+                                    </w:rPr>
+                                    <w:t>lease</w:t>
                                   </w:r>
                                   <w:proofErr w:type="gramEnd"/>
                                   <w:r>
                                     <w:rPr>
                                       <w:sz w:val="12"/>
                                     </w:rPr>
-                                    <w:t>_no }}</w:t>
+                                    <w:t>_no</w:t>
+                                  </w:r>
+                                  <w:proofErr w:type="spellEnd"/>
+                                  <w:r>
+                                    <w:rPr>
+                                      <w:sz w:val="12"/>
+                                    </w:rPr>
+                                    <w:t xml:space="preserve"> }}</w:t>
                                   </w:r>
                                 </w:p>
                               </w:tc>
@@ -7766,7 +8374,16 @@
                                       <w:bCs/>
                                       <w:sz w:val="12"/>
                                     </w:rPr>
-                                    <w:t>{{ lease</w:t>
+                                    <w:t xml:space="preserve">{{ </w:t>
+                                  </w:r>
+                                  <w:proofErr w:type="spellStart"/>
+                                  <w:r>
+                                    <w:rPr>
+                                      <w:b/>
+                                      <w:bCs/>
+                                      <w:sz w:val="12"/>
+                                    </w:rPr>
+                                    <w:t>lease</w:t>
                                   </w:r>
                                   <w:proofErr w:type="gramEnd"/>
                                   <w:r>
@@ -7775,7 +8392,16 @@
                                       <w:bCs/>
                                       <w:sz w:val="12"/>
                                     </w:rPr>
-                                    <w:t>_name }}</w:t>
+                                    <w:t>_name</w:t>
+                                  </w:r>
+                                  <w:proofErr w:type="spellEnd"/>
+                                  <w:r>
+                                    <w:rPr>
+                                      <w:b/>
+                                      <w:bCs/>
+                                      <w:sz w:val="12"/>
+                                    </w:rPr>
+                                    <w:t xml:space="preserve"> }}</w:t>
                                   </w:r>
                                 </w:p>
                               </w:tc>
@@ -7844,14 +8470,28 @@
                                     <w:rPr>
                                       <w:sz w:val="12"/>
                                     </w:rPr>
-                                    <w:t>{{ type</w:t>
+                                    <w:t xml:space="preserve">{{ </w:t>
+                                  </w:r>
+                                  <w:proofErr w:type="spellStart"/>
+                                  <w:r>
+                                    <w:rPr>
+                                      <w:sz w:val="12"/>
+                                    </w:rPr>
+                                    <w:t>type</w:t>
                                   </w:r>
                                   <w:proofErr w:type="gramEnd"/>
                                   <w:r>
                                     <w:rPr>
                                       <w:sz w:val="12"/>
                                     </w:rPr>
-                                    <w:t>_of_land }}</w:t>
+                                    <w:t>_of_land</w:t>
+                                  </w:r>
+                                  <w:proofErr w:type="spellEnd"/>
+                                  <w:r>
+                                    <w:rPr>
+                                      <w:sz w:val="12"/>
+                                    </w:rPr>
+                                    <w:t xml:space="preserve"> }}</w:t>
                                   </w:r>
                                 </w:p>
                               </w:tc>
@@ -7993,19 +8633,25 @@
                                     </w:rPr>
                                     <w:t xml:space="preserve"> </w:t>
                                   </w:r>
-                                  <w:proofErr w:type="gramStart"/>
-                                  <w:r>
-                                    <w:rPr>
-                                      <w:sz w:val="12"/>
-                                    </w:rPr>
-                                    <w:t>{{ gst</w:t>
-                                  </w:r>
-                                  <w:proofErr w:type="gramEnd"/>
-                                  <w:r>
-                                    <w:rPr>
-                                      <w:sz w:val="12"/>
-                                    </w:rPr>
-                                    <w:t>_no }}</w:t>
+                                  <w:r>
+                                    <w:rPr>
+                                      <w:sz w:val="12"/>
+                                    </w:rPr>
+                                    <w:t xml:space="preserve">{{ </w:t>
+                                  </w:r>
+                                  <w:proofErr w:type="spellStart"/>
+                                  <w:r>
+                                    <w:rPr>
+                                      <w:sz w:val="12"/>
+                                    </w:rPr>
+                                    <w:t>gst_no</w:t>
+                                  </w:r>
+                                  <w:proofErr w:type="spellEnd"/>
+                                  <w:r>
+                                    <w:rPr>
+                                      <w:sz w:val="12"/>
+                                    </w:rPr>
+                                    <w:t xml:space="preserve"> }}</w:t>
                                   </w:r>
                                 </w:p>
                               </w:tc>
@@ -8095,14 +8741,28 @@
                                     <w:rPr>
                                       <w:sz w:val="12"/>
                                     </w:rPr>
-                                    <w:t>{{ taluk</w:t>
+                                    <w:t xml:space="preserve">{{ </w:t>
+                                  </w:r>
+                                  <w:proofErr w:type="spellStart"/>
+                                  <w:r>
+                                    <w:rPr>
+                                      <w:sz w:val="12"/>
+                                    </w:rPr>
+                                    <w:t>taluk</w:t>
                                   </w:r>
                                   <w:proofErr w:type="gramEnd"/>
                                   <w:r>
                                     <w:rPr>
                                       <w:sz w:val="12"/>
                                     </w:rPr>
-                                    <w:t>_district }}</w:t>
+                                    <w:t>_district</w:t>
+                                  </w:r>
+                                  <w:proofErr w:type="spellEnd"/>
+                                  <w:r>
+                                    <w:rPr>
+                                      <w:sz w:val="12"/>
+                                    </w:rPr>
+                                    <w:t xml:space="preserve"> }}</w:t>
                                   </w:r>
                                 </w:p>
                               </w:tc>
@@ -8136,14 +8796,28 @@
                                     <w:rPr>
                                       <w:sz w:val="12"/>
                                     </w:rPr>
-                                    <w:t>{{ loading</w:t>
+                                    <w:t xml:space="preserve">{{ </w:t>
+                                  </w:r>
+                                  <w:proofErr w:type="spellStart"/>
+                                  <w:r>
+                                    <w:rPr>
+                                      <w:sz w:val="12"/>
+                                    </w:rPr>
+                                    <w:t>loading</w:t>
                                   </w:r>
                                   <w:proofErr w:type="gramEnd"/>
                                   <w:r>
                                     <w:rPr>
                                       <w:sz w:val="12"/>
                                     </w:rPr>
-                                    <w:t>_place }}</w:t>
+                                    <w:t>_place</w:t>
+                                  </w:r>
+                                  <w:proofErr w:type="spellEnd"/>
+                                  <w:r>
+                                    <w:rPr>
+                                      <w:sz w:val="12"/>
+                                    </w:rPr>
+                                    <w:t xml:space="preserve"> }}</w:t>
                                   </w:r>
                                 </w:p>
                               </w:tc>
@@ -8294,14 +8968,28 @@
                                     <w:rPr>
                                       <w:sz w:val="12"/>
                                     </w:rPr>
-                                    <w:t>{{ mdp</w:t>
+                                    <w:t xml:space="preserve">{{ </w:t>
+                                  </w:r>
+                                  <w:proofErr w:type="spellStart"/>
+                                  <w:r>
+                                    <w:rPr>
+                                      <w:sz w:val="12"/>
+                                    </w:rPr>
+                                    <w:t>mdp</w:t>
                                   </w:r>
                                   <w:proofErr w:type="gramEnd"/>
                                   <w:r>
                                     <w:rPr>
                                       <w:sz w:val="12"/>
                                     </w:rPr>
-                                    <w:t>_type }}</w:t>
+                                    <w:t>_type</w:t>
+                                  </w:r>
+                                  <w:proofErr w:type="spellEnd"/>
+                                  <w:r>
+                                    <w:rPr>
+                                      <w:sz w:val="12"/>
+                                    </w:rPr>
+                                    <w:t xml:space="preserve"> }}</w:t>
                                   </w:r>
                                 </w:p>
                               </w:tc>
@@ -8533,14 +9221,28 @@
                                     <w:rPr>
                                       <w:sz w:val="12"/>
                                     </w:rPr>
-                                    <w:t>{{ form</w:t>
+                                    <w:t xml:space="preserve">{{ </w:t>
+                                  </w:r>
+                                  <w:proofErr w:type="spellStart"/>
+                                  <w:r>
+                                    <w:rPr>
+                                      <w:sz w:val="12"/>
+                                    </w:rPr>
+                                    <w:t>form</w:t>
                                   </w:r>
                                   <w:proofErr w:type="gramEnd"/>
                                   <w:r>
                                     <w:rPr>
                                       <w:sz w:val="12"/>
                                     </w:rPr>
-                                    <w:t>_ap_purpose }}</w:t>
+                                    <w:t>_ap_purpose</w:t>
+                                  </w:r>
+                                  <w:proofErr w:type="spellEnd"/>
+                                  <w:r>
+                                    <w:rPr>
+                                      <w:sz w:val="12"/>
+                                    </w:rPr>
+                                    <w:t xml:space="preserve"> }}</w:t>
                                   </w:r>
                                 </w:p>
                               </w:tc>
@@ -8677,14 +9379,28 @@
                                     <w:rPr>
                                       <w:sz w:val="12"/>
                                     </w:rPr>
-                                    <w:t>{{ mineral</w:t>
+                                    <w:t xml:space="preserve">{{ </w:t>
+                                  </w:r>
+                                  <w:proofErr w:type="spellStart"/>
+                                  <w:r>
+                                    <w:rPr>
+                                      <w:sz w:val="12"/>
+                                    </w:rPr>
+                                    <w:t>mineral</w:t>
                                   </w:r>
                                   <w:proofErr w:type="gramEnd"/>
                                   <w:r>
                                     <w:rPr>
                                       <w:sz w:val="12"/>
                                     </w:rPr>
-                                    <w:t>_grade }}</w:t>
+                                    <w:t>_grade</w:t>
+                                  </w:r>
+                                  <w:proofErr w:type="spellEnd"/>
+                                  <w:r>
+                                    <w:rPr>
+                                      <w:sz w:val="12"/>
+                                    </w:rPr>
+                                    <w:t xml:space="preserve"> }}</w:t>
                                   </w:r>
                                 </w:p>
                               </w:tc>
@@ -8798,7 +9514,15 @@
                                       <w:b/>
                                       <w:sz w:val="12"/>
                                     </w:rPr>
-                                    <w:t>{{ total</w:t>
+                                    <w:t xml:space="preserve">{{ </w:t>
+                                  </w:r>
+                                  <w:proofErr w:type="spellStart"/>
+                                  <w:r>
+                                    <w:rPr>
+                                      <w:b/>
+                                      <w:sz w:val="12"/>
+                                    </w:rPr>
+                                    <w:t>total</w:t>
                                   </w:r>
                                   <w:proofErr w:type="gramEnd"/>
                                   <w:r>
@@ -8806,7 +9530,15 @@
                                       <w:b/>
                                       <w:sz w:val="12"/>
                                     </w:rPr>
-                                    <w:t>_amount_paid }}</w:t>
+                                    <w:t>_amount_paid</w:t>
+                                  </w:r>
+                                  <w:proofErr w:type="spellEnd"/>
+                                  <w:r>
+                                    <w:rPr>
+                                      <w:b/>
+                                      <w:sz w:val="12"/>
+                                    </w:rPr>
+                                    <w:t xml:space="preserve"> }}</w:t>
                                   </w:r>
                                 </w:p>
                               </w:tc>
@@ -9192,7 +9924,23 @@
                                       <w:rFonts w:ascii="Times New Roman"/>
                                       <w:sz w:val="12"/>
                                     </w:rPr>
-                                    <w:t>{{qr_code}}</w:t>
+                                    <w:t>{{</w:t>
+                                  </w:r>
+                                  <w:proofErr w:type="spellStart"/>
+                                  <w:r>
+                                    <w:rPr>
+                                      <w:rFonts w:ascii="Times New Roman"/>
+                                      <w:sz w:val="12"/>
+                                    </w:rPr>
+                                    <w:t>qr_code</w:t>
+                                  </w:r>
+                                  <w:proofErr w:type="spellEnd"/>
+                                  <w:r>
+                                    <w:rPr>
+                                      <w:rFonts w:ascii="Times New Roman"/>
+                                      <w:sz w:val="12"/>
+                                    </w:rPr>
+                                    <w:t>}}</w:t>
                                   </w:r>
                                 </w:p>
                               </w:tc>
@@ -9294,14 +10042,28 @@
                                     <w:rPr>
                                       <w:sz w:val="12"/>
                                     </w:rPr>
-                                    <w:t>{{ check</w:t>
+                                    <w:t xml:space="preserve">{{ </w:t>
+                                  </w:r>
+                                  <w:proofErr w:type="spellStart"/>
+                                  <w:r>
+                                    <w:rPr>
+                                      <w:sz w:val="12"/>
+                                    </w:rPr>
+                                    <w:t>check</w:t>
                                   </w:r>
                                   <w:proofErr w:type="gramEnd"/>
                                   <w:r>
                                     <w:rPr>
                                       <w:sz w:val="12"/>
                                     </w:rPr>
-                                    <w:t>_post }}</w:t>
+                                    <w:t>_post</w:t>
+                                  </w:r>
+                                  <w:proofErr w:type="spellEnd"/>
+                                  <w:r>
+                                    <w:rPr>
+                                      <w:sz w:val="12"/>
+                                    </w:rPr>
+                                    <w:t xml:space="preserve"> }}</w:t>
                                   </w:r>
                                 </w:p>
                               </w:tc>
@@ -9421,14 +10183,28 @@
                                     <w:rPr>
                                       <w:sz w:val="12"/>
                                     </w:rPr>
-                                    <w:t>{{ vehicle</w:t>
+                                    <w:t xml:space="preserve">{{ </w:t>
+                                  </w:r>
+                                  <w:proofErr w:type="spellStart"/>
+                                  <w:r>
+                                    <w:rPr>
+                                      <w:sz w:val="12"/>
+                                    </w:rPr>
+                                    <w:t>vehicle</w:t>
                                   </w:r>
                                   <w:proofErr w:type="gramEnd"/>
                                   <w:r>
                                     <w:rPr>
                                       <w:sz w:val="12"/>
                                     </w:rPr>
-                                    <w:t>_no }}</w:t>
+                                    <w:t>_no</w:t>
+                                  </w:r>
+                                  <w:proofErr w:type="spellEnd"/>
+                                  <w:r>
+                                    <w:rPr>
+                                      <w:sz w:val="12"/>
+                                    </w:rPr>
+                                    <w:t xml:space="preserve"> }}</w:t>
                                   </w:r>
                                 </w:p>
                               </w:tc>
@@ -9536,14 +10312,28 @@
                                     <w:rPr>
                                       <w:sz w:val="12"/>
                                     </w:rPr>
-                                    <w:t>{{ crusher</w:t>
+                                    <w:t xml:space="preserve">{{ </w:t>
+                                  </w:r>
+                                  <w:proofErr w:type="spellStart"/>
+                                  <w:r>
+                                    <w:rPr>
+                                      <w:sz w:val="12"/>
+                                    </w:rPr>
+                                    <w:t>crusher</w:t>
                                   </w:r>
                                   <w:proofErr w:type="gramEnd"/>
                                   <w:r>
                                     <w:rPr>
                                       <w:sz w:val="12"/>
                                     </w:rPr>
-                                    <w:t>_unit }}</w:t>
+                                    <w:t>_unit</w:t>
+                                  </w:r>
+                                  <w:proofErr w:type="spellEnd"/>
+                                  <w:r>
+                                    <w:rPr>
+                                      <w:sz w:val="12"/>
+                                    </w:rPr>
+                                    <w:t xml:space="preserve"> }}</w:t>
                                   </w:r>
                                 </w:p>
                               </w:tc>
@@ -9803,7 +10593,16 @@
                                       <w:bCs/>
                                       <w:sz w:val="12"/>
                                     </w:rPr>
-                                    <w:t>{{ copy</w:t>
+                                    <w:t xml:space="preserve">{{ </w:t>
+                                  </w:r>
+                                  <w:proofErr w:type="spellStart"/>
+                                  <w:r>
+                                    <w:rPr>
+                                      <w:b/>
+                                      <w:bCs/>
+                                      <w:sz w:val="12"/>
+                                    </w:rPr>
+                                    <w:t>copy</w:t>
                                   </w:r>
                                   <w:proofErr w:type="gramEnd"/>
                                   <w:r>
@@ -9812,7 +10611,16 @@
                                       <w:bCs/>
                                       <w:sz w:val="12"/>
                                     </w:rPr>
-                                    <w:t>_type }}</w:t>
+                                    <w:t>_type</w:t>
+                                  </w:r>
+                                  <w:proofErr w:type="spellEnd"/>
+                                  <w:r>
+                                    <w:rPr>
+                                      <w:b/>
+                                      <w:bCs/>
+                                      <w:sz w:val="12"/>
+                                    </w:rPr>
+                                    <w:t xml:space="preserve"> }}</w:t>
                                   </w:r>
                                 </w:p>
                               </w:tc>
@@ -10200,14 +11008,28 @@
                               <w:rPr>
                                 <w:sz w:val="12"/>
                               </w:rPr>
-                              <w:t>{{ form</w:t>
+                              <w:t xml:space="preserve">{{ </w:t>
+                            </w:r>
+                            <w:proofErr w:type="spellStart"/>
+                            <w:r>
+                              <w:rPr>
+                                <w:sz w:val="12"/>
+                              </w:rPr>
+                              <w:t>form</w:t>
                             </w:r>
                             <w:proofErr w:type="gramEnd"/>
                             <w:r>
                               <w:rPr>
                                 <w:sz w:val="12"/>
                               </w:rPr>
-                              <w:t>_ap_no }}</w:t>
+                              <w:t>_ap_no</w:t>
+                            </w:r>
+                            <w:proofErr w:type="spellEnd"/>
+                            <w:r>
+                              <w:rPr>
+                                <w:sz w:val="12"/>
+                              </w:rPr>
+                              <w:t xml:space="preserve"> }}</w:t>
                             </w:r>
                           </w:p>
                         </w:tc>
@@ -10257,19 +11079,25 @@
                               </w:rPr>
                               <w:t xml:space="preserve"> </w:t>
                             </w:r>
-                            <w:proofErr w:type="gramStart"/>
-                            <w:r>
-                              <w:rPr>
-                                <w:sz w:val="12"/>
-                              </w:rPr>
-                              <w:t>{{ sr</w:t>
-                            </w:r>
-                            <w:proofErr w:type="gramEnd"/>
-                            <w:r>
-                              <w:rPr>
-                                <w:sz w:val="12"/>
-                              </w:rPr>
-                              <w:t>_no }}</w:t>
+                            <w:r>
+                              <w:rPr>
+                                <w:sz w:val="12"/>
+                              </w:rPr>
+                              <w:t xml:space="preserve">{{ </w:t>
+                            </w:r>
+                            <w:proofErr w:type="spellStart"/>
+                            <w:r>
+                              <w:rPr>
+                                <w:sz w:val="12"/>
+                              </w:rPr>
+                              <w:t>sr_no</w:t>
+                            </w:r>
+                            <w:proofErr w:type="spellEnd"/>
+                            <w:r>
+                              <w:rPr>
+                                <w:sz w:val="12"/>
+                              </w:rPr>
+                              <w:t xml:space="preserve"> }}</w:t>
                             </w:r>
                           </w:p>
                         </w:tc>
@@ -10376,28 +11204,28 @@
                               <w:rPr>
                                 <w:sz w:val="12"/>
                               </w:rPr>
-                              <w:t>{{ mdp</w:t>
+                              <w:t xml:space="preserve">{{ </w:t>
+                            </w:r>
+                            <w:proofErr w:type="spellStart"/>
+                            <w:r>
+                              <w:rPr>
+                                <w:sz w:val="12"/>
+                              </w:rPr>
+                              <w:t>mdp</w:t>
                             </w:r>
                             <w:proofErr w:type="gramEnd"/>
                             <w:r>
                               <w:rPr>
                                 <w:sz w:val="12"/>
                               </w:rPr>
-                              <w:t>_</w:t>
-                            </w:r>
-                            <w:proofErr w:type="gramStart"/>
-                            <w:r>
-                              <w:rPr>
-                                <w:sz w:val="12"/>
-                              </w:rPr>
-                              <w:t>no }</w:t>
-                            </w:r>
-                            <w:proofErr w:type="gramEnd"/>
-                            <w:r>
-                              <w:rPr>
-                                <w:sz w:val="12"/>
-                              </w:rPr>
-                              <w:t>}</w:t>
+                              <w:t>_no</w:t>
+                            </w:r>
+                            <w:proofErr w:type="spellEnd"/>
+                            <w:r>
+                              <w:rPr>
+                                <w:sz w:val="12"/>
+                              </w:rPr>
+                              <w:t xml:space="preserve"> }}</w:t>
                             </w:r>
                             <w:r>
                               <w:rPr>
@@ -10428,7 +11256,21 @@
                               <w:rPr>
                                 <w:sz w:val="12"/>
                               </w:rPr>
-                              <w:t>{{start_date_time}}</w:t>
+                              <w:t>{{</w:t>
+                            </w:r>
+                            <w:proofErr w:type="spellStart"/>
+                            <w:r>
+                              <w:rPr>
+                                <w:sz w:val="12"/>
+                              </w:rPr>
+                              <w:t>start_date_time</w:t>
+                            </w:r>
+                            <w:proofErr w:type="spellEnd"/>
+                            <w:r>
+                              <w:rPr>
+                                <w:sz w:val="12"/>
+                              </w:rPr>
+                              <w:t>}}</w:t>
                             </w:r>
                           </w:p>
                         </w:tc>
@@ -10537,14 +11379,28 @@
                               <w:rPr>
                                 <w:sz w:val="12"/>
                               </w:rPr>
-                              <w:t>{{ lease</w:t>
+                              <w:t xml:space="preserve">{{ </w:t>
+                            </w:r>
+                            <w:proofErr w:type="spellStart"/>
+                            <w:r>
+                              <w:rPr>
+                                <w:sz w:val="12"/>
+                              </w:rPr>
+                              <w:t>lease</w:t>
                             </w:r>
                             <w:proofErr w:type="gramEnd"/>
                             <w:r>
                               <w:rPr>
                                 <w:sz w:val="12"/>
                               </w:rPr>
-                              <w:t>_no }}</w:t>
+                              <w:t>_no</w:t>
+                            </w:r>
+                            <w:proofErr w:type="spellEnd"/>
+                            <w:r>
+                              <w:rPr>
+                                <w:sz w:val="12"/>
+                              </w:rPr>
+                              <w:t xml:space="preserve"> }}</w:t>
                             </w:r>
                           </w:p>
                         </w:tc>
@@ -10710,7 +11566,16 @@
                                 <w:bCs/>
                                 <w:sz w:val="12"/>
                               </w:rPr>
-                              <w:t>{{ lease</w:t>
+                              <w:t xml:space="preserve">{{ </w:t>
+                            </w:r>
+                            <w:proofErr w:type="spellStart"/>
+                            <w:r>
+                              <w:rPr>
+                                <w:b/>
+                                <w:bCs/>
+                                <w:sz w:val="12"/>
+                              </w:rPr>
+                              <w:t>lease</w:t>
                             </w:r>
                             <w:proofErr w:type="gramEnd"/>
                             <w:r>
@@ -10719,7 +11584,16 @@
                                 <w:bCs/>
                                 <w:sz w:val="12"/>
                               </w:rPr>
-                              <w:t>_name }}</w:t>
+                              <w:t>_name</w:t>
+                            </w:r>
+                            <w:proofErr w:type="spellEnd"/>
+                            <w:r>
+                              <w:rPr>
+                                <w:b/>
+                                <w:bCs/>
+                                <w:sz w:val="12"/>
+                              </w:rPr>
+                              <w:t xml:space="preserve"> }}</w:t>
                             </w:r>
                           </w:p>
                         </w:tc>
@@ -10788,14 +11662,28 @@
                               <w:rPr>
                                 <w:sz w:val="12"/>
                               </w:rPr>
-                              <w:t>{{ type</w:t>
+                              <w:t xml:space="preserve">{{ </w:t>
+                            </w:r>
+                            <w:proofErr w:type="spellStart"/>
+                            <w:r>
+                              <w:rPr>
+                                <w:sz w:val="12"/>
+                              </w:rPr>
+                              <w:t>type</w:t>
                             </w:r>
                             <w:proofErr w:type="gramEnd"/>
                             <w:r>
                               <w:rPr>
                                 <w:sz w:val="12"/>
                               </w:rPr>
-                              <w:t>_of_land }}</w:t>
+                              <w:t>_of_land</w:t>
+                            </w:r>
+                            <w:proofErr w:type="spellEnd"/>
+                            <w:r>
+                              <w:rPr>
+                                <w:sz w:val="12"/>
+                              </w:rPr>
+                              <w:t xml:space="preserve"> }}</w:t>
                             </w:r>
                           </w:p>
                         </w:tc>
@@ -10937,19 +11825,25 @@
                               </w:rPr>
                               <w:t xml:space="preserve"> </w:t>
                             </w:r>
-                            <w:proofErr w:type="gramStart"/>
-                            <w:r>
-                              <w:rPr>
-                                <w:sz w:val="12"/>
-                              </w:rPr>
-                              <w:t>{{ gst</w:t>
-                            </w:r>
-                            <w:proofErr w:type="gramEnd"/>
-                            <w:r>
-                              <w:rPr>
-                                <w:sz w:val="12"/>
-                              </w:rPr>
-                              <w:t>_no }}</w:t>
+                            <w:r>
+                              <w:rPr>
+                                <w:sz w:val="12"/>
+                              </w:rPr>
+                              <w:t xml:space="preserve">{{ </w:t>
+                            </w:r>
+                            <w:proofErr w:type="spellStart"/>
+                            <w:r>
+                              <w:rPr>
+                                <w:sz w:val="12"/>
+                              </w:rPr>
+                              <w:t>gst_no</w:t>
+                            </w:r>
+                            <w:proofErr w:type="spellEnd"/>
+                            <w:r>
+                              <w:rPr>
+                                <w:sz w:val="12"/>
+                              </w:rPr>
+                              <w:t xml:space="preserve"> }}</w:t>
                             </w:r>
                           </w:p>
                         </w:tc>
@@ -11039,14 +11933,28 @@
                               <w:rPr>
                                 <w:sz w:val="12"/>
                               </w:rPr>
-                              <w:t>{{ taluk</w:t>
+                              <w:t xml:space="preserve">{{ </w:t>
+                            </w:r>
+                            <w:proofErr w:type="spellStart"/>
+                            <w:r>
+                              <w:rPr>
+                                <w:sz w:val="12"/>
+                              </w:rPr>
+                              <w:t>taluk</w:t>
                             </w:r>
                             <w:proofErr w:type="gramEnd"/>
                             <w:r>
                               <w:rPr>
                                 <w:sz w:val="12"/>
                               </w:rPr>
-                              <w:t>_district }}</w:t>
+                              <w:t>_district</w:t>
+                            </w:r>
+                            <w:proofErr w:type="spellEnd"/>
+                            <w:r>
+                              <w:rPr>
+                                <w:sz w:val="12"/>
+                              </w:rPr>
+                              <w:t xml:space="preserve"> }}</w:t>
                             </w:r>
                           </w:p>
                         </w:tc>
@@ -11080,14 +11988,28 @@
                               <w:rPr>
                                 <w:sz w:val="12"/>
                               </w:rPr>
-                              <w:t>{{ loading</w:t>
+                              <w:t xml:space="preserve">{{ </w:t>
+                            </w:r>
+                            <w:proofErr w:type="spellStart"/>
+                            <w:r>
+                              <w:rPr>
+                                <w:sz w:val="12"/>
+                              </w:rPr>
+                              <w:t>loading</w:t>
                             </w:r>
                             <w:proofErr w:type="gramEnd"/>
                             <w:r>
                               <w:rPr>
                                 <w:sz w:val="12"/>
                               </w:rPr>
-                              <w:t>_place }}</w:t>
+                              <w:t>_place</w:t>
+                            </w:r>
+                            <w:proofErr w:type="spellEnd"/>
+                            <w:r>
+                              <w:rPr>
+                                <w:sz w:val="12"/>
+                              </w:rPr>
+                              <w:t xml:space="preserve"> }}</w:t>
                             </w:r>
                           </w:p>
                         </w:tc>
@@ -11238,14 +12160,28 @@
                               <w:rPr>
                                 <w:sz w:val="12"/>
                               </w:rPr>
-                              <w:t>{{ mdp</w:t>
+                              <w:t xml:space="preserve">{{ </w:t>
+                            </w:r>
+                            <w:proofErr w:type="spellStart"/>
+                            <w:r>
+                              <w:rPr>
+                                <w:sz w:val="12"/>
+                              </w:rPr>
+                              <w:t>mdp</w:t>
                             </w:r>
                             <w:proofErr w:type="gramEnd"/>
                             <w:r>
                               <w:rPr>
                                 <w:sz w:val="12"/>
                               </w:rPr>
-                              <w:t>_type }}</w:t>
+                              <w:t>_type</w:t>
+                            </w:r>
+                            <w:proofErr w:type="spellEnd"/>
+                            <w:r>
+                              <w:rPr>
+                                <w:sz w:val="12"/>
+                              </w:rPr>
+                              <w:t xml:space="preserve"> }}</w:t>
                             </w:r>
                           </w:p>
                         </w:tc>
@@ -11477,14 +12413,28 @@
                               <w:rPr>
                                 <w:sz w:val="12"/>
                               </w:rPr>
-                              <w:t>{{ form</w:t>
+                              <w:t xml:space="preserve">{{ </w:t>
+                            </w:r>
+                            <w:proofErr w:type="spellStart"/>
+                            <w:r>
+                              <w:rPr>
+                                <w:sz w:val="12"/>
+                              </w:rPr>
+                              <w:t>form</w:t>
                             </w:r>
                             <w:proofErr w:type="gramEnd"/>
                             <w:r>
                               <w:rPr>
                                 <w:sz w:val="12"/>
                               </w:rPr>
-                              <w:t>_ap_purpose }}</w:t>
+                              <w:t>_ap_purpose</w:t>
+                            </w:r>
+                            <w:proofErr w:type="spellEnd"/>
+                            <w:r>
+                              <w:rPr>
+                                <w:sz w:val="12"/>
+                              </w:rPr>
+                              <w:t xml:space="preserve"> }}</w:t>
                             </w:r>
                           </w:p>
                         </w:tc>
@@ -11621,14 +12571,28 @@
                               <w:rPr>
                                 <w:sz w:val="12"/>
                               </w:rPr>
-                              <w:t>{{ mineral</w:t>
+                              <w:t xml:space="preserve">{{ </w:t>
+                            </w:r>
+                            <w:proofErr w:type="spellStart"/>
+                            <w:r>
+                              <w:rPr>
+                                <w:sz w:val="12"/>
+                              </w:rPr>
+                              <w:t>mineral</w:t>
                             </w:r>
                             <w:proofErr w:type="gramEnd"/>
                             <w:r>
                               <w:rPr>
                                 <w:sz w:val="12"/>
                               </w:rPr>
-                              <w:t>_grade }}</w:t>
+                              <w:t>_grade</w:t>
+                            </w:r>
+                            <w:proofErr w:type="spellEnd"/>
+                            <w:r>
+                              <w:rPr>
+                                <w:sz w:val="12"/>
+                              </w:rPr>
+                              <w:t xml:space="preserve"> }}</w:t>
                             </w:r>
                           </w:p>
                         </w:tc>
@@ -11742,7 +12706,15 @@
                                 <w:b/>
                                 <w:sz w:val="12"/>
                               </w:rPr>
-                              <w:t>{{ total</w:t>
+                              <w:t xml:space="preserve">{{ </w:t>
+                            </w:r>
+                            <w:proofErr w:type="spellStart"/>
+                            <w:r>
+                              <w:rPr>
+                                <w:b/>
+                                <w:sz w:val="12"/>
+                              </w:rPr>
+                              <w:t>total</w:t>
                             </w:r>
                             <w:proofErr w:type="gramEnd"/>
                             <w:r>
@@ -11750,7 +12722,15 @@
                                 <w:b/>
                                 <w:sz w:val="12"/>
                               </w:rPr>
-                              <w:t>_amount_paid }}</w:t>
+                              <w:t>_amount_paid</w:t>
+                            </w:r>
+                            <w:proofErr w:type="spellEnd"/>
+                            <w:r>
+                              <w:rPr>
+                                <w:b/>
+                                <w:sz w:val="12"/>
+                              </w:rPr>
+                              <w:t xml:space="preserve"> }}</w:t>
                             </w:r>
                           </w:p>
                         </w:tc>
@@ -12136,7 +13116,23 @@
                                 <w:rFonts w:ascii="Times New Roman"/>
                                 <w:sz w:val="12"/>
                               </w:rPr>
-                              <w:t>{{qr_code}}</w:t>
+                              <w:t>{{</w:t>
+                            </w:r>
+                            <w:proofErr w:type="spellStart"/>
+                            <w:r>
+                              <w:rPr>
+                                <w:rFonts w:ascii="Times New Roman"/>
+                                <w:sz w:val="12"/>
+                              </w:rPr>
+                              <w:t>qr_code</w:t>
+                            </w:r>
+                            <w:proofErr w:type="spellEnd"/>
+                            <w:r>
+                              <w:rPr>
+                                <w:rFonts w:ascii="Times New Roman"/>
+                                <w:sz w:val="12"/>
+                              </w:rPr>
+                              <w:t>}}</w:t>
                             </w:r>
                           </w:p>
                         </w:tc>
@@ -12238,14 +13234,28 @@
                               <w:rPr>
                                 <w:sz w:val="12"/>
                               </w:rPr>
-                              <w:t>{{ check</w:t>
+                              <w:t xml:space="preserve">{{ </w:t>
+                            </w:r>
+                            <w:proofErr w:type="spellStart"/>
+                            <w:r>
+                              <w:rPr>
+                                <w:sz w:val="12"/>
+                              </w:rPr>
+                              <w:t>check</w:t>
                             </w:r>
                             <w:proofErr w:type="gramEnd"/>
                             <w:r>
                               <w:rPr>
                                 <w:sz w:val="12"/>
                               </w:rPr>
-                              <w:t>_post }}</w:t>
+                              <w:t>_post</w:t>
+                            </w:r>
+                            <w:proofErr w:type="spellEnd"/>
+                            <w:r>
+                              <w:rPr>
+                                <w:sz w:val="12"/>
+                              </w:rPr>
+                              <w:t xml:space="preserve"> }}</w:t>
                             </w:r>
                           </w:p>
                         </w:tc>
@@ -12365,14 +13375,28 @@
                               <w:rPr>
                                 <w:sz w:val="12"/>
                               </w:rPr>
-                              <w:t>{{ vehicle</w:t>
+                              <w:t xml:space="preserve">{{ </w:t>
+                            </w:r>
+                            <w:proofErr w:type="spellStart"/>
+                            <w:r>
+                              <w:rPr>
+                                <w:sz w:val="12"/>
+                              </w:rPr>
+                              <w:t>vehicle</w:t>
                             </w:r>
                             <w:proofErr w:type="gramEnd"/>
                             <w:r>
                               <w:rPr>
                                 <w:sz w:val="12"/>
                               </w:rPr>
-                              <w:t>_no }}</w:t>
+                              <w:t>_no</w:t>
+                            </w:r>
+                            <w:proofErr w:type="spellEnd"/>
+                            <w:r>
+                              <w:rPr>
+                                <w:sz w:val="12"/>
+                              </w:rPr>
+                              <w:t xml:space="preserve"> }}</w:t>
                             </w:r>
                           </w:p>
                         </w:tc>
@@ -12480,14 +13504,28 @@
                               <w:rPr>
                                 <w:sz w:val="12"/>
                               </w:rPr>
-                              <w:t>{{ crusher</w:t>
+                              <w:t xml:space="preserve">{{ </w:t>
+                            </w:r>
+                            <w:proofErr w:type="spellStart"/>
+                            <w:r>
+                              <w:rPr>
+                                <w:sz w:val="12"/>
+                              </w:rPr>
+                              <w:t>crusher</w:t>
                             </w:r>
                             <w:proofErr w:type="gramEnd"/>
                             <w:r>
                               <w:rPr>
                                 <w:sz w:val="12"/>
                               </w:rPr>
-                              <w:t>_unit }}</w:t>
+                              <w:t>_unit</w:t>
+                            </w:r>
+                            <w:proofErr w:type="spellEnd"/>
+                            <w:r>
+                              <w:rPr>
+                                <w:sz w:val="12"/>
+                              </w:rPr>
+                              <w:t xml:space="preserve"> }}</w:t>
                             </w:r>
                           </w:p>
                         </w:tc>
@@ -12747,7 +13785,16 @@
                                 <w:bCs/>
                                 <w:sz w:val="12"/>
                               </w:rPr>
-                              <w:t>{{ copy</w:t>
+                              <w:t xml:space="preserve">{{ </w:t>
+                            </w:r>
+                            <w:proofErr w:type="spellStart"/>
+                            <w:r>
+                              <w:rPr>
+                                <w:b/>
+                                <w:bCs/>
+                                <w:sz w:val="12"/>
+                              </w:rPr>
+                              <w:t>copy</w:t>
                             </w:r>
                             <w:proofErr w:type="gramEnd"/>
                             <w:r>
@@ -12756,7 +13803,16 @@
                                 <w:bCs/>
                                 <w:sz w:val="12"/>
                               </w:rPr>
-                              <w:t>_type }}</w:t>
+                              <w:t>_type</w:t>
+                            </w:r>
+                            <w:proofErr w:type="spellEnd"/>
+                            <w:r>
+                              <w:rPr>
+                                <w:b/>
+                                <w:bCs/>
+                                <w:sz w:val="12"/>
+                              </w:rPr>
+                              <w:t xml:space="preserve"> }}</w:t>
                             </w:r>
                           </w:p>
                         </w:tc>
@@ -13069,7 +14125,15 @@
                                       <w:bCs/>
                                       <w:sz w:val="12"/>
                                     </w:rPr>
-                                    <w:t>{{ total</w:t>
+                                    <w:t xml:space="preserve">{{ </w:t>
+                                  </w:r>
+                                  <w:proofErr w:type="spellStart"/>
+                                  <w:r>
+                                    <w:rPr>
+                                      <w:bCs/>
+                                      <w:sz w:val="12"/>
+                                    </w:rPr>
+                                    <w:t>total</w:t>
                                   </w:r>
                                   <w:proofErr w:type="gramEnd"/>
                                   <w:r>
@@ -13077,7 +14141,22 @@
                                       <w:bCs/>
                                       <w:sz w:val="12"/>
                                     </w:rPr>
-                                    <w:t>_volume }}</w:t>
+                                    <w:t>_volume</w:t>
+                                  </w:r>
+                                  <w:proofErr w:type="spellEnd"/>
+                                  <w:r>
+                                    <w:rPr>
+                                      <w:bCs/>
+                                      <w:sz w:val="12"/>
+                                    </w:rPr>
+                                    <w:t xml:space="preserve"> }}</w:t>
+                                  </w:r>
+                                  <w:r>
+                                    <w:rPr>
+                                      <w:bCs/>
+                                      <w:sz w:val="12"/>
+                                    </w:rPr>
+                                    <w:t xml:space="preserve"> Metric Ton (MT)</w:t>
                                   </w:r>
                                 </w:p>
                               </w:tc>
@@ -13151,7 +14230,15 @@
                                       <w:bCs/>
                                       <w:sz w:val="12"/>
                                     </w:rPr>
-                                    <w:t>{{ total</w:t>
+                                    <w:t xml:space="preserve">{{ </w:t>
+                                  </w:r>
+                                  <w:proofErr w:type="spellStart"/>
+                                  <w:r>
+                                    <w:rPr>
+                                      <w:bCs/>
+                                      <w:sz w:val="12"/>
+                                    </w:rPr>
+                                    <w:t>total</w:t>
                                   </w:r>
                                   <w:proofErr w:type="gramEnd"/>
                                   <w:r>
@@ -13159,7 +14246,15 @@
                                       <w:bCs/>
                                       <w:sz w:val="12"/>
                                     </w:rPr>
-                                    <w:t>_blocks }}</w:t>
+                                    <w:t>_blocks</w:t>
+                                  </w:r>
+                                  <w:proofErr w:type="spellEnd"/>
+                                  <w:r>
+                                    <w:rPr>
+                                      <w:bCs/>
+                                      <w:sz w:val="12"/>
+                                    </w:rPr>
+                                    <w:t xml:space="preserve"> }}</w:t>
                                   </w:r>
                                 </w:p>
                               </w:tc>
@@ -13414,7 +14509,15 @@
                                 <w:bCs/>
                                 <w:sz w:val="12"/>
                               </w:rPr>
-                              <w:t>{{ total</w:t>
+                              <w:t xml:space="preserve">{{ </w:t>
+                            </w:r>
+                            <w:proofErr w:type="spellStart"/>
+                            <w:r>
+                              <w:rPr>
+                                <w:bCs/>
+                                <w:sz w:val="12"/>
+                              </w:rPr>
+                              <w:t>total</w:t>
                             </w:r>
                             <w:proofErr w:type="gramEnd"/>
                             <w:r>
@@ -13422,7 +14525,22 @@
                                 <w:bCs/>
                                 <w:sz w:val="12"/>
                               </w:rPr>
-                              <w:t>_volume }}</w:t>
+                              <w:t>_volume</w:t>
+                            </w:r>
+                            <w:proofErr w:type="spellEnd"/>
+                            <w:r>
+                              <w:rPr>
+                                <w:bCs/>
+                                <w:sz w:val="12"/>
+                              </w:rPr>
+                              <w:t xml:space="preserve"> }}</w:t>
+                            </w:r>
+                            <w:r>
+                              <w:rPr>
+                                <w:bCs/>
+                                <w:sz w:val="12"/>
+                              </w:rPr>
+                              <w:t xml:space="preserve"> Metric Ton (MT)</w:t>
                             </w:r>
                           </w:p>
                         </w:tc>
@@ -13496,7 +14614,15 @@
                                 <w:bCs/>
                                 <w:sz w:val="12"/>
                               </w:rPr>
-                              <w:t>{{ total</w:t>
+                              <w:t xml:space="preserve">{{ </w:t>
+                            </w:r>
+                            <w:proofErr w:type="spellStart"/>
+                            <w:r>
+                              <w:rPr>
+                                <w:bCs/>
+                                <w:sz w:val="12"/>
+                              </w:rPr>
+                              <w:t>total</w:t>
                             </w:r>
                             <w:proofErr w:type="gramEnd"/>
                             <w:r>
@@ -13504,7 +14630,15 @@
                                 <w:bCs/>
                                 <w:sz w:val="12"/>
                               </w:rPr>
-                              <w:t>_blocks }}</w:t>
+                              <w:t>_blocks</w:t>
+                            </w:r>
+                            <w:proofErr w:type="spellEnd"/>
+                            <w:r>
+                              <w:rPr>
+                                <w:bCs/>
+                                <w:sz w:val="12"/>
+                              </w:rPr>
+                              <w:t xml:space="preserve"> }}</w:t>
                             </w:r>
                           </w:p>
                         </w:tc>
@@ -13535,7 +14669,7 @@
 </file>
 
 <file path=word/endnotes.xml><?xml version="1.0" encoding="utf-8"?>
-<w:endnotes xmlns:wpc="http://schemas.microsoft.com/office/word/2010/wordprocessingCanvas" xmlns:cx="http://schemas.microsoft.com/office/drawing/2014/chartex" xmlns:cx1="http://schemas.microsoft.com/office/drawing/2015/9/8/chartex" xmlns:cx2="http://schemas.microsoft.com/office/drawing/2015/10/21/chartex" xmlns:cx3="http://schemas.microsoft.com/office/drawing/2016/5/9/chartex" xmlns:cx4="http://schemas.microsoft.com/office/drawing/2016/5/10/chartex" xmlns:cx5="http://schemas.microsoft.com/office/drawing/2016/5/11/chartex" xmlns:cx6="http://schemas.microsoft.com/office/drawing/2016/5/12/chartex" xmlns:cx7="http://schemas.microsoft.com/office/drawing/2016/5/13/chartex" xmlns:cx8="http://schemas.microsoft.com/office/drawing/2016/5/14/chartex" xmlns:mc="http://schemas.openxmlformats.org/markup-compatibility/2006" xmlns:aink="http://schemas.microsoft.com/office/drawing/2016/ink" xmlns:am3d="http://schemas.microsoft.com/office/drawing/2017/model3d" xmlns:o="urn:schemas-microsoft-com:office:office" xmlns:oel="http://schemas.microsoft.com/office/2019/extlst" xmlns:r="http://schemas.openxmlformats.org/officeDocument/2006/relationships" xmlns:m="http://schemas.openxmlformats.org/officeDocument/2006/math" xmlns:v="urn:schemas-microsoft-com:vml" xmlns:wp14="http://schemas.microsoft.com/office/word/2010/wordprocessingDrawing" xmlns:wp="http://schemas.openxmlformats.org/drawingml/2006/wordprocessingDrawing" xmlns:w10="urn:schemas-microsoft-com:office:word" xmlns:w="http://schemas.openxmlformats.org/wordprocessingml/2006/main" xmlns:w14="http://schemas.microsoft.com/office/word/2010/wordml" xmlns:w15="http://schemas.microsoft.com/office/word/2012/wordml" xmlns:w16cex="http://schemas.microsoft.com/office/word/2018/wordml/cex" xmlns:w16cid="http://schemas.microsoft.com/office/word/2016/wordml/cid" xmlns:w16="http://schemas.microsoft.com/office/word/2018/wordml" xmlns:w16du="http://schemas.microsoft.com/office/word/2023/wordml/word16du" xmlns:w16sdtdh="http://schemas.microsoft.com/office/word/2020/wordml/sdtdatahash" xmlns:w16sdtfl="http://schemas.microsoft.com/office/word/2024/wordml/sdtformatlock" xmlns:w16se="http://schemas.microsoft.com/office/word/2015/wordml/symex" xmlns:wpg="http://schemas.microsoft.com/office/word/2010/wordprocessingGroup" xmlns:wpi="http://schemas.microsoft.com/office/word/2010/wordprocessingInk" xmlns:wne="http://schemas.microsoft.com/office/word/2006/wordml" xmlns:wps="http://schemas.microsoft.com/office/word/2010/wordprocessingShape" mc:Ignorable="w14 w15 w16se w16cid w16 w16cex w16sdtdh w16sdtfl w16du wp14">
+<w:endnotes xmlns:wpc="http://schemas.microsoft.com/office/word/2010/wordprocessingCanvas" xmlns:cx="http://schemas.microsoft.com/office/drawing/2014/chartex" xmlns:cx1="http://schemas.microsoft.com/office/drawing/2015/9/8/chartex" xmlns:cx2="http://schemas.microsoft.com/office/drawing/2015/10/21/chartex" xmlns:cx3="http://schemas.microsoft.com/office/drawing/2016/5/9/chartex" xmlns:cx4="http://schemas.microsoft.com/office/drawing/2016/5/10/chartex" xmlns:cx5="http://schemas.microsoft.com/office/drawing/2016/5/11/chartex" xmlns:cx6="http://schemas.microsoft.com/office/drawing/2016/5/12/chartex" xmlns:cx7="http://schemas.microsoft.com/office/drawing/2016/5/13/chartex" xmlns:cx8="http://schemas.microsoft.com/office/drawing/2016/5/14/chartex" xmlns:mc="http://schemas.openxmlformats.org/markup-compatibility/2006" xmlns:aink="http://schemas.microsoft.com/office/drawing/2016/ink" xmlns:am3d="http://schemas.microsoft.com/office/drawing/2017/model3d" xmlns:o="urn:schemas-microsoft-com:office:office" xmlns:oel="http://schemas.microsoft.com/office/2019/extlst" xmlns:r="http://schemas.openxmlformats.org/officeDocument/2006/relationships" xmlns:m="http://schemas.openxmlformats.org/officeDocument/2006/math" xmlns:v="urn:schemas-microsoft-com:vml" xmlns:wp14="http://schemas.microsoft.com/office/word/2010/wordprocessingDrawing" xmlns:wp="http://schemas.openxmlformats.org/drawingml/2006/wordprocessingDrawing" xmlns:w10="urn:schemas-microsoft-com:office:word" xmlns:w="http://schemas.openxmlformats.org/wordprocessingml/2006/main" xmlns:w14="http://schemas.microsoft.com/office/word/2010/wordml" xmlns:w15="http://schemas.microsoft.com/office/word/2012/wordml" xmlns:w16cex="http://schemas.microsoft.com/office/word/2018/wordml/cex" xmlns:w16cid="http://schemas.microsoft.com/office/word/2016/wordml/cid" xmlns:w16="http://schemas.microsoft.com/office/word/2018/wordml" xmlns:w16sdtdh="http://schemas.microsoft.com/office/word/2020/wordml/sdtdatahash" xmlns:w16se="http://schemas.microsoft.com/office/word/2015/wordml/symex" xmlns:wpg="http://schemas.microsoft.com/office/word/2010/wordprocessingGroup" xmlns:wpi="http://schemas.microsoft.com/office/word/2010/wordprocessingInk" xmlns:wne="http://schemas.microsoft.com/office/word/2006/wordml" xmlns:wps="http://schemas.microsoft.com/office/word/2010/wordprocessingShape" mc:Ignorable="w14 w15 w16se w16cid w16 w16cex w16sdtdh wp14">
   <w:endnote w:type="separator" w:id="-1">
     <w:p>
       <w:r>
@@ -13554,7 +14688,7 @@
 </file>
 
 <file path=word/footnotes.xml><?xml version="1.0" encoding="utf-8"?>
-<w:footnotes xmlns:wpc="http://schemas.microsoft.com/office/word/2010/wordprocessingCanvas" xmlns:cx="http://schemas.microsoft.com/office/drawing/2014/chartex" xmlns:cx1="http://schemas.microsoft.com/office/drawing/2015/9/8/chartex" xmlns:cx2="http://schemas.microsoft.com/office/drawing/2015/10/21/chartex" xmlns:cx3="http://schemas.microsoft.com/office/drawing/2016/5/9/chartex" xmlns:cx4="http://schemas.microsoft.com/office/drawing/2016/5/10/chartex" xmlns:cx5="http://schemas.microsoft.com/office/drawing/2016/5/11/chartex" xmlns:cx6="http://schemas.microsoft.com/office/drawing/2016/5/12/chartex" xmlns:cx7="http://schemas.microsoft.com/office/drawing/2016/5/13/chartex" xmlns:cx8="http://schemas.microsoft.com/office/drawing/2016/5/14/chartex" xmlns:mc="http://schemas.openxmlformats.org/markup-compatibility/2006" xmlns:aink="http://schemas.microsoft.com/office/drawing/2016/ink" xmlns:am3d="http://schemas.microsoft.com/office/drawing/2017/model3d" xmlns:o="urn:schemas-microsoft-com:office:office" xmlns:oel="http://schemas.microsoft.com/office/2019/extlst" xmlns:r="http://schemas.openxmlformats.org/officeDocument/2006/relationships" xmlns:m="http://schemas.openxmlformats.org/officeDocument/2006/math" xmlns:v="urn:schemas-microsoft-com:vml" xmlns:wp14="http://schemas.microsoft.com/office/word/2010/wordprocessingDrawing" xmlns:wp="http://schemas.openxmlformats.org/drawingml/2006/wordprocessingDrawing" xmlns:w10="urn:schemas-microsoft-com:office:word" xmlns:w="http://schemas.openxmlformats.org/wordprocessingml/2006/main" xmlns:w14="http://schemas.microsoft.com/office/word/2010/wordml" xmlns:w15="http://schemas.microsoft.com/office/word/2012/wordml" xmlns:w16cex="http://schemas.microsoft.com/office/word/2018/wordml/cex" xmlns:w16cid="http://schemas.microsoft.com/office/word/2016/wordml/cid" xmlns:w16="http://schemas.microsoft.com/office/word/2018/wordml" xmlns:w16du="http://schemas.microsoft.com/office/word/2023/wordml/word16du" xmlns:w16sdtdh="http://schemas.microsoft.com/office/word/2020/wordml/sdtdatahash" xmlns:w16sdtfl="http://schemas.microsoft.com/office/word/2024/wordml/sdtformatlock" xmlns:w16se="http://schemas.microsoft.com/office/word/2015/wordml/symex" xmlns:wpg="http://schemas.microsoft.com/office/word/2010/wordprocessingGroup" xmlns:wpi="http://schemas.microsoft.com/office/word/2010/wordprocessingInk" xmlns:wne="http://schemas.microsoft.com/office/word/2006/wordml" xmlns:wps="http://schemas.microsoft.com/office/word/2010/wordprocessingShape" mc:Ignorable="w14 w15 w16se w16cid w16 w16cex w16sdtdh w16sdtfl w16du wp14">
+<w:footnotes xmlns:wpc="http://schemas.microsoft.com/office/word/2010/wordprocessingCanvas" xmlns:cx="http://schemas.microsoft.com/office/drawing/2014/chartex" xmlns:cx1="http://schemas.microsoft.com/office/drawing/2015/9/8/chartex" xmlns:cx2="http://schemas.microsoft.com/office/drawing/2015/10/21/chartex" xmlns:cx3="http://schemas.microsoft.com/office/drawing/2016/5/9/chartex" xmlns:cx4="http://schemas.microsoft.com/office/drawing/2016/5/10/chartex" xmlns:cx5="http://schemas.microsoft.com/office/drawing/2016/5/11/chartex" xmlns:cx6="http://schemas.microsoft.com/office/drawing/2016/5/12/chartex" xmlns:cx7="http://schemas.microsoft.com/office/drawing/2016/5/13/chartex" xmlns:cx8="http://schemas.microsoft.com/office/drawing/2016/5/14/chartex" xmlns:mc="http://schemas.openxmlformats.org/markup-compatibility/2006" xmlns:aink="http://schemas.microsoft.com/office/drawing/2016/ink" xmlns:am3d="http://schemas.microsoft.com/office/drawing/2017/model3d" xmlns:o="urn:schemas-microsoft-com:office:office" xmlns:oel="http://schemas.microsoft.com/office/2019/extlst" xmlns:r="http://schemas.openxmlformats.org/officeDocument/2006/relationships" xmlns:m="http://schemas.openxmlformats.org/officeDocument/2006/math" xmlns:v="urn:schemas-microsoft-com:vml" xmlns:wp14="http://schemas.microsoft.com/office/word/2010/wordprocessingDrawing" xmlns:wp="http://schemas.openxmlformats.org/drawingml/2006/wordprocessingDrawing" xmlns:w10="urn:schemas-microsoft-com:office:word" xmlns:w="http://schemas.openxmlformats.org/wordprocessingml/2006/main" xmlns:w14="http://schemas.microsoft.com/office/word/2010/wordml" xmlns:w15="http://schemas.microsoft.com/office/word/2012/wordml" xmlns:w16cex="http://schemas.microsoft.com/office/word/2018/wordml/cex" xmlns:w16cid="http://schemas.microsoft.com/office/word/2016/wordml/cid" xmlns:w16="http://schemas.microsoft.com/office/word/2018/wordml" xmlns:w16sdtdh="http://schemas.microsoft.com/office/word/2020/wordml/sdtdatahash" xmlns:w16se="http://schemas.microsoft.com/office/word/2015/wordml/symex" xmlns:wpg="http://schemas.microsoft.com/office/word/2010/wordprocessingGroup" xmlns:wpi="http://schemas.microsoft.com/office/word/2010/wordprocessingInk" xmlns:wne="http://schemas.microsoft.com/office/word/2006/wordml" xmlns:wps="http://schemas.microsoft.com/office/word/2010/wordprocessingShape" mc:Ignorable="w14 w15 w16se w16cid w16 w16cex w16sdtdh wp14">
   <w:footnote w:type="separator" w:id="-1">
     <w:p>
       <w:r>
@@ -13573,7 +14707,7 @@
 </file>
 
 <file path=word/styles.xml><?xml version="1.0" encoding="utf-8"?>
-<w:styles xmlns:mc="http://schemas.openxmlformats.org/markup-compatibility/2006" xmlns:r="http://schemas.openxmlformats.org/officeDocument/2006/relationships" xmlns:w="http://schemas.openxmlformats.org/wordprocessingml/2006/main" xmlns:w14="http://schemas.microsoft.com/office/word/2010/wordml" xmlns:w15="http://schemas.microsoft.com/office/word/2012/wordml" xmlns:w16cex="http://schemas.microsoft.com/office/word/2018/wordml/cex" xmlns:w16cid="http://schemas.microsoft.com/office/word/2016/wordml/cid" xmlns:w16="http://schemas.microsoft.com/office/word/2018/wordml" xmlns:w16du="http://schemas.microsoft.com/office/word/2023/wordml/word16du" xmlns:w16sdtdh="http://schemas.microsoft.com/office/word/2020/wordml/sdtdatahash" xmlns:w16sdtfl="http://schemas.microsoft.com/office/word/2024/wordml/sdtformatlock" xmlns:w16se="http://schemas.microsoft.com/office/word/2015/wordml/symex" mc:Ignorable="w14 w15 w16se w16cid w16 w16cex w16sdtdh w16sdtfl w16du">
+<w:styles xmlns:mc="http://schemas.openxmlformats.org/markup-compatibility/2006" xmlns:r="http://schemas.openxmlformats.org/officeDocument/2006/relationships" xmlns:w="http://schemas.openxmlformats.org/wordprocessingml/2006/main" xmlns:w14="http://schemas.microsoft.com/office/word/2010/wordml" xmlns:w15="http://schemas.microsoft.com/office/word/2012/wordml" xmlns:w16cex="http://schemas.microsoft.com/office/word/2018/wordml/cex" xmlns:w16cid="http://schemas.microsoft.com/office/word/2016/wordml/cid" xmlns:w16="http://schemas.microsoft.com/office/word/2018/wordml" xmlns:w16sdtdh="http://schemas.microsoft.com/office/word/2020/wordml/sdtdatahash" xmlns:w16se="http://schemas.microsoft.com/office/word/2015/wordml/symex" mc:Ignorable="w14 w15 w16se w16cid w16 w16cex w16sdtdh">
   <w:docDefaults>
     <w:rPrDefault>
       <w:rPr>
@@ -13979,6 +15113,7 @@
   <w:style w:type="character" w:default="1" w:styleId="DefaultParagraphFont">
     <w:name w:val="Default Paragraph Font"/>
     <w:uiPriority w:val="1"/>
+    <w:semiHidden/>
     <w:unhideWhenUsed/>
   </w:style>
   <w:style w:type="table" w:default="1" w:styleId="TableNormal">

--- a/format.docx
+++ b/format.docx
@@ -439,37 +439,26 @@
                                       <w:sz w:val="12"/>
                                     </w:rPr>
                                   </w:pPr>
-                                  <w:proofErr w:type="gramStart"/>
-                                  <w:r>
-                                    <w:rPr>
-                                      <w:bCs/>
-                                      <w:sz w:val="12"/>
-                                    </w:rPr>
-                                    <w:t xml:space="preserve">{{ </w:t>
-                                  </w:r>
-                                  <w:proofErr w:type="spellStart"/>
-                                  <w:r>
-                                    <w:rPr>
-                                      <w:bCs/>
-                                      <w:sz w:val="12"/>
-                                    </w:rPr>
-                                    <w:t>total</w:t>
-                                  </w:r>
-                                  <w:proofErr w:type="gramEnd"/>
-                                  <w:r>
-                                    <w:rPr>
-                                      <w:bCs/>
-                                      <w:sz w:val="12"/>
-                                    </w:rPr>
-                                    <w:t>_volume</w:t>
-                                  </w:r>
-                                  <w:proofErr w:type="spellEnd"/>
-                                  <w:r>
-                                    <w:rPr>
-                                      <w:bCs/>
-                                      <w:sz w:val="12"/>
-                                    </w:rPr>
-                                    <w:t xml:space="preserve"> }}</w:t>
+                                  <w:r>
+                                    <w:rPr>
+                                      <w:bCs/>
+                                      <w:sz w:val="12"/>
+                                    </w:rPr>
+                                    <w:t>{{ total_volume }}</w:t>
+                                  </w:r>
+                                  <w:r>
+                                    <w:rPr>
+                                      <w:bCs/>
+                                      <w:sz w:val="12"/>
+                                    </w:rPr>
+                                    <w:t xml:space="preserve"> </w:t>
+                                  </w:r>
+                                  <w:r>
+                                    <w:rPr>
+                                      <w:bCs/>
+                                      <w:sz w:val="12"/>
+                                    </w:rPr>
+                                    <w:t>Metric Ton (MT)</w:t>
                                   </w:r>
                                 </w:p>
                               </w:tc>
@@ -537,37 +526,12 @@
                                       <w:sz w:val="12"/>
                                     </w:rPr>
                                   </w:pPr>
-                                  <w:proofErr w:type="gramStart"/>
-                                  <w:r>
-                                    <w:rPr>
-                                      <w:bCs/>
-                                      <w:sz w:val="12"/>
-                                    </w:rPr>
-                                    <w:t xml:space="preserve">{{ </w:t>
-                                  </w:r>
-                                  <w:proofErr w:type="spellStart"/>
-                                  <w:r>
-                                    <w:rPr>
-                                      <w:bCs/>
-                                      <w:sz w:val="12"/>
-                                    </w:rPr>
-                                    <w:t>total</w:t>
-                                  </w:r>
-                                  <w:proofErr w:type="gramEnd"/>
-                                  <w:r>
-                                    <w:rPr>
-                                      <w:bCs/>
-                                      <w:sz w:val="12"/>
-                                    </w:rPr>
-                                    <w:t>_blocks</w:t>
-                                  </w:r>
-                                  <w:proofErr w:type="spellEnd"/>
-                                  <w:r>
-                                    <w:rPr>
-                                      <w:bCs/>
-                                      <w:sz w:val="12"/>
-                                    </w:rPr>
-                                    <w:t xml:space="preserve"> }}</w:t>
+                                  <w:r>
+                                    <w:rPr>
+                                      <w:bCs/>
+                                      <w:sz w:val="12"/>
+                                    </w:rPr>
+                                    <w:t>{{ total_blocks }}</w:t>
                                   </w:r>
                                 </w:p>
                               </w:tc>
@@ -820,37 +784,26 @@
                                 <w:sz w:val="12"/>
                               </w:rPr>
                             </w:pPr>
-                            <w:proofErr w:type="gramStart"/>
-                            <w:r>
-                              <w:rPr>
-                                <w:bCs/>
-                                <w:sz w:val="12"/>
-                              </w:rPr>
-                              <w:t xml:space="preserve">{{ </w:t>
-                            </w:r>
-                            <w:proofErr w:type="spellStart"/>
-                            <w:r>
-                              <w:rPr>
-                                <w:bCs/>
-                                <w:sz w:val="12"/>
-                              </w:rPr>
-                              <w:t>total</w:t>
-                            </w:r>
-                            <w:proofErr w:type="gramEnd"/>
-                            <w:r>
-                              <w:rPr>
-                                <w:bCs/>
-                                <w:sz w:val="12"/>
-                              </w:rPr>
-                              <w:t>_volume</w:t>
-                            </w:r>
-                            <w:proofErr w:type="spellEnd"/>
-                            <w:r>
-                              <w:rPr>
-                                <w:bCs/>
-                                <w:sz w:val="12"/>
-                              </w:rPr>
-                              <w:t xml:space="preserve"> }}</w:t>
+                            <w:r>
+                              <w:rPr>
+                                <w:bCs/>
+                                <w:sz w:val="12"/>
+                              </w:rPr>
+                              <w:t>{{ total_volume }}</w:t>
+                            </w:r>
+                            <w:r>
+                              <w:rPr>
+                                <w:bCs/>
+                                <w:sz w:val="12"/>
+                              </w:rPr>
+                              <w:t xml:space="preserve"> </w:t>
+                            </w:r>
+                            <w:r>
+                              <w:rPr>
+                                <w:bCs/>
+                                <w:sz w:val="12"/>
+                              </w:rPr>
+                              <w:t>Metric Ton (MT)</w:t>
                             </w:r>
                           </w:p>
                         </w:tc>
@@ -918,37 +871,12 @@
                                 <w:sz w:val="12"/>
                               </w:rPr>
                             </w:pPr>
-                            <w:proofErr w:type="gramStart"/>
-                            <w:r>
-                              <w:rPr>
-                                <w:bCs/>
-                                <w:sz w:val="12"/>
-                              </w:rPr>
-                              <w:t xml:space="preserve">{{ </w:t>
-                            </w:r>
-                            <w:proofErr w:type="spellStart"/>
-                            <w:r>
-                              <w:rPr>
-                                <w:bCs/>
-                                <w:sz w:val="12"/>
-                              </w:rPr>
-                              <w:t>total</w:t>
-                            </w:r>
-                            <w:proofErr w:type="gramEnd"/>
-                            <w:r>
-                              <w:rPr>
-                                <w:bCs/>
-                                <w:sz w:val="12"/>
-                              </w:rPr>
-                              <w:t>_blocks</w:t>
-                            </w:r>
-                            <w:proofErr w:type="spellEnd"/>
-                            <w:r>
-                              <w:rPr>
-                                <w:bCs/>
-                                <w:sz w:val="12"/>
-                              </w:rPr>
-                              <w:t xml:space="preserve"> }}</w:t>
+                            <w:r>
+                              <w:rPr>
+                                <w:bCs/>
+                                <w:sz w:val="12"/>
+                              </w:rPr>
+                              <w:t>{{ total_blocks }}</w:t>
                             </w:r>
                           </w:p>
                         </w:tc>
@@ -1379,33 +1307,11 @@
                                       <w:sz w:val="12"/>
                                     </w:rPr>
                                   </w:pPr>
-                                  <w:proofErr w:type="gramStart"/>
-                                  <w:r>
-                                    <w:rPr>
-                                      <w:sz w:val="12"/>
-                                    </w:rPr>
-                                    <w:t xml:space="preserve">{{ </w:t>
-                                  </w:r>
-                                  <w:proofErr w:type="spellStart"/>
-                                  <w:r>
-                                    <w:rPr>
-                                      <w:sz w:val="12"/>
-                                    </w:rPr>
-                                    <w:t>form</w:t>
-                                  </w:r>
-                                  <w:proofErr w:type="gramEnd"/>
-                                  <w:r>
-                                    <w:rPr>
-                                      <w:sz w:val="12"/>
-                                    </w:rPr>
-                                    <w:t>_ap_no</w:t>
-                                  </w:r>
-                                  <w:proofErr w:type="spellEnd"/>
-                                  <w:r>
-                                    <w:rPr>
-                                      <w:sz w:val="12"/>
-                                    </w:rPr>
-                                    <w:t xml:space="preserve"> }}</w:t>
+                                  <w:r>
+                                    <w:rPr>
+                                      <w:sz w:val="12"/>
+                                    </w:rPr>
+                                    <w:t>{{ form_ap_no }}</w:t>
                                   </w:r>
                                 </w:p>
                               </w:tc>
@@ -1441,39 +1347,17 @@
                                     </w:rPr>
                                     <w:t xml:space="preserve"> </w:t>
                                   </w:r>
-                                  <w:proofErr w:type="gramStart"/>
-                                  <w:r>
-                                    <w:rPr>
-                                      <w:sz w:val="12"/>
-                                    </w:rPr>
-                                    <w:t>No :</w:t>
-                                  </w:r>
-                                  <w:proofErr w:type="gramEnd"/>
-                                  <w:r>
-                                    <w:rPr>
-                                      <w:sz w:val="12"/>
-                                    </w:rPr>
-                                    <w:t xml:space="preserve"> </w:t>
-                                  </w:r>
-                                  <w:r>
-                                    <w:rPr>
-                                      <w:sz w:val="12"/>
-                                    </w:rPr>
-                                    <w:t xml:space="preserve">{{ </w:t>
-                                  </w:r>
-                                  <w:proofErr w:type="spellStart"/>
-                                  <w:r>
-                                    <w:rPr>
-                                      <w:sz w:val="12"/>
-                                    </w:rPr>
-                                    <w:t>sr_no</w:t>
-                                  </w:r>
-                                  <w:proofErr w:type="spellEnd"/>
-                                  <w:r>
-                                    <w:rPr>
-                                      <w:sz w:val="12"/>
-                                    </w:rPr>
-                                    <w:t xml:space="preserve"> }}</w:t>
+                                  <w:r>
+                                    <w:rPr>
+                                      <w:sz w:val="12"/>
+                                    </w:rPr>
+                                    <w:t xml:space="preserve">No : </w:t>
+                                  </w:r>
+                                  <w:r>
+                                    <w:rPr>
+                                      <w:sz w:val="12"/>
+                                    </w:rPr>
+                                    <w:t>{{ sr_no }}</w:t>
                                   </w:r>
                                 </w:p>
                               </w:tc>
@@ -1575,33 +1459,11 @@
                                       <w:sz w:val="12"/>
                                     </w:rPr>
                                   </w:pPr>
-                                  <w:proofErr w:type="gramStart"/>
-                                  <w:r>
-                                    <w:rPr>
-                                      <w:sz w:val="12"/>
-                                    </w:rPr>
-                                    <w:t xml:space="preserve">{{ </w:t>
-                                  </w:r>
-                                  <w:proofErr w:type="spellStart"/>
-                                  <w:r>
-                                    <w:rPr>
-                                      <w:sz w:val="12"/>
-                                    </w:rPr>
-                                    <w:t>mdp</w:t>
-                                  </w:r>
-                                  <w:proofErr w:type="gramEnd"/>
-                                  <w:r>
-                                    <w:rPr>
-                                      <w:sz w:val="12"/>
-                                    </w:rPr>
-                                    <w:t>_no</w:t>
-                                  </w:r>
-                                  <w:proofErr w:type="spellEnd"/>
-                                  <w:r>
-                                    <w:rPr>
-                                      <w:sz w:val="12"/>
-                                    </w:rPr>
-                                    <w:t xml:space="preserve"> }}</w:t>
+                                  <w:r>
+                                    <w:rPr>
+                                      <w:sz w:val="12"/>
+                                    </w:rPr>
+                                    <w:t>{{ mdp_no }}</w:t>
                                   </w:r>
                                   <w:r>
                                     <w:rPr>
@@ -1632,21 +1494,7 @@
                                     <w:rPr>
                                       <w:sz w:val="12"/>
                                     </w:rPr>
-                                    <w:t>{{</w:t>
-                                  </w:r>
-                                  <w:proofErr w:type="spellStart"/>
-                                  <w:r>
-                                    <w:rPr>
-                                      <w:sz w:val="12"/>
-                                    </w:rPr>
-                                    <w:t>start_date_time</w:t>
-                                  </w:r>
-                                  <w:proofErr w:type="spellEnd"/>
-                                  <w:r>
-                                    <w:rPr>
-                                      <w:sz w:val="12"/>
-                                    </w:rPr>
-                                    <w:t>}}</w:t>
+                                    <w:t>{{start_date_time}}</w:t>
                                   </w:r>
                                 </w:p>
                               </w:tc>
@@ -1750,33 +1598,11 @@
                                       <w:sz w:val="12"/>
                                     </w:rPr>
                                   </w:pPr>
-                                  <w:proofErr w:type="gramStart"/>
-                                  <w:r>
-                                    <w:rPr>
-                                      <w:sz w:val="12"/>
-                                    </w:rPr>
-                                    <w:t xml:space="preserve">{{ </w:t>
-                                  </w:r>
-                                  <w:proofErr w:type="spellStart"/>
-                                  <w:r>
-                                    <w:rPr>
-                                      <w:sz w:val="12"/>
-                                    </w:rPr>
-                                    <w:t>lease</w:t>
-                                  </w:r>
-                                  <w:proofErr w:type="gramEnd"/>
-                                  <w:r>
-                                    <w:rPr>
-                                      <w:sz w:val="12"/>
-                                    </w:rPr>
-                                    <w:t>_no</w:t>
-                                  </w:r>
-                                  <w:proofErr w:type="spellEnd"/>
-                                  <w:r>
-                                    <w:rPr>
-                                      <w:sz w:val="12"/>
-                                    </w:rPr>
-                                    <w:t xml:space="preserve"> }}</w:t>
+                                  <w:r>
+                                    <w:rPr>
+                                      <w:sz w:val="12"/>
+                                    </w:rPr>
+                                    <w:t>{{ lease_no }}</w:t>
                                   </w:r>
                                 </w:p>
                               </w:tc>
@@ -1803,19 +1629,11 @@
                                     </w:rPr>
                                     <w:t xml:space="preserve">Barcode: </w:t>
                                   </w:r>
-                                  <w:proofErr w:type="gramStart"/>
-                                  <w:r>
-                                    <w:rPr>
-                                      <w:sz w:val="12"/>
-                                    </w:rPr>
-                                    <w:t>{{ barcode</w:t>
-                                  </w:r>
-                                  <w:proofErr w:type="gramEnd"/>
-                                  <w:r>
-                                    <w:rPr>
-                                      <w:sz w:val="12"/>
-                                    </w:rPr>
-                                    <w:t xml:space="preserve"> }}</w:t>
+                                  <w:r>
+                                    <w:rPr>
+                                      <w:sz w:val="12"/>
+                                    </w:rPr>
+                                    <w:t>{{ barcode }}</w:t>
                                   </w:r>
                                 </w:p>
                               </w:tc>
@@ -1935,41 +1753,13 @@
                                       <w:sz w:val="12"/>
                                     </w:rPr>
                                   </w:pPr>
-                                  <w:proofErr w:type="gramStart"/>
-                                  <w:r>
-                                    <w:rPr>
-                                      <w:b/>
-                                      <w:bCs/>
-                                      <w:sz w:val="12"/>
-                                    </w:rPr>
-                                    <w:t xml:space="preserve">{{ </w:t>
-                                  </w:r>
-                                  <w:proofErr w:type="spellStart"/>
-                                  <w:r>
-                                    <w:rPr>
-                                      <w:b/>
-                                      <w:bCs/>
-                                      <w:sz w:val="12"/>
-                                    </w:rPr>
-                                    <w:t>lease</w:t>
-                                  </w:r>
-                                  <w:proofErr w:type="gramEnd"/>
-                                  <w:r>
-                                    <w:rPr>
-                                      <w:b/>
-                                      <w:bCs/>
-                                      <w:sz w:val="12"/>
-                                    </w:rPr>
-                                    <w:t>_name</w:t>
-                                  </w:r>
-                                  <w:proofErr w:type="spellEnd"/>
-                                  <w:r>
-                                    <w:rPr>
-                                      <w:b/>
-                                      <w:bCs/>
-                                      <w:sz w:val="12"/>
-                                    </w:rPr>
-                                    <w:t xml:space="preserve"> }}</w:t>
+                                  <w:r>
+                                    <w:rPr>
+                                      <w:b/>
+                                      <w:bCs/>
+                                      <w:sz w:val="12"/>
+                                    </w:rPr>
+                                    <w:t>{{ lease_name }}</w:t>
                                   </w:r>
                                 </w:p>
                               </w:tc>
@@ -2033,33 +1823,11 @@
                                     </w:rPr>
                                     <w:t xml:space="preserve"> </w:t>
                                   </w:r>
-                                  <w:proofErr w:type="gramStart"/>
-                                  <w:r>
-                                    <w:rPr>
-                                      <w:sz w:val="12"/>
-                                    </w:rPr>
-                                    <w:t xml:space="preserve">{{ </w:t>
-                                  </w:r>
-                                  <w:proofErr w:type="spellStart"/>
-                                  <w:r>
-                                    <w:rPr>
-                                      <w:sz w:val="12"/>
-                                    </w:rPr>
-                                    <w:t>type</w:t>
-                                  </w:r>
-                                  <w:proofErr w:type="gramEnd"/>
-                                  <w:r>
-                                    <w:rPr>
-                                      <w:sz w:val="12"/>
-                                    </w:rPr>
-                                    <w:t>_of_land</w:t>
-                                  </w:r>
-                                  <w:proofErr w:type="spellEnd"/>
-                                  <w:r>
-                                    <w:rPr>
-                                      <w:sz w:val="12"/>
-                                    </w:rPr>
-                                    <w:t xml:space="preserve"> }}</w:t>
+                                  <w:r>
+                                    <w:rPr>
+                                      <w:sz w:val="12"/>
+                                    </w:rPr>
+                                    <w:t>{{ type_of_land }}</w:t>
                                   </w:r>
                                 </w:p>
                               </w:tc>
@@ -2187,39 +1955,17 @@
                                     </w:rPr>
                                     <w:t xml:space="preserve"> </w:t>
                                   </w:r>
-                                  <w:proofErr w:type="gramStart"/>
-                                  <w:r>
-                                    <w:rPr>
-                                      <w:sz w:val="12"/>
-                                    </w:rPr>
-                                    <w:t>No :</w:t>
-                                  </w:r>
-                                  <w:proofErr w:type="gramEnd"/>
-                                  <w:r>
-                                    <w:rPr>
-                                      <w:sz w:val="12"/>
-                                    </w:rPr>
-                                    <w:t xml:space="preserve"> </w:t>
-                                  </w:r>
-                                  <w:r>
-                                    <w:rPr>
-                                      <w:sz w:val="12"/>
-                                    </w:rPr>
-                                    <w:t xml:space="preserve">{{ </w:t>
-                                  </w:r>
-                                  <w:proofErr w:type="spellStart"/>
-                                  <w:r>
-                                    <w:rPr>
-                                      <w:sz w:val="12"/>
-                                    </w:rPr>
-                                    <w:t>gst_no</w:t>
-                                  </w:r>
-                                  <w:proofErr w:type="spellEnd"/>
-                                  <w:r>
-                                    <w:rPr>
-                                      <w:sz w:val="12"/>
-                                    </w:rPr>
-                                    <w:t xml:space="preserve"> }}</w:t>
+                                  <w:r>
+                                    <w:rPr>
+                                      <w:sz w:val="12"/>
+                                    </w:rPr>
+                                    <w:t xml:space="preserve">No : </w:t>
+                                  </w:r>
+                                  <w:r>
+                                    <w:rPr>
+                                      <w:sz w:val="12"/>
+                                    </w:rPr>
+                                    <w:t>{{ gst_no }}</w:t>
                                   </w:r>
                                 </w:p>
                               </w:tc>
@@ -2304,33 +2050,11 @@
                                       <w:sz w:val="12"/>
                                     </w:rPr>
                                   </w:pPr>
-                                  <w:proofErr w:type="gramStart"/>
-                                  <w:r>
-                                    <w:rPr>
-                                      <w:sz w:val="12"/>
-                                    </w:rPr>
-                                    <w:t xml:space="preserve">{{ </w:t>
-                                  </w:r>
-                                  <w:proofErr w:type="spellStart"/>
-                                  <w:r>
-                                    <w:rPr>
-                                      <w:sz w:val="12"/>
-                                    </w:rPr>
-                                    <w:t>taluk</w:t>
-                                  </w:r>
-                                  <w:proofErr w:type="gramEnd"/>
-                                  <w:r>
-                                    <w:rPr>
-                                      <w:sz w:val="12"/>
-                                    </w:rPr>
-                                    <w:t>_district</w:t>
-                                  </w:r>
-                                  <w:proofErr w:type="spellEnd"/>
-                                  <w:r>
-                                    <w:rPr>
-                                      <w:sz w:val="12"/>
-                                    </w:rPr>
-                                    <w:t xml:space="preserve"> }}</w:t>
+                                  <w:r>
+                                    <w:rPr>
+                                      <w:sz w:val="12"/>
+                                    </w:rPr>
+                                    <w:t>{{ taluk_district }}</w:t>
                                   </w:r>
                                 </w:p>
                               </w:tc>
@@ -2359,33 +2083,11 @@
                                     </w:rPr>
                                     <w:t xml:space="preserve">Loading Place: </w:t>
                                   </w:r>
-                                  <w:proofErr w:type="gramStart"/>
-                                  <w:r>
-                                    <w:rPr>
-                                      <w:sz w:val="12"/>
-                                    </w:rPr>
-                                    <w:t xml:space="preserve">{{ </w:t>
-                                  </w:r>
-                                  <w:proofErr w:type="spellStart"/>
-                                  <w:r>
-                                    <w:rPr>
-                                      <w:sz w:val="12"/>
-                                    </w:rPr>
-                                    <w:t>loading</w:t>
-                                  </w:r>
-                                  <w:proofErr w:type="gramEnd"/>
-                                  <w:r>
-                                    <w:rPr>
-                                      <w:sz w:val="12"/>
-                                    </w:rPr>
-                                    <w:t>_place</w:t>
-                                  </w:r>
-                                  <w:proofErr w:type="spellEnd"/>
-                                  <w:r>
-                                    <w:rPr>
-                                      <w:sz w:val="12"/>
-                                    </w:rPr>
-                                    <w:t xml:space="preserve"> }}</w:t>
+                                  <w:r>
+                                    <w:rPr>
+                                      <w:sz w:val="12"/>
+                                    </w:rPr>
+                                    <w:t>{{ loading_place }}</w:t>
                                   </w:r>
                                 </w:p>
                               </w:tc>
@@ -2471,19 +2173,11 @@
                                       <w:sz w:val="12"/>
                                     </w:rPr>
                                   </w:pPr>
-                                  <w:proofErr w:type="gramStart"/>
-                                  <w:r>
-                                    <w:rPr>
-                                      <w:sz w:val="12"/>
-                                    </w:rPr>
-                                    <w:t>{{ quantity</w:t>
-                                  </w:r>
-                                  <w:proofErr w:type="gramEnd"/>
-                                  <w:r>
-                                    <w:rPr>
-                                      <w:sz w:val="12"/>
-                                    </w:rPr>
-                                    <w:t xml:space="preserve"> }}</w:t>
+                                  <w:r>
+                                    <w:rPr>
+                                      <w:sz w:val="12"/>
+                                    </w:rPr>
+                                    <w:t>{{ quantity }}</w:t>
                                   </w:r>
                                 </w:p>
                               </w:tc>
@@ -2531,33 +2225,11 @@
                                     </w:rPr>
                                     <w:t xml:space="preserve"> </w:t>
                                   </w:r>
-                                  <w:proofErr w:type="gramStart"/>
-                                  <w:r>
-                                    <w:rPr>
-                                      <w:sz w:val="12"/>
-                                    </w:rPr>
-                                    <w:t xml:space="preserve">{{ </w:t>
-                                  </w:r>
-                                  <w:proofErr w:type="spellStart"/>
-                                  <w:r>
-                                    <w:rPr>
-                                      <w:sz w:val="12"/>
-                                    </w:rPr>
-                                    <w:t>mdp</w:t>
-                                  </w:r>
-                                  <w:proofErr w:type="gramEnd"/>
-                                  <w:r>
-                                    <w:rPr>
-                                      <w:sz w:val="12"/>
-                                    </w:rPr>
-                                    <w:t>_type</w:t>
-                                  </w:r>
-                                  <w:proofErr w:type="spellEnd"/>
-                                  <w:r>
-                                    <w:rPr>
-                                      <w:sz w:val="12"/>
-                                    </w:rPr>
-                                    <w:t xml:space="preserve"> }}</w:t>
+                                  <w:r>
+                                    <w:rPr>
+                                      <w:sz w:val="12"/>
+                                    </w:rPr>
+                                    <w:t>{{ mdp_type }}</w:t>
                                   </w:r>
                                 </w:p>
                               </w:tc>
@@ -2784,33 +2456,11 @@
                                       <w:sz w:val="12"/>
                                     </w:rPr>
                                   </w:pPr>
-                                  <w:proofErr w:type="gramStart"/>
-                                  <w:r>
-                                    <w:rPr>
-                                      <w:sz w:val="12"/>
-                                    </w:rPr>
-                                    <w:t xml:space="preserve">{{ </w:t>
-                                  </w:r>
-                                  <w:proofErr w:type="spellStart"/>
-                                  <w:r>
-                                    <w:rPr>
-                                      <w:sz w:val="12"/>
-                                    </w:rPr>
-                                    <w:t>form</w:t>
-                                  </w:r>
-                                  <w:proofErr w:type="gramEnd"/>
-                                  <w:r>
-                                    <w:rPr>
-                                      <w:sz w:val="12"/>
-                                    </w:rPr>
-                                    <w:t>_ap_purpose</w:t>
-                                  </w:r>
-                                  <w:proofErr w:type="spellEnd"/>
-                                  <w:r>
-                                    <w:rPr>
-                                      <w:sz w:val="12"/>
-                                    </w:rPr>
-                                    <w:t xml:space="preserve"> }}</w:t>
+                                  <w:r>
+                                    <w:rPr>
+                                      <w:sz w:val="12"/>
+                                    </w:rPr>
+                                    <w:t>{{ form_ap_purpose }}</w:t>
                                   </w:r>
                                 </w:p>
                               </w:tc>
@@ -2942,33 +2592,11 @@
                                       <w:sz w:val="12"/>
                                     </w:rPr>
                                   </w:pPr>
-                                  <w:proofErr w:type="gramStart"/>
-                                  <w:r>
-                                    <w:rPr>
-                                      <w:sz w:val="12"/>
-                                    </w:rPr>
-                                    <w:t xml:space="preserve">{{ </w:t>
-                                  </w:r>
-                                  <w:proofErr w:type="spellStart"/>
-                                  <w:r>
-                                    <w:rPr>
-                                      <w:sz w:val="12"/>
-                                    </w:rPr>
-                                    <w:t>mineral</w:t>
-                                  </w:r>
-                                  <w:proofErr w:type="gramEnd"/>
-                                  <w:r>
-                                    <w:rPr>
-                                      <w:sz w:val="12"/>
-                                    </w:rPr>
-                                    <w:t>_grade</w:t>
-                                  </w:r>
-                                  <w:proofErr w:type="spellEnd"/>
-                                  <w:r>
-                                    <w:rPr>
-                                      <w:sz w:val="12"/>
-                                    </w:rPr>
-                                    <w:t xml:space="preserve"> }}</w:t>
+                                  <w:r>
+                                    <w:rPr>
+                                      <w:sz w:val="12"/>
+                                    </w:rPr>
+                                    <w:t>{{ mineral_grade }}</w:t>
                                   </w:r>
                                 </w:p>
                               </w:tc>
@@ -3076,37 +2704,12 @@
                                       <w:sz w:val="12"/>
                                     </w:rPr>
                                   </w:pPr>
-                                  <w:proofErr w:type="gramStart"/>
-                                  <w:r>
-                                    <w:rPr>
-                                      <w:b/>
-                                      <w:sz w:val="12"/>
-                                    </w:rPr>
-                                    <w:t xml:space="preserve">{{ </w:t>
-                                  </w:r>
-                                  <w:proofErr w:type="spellStart"/>
-                                  <w:r>
-                                    <w:rPr>
-                                      <w:b/>
-                                      <w:sz w:val="12"/>
-                                    </w:rPr>
-                                    <w:t>total</w:t>
-                                  </w:r>
-                                  <w:proofErr w:type="gramEnd"/>
-                                  <w:r>
-                                    <w:rPr>
-                                      <w:b/>
-                                      <w:sz w:val="12"/>
-                                    </w:rPr>
-                                    <w:t>_amount_paid</w:t>
-                                  </w:r>
-                                  <w:proofErr w:type="spellEnd"/>
-                                  <w:r>
-                                    <w:rPr>
-                                      <w:b/>
-                                      <w:sz w:val="12"/>
-                                    </w:rPr>
-                                    <w:t xml:space="preserve"> }}</w:t>
+                                  <w:r>
+                                    <w:rPr>
+                                      <w:b/>
+                                      <w:sz w:val="12"/>
+                                    </w:rPr>
+                                    <w:t>{{ total_amount_paid }}</w:t>
                                   </w:r>
                                 </w:p>
                               </w:tc>
@@ -3214,23 +2817,13 @@
                                       <w:sz w:val="12"/>
                                     </w:rPr>
                                   </w:pPr>
-                                  <w:proofErr w:type="gramStart"/>
-                                  <w:r>
-                                    <w:rPr>
-                                      <w:b/>
-                                      <w:bCs/>
-                                      <w:sz w:val="12"/>
-                                    </w:rPr>
-                                    <w:t>{{ buyer</w:t>
-                                  </w:r>
-                                  <w:proofErr w:type="gramEnd"/>
-                                  <w:r>
-                                    <w:rPr>
-                                      <w:b/>
-                                      <w:bCs/>
-                                      <w:sz w:val="12"/>
-                                    </w:rPr>
-                                    <w:t xml:space="preserve"> }}</w:t>
+                                  <w:r>
+                                    <w:rPr>
+                                      <w:b/>
+                                      <w:bCs/>
+                                      <w:sz w:val="12"/>
+                                    </w:rPr>
+                                    <w:t>{{ buyer }}</w:t>
                                   </w:r>
                                 </w:p>
                               </w:tc>
@@ -3335,19 +2928,11 @@
                                       <w:sz w:val="12"/>
                                     </w:rPr>
                                   </w:pPr>
-                                  <w:proofErr w:type="gramStart"/>
-                                  <w:r>
-                                    <w:rPr>
-                                      <w:sz w:val="12"/>
-                                    </w:rPr>
-                                    <w:t>{{ route</w:t>
-                                  </w:r>
-                                  <w:proofErr w:type="gramEnd"/>
-                                  <w:r>
-                                    <w:rPr>
-                                      <w:sz w:val="12"/>
-                                    </w:rPr>
-                                    <w:t xml:space="preserve"> }}</w:t>
+                                  <w:r>
+                                    <w:rPr>
+                                      <w:sz w:val="12"/>
+                                    </w:rPr>
+                                    <w:t>{{ route }}</w:t>
                                   </w:r>
                                 </w:p>
                               </w:tc>
@@ -3436,23 +3021,13 @@
                                       <w:sz w:val="12"/>
                                     </w:rPr>
                                   </w:pPr>
-                                  <w:proofErr w:type="gramStart"/>
-                                  <w:r>
-                                    <w:rPr>
-                                      <w:b/>
-                                      <w:bCs/>
-                                      <w:sz w:val="12"/>
-                                    </w:rPr>
-                                    <w:t>{{ validity</w:t>
-                                  </w:r>
-                                  <w:proofErr w:type="gramEnd"/>
-                                  <w:r>
-                                    <w:rPr>
-                                      <w:b/>
-                                      <w:bCs/>
-                                      <w:sz w:val="12"/>
-                                    </w:rPr>
-                                    <w:t xml:space="preserve"> }}</w:t>
+                                  <w:r>
+                                    <w:rPr>
+                                      <w:b/>
+                                      <w:bCs/>
+                                      <w:sz w:val="12"/>
+                                    </w:rPr>
+                                    <w:t>{{ validity }}</w:t>
                                   </w:r>
                                 </w:p>
                               </w:tc>
@@ -3492,23 +3067,7 @@
                                       <w:rFonts w:ascii="Times New Roman"/>
                                       <w:sz w:val="12"/>
                                     </w:rPr>
-                                    <w:t>{{</w:t>
-                                  </w:r>
-                                  <w:proofErr w:type="spellStart"/>
-                                  <w:r>
-                                    <w:rPr>
-                                      <w:rFonts w:ascii="Times New Roman"/>
-                                      <w:sz w:val="12"/>
-                                    </w:rPr>
-                                    <w:t>qr_code</w:t>
-                                  </w:r>
-                                  <w:proofErr w:type="spellEnd"/>
-                                  <w:r>
-                                    <w:rPr>
-                                      <w:rFonts w:ascii="Times New Roman"/>
-                                      <w:sz w:val="12"/>
-                                    </w:rPr>
-                                    <w:t>}}</w:t>
+                                    <w:t>{{qr_code}}</w:t>
                                   </w:r>
                                 </w:p>
                               </w:tc>
@@ -3605,33 +3164,11 @@
                                       <w:sz w:val="12"/>
                                     </w:rPr>
                                   </w:pPr>
-                                  <w:proofErr w:type="gramStart"/>
-                                  <w:r>
-                                    <w:rPr>
-                                      <w:sz w:val="12"/>
-                                    </w:rPr>
-                                    <w:t xml:space="preserve">{{ </w:t>
-                                  </w:r>
-                                  <w:proofErr w:type="spellStart"/>
-                                  <w:r>
-                                    <w:rPr>
-                                      <w:sz w:val="12"/>
-                                    </w:rPr>
-                                    <w:t>check</w:t>
-                                  </w:r>
-                                  <w:proofErr w:type="gramEnd"/>
-                                  <w:r>
-                                    <w:rPr>
-                                      <w:sz w:val="12"/>
-                                    </w:rPr>
-                                    <w:t>_post</w:t>
-                                  </w:r>
-                                  <w:proofErr w:type="spellEnd"/>
-                                  <w:r>
-                                    <w:rPr>
-                                      <w:sz w:val="12"/>
-                                    </w:rPr>
-                                    <w:t xml:space="preserve"> }}</w:t>
+                                  <w:r>
+                                    <w:rPr>
+                                      <w:sz w:val="12"/>
+                                    </w:rPr>
+                                    <w:t>{{ check_post }}</w:t>
                                   </w:r>
                                 </w:p>
                               </w:tc>
@@ -3746,33 +3283,11 @@
                                       <w:sz w:val="12"/>
                                     </w:rPr>
                                   </w:pPr>
-                                  <w:proofErr w:type="gramStart"/>
-                                  <w:r>
-                                    <w:rPr>
-                                      <w:sz w:val="12"/>
-                                    </w:rPr>
-                                    <w:t xml:space="preserve">{{ </w:t>
-                                  </w:r>
-                                  <w:proofErr w:type="spellStart"/>
-                                  <w:r>
-                                    <w:rPr>
-                                      <w:sz w:val="12"/>
-                                    </w:rPr>
-                                    <w:t>vehicle</w:t>
-                                  </w:r>
-                                  <w:proofErr w:type="gramEnd"/>
-                                  <w:r>
-                                    <w:rPr>
-                                      <w:sz w:val="12"/>
-                                    </w:rPr>
-                                    <w:t>_no</w:t>
-                                  </w:r>
-                                  <w:proofErr w:type="spellEnd"/>
-                                  <w:r>
-                                    <w:rPr>
-                                      <w:sz w:val="12"/>
-                                    </w:rPr>
-                                    <w:t xml:space="preserve"> }}</w:t>
+                                  <w:r>
+                                    <w:rPr>
+                                      <w:sz w:val="12"/>
+                                    </w:rPr>
+                                    <w:t>{{ vehicle_no }}</w:t>
                                   </w:r>
                                 </w:p>
                               </w:tc>
@@ -3875,33 +3390,11 @@
                                       <w:sz w:val="12"/>
                                     </w:rPr>
                                   </w:pPr>
-                                  <w:proofErr w:type="gramStart"/>
-                                  <w:r>
-                                    <w:rPr>
-                                      <w:sz w:val="12"/>
-                                    </w:rPr>
-                                    <w:t xml:space="preserve">{{ </w:t>
-                                  </w:r>
-                                  <w:proofErr w:type="spellStart"/>
-                                  <w:r>
-                                    <w:rPr>
-                                      <w:sz w:val="12"/>
-                                    </w:rPr>
-                                    <w:t>crusher</w:t>
-                                  </w:r>
-                                  <w:proofErr w:type="gramEnd"/>
-                                  <w:r>
-                                    <w:rPr>
-                                      <w:sz w:val="12"/>
-                                    </w:rPr>
-                                    <w:t>_unit</w:t>
-                                  </w:r>
-                                  <w:proofErr w:type="spellEnd"/>
-                                  <w:r>
-                                    <w:rPr>
-                                      <w:sz w:val="12"/>
-                                    </w:rPr>
-                                    <w:t xml:space="preserve"> }}</w:t>
+                                  <w:r>
+                                    <w:rPr>
+                                      <w:sz w:val="12"/>
+                                    </w:rPr>
+                                    <w:t>{{ crusher_unit }}</w:t>
                                   </w:r>
                                 </w:p>
                               </w:tc>
@@ -4113,23 +3606,13 @@
                                       <w:sz w:val="12"/>
                                     </w:rPr>
                                   </w:pPr>
-                                  <w:proofErr w:type="gramStart"/>
-                                  <w:r>
-                                    <w:rPr>
-                                      <w:b/>
-                                      <w:bCs/>
-                                      <w:sz w:val="12"/>
-                                    </w:rPr>
-                                    <w:t>{{ destination</w:t>
-                                  </w:r>
-                                  <w:proofErr w:type="gramEnd"/>
-                                  <w:r>
-                                    <w:rPr>
-                                      <w:b/>
-                                      <w:bCs/>
-                                      <w:sz w:val="12"/>
-                                    </w:rPr>
-                                    <w:t xml:space="preserve"> }}</w:t>
+                                  <w:r>
+                                    <w:rPr>
+                                      <w:b/>
+                                      <w:bCs/>
+                                      <w:sz w:val="12"/>
+                                    </w:rPr>
+                                    <w:t>{{ destination }}</w:t>
                                   </w:r>
                                 </w:p>
                               </w:tc>
@@ -4154,41 +3637,13 @@
                                       <w:sz w:val="12"/>
                                     </w:rPr>
                                   </w:pPr>
-                                  <w:proofErr w:type="gramStart"/>
-                                  <w:r>
-                                    <w:rPr>
-                                      <w:b/>
-                                      <w:bCs/>
-                                      <w:sz w:val="12"/>
-                                    </w:rPr>
-                                    <w:t xml:space="preserve">{{ </w:t>
-                                  </w:r>
-                                  <w:proofErr w:type="spellStart"/>
-                                  <w:r>
-                                    <w:rPr>
-                                      <w:b/>
-                                      <w:bCs/>
-                                      <w:sz w:val="12"/>
-                                    </w:rPr>
-                                    <w:t>copy</w:t>
-                                  </w:r>
-                                  <w:proofErr w:type="gramEnd"/>
-                                  <w:r>
-                                    <w:rPr>
-                                      <w:b/>
-                                      <w:bCs/>
-                                      <w:sz w:val="12"/>
-                                    </w:rPr>
-                                    <w:t>_type</w:t>
-                                  </w:r>
-                                  <w:proofErr w:type="spellEnd"/>
-                                  <w:r>
-                                    <w:rPr>
-                                      <w:b/>
-                                      <w:bCs/>
-                                      <w:sz w:val="12"/>
-                                    </w:rPr>
-                                    <w:t xml:space="preserve"> }}</w:t>
+                                  <w:r>
+                                    <w:rPr>
+                                      <w:b/>
+                                      <w:bCs/>
+                                      <w:sz w:val="12"/>
+                                    </w:rPr>
+                                    <w:t>{{ copy_type }}</w:t>
                                   </w:r>
                                 </w:p>
                               </w:tc>
@@ -4571,33 +4026,11 @@
                                 <w:sz w:val="12"/>
                               </w:rPr>
                             </w:pPr>
-                            <w:proofErr w:type="gramStart"/>
-                            <w:r>
-                              <w:rPr>
-                                <w:sz w:val="12"/>
-                              </w:rPr>
-                              <w:t xml:space="preserve">{{ </w:t>
-                            </w:r>
-                            <w:proofErr w:type="spellStart"/>
-                            <w:r>
-                              <w:rPr>
-                                <w:sz w:val="12"/>
-                              </w:rPr>
-                              <w:t>form</w:t>
-                            </w:r>
-                            <w:proofErr w:type="gramEnd"/>
-                            <w:r>
-                              <w:rPr>
-                                <w:sz w:val="12"/>
-                              </w:rPr>
-                              <w:t>_ap_no</w:t>
-                            </w:r>
-                            <w:proofErr w:type="spellEnd"/>
-                            <w:r>
-                              <w:rPr>
-                                <w:sz w:val="12"/>
-                              </w:rPr>
-                              <w:t xml:space="preserve"> }}</w:t>
+                            <w:r>
+                              <w:rPr>
+                                <w:sz w:val="12"/>
+                              </w:rPr>
+                              <w:t>{{ form_ap_no }}</w:t>
                             </w:r>
                           </w:p>
                         </w:tc>
@@ -4633,39 +4066,17 @@
                               </w:rPr>
                               <w:t xml:space="preserve"> </w:t>
                             </w:r>
-                            <w:proofErr w:type="gramStart"/>
-                            <w:r>
-                              <w:rPr>
-                                <w:sz w:val="12"/>
-                              </w:rPr>
-                              <w:t>No :</w:t>
-                            </w:r>
-                            <w:proofErr w:type="gramEnd"/>
-                            <w:r>
-                              <w:rPr>
-                                <w:sz w:val="12"/>
-                              </w:rPr>
-                              <w:t xml:space="preserve"> </w:t>
-                            </w:r>
-                            <w:r>
-                              <w:rPr>
-                                <w:sz w:val="12"/>
-                              </w:rPr>
-                              <w:t xml:space="preserve">{{ </w:t>
-                            </w:r>
-                            <w:proofErr w:type="spellStart"/>
-                            <w:r>
-                              <w:rPr>
-                                <w:sz w:val="12"/>
-                              </w:rPr>
-                              <w:t>sr_no</w:t>
-                            </w:r>
-                            <w:proofErr w:type="spellEnd"/>
-                            <w:r>
-                              <w:rPr>
-                                <w:sz w:val="12"/>
-                              </w:rPr>
-                              <w:t xml:space="preserve"> }}</w:t>
+                            <w:r>
+                              <w:rPr>
+                                <w:sz w:val="12"/>
+                              </w:rPr>
+                              <w:t xml:space="preserve">No : </w:t>
+                            </w:r>
+                            <w:r>
+                              <w:rPr>
+                                <w:sz w:val="12"/>
+                              </w:rPr>
+                              <w:t>{{ sr_no }}</w:t>
                             </w:r>
                           </w:p>
                         </w:tc>
@@ -4767,33 +4178,11 @@
                                 <w:sz w:val="12"/>
                               </w:rPr>
                             </w:pPr>
-                            <w:proofErr w:type="gramStart"/>
-                            <w:r>
-                              <w:rPr>
-                                <w:sz w:val="12"/>
-                              </w:rPr>
-                              <w:t xml:space="preserve">{{ </w:t>
-                            </w:r>
-                            <w:proofErr w:type="spellStart"/>
-                            <w:r>
-                              <w:rPr>
-                                <w:sz w:val="12"/>
-                              </w:rPr>
-                              <w:t>mdp</w:t>
-                            </w:r>
-                            <w:proofErr w:type="gramEnd"/>
-                            <w:r>
-                              <w:rPr>
-                                <w:sz w:val="12"/>
-                              </w:rPr>
-                              <w:t>_no</w:t>
-                            </w:r>
-                            <w:proofErr w:type="spellEnd"/>
-                            <w:r>
-                              <w:rPr>
-                                <w:sz w:val="12"/>
-                              </w:rPr>
-                              <w:t xml:space="preserve"> }}</w:t>
+                            <w:r>
+                              <w:rPr>
+                                <w:sz w:val="12"/>
+                              </w:rPr>
+                              <w:t>{{ mdp_no }}</w:t>
                             </w:r>
                             <w:r>
                               <w:rPr>
@@ -4824,21 +4213,7 @@
                               <w:rPr>
                                 <w:sz w:val="12"/>
                               </w:rPr>
-                              <w:t>{{</w:t>
-                            </w:r>
-                            <w:proofErr w:type="spellStart"/>
-                            <w:r>
-                              <w:rPr>
-                                <w:sz w:val="12"/>
-                              </w:rPr>
-                              <w:t>start_date_time</w:t>
-                            </w:r>
-                            <w:proofErr w:type="spellEnd"/>
-                            <w:r>
-                              <w:rPr>
-                                <w:sz w:val="12"/>
-                              </w:rPr>
-                              <w:t>}}</w:t>
+                              <w:t>{{start_date_time}}</w:t>
                             </w:r>
                           </w:p>
                         </w:tc>
@@ -4942,33 +4317,11 @@
                                 <w:sz w:val="12"/>
                               </w:rPr>
                             </w:pPr>
-                            <w:proofErr w:type="gramStart"/>
-                            <w:r>
-                              <w:rPr>
-                                <w:sz w:val="12"/>
-                              </w:rPr>
-                              <w:t xml:space="preserve">{{ </w:t>
-                            </w:r>
-                            <w:proofErr w:type="spellStart"/>
-                            <w:r>
-                              <w:rPr>
-                                <w:sz w:val="12"/>
-                              </w:rPr>
-                              <w:t>lease</w:t>
-                            </w:r>
-                            <w:proofErr w:type="gramEnd"/>
-                            <w:r>
-                              <w:rPr>
-                                <w:sz w:val="12"/>
-                              </w:rPr>
-                              <w:t>_no</w:t>
-                            </w:r>
-                            <w:proofErr w:type="spellEnd"/>
-                            <w:r>
-                              <w:rPr>
-                                <w:sz w:val="12"/>
-                              </w:rPr>
-                              <w:t xml:space="preserve"> }}</w:t>
+                            <w:r>
+                              <w:rPr>
+                                <w:sz w:val="12"/>
+                              </w:rPr>
+                              <w:t>{{ lease_no }}</w:t>
                             </w:r>
                           </w:p>
                         </w:tc>
@@ -4995,19 +4348,11 @@
                               </w:rPr>
                               <w:t xml:space="preserve">Barcode: </w:t>
                             </w:r>
-                            <w:proofErr w:type="gramStart"/>
-                            <w:r>
-                              <w:rPr>
-                                <w:sz w:val="12"/>
-                              </w:rPr>
-                              <w:t>{{ barcode</w:t>
-                            </w:r>
-                            <w:proofErr w:type="gramEnd"/>
-                            <w:r>
-                              <w:rPr>
-                                <w:sz w:val="12"/>
-                              </w:rPr>
-                              <w:t xml:space="preserve"> }}</w:t>
+                            <w:r>
+                              <w:rPr>
+                                <w:sz w:val="12"/>
+                              </w:rPr>
+                              <w:t>{{ barcode }}</w:t>
                             </w:r>
                           </w:p>
                         </w:tc>
@@ -5127,41 +4472,13 @@
                                 <w:sz w:val="12"/>
                               </w:rPr>
                             </w:pPr>
-                            <w:proofErr w:type="gramStart"/>
-                            <w:r>
-                              <w:rPr>
-                                <w:b/>
-                                <w:bCs/>
-                                <w:sz w:val="12"/>
-                              </w:rPr>
-                              <w:t xml:space="preserve">{{ </w:t>
-                            </w:r>
-                            <w:proofErr w:type="spellStart"/>
-                            <w:r>
-                              <w:rPr>
-                                <w:b/>
-                                <w:bCs/>
-                                <w:sz w:val="12"/>
-                              </w:rPr>
-                              <w:t>lease</w:t>
-                            </w:r>
-                            <w:proofErr w:type="gramEnd"/>
-                            <w:r>
-                              <w:rPr>
-                                <w:b/>
-                                <w:bCs/>
-                                <w:sz w:val="12"/>
-                              </w:rPr>
-                              <w:t>_name</w:t>
-                            </w:r>
-                            <w:proofErr w:type="spellEnd"/>
-                            <w:r>
-                              <w:rPr>
-                                <w:b/>
-                                <w:bCs/>
-                                <w:sz w:val="12"/>
-                              </w:rPr>
-                              <w:t xml:space="preserve"> }}</w:t>
+                            <w:r>
+                              <w:rPr>
+                                <w:b/>
+                                <w:bCs/>
+                                <w:sz w:val="12"/>
+                              </w:rPr>
+                              <w:t>{{ lease_name }}</w:t>
                             </w:r>
                           </w:p>
                         </w:tc>
@@ -5225,33 +4542,11 @@
                               </w:rPr>
                               <w:t xml:space="preserve"> </w:t>
                             </w:r>
-                            <w:proofErr w:type="gramStart"/>
-                            <w:r>
-                              <w:rPr>
-                                <w:sz w:val="12"/>
-                              </w:rPr>
-                              <w:t xml:space="preserve">{{ </w:t>
-                            </w:r>
-                            <w:proofErr w:type="spellStart"/>
-                            <w:r>
-                              <w:rPr>
-                                <w:sz w:val="12"/>
-                              </w:rPr>
-                              <w:t>type</w:t>
-                            </w:r>
-                            <w:proofErr w:type="gramEnd"/>
-                            <w:r>
-                              <w:rPr>
-                                <w:sz w:val="12"/>
-                              </w:rPr>
-                              <w:t>_of_land</w:t>
-                            </w:r>
-                            <w:proofErr w:type="spellEnd"/>
-                            <w:r>
-                              <w:rPr>
-                                <w:sz w:val="12"/>
-                              </w:rPr>
-                              <w:t xml:space="preserve"> }}</w:t>
+                            <w:r>
+                              <w:rPr>
+                                <w:sz w:val="12"/>
+                              </w:rPr>
+                              <w:t>{{ type_of_land }}</w:t>
                             </w:r>
                           </w:p>
                         </w:tc>
@@ -5379,39 +4674,17 @@
                               </w:rPr>
                               <w:t xml:space="preserve"> </w:t>
                             </w:r>
-                            <w:proofErr w:type="gramStart"/>
-                            <w:r>
-                              <w:rPr>
-                                <w:sz w:val="12"/>
-                              </w:rPr>
-                              <w:t>No :</w:t>
-                            </w:r>
-                            <w:proofErr w:type="gramEnd"/>
-                            <w:r>
-                              <w:rPr>
-                                <w:sz w:val="12"/>
-                              </w:rPr>
-                              <w:t xml:space="preserve"> </w:t>
-                            </w:r>
-                            <w:r>
-                              <w:rPr>
-                                <w:sz w:val="12"/>
-                              </w:rPr>
-                              <w:t xml:space="preserve">{{ </w:t>
-                            </w:r>
-                            <w:proofErr w:type="spellStart"/>
-                            <w:r>
-                              <w:rPr>
-                                <w:sz w:val="12"/>
-                              </w:rPr>
-                              <w:t>gst_no</w:t>
-                            </w:r>
-                            <w:proofErr w:type="spellEnd"/>
-                            <w:r>
-                              <w:rPr>
-                                <w:sz w:val="12"/>
-                              </w:rPr>
-                              <w:t xml:space="preserve"> }}</w:t>
+                            <w:r>
+                              <w:rPr>
+                                <w:sz w:val="12"/>
+                              </w:rPr>
+                              <w:t xml:space="preserve">No : </w:t>
+                            </w:r>
+                            <w:r>
+                              <w:rPr>
+                                <w:sz w:val="12"/>
+                              </w:rPr>
+                              <w:t>{{ gst_no }}</w:t>
                             </w:r>
                           </w:p>
                         </w:tc>
@@ -5496,33 +4769,11 @@
                                 <w:sz w:val="12"/>
                               </w:rPr>
                             </w:pPr>
-                            <w:proofErr w:type="gramStart"/>
-                            <w:r>
-                              <w:rPr>
-                                <w:sz w:val="12"/>
-                              </w:rPr>
-                              <w:t xml:space="preserve">{{ </w:t>
-                            </w:r>
-                            <w:proofErr w:type="spellStart"/>
-                            <w:r>
-                              <w:rPr>
-                                <w:sz w:val="12"/>
-                              </w:rPr>
-                              <w:t>taluk</w:t>
-                            </w:r>
-                            <w:proofErr w:type="gramEnd"/>
-                            <w:r>
-                              <w:rPr>
-                                <w:sz w:val="12"/>
-                              </w:rPr>
-                              <w:t>_district</w:t>
-                            </w:r>
-                            <w:proofErr w:type="spellEnd"/>
-                            <w:r>
-                              <w:rPr>
-                                <w:sz w:val="12"/>
-                              </w:rPr>
-                              <w:t xml:space="preserve"> }}</w:t>
+                            <w:r>
+                              <w:rPr>
+                                <w:sz w:val="12"/>
+                              </w:rPr>
+                              <w:t>{{ taluk_district }}</w:t>
                             </w:r>
                           </w:p>
                         </w:tc>
@@ -5551,33 +4802,11 @@
                               </w:rPr>
                               <w:t xml:space="preserve">Loading Place: </w:t>
                             </w:r>
-                            <w:proofErr w:type="gramStart"/>
-                            <w:r>
-                              <w:rPr>
-                                <w:sz w:val="12"/>
-                              </w:rPr>
-                              <w:t xml:space="preserve">{{ </w:t>
-                            </w:r>
-                            <w:proofErr w:type="spellStart"/>
-                            <w:r>
-                              <w:rPr>
-                                <w:sz w:val="12"/>
-                              </w:rPr>
-                              <w:t>loading</w:t>
-                            </w:r>
-                            <w:proofErr w:type="gramEnd"/>
-                            <w:r>
-                              <w:rPr>
-                                <w:sz w:val="12"/>
-                              </w:rPr>
-                              <w:t>_place</w:t>
-                            </w:r>
-                            <w:proofErr w:type="spellEnd"/>
-                            <w:r>
-                              <w:rPr>
-                                <w:sz w:val="12"/>
-                              </w:rPr>
-                              <w:t xml:space="preserve"> }}</w:t>
+                            <w:r>
+                              <w:rPr>
+                                <w:sz w:val="12"/>
+                              </w:rPr>
+                              <w:t>{{ loading_place }}</w:t>
                             </w:r>
                           </w:p>
                         </w:tc>
@@ -5663,19 +4892,11 @@
                                 <w:sz w:val="12"/>
                               </w:rPr>
                             </w:pPr>
-                            <w:proofErr w:type="gramStart"/>
-                            <w:r>
-                              <w:rPr>
-                                <w:sz w:val="12"/>
-                              </w:rPr>
-                              <w:t>{{ quantity</w:t>
-                            </w:r>
-                            <w:proofErr w:type="gramEnd"/>
-                            <w:r>
-                              <w:rPr>
-                                <w:sz w:val="12"/>
-                              </w:rPr>
-                              <w:t xml:space="preserve"> }}</w:t>
+                            <w:r>
+                              <w:rPr>
+                                <w:sz w:val="12"/>
+                              </w:rPr>
+                              <w:t>{{ quantity }}</w:t>
                             </w:r>
                           </w:p>
                         </w:tc>
@@ -5723,33 +4944,11 @@
                               </w:rPr>
                               <w:t xml:space="preserve"> </w:t>
                             </w:r>
-                            <w:proofErr w:type="gramStart"/>
-                            <w:r>
-                              <w:rPr>
-                                <w:sz w:val="12"/>
-                              </w:rPr>
-                              <w:t xml:space="preserve">{{ </w:t>
-                            </w:r>
-                            <w:proofErr w:type="spellStart"/>
-                            <w:r>
-                              <w:rPr>
-                                <w:sz w:val="12"/>
-                              </w:rPr>
-                              <w:t>mdp</w:t>
-                            </w:r>
-                            <w:proofErr w:type="gramEnd"/>
-                            <w:r>
-                              <w:rPr>
-                                <w:sz w:val="12"/>
-                              </w:rPr>
-                              <w:t>_type</w:t>
-                            </w:r>
-                            <w:proofErr w:type="spellEnd"/>
-                            <w:r>
-                              <w:rPr>
-                                <w:sz w:val="12"/>
-                              </w:rPr>
-                              <w:t xml:space="preserve"> }}</w:t>
+                            <w:r>
+                              <w:rPr>
+                                <w:sz w:val="12"/>
+                              </w:rPr>
+                              <w:t>{{ mdp_type }}</w:t>
                             </w:r>
                           </w:p>
                         </w:tc>
@@ -5976,33 +5175,11 @@
                                 <w:sz w:val="12"/>
                               </w:rPr>
                             </w:pPr>
-                            <w:proofErr w:type="gramStart"/>
-                            <w:r>
-                              <w:rPr>
-                                <w:sz w:val="12"/>
-                              </w:rPr>
-                              <w:t xml:space="preserve">{{ </w:t>
-                            </w:r>
-                            <w:proofErr w:type="spellStart"/>
-                            <w:r>
-                              <w:rPr>
-                                <w:sz w:val="12"/>
-                              </w:rPr>
-                              <w:t>form</w:t>
-                            </w:r>
-                            <w:proofErr w:type="gramEnd"/>
-                            <w:r>
-                              <w:rPr>
-                                <w:sz w:val="12"/>
-                              </w:rPr>
-                              <w:t>_ap_purpose</w:t>
-                            </w:r>
-                            <w:proofErr w:type="spellEnd"/>
-                            <w:r>
-                              <w:rPr>
-                                <w:sz w:val="12"/>
-                              </w:rPr>
-                              <w:t xml:space="preserve"> }}</w:t>
+                            <w:r>
+                              <w:rPr>
+                                <w:sz w:val="12"/>
+                              </w:rPr>
+                              <w:t>{{ form_ap_purpose }}</w:t>
                             </w:r>
                           </w:p>
                         </w:tc>
@@ -6134,33 +5311,11 @@
                                 <w:sz w:val="12"/>
                               </w:rPr>
                             </w:pPr>
-                            <w:proofErr w:type="gramStart"/>
-                            <w:r>
-                              <w:rPr>
-                                <w:sz w:val="12"/>
-                              </w:rPr>
-                              <w:t xml:space="preserve">{{ </w:t>
-                            </w:r>
-                            <w:proofErr w:type="spellStart"/>
-                            <w:r>
-                              <w:rPr>
-                                <w:sz w:val="12"/>
-                              </w:rPr>
-                              <w:t>mineral</w:t>
-                            </w:r>
-                            <w:proofErr w:type="gramEnd"/>
-                            <w:r>
-                              <w:rPr>
-                                <w:sz w:val="12"/>
-                              </w:rPr>
-                              <w:t>_grade</w:t>
-                            </w:r>
-                            <w:proofErr w:type="spellEnd"/>
-                            <w:r>
-                              <w:rPr>
-                                <w:sz w:val="12"/>
-                              </w:rPr>
-                              <w:t xml:space="preserve"> }}</w:t>
+                            <w:r>
+                              <w:rPr>
+                                <w:sz w:val="12"/>
+                              </w:rPr>
+                              <w:t>{{ mineral_grade }}</w:t>
                             </w:r>
                           </w:p>
                         </w:tc>
@@ -6268,37 +5423,12 @@
                                 <w:sz w:val="12"/>
                               </w:rPr>
                             </w:pPr>
-                            <w:proofErr w:type="gramStart"/>
-                            <w:r>
-                              <w:rPr>
-                                <w:b/>
-                                <w:sz w:val="12"/>
-                              </w:rPr>
-                              <w:t xml:space="preserve">{{ </w:t>
-                            </w:r>
-                            <w:proofErr w:type="spellStart"/>
-                            <w:r>
-                              <w:rPr>
-                                <w:b/>
-                                <w:sz w:val="12"/>
-                              </w:rPr>
-                              <w:t>total</w:t>
-                            </w:r>
-                            <w:proofErr w:type="gramEnd"/>
-                            <w:r>
-                              <w:rPr>
-                                <w:b/>
-                                <w:sz w:val="12"/>
-                              </w:rPr>
-                              <w:t>_amount_paid</w:t>
-                            </w:r>
-                            <w:proofErr w:type="spellEnd"/>
-                            <w:r>
-                              <w:rPr>
-                                <w:b/>
-                                <w:sz w:val="12"/>
-                              </w:rPr>
-                              <w:t xml:space="preserve"> }}</w:t>
+                            <w:r>
+                              <w:rPr>
+                                <w:b/>
+                                <w:sz w:val="12"/>
+                              </w:rPr>
+                              <w:t>{{ total_amount_paid }}</w:t>
                             </w:r>
                           </w:p>
                         </w:tc>
@@ -6406,23 +5536,13 @@
                                 <w:sz w:val="12"/>
                               </w:rPr>
                             </w:pPr>
-                            <w:proofErr w:type="gramStart"/>
-                            <w:r>
-                              <w:rPr>
-                                <w:b/>
-                                <w:bCs/>
-                                <w:sz w:val="12"/>
-                              </w:rPr>
-                              <w:t>{{ buyer</w:t>
-                            </w:r>
-                            <w:proofErr w:type="gramEnd"/>
-                            <w:r>
-                              <w:rPr>
-                                <w:b/>
-                                <w:bCs/>
-                                <w:sz w:val="12"/>
-                              </w:rPr>
-                              <w:t xml:space="preserve"> }}</w:t>
+                            <w:r>
+                              <w:rPr>
+                                <w:b/>
+                                <w:bCs/>
+                                <w:sz w:val="12"/>
+                              </w:rPr>
+                              <w:t>{{ buyer }}</w:t>
                             </w:r>
                           </w:p>
                         </w:tc>
@@ -6527,19 +5647,11 @@
                                 <w:sz w:val="12"/>
                               </w:rPr>
                             </w:pPr>
-                            <w:proofErr w:type="gramStart"/>
-                            <w:r>
-                              <w:rPr>
-                                <w:sz w:val="12"/>
-                              </w:rPr>
-                              <w:t>{{ route</w:t>
-                            </w:r>
-                            <w:proofErr w:type="gramEnd"/>
-                            <w:r>
-                              <w:rPr>
-                                <w:sz w:val="12"/>
-                              </w:rPr>
-                              <w:t xml:space="preserve"> }}</w:t>
+                            <w:r>
+                              <w:rPr>
+                                <w:sz w:val="12"/>
+                              </w:rPr>
+                              <w:t>{{ route }}</w:t>
                             </w:r>
                           </w:p>
                         </w:tc>
@@ -6628,23 +5740,13 @@
                                 <w:sz w:val="12"/>
                               </w:rPr>
                             </w:pPr>
-                            <w:proofErr w:type="gramStart"/>
-                            <w:r>
-                              <w:rPr>
-                                <w:b/>
-                                <w:bCs/>
-                                <w:sz w:val="12"/>
-                              </w:rPr>
-                              <w:t>{{ validity</w:t>
-                            </w:r>
-                            <w:proofErr w:type="gramEnd"/>
-                            <w:r>
-                              <w:rPr>
-                                <w:b/>
-                                <w:bCs/>
-                                <w:sz w:val="12"/>
-                              </w:rPr>
-                              <w:t xml:space="preserve"> }}</w:t>
+                            <w:r>
+                              <w:rPr>
+                                <w:b/>
+                                <w:bCs/>
+                                <w:sz w:val="12"/>
+                              </w:rPr>
+                              <w:t>{{ validity }}</w:t>
                             </w:r>
                           </w:p>
                         </w:tc>
@@ -6684,23 +5786,7 @@
                                 <w:rFonts w:ascii="Times New Roman"/>
                                 <w:sz w:val="12"/>
                               </w:rPr>
-                              <w:t>{{</w:t>
-                            </w:r>
-                            <w:proofErr w:type="spellStart"/>
-                            <w:r>
-                              <w:rPr>
-                                <w:rFonts w:ascii="Times New Roman"/>
-                                <w:sz w:val="12"/>
-                              </w:rPr>
-                              <w:t>qr_code</w:t>
-                            </w:r>
-                            <w:proofErr w:type="spellEnd"/>
-                            <w:r>
-                              <w:rPr>
-                                <w:rFonts w:ascii="Times New Roman"/>
-                                <w:sz w:val="12"/>
-                              </w:rPr>
-                              <w:t>}}</w:t>
+                              <w:t>{{qr_code}}</w:t>
                             </w:r>
                           </w:p>
                         </w:tc>
@@ -6797,33 +5883,11 @@
                                 <w:sz w:val="12"/>
                               </w:rPr>
                             </w:pPr>
-                            <w:proofErr w:type="gramStart"/>
-                            <w:r>
-                              <w:rPr>
-                                <w:sz w:val="12"/>
-                              </w:rPr>
-                              <w:t xml:space="preserve">{{ </w:t>
-                            </w:r>
-                            <w:proofErr w:type="spellStart"/>
-                            <w:r>
-                              <w:rPr>
-                                <w:sz w:val="12"/>
-                              </w:rPr>
-                              <w:t>check</w:t>
-                            </w:r>
-                            <w:proofErr w:type="gramEnd"/>
-                            <w:r>
-                              <w:rPr>
-                                <w:sz w:val="12"/>
-                              </w:rPr>
-                              <w:t>_post</w:t>
-                            </w:r>
-                            <w:proofErr w:type="spellEnd"/>
-                            <w:r>
-                              <w:rPr>
-                                <w:sz w:val="12"/>
-                              </w:rPr>
-                              <w:t xml:space="preserve"> }}</w:t>
+                            <w:r>
+                              <w:rPr>
+                                <w:sz w:val="12"/>
+                              </w:rPr>
+                              <w:t>{{ check_post }}</w:t>
                             </w:r>
                           </w:p>
                         </w:tc>
@@ -6938,33 +6002,11 @@
                                 <w:sz w:val="12"/>
                               </w:rPr>
                             </w:pPr>
-                            <w:proofErr w:type="gramStart"/>
-                            <w:r>
-                              <w:rPr>
-                                <w:sz w:val="12"/>
-                              </w:rPr>
-                              <w:t xml:space="preserve">{{ </w:t>
-                            </w:r>
-                            <w:proofErr w:type="spellStart"/>
-                            <w:r>
-                              <w:rPr>
-                                <w:sz w:val="12"/>
-                              </w:rPr>
-                              <w:t>vehicle</w:t>
-                            </w:r>
-                            <w:proofErr w:type="gramEnd"/>
-                            <w:r>
-                              <w:rPr>
-                                <w:sz w:val="12"/>
-                              </w:rPr>
-                              <w:t>_no</w:t>
-                            </w:r>
-                            <w:proofErr w:type="spellEnd"/>
-                            <w:r>
-                              <w:rPr>
-                                <w:sz w:val="12"/>
-                              </w:rPr>
-                              <w:t xml:space="preserve"> }}</w:t>
+                            <w:r>
+                              <w:rPr>
+                                <w:sz w:val="12"/>
+                              </w:rPr>
+                              <w:t>{{ vehicle_no }}</w:t>
                             </w:r>
                           </w:p>
                         </w:tc>
@@ -7067,33 +6109,11 @@
                                 <w:sz w:val="12"/>
                               </w:rPr>
                             </w:pPr>
-                            <w:proofErr w:type="gramStart"/>
-                            <w:r>
-                              <w:rPr>
-                                <w:sz w:val="12"/>
-                              </w:rPr>
-                              <w:t xml:space="preserve">{{ </w:t>
-                            </w:r>
-                            <w:proofErr w:type="spellStart"/>
-                            <w:r>
-                              <w:rPr>
-                                <w:sz w:val="12"/>
-                              </w:rPr>
-                              <w:t>crusher</w:t>
-                            </w:r>
-                            <w:proofErr w:type="gramEnd"/>
-                            <w:r>
-                              <w:rPr>
-                                <w:sz w:val="12"/>
-                              </w:rPr>
-                              <w:t>_unit</w:t>
-                            </w:r>
-                            <w:proofErr w:type="spellEnd"/>
-                            <w:r>
-                              <w:rPr>
-                                <w:sz w:val="12"/>
-                              </w:rPr>
-                              <w:t xml:space="preserve"> }}</w:t>
+                            <w:r>
+                              <w:rPr>
+                                <w:sz w:val="12"/>
+                              </w:rPr>
+                              <w:t>{{ crusher_unit }}</w:t>
                             </w:r>
                           </w:p>
                         </w:tc>
@@ -7305,23 +6325,13 @@
                                 <w:sz w:val="12"/>
                               </w:rPr>
                             </w:pPr>
-                            <w:proofErr w:type="gramStart"/>
-                            <w:r>
-                              <w:rPr>
-                                <w:b/>
-                                <w:bCs/>
-                                <w:sz w:val="12"/>
-                              </w:rPr>
-                              <w:t>{{ destination</w:t>
-                            </w:r>
-                            <w:proofErr w:type="gramEnd"/>
-                            <w:r>
-                              <w:rPr>
-                                <w:b/>
-                                <w:bCs/>
-                                <w:sz w:val="12"/>
-                              </w:rPr>
-                              <w:t xml:space="preserve"> }}</w:t>
+                            <w:r>
+                              <w:rPr>
+                                <w:b/>
+                                <w:bCs/>
+                                <w:sz w:val="12"/>
+                              </w:rPr>
+                              <w:t>{{ destination }}</w:t>
                             </w:r>
                           </w:p>
                         </w:tc>
@@ -7346,41 +6356,13 @@
                                 <w:sz w:val="12"/>
                               </w:rPr>
                             </w:pPr>
-                            <w:proofErr w:type="gramStart"/>
-                            <w:r>
-                              <w:rPr>
-                                <w:b/>
-                                <w:bCs/>
-                                <w:sz w:val="12"/>
-                              </w:rPr>
-                              <w:t xml:space="preserve">{{ </w:t>
-                            </w:r>
-                            <w:proofErr w:type="spellStart"/>
-                            <w:r>
-                              <w:rPr>
-                                <w:b/>
-                                <w:bCs/>
-                                <w:sz w:val="12"/>
-                              </w:rPr>
-                              <w:t>copy</w:t>
-                            </w:r>
-                            <w:proofErr w:type="gramEnd"/>
-                            <w:r>
-                              <w:rPr>
-                                <w:b/>
-                                <w:bCs/>
-                                <w:sz w:val="12"/>
-                              </w:rPr>
-                              <w:t>_type</w:t>
-                            </w:r>
-                            <w:proofErr w:type="spellEnd"/>
-                            <w:r>
-                              <w:rPr>
-                                <w:b/>
-                                <w:bCs/>
-                                <w:sz w:val="12"/>
-                              </w:rPr>
-                              <w:t xml:space="preserve"> }}</w:t>
+                            <w:r>
+                              <w:rPr>
+                                <w:b/>
+                                <w:bCs/>
+                                <w:sz w:val="12"/>
+                              </w:rPr>
+                              <w:t>{{ copy_type }}</w:t>
                             </w:r>
                           </w:p>
                         </w:tc>
@@ -7811,33 +6793,11 @@
                                       <w:sz w:val="12"/>
                                     </w:rPr>
                                   </w:pPr>
-                                  <w:proofErr w:type="gramStart"/>
-                                  <w:r>
-                                    <w:rPr>
-                                      <w:sz w:val="12"/>
-                                    </w:rPr>
-                                    <w:t xml:space="preserve">{{ </w:t>
-                                  </w:r>
-                                  <w:proofErr w:type="spellStart"/>
-                                  <w:r>
-                                    <w:rPr>
-                                      <w:sz w:val="12"/>
-                                    </w:rPr>
-                                    <w:t>form</w:t>
-                                  </w:r>
-                                  <w:proofErr w:type="gramEnd"/>
-                                  <w:r>
-                                    <w:rPr>
-                                      <w:sz w:val="12"/>
-                                    </w:rPr>
-                                    <w:t>_ap_no</w:t>
-                                  </w:r>
-                                  <w:proofErr w:type="spellEnd"/>
-                                  <w:r>
-                                    <w:rPr>
-                                      <w:sz w:val="12"/>
-                                    </w:rPr>
-                                    <w:t xml:space="preserve"> }}</w:t>
+                                  <w:r>
+                                    <w:rPr>
+                                      <w:sz w:val="12"/>
+                                    </w:rPr>
+                                    <w:t>{{ form_ap_no }}</w:t>
                                   </w:r>
                                 </w:p>
                               </w:tc>
@@ -7873,39 +6833,17 @@
                                     </w:rPr>
                                     <w:t xml:space="preserve"> </w:t>
                                   </w:r>
-                                  <w:proofErr w:type="gramStart"/>
-                                  <w:r>
-                                    <w:rPr>
-                                      <w:sz w:val="12"/>
-                                    </w:rPr>
-                                    <w:t>No :</w:t>
-                                  </w:r>
-                                  <w:proofErr w:type="gramEnd"/>
-                                  <w:r>
-                                    <w:rPr>
-                                      <w:sz w:val="12"/>
-                                    </w:rPr>
-                                    <w:t xml:space="preserve"> </w:t>
-                                  </w:r>
-                                  <w:r>
-                                    <w:rPr>
-                                      <w:sz w:val="12"/>
-                                    </w:rPr>
-                                    <w:t xml:space="preserve">{{ </w:t>
-                                  </w:r>
-                                  <w:proofErr w:type="spellStart"/>
-                                  <w:r>
-                                    <w:rPr>
-                                      <w:sz w:val="12"/>
-                                    </w:rPr>
-                                    <w:t>sr_no</w:t>
-                                  </w:r>
-                                  <w:proofErr w:type="spellEnd"/>
-                                  <w:r>
-                                    <w:rPr>
-                                      <w:sz w:val="12"/>
-                                    </w:rPr>
-                                    <w:t xml:space="preserve"> }}</w:t>
+                                  <w:r>
+                                    <w:rPr>
+                                      <w:sz w:val="12"/>
+                                    </w:rPr>
+                                    <w:t xml:space="preserve">No : </w:t>
+                                  </w:r>
+                                  <w:r>
+                                    <w:rPr>
+                                      <w:sz w:val="12"/>
+                                    </w:rPr>
+                                    <w:t>{{ sr_no }}</w:t>
                                   </w:r>
                                 </w:p>
                               </w:tc>
@@ -8007,33 +6945,11 @@
                                       <w:sz w:val="12"/>
                                     </w:rPr>
                                   </w:pPr>
-                                  <w:proofErr w:type="gramStart"/>
-                                  <w:r>
-                                    <w:rPr>
-                                      <w:sz w:val="12"/>
-                                    </w:rPr>
-                                    <w:t xml:space="preserve">{{ </w:t>
-                                  </w:r>
-                                  <w:proofErr w:type="spellStart"/>
-                                  <w:r>
-                                    <w:rPr>
-                                      <w:sz w:val="12"/>
-                                    </w:rPr>
-                                    <w:t>mdp</w:t>
-                                  </w:r>
-                                  <w:proofErr w:type="gramEnd"/>
-                                  <w:r>
-                                    <w:rPr>
-                                      <w:sz w:val="12"/>
-                                    </w:rPr>
-                                    <w:t>_no</w:t>
-                                  </w:r>
-                                  <w:proofErr w:type="spellEnd"/>
-                                  <w:r>
-                                    <w:rPr>
-                                      <w:sz w:val="12"/>
-                                    </w:rPr>
-                                    <w:t xml:space="preserve"> }}</w:t>
+                                  <w:r>
+                                    <w:rPr>
+                                      <w:sz w:val="12"/>
+                                    </w:rPr>
+                                    <w:t>{{ mdp_no }}</w:t>
                                   </w:r>
                                   <w:r>
                                     <w:rPr>
@@ -8064,21 +6980,7 @@
                                     <w:rPr>
                                       <w:sz w:val="12"/>
                                     </w:rPr>
-                                    <w:t>{{</w:t>
-                                  </w:r>
-                                  <w:proofErr w:type="spellStart"/>
-                                  <w:r>
-                                    <w:rPr>
-                                      <w:sz w:val="12"/>
-                                    </w:rPr>
-                                    <w:t>start_date_time</w:t>
-                                  </w:r>
-                                  <w:proofErr w:type="spellEnd"/>
-                                  <w:r>
-                                    <w:rPr>
-                                      <w:sz w:val="12"/>
-                                    </w:rPr>
-                                    <w:t>}}</w:t>
+                                    <w:t>{{start_date_time}}</w:t>
                                   </w:r>
                                 </w:p>
                               </w:tc>
@@ -8182,33 +7084,11 @@
                                       <w:sz w:val="12"/>
                                     </w:rPr>
                                   </w:pPr>
-                                  <w:proofErr w:type="gramStart"/>
-                                  <w:r>
-                                    <w:rPr>
-                                      <w:sz w:val="12"/>
-                                    </w:rPr>
-                                    <w:t xml:space="preserve">{{ </w:t>
-                                  </w:r>
-                                  <w:proofErr w:type="spellStart"/>
-                                  <w:r>
-                                    <w:rPr>
-                                      <w:sz w:val="12"/>
-                                    </w:rPr>
-                                    <w:t>lease</w:t>
-                                  </w:r>
-                                  <w:proofErr w:type="gramEnd"/>
-                                  <w:r>
-                                    <w:rPr>
-                                      <w:sz w:val="12"/>
-                                    </w:rPr>
-                                    <w:t>_no</w:t>
-                                  </w:r>
-                                  <w:proofErr w:type="spellEnd"/>
-                                  <w:r>
-                                    <w:rPr>
-                                      <w:sz w:val="12"/>
-                                    </w:rPr>
-                                    <w:t xml:space="preserve"> }}</w:t>
+                                  <w:r>
+                                    <w:rPr>
+                                      <w:sz w:val="12"/>
+                                    </w:rPr>
+                                    <w:t>{{ lease_no }}</w:t>
                                   </w:r>
                                 </w:p>
                               </w:tc>
@@ -8235,19 +7115,11 @@
                                     </w:rPr>
                                     <w:t xml:space="preserve">Barcode: </w:t>
                                   </w:r>
-                                  <w:proofErr w:type="gramStart"/>
-                                  <w:r>
-                                    <w:rPr>
-                                      <w:sz w:val="12"/>
-                                    </w:rPr>
-                                    <w:t>{{ barcode</w:t>
-                                  </w:r>
-                                  <w:proofErr w:type="gramEnd"/>
-                                  <w:r>
-                                    <w:rPr>
-                                      <w:sz w:val="12"/>
-                                    </w:rPr>
-                                    <w:t xml:space="preserve"> }}</w:t>
+                                  <w:r>
+                                    <w:rPr>
+                                      <w:sz w:val="12"/>
+                                    </w:rPr>
+                                    <w:t>{{ barcode }}</w:t>
                                   </w:r>
                                 </w:p>
                               </w:tc>
@@ -8367,41 +7239,13 @@
                                       <w:sz w:val="12"/>
                                     </w:rPr>
                                   </w:pPr>
-                                  <w:proofErr w:type="gramStart"/>
-                                  <w:r>
-                                    <w:rPr>
-                                      <w:b/>
-                                      <w:bCs/>
-                                      <w:sz w:val="12"/>
-                                    </w:rPr>
-                                    <w:t xml:space="preserve">{{ </w:t>
-                                  </w:r>
-                                  <w:proofErr w:type="spellStart"/>
-                                  <w:r>
-                                    <w:rPr>
-                                      <w:b/>
-                                      <w:bCs/>
-                                      <w:sz w:val="12"/>
-                                    </w:rPr>
-                                    <w:t>lease</w:t>
-                                  </w:r>
-                                  <w:proofErr w:type="gramEnd"/>
-                                  <w:r>
-                                    <w:rPr>
-                                      <w:b/>
-                                      <w:bCs/>
-                                      <w:sz w:val="12"/>
-                                    </w:rPr>
-                                    <w:t>_name</w:t>
-                                  </w:r>
-                                  <w:proofErr w:type="spellEnd"/>
-                                  <w:r>
-                                    <w:rPr>
-                                      <w:b/>
-                                      <w:bCs/>
-                                      <w:sz w:val="12"/>
-                                    </w:rPr>
-                                    <w:t xml:space="preserve"> }}</w:t>
+                                  <w:r>
+                                    <w:rPr>
+                                      <w:b/>
+                                      <w:bCs/>
+                                      <w:sz w:val="12"/>
+                                    </w:rPr>
+                                    <w:t>{{ lease_name }}</w:t>
                                   </w:r>
                                 </w:p>
                               </w:tc>
@@ -8465,33 +7309,11 @@
                                     </w:rPr>
                                     <w:t xml:space="preserve"> </w:t>
                                   </w:r>
-                                  <w:proofErr w:type="gramStart"/>
-                                  <w:r>
-                                    <w:rPr>
-                                      <w:sz w:val="12"/>
-                                    </w:rPr>
-                                    <w:t xml:space="preserve">{{ </w:t>
-                                  </w:r>
-                                  <w:proofErr w:type="spellStart"/>
-                                  <w:r>
-                                    <w:rPr>
-                                      <w:sz w:val="12"/>
-                                    </w:rPr>
-                                    <w:t>type</w:t>
-                                  </w:r>
-                                  <w:proofErr w:type="gramEnd"/>
-                                  <w:r>
-                                    <w:rPr>
-                                      <w:sz w:val="12"/>
-                                    </w:rPr>
-                                    <w:t>_of_land</w:t>
-                                  </w:r>
-                                  <w:proofErr w:type="spellEnd"/>
-                                  <w:r>
-                                    <w:rPr>
-                                      <w:sz w:val="12"/>
-                                    </w:rPr>
-                                    <w:t xml:space="preserve"> }}</w:t>
+                                  <w:r>
+                                    <w:rPr>
+                                      <w:sz w:val="12"/>
+                                    </w:rPr>
+                                    <w:t>{{ type_of_land }}</w:t>
                                   </w:r>
                                 </w:p>
                               </w:tc>
@@ -8619,39 +7441,17 @@
                                     </w:rPr>
                                     <w:t xml:space="preserve"> </w:t>
                                   </w:r>
-                                  <w:proofErr w:type="gramStart"/>
-                                  <w:r>
-                                    <w:rPr>
-                                      <w:sz w:val="12"/>
-                                    </w:rPr>
-                                    <w:t>No :</w:t>
-                                  </w:r>
-                                  <w:proofErr w:type="gramEnd"/>
-                                  <w:r>
-                                    <w:rPr>
-                                      <w:sz w:val="12"/>
-                                    </w:rPr>
-                                    <w:t xml:space="preserve"> </w:t>
-                                  </w:r>
-                                  <w:r>
-                                    <w:rPr>
-                                      <w:sz w:val="12"/>
-                                    </w:rPr>
-                                    <w:t xml:space="preserve">{{ </w:t>
-                                  </w:r>
-                                  <w:proofErr w:type="spellStart"/>
-                                  <w:r>
-                                    <w:rPr>
-                                      <w:sz w:val="12"/>
-                                    </w:rPr>
-                                    <w:t>gst_no</w:t>
-                                  </w:r>
-                                  <w:proofErr w:type="spellEnd"/>
-                                  <w:r>
-                                    <w:rPr>
-                                      <w:sz w:val="12"/>
-                                    </w:rPr>
-                                    <w:t xml:space="preserve"> }}</w:t>
+                                  <w:r>
+                                    <w:rPr>
+                                      <w:sz w:val="12"/>
+                                    </w:rPr>
+                                    <w:t xml:space="preserve">No : </w:t>
+                                  </w:r>
+                                  <w:r>
+                                    <w:rPr>
+                                      <w:sz w:val="12"/>
+                                    </w:rPr>
+                                    <w:t>{{ gst_no }}</w:t>
                                   </w:r>
                                 </w:p>
                               </w:tc>
@@ -8736,33 +7536,11 @@
                                       <w:sz w:val="12"/>
                                     </w:rPr>
                                   </w:pPr>
-                                  <w:proofErr w:type="gramStart"/>
-                                  <w:r>
-                                    <w:rPr>
-                                      <w:sz w:val="12"/>
-                                    </w:rPr>
-                                    <w:t xml:space="preserve">{{ </w:t>
-                                  </w:r>
-                                  <w:proofErr w:type="spellStart"/>
-                                  <w:r>
-                                    <w:rPr>
-                                      <w:sz w:val="12"/>
-                                    </w:rPr>
-                                    <w:t>taluk</w:t>
-                                  </w:r>
-                                  <w:proofErr w:type="gramEnd"/>
-                                  <w:r>
-                                    <w:rPr>
-                                      <w:sz w:val="12"/>
-                                    </w:rPr>
-                                    <w:t>_district</w:t>
-                                  </w:r>
-                                  <w:proofErr w:type="spellEnd"/>
-                                  <w:r>
-                                    <w:rPr>
-                                      <w:sz w:val="12"/>
-                                    </w:rPr>
-                                    <w:t xml:space="preserve"> }}</w:t>
+                                  <w:r>
+                                    <w:rPr>
+                                      <w:sz w:val="12"/>
+                                    </w:rPr>
+                                    <w:t>{{ taluk_district }}</w:t>
                                   </w:r>
                                 </w:p>
                               </w:tc>
@@ -8791,33 +7569,11 @@
                                     </w:rPr>
                                     <w:t xml:space="preserve">Loading Place: </w:t>
                                   </w:r>
-                                  <w:proofErr w:type="gramStart"/>
-                                  <w:r>
-                                    <w:rPr>
-                                      <w:sz w:val="12"/>
-                                    </w:rPr>
-                                    <w:t xml:space="preserve">{{ </w:t>
-                                  </w:r>
-                                  <w:proofErr w:type="spellStart"/>
-                                  <w:r>
-                                    <w:rPr>
-                                      <w:sz w:val="12"/>
-                                    </w:rPr>
-                                    <w:t>loading</w:t>
-                                  </w:r>
-                                  <w:proofErr w:type="gramEnd"/>
-                                  <w:r>
-                                    <w:rPr>
-                                      <w:sz w:val="12"/>
-                                    </w:rPr>
-                                    <w:t>_place</w:t>
-                                  </w:r>
-                                  <w:proofErr w:type="spellEnd"/>
-                                  <w:r>
-                                    <w:rPr>
-                                      <w:sz w:val="12"/>
-                                    </w:rPr>
-                                    <w:t xml:space="preserve"> }}</w:t>
+                                  <w:r>
+                                    <w:rPr>
+                                      <w:sz w:val="12"/>
+                                    </w:rPr>
+                                    <w:t>{{ loading_place }}</w:t>
                                   </w:r>
                                 </w:p>
                               </w:tc>
@@ -8903,19 +7659,11 @@
                                       <w:sz w:val="12"/>
                                     </w:rPr>
                                   </w:pPr>
-                                  <w:proofErr w:type="gramStart"/>
-                                  <w:r>
-                                    <w:rPr>
-                                      <w:sz w:val="12"/>
-                                    </w:rPr>
-                                    <w:t>{{ quantity</w:t>
-                                  </w:r>
-                                  <w:proofErr w:type="gramEnd"/>
-                                  <w:r>
-                                    <w:rPr>
-                                      <w:sz w:val="12"/>
-                                    </w:rPr>
-                                    <w:t xml:space="preserve"> }}</w:t>
+                                  <w:r>
+                                    <w:rPr>
+                                      <w:sz w:val="12"/>
+                                    </w:rPr>
+                                    <w:t>{{ quantity }}</w:t>
                                   </w:r>
                                 </w:p>
                               </w:tc>
@@ -8963,33 +7711,11 @@
                                     </w:rPr>
                                     <w:t xml:space="preserve"> </w:t>
                                   </w:r>
-                                  <w:proofErr w:type="gramStart"/>
-                                  <w:r>
-                                    <w:rPr>
-                                      <w:sz w:val="12"/>
-                                    </w:rPr>
-                                    <w:t xml:space="preserve">{{ </w:t>
-                                  </w:r>
-                                  <w:proofErr w:type="spellStart"/>
-                                  <w:r>
-                                    <w:rPr>
-                                      <w:sz w:val="12"/>
-                                    </w:rPr>
-                                    <w:t>mdp</w:t>
-                                  </w:r>
-                                  <w:proofErr w:type="gramEnd"/>
-                                  <w:r>
-                                    <w:rPr>
-                                      <w:sz w:val="12"/>
-                                    </w:rPr>
-                                    <w:t>_type</w:t>
-                                  </w:r>
-                                  <w:proofErr w:type="spellEnd"/>
-                                  <w:r>
-                                    <w:rPr>
-                                      <w:sz w:val="12"/>
-                                    </w:rPr>
-                                    <w:t xml:space="preserve"> }}</w:t>
+                                  <w:r>
+                                    <w:rPr>
+                                      <w:sz w:val="12"/>
+                                    </w:rPr>
+                                    <w:t>{{ mdp_type }}</w:t>
                                   </w:r>
                                 </w:p>
                               </w:tc>
@@ -9216,33 +7942,11 @@
                                       <w:sz w:val="12"/>
                                     </w:rPr>
                                   </w:pPr>
-                                  <w:proofErr w:type="gramStart"/>
-                                  <w:r>
-                                    <w:rPr>
-                                      <w:sz w:val="12"/>
-                                    </w:rPr>
-                                    <w:t xml:space="preserve">{{ </w:t>
-                                  </w:r>
-                                  <w:proofErr w:type="spellStart"/>
-                                  <w:r>
-                                    <w:rPr>
-                                      <w:sz w:val="12"/>
-                                    </w:rPr>
-                                    <w:t>form</w:t>
-                                  </w:r>
-                                  <w:proofErr w:type="gramEnd"/>
-                                  <w:r>
-                                    <w:rPr>
-                                      <w:sz w:val="12"/>
-                                    </w:rPr>
-                                    <w:t>_ap_purpose</w:t>
-                                  </w:r>
-                                  <w:proofErr w:type="spellEnd"/>
-                                  <w:r>
-                                    <w:rPr>
-                                      <w:sz w:val="12"/>
-                                    </w:rPr>
-                                    <w:t xml:space="preserve"> }}</w:t>
+                                  <w:r>
+                                    <w:rPr>
+                                      <w:sz w:val="12"/>
+                                    </w:rPr>
+                                    <w:t>{{ form_ap_purpose }}</w:t>
                                   </w:r>
                                 </w:p>
                               </w:tc>
@@ -9374,33 +8078,11 @@
                                       <w:sz w:val="12"/>
                                     </w:rPr>
                                   </w:pPr>
-                                  <w:proofErr w:type="gramStart"/>
-                                  <w:r>
-                                    <w:rPr>
-                                      <w:sz w:val="12"/>
-                                    </w:rPr>
-                                    <w:t xml:space="preserve">{{ </w:t>
-                                  </w:r>
-                                  <w:proofErr w:type="spellStart"/>
-                                  <w:r>
-                                    <w:rPr>
-                                      <w:sz w:val="12"/>
-                                    </w:rPr>
-                                    <w:t>mineral</w:t>
-                                  </w:r>
-                                  <w:proofErr w:type="gramEnd"/>
-                                  <w:r>
-                                    <w:rPr>
-                                      <w:sz w:val="12"/>
-                                    </w:rPr>
-                                    <w:t>_grade</w:t>
-                                  </w:r>
-                                  <w:proofErr w:type="spellEnd"/>
-                                  <w:r>
-                                    <w:rPr>
-                                      <w:sz w:val="12"/>
-                                    </w:rPr>
-                                    <w:t xml:space="preserve"> }}</w:t>
+                                  <w:r>
+                                    <w:rPr>
+                                      <w:sz w:val="12"/>
+                                    </w:rPr>
+                                    <w:t>{{ mineral_grade }}</w:t>
                                   </w:r>
                                 </w:p>
                               </w:tc>
@@ -9508,37 +8190,12 @@
                                       <w:sz w:val="12"/>
                                     </w:rPr>
                                   </w:pPr>
-                                  <w:proofErr w:type="gramStart"/>
-                                  <w:r>
-                                    <w:rPr>
-                                      <w:b/>
-                                      <w:sz w:val="12"/>
-                                    </w:rPr>
-                                    <w:t xml:space="preserve">{{ </w:t>
-                                  </w:r>
-                                  <w:proofErr w:type="spellStart"/>
-                                  <w:r>
-                                    <w:rPr>
-                                      <w:b/>
-                                      <w:sz w:val="12"/>
-                                    </w:rPr>
-                                    <w:t>total</w:t>
-                                  </w:r>
-                                  <w:proofErr w:type="gramEnd"/>
-                                  <w:r>
-                                    <w:rPr>
-                                      <w:b/>
-                                      <w:sz w:val="12"/>
-                                    </w:rPr>
-                                    <w:t>_amount_paid</w:t>
-                                  </w:r>
-                                  <w:proofErr w:type="spellEnd"/>
-                                  <w:r>
-                                    <w:rPr>
-                                      <w:b/>
-                                      <w:sz w:val="12"/>
-                                    </w:rPr>
-                                    <w:t xml:space="preserve"> }}</w:t>
+                                  <w:r>
+                                    <w:rPr>
+                                      <w:b/>
+                                      <w:sz w:val="12"/>
+                                    </w:rPr>
+                                    <w:t>{{ total_amount_paid }}</w:t>
                                   </w:r>
                                 </w:p>
                               </w:tc>
@@ -9646,23 +8303,13 @@
                                       <w:sz w:val="12"/>
                                     </w:rPr>
                                   </w:pPr>
-                                  <w:proofErr w:type="gramStart"/>
-                                  <w:r>
-                                    <w:rPr>
-                                      <w:b/>
-                                      <w:bCs/>
-                                      <w:sz w:val="12"/>
-                                    </w:rPr>
-                                    <w:t>{{ buyer</w:t>
-                                  </w:r>
-                                  <w:proofErr w:type="gramEnd"/>
-                                  <w:r>
-                                    <w:rPr>
-                                      <w:b/>
-                                      <w:bCs/>
-                                      <w:sz w:val="12"/>
-                                    </w:rPr>
-                                    <w:t xml:space="preserve"> }}</w:t>
+                                  <w:r>
+                                    <w:rPr>
+                                      <w:b/>
+                                      <w:bCs/>
+                                      <w:sz w:val="12"/>
+                                    </w:rPr>
+                                    <w:t>{{ buyer }}</w:t>
                                   </w:r>
                                 </w:p>
                               </w:tc>
@@ -9767,19 +8414,11 @@
                                       <w:sz w:val="12"/>
                                     </w:rPr>
                                   </w:pPr>
-                                  <w:proofErr w:type="gramStart"/>
-                                  <w:r>
-                                    <w:rPr>
-                                      <w:sz w:val="12"/>
-                                    </w:rPr>
-                                    <w:t>{{ route</w:t>
-                                  </w:r>
-                                  <w:proofErr w:type="gramEnd"/>
-                                  <w:r>
-                                    <w:rPr>
-                                      <w:sz w:val="12"/>
-                                    </w:rPr>
-                                    <w:t xml:space="preserve"> }}</w:t>
+                                  <w:r>
+                                    <w:rPr>
+                                      <w:sz w:val="12"/>
+                                    </w:rPr>
+                                    <w:t>{{ route }}</w:t>
                                   </w:r>
                                 </w:p>
                               </w:tc>
@@ -9868,23 +8507,13 @@
                                       <w:sz w:val="12"/>
                                     </w:rPr>
                                   </w:pPr>
-                                  <w:proofErr w:type="gramStart"/>
-                                  <w:r>
-                                    <w:rPr>
-                                      <w:b/>
-                                      <w:bCs/>
-                                      <w:sz w:val="12"/>
-                                    </w:rPr>
-                                    <w:t>{{ validity</w:t>
-                                  </w:r>
-                                  <w:proofErr w:type="gramEnd"/>
-                                  <w:r>
-                                    <w:rPr>
-                                      <w:b/>
-                                      <w:bCs/>
-                                      <w:sz w:val="12"/>
-                                    </w:rPr>
-                                    <w:t xml:space="preserve"> }}</w:t>
+                                  <w:r>
+                                    <w:rPr>
+                                      <w:b/>
+                                      <w:bCs/>
+                                      <w:sz w:val="12"/>
+                                    </w:rPr>
+                                    <w:t>{{ validity }}</w:t>
                                   </w:r>
                                 </w:p>
                               </w:tc>
@@ -9924,23 +8553,7 @@
                                       <w:rFonts w:ascii="Times New Roman"/>
                                       <w:sz w:val="12"/>
                                     </w:rPr>
-                                    <w:t>{{</w:t>
-                                  </w:r>
-                                  <w:proofErr w:type="spellStart"/>
-                                  <w:r>
-                                    <w:rPr>
-                                      <w:rFonts w:ascii="Times New Roman"/>
-                                      <w:sz w:val="12"/>
-                                    </w:rPr>
-                                    <w:t>qr_code</w:t>
-                                  </w:r>
-                                  <w:proofErr w:type="spellEnd"/>
-                                  <w:r>
-                                    <w:rPr>
-                                      <w:rFonts w:ascii="Times New Roman"/>
-                                      <w:sz w:val="12"/>
-                                    </w:rPr>
-                                    <w:t>}}</w:t>
+                                    <w:t>{{qr_code}}</w:t>
                                   </w:r>
                                 </w:p>
                               </w:tc>
@@ -10037,33 +8650,11 @@
                                       <w:sz w:val="12"/>
                                     </w:rPr>
                                   </w:pPr>
-                                  <w:proofErr w:type="gramStart"/>
-                                  <w:r>
-                                    <w:rPr>
-                                      <w:sz w:val="12"/>
-                                    </w:rPr>
-                                    <w:t xml:space="preserve">{{ </w:t>
-                                  </w:r>
-                                  <w:proofErr w:type="spellStart"/>
-                                  <w:r>
-                                    <w:rPr>
-                                      <w:sz w:val="12"/>
-                                    </w:rPr>
-                                    <w:t>check</w:t>
-                                  </w:r>
-                                  <w:proofErr w:type="gramEnd"/>
-                                  <w:r>
-                                    <w:rPr>
-                                      <w:sz w:val="12"/>
-                                    </w:rPr>
-                                    <w:t>_post</w:t>
-                                  </w:r>
-                                  <w:proofErr w:type="spellEnd"/>
-                                  <w:r>
-                                    <w:rPr>
-                                      <w:sz w:val="12"/>
-                                    </w:rPr>
-                                    <w:t xml:space="preserve"> }}</w:t>
+                                  <w:r>
+                                    <w:rPr>
+                                      <w:sz w:val="12"/>
+                                    </w:rPr>
+                                    <w:t>{{ check_post }}</w:t>
                                   </w:r>
                                 </w:p>
                               </w:tc>
@@ -10178,33 +8769,11 @@
                                       <w:sz w:val="12"/>
                                     </w:rPr>
                                   </w:pPr>
-                                  <w:proofErr w:type="gramStart"/>
-                                  <w:r>
-                                    <w:rPr>
-                                      <w:sz w:val="12"/>
-                                    </w:rPr>
-                                    <w:t xml:space="preserve">{{ </w:t>
-                                  </w:r>
-                                  <w:proofErr w:type="spellStart"/>
-                                  <w:r>
-                                    <w:rPr>
-                                      <w:sz w:val="12"/>
-                                    </w:rPr>
-                                    <w:t>vehicle</w:t>
-                                  </w:r>
-                                  <w:proofErr w:type="gramEnd"/>
-                                  <w:r>
-                                    <w:rPr>
-                                      <w:sz w:val="12"/>
-                                    </w:rPr>
-                                    <w:t>_no</w:t>
-                                  </w:r>
-                                  <w:proofErr w:type="spellEnd"/>
-                                  <w:r>
-                                    <w:rPr>
-                                      <w:sz w:val="12"/>
-                                    </w:rPr>
-                                    <w:t xml:space="preserve"> }}</w:t>
+                                  <w:r>
+                                    <w:rPr>
+                                      <w:sz w:val="12"/>
+                                    </w:rPr>
+                                    <w:t>{{ vehicle_no }}</w:t>
                                   </w:r>
                                 </w:p>
                               </w:tc>
@@ -10307,33 +8876,11 @@
                                       <w:sz w:val="12"/>
                                     </w:rPr>
                                   </w:pPr>
-                                  <w:proofErr w:type="gramStart"/>
-                                  <w:r>
-                                    <w:rPr>
-                                      <w:sz w:val="12"/>
-                                    </w:rPr>
-                                    <w:t xml:space="preserve">{{ </w:t>
-                                  </w:r>
-                                  <w:proofErr w:type="spellStart"/>
-                                  <w:r>
-                                    <w:rPr>
-                                      <w:sz w:val="12"/>
-                                    </w:rPr>
-                                    <w:t>crusher</w:t>
-                                  </w:r>
-                                  <w:proofErr w:type="gramEnd"/>
-                                  <w:r>
-                                    <w:rPr>
-                                      <w:sz w:val="12"/>
-                                    </w:rPr>
-                                    <w:t>_unit</w:t>
-                                  </w:r>
-                                  <w:proofErr w:type="spellEnd"/>
-                                  <w:r>
-                                    <w:rPr>
-                                      <w:sz w:val="12"/>
-                                    </w:rPr>
-                                    <w:t xml:space="preserve"> }}</w:t>
+                                  <w:r>
+                                    <w:rPr>
+                                      <w:sz w:val="12"/>
+                                    </w:rPr>
+                                    <w:t>{{ crusher_unit }}</w:t>
                                   </w:r>
                                 </w:p>
                               </w:tc>
@@ -10545,23 +9092,13 @@
                                       <w:sz w:val="12"/>
                                     </w:rPr>
                                   </w:pPr>
-                                  <w:proofErr w:type="gramStart"/>
-                                  <w:r>
-                                    <w:rPr>
-                                      <w:b/>
-                                      <w:bCs/>
-                                      <w:sz w:val="12"/>
-                                    </w:rPr>
-                                    <w:t>{{ destination</w:t>
-                                  </w:r>
-                                  <w:proofErr w:type="gramEnd"/>
-                                  <w:r>
-                                    <w:rPr>
-                                      <w:b/>
-                                      <w:bCs/>
-                                      <w:sz w:val="12"/>
-                                    </w:rPr>
-                                    <w:t xml:space="preserve"> }}</w:t>
+                                  <w:r>
+                                    <w:rPr>
+                                      <w:b/>
+                                      <w:bCs/>
+                                      <w:sz w:val="12"/>
+                                    </w:rPr>
+                                    <w:t>{{ destination }}</w:t>
                                   </w:r>
                                 </w:p>
                               </w:tc>
@@ -10586,41 +9123,13 @@
                                       <w:sz w:val="12"/>
                                     </w:rPr>
                                   </w:pPr>
-                                  <w:proofErr w:type="gramStart"/>
-                                  <w:r>
-                                    <w:rPr>
-                                      <w:b/>
-                                      <w:bCs/>
-                                      <w:sz w:val="12"/>
-                                    </w:rPr>
-                                    <w:t xml:space="preserve">{{ </w:t>
-                                  </w:r>
-                                  <w:proofErr w:type="spellStart"/>
-                                  <w:r>
-                                    <w:rPr>
-                                      <w:b/>
-                                      <w:bCs/>
-                                      <w:sz w:val="12"/>
-                                    </w:rPr>
-                                    <w:t>copy</w:t>
-                                  </w:r>
-                                  <w:proofErr w:type="gramEnd"/>
-                                  <w:r>
-                                    <w:rPr>
-                                      <w:b/>
-                                      <w:bCs/>
-                                      <w:sz w:val="12"/>
-                                    </w:rPr>
-                                    <w:t>_type</w:t>
-                                  </w:r>
-                                  <w:proofErr w:type="spellEnd"/>
-                                  <w:r>
-                                    <w:rPr>
-                                      <w:b/>
-                                      <w:bCs/>
-                                      <w:sz w:val="12"/>
-                                    </w:rPr>
-                                    <w:t xml:space="preserve"> }}</w:t>
+                                  <w:r>
+                                    <w:rPr>
+                                      <w:b/>
+                                      <w:bCs/>
+                                      <w:sz w:val="12"/>
+                                    </w:rPr>
+                                    <w:t>{{ copy_type }}</w:t>
                                   </w:r>
                                 </w:p>
                               </w:tc>
@@ -11003,33 +9512,11 @@
                                 <w:sz w:val="12"/>
                               </w:rPr>
                             </w:pPr>
-                            <w:proofErr w:type="gramStart"/>
-                            <w:r>
-                              <w:rPr>
-                                <w:sz w:val="12"/>
-                              </w:rPr>
-                              <w:t xml:space="preserve">{{ </w:t>
-                            </w:r>
-                            <w:proofErr w:type="spellStart"/>
-                            <w:r>
-                              <w:rPr>
-                                <w:sz w:val="12"/>
-                              </w:rPr>
-                              <w:t>form</w:t>
-                            </w:r>
-                            <w:proofErr w:type="gramEnd"/>
-                            <w:r>
-                              <w:rPr>
-                                <w:sz w:val="12"/>
-                              </w:rPr>
-                              <w:t>_ap_no</w:t>
-                            </w:r>
-                            <w:proofErr w:type="spellEnd"/>
-                            <w:r>
-                              <w:rPr>
-                                <w:sz w:val="12"/>
-                              </w:rPr>
-                              <w:t xml:space="preserve"> }}</w:t>
+                            <w:r>
+                              <w:rPr>
+                                <w:sz w:val="12"/>
+                              </w:rPr>
+                              <w:t>{{ form_ap_no }}</w:t>
                             </w:r>
                           </w:p>
                         </w:tc>
@@ -11065,39 +9552,17 @@
                               </w:rPr>
                               <w:t xml:space="preserve"> </w:t>
                             </w:r>
-                            <w:proofErr w:type="gramStart"/>
-                            <w:r>
-                              <w:rPr>
-                                <w:sz w:val="12"/>
-                              </w:rPr>
-                              <w:t>No :</w:t>
-                            </w:r>
-                            <w:proofErr w:type="gramEnd"/>
-                            <w:r>
-                              <w:rPr>
-                                <w:sz w:val="12"/>
-                              </w:rPr>
-                              <w:t xml:space="preserve"> </w:t>
-                            </w:r>
-                            <w:r>
-                              <w:rPr>
-                                <w:sz w:val="12"/>
-                              </w:rPr>
-                              <w:t xml:space="preserve">{{ </w:t>
-                            </w:r>
-                            <w:proofErr w:type="spellStart"/>
-                            <w:r>
-                              <w:rPr>
-                                <w:sz w:val="12"/>
-                              </w:rPr>
-                              <w:t>sr_no</w:t>
-                            </w:r>
-                            <w:proofErr w:type="spellEnd"/>
-                            <w:r>
-                              <w:rPr>
-                                <w:sz w:val="12"/>
-                              </w:rPr>
-                              <w:t xml:space="preserve"> }}</w:t>
+                            <w:r>
+                              <w:rPr>
+                                <w:sz w:val="12"/>
+                              </w:rPr>
+                              <w:t xml:space="preserve">No : </w:t>
+                            </w:r>
+                            <w:r>
+                              <w:rPr>
+                                <w:sz w:val="12"/>
+                              </w:rPr>
+                              <w:t>{{ sr_no }}</w:t>
                             </w:r>
                           </w:p>
                         </w:tc>
@@ -11199,33 +9664,11 @@
                                 <w:sz w:val="12"/>
                               </w:rPr>
                             </w:pPr>
-                            <w:proofErr w:type="gramStart"/>
-                            <w:r>
-                              <w:rPr>
-                                <w:sz w:val="12"/>
-                              </w:rPr>
-                              <w:t xml:space="preserve">{{ </w:t>
-                            </w:r>
-                            <w:proofErr w:type="spellStart"/>
-                            <w:r>
-                              <w:rPr>
-                                <w:sz w:val="12"/>
-                              </w:rPr>
-                              <w:t>mdp</w:t>
-                            </w:r>
-                            <w:proofErr w:type="gramEnd"/>
-                            <w:r>
-                              <w:rPr>
-                                <w:sz w:val="12"/>
-                              </w:rPr>
-                              <w:t>_no</w:t>
-                            </w:r>
-                            <w:proofErr w:type="spellEnd"/>
-                            <w:r>
-                              <w:rPr>
-                                <w:sz w:val="12"/>
-                              </w:rPr>
-                              <w:t xml:space="preserve"> }}</w:t>
+                            <w:r>
+                              <w:rPr>
+                                <w:sz w:val="12"/>
+                              </w:rPr>
+                              <w:t>{{ mdp_no }}</w:t>
                             </w:r>
                             <w:r>
                               <w:rPr>
@@ -11256,21 +9699,7 @@
                               <w:rPr>
                                 <w:sz w:val="12"/>
                               </w:rPr>
-                              <w:t>{{</w:t>
-                            </w:r>
-                            <w:proofErr w:type="spellStart"/>
-                            <w:r>
-                              <w:rPr>
-                                <w:sz w:val="12"/>
-                              </w:rPr>
-                              <w:t>start_date_time</w:t>
-                            </w:r>
-                            <w:proofErr w:type="spellEnd"/>
-                            <w:r>
-                              <w:rPr>
-                                <w:sz w:val="12"/>
-                              </w:rPr>
-                              <w:t>}}</w:t>
+                              <w:t>{{start_date_time}}</w:t>
                             </w:r>
                           </w:p>
                         </w:tc>
@@ -11374,33 +9803,11 @@
                                 <w:sz w:val="12"/>
                               </w:rPr>
                             </w:pPr>
-                            <w:proofErr w:type="gramStart"/>
-                            <w:r>
-                              <w:rPr>
-                                <w:sz w:val="12"/>
-                              </w:rPr>
-                              <w:t xml:space="preserve">{{ </w:t>
-                            </w:r>
-                            <w:proofErr w:type="spellStart"/>
-                            <w:r>
-                              <w:rPr>
-                                <w:sz w:val="12"/>
-                              </w:rPr>
-                              <w:t>lease</w:t>
-                            </w:r>
-                            <w:proofErr w:type="gramEnd"/>
-                            <w:r>
-                              <w:rPr>
-                                <w:sz w:val="12"/>
-                              </w:rPr>
-                              <w:t>_no</w:t>
-                            </w:r>
-                            <w:proofErr w:type="spellEnd"/>
-                            <w:r>
-                              <w:rPr>
-                                <w:sz w:val="12"/>
-                              </w:rPr>
-                              <w:t xml:space="preserve"> }}</w:t>
+                            <w:r>
+                              <w:rPr>
+                                <w:sz w:val="12"/>
+                              </w:rPr>
+                              <w:t>{{ lease_no }}</w:t>
                             </w:r>
                           </w:p>
                         </w:tc>
@@ -11427,19 +9834,11 @@
                               </w:rPr>
                               <w:t xml:space="preserve">Barcode: </w:t>
                             </w:r>
-                            <w:proofErr w:type="gramStart"/>
-                            <w:r>
-                              <w:rPr>
-                                <w:sz w:val="12"/>
-                              </w:rPr>
-                              <w:t>{{ barcode</w:t>
-                            </w:r>
-                            <w:proofErr w:type="gramEnd"/>
-                            <w:r>
-                              <w:rPr>
-                                <w:sz w:val="12"/>
-                              </w:rPr>
-                              <w:t xml:space="preserve"> }}</w:t>
+                            <w:r>
+                              <w:rPr>
+                                <w:sz w:val="12"/>
+                              </w:rPr>
+                              <w:t>{{ barcode }}</w:t>
                             </w:r>
                           </w:p>
                         </w:tc>
@@ -11559,41 +9958,13 @@
                                 <w:sz w:val="12"/>
                               </w:rPr>
                             </w:pPr>
-                            <w:proofErr w:type="gramStart"/>
-                            <w:r>
-                              <w:rPr>
-                                <w:b/>
-                                <w:bCs/>
-                                <w:sz w:val="12"/>
-                              </w:rPr>
-                              <w:t xml:space="preserve">{{ </w:t>
-                            </w:r>
-                            <w:proofErr w:type="spellStart"/>
-                            <w:r>
-                              <w:rPr>
-                                <w:b/>
-                                <w:bCs/>
-                                <w:sz w:val="12"/>
-                              </w:rPr>
-                              <w:t>lease</w:t>
-                            </w:r>
-                            <w:proofErr w:type="gramEnd"/>
-                            <w:r>
-                              <w:rPr>
-                                <w:b/>
-                                <w:bCs/>
-                                <w:sz w:val="12"/>
-                              </w:rPr>
-                              <w:t>_name</w:t>
-                            </w:r>
-                            <w:proofErr w:type="spellEnd"/>
-                            <w:r>
-                              <w:rPr>
-                                <w:b/>
-                                <w:bCs/>
-                                <w:sz w:val="12"/>
-                              </w:rPr>
-                              <w:t xml:space="preserve"> }}</w:t>
+                            <w:r>
+                              <w:rPr>
+                                <w:b/>
+                                <w:bCs/>
+                                <w:sz w:val="12"/>
+                              </w:rPr>
+                              <w:t>{{ lease_name }}</w:t>
                             </w:r>
                           </w:p>
                         </w:tc>
@@ -11657,33 +10028,11 @@
                               </w:rPr>
                               <w:t xml:space="preserve"> </w:t>
                             </w:r>
-                            <w:proofErr w:type="gramStart"/>
-                            <w:r>
-                              <w:rPr>
-                                <w:sz w:val="12"/>
-                              </w:rPr>
-                              <w:t xml:space="preserve">{{ </w:t>
-                            </w:r>
-                            <w:proofErr w:type="spellStart"/>
-                            <w:r>
-                              <w:rPr>
-                                <w:sz w:val="12"/>
-                              </w:rPr>
-                              <w:t>type</w:t>
-                            </w:r>
-                            <w:proofErr w:type="gramEnd"/>
-                            <w:r>
-                              <w:rPr>
-                                <w:sz w:val="12"/>
-                              </w:rPr>
-                              <w:t>_of_land</w:t>
-                            </w:r>
-                            <w:proofErr w:type="spellEnd"/>
-                            <w:r>
-                              <w:rPr>
-                                <w:sz w:val="12"/>
-                              </w:rPr>
-                              <w:t xml:space="preserve"> }}</w:t>
+                            <w:r>
+                              <w:rPr>
+                                <w:sz w:val="12"/>
+                              </w:rPr>
+                              <w:t>{{ type_of_land }}</w:t>
                             </w:r>
                           </w:p>
                         </w:tc>
@@ -11811,39 +10160,17 @@
                               </w:rPr>
                               <w:t xml:space="preserve"> </w:t>
                             </w:r>
-                            <w:proofErr w:type="gramStart"/>
-                            <w:r>
-                              <w:rPr>
-                                <w:sz w:val="12"/>
-                              </w:rPr>
-                              <w:t>No :</w:t>
-                            </w:r>
-                            <w:proofErr w:type="gramEnd"/>
-                            <w:r>
-                              <w:rPr>
-                                <w:sz w:val="12"/>
-                              </w:rPr>
-                              <w:t xml:space="preserve"> </w:t>
-                            </w:r>
-                            <w:r>
-                              <w:rPr>
-                                <w:sz w:val="12"/>
-                              </w:rPr>
-                              <w:t xml:space="preserve">{{ </w:t>
-                            </w:r>
-                            <w:proofErr w:type="spellStart"/>
-                            <w:r>
-                              <w:rPr>
-                                <w:sz w:val="12"/>
-                              </w:rPr>
-                              <w:t>gst_no</w:t>
-                            </w:r>
-                            <w:proofErr w:type="spellEnd"/>
-                            <w:r>
-                              <w:rPr>
-                                <w:sz w:val="12"/>
-                              </w:rPr>
-                              <w:t xml:space="preserve"> }}</w:t>
+                            <w:r>
+                              <w:rPr>
+                                <w:sz w:val="12"/>
+                              </w:rPr>
+                              <w:t xml:space="preserve">No : </w:t>
+                            </w:r>
+                            <w:r>
+                              <w:rPr>
+                                <w:sz w:val="12"/>
+                              </w:rPr>
+                              <w:t>{{ gst_no }}</w:t>
                             </w:r>
                           </w:p>
                         </w:tc>
@@ -11928,33 +10255,11 @@
                                 <w:sz w:val="12"/>
                               </w:rPr>
                             </w:pPr>
-                            <w:proofErr w:type="gramStart"/>
-                            <w:r>
-                              <w:rPr>
-                                <w:sz w:val="12"/>
-                              </w:rPr>
-                              <w:t xml:space="preserve">{{ </w:t>
-                            </w:r>
-                            <w:proofErr w:type="spellStart"/>
-                            <w:r>
-                              <w:rPr>
-                                <w:sz w:val="12"/>
-                              </w:rPr>
-                              <w:t>taluk</w:t>
-                            </w:r>
-                            <w:proofErr w:type="gramEnd"/>
-                            <w:r>
-                              <w:rPr>
-                                <w:sz w:val="12"/>
-                              </w:rPr>
-                              <w:t>_district</w:t>
-                            </w:r>
-                            <w:proofErr w:type="spellEnd"/>
-                            <w:r>
-                              <w:rPr>
-                                <w:sz w:val="12"/>
-                              </w:rPr>
-                              <w:t xml:space="preserve"> }}</w:t>
+                            <w:r>
+                              <w:rPr>
+                                <w:sz w:val="12"/>
+                              </w:rPr>
+                              <w:t>{{ taluk_district }}</w:t>
                             </w:r>
                           </w:p>
                         </w:tc>
@@ -11983,33 +10288,11 @@
                               </w:rPr>
                               <w:t xml:space="preserve">Loading Place: </w:t>
                             </w:r>
-                            <w:proofErr w:type="gramStart"/>
-                            <w:r>
-                              <w:rPr>
-                                <w:sz w:val="12"/>
-                              </w:rPr>
-                              <w:t xml:space="preserve">{{ </w:t>
-                            </w:r>
-                            <w:proofErr w:type="spellStart"/>
-                            <w:r>
-                              <w:rPr>
-                                <w:sz w:val="12"/>
-                              </w:rPr>
-                              <w:t>loading</w:t>
-                            </w:r>
-                            <w:proofErr w:type="gramEnd"/>
-                            <w:r>
-                              <w:rPr>
-                                <w:sz w:val="12"/>
-                              </w:rPr>
-                              <w:t>_place</w:t>
-                            </w:r>
-                            <w:proofErr w:type="spellEnd"/>
-                            <w:r>
-                              <w:rPr>
-                                <w:sz w:val="12"/>
-                              </w:rPr>
-                              <w:t xml:space="preserve"> }}</w:t>
+                            <w:r>
+                              <w:rPr>
+                                <w:sz w:val="12"/>
+                              </w:rPr>
+                              <w:t>{{ loading_place }}</w:t>
                             </w:r>
                           </w:p>
                         </w:tc>
@@ -12095,19 +10378,11 @@
                                 <w:sz w:val="12"/>
                               </w:rPr>
                             </w:pPr>
-                            <w:proofErr w:type="gramStart"/>
-                            <w:r>
-                              <w:rPr>
-                                <w:sz w:val="12"/>
-                              </w:rPr>
-                              <w:t>{{ quantity</w:t>
-                            </w:r>
-                            <w:proofErr w:type="gramEnd"/>
-                            <w:r>
-                              <w:rPr>
-                                <w:sz w:val="12"/>
-                              </w:rPr>
-                              <w:t xml:space="preserve"> }}</w:t>
+                            <w:r>
+                              <w:rPr>
+                                <w:sz w:val="12"/>
+                              </w:rPr>
+                              <w:t>{{ quantity }}</w:t>
                             </w:r>
                           </w:p>
                         </w:tc>
@@ -12155,33 +10430,11 @@
                               </w:rPr>
                               <w:t xml:space="preserve"> </w:t>
                             </w:r>
-                            <w:proofErr w:type="gramStart"/>
-                            <w:r>
-                              <w:rPr>
-                                <w:sz w:val="12"/>
-                              </w:rPr>
-                              <w:t xml:space="preserve">{{ </w:t>
-                            </w:r>
-                            <w:proofErr w:type="spellStart"/>
-                            <w:r>
-                              <w:rPr>
-                                <w:sz w:val="12"/>
-                              </w:rPr>
-                              <w:t>mdp</w:t>
-                            </w:r>
-                            <w:proofErr w:type="gramEnd"/>
-                            <w:r>
-                              <w:rPr>
-                                <w:sz w:val="12"/>
-                              </w:rPr>
-                              <w:t>_type</w:t>
-                            </w:r>
-                            <w:proofErr w:type="spellEnd"/>
-                            <w:r>
-                              <w:rPr>
-                                <w:sz w:val="12"/>
-                              </w:rPr>
-                              <w:t xml:space="preserve"> }}</w:t>
+                            <w:r>
+                              <w:rPr>
+                                <w:sz w:val="12"/>
+                              </w:rPr>
+                              <w:t>{{ mdp_type }}</w:t>
                             </w:r>
                           </w:p>
                         </w:tc>
@@ -12408,33 +10661,11 @@
                                 <w:sz w:val="12"/>
                               </w:rPr>
                             </w:pPr>
-                            <w:proofErr w:type="gramStart"/>
-                            <w:r>
-                              <w:rPr>
-                                <w:sz w:val="12"/>
-                              </w:rPr>
-                              <w:t xml:space="preserve">{{ </w:t>
-                            </w:r>
-                            <w:proofErr w:type="spellStart"/>
-                            <w:r>
-                              <w:rPr>
-                                <w:sz w:val="12"/>
-                              </w:rPr>
-                              <w:t>form</w:t>
-                            </w:r>
-                            <w:proofErr w:type="gramEnd"/>
-                            <w:r>
-                              <w:rPr>
-                                <w:sz w:val="12"/>
-                              </w:rPr>
-                              <w:t>_ap_purpose</w:t>
-                            </w:r>
-                            <w:proofErr w:type="spellEnd"/>
-                            <w:r>
-                              <w:rPr>
-                                <w:sz w:val="12"/>
-                              </w:rPr>
-                              <w:t xml:space="preserve"> }}</w:t>
+                            <w:r>
+                              <w:rPr>
+                                <w:sz w:val="12"/>
+                              </w:rPr>
+                              <w:t>{{ form_ap_purpose }}</w:t>
                             </w:r>
                           </w:p>
                         </w:tc>
@@ -12566,33 +10797,11 @@
                                 <w:sz w:val="12"/>
                               </w:rPr>
                             </w:pPr>
-                            <w:proofErr w:type="gramStart"/>
-                            <w:r>
-                              <w:rPr>
-                                <w:sz w:val="12"/>
-                              </w:rPr>
-                              <w:t xml:space="preserve">{{ </w:t>
-                            </w:r>
-                            <w:proofErr w:type="spellStart"/>
-                            <w:r>
-                              <w:rPr>
-                                <w:sz w:val="12"/>
-                              </w:rPr>
-                              <w:t>mineral</w:t>
-                            </w:r>
-                            <w:proofErr w:type="gramEnd"/>
-                            <w:r>
-                              <w:rPr>
-                                <w:sz w:val="12"/>
-                              </w:rPr>
-                              <w:t>_grade</w:t>
-                            </w:r>
-                            <w:proofErr w:type="spellEnd"/>
-                            <w:r>
-                              <w:rPr>
-                                <w:sz w:val="12"/>
-                              </w:rPr>
-                              <w:t xml:space="preserve"> }}</w:t>
+                            <w:r>
+                              <w:rPr>
+                                <w:sz w:val="12"/>
+                              </w:rPr>
+                              <w:t>{{ mineral_grade }}</w:t>
                             </w:r>
                           </w:p>
                         </w:tc>
@@ -12700,37 +10909,12 @@
                                 <w:sz w:val="12"/>
                               </w:rPr>
                             </w:pPr>
-                            <w:proofErr w:type="gramStart"/>
-                            <w:r>
-                              <w:rPr>
-                                <w:b/>
-                                <w:sz w:val="12"/>
-                              </w:rPr>
-                              <w:t xml:space="preserve">{{ </w:t>
-                            </w:r>
-                            <w:proofErr w:type="spellStart"/>
-                            <w:r>
-                              <w:rPr>
-                                <w:b/>
-                                <w:sz w:val="12"/>
-                              </w:rPr>
-                              <w:t>total</w:t>
-                            </w:r>
-                            <w:proofErr w:type="gramEnd"/>
-                            <w:r>
-                              <w:rPr>
-                                <w:b/>
-                                <w:sz w:val="12"/>
-                              </w:rPr>
-                              <w:t>_amount_paid</w:t>
-                            </w:r>
-                            <w:proofErr w:type="spellEnd"/>
-                            <w:r>
-                              <w:rPr>
-                                <w:b/>
-                                <w:sz w:val="12"/>
-                              </w:rPr>
-                              <w:t xml:space="preserve"> }}</w:t>
+                            <w:r>
+                              <w:rPr>
+                                <w:b/>
+                                <w:sz w:val="12"/>
+                              </w:rPr>
+                              <w:t>{{ total_amount_paid }}</w:t>
                             </w:r>
                           </w:p>
                         </w:tc>
@@ -12838,23 +11022,13 @@
                                 <w:sz w:val="12"/>
                               </w:rPr>
                             </w:pPr>
-                            <w:proofErr w:type="gramStart"/>
-                            <w:r>
-                              <w:rPr>
-                                <w:b/>
-                                <w:bCs/>
-                                <w:sz w:val="12"/>
-                              </w:rPr>
-                              <w:t>{{ buyer</w:t>
-                            </w:r>
-                            <w:proofErr w:type="gramEnd"/>
-                            <w:r>
-                              <w:rPr>
-                                <w:b/>
-                                <w:bCs/>
-                                <w:sz w:val="12"/>
-                              </w:rPr>
-                              <w:t xml:space="preserve"> }}</w:t>
+                            <w:r>
+                              <w:rPr>
+                                <w:b/>
+                                <w:bCs/>
+                                <w:sz w:val="12"/>
+                              </w:rPr>
+                              <w:t>{{ buyer }}</w:t>
                             </w:r>
                           </w:p>
                         </w:tc>
@@ -12959,19 +11133,11 @@
                                 <w:sz w:val="12"/>
                               </w:rPr>
                             </w:pPr>
-                            <w:proofErr w:type="gramStart"/>
-                            <w:r>
-                              <w:rPr>
-                                <w:sz w:val="12"/>
-                              </w:rPr>
-                              <w:t>{{ route</w:t>
-                            </w:r>
-                            <w:proofErr w:type="gramEnd"/>
-                            <w:r>
-                              <w:rPr>
-                                <w:sz w:val="12"/>
-                              </w:rPr>
-                              <w:t xml:space="preserve"> }}</w:t>
+                            <w:r>
+                              <w:rPr>
+                                <w:sz w:val="12"/>
+                              </w:rPr>
+                              <w:t>{{ route }}</w:t>
                             </w:r>
                           </w:p>
                         </w:tc>
@@ -13060,23 +11226,13 @@
                                 <w:sz w:val="12"/>
                               </w:rPr>
                             </w:pPr>
-                            <w:proofErr w:type="gramStart"/>
-                            <w:r>
-                              <w:rPr>
-                                <w:b/>
-                                <w:bCs/>
-                                <w:sz w:val="12"/>
-                              </w:rPr>
-                              <w:t>{{ validity</w:t>
-                            </w:r>
-                            <w:proofErr w:type="gramEnd"/>
-                            <w:r>
-                              <w:rPr>
-                                <w:b/>
-                                <w:bCs/>
-                                <w:sz w:val="12"/>
-                              </w:rPr>
-                              <w:t xml:space="preserve"> }}</w:t>
+                            <w:r>
+                              <w:rPr>
+                                <w:b/>
+                                <w:bCs/>
+                                <w:sz w:val="12"/>
+                              </w:rPr>
+                              <w:t>{{ validity }}</w:t>
                             </w:r>
                           </w:p>
                         </w:tc>
@@ -13116,23 +11272,7 @@
                                 <w:rFonts w:ascii="Times New Roman"/>
                                 <w:sz w:val="12"/>
                               </w:rPr>
-                              <w:t>{{</w:t>
-                            </w:r>
-                            <w:proofErr w:type="spellStart"/>
-                            <w:r>
-                              <w:rPr>
-                                <w:rFonts w:ascii="Times New Roman"/>
-                                <w:sz w:val="12"/>
-                              </w:rPr>
-                              <w:t>qr_code</w:t>
-                            </w:r>
-                            <w:proofErr w:type="spellEnd"/>
-                            <w:r>
-                              <w:rPr>
-                                <w:rFonts w:ascii="Times New Roman"/>
-                                <w:sz w:val="12"/>
-                              </w:rPr>
-                              <w:t>}}</w:t>
+                              <w:t>{{qr_code}}</w:t>
                             </w:r>
                           </w:p>
                         </w:tc>
@@ -13229,33 +11369,11 @@
                                 <w:sz w:val="12"/>
                               </w:rPr>
                             </w:pPr>
-                            <w:proofErr w:type="gramStart"/>
-                            <w:r>
-                              <w:rPr>
-                                <w:sz w:val="12"/>
-                              </w:rPr>
-                              <w:t xml:space="preserve">{{ </w:t>
-                            </w:r>
-                            <w:proofErr w:type="spellStart"/>
-                            <w:r>
-                              <w:rPr>
-                                <w:sz w:val="12"/>
-                              </w:rPr>
-                              <w:t>check</w:t>
-                            </w:r>
-                            <w:proofErr w:type="gramEnd"/>
-                            <w:r>
-                              <w:rPr>
-                                <w:sz w:val="12"/>
-                              </w:rPr>
-                              <w:t>_post</w:t>
-                            </w:r>
-                            <w:proofErr w:type="spellEnd"/>
-                            <w:r>
-                              <w:rPr>
-                                <w:sz w:val="12"/>
-                              </w:rPr>
-                              <w:t xml:space="preserve"> }}</w:t>
+                            <w:r>
+                              <w:rPr>
+                                <w:sz w:val="12"/>
+                              </w:rPr>
+                              <w:t>{{ check_post }}</w:t>
                             </w:r>
                           </w:p>
                         </w:tc>
@@ -13370,33 +11488,11 @@
                                 <w:sz w:val="12"/>
                               </w:rPr>
                             </w:pPr>
-                            <w:proofErr w:type="gramStart"/>
-                            <w:r>
-                              <w:rPr>
-                                <w:sz w:val="12"/>
-                              </w:rPr>
-                              <w:t xml:space="preserve">{{ </w:t>
-                            </w:r>
-                            <w:proofErr w:type="spellStart"/>
-                            <w:r>
-                              <w:rPr>
-                                <w:sz w:val="12"/>
-                              </w:rPr>
-                              <w:t>vehicle</w:t>
-                            </w:r>
-                            <w:proofErr w:type="gramEnd"/>
-                            <w:r>
-                              <w:rPr>
-                                <w:sz w:val="12"/>
-                              </w:rPr>
-                              <w:t>_no</w:t>
-                            </w:r>
-                            <w:proofErr w:type="spellEnd"/>
-                            <w:r>
-                              <w:rPr>
-                                <w:sz w:val="12"/>
-                              </w:rPr>
-                              <w:t xml:space="preserve"> }}</w:t>
+                            <w:r>
+                              <w:rPr>
+                                <w:sz w:val="12"/>
+                              </w:rPr>
+                              <w:t>{{ vehicle_no }}</w:t>
                             </w:r>
                           </w:p>
                         </w:tc>
@@ -13499,33 +11595,11 @@
                                 <w:sz w:val="12"/>
                               </w:rPr>
                             </w:pPr>
-                            <w:proofErr w:type="gramStart"/>
-                            <w:r>
-                              <w:rPr>
-                                <w:sz w:val="12"/>
-                              </w:rPr>
-                              <w:t xml:space="preserve">{{ </w:t>
-                            </w:r>
-                            <w:proofErr w:type="spellStart"/>
-                            <w:r>
-                              <w:rPr>
-                                <w:sz w:val="12"/>
-                              </w:rPr>
-                              <w:t>crusher</w:t>
-                            </w:r>
-                            <w:proofErr w:type="gramEnd"/>
-                            <w:r>
-                              <w:rPr>
-                                <w:sz w:val="12"/>
-                              </w:rPr>
-                              <w:t>_unit</w:t>
-                            </w:r>
-                            <w:proofErr w:type="spellEnd"/>
-                            <w:r>
-                              <w:rPr>
-                                <w:sz w:val="12"/>
-                              </w:rPr>
-                              <w:t xml:space="preserve"> }}</w:t>
+                            <w:r>
+                              <w:rPr>
+                                <w:sz w:val="12"/>
+                              </w:rPr>
+                              <w:t>{{ crusher_unit }}</w:t>
                             </w:r>
                           </w:p>
                         </w:tc>
@@ -13737,23 +11811,13 @@
                                 <w:sz w:val="12"/>
                               </w:rPr>
                             </w:pPr>
-                            <w:proofErr w:type="gramStart"/>
-                            <w:r>
-                              <w:rPr>
-                                <w:b/>
-                                <w:bCs/>
-                                <w:sz w:val="12"/>
-                              </w:rPr>
-                              <w:t>{{ destination</w:t>
-                            </w:r>
-                            <w:proofErr w:type="gramEnd"/>
-                            <w:r>
-                              <w:rPr>
-                                <w:b/>
-                                <w:bCs/>
-                                <w:sz w:val="12"/>
-                              </w:rPr>
-                              <w:t xml:space="preserve"> }}</w:t>
+                            <w:r>
+                              <w:rPr>
+                                <w:b/>
+                                <w:bCs/>
+                                <w:sz w:val="12"/>
+                              </w:rPr>
+                              <w:t>{{ destination }}</w:t>
                             </w:r>
                           </w:p>
                         </w:tc>
@@ -13778,41 +11842,13 @@
                                 <w:sz w:val="12"/>
                               </w:rPr>
                             </w:pPr>
-                            <w:proofErr w:type="gramStart"/>
-                            <w:r>
-                              <w:rPr>
-                                <w:b/>
-                                <w:bCs/>
-                                <w:sz w:val="12"/>
-                              </w:rPr>
-                              <w:t xml:space="preserve">{{ </w:t>
-                            </w:r>
-                            <w:proofErr w:type="spellStart"/>
-                            <w:r>
-                              <w:rPr>
-                                <w:b/>
-                                <w:bCs/>
-                                <w:sz w:val="12"/>
-                              </w:rPr>
-                              <w:t>copy</w:t>
-                            </w:r>
-                            <w:proofErr w:type="gramEnd"/>
-                            <w:r>
-                              <w:rPr>
-                                <w:b/>
-                                <w:bCs/>
-                                <w:sz w:val="12"/>
-                              </w:rPr>
-                              <w:t>_type</w:t>
-                            </w:r>
-                            <w:proofErr w:type="spellEnd"/>
-                            <w:r>
-                              <w:rPr>
-                                <w:b/>
-                                <w:bCs/>
-                                <w:sz w:val="12"/>
-                              </w:rPr>
-                              <w:t xml:space="preserve"> }}</w:t>
+                            <w:r>
+                              <w:rPr>
+                                <w:b/>
+                                <w:bCs/>
+                                <w:sz w:val="12"/>
+                              </w:rPr>
+                              <w:t>{{ copy_type }}</w:t>
                             </w:r>
                           </w:p>
                         </w:tc>
@@ -14119,37 +12155,12 @@
                                       <w:sz w:val="12"/>
                                     </w:rPr>
                                   </w:pPr>
-                                  <w:proofErr w:type="gramStart"/>
-                                  <w:r>
-                                    <w:rPr>
-                                      <w:bCs/>
-                                      <w:sz w:val="12"/>
-                                    </w:rPr>
-                                    <w:t xml:space="preserve">{{ </w:t>
-                                  </w:r>
-                                  <w:proofErr w:type="spellStart"/>
-                                  <w:r>
-                                    <w:rPr>
-                                      <w:bCs/>
-                                      <w:sz w:val="12"/>
-                                    </w:rPr>
-                                    <w:t>total</w:t>
-                                  </w:r>
-                                  <w:proofErr w:type="gramEnd"/>
-                                  <w:r>
-                                    <w:rPr>
-                                      <w:bCs/>
-                                      <w:sz w:val="12"/>
-                                    </w:rPr>
-                                    <w:t>_volume</w:t>
-                                  </w:r>
-                                  <w:proofErr w:type="spellEnd"/>
-                                  <w:r>
-                                    <w:rPr>
-                                      <w:bCs/>
-                                      <w:sz w:val="12"/>
-                                    </w:rPr>
-                                    <w:t xml:space="preserve"> }}</w:t>
+                                  <w:r>
+                                    <w:rPr>
+                                      <w:bCs/>
+                                      <w:sz w:val="12"/>
+                                    </w:rPr>
+                                    <w:t>{{ total_volume }}</w:t>
                                   </w:r>
                                   <w:r>
                                     <w:rPr>
@@ -14224,37 +12235,12 @@
                                       <w:sz w:val="12"/>
                                     </w:rPr>
                                   </w:pPr>
-                                  <w:proofErr w:type="gramStart"/>
-                                  <w:r>
-                                    <w:rPr>
-                                      <w:bCs/>
-                                      <w:sz w:val="12"/>
-                                    </w:rPr>
-                                    <w:t xml:space="preserve">{{ </w:t>
-                                  </w:r>
-                                  <w:proofErr w:type="spellStart"/>
-                                  <w:r>
-                                    <w:rPr>
-                                      <w:bCs/>
-                                      <w:sz w:val="12"/>
-                                    </w:rPr>
-                                    <w:t>total</w:t>
-                                  </w:r>
-                                  <w:proofErr w:type="gramEnd"/>
-                                  <w:r>
-                                    <w:rPr>
-                                      <w:bCs/>
-                                      <w:sz w:val="12"/>
-                                    </w:rPr>
-                                    <w:t>_blocks</w:t>
-                                  </w:r>
-                                  <w:proofErr w:type="spellEnd"/>
-                                  <w:r>
-                                    <w:rPr>
-                                      <w:bCs/>
-                                      <w:sz w:val="12"/>
-                                    </w:rPr>
-                                    <w:t xml:space="preserve"> }}</w:t>
+                                  <w:r>
+                                    <w:rPr>
+                                      <w:bCs/>
+                                      <w:sz w:val="12"/>
+                                    </w:rPr>
+                                    <w:t>{{ total_blocks }}</w:t>
                                   </w:r>
                                 </w:p>
                               </w:tc>
@@ -14503,37 +12489,12 @@
                                 <w:sz w:val="12"/>
                               </w:rPr>
                             </w:pPr>
-                            <w:proofErr w:type="gramStart"/>
-                            <w:r>
-                              <w:rPr>
-                                <w:bCs/>
-                                <w:sz w:val="12"/>
-                              </w:rPr>
-                              <w:t xml:space="preserve">{{ </w:t>
-                            </w:r>
-                            <w:proofErr w:type="spellStart"/>
-                            <w:r>
-                              <w:rPr>
-                                <w:bCs/>
-                                <w:sz w:val="12"/>
-                              </w:rPr>
-                              <w:t>total</w:t>
-                            </w:r>
-                            <w:proofErr w:type="gramEnd"/>
-                            <w:r>
-                              <w:rPr>
-                                <w:bCs/>
-                                <w:sz w:val="12"/>
-                              </w:rPr>
-                              <w:t>_volume</w:t>
-                            </w:r>
-                            <w:proofErr w:type="spellEnd"/>
-                            <w:r>
-                              <w:rPr>
-                                <w:bCs/>
-                                <w:sz w:val="12"/>
-                              </w:rPr>
-                              <w:t xml:space="preserve"> }}</w:t>
+                            <w:r>
+                              <w:rPr>
+                                <w:bCs/>
+                                <w:sz w:val="12"/>
+                              </w:rPr>
+                              <w:t>{{ total_volume }}</w:t>
                             </w:r>
                             <w:r>
                               <w:rPr>
@@ -14608,37 +12569,12 @@
                                 <w:sz w:val="12"/>
                               </w:rPr>
                             </w:pPr>
-                            <w:proofErr w:type="gramStart"/>
-                            <w:r>
-                              <w:rPr>
-                                <w:bCs/>
-                                <w:sz w:val="12"/>
-                              </w:rPr>
-                              <w:t xml:space="preserve">{{ </w:t>
-                            </w:r>
-                            <w:proofErr w:type="spellStart"/>
-                            <w:r>
-                              <w:rPr>
-                                <w:bCs/>
-                                <w:sz w:val="12"/>
-                              </w:rPr>
-                              <w:t>total</w:t>
-                            </w:r>
-                            <w:proofErr w:type="gramEnd"/>
-                            <w:r>
-                              <w:rPr>
-                                <w:bCs/>
-                                <w:sz w:val="12"/>
-                              </w:rPr>
-                              <w:t>_blocks</w:t>
-                            </w:r>
-                            <w:proofErr w:type="spellEnd"/>
-                            <w:r>
-                              <w:rPr>
-                                <w:bCs/>
-                                <w:sz w:val="12"/>
-                              </w:rPr>
-                              <w:t xml:space="preserve"> }}</w:t>
+                            <w:r>
+                              <w:rPr>
+                                <w:bCs/>
+                                <w:sz w:val="12"/>
+                              </w:rPr>
+                              <w:t>{{ total_blocks }}</w:t>
                             </w:r>
                           </w:p>
                         </w:tc>
